--- a/zht/docx/111.content.docx
+++ b/zht/docx/111.content.docx
@@ -149,27 +149,7 @@
         <w:rPr>
           <w:lang w:val="zh_TW" w:bidi="zh_TW"/>
         </w:rPr>
-        <w:t>ti</w:t>
-      </w:r>
-      <w:r>
-        <w:rPr>
-          <w:lang w:val="zh_TW" w:bidi="zh_TW"/>
-        </w:rPr>
-      </w:r>
-    </w:p>
-    <w:p>
-      <w:pPr/>
-      <w:r>
-        <w:rPr>
-          <w:lang w:val="zh_TW" w:bidi="zh_TW"/>
-        </w:rPr>
-      </w:r>
-      <w:r>
-        <w:rPr>
-          <w:i/>
-          <w:lang w:val="zh_TW" w:bidi="zh_TW"/>
-        </w:rPr>
-        <w:t>提多（人物）, 提多書，信件至, 提摩太前書</w:t>
+        <w:t>rong</w:t>
       </w:r>
       <w:r>
         <w:rPr>
@@ -232,446 +212,7 @@
         <w:rPr>
           <w:lang w:val="zh_TW" w:bidi="zh_TW"/>
         </w:rPr>
-        <w:t>提多（人物）</w:t>
-      </w:r>
-      <w:r>
-        <w:rPr>
-          <w:lang w:val="zh_TW" w:bidi="zh_TW"/>
-        </w:rPr>
-      </w:r>
-    </w:p>
-    <w:p>
-      <w:pPr>
-        <w:pStyle w:val="ListNumber"/>
-        <w:numPr>
-          <w:ilvl w:val="0"/>
-          <w:numId w:val="14"/>
-        </w:numPr>
-        <w:spacing w:line="240" w:lineRule="auto"/>
-        <w:ind w:left="720"/>
-      </w:pPr>
-      <w:r>
-        <w:rPr>
-          <w:lang w:val="zh_TW" w:bidi="zh_TW"/>
-        </w:rPr>
-      </w:r>
-      <w:r>
-        <w:rPr>
-          <w:lang w:val="zh_TW" w:bidi="zh_TW"/>
-        </w:rPr>
-        <w:t>保羅的門徒之一——「照著我們共信之道作我真兒子的」（</w:t>
-      </w:r>
-      <w:hyperlink r:id="rId13">
-        <w:r>
-          <w:rPr>
-            <w:lang w:val="zh_TW" w:bidi="zh_TW"/>
-          </w:rPr>
-          <w:rPr>
-            <w:color w:val="0000EE"/>
-            <w:u w:val="single"/>
-          </w:rPr>
-          <w:t>提後1:4</w:t>
-        </w:r>
-      </w:hyperlink>
-      <w:r>
-        <w:rPr>
-          <w:lang w:val="zh_TW" w:bidi="zh_TW"/>
-        </w:rPr>
-        <w:t>）。提多是保羅的門徒和親密朋友，幫助保羅將基督教傳遍地中海世界（</w:t>
-      </w:r>
-      <w:hyperlink r:id="rId14">
-        <w:r>
-          <w:rPr>
-            <w:lang w:val="zh_TW" w:bidi="zh_TW"/>
-          </w:rPr>
-          <w:rPr>
-            <w:color w:val="0000EE"/>
-            <w:u w:val="single"/>
-          </w:rPr>
-          <w:t>林後8:23</w:t>
-        </w:r>
-      </w:hyperlink>
-      <w:r>
-        <w:rPr>
-          <w:lang w:val="zh_TW" w:bidi="zh_TW"/>
-        </w:rPr>
-        <w:t>；</w:t>
-      </w:r>
-      <w:hyperlink r:id="rId15">
-        <w:r>
-          <w:rPr>
-            <w:lang w:val="zh_TW" w:bidi="zh_TW"/>
-          </w:rPr>
-          <w:rPr>
-            <w:color w:val="0000EE"/>
-            <w:u w:val="single"/>
-          </w:rPr>
-          <w:t>提後4:10</w:t>
-        </w:r>
-      </w:hyperlink>
-      <w:r>
-        <w:rPr>
-          <w:lang w:val="zh_TW" w:bidi="zh_TW"/>
-        </w:rPr>
-        <w:t>；</w:t>
-      </w:r>
-      <w:hyperlink r:id="rId16">
-        <w:r>
-          <w:rPr>
-            <w:lang w:val="zh_TW" w:bidi="zh_TW"/>
-          </w:rPr>
-          <w:rPr>
-            <w:color w:val="0000EE"/>
-            <w:u w:val="single"/>
-          </w:rPr>
-          <w:t>多1:4–5</w:t>
-        </w:r>
-      </w:hyperlink>
-      <w:r>
-        <w:rPr>
-          <w:lang w:val="zh_TW" w:bidi="zh_TW"/>
-        </w:rPr>
-        <w:t>）。保羅在他的信中多次提到提多（在哥林多後書提到八次，在加拉太書提到兩次，在提摩太後書和提多書各提到一次）。使徒行傳沒有提及提多，學者對此原因不詳。有些人推測他是使徒行傳的作者路加的兄弟。</w:t>
-        <w:br/>
-      </w:r>
-      <w:r>
-        <w:rPr>
-          <w:lang w:val="zh_TW" w:bidi="zh_TW"/>
-        </w:rPr>
-        <w:t>提多與提摩太不同，提摩太有一位猶太母親，而提多由非猶太父母所生。我們不知道提多如何成為基督徒或如何遇見保羅。第一次提到提多，是在他與保羅和巴拿巴一起前往耶路撒冷的時候（</w:t>
-      </w:r>
-      <w:hyperlink r:id="rId17">
-        <w:r>
-          <w:rPr>
-            <w:lang w:val="zh_TW" w:bidi="zh_TW"/>
-          </w:rPr>
-          <w:rPr>
-            <w:color w:val="0000EE"/>
-            <w:u w:val="single"/>
-          </w:rPr>
-          <w:t>加2:3</w:t>
-        </w:r>
-      </w:hyperlink>
-      <w:r>
-        <w:rPr>
-          <w:lang w:val="zh_TW" w:bidi="zh_TW"/>
-        </w:rPr>
-        <w:t>）。這大概是在公元50年左右，當時教會領袖在耶路撒冷會議上討論重要問題（</w:t>
-      </w:r>
-      <w:hyperlink r:id="rId18">
-        <w:r>
-          <w:rPr>
-            <w:lang w:val="zh_TW" w:bidi="zh_TW"/>
-          </w:rPr>
-          <w:rPr>
-            <w:color w:val="0000EE"/>
-            <w:u w:val="single"/>
-          </w:rPr>
-          <w:t>徒15章</w:t>
-        </w:r>
-      </w:hyperlink>
-      <w:r>
-        <w:rPr>
-          <w:lang w:val="zh_TW" w:bidi="zh_TW"/>
-        </w:rPr>
-        <w:t>）。在保羅第一次宣教旅行之後不久，安提阿教會就差遣保羅和巴拿巴參加這次會議。</w:t>
-        <w:br/>
-      </w:r>
-      <w:r>
-        <w:rPr>
-          <w:lang w:val="zh_TW" w:bidi="zh_TW"/>
-        </w:rPr>
-        <w:t>當時，一些基督徒認為新的信徒如果不是猶太人（即不是出生於猶太信仰之家），就應該遵循猶太習俗。保羅不同意這個觀點，他帶來了不是猶太人的提多，以證明成為基督徒不需要遵循猶太習俗。教會領袖同意保羅的觀點。他們接受提多為基督徒，而不要求他遵循猶太習俗。這一決定幫助早期教會歡迎更多非猶太人。</w:t>
-        <w:br/>
-      </w:r>
-      <w:r>
-        <w:rPr>
-          <w:lang w:val="zh_TW" w:bidi="zh_TW"/>
-        </w:rPr>
-        <w:t>提多可能在此之後與保羅一起旅行，但直到保羅與哥林多教會發生問題時，我們才再次聽到提多的名字，這發生在保羅第三次宣教旅程中分享耶穌的信息時。</w:t>
-        <w:br/>
-        <w:br/>
-      </w:r>
-      <w:r>
-        <w:rPr>
-          <w:lang w:val="zh_TW" w:bidi="zh_TW"/>
-        </w:rPr>
-        <w:t>根據哥林多後書，保羅在以弗所教導了很長一段時間。在此期間，他聽說哥林多的基督徒對他感到不滿。他們不再接受保羅作為神所揀選的領袖（使徒）。保羅試圖與他們和好，但並未成功。所以保羅派提多去哥林多幫助修復關係。後來，提多在馬其頓（希臘的一個地區）見到保羅，並帶來了好消息。他說哥林多的基督徒已經改變心意，他們現在重新愛戴和尊重保羅（</w:t>
-      </w:r>
-      <w:hyperlink r:id="rId19">
-        <w:r>
-          <w:rPr>
-            <w:lang w:val="zh_TW" w:bidi="zh_TW"/>
-          </w:rPr>
-          <w:rPr>
-            <w:color w:val="0000EE"/>
-            <w:u w:val="single"/>
-          </w:rPr>
-          <w:t>林後7:6–7</w:t>
-        </w:r>
-      </w:hyperlink>
-      <w:r>
-        <w:rPr>
-          <w:lang w:val="zh_TW" w:bidi="zh_TW"/>
-        </w:rPr>
-        <w:t>）。因此，保羅讓提多帶著哥林多後書返回哥林多。這封信包括為猶太地區貧困的基督徒籌集資金的指示（</w:t>
-      </w:r>
-      <w:hyperlink r:id="rId20">
-        <w:r>
-          <w:rPr>
-            <w:lang w:val="zh_TW" w:bidi="zh_TW"/>
-          </w:rPr>
-          <w:rPr>
-            <w:color w:val="0000EE"/>
-            <w:u w:val="single"/>
-          </w:rPr>
-          <w:t>8:6、16</w:t>
-        </w:r>
-      </w:hyperlink>
-      <w:r>
-        <w:rPr>
-          <w:lang w:val="zh_TW" w:bidi="zh_TW"/>
-        </w:rPr>
-        <w:t>）。提多也成功完成了這項任務（</w:t>
-      </w:r>
-      <w:hyperlink r:id="rId21">
-        <w:r>
-          <w:rPr>
-            <w:lang w:val="zh_TW" w:bidi="zh_TW"/>
-          </w:rPr>
-          <w:rPr>
-            <w:color w:val="0000EE"/>
-            <w:u w:val="single"/>
-          </w:rPr>
-          <w:t>羅15:25–6</w:t>
-        </w:r>
-      </w:hyperlink>
-      <w:r>
-        <w:rPr>
-          <w:lang w:val="zh_TW" w:bidi="zh_TW"/>
-        </w:rPr>
-        <w:t>）。</w:t>
-        <w:br/>
-      </w:r>
-      <w:r>
-        <w:rPr>
-          <w:lang w:val="zh_TW" w:bidi="zh_TW"/>
-        </w:rPr>
-        <w:t>有些人認為保羅在羅馬監禁後被釋放。如果這是真的，提多可能與保羅一起前往克里特島。當保羅離開克里特時，他要求提多留下來幫助那裡的新基督徒群體變得更堅固（</w:t>
-      </w:r>
-      <w:hyperlink r:id="rId22">
-        <w:r>
-          <w:rPr>
-            <w:lang w:val="zh_TW" w:bidi="zh_TW"/>
-          </w:rPr>
-          <w:rPr>
-            <w:color w:val="0000EE"/>
-            <w:u w:val="single"/>
-          </w:rPr>
-          <w:t>多1:5</w:t>
-        </w:r>
-      </w:hyperlink>
-      <w:r>
-        <w:rPr>
-          <w:lang w:val="zh_TW" w:bidi="zh_TW"/>
-        </w:rPr>
-        <w:t>）。這項工作並不容易，因為克里特人難以管理，並且有假教師在給新基督徒製造麻煩（</w:t>
-      </w:r>
-      <w:hyperlink r:id="rId23">
-        <w:r>
-          <w:rPr>
-            <w:lang w:val="zh_TW" w:bidi="zh_TW"/>
-          </w:rPr>
-          <w:rPr>
-            <w:color w:val="0000EE"/>
-            <w:u w:val="single"/>
-          </w:rPr>
-          <w:t>10–16節</w:t>
-        </w:r>
-      </w:hyperlink>
-      <w:r>
-        <w:rPr>
-          <w:lang w:val="zh_TW" w:bidi="zh_TW"/>
-        </w:rPr>
-        <w:t>）。但保羅知道提多能夠應付這個困難的任務。</w:t>
-        <w:br/>
-      </w:r>
-      <w:r>
-        <w:rPr>
-          <w:lang w:val="zh_TW" w:bidi="zh_TW"/>
-        </w:rPr>
-        <w:t>後來，保羅寫了一封信給提多。這封信是保羅的三封教牧書信之一（寫給教會領袖的信）。保羅寫這封信是為了鼓勵提多在克里特與基督徒的工作。保羅在信的結尾吩咐提多在尼哥坡里與他會合，這是一個位於希臘西海岸的城，保羅計劃在那裡過冬（</w:t>
-      </w:r>
-      <w:hyperlink r:id="rId24">
-        <w:r>
-          <w:rPr>
-            <w:lang w:val="zh_TW" w:bidi="zh_TW"/>
-          </w:rPr>
-          <w:rPr>
-            <w:color w:val="0000EE"/>
-            <w:u w:val="single"/>
-          </w:rPr>
-          <w:t>多3:12</w:t>
-        </w:r>
-      </w:hyperlink>
-      <w:r>
-        <w:rPr>
-          <w:lang w:val="zh_TW" w:bidi="zh_TW"/>
-        </w:rPr>
-        <w:t>）。保羅可能從尼哥坡里派提多去撻馬太執行任務，或者保羅稍後在羅馬再次被監禁時差遣提多（見</w:t>
-      </w:r>
-      <w:hyperlink r:id="rId15">
-        <w:r>
-          <w:rPr>
-            <w:lang w:val="zh_TW" w:bidi="zh_TW"/>
-          </w:rPr>
-          <w:rPr>
-            <w:color w:val="0000EE"/>
-            <w:u w:val="single"/>
-          </w:rPr>
-          <w:t>提後4:10</w:t>
-        </w:r>
-      </w:hyperlink>
-      <w:r>
-        <w:rPr>
-          <w:lang w:val="zh_TW" w:bidi="zh_TW"/>
-        </w:rPr>
-        <w:t>）。撻馬太是現在克羅地亞的一個地區。如果後來的傳統資料是正確的話，提多後來回到克里特，並在那裡擔任監督（教會領袖）直到老年。</w:t>
-        <w:br/>
-      </w:r>
-      <w:r>
-        <w:rPr>
-          <w:i/>
-          <w:lang w:val="zh_TW" w:bidi="zh_TW"/>
-        </w:rPr>
-        <w:t>另見</w:t>
-      </w:r>
-      <w:r>
-        <w:rPr>
-          <w:lang w:val="zh_TW" w:bidi="zh_TW"/>
-        </w:rPr>
-        <w:t xml:space="preserve"> </w:t>
-      </w:r>
-      <w:r>
-        <w:rPr>
-          <w:lang w:val="zh_TW" w:bidi="zh_TW"/>
-        </w:rPr>
-        <w:t>提多書</w:t>
-      </w:r>
-      <w:r>
-        <w:rPr>
-          <w:lang w:val="zh_TW" w:bidi="zh_TW"/>
-        </w:rPr>
-        <w:t>。</w:t>
-      </w:r>
-    </w:p>
-    <w:p>
-      <w:pPr>
-        <w:pStyle w:val="ListNumber"/>
-        <w:spacing w:line="240" w:lineRule="auto"/>
-        <w:ind w:left="720"/>
-      </w:pPr>
-      <w:r>
-        <w:rPr>
-          <w:lang w:val="zh_TW" w:bidi="zh_TW"/>
-        </w:rPr>
-      </w:r>
-      <w:r>
-        <w:rPr>
-          <w:lang w:val="zh_TW" w:bidi="zh_TW"/>
-        </w:rPr>
-        <w:t>哥林多一位外邦歸信者的名字的另一種拼寫。當猶太群體拒絕保羅的信息時，保羅前往這個人的家（</w:t>
-      </w:r>
-      <w:hyperlink r:id="rId25">
-        <w:r>
-          <w:rPr>
-            <w:lang w:val="zh_TW" w:bidi="zh_TW"/>
-          </w:rPr>
-          <w:rPr>
-            <w:color w:val="0000EE"/>
-            <w:u w:val="single"/>
-          </w:rPr>
-          <w:t>徒18:7</w:t>
-        </w:r>
-      </w:hyperlink>
-      <w:r>
-        <w:rPr>
-          <w:lang w:val="zh_TW" w:bidi="zh_TW"/>
-        </w:rPr>
-        <w:t>）。更好的抄本證據稱他為提多‧猶士都。</w:t>
-      </w:r>
-      <w:r>
-        <w:rPr>
-          <w:i/>
-          <w:lang w:val="zh_TW" w:bidi="zh_TW"/>
-        </w:rPr>
-        <w:t>另見</w:t>
-      </w:r>
-      <w:r>
-        <w:rPr>
-          <w:lang w:val="zh_TW" w:bidi="zh_TW"/>
-        </w:rPr>
-        <w:t xml:space="preserve"> </w:t>
-      </w:r>
-      <w:r>
-        <w:rPr>
-          <w:lang w:val="zh_TW" w:bidi="zh_TW"/>
-        </w:rPr>
-        <w:t>猶士都#2</w:t>
-      </w:r>
-      <w:r>
-        <w:rPr>
-          <w:lang w:val="zh_TW" w:bidi="zh_TW"/>
-        </w:rPr>
-        <w:t>。</w:t>
-      </w:r>
-    </w:p>
-    <w:p>
-      <w:pPr>
-        <w:pStyle w:val="ListNumber"/>
-        <w:spacing w:line="240" w:lineRule="auto"/>
-        <w:ind w:left="720"/>
-      </w:pPr>
-      <w:r>
-        <w:rPr>
-          <w:lang w:val="zh_TW" w:bidi="zh_TW"/>
-        </w:rPr>
-      </w:r>
-      <w:r>
-        <w:rPr>
-          <w:lang w:val="zh_TW" w:bidi="zh_TW"/>
-        </w:rPr>
-        <w:t>維斯帕先（Vespasian）的兒子。他是公元79年至81年的羅馬皇帝。</w:t>
-      </w:r>
-      <w:r>
-        <w:rPr>
-          <w:i/>
-          <w:lang w:val="zh_TW" w:bidi="zh_TW"/>
-        </w:rPr>
-        <w:t>另見</w:t>
-      </w:r>
-      <w:r>
-        <w:rPr>
-          <w:lang w:val="zh_TW" w:bidi="zh_TW"/>
-        </w:rPr>
-        <w:t xml:space="preserve"> </w:t>
-      </w:r>
-      <w:r>
-        <w:rPr>
-          <w:lang w:val="zh_TW" w:bidi="zh_TW"/>
-        </w:rPr>
-        <w:t>凱撒</w:t>
-      </w:r>
-      <w:r>
-        <w:rPr>
-          <w:lang w:val="zh_TW" w:bidi="zh_TW"/>
-        </w:rPr>
-        <w:t>。</w:t>
-      </w:r>
-      <w:r>
-        <w:rPr>
-          <w:lang w:val="zh_TW" w:bidi="zh_TW"/>
-        </w:rPr>
+        <w:t>榮耀</w:t>
       </w:r>
       <w:r>
         <w:rPr>
@@ -686,21 +227,22 @@
           <w:lang w:val="zh_TW" w:bidi="zh_TW"/>
         </w:rPr>
       </w:r>
+      <w:r>
+        <w:rPr>
+          <w:lang w:val="zh_TW" w:bidi="zh_TW"/>
+        </w:rPr>
+        <w:t>神的獨特的榮光及其對人的影響。</w:t>
+      </w:r>
     </w:p>
     <w:p>
       <w:pPr>
-        <w:pStyle w:val="Heading2"/>
-      </w:pPr>
-      <w:r>
-        <w:rPr>
-          <w:lang w:val="zh_TW" w:bidi="zh_TW"/>
-        </w:rPr>
-        <w:t>提多書，信件至</w:t>
-      </w:r>
-      <w:r>
-        <w:rPr>
-          <w:lang w:val="zh_TW" w:bidi="zh_TW"/>
-        </w:rPr>
+        <w:pStyle w:val="Heading3"/>
+      </w:pPr>
+      <w:r>
+        <w:rPr>
+          <w:lang w:val="zh_TW" w:bidi="zh_TW"/>
+        </w:rPr>
+        <w:t>神的榮耀</w:t>
       </w:r>
     </w:p>
     <w:p>
@@ -714,7 +256,18 @@
         <w:rPr>
           <w:lang w:val="zh_TW" w:bidi="zh_TW"/>
         </w:rPr>
-        <w:t>保羅寫給他同工提多的書信。</w:t>
+        <w:t>神的榮耀可以從兩個方面來描述：（1）作為一種普遍的屬性（attribute)；（2）作為指特定歷史中祂臨在的顯現。</w:t>
+      </w:r>
+    </w:p>
+    <w:p>
+      <w:pPr>
+        <w:pStyle w:val="Heading4"/>
+      </w:pPr>
+      <w:r>
+        <w:rPr>
+          <w:lang w:val="zh_TW" w:bidi="zh_TW"/>
+        </w:rPr>
+        <w:t>作為屬性</w:t>
       </w:r>
     </w:p>
     <w:p>
@@ -728,108 +281,193 @@
         <w:rPr>
           <w:lang w:val="zh_TW" w:bidi="zh_TW"/>
         </w:rPr>
-        <w:t>概述</w:t>
-      </w:r>
-    </w:p>
-    <w:p>
-      <w:pPr>
-        <w:pStyle w:val="ListBullet"/>
-        <w:spacing w:line="240" w:lineRule="auto"/>
-        <w:ind w:left="720"/>
-      </w:pPr>
-      <w:r>
-        <w:rPr>
-          <w:lang w:val="zh_TW" w:bidi="zh_TW"/>
-        </w:rPr>
-      </w:r>
-      <w:r>
-        <w:rPr>
-          <w:lang w:val="zh_TW" w:bidi="zh_TW"/>
-        </w:rPr>
-        <w:t>作者</w:t>
-      </w:r>
-    </w:p>
-    <w:p>
-      <w:pPr>
-        <w:pStyle w:val="ListBullet"/>
-        <w:spacing w:line="240" w:lineRule="auto"/>
-        <w:ind w:left="720"/>
-      </w:pPr>
-      <w:r>
-        <w:rPr>
-          <w:lang w:val="zh_TW" w:bidi="zh_TW"/>
-        </w:rPr>
-      </w:r>
-      <w:r>
-        <w:rPr>
-          <w:lang w:val="zh_TW" w:bidi="zh_TW"/>
-        </w:rPr>
-        <w:t>收信人</w:t>
-      </w:r>
-    </w:p>
-    <w:p>
-      <w:pPr>
-        <w:pStyle w:val="ListBullet"/>
-        <w:spacing w:line="240" w:lineRule="auto"/>
-        <w:ind w:left="720"/>
-      </w:pPr>
-      <w:r>
-        <w:rPr>
-          <w:lang w:val="zh_TW" w:bidi="zh_TW"/>
-        </w:rPr>
-      </w:r>
-      <w:r>
-        <w:rPr>
-          <w:lang w:val="zh_TW" w:bidi="zh_TW"/>
-        </w:rPr>
-        <w:t>日期</w:t>
-      </w:r>
-    </w:p>
-    <w:p>
-      <w:pPr>
-        <w:pStyle w:val="ListBullet"/>
-        <w:spacing w:line="240" w:lineRule="auto"/>
-        <w:ind w:left="720"/>
-      </w:pPr>
-      <w:r>
-        <w:rPr>
-          <w:lang w:val="zh_TW" w:bidi="zh_TW"/>
-        </w:rPr>
-      </w:r>
-      <w:r>
-        <w:rPr>
-          <w:lang w:val="zh_TW" w:bidi="zh_TW"/>
-        </w:rPr>
-        <w:t>目的和教導</w:t>
-      </w:r>
-    </w:p>
-    <w:p>
-      <w:pPr>
-        <w:pStyle w:val="ListBullet"/>
-        <w:spacing w:line="240" w:lineRule="auto"/>
-        <w:ind w:left="720"/>
-      </w:pPr>
-      <w:r>
-        <w:rPr>
-          <w:lang w:val="zh_TW" w:bidi="zh_TW"/>
-        </w:rPr>
-      </w:r>
-      <w:r>
-        <w:rPr>
-          <w:lang w:val="zh_TW" w:bidi="zh_TW"/>
-        </w:rPr>
-        <w:t>內容</w:t>
-      </w:r>
-    </w:p>
-    <w:p>
-      <w:pPr>
-        <w:pStyle w:val="Heading3"/>
-      </w:pPr>
-      <w:r>
-        <w:rPr>
-          <w:lang w:val="zh_TW" w:bidi="zh_TW"/>
-        </w:rPr>
-        <w:t>作者</w:t>
+        <w:t>神的榮耀主要指祂的威嚴之美和和榮光，也指祂品格的彰顯（</w:t>
+      </w:r>
+      <w:hyperlink r:id="rId13">
+        <w:r>
+          <w:rPr>
+            <w:lang w:val="zh_TW" w:bidi="zh_TW"/>
+          </w:rPr>
+          <w:rPr>
+            <w:color w:val="0000EE"/>
+            <w:u w:val="single"/>
+          </w:rPr>
+          <w:t>羅3:23</w:t>
+        </w:r>
+      </w:hyperlink>
+      <w:r>
+        <w:rPr>
+          <w:lang w:val="zh_TW" w:bidi="zh_TW"/>
+        </w:rPr>
+        <w:t>）。聖經記載讚美祂榮耀的名（</w:t>
+      </w:r>
+      <w:hyperlink r:id="rId14">
+        <w:r>
+          <w:rPr>
+            <w:lang w:val="zh_TW" w:bidi="zh_TW"/>
+          </w:rPr>
+          <w:rPr>
+            <w:color w:val="0000EE"/>
+            <w:u w:val="single"/>
+          </w:rPr>
+          <w:t>尼9:5</w:t>
+        </w:r>
+      </w:hyperlink>
+      <w:r>
+        <w:rPr>
+          <w:lang w:val="zh_TW" w:bidi="zh_TW"/>
+        </w:rPr>
+        <w:t>），稱祂為榮耀的父（</w:t>
+      </w:r>
+      <w:hyperlink r:id="rId15">
+        <w:r>
+          <w:rPr>
+            <w:lang w:val="zh_TW" w:bidi="zh_TW"/>
+          </w:rPr>
+          <w:rPr>
+            <w:color w:val="0000EE"/>
+            <w:u w:val="single"/>
+          </w:rPr>
+          <w:t>弗1:17</w:t>
+        </w:r>
+      </w:hyperlink>
+      <w:r>
+        <w:rPr>
+          <w:lang w:val="zh_TW" w:bidi="zh_TW"/>
+        </w:rPr>
+        <w:t>）和榮耀的王（</w:t>
+      </w:r>
+      <w:hyperlink r:id="rId16">
+        <w:r>
+          <w:rPr>
+            <w:lang w:val="zh_TW" w:bidi="zh_TW"/>
+          </w:rPr>
+          <w:rPr>
+            <w:color w:val="0000EE"/>
+            <w:u w:val="single"/>
+          </w:rPr>
+          <w:t>詩24篇</w:t>
+        </w:r>
+      </w:hyperlink>
+      <w:r>
+        <w:rPr>
+          <w:lang w:val="zh_TW" w:bidi="zh_TW"/>
+        </w:rPr>
+        <w:t>）；祂被高舉在諸天之上，祂的榮耀遍滿全地（</w:t>
+      </w:r>
+      <w:hyperlink r:id="rId17">
+        <w:r>
+          <w:rPr>
+            <w:lang w:val="zh_TW" w:bidi="zh_TW"/>
+          </w:rPr>
+          <w:rPr>
+            <w:color w:val="0000EE"/>
+            <w:u w:val="single"/>
+          </w:rPr>
+          <w:t>詩57:5、11，</w:t>
+        </w:r>
+      </w:hyperlink>
+      <w:hyperlink r:id="rId18">
+        <w:r>
+          <w:rPr>
+            <w:lang w:val="zh_TW" w:bidi="zh_TW"/>
+          </w:rPr>
+          <w:rPr>
+            <w:color w:val="0000EE"/>
+            <w:u w:val="single"/>
+          </w:rPr>
+          <w:t>108:5，</w:t>
+        </w:r>
+      </w:hyperlink>
+      <w:hyperlink r:id="rId19">
+        <w:r>
+          <w:rPr>
+            <w:lang w:val="zh_TW" w:bidi="zh_TW"/>
+          </w:rPr>
+          <w:rPr>
+            <w:color w:val="0000EE"/>
+            <w:u w:val="single"/>
+          </w:rPr>
+          <w:t>113:4</w:t>
+        </w:r>
+      </w:hyperlink>
+      <w:r>
+        <w:rPr>
+          <w:lang w:val="zh_TW" w:bidi="zh_TW"/>
+        </w:rPr>
+        <w:t>）。祂是榮耀的神，曾向舊約的族長顯現（</w:t>
+      </w:r>
+      <w:hyperlink r:id="rId20">
+        <w:r>
+          <w:rPr>
+            <w:lang w:val="zh_TW" w:bidi="zh_TW"/>
+          </w:rPr>
+          <w:rPr>
+            <w:color w:val="0000EE"/>
+            <w:u w:val="single"/>
+          </w:rPr>
+          <w:t>徒7:2</w:t>
+        </w:r>
+      </w:hyperlink>
+      <w:r>
+        <w:rPr>
+          <w:lang w:val="zh_TW" w:bidi="zh_TW"/>
+        </w:rPr>
+        <w:t>）。祂嫉妒地維護祂的榮耀，不容讓歸予他人（</w:t>
+      </w:r>
+      <w:hyperlink r:id="rId21">
+        <w:r>
+          <w:rPr>
+            <w:lang w:val="zh_TW" w:bidi="zh_TW"/>
+          </w:rPr>
+          <w:rPr>
+            <w:color w:val="0000EE"/>
+            <w:u w:val="single"/>
+          </w:rPr>
+          <w:t>賽42:8</w:t>
+        </w:r>
+      </w:hyperlink>
+      <w:r>
+        <w:rPr>
+          <w:lang w:val="zh_TW" w:bidi="zh_TW"/>
+        </w:rPr>
+        <w:t>）；祂的作為旨在榮耀祂自己（</w:t>
+      </w:r>
+      <w:hyperlink r:id="rId22">
+        <w:r>
+          <w:rPr>
+            <w:lang w:val="zh_TW" w:bidi="zh_TW"/>
+          </w:rPr>
+          <w:rPr>
+            <w:color w:val="0000EE"/>
+            <w:u w:val="single"/>
+          </w:rPr>
+          <w:t>詩79:9</w:t>
+        </w:r>
+      </w:hyperlink>
+      <w:r>
+        <w:rPr>
+          <w:lang w:val="zh_TW" w:bidi="zh_TW"/>
+        </w:rPr>
+        <w:t>；</w:t>
+      </w:r>
+      <w:hyperlink r:id="rId23">
+        <w:r>
+          <w:rPr>
+            <w:lang w:val="zh_TW" w:bidi="zh_TW"/>
+          </w:rPr>
+          <w:rPr>
+            <w:color w:val="0000EE"/>
+            <w:u w:val="single"/>
+          </w:rPr>
+          <w:t>賽48:11</w:t>
+        </w:r>
+      </w:hyperlink>
+      <w:r>
+        <w:rPr>
+          <w:lang w:val="zh_TW" w:bidi="zh_TW"/>
+        </w:rPr>
+        <w:t>）。</w:t>
       </w:r>
     </w:p>
     <w:p>
@@ -843,7 +481,37 @@
         <w:rPr>
           <w:lang w:val="zh_TW" w:bidi="zh_TW"/>
         </w:rPr>
-        <w:t>雖然這封信以保羅的名字和問候開始（</w:t>
+        <w:t>神的榮耀由受造之物所宣揚（</w:t>
+      </w:r>
+      <w:hyperlink r:id="rId24">
+        <w:r>
+          <w:rPr>
+            <w:lang w:val="zh_TW" w:bidi="zh_TW"/>
+          </w:rPr>
+          <w:rPr>
+            <w:color w:val="0000EE"/>
+            <w:u w:val="single"/>
+          </w:rPr>
+          <w:t>詩19:1，</w:t>
+        </w:r>
+      </w:hyperlink>
+      <w:hyperlink r:id="rId25">
+        <w:r>
+          <w:rPr>
+            <w:lang w:val="zh_TW" w:bidi="zh_TW"/>
+          </w:rPr>
+          <w:rPr>
+            <w:color w:val="0000EE"/>
+            <w:u w:val="single"/>
+          </w:rPr>
+          <w:t>97:6</w:t>
+        </w:r>
+      </w:hyperlink>
+      <w:r>
+        <w:rPr>
+          <w:lang w:val="zh_TW" w:bidi="zh_TW"/>
+        </w:rPr>
+        <w:t>；</w:t>
       </w:r>
       <w:hyperlink r:id="rId26">
         <w:r>
@@ -854,25 +522,229 @@
             <w:color w:val="0000EE"/>
             <w:u w:val="single"/>
           </w:rPr>
-          <w:t>多1:1–3</w:t>
-        </w:r>
-      </w:hyperlink>
-      <w:r>
-        <w:rPr>
-          <w:lang w:val="zh_TW" w:bidi="zh_TW"/>
-        </w:rPr>
-        <w:t>），但現代學者基於其措辭和風格、所呈現的教會情況以及其闡述基督教教義的方式，對保羅的作者身份提出質疑。但是，著名學者和細心的研究者堅決捍衛保羅的作者身份，他們認為沒有理由假設這封書信是由其他人在保羅去世後使用保羅的名義寫的。這封書信與保羅其它書信的差異已在先前「提摩太前書」的「作者」部分中做了解釋。</w:t>
+          <w:t>羅1:20</w:t>
+        </w:r>
+      </w:hyperlink>
+      <w:r>
+        <w:rPr>
+          <w:lang w:val="zh_TW" w:bidi="zh_TW"/>
+        </w:rPr>
+        <w:t>），也藉著祂拯救和解救的偉大行動彰顯（</w:t>
+      </w:r>
+      <w:hyperlink r:id="rId27">
+        <w:r>
+          <w:rPr>
+            <w:lang w:val="zh_TW" w:bidi="zh_TW"/>
+          </w:rPr>
+          <w:rPr>
+            <w:color w:val="0000EE"/>
+            <w:u w:val="single"/>
+          </w:rPr>
+          <w:t>代上16:24</w:t>
+        </w:r>
+      </w:hyperlink>
+      <w:r>
+        <w:rPr>
+          <w:lang w:val="zh_TW" w:bidi="zh_TW"/>
+        </w:rPr>
+        <w:t>；</w:t>
+      </w:r>
+      <w:hyperlink r:id="rId28">
+        <w:r>
+          <w:rPr>
+            <w:lang w:val="zh_TW" w:bidi="zh_TW"/>
+          </w:rPr>
+          <w:rPr>
+            <w:color w:val="0000EE"/>
+            <w:u w:val="single"/>
+          </w:rPr>
+          <w:t>詩72:18–19，</w:t>
+        </w:r>
+      </w:hyperlink>
+      <w:hyperlink r:id="rId29">
+        <w:r>
+          <w:rPr>
+            <w:lang w:val="zh_TW" w:bidi="zh_TW"/>
+          </w:rPr>
+          <w:rPr>
+            <w:color w:val="0000EE"/>
+            <w:u w:val="single"/>
+          </w:rPr>
+          <w:t>96:3，</w:t>
+        </w:r>
+      </w:hyperlink>
+      <w:hyperlink r:id="rId30">
+        <w:r>
+          <w:rPr>
+            <w:lang w:val="zh_TW" w:bidi="zh_TW"/>
+          </w:rPr>
+          <w:rPr>
+            <w:color w:val="0000EE"/>
+            <w:u w:val="single"/>
+          </w:rPr>
+          <w:t>145:10–12</w:t>
+        </w:r>
+      </w:hyperlink>
+      <w:r>
+        <w:rPr>
+          <w:lang w:val="zh_TW" w:bidi="zh_TW"/>
+        </w:rPr>
+        <w:t>；</w:t>
+      </w:r>
+      <w:hyperlink r:id="rId31">
+        <w:r>
+          <w:rPr>
+            <w:lang w:val="zh_TW" w:bidi="zh_TW"/>
+          </w:rPr>
+          <w:rPr>
+            <w:color w:val="0000EE"/>
+            <w:u w:val="single"/>
+          </w:rPr>
+          <w:t>約11:4、40</w:t>
+        </w:r>
+      </w:hyperlink>
+      <w:r>
+        <w:rPr>
+          <w:lang w:val="zh_TW" w:bidi="zh_TW"/>
+        </w:rPr>
+        <w:t>）。祂的榮耀是人讚美祂的主題（</w:t>
+      </w:r>
+      <w:hyperlink r:id="rId32">
+        <w:r>
+          <w:rPr>
+            <w:lang w:val="zh_TW" w:bidi="zh_TW"/>
+          </w:rPr>
+          <w:rPr>
+            <w:color w:val="0000EE"/>
+            <w:u w:val="single"/>
+          </w:rPr>
+          <w:t>代上16:24–29</w:t>
+        </w:r>
+      </w:hyperlink>
+      <w:r>
+        <w:rPr>
+          <w:lang w:val="zh_TW" w:bidi="zh_TW"/>
+        </w:rPr>
+        <w:t>；</w:t>
+      </w:r>
+      <w:hyperlink r:id="rId33">
+        <w:r>
+          <w:rPr>
+            <w:lang w:val="zh_TW" w:bidi="zh_TW"/>
+          </w:rPr>
+          <w:rPr>
+            <w:color w:val="0000EE"/>
+            <w:u w:val="single"/>
+          </w:rPr>
+          <w:t>詩29:1–2、9，</w:t>
+        </w:r>
+      </w:hyperlink>
+      <w:hyperlink r:id="rId34">
+        <w:r>
+          <w:rPr>
+            <w:lang w:val="zh_TW" w:bidi="zh_TW"/>
+          </w:rPr>
+          <w:rPr>
+            <w:color w:val="0000EE"/>
+            <w:u w:val="single"/>
+          </w:rPr>
+          <w:t>66:1–2，</w:t>
+        </w:r>
+      </w:hyperlink>
+      <w:hyperlink r:id="rId35">
+        <w:r>
+          <w:rPr>
+            <w:lang w:val="zh_TW" w:bidi="zh_TW"/>
+          </w:rPr>
+          <w:rPr>
+            <w:color w:val="0000EE"/>
+            <w:u w:val="single"/>
+          </w:rPr>
+          <w:t>96:7–8，</w:t>
+        </w:r>
+      </w:hyperlink>
+      <w:hyperlink r:id="rId36">
+        <w:r>
+          <w:rPr>
+            <w:lang w:val="zh_TW" w:bidi="zh_TW"/>
+          </w:rPr>
+          <w:rPr>
+            <w:color w:val="0000EE"/>
+            <w:u w:val="single"/>
+          </w:rPr>
+          <w:t>115:1</w:t>
+        </w:r>
+      </w:hyperlink>
+      <w:r>
+        <w:rPr>
+          <w:lang w:val="zh_TW" w:bidi="zh_TW"/>
+        </w:rPr>
+        <w:t>；</w:t>
+      </w:r>
+      <w:hyperlink r:id="rId37">
+        <w:r>
+          <w:rPr>
+            <w:lang w:val="zh_TW" w:bidi="zh_TW"/>
+          </w:rPr>
+          <w:rPr>
+            <w:color w:val="0000EE"/>
+            <w:u w:val="single"/>
+          </w:rPr>
+          <w:t>賽42:12</w:t>
+        </w:r>
+      </w:hyperlink>
+      <w:r>
+        <w:rPr>
+          <w:lang w:val="zh_TW" w:bidi="zh_TW"/>
+        </w:rPr>
+        <w:t>；</w:t>
+      </w:r>
+      <w:hyperlink r:id="rId38">
+        <w:r>
+          <w:rPr>
+            <w:lang w:val="zh_TW" w:bidi="zh_TW"/>
+          </w:rPr>
+          <w:rPr>
+            <w:color w:val="0000EE"/>
+            <w:u w:val="single"/>
+          </w:rPr>
+          <w:t>羅4:20</w:t>
+        </w:r>
+      </w:hyperlink>
+      <w:r>
+        <w:rPr>
+          <w:lang w:val="zh_TW" w:bidi="zh_TW"/>
+        </w:rPr>
+        <w:t>；</w:t>
+      </w:r>
+      <w:hyperlink r:id="rId39">
+        <w:r>
+          <w:rPr>
+            <w:lang w:val="zh_TW" w:bidi="zh_TW"/>
+          </w:rPr>
+          <w:rPr>
+            <w:color w:val="0000EE"/>
+            <w:u w:val="single"/>
+          </w:rPr>
+          <w:t>腓2:9–11</w:t>
+        </w:r>
+      </w:hyperlink>
+      <w:r>
+        <w:rPr>
+          <w:lang w:val="zh_TW" w:bidi="zh_TW"/>
+        </w:rPr>
+        <w:t>）。</w:t>
       </w:r>
     </w:p>
     <w:p>
       <w:pPr>
-        <w:pStyle w:val="Heading3"/>
-      </w:pPr>
-      <w:r>
-        <w:rPr>
-          <w:lang w:val="zh_TW" w:bidi="zh_TW"/>
-        </w:rPr>
-        <w:t>收信人</w:t>
+        <w:pStyle w:val="Heading4"/>
+      </w:pPr>
+      <w:r>
+        <w:rPr>
+          <w:lang w:val="zh_TW" w:bidi="zh_TW"/>
+        </w:rPr>
+        <w:t>作為祂的臨在</w:t>
       </w:r>
     </w:p>
     <w:p>
@@ -886,132 +758,7 @@
         <w:rPr>
           <w:lang w:val="zh_TW" w:bidi="zh_TW"/>
         </w:rPr>
-        <w:t>提多似乎是保羅最信任和最寶貴的同工之一。保羅提到他（</w:t>
-      </w:r>
-      <w:hyperlink r:id="rId14">
-        <w:r>
-          <w:rPr>
-            <w:lang w:val="zh_TW" w:bidi="zh_TW"/>
-          </w:rPr>
-          <w:rPr>
-            <w:color w:val="0000EE"/>
-            <w:u w:val="single"/>
-          </w:rPr>
-          <w:t>林後8:23</w:t>
-        </w:r>
-      </w:hyperlink>
-      <w:r>
-        <w:rPr>
-          <w:lang w:val="zh_TW" w:bidi="zh_TW"/>
-        </w:rPr>
-        <w:t>）是「我的同伴，一同為你們勞碌的」。根據</w:t>
-      </w:r>
-      <w:hyperlink r:id="rId13">
-        <w:r>
-          <w:rPr>
-            <w:lang w:val="zh_TW" w:bidi="zh_TW"/>
-          </w:rPr>
-          <w:rPr>
-            <w:color w:val="0000EE"/>
-            <w:u w:val="single"/>
-          </w:rPr>
-          <w:t>提多書一章4節，</w:t>
-        </w:r>
-      </w:hyperlink>
-      <w:r>
-        <w:rPr>
-          <w:lang w:val="zh_TW" w:bidi="zh_TW"/>
-        </w:rPr>
-        <w:t>提多因保羅的工作而信主。很明顯從</w:t>
-      </w:r>
-      <w:hyperlink r:id="rId27">
-        <w:r>
-          <w:rPr>
-            <w:lang w:val="zh_TW" w:bidi="zh_TW"/>
-          </w:rPr>
-          <w:rPr>
-            <w:color w:val="0000EE"/>
-            <w:u w:val="single"/>
-          </w:rPr>
-          <w:t>加拉太書二章1至4節</w:t>
-        </w:r>
-      </w:hyperlink>
-      <w:r>
-        <w:rPr>
-          <w:lang w:val="zh_TW" w:bidi="zh_TW"/>
-        </w:rPr>
-        <w:t>可以看出提多是外邦人，他成為外邦基督徒是否應受割禮的試金石。那時提多與保羅和巴拿巴在耶路撒冷。後來，在保羅第三次宣教旅程中，提多為保羅在哥林多執行了兩項艱鉅的任務：第一項任務涉及保羅與哥林多教會之間的緊張關係；第二項任務與為耶路撒冷教會收集外邦人的奉獻有關（</w:t>
-      </w:r>
-      <w:hyperlink r:id="rId28">
-        <w:r>
-          <w:rPr>
-            <w:lang w:val="zh_TW" w:bidi="zh_TW"/>
-          </w:rPr>
-          <w:rPr>
-            <w:color w:val="0000EE"/>
-            <w:u w:val="single"/>
-          </w:rPr>
-          <w:t>林後2:12–13，</w:t>
-        </w:r>
-      </w:hyperlink>
-      <w:hyperlink r:id="rId29">
-        <w:r>
-          <w:rPr>
-            <w:lang w:val="zh_TW" w:bidi="zh_TW"/>
-          </w:rPr>
-          <w:rPr>
-            <w:color w:val="0000EE"/>
-            <w:u w:val="single"/>
-          </w:rPr>
-          <w:t>7:5–16，</w:t>
-        </w:r>
-      </w:hyperlink>
-      <w:hyperlink r:id="rId30">
-        <w:r>
-          <w:rPr>
-            <w:lang w:val="zh_TW" w:bidi="zh_TW"/>
-          </w:rPr>
-          <w:rPr>
-            <w:color w:val="0000EE"/>
-            <w:u w:val="single"/>
-          </w:rPr>
-          <w:t>8:1–24</w:t>
-        </w:r>
-      </w:hyperlink>
-      <w:r>
-        <w:rPr>
-          <w:lang w:val="zh_TW" w:bidi="zh_TW"/>
-        </w:rPr>
-        <w:t>）。如果</w:t>
-      </w:r>
-      <w:hyperlink r:id="rId31">
-        <w:r>
-          <w:rPr>
-            <w:lang w:val="zh_TW" w:bidi="zh_TW"/>
-          </w:rPr>
-          <w:rPr>
-            <w:color w:val="0000EE"/>
-            <w:u w:val="single"/>
-          </w:rPr>
-          <w:t>提摩太後書四章9至18節</w:t>
-        </w:r>
-      </w:hyperlink>
-      <w:r>
-        <w:rPr>
-          <w:lang w:val="zh_TW" w:bidi="zh_TW"/>
-        </w:rPr>
-        <w:t>保羅在晚年所寫，那麼提多在此信寫成後前往撻馬太。</w:t>
-      </w:r>
-    </w:p>
-    <w:p>
-      <w:pPr>
-        <w:pStyle w:val="Heading3"/>
-      </w:pPr>
-      <w:r>
-        <w:rPr>
-          <w:lang w:val="zh_TW" w:bidi="zh_TW"/>
-        </w:rPr>
-        <w:t>日期</w:t>
+        <w:t>提到主的榮耀時，通常是指祂臨在的特定歷史顯現；這些場合通常與光和火的意象密切相關。最典型的例子是猶太拉比文獻中所稱的「舍吉拿榮耀（Shekinah Glory）」，意為「居住的榮耀」，主要指舊約中神在雲柱和火柱中的臨在。</w:t>
       </w:r>
     </w:p>
     <w:p>
@@ -1025,90 +772,139 @@
         <w:rPr>
           <w:lang w:val="zh_TW" w:bidi="zh_TW"/>
         </w:rPr>
-        <w:t>要準確地確定這封信的日期並不容易。保羅吩咐提多留在克里特繼續他的工作（</w:t>
-      </w:r>
-      <w:hyperlink r:id="rId22">
-        <w:r>
-          <w:rPr>
-            <w:lang w:val="zh_TW" w:bidi="zh_TW"/>
-          </w:rPr>
-          <w:rPr>
-            <w:color w:val="0000EE"/>
-            <w:u w:val="single"/>
-          </w:rPr>
-          <w:t>多1:5</w:t>
-        </w:r>
-      </w:hyperlink>
-      <w:r>
-        <w:rPr>
-          <w:lang w:val="zh_TW" w:bidi="zh_TW"/>
-        </w:rPr>
-        <w:t>）。保羅曾在前往羅馬的途中短暫停留在克里特（</w:t>
-      </w:r>
-      <w:hyperlink r:id="rId32">
-        <w:r>
-          <w:rPr>
-            <w:lang w:val="zh_TW" w:bidi="zh_TW"/>
-          </w:rPr>
-          <w:rPr>
-            <w:color w:val="0000EE"/>
-            <w:u w:val="single"/>
-          </w:rPr>
-          <w:t>徒27:7–13</w:t>
-        </w:r>
-      </w:hyperlink>
-      <w:r>
-        <w:rPr>
-          <w:lang w:val="zh_TW" w:bidi="zh_TW"/>
-        </w:rPr>
-        <w:t>），但這並不是信中提到的事件。在</w:t>
-      </w:r>
-      <w:hyperlink r:id="rId24">
-        <w:r>
-          <w:rPr>
-            <w:lang w:val="zh_TW" w:bidi="zh_TW"/>
-          </w:rPr>
-          <w:rPr>
-            <w:color w:val="0000EE"/>
-            <w:u w:val="single"/>
-          </w:rPr>
-          <w:t>提多書三章12節</w:t>
-        </w:r>
-      </w:hyperlink>
-      <w:r>
-        <w:rPr>
-          <w:lang w:val="zh_TW" w:bidi="zh_TW"/>
-        </w:rPr>
-        <w:t>，提多被召來到尼哥坡里（可能是希臘伊庇魯斯〔Epirus〕的尼哥坡里），因為保羅決定在那裡過冬。許多學者認為，保羅在羅馬的第一次監禁結束後（</w:t>
-      </w:r>
-      <w:hyperlink r:id="rId33">
-        <w:r>
-          <w:rPr>
-            <w:lang w:val="zh_TW" w:bidi="zh_TW"/>
-          </w:rPr>
-          <w:rPr>
-            <w:color w:val="0000EE"/>
-            <w:u w:val="single"/>
-          </w:rPr>
-          <w:t>徒28:16–31</w:t>
-        </w:r>
-      </w:hyperlink>
-      <w:r>
-        <w:rPr>
-          <w:lang w:val="zh_TW" w:bidi="zh_TW"/>
-        </w:rPr>
-        <w:t>），他被釋放並繼續在各地（包括西班牙、克里特和希臘）進行事工，然後被逮捕，第二次被監禁，最後被處死。那些不接受保羅為提多書作者的人，則認為這封信與提摩太前書及提摩太後書一樣，都是保羅死後的那一代所寫的。</w:t>
-      </w:r>
-    </w:p>
-    <w:p>
-      <w:pPr>
-        <w:pStyle w:val="Heading3"/>
-      </w:pPr>
-      <w:r>
-        <w:rPr>
-          <w:lang w:val="zh_TW" w:bidi="zh_TW"/>
-        </w:rPr>
-        <w:t>目的和教導</w:t>
+        <w:t>首次明確提到榮耀的雲彩的經文出現在</w:t>
+      </w:r>
+      <w:hyperlink r:id="rId40">
+        <w:r>
+          <w:rPr>
+            <w:lang w:val="zh_TW" w:bidi="zh_TW"/>
+          </w:rPr>
+          <w:rPr>
+            <w:color w:val="0000EE"/>
+            <w:u w:val="single"/>
+          </w:rPr>
+          <w:t>出埃及記十三章21至22節</w:t>
+        </w:r>
+      </w:hyperlink>
+      <w:r>
+        <w:rPr>
+          <w:lang w:val="zh_TW" w:bidi="zh_TW"/>
+        </w:rPr>
+        <w:t>。在出埃及事件中，神的榮耀顯現在雲柱和火柱中，引領百姓穿越海洋和曠野（</w:t>
+      </w:r>
+      <w:hyperlink r:id="rId41">
+        <w:r>
+          <w:rPr>
+            <w:lang w:val="zh_TW" w:bidi="zh_TW"/>
+          </w:rPr>
+          <w:rPr>
+            <w:color w:val="0000EE"/>
+            <w:u w:val="single"/>
+          </w:rPr>
+          <w:t>尼9:11–12、19</w:t>
+        </w:r>
+      </w:hyperlink>
+      <w:r>
+        <w:rPr>
+          <w:lang w:val="zh_TW" w:bidi="zh_TW"/>
+        </w:rPr>
+        <w:t>）。在西奈山，當以色列人安營在山下時，神的榮耀伴隨雲和火降臨，向摩西說話，並讓百姓看見（</w:t>
+      </w:r>
+      <w:hyperlink r:id="rId42">
+        <w:r>
+          <w:rPr>
+            <w:lang w:val="zh_TW" w:bidi="zh_TW"/>
+          </w:rPr>
+          <w:rPr>
+            <w:color w:val="0000EE"/>
+            <w:u w:val="single"/>
+          </w:rPr>
+          <w:t>出19:9、16–18，</w:t>
+        </w:r>
+      </w:hyperlink>
+      <w:hyperlink r:id="rId43">
+        <w:r>
+          <w:rPr>
+            <w:lang w:val="zh_TW" w:bidi="zh_TW"/>
+          </w:rPr>
+          <w:rPr>
+            <w:color w:val="0000EE"/>
+            <w:u w:val="single"/>
+          </w:rPr>
+          <w:t>24:15–18</w:t>
+        </w:r>
+      </w:hyperlink>
+      <w:r>
+        <w:rPr>
+          <w:lang w:val="zh_TW" w:bidi="zh_TW"/>
+        </w:rPr>
+        <w:t>；</w:t>
+      </w:r>
+      <w:hyperlink r:id="rId44">
+        <w:r>
+          <w:rPr>
+            <w:lang w:val="zh_TW" w:bidi="zh_TW"/>
+          </w:rPr>
+          <w:rPr>
+            <w:color w:val="0000EE"/>
+            <w:u w:val="single"/>
+          </w:rPr>
+          <w:t>申5:5、22–24</w:t>
+        </w:r>
+      </w:hyperlink>
+      <w:r>
+        <w:rPr>
+          <w:lang w:val="zh_TW" w:bidi="zh_TW"/>
+        </w:rPr>
+        <w:t>）。當摩西得以一睹未被雲火遮蔽的榮耀時，他的臉發光，百姓對此感到懼怕，他需要用帕子蒙上臉（</w:t>
+      </w:r>
+      <w:hyperlink r:id="rId45">
+        <w:r>
+          <w:rPr>
+            <w:lang w:val="zh_TW" w:bidi="zh_TW"/>
+          </w:rPr>
+          <w:rPr>
+            <w:color w:val="0000EE"/>
+            <w:u w:val="single"/>
+          </w:rPr>
+          <w:t>出33:18–23，</w:t>
+        </w:r>
+      </w:hyperlink>
+      <w:hyperlink r:id="rId46">
+        <w:r>
+          <w:rPr>
+            <w:lang w:val="zh_TW" w:bidi="zh_TW"/>
+          </w:rPr>
+          <w:rPr>
+            <w:color w:val="0000EE"/>
+            <w:u w:val="single"/>
+          </w:rPr>
+          <w:t>34:29–35</w:t>
+        </w:r>
+      </w:hyperlink>
+      <w:r>
+        <w:rPr>
+          <w:lang w:val="zh_TW" w:bidi="zh_TW"/>
+        </w:rPr>
+        <w:t>；</w:t>
+      </w:r>
+      <w:hyperlink r:id="rId47">
+        <w:r>
+          <w:rPr>
+            <w:lang w:val="zh_TW" w:bidi="zh_TW"/>
+          </w:rPr>
+          <w:rPr>
+            <w:color w:val="0000EE"/>
+            <w:u w:val="single"/>
+          </w:rPr>
+          <w:t>林後3:7–18</w:t>
+        </w:r>
+      </w:hyperlink>
+      <w:r>
+        <w:rPr>
+          <w:lang w:val="zh_TW" w:bidi="zh_TW"/>
+        </w:rPr>
+        <w:t>）。</w:t>
       </w:r>
     </w:p>
     <w:p>
@@ -1122,143 +918,133 @@
         <w:rPr>
           <w:lang w:val="zh_TW" w:bidi="zh_TW"/>
         </w:rPr>
-        <w:t>雖然這封信是寫給保羅的一位同工，但其中個人的提及和勸勉極少。保羅的主要關注點是克里特教會的成長和發展，這些教會當時遭受一些虛假教導的困擾，這些教導似乎帶有猶太元素、禁欲主義傾向，以及大量的推測性討論（</w:t>
-      </w:r>
-      <w:hyperlink r:id="rId34">
-        <w:r>
-          <w:rPr>
-            <w:lang w:val="zh_TW" w:bidi="zh_TW"/>
-          </w:rPr>
-          <w:rPr>
-            <w:color w:val="0000EE"/>
-            <w:u w:val="single"/>
-          </w:rPr>
-          <w:t>多1:10、14–15，</w:t>
-        </w:r>
-      </w:hyperlink>
-      <w:hyperlink r:id="rId35">
-        <w:r>
-          <w:rPr>
-            <w:lang w:val="zh_TW" w:bidi="zh_TW"/>
-          </w:rPr>
-          <w:rPr>
-            <w:color w:val="0000EE"/>
-            <w:u w:val="single"/>
-          </w:rPr>
-          <w:t>3:9</w:t>
-        </w:r>
-      </w:hyperlink>
-      <w:r>
-        <w:rPr>
-          <w:lang w:val="zh_TW" w:bidi="zh_TW"/>
-        </w:rPr>
-        <w:t>）。總的來說，這些教會似乎面臨著一種早期猶太形式的諾斯底主義的感脅。這些教導的提倡者是為了「貪不義之財」（</w:t>
-      </w:r>
-      <w:hyperlink r:id="rId36">
-        <w:r>
-          <w:rPr>
-            <w:lang w:val="zh_TW" w:bidi="zh_TW"/>
-          </w:rPr>
-          <w:rPr>
-            <w:color w:val="0000EE"/>
-            <w:u w:val="single"/>
-          </w:rPr>
-          <w:t>1:11</w:t>
-        </w:r>
-      </w:hyperlink>
-      <w:r>
-        <w:rPr>
-          <w:lang w:val="zh_TW" w:bidi="zh_TW"/>
-        </w:rPr>
-        <w:t>）。保羅吩咐提多和他要任命的長老們駁斥錯誤教導，並為信徒提供正確的教義（</w:t>
-      </w:r>
-      <w:hyperlink r:id="rId37">
-        <w:r>
-          <w:rPr>
-            <w:lang w:val="zh_TW" w:bidi="zh_TW"/>
-          </w:rPr>
-          <w:rPr>
-            <w:color w:val="0000EE"/>
-            <w:u w:val="single"/>
-          </w:rPr>
-          <w:t>9</w:t>
-        </w:r>
-      </w:hyperlink>
-      <w:r>
-        <w:rPr>
-          <w:lang w:val="zh_TW" w:bidi="zh_TW"/>
-        </w:rPr>
-        <w:t>節）。雖然這些正確的教義並未明確說明，但它必定涉及神在基督裡的救恩、聖靈更新的工作，以及主耶穌的再來（</w:t>
-      </w:r>
-      <w:hyperlink r:id="rId38">
-        <w:r>
-          <w:rPr>
-            <w:lang w:val="zh_TW" w:bidi="zh_TW"/>
-          </w:rPr>
-          <w:rPr>
-            <w:color w:val="0000EE"/>
-            <w:u w:val="single"/>
-          </w:rPr>
-          <w:t>2:11–13，</w:t>
-        </w:r>
-      </w:hyperlink>
-      <w:hyperlink r:id="rId39">
-        <w:r>
-          <w:rPr>
-            <w:lang w:val="zh_TW" w:bidi="zh_TW"/>
-          </w:rPr>
-          <w:rPr>
-            <w:color w:val="0000EE"/>
-            <w:u w:val="single"/>
-          </w:rPr>
-          <w:t>3:4–7</w:t>
-        </w:r>
-      </w:hyperlink>
-      <w:r>
-        <w:rPr>
-          <w:lang w:val="zh_TW" w:bidi="zh_TW"/>
-        </w:rPr>
-        <w:t>）。 在這封信中，不斷強調一種與福音相稱的生活方式——應用於基督教社區中的不同群體：年長的男女、年輕的男女和奴隸。</w:t>
-      </w:r>
-    </w:p>
-    <w:p>
-      <w:pPr>
-        <w:pStyle w:val="Heading3"/>
-      </w:pPr>
-      <w:r>
-        <w:rPr>
-          <w:lang w:val="zh_TW" w:bidi="zh_TW"/>
-        </w:rPr>
-        <w:t>內容</w:t>
-      </w:r>
-    </w:p>
-    <w:p>
-      <w:pPr>
-        <w:pStyle w:val="Heading4"/>
-      </w:pPr>
-      <w:r>
-        <w:rPr>
-          <w:lang w:val="zh_TW" w:bidi="zh_TW"/>
-        </w:rPr>
-        <w:t>問安（</w:t>
-      </w:r>
-      <w:hyperlink r:id="rId40">
-        <w:r>
-          <w:rPr>
-            <w:lang w:val="zh_TW" w:bidi="zh_TW"/>
-          </w:rPr>
-          <w:rPr>
-            <w:color w:val="0000EE"/>
-            <w:u w:val="single"/>
-          </w:rPr>
-          <w:t>1:1–4</w:t>
-        </w:r>
-      </w:hyperlink>
-      <w:r>
-        <w:rPr>
-          <w:lang w:val="zh_TW" w:bidi="zh_TW"/>
-        </w:rPr>
-        <w:t>）</w:t>
+        <w:t>以色列圍繞著西奈山上的神的榮耀紮營的畫面，描繪神住在祂百姓中間的情景。當會幕完成後，百姓開始旅程時，神同在的榮耀雲彩始終停留在他們上方（</w:t>
+      </w:r>
+      <w:hyperlink r:id="rId48">
+        <w:r>
+          <w:rPr>
+            <w:lang w:val="zh_TW" w:bidi="zh_TW"/>
+          </w:rPr>
+          <w:rPr>
+            <w:color w:val="0000EE"/>
+            <w:u w:val="single"/>
+          </w:rPr>
+          <w:t>出40:34–38</w:t>
+        </w:r>
+      </w:hyperlink>
+      <w:r>
+        <w:rPr>
+          <w:lang w:val="zh_TW" w:bidi="zh_TW"/>
+        </w:rPr>
+        <w:t>；</w:t>
+      </w:r>
+      <w:hyperlink r:id="rId49">
+        <w:r>
+          <w:rPr>
+            <w:lang w:val="zh_TW" w:bidi="zh_TW"/>
+          </w:rPr>
+          <w:rPr>
+            <w:color w:val="0000EE"/>
+            <w:u w:val="single"/>
+          </w:rPr>
+          <w:t>民10:11–12</w:t>
+        </w:r>
+      </w:hyperlink>
+      <w:r>
+        <w:rPr>
+          <w:lang w:val="zh_TW" w:bidi="zh_TW"/>
+        </w:rPr>
+        <w:t>）。當他們安營時，各支派圍繞會幕紮營（</w:t>
+      </w:r>
+      <w:hyperlink r:id="rId50">
+        <w:r>
+          <w:rPr>
+            <w:lang w:val="zh_TW" w:bidi="zh_TW"/>
+          </w:rPr>
+          <w:rPr>
+            <w:color w:val="0000EE"/>
+            <w:u w:val="single"/>
+          </w:rPr>
+          <w:t>民1:50–2:2</w:t>
+        </w:r>
+      </w:hyperlink>
+      <w:r>
+        <w:rPr>
+          <w:lang w:val="zh_TW" w:bidi="zh_TW"/>
+        </w:rPr>
+        <w:t>），雲彩提醒他們，神與他們同在。後來，同樣的榮耀充滿了所羅門所建的新聖殿（</w:t>
+      </w:r>
+      <w:hyperlink r:id="rId51">
+        <w:r>
+          <w:rPr>
+            <w:lang w:val="zh_TW" w:bidi="zh_TW"/>
+          </w:rPr>
+          <w:rPr>
+            <w:color w:val="0000EE"/>
+            <w:u w:val="single"/>
+          </w:rPr>
+          <w:t>代下5:13–6:1，</w:t>
+        </w:r>
+      </w:hyperlink>
+      <w:hyperlink r:id="rId52">
+        <w:r>
+          <w:rPr>
+            <w:lang w:val="zh_TW" w:bidi="zh_TW"/>
+          </w:rPr>
+          <w:rPr>
+            <w:color w:val="0000EE"/>
+            <w:u w:val="single"/>
+          </w:rPr>
+          <w:t>7:1–3</w:t>
+        </w:r>
+      </w:hyperlink>
+      <w:r>
+        <w:rPr>
+          <w:lang w:val="zh_TW" w:bidi="zh_TW"/>
+        </w:rPr>
+        <w:t>）。詩篇作者讚頌耶路撒冷和聖殿為神榮耀的居所（</w:t>
+      </w:r>
+      <w:hyperlink r:id="rId53">
+        <w:r>
+          <w:rPr>
+            <w:lang w:val="zh_TW" w:bidi="zh_TW"/>
+          </w:rPr>
+          <w:rPr>
+            <w:color w:val="0000EE"/>
+            <w:u w:val="single"/>
+          </w:rPr>
+          <w:t>詩26:8，</w:t>
+        </w:r>
+      </w:hyperlink>
+      <w:hyperlink r:id="rId54">
+        <w:r>
+          <w:rPr>
+            <w:lang w:val="zh_TW" w:bidi="zh_TW"/>
+          </w:rPr>
+          <w:rPr>
+            <w:color w:val="0000EE"/>
+            <w:u w:val="single"/>
+          </w:rPr>
+          <w:t>63:2，</w:t>
+        </w:r>
+      </w:hyperlink>
+      <w:hyperlink r:id="rId55">
+        <w:r>
+          <w:rPr>
+            <w:lang w:val="zh_TW" w:bidi="zh_TW"/>
+          </w:rPr>
+          <w:rPr>
+            <w:color w:val="0000EE"/>
+            <w:u w:val="single"/>
+          </w:rPr>
+          <w:t>85:9</w:t>
+        </w:r>
+      </w:hyperlink>
+      <w:r>
+        <w:rPr>
+          <w:lang w:val="zh_TW" w:bidi="zh_TW"/>
+        </w:rPr>
+        <w:t>）；神住在祂百姓中間。</w:t>
       </w:r>
     </w:p>
     <w:p>
@@ -1272,36 +1058,145 @@
         <w:rPr>
           <w:lang w:val="zh_TW" w:bidi="zh_TW"/>
         </w:rPr>
-        <w:t>問安來自保羅——他的使徒職分被描述為作為福音的管家，這促進了信仰並加強了對真理的認識、永生的盼望和敬虔的生活——給提多，他被稱為「共信之道作我真兒子的」。</w:t>
-      </w:r>
-    </w:p>
-    <w:p>
-      <w:pPr>
-        <w:pStyle w:val="Heading4"/>
-      </w:pPr>
-      <w:r>
-        <w:rPr>
-          <w:lang w:val="zh_TW" w:bidi="zh_TW"/>
-        </w:rPr>
-        <w:t>提多在克里特的工作（</w:t>
-      </w:r>
-      <w:hyperlink r:id="rId41">
-        <w:r>
-          <w:rPr>
-            <w:lang w:val="zh_TW" w:bidi="zh_TW"/>
-          </w:rPr>
-          <w:rPr>
-            <w:color w:val="0000EE"/>
-            <w:u w:val="single"/>
-          </w:rPr>
-          <w:t>1:5–9</w:t>
-        </w:r>
-      </w:hyperlink>
-      <w:r>
-        <w:rPr>
-          <w:lang w:val="zh_TW" w:bidi="zh_TW"/>
-        </w:rPr>
-        <w:t>）</w:t>
+        <w:t>然而，在以色列歷史的後期，他們否認神榮耀的同在（</w:t>
+      </w:r>
+      <w:hyperlink r:id="rId56">
+        <w:r>
+          <w:rPr>
+            <w:lang w:val="zh_TW" w:bidi="zh_TW"/>
+          </w:rPr>
+          <w:rPr>
+            <w:color w:val="0000EE"/>
+            <w:u w:val="single"/>
+          </w:rPr>
+          <w:t>賽3:8</w:t>
+        </w:r>
+      </w:hyperlink>
+      <w:r>
+        <w:rPr>
+          <w:lang w:val="zh_TW" w:bidi="zh_TW"/>
+        </w:rPr>
+        <w:t>），並以人手製造的偶像取代耶和華的榮耀（</w:t>
+      </w:r>
+      <w:hyperlink r:id="rId57">
+        <w:r>
+          <w:rPr>
+            <w:lang w:val="zh_TW" w:bidi="zh_TW"/>
+          </w:rPr>
+          <w:rPr>
+            <w:color w:val="0000EE"/>
+            <w:u w:val="single"/>
+          </w:rPr>
+          <w:t>詩106:20</w:t>
+        </w:r>
+      </w:hyperlink>
+      <w:r>
+        <w:rPr>
+          <w:lang w:val="zh_TW" w:bidi="zh_TW"/>
+        </w:rPr>
+        <w:t>；</w:t>
+      </w:r>
+      <w:hyperlink r:id="rId58">
+        <w:r>
+          <w:rPr>
+            <w:lang w:val="zh_TW" w:bidi="zh_TW"/>
+          </w:rPr>
+          <w:rPr>
+            <w:color w:val="0000EE"/>
+            <w:u w:val="single"/>
+          </w:rPr>
+          <w:t>耶2:10–11</w:t>
+        </w:r>
+      </w:hyperlink>
+      <w:r>
+        <w:rPr>
+          <w:lang w:val="zh_TW" w:bidi="zh_TW"/>
+        </w:rPr>
+        <w:t>；參</w:t>
+      </w:r>
+      <w:hyperlink r:id="rId59">
+        <w:r>
+          <w:rPr>
+            <w:lang w:val="zh_TW" w:bidi="zh_TW"/>
+          </w:rPr>
+          <w:rPr>
+            <w:color w:val="0000EE"/>
+            <w:u w:val="single"/>
+          </w:rPr>
+          <w:t>羅1:23</w:t>
+        </w:r>
+      </w:hyperlink>
+      <w:r>
+        <w:rPr>
+          <w:lang w:val="zh_TW" w:bidi="zh_TW"/>
+        </w:rPr>
+        <w:t>）。因他們的悖逆，審判臨到耶路撒冷，執行違背約而帶來的懲罰。神不再作悖逆祂的百姓的神（</w:t>
+      </w:r>
+      <w:hyperlink r:id="rId60">
+        <w:r>
+          <w:rPr>
+            <w:lang w:val="zh_TW" w:bidi="zh_TW"/>
+          </w:rPr>
+          <w:rPr>
+            <w:color w:val="0000EE"/>
+            <w:u w:val="single"/>
+          </w:rPr>
+          <w:t>何1:9</w:t>
+        </w:r>
+      </w:hyperlink>
+      <w:r>
+        <w:rPr>
+          <w:lang w:val="zh_TW" w:bidi="zh_TW"/>
+        </w:rPr>
+        <w:t>）。神榮耀的雲彩離開了聖殿（</w:t>
+      </w:r>
+      <w:hyperlink r:id="rId61">
+        <w:r>
+          <w:rPr>
+            <w:lang w:val="zh_TW" w:bidi="zh_TW"/>
+          </w:rPr>
+          <w:rPr>
+            <w:color w:val="0000EE"/>
+            <w:u w:val="single"/>
+          </w:rPr>
+          <w:t>結10:4、18–19，</w:t>
+        </w:r>
+      </w:hyperlink>
+      <w:hyperlink r:id="rId62">
+        <w:r>
+          <w:rPr>
+            <w:lang w:val="zh_TW" w:bidi="zh_TW"/>
+          </w:rPr>
+          <w:rPr>
+            <w:color w:val="0000EE"/>
+            <w:u w:val="single"/>
+          </w:rPr>
+          <w:t>11:22</w:t>
+        </w:r>
+      </w:hyperlink>
+      <w:r>
+        <w:rPr>
+          <w:lang w:val="zh_TW" w:bidi="zh_TW"/>
+        </w:rPr>
+        <w:t>），然後以色列人被擄（</w:t>
+      </w:r>
+      <w:hyperlink r:id="rId63">
+        <w:r>
+          <w:rPr>
+            <w:lang w:val="zh_TW" w:bidi="zh_TW"/>
+          </w:rPr>
+          <w:rPr>
+            <w:color w:val="0000EE"/>
+            <w:u w:val="single"/>
+          </w:rPr>
+          <w:t>12:1–15</w:t>
+        </w:r>
+      </w:hyperlink>
+      <w:r>
+        <w:rPr>
+          <w:lang w:val="zh_TW" w:bidi="zh_TW"/>
+        </w:rPr>
+        <w:t>）。</w:t>
       </w:r>
     </w:p>
     <w:p>
@@ -1315,54 +1210,54 @@
         <w:rPr>
           <w:lang w:val="zh_TW" w:bidi="zh_TW"/>
         </w:rPr>
-        <w:t>提多留在克里特以繼續保羅的工作，並在各教會中選立長老（參</w:t>
-      </w:r>
-      <w:hyperlink r:id="rId42">
-        <w:r>
-          <w:rPr>
-            <w:lang w:val="zh_TW" w:bidi="zh_TW"/>
-          </w:rPr>
-          <w:rPr>
-            <w:color w:val="0000EE"/>
-            <w:u w:val="single"/>
-          </w:rPr>
-          <w:t>徒14:23</w:t>
-        </w:r>
-      </w:hyperlink>
-      <w:r>
-        <w:rPr>
-          <w:lang w:val="zh_TW" w:bidi="zh_TW"/>
-        </w:rPr>
-        <w:t>）。這些長老也被稱為監督（參</w:t>
-      </w:r>
-      <w:hyperlink r:id="rId43">
-        <w:r>
-          <w:rPr>
-            <w:lang w:val="zh_TW" w:bidi="zh_TW"/>
-          </w:rPr>
-          <w:rPr>
-            <w:color w:val="0000EE"/>
-            <w:u w:val="single"/>
-          </w:rPr>
-          <w:t>20:17、28</w:t>
-        </w:r>
-      </w:hyperlink>
-      <w:r>
-        <w:rPr>
-          <w:lang w:val="zh_TW" w:bidi="zh_TW"/>
-        </w:rPr>
-        <w:t>）——也就是那些負責照管教會的人。保羅在這裡描述了這些領袖應具備的生活品質（參照</w:t>
-      </w:r>
-      <w:hyperlink r:id="rId44">
-        <w:r>
-          <w:rPr>
-            <w:lang w:val="zh_TW" w:bidi="zh_TW"/>
-          </w:rPr>
-          <w:rPr>
-            <w:color w:val="0000EE"/>
-            <w:u w:val="single"/>
-          </w:rPr>
-          <w:t>提前3:2–7</w:t>
+        <w:t>然而，神決定在這審判中留下餘民，以重建城和聖殿。以西結在異象中看見耶和華的榮耀回到聖殿中（</w:t>
+      </w:r>
+      <w:hyperlink r:id="rId64">
+        <w:r>
+          <w:rPr>
+            <w:lang w:val="zh_TW" w:bidi="zh_TW"/>
+          </w:rPr>
+          <w:rPr>
+            <w:color w:val="0000EE"/>
+            <w:u w:val="single"/>
+          </w:rPr>
+          <w:t>結43:2–9</w:t>
+        </w:r>
+      </w:hyperlink>
+      <w:r>
+        <w:rPr>
+          <w:lang w:val="zh_TW" w:bidi="zh_TW"/>
+        </w:rPr>
+        <w:t>），這是一個榮耀回到純潔百姓並永遠與他們同住的時刻。當被擄結束、第二聖殿建造時，哈該和撒迦利亞以神榮耀將如同初建的聖殿般充滿新聖殿的應許，鼓勵百姓繼續建造，並使榮耀「住在你們中間」（</w:t>
+      </w:r>
+      <w:hyperlink r:id="rId65">
+        <w:r>
+          <w:rPr>
+            <w:lang w:val="zh_TW" w:bidi="zh_TW"/>
+          </w:rPr>
+          <w:rPr>
+            <w:color w:val="0000EE"/>
+            <w:u w:val="single"/>
+          </w:rPr>
+          <w:t>該2:3–9</w:t>
+        </w:r>
+      </w:hyperlink>
+      <w:r>
+        <w:rPr>
+          <w:lang w:val="zh_TW" w:bidi="zh_TW"/>
+        </w:rPr>
+        <w:t>；</w:t>
+      </w:r>
+      <w:hyperlink r:id="rId66">
+        <w:r>
+          <w:rPr>
+            <w:lang w:val="zh_TW" w:bidi="zh_TW"/>
+          </w:rPr>
+          <w:rPr>
+            <w:color w:val="0000EE"/>
+            <w:u w:val="single"/>
+          </w:rPr>
+          <w:t>亞2:5、10–11</w:t>
         </w:r>
       </w:hyperlink>
       <w:r>
@@ -1374,31 +1269,13 @@
     </w:p>
     <w:p>
       <w:pPr>
-        <w:pStyle w:val="Heading4"/>
-      </w:pPr>
-      <w:r>
-        <w:rPr>
-          <w:lang w:val="zh_TW" w:bidi="zh_TW"/>
-        </w:rPr>
-        <w:t>處理錯誤教導（</w:t>
-      </w:r>
-      <w:hyperlink r:id="rId23">
-        <w:r>
-          <w:rPr>
-            <w:lang w:val="zh_TW" w:bidi="zh_TW"/>
-          </w:rPr>
-          <w:rPr>
-            <w:color w:val="0000EE"/>
-            <w:u w:val="single"/>
-          </w:rPr>
-          <w:t>1:10–16</w:t>
-        </w:r>
-      </w:hyperlink>
-      <w:r>
-        <w:rPr>
-          <w:lang w:val="zh_TW" w:bidi="zh_TW"/>
-        </w:rPr>
-        <w:t>）</w:t>
+        <w:pStyle w:val="Heading3"/>
+      </w:pPr>
+      <w:r>
+        <w:rPr>
+          <w:lang w:val="zh_TW" w:bidi="zh_TW"/>
+        </w:rPr>
+        <w:t>耶穌基督顯出神的榮耀</w:t>
       </w:r>
     </w:p>
     <w:p>
@@ -1412,36 +1289,172 @@
         <w:rPr>
           <w:lang w:val="zh_TW" w:bidi="zh_TW"/>
         </w:rPr>
-        <w:t>上一部分結束時提到長老們的責任：「將純正的教訓勸化人，又能把爭辯的人駁倒」。反對者透過錯誤的教導擾亂了「全家人」，保羅以貶損的語氣形容這些假教師，指出他們的生活與他們所宣稱認識的神並不相符。</w:t>
-      </w:r>
-    </w:p>
-    <w:p>
-      <w:pPr>
-        <w:pStyle w:val="Heading4"/>
-      </w:pPr>
-      <w:r>
-        <w:rPr>
-          <w:lang w:val="zh_TW" w:bidi="zh_TW"/>
-        </w:rPr>
-        <w:t>推廣正確的教導（</w:t>
-      </w:r>
-      <w:hyperlink r:id="rId45">
-        <w:r>
-          <w:rPr>
-            <w:lang w:val="zh_TW" w:bidi="zh_TW"/>
-          </w:rPr>
-          <w:rPr>
-            <w:color w:val="0000EE"/>
-            <w:u w:val="single"/>
-          </w:rPr>
-          <w:t>2:1–10</w:t>
-        </w:r>
-      </w:hyperlink>
-      <w:r>
-        <w:rPr>
-          <w:lang w:val="zh_TW" w:bidi="zh_TW"/>
-        </w:rPr>
-        <w:t>）</w:t>
+        <w:t>我們並未被告知舍吉拿榮耀是否回到第二聖殿，但聖經確告訴我們，神的榮耀藉著耶穌基督再次顯現在地上。</w:t>
+      </w:r>
+      <w:hyperlink r:id="rId67">
+        <w:r>
+          <w:rPr>
+            <w:lang w:val="zh_TW" w:bidi="zh_TW"/>
+          </w:rPr>
+          <w:rPr>
+            <w:color w:val="0000EE"/>
+            <w:u w:val="single"/>
+          </w:rPr>
+          <w:t>約翰福音一章14節</w:t>
+        </w:r>
+      </w:hyperlink>
+      <w:r>
+        <w:rPr>
+          <w:lang w:val="zh_TW" w:bidi="zh_TW"/>
+        </w:rPr>
+        <w:t>說：「道成了肉身，</w:t>
+      </w:r>
+      <w:r>
+        <w:rPr>
+          <w:i/>
+          <w:lang w:val="zh_TW" w:bidi="zh_TW"/>
+        </w:rPr>
+        <w:t>住</w:t>
+      </w:r>
+      <w:r>
+        <w:rPr>
+          <w:lang w:val="zh_TW" w:bidi="zh_TW"/>
+        </w:rPr>
+        <w:t>在我們中間，充充滿滿地有恩典有真理。我們也見過他的</w:t>
+      </w:r>
+      <w:r>
+        <w:rPr>
+          <w:i/>
+          <w:lang w:val="zh_TW" w:bidi="zh_TW"/>
+        </w:rPr>
+        <w:t>榮光</w:t>
+      </w:r>
+      <w:r>
+        <w:rPr>
+          <w:lang w:val="zh_TW" w:bidi="zh_TW"/>
+        </w:rPr>
+        <w:t>，正是父獨生子的</w:t>
+      </w:r>
+      <w:r>
+        <w:rPr>
+          <w:i/>
+          <w:lang w:val="zh_TW" w:bidi="zh_TW"/>
+        </w:rPr>
+        <w:t>榮光</w:t>
+      </w:r>
+      <w:r>
+        <w:rPr>
+          <w:lang w:val="zh_TW" w:bidi="zh_TW"/>
+        </w:rPr>
+        <w:t>」。耶穌成為神永住榮耀的新會幕。神在耶穌裡住在人間。由於基督是（且仍是）神的真實形像，看到祂臉上的光就等於認識神的榮耀（</w:t>
+      </w:r>
+      <w:hyperlink r:id="rId68">
+        <w:r>
+          <w:rPr>
+            <w:lang w:val="zh_TW" w:bidi="zh_TW"/>
+          </w:rPr>
+          <w:rPr>
+            <w:color w:val="0000EE"/>
+            <w:u w:val="single"/>
+          </w:rPr>
+          <w:t>林後4:4–6</w:t>
+        </w:r>
+      </w:hyperlink>
+      <w:r>
+        <w:rPr>
+          <w:lang w:val="zh_TW" w:bidi="zh_TW"/>
+        </w:rPr>
+        <w:t>）。看到耶穌就是看到「外邦人的光， 又是你民以色列的榮耀」（</w:t>
+      </w:r>
+      <w:hyperlink r:id="rId69">
+        <w:r>
+          <w:rPr>
+            <w:lang w:val="zh_TW" w:bidi="zh_TW"/>
+          </w:rPr>
+          <w:rPr>
+            <w:color w:val="0000EE"/>
+            <w:u w:val="single"/>
+          </w:rPr>
+          <w:t>路2:30–32</w:t>
+        </w:r>
+      </w:hyperlink>
+      <w:r>
+        <w:rPr>
+          <w:lang w:val="zh_TW" w:bidi="zh_TW"/>
+        </w:rPr>
+        <w:t>）。那些見證耶穌登山變像的門徒（</w:t>
+      </w:r>
+      <w:hyperlink r:id="rId70">
+        <w:r>
+          <w:rPr>
+            <w:lang w:val="zh_TW" w:bidi="zh_TW"/>
+          </w:rPr>
+          <w:rPr>
+            <w:color w:val="0000EE"/>
+            <w:u w:val="single"/>
+          </w:rPr>
+          <w:t>太17:1–8</w:t>
+        </w:r>
+      </w:hyperlink>
+      <w:r>
+        <w:rPr>
+          <w:lang w:val="zh_TW" w:bidi="zh_TW"/>
+        </w:rPr>
+        <w:t>）以奇妙的方式看到祂的榮耀（</w:t>
+      </w:r>
+      <w:hyperlink r:id="rId71">
+        <w:r>
+          <w:rPr>
+            <w:lang w:val="zh_TW" w:bidi="zh_TW"/>
+          </w:rPr>
+          <w:rPr>
+            <w:color w:val="0000EE"/>
+            <w:u w:val="single"/>
+          </w:rPr>
+          <w:t>彼後1:16–17</w:t>
+        </w:r>
+      </w:hyperlink>
+      <w:r>
+        <w:rPr>
+          <w:lang w:val="zh_TW" w:bidi="zh_TW"/>
+        </w:rPr>
+        <w:t>），因為那是從祂人的身體中迸發出的榮耀。這榮耀的顯現預示了基督在復活與升天中所經歷的榮耀（見</w:t>
+      </w:r>
+      <w:hyperlink r:id="rId72">
+        <w:r>
+          <w:rPr>
+            <w:lang w:val="zh_TW" w:bidi="zh_TW"/>
+          </w:rPr>
+          <w:rPr>
+            <w:color w:val="0000EE"/>
+            <w:u w:val="single"/>
+          </w:rPr>
+          <w:t>約17:5</w:t>
+        </w:r>
+      </w:hyperlink>
+      <w:r>
+        <w:rPr>
+          <w:lang w:val="zh_TW" w:bidi="zh_TW"/>
+        </w:rPr>
+        <w:t>；</w:t>
+      </w:r>
+      <w:hyperlink r:id="rId73">
+        <w:r>
+          <w:rPr>
+            <w:lang w:val="zh_TW" w:bidi="zh_TW"/>
+          </w:rPr>
+          <w:rPr>
+            <w:color w:val="0000EE"/>
+            <w:u w:val="single"/>
+          </w:rPr>
+          <w:t>腓2:5–11</w:t>
+        </w:r>
+      </w:hyperlink>
+      <w:r>
+        <w:rPr>
+          <w:lang w:val="zh_TW" w:bidi="zh_TW"/>
+        </w:rPr>
+        <w:t>）。</w:t>
       </w:r>
     </w:p>
     <w:p>
@@ -1455,144 +1468,235 @@
         <w:rPr>
           <w:lang w:val="zh_TW" w:bidi="zh_TW"/>
         </w:rPr>
-        <w:t>提多有責任「講的總要合乎那純正的道理」。保羅託付他要勸誡年長的男人保持節制（</w:t>
-      </w:r>
-      <w:hyperlink r:id="rId46">
-        <w:r>
-          <w:rPr>
-            <w:lang w:val="zh_TW" w:bidi="zh_TW"/>
-          </w:rPr>
-          <w:rPr>
-            <w:color w:val="0000EE"/>
-            <w:u w:val="single"/>
-          </w:rPr>
-          <w:t>2:2</w:t>
-        </w:r>
-      </w:hyperlink>
-      <w:r>
-        <w:rPr>
-          <w:lang w:val="zh_TW" w:bidi="zh_TW"/>
-        </w:rPr>
-        <w:t>），並教導年長的婦女過敬虔的生活（</w:t>
-      </w:r>
-      <w:hyperlink r:id="rId47">
-        <w:r>
-          <w:rPr>
-            <w:lang w:val="zh_TW" w:bidi="zh_TW"/>
-          </w:rPr>
-          <w:rPr>
-            <w:color w:val="0000EE"/>
-            <w:u w:val="single"/>
-          </w:rPr>
-          <w:t>3節</w:t>
-        </w:r>
-      </w:hyperlink>
-      <w:r>
-        <w:rPr>
-          <w:lang w:val="zh_TW" w:bidi="zh_TW"/>
-        </w:rPr>
-        <w:t>）。這些年長的婦女則應教導年輕的婦女在家庭中過純潔且充滿愛的生活，這樣才能避免神的道被毀謗（</w:t>
-      </w:r>
-      <w:hyperlink r:id="rId48">
-        <w:r>
-          <w:rPr>
-            <w:lang w:val="zh_TW" w:bidi="zh_TW"/>
-          </w:rPr>
-          <w:rPr>
-            <w:color w:val="0000EE"/>
-            <w:u w:val="single"/>
-          </w:rPr>
-          <w:t>4–5節</w:t>
-        </w:r>
-      </w:hyperlink>
-      <w:r>
-        <w:rPr>
-          <w:lang w:val="zh_TW" w:bidi="zh_TW"/>
-        </w:rPr>
-        <w:t>）。年輕人則要保持節制（</w:t>
-      </w:r>
-      <w:hyperlink r:id="rId49">
-        <w:r>
-          <w:rPr>
-            <w:lang w:val="zh_TW" w:bidi="zh_TW"/>
-          </w:rPr>
-          <w:rPr>
-            <w:color w:val="0000EE"/>
-            <w:u w:val="single"/>
-          </w:rPr>
-          <w:t>6</w:t>
-        </w:r>
-      </w:hyperlink>
-      <w:r>
-        <w:rPr>
-          <w:lang w:val="zh_TW" w:bidi="zh_TW"/>
-        </w:rPr>
-        <w:t>節），而提多本身也應在言語和行為上做榜樣，以使反對者無可指責（</w:t>
-      </w:r>
-      <w:hyperlink r:id="rId50">
-        <w:r>
-          <w:rPr>
-            <w:lang w:val="zh_TW" w:bidi="zh_TW"/>
-          </w:rPr>
-          <w:rPr>
-            <w:color w:val="0000EE"/>
-            <w:u w:val="single"/>
-          </w:rPr>
-          <w:t>7–8</w:t>
-        </w:r>
-      </w:hyperlink>
-      <w:r>
-        <w:rPr>
-          <w:lang w:val="zh_TW" w:bidi="zh_TW"/>
-        </w:rPr>
-        <w:t>節）。最後，奴僕們應順服主人，誠實工作，目的是「以致凡事尊榮我們救主—神的道」（</w:t>
-      </w:r>
-      <w:hyperlink r:id="rId51">
-        <w:r>
-          <w:rPr>
-            <w:lang w:val="zh_TW" w:bidi="zh_TW"/>
-          </w:rPr>
-          <w:rPr>
-            <w:color w:val="0000EE"/>
-            <w:u w:val="single"/>
-          </w:rPr>
-          <w:t>10</w:t>
-        </w:r>
-      </w:hyperlink>
-      <w:r>
-        <w:rPr>
-          <w:lang w:val="zh_TW" w:bidi="zh_TW"/>
-        </w:rPr>
-        <w:t>節）。</w:t>
-      </w:r>
-    </w:p>
-    <w:p>
-      <w:pPr>
-        <w:pStyle w:val="Heading4"/>
-      </w:pPr>
-      <w:r>
-        <w:rPr>
-          <w:lang w:val="zh_TW" w:bidi="zh_TW"/>
-        </w:rPr>
-        <w:t>神的恩典（</w:t>
-      </w:r>
-      <w:hyperlink r:id="rId52">
-        <w:r>
-          <w:rPr>
-            <w:lang w:val="zh_TW" w:bidi="zh_TW"/>
-          </w:rPr>
-          <w:rPr>
-            <w:color w:val="0000EE"/>
-            <w:u w:val="single"/>
-          </w:rPr>
-          <w:t>2:11–15</w:t>
-        </w:r>
-      </w:hyperlink>
-      <w:r>
-        <w:rPr>
-          <w:lang w:val="zh_TW" w:bidi="zh_TW"/>
-        </w:rPr>
-        <w:t>）</w:t>
+        <w:t>因為耶穌謙卑自己，順服至死，神就將祂升為至高（</w:t>
+      </w:r>
+      <w:hyperlink r:id="rId74">
+        <w:r>
+          <w:rPr>
+            <w:lang w:val="zh_TW" w:bidi="zh_TW"/>
+          </w:rPr>
+          <w:rPr>
+            <w:color w:val="0000EE"/>
+            <w:u w:val="single"/>
+          </w:rPr>
+          <w:t>腓2:8–9</w:t>
+        </w:r>
+      </w:hyperlink>
+      <w:r>
+        <w:rPr>
+          <w:lang w:val="zh_TW" w:bidi="zh_TW"/>
+        </w:rPr>
+        <w:t>）。祂在十字架上受死之後，進入了祂的榮耀（</w:t>
+      </w:r>
+      <w:hyperlink r:id="rId75">
+        <w:r>
+          <w:rPr>
+            <w:lang w:val="zh_TW" w:bidi="zh_TW"/>
+          </w:rPr>
+          <w:rPr>
+            <w:color w:val="0000EE"/>
+            <w:u w:val="single"/>
+          </w:rPr>
+          <w:t>路24:26</w:t>
+        </w:r>
+      </w:hyperlink>
+      <w:r>
+        <w:rPr>
+          <w:lang w:val="zh_TW" w:bidi="zh_TW"/>
+        </w:rPr>
+        <w:t>），擁有一個全新的榮耀身體（</w:t>
+      </w:r>
+      <w:hyperlink r:id="rId76">
+        <w:r>
+          <w:rPr>
+            <w:lang w:val="zh_TW" w:bidi="zh_TW"/>
+          </w:rPr>
+          <w:rPr>
+            <w:color w:val="0000EE"/>
+            <w:u w:val="single"/>
+          </w:rPr>
+          <w:t>林前15:39–43</w:t>
+        </w:r>
+      </w:hyperlink>
+      <w:r>
+        <w:rPr>
+          <w:lang w:val="zh_TW" w:bidi="zh_TW"/>
+        </w:rPr>
+        <w:t>；</w:t>
+      </w:r>
+      <w:hyperlink r:id="rId77">
+        <w:r>
+          <w:rPr>
+            <w:lang w:val="zh_TW" w:bidi="zh_TW"/>
+          </w:rPr>
+          <w:rPr>
+            <w:color w:val="0000EE"/>
+            <w:u w:val="single"/>
+          </w:rPr>
+          <w:t>腓3:21</w:t>
+        </w:r>
+      </w:hyperlink>
+      <w:r>
+        <w:rPr>
+          <w:lang w:val="zh_TW" w:bidi="zh_TW"/>
+        </w:rPr>
+        <w:t>）。榮耀的基督向祂的僕人顯現。司提反看見了祂的榮耀（</w:t>
+      </w:r>
+      <w:hyperlink r:id="rId78">
+        <w:r>
+          <w:rPr>
+            <w:lang w:val="zh_TW" w:bidi="zh_TW"/>
+          </w:rPr>
+          <w:rPr>
+            <w:color w:val="0000EE"/>
+            <w:u w:val="single"/>
+          </w:rPr>
+          <w:t>徒7:55</w:t>
+        </w:r>
+      </w:hyperlink>
+      <w:r>
+        <w:rPr>
+          <w:lang w:val="zh_TW" w:bidi="zh_TW"/>
+        </w:rPr>
+        <w:t>），掃羅因祂的光輝而失明（</w:t>
+      </w:r>
+      <w:hyperlink r:id="rId79">
+        <w:r>
+          <w:rPr>
+            <w:lang w:val="zh_TW" w:bidi="zh_TW"/>
+          </w:rPr>
+          <w:rPr>
+            <w:color w:val="0000EE"/>
+            <w:u w:val="single"/>
+          </w:rPr>
+          <w:t>9:3</w:t>
+        </w:r>
+      </w:hyperlink>
+      <w:r>
+        <w:rPr>
+          <w:lang w:val="zh_TW" w:bidi="zh_TW"/>
+        </w:rPr>
+        <w:t>）。同一位基督被預言將以榮耀再來。祂將坐在寶座上施行審判（</w:t>
+      </w:r>
+      <w:hyperlink r:id="rId80">
+        <w:r>
+          <w:rPr>
+            <w:lang w:val="zh_TW" w:bidi="zh_TW"/>
+          </w:rPr>
+          <w:rPr>
+            <w:color w:val="0000EE"/>
+            <w:u w:val="single"/>
+          </w:rPr>
+          <w:t>太25:31</w:t>
+        </w:r>
+      </w:hyperlink>
+      <w:r>
+        <w:rPr>
+          <w:lang w:val="zh_TW" w:bidi="zh_TW"/>
+        </w:rPr>
+        <w:t>）；惡人將受到懲罰（</w:t>
+      </w:r>
+      <w:hyperlink r:id="rId81">
+        <w:r>
+          <w:rPr>
+            <w:lang w:val="zh_TW" w:bidi="zh_TW"/>
+          </w:rPr>
+          <w:rPr>
+            <w:color w:val="0000EE"/>
+            <w:u w:val="single"/>
+          </w:rPr>
+          <w:t>16:27，</w:t>
+        </w:r>
+      </w:hyperlink>
+      <w:hyperlink r:id="rId82">
+        <w:r>
+          <w:rPr>
+            <w:lang w:val="zh_TW" w:bidi="zh_TW"/>
+          </w:rPr>
+          <w:rPr>
+            <w:color w:val="0000EE"/>
+            <w:u w:val="single"/>
+          </w:rPr>
+          <w:t>24:30</w:t>
+        </w:r>
+      </w:hyperlink>
+      <w:r>
+        <w:rPr>
+          <w:lang w:val="zh_TW" w:bidi="zh_TW"/>
+        </w:rPr>
+        <w:t>；</w:t>
+      </w:r>
+      <w:hyperlink r:id="rId83">
+        <w:r>
+          <w:rPr>
+            <w:lang w:val="zh_TW" w:bidi="zh_TW"/>
+          </w:rPr>
+          <w:rPr>
+            <w:color w:val="0000EE"/>
+            <w:u w:val="single"/>
+          </w:rPr>
+          <w:t>可13:26</w:t>
+        </w:r>
+      </w:hyperlink>
+      <w:r>
+        <w:rPr>
+          <w:lang w:val="zh_TW" w:bidi="zh_TW"/>
+        </w:rPr>
+        <w:t>；</w:t>
+      </w:r>
+      <w:hyperlink r:id="rId84">
+        <w:r>
+          <w:rPr>
+            <w:lang w:val="zh_TW" w:bidi="zh_TW"/>
+          </w:rPr>
+          <w:rPr>
+            <w:color w:val="0000EE"/>
+            <w:u w:val="single"/>
+          </w:rPr>
+          <w:t>路21:27</w:t>
+        </w:r>
+      </w:hyperlink>
+      <w:r>
+        <w:rPr>
+          <w:lang w:val="zh_TW" w:bidi="zh_TW"/>
+        </w:rPr>
+        <w:t>；</w:t>
+      </w:r>
+      <w:hyperlink r:id="rId85">
+        <w:r>
+          <w:rPr>
+            <w:lang w:val="zh_TW" w:bidi="zh_TW"/>
+          </w:rPr>
+          <w:rPr>
+            <w:color w:val="0000EE"/>
+            <w:u w:val="single"/>
+          </w:rPr>
+          <w:t>帖後2:9–10</w:t>
+        </w:r>
+      </w:hyperlink>
+      <w:r>
+        <w:rPr>
+          <w:lang w:val="zh_TW" w:bidi="zh_TW"/>
+        </w:rPr>
+        <w:t>）。那些在人前承認祂的人，不必懼怕祂榮耀的顯現（</w:t>
+      </w:r>
+      <w:hyperlink r:id="rId86">
+        <w:r>
+          <w:rPr>
+            <w:lang w:val="zh_TW" w:bidi="zh_TW"/>
+          </w:rPr>
+          <w:rPr>
+            <w:color w:val="0000EE"/>
+            <w:u w:val="single"/>
+          </w:rPr>
+          <w:t>可8:38</w:t>
+        </w:r>
+      </w:hyperlink>
+      <w:r>
+        <w:rPr>
+          <w:lang w:val="zh_TW" w:bidi="zh_TW"/>
+        </w:rPr>
+        <w:t>）。</w:t>
       </w:r>
     </w:p>
     <w:p>
@@ -1606,36 +1710,108 @@
         <w:rPr>
           <w:lang w:val="zh_TW" w:bidi="zh_TW"/>
         </w:rPr>
-        <w:t>保羅接著闡述了神在耶穌基督裡恩典的啟示：目的是將救恩帶給所有人，使他們與不敬虔和世俗的情慾徹底決裂，並過正直的生活，同時常常期待「至大的神和我們救主耶穌基督」的再來。他們的生活將表明他們是屬於神的子民，總是渴望熱心行善。</w:t>
+        <w:t>到了成全的時候，全地將被祂的榮耀充滿（</w:t>
+      </w:r>
+      <w:hyperlink r:id="rId87">
+        <w:r>
+          <w:rPr>
+            <w:lang w:val="zh_TW" w:bidi="zh_TW"/>
+          </w:rPr>
+          <w:rPr>
+            <w:color w:val="0000EE"/>
+            <w:u w:val="single"/>
+          </w:rPr>
+          <w:t>詩72:19</w:t>
+        </w:r>
+      </w:hyperlink>
+      <w:r>
+        <w:rPr>
+          <w:lang w:val="zh_TW" w:bidi="zh_TW"/>
+        </w:rPr>
+        <w:t>；</w:t>
+      </w:r>
+      <w:hyperlink r:id="rId88">
+        <w:r>
+          <w:rPr>
+            <w:lang w:val="zh_TW" w:bidi="zh_TW"/>
+          </w:rPr>
+          <w:rPr>
+            <w:color w:val="0000EE"/>
+            <w:u w:val="single"/>
+          </w:rPr>
+          <w:t>賽6:3</w:t>
+        </w:r>
+      </w:hyperlink>
+      <w:r>
+        <w:rPr>
+          <w:lang w:val="zh_TW" w:bidi="zh_TW"/>
+        </w:rPr>
+        <w:t>；</w:t>
+      </w:r>
+      <w:hyperlink r:id="rId89">
+        <w:r>
+          <w:rPr>
+            <w:lang w:val="zh_TW" w:bidi="zh_TW"/>
+          </w:rPr>
+          <w:rPr>
+            <w:color w:val="0000EE"/>
+            <w:u w:val="single"/>
+          </w:rPr>
+          <w:t>哈2:14</w:t>
+        </w:r>
+      </w:hyperlink>
+      <w:r>
+        <w:rPr>
+          <w:lang w:val="zh_TW" w:bidi="zh_TW"/>
+        </w:rPr>
+        <w:t>）。屆時，不再有榮耀的雲彩停留在聖殿上標誌聖所，因為將有新天新地（</w:t>
+      </w:r>
+      <w:hyperlink r:id="rId90">
+        <w:r>
+          <w:rPr>
+            <w:lang w:val="zh_TW" w:bidi="zh_TW"/>
+          </w:rPr>
+          <w:rPr>
+            <w:color w:val="0000EE"/>
+            <w:u w:val="single"/>
+          </w:rPr>
+          <w:t>啟21:1</w:t>
+        </w:r>
+      </w:hyperlink>
+      <w:r>
+        <w:rPr>
+          <w:lang w:val="zh_TW" w:bidi="zh_TW"/>
+        </w:rPr>
+        <w:t>）。聖城將發出神榮耀的光輝（</w:t>
+      </w:r>
+      <w:hyperlink r:id="rId91">
+        <w:r>
+          <w:rPr>
+            <w:lang w:val="zh_TW" w:bidi="zh_TW"/>
+          </w:rPr>
+          <w:rPr>
+            <w:color w:val="0000EE"/>
+            <w:u w:val="single"/>
+          </w:rPr>
+          <w:t>10–11</w:t>
+        </w:r>
+      </w:hyperlink>
+      <w:r>
+        <w:rPr>
+          <w:lang w:val="zh_TW" w:bidi="zh_TW"/>
+        </w:rPr>
+        <w:t>節）。</w:t>
       </w:r>
     </w:p>
     <w:p>
       <w:pPr>
-        <w:pStyle w:val="Heading4"/>
-      </w:pPr>
-      <w:r>
-        <w:rPr>
-          <w:lang w:val="zh_TW" w:bidi="zh_TW"/>
-        </w:rPr>
-        <w:t>行善（</w:t>
-      </w:r>
-      <w:hyperlink r:id="rId53">
-        <w:r>
-          <w:rPr>
-            <w:lang w:val="zh_TW" w:bidi="zh_TW"/>
-          </w:rPr>
-          <w:rPr>
-            <w:color w:val="0000EE"/>
-            <w:u w:val="single"/>
-          </w:rPr>
-          <w:t>3:1–8</w:t>
-        </w:r>
-      </w:hyperlink>
-      <w:r>
-        <w:rPr>
-          <w:lang w:val="zh_TW" w:bidi="zh_TW"/>
-        </w:rPr>
-        <w:t>）</w:t>
+        <w:pStyle w:val="Heading3"/>
+      </w:pPr>
+      <w:r>
+        <w:rPr>
+          <w:lang w:val="zh_TW" w:bidi="zh_TW"/>
+        </w:rPr>
+        <w:t>榮耀與神的百姓</w:t>
       </w:r>
     </w:p>
     <w:p>
@@ -1649,18 +1825,31 @@
         <w:rPr>
           <w:lang w:val="zh_TW" w:bidi="zh_TW"/>
         </w:rPr>
-        <w:t>在這部分，保羅勸告提多要提醒克里特的基督徒順服執政掌權者（參</w:t>
-      </w:r>
-      <w:hyperlink r:id="rId54">
-        <w:r>
-          <w:rPr>
-            <w:lang w:val="zh_TW" w:bidi="zh_TW"/>
-          </w:rPr>
-          <w:rPr>
-            <w:color w:val="0000EE"/>
-            <w:u w:val="single"/>
-          </w:rPr>
-          <w:t>羅13:1–7</w:t>
+        <w:t>神的百姓已經經歷了神同在的榮耀。舊約中的榮耀的雲彩就是</w:t>
+      </w:r>
+      <w:r>
+        <w:rPr>
+          <w:i/>
+          <w:lang w:val="zh_TW" w:bidi="zh_TW"/>
+        </w:rPr>
+        <w:t>他們</w:t>
+      </w:r>
+      <w:r>
+        <w:rPr>
+          <w:lang w:val="zh_TW" w:bidi="zh_TW"/>
+        </w:rPr>
+        <w:t>的榮耀（</w:t>
+      </w:r>
+      <w:hyperlink r:id="rId57">
+        <w:r>
+          <w:rPr>
+            <w:lang w:val="zh_TW" w:bidi="zh_TW"/>
+          </w:rPr>
+          <w:rPr>
+            <w:color w:val="0000EE"/>
+            <w:u w:val="single"/>
+          </w:rPr>
+          <w:t>詩106:20</w:t>
         </w:r>
       </w:hyperlink>
       <w:r>
@@ -1669,52 +1858,77 @@
         </w:rPr>
         <w:t>；</w:t>
       </w:r>
-      <w:hyperlink r:id="rId55">
-        <w:r>
-          <w:rPr>
-            <w:lang w:val="zh_TW" w:bidi="zh_TW"/>
-          </w:rPr>
-          <w:rPr>
-            <w:color w:val="0000EE"/>
-            <w:u w:val="single"/>
-          </w:rPr>
-          <w:t>彼前2:13–17</w:t>
-        </w:r>
-      </w:hyperlink>
-      <w:r>
-        <w:rPr>
-          <w:lang w:val="zh_TW" w:bidi="zh_TW"/>
-        </w:rPr>
-        <w:t>），積極參與社區中的工作並且要誠實地工作。保羅再次強調了生活的品質，尤其是禮貌和渴望與他人和平相處的態度。這種生活方式來自於靈命的更新，而這樣的更新是基於基督的救贖工作，這不是我們配得的，而是完全出於祂的憐憫。祂帶來了罪的潔淨，「藉著聖靈的重生和更新」。</w:t>
-      </w:r>
-    </w:p>
-    <w:p>
-      <w:pPr>
-        <w:pStyle w:val="Heading4"/>
-      </w:pPr>
-      <w:r>
-        <w:rPr>
-          <w:lang w:val="zh_TW" w:bidi="zh_TW"/>
-        </w:rPr>
-        <w:t>保羅的最後勸誡和問安（</w:t>
-      </w:r>
-      <w:hyperlink r:id="rId56">
-        <w:r>
-          <w:rPr>
-            <w:lang w:val="zh_TW" w:bidi="zh_TW"/>
-          </w:rPr>
-          <w:rPr>
-            <w:color w:val="0000EE"/>
-            <w:u w:val="single"/>
-          </w:rPr>
-          <w:t>3:9–15</w:t>
-        </w:r>
-      </w:hyperlink>
-      <w:r>
-        <w:rPr>
-          <w:lang w:val="zh_TW" w:bidi="zh_TW"/>
-        </w:rPr>
-        <w:t>）</w:t>
+      <w:hyperlink r:id="rId92">
+        <w:r>
+          <w:rPr>
+            <w:lang w:val="zh_TW" w:bidi="zh_TW"/>
+          </w:rPr>
+          <w:rPr>
+            <w:color w:val="0000EE"/>
+            <w:u w:val="single"/>
+          </w:rPr>
+          <w:t>耶2:11</w:t>
+        </w:r>
+      </w:hyperlink>
+      <w:r>
+        <w:rPr>
+          <w:lang w:val="zh_TW" w:bidi="zh_TW"/>
+        </w:rPr>
+        <w:t>）。基督作為神榮耀的化身來到祂的百姓中間，當基督升天後，祂將聖靈賜給信徒（</w:t>
+      </w:r>
+      <w:hyperlink r:id="rId93">
+        <w:r>
+          <w:rPr>
+            <w:lang w:val="zh_TW" w:bidi="zh_TW"/>
+          </w:rPr>
+          <w:rPr>
+            <w:color w:val="0000EE"/>
+            <w:u w:val="single"/>
+          </w:rPr>
+          <w:t>約16:7–14</w:t>
+        </w:r>
+      </w:hyperlink>
+      <w:r>
+        <w:rPr>
+          <w:lang w:val="zh_TW" w:bidi="zh_TW"/>
+        </w:rPr>
+        <w:t>），使神可以住在祂的百姓中間。為基督名受苦的人，榮耀的靈住在他們身上（</w:t>
+      </w:r>
+      <w:hyperlink r:id="rId94">
+        <w:r>
+          <w:rPr>
+            <w:lang w:val="zh_TW" w:bidi="zh_TW"/>
+          </w:rPr>
+          <w:rPr>
+            <w:color w:val="0000EE"/>
+            <w:u w:val="single"/>
+          </w:rPr>
+          <w:t>彼前4:14</w:t>
+        </w:r>
+      </w:hyperlink>
+      <w:r>
+        <w:rPr>
+          <w:lang w:val="zh_TW" w:bidi="zh_TW"/>
+        </w:rPr>
+        <w:t>）；這靈是聖徒榮耀基業的保證（</w:t>
+      </w:r>
+      <w:hyperlink r:id="rId95">
+        <w:r>
+          <w:rPr>
+            <w:lang w:val="zh_TW" w:bidi="zh_TW"/>
+          </w:rPr>
+          <w:rPr>
+            <w:color w:val="0000EE"/>
+            <w:u w:val="single"/>
+          </w:rPr>
+          <w:t>羅8:16–17</w:t>
+        </w:r>
+      </w:hyperlink>
+      <w:r>
+        <w:rPr>
+          <w:lang w:val="zh_TW" w:bidi="zh_TW"/>
+        </w:rPr>
+        <w:t>）。</w:t>
       </w:r>
     </w:p>
     <w:p>
@@ -1728,7 +1942,271 @@
         <w:rPr>
           <w:lang w:val="zh_TW" w:bidi="zh_TW"/>
         </w:rPr>
-        <w:t>在最後的部分，保羅勸告提多要避開那些喜歡為了辯論而辯論宗教的人，並指導提多如何處理那些製造紛爭的人。</w:t>
+        <w:t>神賜給祂百姓「榮耀的盼望」（</w:t>
+      </w:r>
+      <w:hyperlink r:id="rId96">
+        <w:r>
+          <w:rPr>
+            <w:lang w:val="zh_TW" w:bidi="zh_TW"/>
+          </w:rPr>
+          <w:rPr>
+            <w:color w:val="0000EE"/>
+            <w:u w:val="single"/>
+          </w:rPr>
+          <w:t>羅5:2</w:t>
+        </w:r>
+      </w:hyperlink>
+      <w:r>
+        <w:rPr>
+          <w:lang w:val="zh_TW" w:bidi="zh_TW"/>
+        </w:rPr>
+        <w:t>；</w:t>
+      </w:r>
+      <w:hyperlink r:id="rId77">
+        <w:r>
+          <w:rPr>
+            <w:lang w:val="zh_TW" w:bidi="zh_TW"/>
+          </w:rPr>
+          <w:rPr>
+            <w:color w:val="0000EE"/>
+            <w:u w:val="single"/>
+          </w:rPr>
+          <w:t>腓3:21</w:t>
+        </w:r>
+      </w:hyperlink>
+      <w:r>
+        <w:rPr>
+          <w:lang w:val="zh_TW" w:bidi="zh_TW"/>
+        </w:rPr>
+        <w:t>；</w:t>
+      </w:r>
+      <w:hyperlink r:id="rId97">
+        <w:r>
+          <w:rPr>
+            <w:lang w:val="zh_TW" w:bidi="zh_TW"/>
+          </w:rPr>
+          <w:rPr>
+            <w:color w:val="0000EE"/>
+            <w:u w:val="single"/>
+          </w:rPr>
+          <w:t>西1:27</w:t>
+        </w:r>
+      </w:hyperlink>
+      <w:r>
+        <w:rPr>
+          <w:lang w:val="zh_TW" w:bidi="zh_TW"/>
+        </w:rPr>
+        <w:t>；</w:t>
+      </w:r>
+      <w:hyperlink r:id="rId98">
+        <w:r>
+          <w:rPr>
+            <w:lang w:val="zh_TW" w:bidi="zh_TW"/>
+          </w:rPr>
+          <w:rPr>
+            <w:color w:val="0000EE"/>
+            <w:u w:val="single"/>
+          </w:rPr>
+          <w:t>猶24–25</w:t>
+        </w:r>
+      </w:hyperlink>
+      <w:r>
+        <w:rPr>
+          <w:lang w:val="zh_TW" w:bidi="zh_TW"/>
+        </w:rPr>
+        <w:t>）。那些祂所揀選的人，祂也必使他們得榮耀（</w:t>
+      </w:r>
+      <w:hyperlink r:id="rId99">
+        <w:r>
+          <w:rPr>
+            <w:lang w:val="zh_TW" w:bidi="zh_TW"/>
+          </w:rPr>
+          <w:rPr>
+            <w:color w:val="0000EE"/>
+            <w:u w:val="single"/>
+          </w:rPr>
+          <w:t>羅8:30，</w:t>
+        </w:r>
+      </w:hyperlink>
+      <w:hyperlink r:id="rId100">
+        <w:r>
+          <w:rPr>
+            <w:lang w:val="zh_TW" w:bidi="zh_TW"/>
+          </w:rPr>
+          <w:rPr>
+            <w:color w:val="0000EE"/>
+            <w:u w:val="single"/>
+          </w:rPr>
+          <w:t>9:23</w:t>
+        </w:r>
+      </w:hyperlink>
+      <w:r>
+        <w:rPr>
+          <w:lang w:val="zh_TW" w:bidi="zh_TW"/>
+        </w:rPr>
+        <w:t>）；他們將在基督裡分享祂的榮耀（</w:t>
+      </w:r>
+      <w:hyperlink r:id="rId101">
+        <w:r>
+          <w:rPr>
+            <w:lang w:val="zh_TW" w:bidi="zh_TW"/>
+          </w:rPr>
+          <w:rPr>
+            <w:color w:val="0000EE"/>
+            <w:u w:val="single"/>
+          </w:rPr>
+          <w:t>西3:4</w:t>
+        </w:r>
+      </w:hyperlink>
+      <w:r>
+        <w:rPr>
+          <w:lang w:val="zh_TW" w:bidi="zh_TW"/>
+        </w:rPr>
+        <w:t>；</w:t>
+      </w:r>
+      <w:hyperlink r:id="rId102">
+        <w:r>
+          <w:rPr>
+            <w:lang w:val="zh_TW" w:bidi="zh_TW"/>
+          </w:rPr>
+          <w:rPr>
+            <w:color w:val="0000EE"/>
+            <w:u w:val="single"/>
+          </w:rPr>
+          <w:t>帖後2:14</w:t>
+        </w:r>
+      </w:hyperlink>
+      <w:r>
+        <w:rPr>
+          <w:lang w:val="zh_TW" w:bidi="zh_TW"/>
+        </w:rPr>
+        <w:t>；</w:t>
+      </w:r>
+      <w:hyperlink r:id="rId103">
+        <w:r>
+          <w:rPr>
+            <w:lang w:val="zh_TW" w:bidi="zh_TW"/>
+          </w:rPr>
+          <w:rPr>
+            <w:color w:val="0000EE"/>
+            <w:u w:val="single"/>
+          </w:rPr>
+          <w:t>提後2:10</w:t>
+        </w:r>
+      </w:hyperlink>
+      <w:r>
+        <w:rPr>
+          <w:lang w:val="zh_TW" w:bidi="zh_TW"/>
+        </w:rPr>
+        <w:t>）。今世的苦楚與將來要顯於我們的榮耀無法相比（</w:t>
+      </w:r>
+      <w:hyperlink r:id="rId104">
+        <w:r>
+          <w:rPr>
+            <w:lang w:val="zh_TW" w:bidi="zh_TW"/>
+          </w:rPr>
+          <w:rPr>
+            <w:color w:val="0000EE"/>
+            <w:u w:val="single"/>
+          </w:rPr>
+          <w:t>羅8:18</w:t>
+        </w:r>
+      </w:hyperlink>
+      <w:r>
+        <w:rPr>
+          <w:lang w:val="zh_TW" w:bidi="zh_TW"/>
+        </w:rPr>
+        <w:t>；</w:t>
+      </w:r>
+      <w:hyperlink r:id="rId105">
+        <w:r>
+          <w:rPr>
+            <w:lang w:val="zh_TW" w:bidi="zh_TW"/>
+          </w:rPr>
+          <w:rPr>
+            <w:color w:val="0000EE"/>
+            <w:u w:val="single"/>
+          </w:rPr>
+          <w:t>林後4:17</w:t>
+        </w:r>
+      </w:hyperlink>
+      <w:r>
+        <w:rPr>
+          <w:lang w:val="zh_TW" w:bidi="zh_TW"/>
+        </w:rPr>
+        <w:t>）。整個受造界渴望看見神兒女自由的榮耀（</w:t>
+      </w:r>
+      <w:hyperlink r:id="rId106">
+        <w:r>
+          <w:rPr>
+            <w:lang w:val="zh_TW" w:bidi="zh_TW"/>
+          </w:rPr>
+          <w:rPr>
+            <w:color w:val="0000EE"/>
+            <w:u w:val="single"/>
+          </w:rPr>
+          <w:t>羅8:21</w:t>
+        </w:r>
+      </w:hyperlink>
+      <w:r>
+        <w:rPr>
+          <w:lang w:val="zh_TW" w:bidi="zh_TW"/>
+        </w:rPr>
+        <w:t>）。這樣的榮耀盼望如此確定，以致彼得甚至可以在今世就說自己同享基督的榮耀（</w:t>
+      </w:r>
+      <w:hyperlink r:id="rId107">
+        <w:r>
+          <w:rPr>
+            <w:lang w:val="zh_TW" w:bidi="zh_TW"/>
+          </w:rPr>
+          <w:rPr>
+            <w:color w:val="0000EE"/>
+            <w:u w:val="single"/>
+          </w:rPr>
+          <w:t>彼前5:1</w:t>
+        </w:r>
+      </w:hyperlink>
+      <w:r>
+        <w:rPr>
+          <w:lang w:val="zh_TW" w:bidi="zh_TW"/>
+        </w:rPr>
+        <w:t>），同時也仰望那永恆的榮耀（見</w:t>
+      </w:r>
+      <w:hyperlink r:id="rId108">
+        <w:r>
+          <w:rPr>
+            <w:lang w:val="zh_TW" w:bidi="zh_TW"/>
+          </w:rPr>
+          <w:rPr>
+            <w:color w:val="0000EE"/>
+            <w:u w:val="single"/>
+          </w:rPr>
+          <w:t>10</w:t>
+        </w:r>
+      </w:hyperlink>
+      <w:r>
+        <w:rPr>
+          <w:lang w:val="zh_TW" w:bidi="zh_TW"/>
+        </w:rPr>
+        <w:t>節）。作為基督榮耀的分享者，教會被召去榮耀神。因著他們內心的盼望，他們潔淨自己（</w:t>
+      </w:r>
+      <w:hyperlink r:id="rId109">
+        <w:r>
+          <w:rPr>
+            <w:lang w:val="zh_TW" w:bidi="zh_TW"/>
+          </w:rPr>
+          <w:rPr>
+            <w:color w:val="0000EE"/>
+            <w:u w:val="single"/>
+          </w:rPr>
+          <w:t>約一3:3</w:t>
+        </w:r>
+      </w:hyperlink>
+      <w:r>
+        <w:rPr>
+          <w:lang w:val="zh_TW" w:bidi="zh_TW"/>
+        </w:rPr>
+        <w:t>）。</w:t>
       </w:r>
     </w:p>
     <w:p>
@@ -1740,34 +2218,6 @@
       </w:r>
       <w:r>
         <w:rPr>
-          <w:lang w:val="zh_TW" w:bidi="zh_TW"/>
-        </w:rPr>
-        <w:t>接著，保羅告訴提多他將派亞提馬（在新約中未曾提及）或推基古來見他，並勸提多，若阿波羅和西納路過克里特，要好好照顧他們。提多自己則應在冬天之前到尼哥坡里見保羅。</w:t>
-      </w:r>
-    </w:p>
-    <w:p>
-      <w:pPr/>
-      <w:r>
-        <w:rPr>
-          <w:lang w:val="zh_TW" w:bidi="zh_TW"/>
-        </w:rPr>
-      </w:r>
-      <w:r>
-        <w:rPr>
-          <w:lang w:val="zh_TW" w:bidi="zh_TW"/>
-        </w:rPr>
-        <w:t>這封書信以對「行善」和屬靈上豐盛的生活的勸誡作結。</w:t>
-      </w:r>
-    </w:p>
-    <w:p>
-      <w:pPr/>
-      <w:r>
-        <w:rPr>
-          <w:lang w:val="zh_TW" w:bidi="zh_TW"/>
-        </w:rPr>
-      </w:r>
-      <w:r>
-        <w:rPr>
           <w:i/>
           <w:lang w:val="zh_TW" w:bidi="zh_TW"/>
         </w:rPr>
@@ -1783,7 +2233,7 @@
         <w:rPr>
           <w:lang w:val="zh_TW" w:bidi="zh_TW"/>
         </w:rPr>
-        <w:t>使徒保羅</w:t>
+        <w:t>誇耀</w:t>
       </w:r>
       <w:r>
         <w:rPr>
@@ -1795,7 +2245,7 @@
         <w:rPr>
           <w:lang w:val="zh_TW" w:bidi="zh_TW"/>
         </w:rPr>
-        <w:t>提摩太前書</w:t>
+        <w:t>神的存在與屬性</w:t>
       </w:r>
       <w:r>
         <w:rPr>
@@ -1807,7 +2257,7 @@
         <w:rPr>
           <w:lang w:val="zh_TW" w:bidi="zh_TW"/>
         </w:rPr>
-        <w:t>提摩太後書</w:t>
+        <w:t>火柱與雲柱</w:t>
       </w:r>
       <w:r>
         <w:rPr>
@@ -1819,1334 +2269,7 @@
         <w:rPr>
           <w:lang w:val="zh_TW" w:bidi="zh_TW"/>
         </w:rPr>
-        <w:t>提多（人物）#1</w:t>
-      </w:r>
-      <w:r>
-        <w:rPr>
-          <w:lang w:val="zh_TW" w:bidi="zh_TW"/>
-        </w:rPr>
-        <w:t>。</w:t>
-      </w:r>
-      <w:r>
-        <w:rPr>
-          <w:lang w:val="zh_TW" w:bidi="zh_TW"/>
-        </w:rPr>
-      </w:r>
-      <w:r>
-        <w:rPr>
-          <w:lang w:val="zh_TW" w:bidi="zh_TW"/>
-        </w:rPr>
-      </w:r>
-    </w:p>
-    <w:p>
-      <w:pPr/>
-      <w:r>
-        <w:rPr>
-          <w:lang w:val="zh_TW" w:bidi="zh_TW"/>
-        </w:rPr>
-      </w:r>
-    </w:p>
-    <w:p>
-      <w:pPr>
-        <w:pStyle w:val="Heading2"/>
-      </w:pPr>
-      <w:r>
-        <w:rPr>
-          <w:lang w:val="zh_TW" w:bidi="zh_TW"/>
-        </w:rPr>
-        <w:t>提摩太前書</w:t>
-      </w:r>
-      <w:r>
-        <w:rPr>
-          <w:lang w:val="zh_TW" w:bidi="zh_TW"/>
-        </w:rPr>
-      </w:r>
-    </w:p>
-    <w:p>
-      <w:pPr/>
-      <w:r>
-        <w:rPr>
-          <w:lang w:val="zh_TW" w:bidi="zh_TW"/>
-        </w:rPr>
-      </w:r>
-      <w:r>
-        <w:rPr>
-          <w:lang w:val="zh_TW" w:bidi="zh_TW"/>
-        </w:rPr>
-        <w:t>保羅寫給他年輕同工提摩太的第一封書信。</w:t>
-      </w:r>
-    </w:p>
-    <w:p>
-      <w:pPr/>
-      <w:r>
-        <w:rPr>
-          <w:lang w:val="zh_TW" w:bidi="zh_TW"/>
-        </w:rPr>
-      </w:r>
-      <w:r>
-        <w:rPr>
-          <w:lang w:val="zh_TW" w:bidi="zh_TW"/>
-        </w:rPr>
-        <w:t>提摩太前書的作者、日期和背景必須與其他兩封教牧書信提摩太後書和提多書一起考慮，這些書信是寫給保羅的兩位年輕同工，幫助他們處理以弗所和克里特教會的牧養問題。</w:t>
-      </w:r>
-    </w:p>
-    <w:p>
-      <w:pPr/>
-      <w:r>
-        <w:rPr>
-          <w:lang w:val="zh_TW" w:bidi="zh_TW"/>
-        </w:rPr>
-      </w:r>
-      <w:r>
-        <w:rPr>
-          <w:lang w:val="zh_TW" w:bidi="zh_TW"/>
-        </w:rPr>
-        <w:t>概述</w:t>
-      </w:r>
-    </w:p>
-    <w:p>
-      <w:pPr>
-        <w:pStyle w:val="ListBullet"/>
-        <w:spacing w:line="240" w:lineRule="auto"/>
-        <w:ind w:left="720"/>
-      </w:pPr>
-      <w:r>
-        <w:rPr>
-          <w:lang w:val="zh_TW" w:bidi="zh_TW"/>
-        </w:rPr>
-      </w:r>
-      <w:r>
-        <w:rPr>
-          <w:lang w:val="zh_TW" w:bidi="zh_TW"/>
-        </w:rPr>
-        <w:t>作者</w:t>
-      </w:r>
-    </w:p>
-    <w:p>
-      <w:pPr>
-        <w:pStyle w:val="ListBullet"/>
-        <w:spacing w:line="240" w:lineRule="auto"/>
-        <w:ind w:left="720"/>
-      </w:pPr>
-      <w:r>
-        <w:rPr>
-          <w:lang w:val="zh_TW" w:bidi="zh_TW"/>
-        </w:rPr>
-      </w:r>
-      <w:r>
-        <w:rPr>
-          <w:lang w:val="zh_TW" w:bidi="zh_TW"/>
-        </w:rPr>
-        <w:t>日期</w:t>
-      </w:r>
-    </w:p>
-    <w:p>
-      <w:pPr>
-        <w:pStyle w:val="ListBullet"/>
-        <w:spacing w:line="240" w:lineRule="auto"/>
-        <w:ind w:left="720"/>
-      </w:pPr>
-      <w:r>
-        <w:rPr>
-          <w:lang w:val="zh_TW" w:bidi="zh_TW"/>
-        </w:rPr>
-      </w:r>
-      <w:r>
-        <w:rPr>
-          <w:lang w:val="zh_TW" w:bidi="zh_TW"/>
-        </w:rPr>
-        <w:t>背景</w:t>
-      </w:r>
-    </w:p>
-    <w:p>
-      <w:pPr>
-        <w:pStyle w:val="ListBullet"/>
-        <w:spacing w:line="240" w:lineRule="auto"/>
-        <w:ind w:left="720"/>
-      </w:pPr>
-      <w:r>
-        <w:rPr>
-          <w:lang w:val="zh_TW" w:bidi="zh_TW"/>
-        </w:rPr>
-      </w:r>
-      <w:r>
-        <w:rPr>
-          <w:lang w:val="zh_TW" w:bidi="zh_TW"/>
-        </w:rPr>
-        <w:t>神學</w:t>
-      </w:r>
-    </w:p>
-    <w:p>
-      <w:pPr>
-        <w:pStyle w:val="ListBullet"/>
-        <w:spacing w:line="240" w:lineRule="auto"/>
-        <w:ind w:left="720"/>
-      </w:pPr>
-      <w:r>
-        <w:rPr>
-          <w:lang w:val="zh_TW" w:bidi="zh_TW"/>
-        </w:rPr>
-      </w:r>
-      <w:r>
-        <w:rPr>
-          <w:lang w:val="zh_TW" w:bidi="zh_TW"/>
-        </w:rPr>
-        <w:t>內容</w:t>
-      </w:r>
-    </w:p>
-    <w:p>
-      <w:pPr>
-        <w:pStyle w:val="Heading3"/>
-      </w:pPr>
-      <w:r>
-        <w:rPr>
-          <w:lang w:val="zh_TW" w:bidi="zh_TW"/>
-        </w:rPr>
-        <w:t>作者</w:t>
-      </w:r>
-    </w:p>
-    <w:p>
-      <w:pPr/>
-      <w:r>
-        <w:rPr>
-          <w:lang w:val="zh_TW" w:bidi="zh_TW"/>
-        </w:rPr>
-      </w:r>
-      <w:r>
-        <w:rPr>
-          <w:lang w:val="zh_TW" w:bidi="zh_TW"/>
-        </w:rPr>
-        <w:t>在提摩太前書中，如同提摩太後書和提多書一樣，保羅在第一節就被指名為作者。自愛任紐（Irenaeus）時期（大約公元185年）以來，在早期教會的傳統中，保羅始終是這三封信唯一被認定為作者的人。這三封信中包含了許多保羅生平的個人細節，這些都強有力地證明了保羅是真正的作者。</w:t>
-      </w:r>
-    </w:p>
-    <w:p>
-      <w:pPr/>
-      <w:r>
-        <w:rPr>
-          <w:lang w:val="zh_TW" w:bidi="zh_TW"/>
-        </w:rPr>
-      </w:r>
-      <w:r>
-        <w:rPr>
-          <w:lang w:val="zh_TW" w:bidi="zh_TW"/>
-        </w:rPr>
-        <w:t>然而，一些學者基於以下理由質疑保羅的作者身份：</w:t>
-      </w:r>
-    </w:p>
-    <w:p>
-      <w:pPr>
-        <w:pStyle w:val="ListNumber"/>
-        <w:numPr>
-          <w:ilvl w:val="0"/>
-          <w:numId w:val="15"/>
-        </w:numPr>
-        <w:spacing w:line="240" w:lineRule="auto"/>
-        <w:ind w:left="720"/>
-      </w:pPr>
-      <w:r>
-        <w:rPr>
-          <w:lang w:val="zh_TW" w:bidi="zh_TW"/>
-        </w:rPr>
-      </w:r>
-      <w:r>
-        <w:rPr>
-          <w:lang w:val="zh_TW" w:bidi="zh_TW"/>
-        </w:rPr>
-        <w:t>希臘文詞彙包含大量在其它保羅書信中未出現的詞彙。</w:t>
-        <w:br/>
-        <w:br/>
-      </w:r>
-      <w:r>
-        <w:rPr>
-          <w:lang w:val="zh_TW" w:bidi="zh_TW"/>
-        </w:rPr>
-        <w:t>但這些書信中的主題並不相同。在教牧書信中，作者所處理的是教會組織和紀律方面較為技術性的問題——是一位教會領袖寫信給其他領袖。保羅是一位受過高等教育的人，詞彙豐富。教牧書信中特有的詞彙並不會超出保羅所能使用的詞彙範圍。如果這些詞彙不是出自保羅本人，也可能來自經常幫助保羅撰寫書信的文士。</w:t>
-      </w:r>
-    </w:p>
-    <w:p>
-      <w:pPr>
-        <w:pStyle w:val="ListNumber"/>
-        <w:spacing w:line="240" w:lineRule="auto"/>
-        <w:ind w:left="720"/>
-      </w:pPr>
-      <w:r>
-        <w:rPr>
-          <w:lang w:val="zh_TW" w:bidi="zh_TW"/>
-        </w:rPr>
-      </w:r>
-      <w:r>
-        <w:rPr>
-          <w:lang w:val="zh_TW" w:bidi="zh_TW"/>
-        </w:rPr>
-        <w:t>有關保羅行程的記載，與使徒行傳中所描述的旅程不符。</w:t>
-        <w:br/>
-        <w:br/>
-      </w:r>
-      <w:r>
-        <w:rPr>
-          <w:lang w:val="zh_TW" w:bidi="zh_TW"/>
-        </w:rPr>
-        <w:t>如果相信保羅寫了教牧書信，並且完成了書信中所描述的事，那麼他必須是在羅馬被監禁後獲釋，並且前往了克里特、以弗所和馬其頓。使徒行傳中的記述以保羅在羅馬被囚禁為結尾，因此這些後來的行程可能沒有被提及。有法律證據表明，如果保羅在兩年內沒有被定罪，他應該會自動獲釋。</w:t>
-      </w:r>
-    </w:p>
-    <w:p>
-      <w:pPr>
-        <w:pStyle w:val="ListNumber"/>
-        <w:spacing w:line="240" w:lineRule="auto"/>
-        <w:ind w:left="720"/>
-      </w:pPr>
-      <w:r>
-        <w:rPr>
-          <w:lang w:val="zh_TW" w:bidi="zh_TW"/>
-        </w:rPr>
-      </w:r>
-      <w:r>
-        <w:rPr>
-          <w:lang w:val="zh_TW" w:bidi="zh_TW"/>
-        </w:rPr>
-        <w:t>教牧書信中提到的教會進步發展（如長老、監督和執事），證明其日期晚於保羅的生平。</w:t>
-        <w:br/>
-        <w:br/>
-      </w:r>
-      <w:r>
-        <w:rPr>
-          <w:lang w:val="zh_TW" w:bidi="zh_TW"/>
-        </w:rPr>
-        <w:t>然而，長老在舊約時代就已存在，而作為地方教會職員的監督，幾乎可以肯定與長老是同一職分。此外，保羅在他的其它書信中也提到執事，例如</w:t>
-      </w:r>
-      <w:hyperlink r:id="rId57">
-        <w:r>
-          <w:rPr>
-            <w:lang w:val="zh_TW" w:bidi="zh_TW"/>
-          </w:rPr>
-          <w:rPr>
-            <w:color w:val="0000EE"/>
-            <w:u w:val="single"/>
-          </w:rPr>
-          <w:t>腓立比書一章1節</w:t>
-        </w:r>
-      </w:hyperlink>
-      <w:r>
-        <w:rPr>
-          <w:lang w:val="zh_TW" w:bidi="zh_TW"/>
-        </w:rPr>
-        <w:t>。</w:t>
-      </w:r>
-    </w:p>
-    <w:p>
-      <w:pPr/>
-      <w:r>
-        <w:rPr>
-          <w:lang w:val="zh_TW" w:bidi="zh_TW"/>
-        </w:rPr>
-      </w:r>
-      <w:r>
-        <w:rPr>
-          <w:lang w:val="zh_TW" w:bidi="zh_TW"/>
-        </w:rPr>
-        <w:t>大多數保守派學者及許多其他學者強烈認為，保羅確實寫了這三封教牧書信。</w:t>
-      </w:r>
-    </w:p>
-    <w:p>
-      <w:pPr>
-        <w:pStyle w:val="Heading3"/>
-      </w:pPr>
-      <w:r>
-        <w:rPr>
-          <w:lang w:val="zh_TW" w:bidi="zh_TW"/>
-        </w:rPr>
-        <w:t>日期</w:t>
-      </w:r>
-    </w:p>
-    <w:p>
-      <w:pPr/>
-      <w:r>
-        <w:rPr>
-          <w:lang w:val="zh_TW" w:bidi="zh_TW"/>
-        </w:rPr>
-      </w:r>
-      <w:r>
-        <w:rPr>
-          <w:lang w:val="zh_TW" w:bidi="zh_TW"/>
-        </w:rPr>
-        <w:t>假設保羅寫了教牧書信，提摩太前書應該寫於他第一次羅馬監禁釋放後，大約公元61或62年，並在他第二次羅馬監禁之前，大約在64至67年間，即尼祿去世的日期。至於地點，保羅將提摩太留在以弗所，然後前往馬其頓（</w:t>
-      </w:r>
-      <w:hyperlink r:id="rId58">
-        <w:r>
-          <w:rPr>
-            <w:lang w:val="zh_TW" w:bidi="zh_TW"/>
-          </w:rPr>
-          <w:rPr>
-            <w:color w:val="0000EE"/>
-            <w:u w:val="single"/>
-          </w:rPr>
-          <w:t>提前1:3</w:t>
-        </w:r>
-      </w:hyperlink>
-      <w:r>
-        <w:rPr>
-          <w:lang w:val="zh_TW" w:bidi="zh_TW"/>
-        </w:rPr>
-        <w:t>），他可能在那裡寫了提摩太前書。這封信當然是寫給在以弗所的提摩太的。</w:t>
-      </w:r>
-    </w:p>
-    <w:p>
-      <w:pPr>
-        <w:pStyle w:val="Heading3"/>
-      </w:pPr>
-      <w:r>
-        <w:rPr>
-          <w:lang w:val="zh_TW" w:bidi="zh_TW"/>
-        </w:rPr>
-        <w:t>背景</w:t>
-      </w:r>
-    </w:p>
-    <w:p>
-      <w:pPr/>
-      <w:r>
-        <w:rPr>
-          <w:lang w:val="zh_TW" w:bidi="zh_TW"/>
-        </w:rPr>
-      </w:r>
-      <w:r>
-        <w:rPr>
-          <w:lang w:val="zh_TW" w:bidi="zh_TW"/>
-        </w:rPr>
-        <w:t>保羅把以弗所的教會交給提摩太管理（</w:t>
-      </w:r>
-      <w:hyperlink r:id="rId59">
-        <w:r>
-          <w:rPr>
-            <w:lang w:val="zh_TW" w:bidi="zh_TW"/>
-          </w:rPr>
-          <w:rPr>
-            <w:color w:val="0000EE"/>
-            <w:u w:val="single"/>
-          </w:rPr>
-          <w:t>1:2–3</w:t>
-        </w:r>
-      </w:hyperlink>
-      <w:r>
-        <w:rPr>
-          <w:lang w:val="zh_TW" w:bidi="zh_TW"/>
-        </w:rPr>
-        <w:t>）。保羅在第二次宣教旅程中想去羅馬的亞細亞省（以弗是其主要的城），但聖靈不允許他這樣做。他繼續前往馬其頓和希臘（</w:t>
-      </w:r>
-      <w:hyperlink r:id="rId60">
-        <w:r>
-          <w:rPr>
-            <w:lang w:val="zh_TW" w:bidi="zh_TW"/>
-          </w:rPr>
-          <w:rPr>
-            <w:color w:val="0000EE"/>
-            <w:u w:val="single"/>
-          </w:rPr>
-          <w:t>徒16:6</w:t>
-        </w:r>
-      </w:hyperlink>
-      <w:r>
-        <w:rPr>
-          <w:lang w:val="zh_TW" w:bidi="zh_TW"/>
-        </w:rPr>
-        <w:t>）。他在完成第二次旅程時短暫到訪以弗所（</w:t>
-      </w:r>
-      <w:hyperlink r:id="rId61">
-        <w:r>
-          <w:rPr>
-            <w:lang w:val="zh_TW" w:bidi="zh_TW"/>
-          </w:rPr>
-          <w:rPr>
-            <w:color w:val="0000EE"/>
-            <w:u w:val="single"/>
-          </w:rPr>
-          <w:t>18:19–20</w:t>
-        </w:r>
-      </w:hyperlink>
-      <w:r>
-        <w:rPr>
-          <w:lang w:val="zh_TW" w:bidi="zh_TW"/>
-        </w:rPr>
-        <w:t>）。然後在他的第三次旅程中，他以以弗所為活動中心，並在那裡度過了三年（</w:t>
-      </w:r>
-      <w:hyperlink r:id="rId62">
-        <w:r>
-          <w:rPr>
-            <w:lang w:val="zh_TW" w:bidi="zh_TW"/>
-          </w:rPr>
-          <w:rPr>
-            <w:color w:val="0000EE"/>
-            <w:u w:val="single"/>
-          </w:rPr>
-          <w:t>19:1–20:1</w:t>
-        </w:r>
-      </w:hyperlink>
-      <w:r>
-        <w:rPr>
-          <w:lang w:val="zh_TW" w:bidi="zh_TW"/>
-        </w:rPr>
-        <w:t>）。在他第一次被囚禁於羅馬期間，他寫了一封通函給以弗所和附近的教會。僅僅幾年後，他在以弗所寫了提摩太前書給提摩太。</w:t>
-      </w:r>
-    </w:p>
-    <w:p>
-      <w:pPr>
-        <w:pStyle w:val="Heading3"/>
-      </w:pPr>
-      <w:r>
-        <w:rPr>
-          <w:lang w:val="zh_TW" w:bidi="zh_TW"/>
-        </w:rPr>
-        <w:t>神學</w:t>
-      </w:r>
-    </w:p>
-    <w:p>
-      <w:pPr/>
-      <w:r>
-        <w:rPr>
-          <w:lang w:val="zh_TW" w:bidi="zh_TW"/>
-        </w:rPr>
-      </w:r>
-      <w:r>
-        <w:rPr>
-          <w:lang w:val="zh_TW" w:bidi="zh_TW"/>
-        </w:rPr>
-        <w:t>總的來說，提摩太前書的神學與其它保羅書信以及整個新約的神學一致。神的主權和愛在這封信中一再被清楚呈現。耶穌總是被描繪為真正的神以及人。救恩是藉著基督對神的信心而得的。律法不能拯救人，因為所有人都違背了律法。然而，律法是好的，是神給得救之人的指引，引導他們過討神喜悅的生活。</w:t>
-      </w:r>
-    </w:p>
-    <w:p>
-      <w:pPr/>
-      <w:r>
-        <w:rPr>
-          <w:lang w:val="zh_TW" w:bidi="zh_TW"/>
-        </w:rPr>
-      </w:r>
-      <w:r>
-        <w:rPr>
-          <w:lang w:val="zh_TW" w:bidi="zh_TW"/>
-        </w:rPr>
-        <w:t>教會在這封信中佔有重要地位。所有基督徒都應該成為教會的一部分。他們從教會中獲得了大量關於培養基督徒品格的資源，並且他們在教會中服事神可以比獨自一人服事神有效得多。教會需要組織才能有效地完成其工作。教會必須時刻努力避免異端，並教導福音的真理。</w:t>
-      </w:r>
-    </w:p>
-    <w:p>
-      <w:pPr>
-        <w:pStyle w:val="Heading3"/>
-      </w:pPr>
-      <w:r>
-        <w:rPr>
-          <w:lang w:val="zh_TW" w:bidi="zh_TW"/>
-        </w:rPr>
-        <w:t>內容</w:t>
-      </w:r>
-    </w:p>
-    <w:p>
-      <w:pPr>
-        <w:pStyle w:val="Heading4"/>
-      </w:pPr>
-      <w:r>
-        <w:rPr>
-          <w:lang w:val="zh_TW" w:bidi="zh_TW"/>
-        </w:rPr>
-        <w:t>問安（</w:t>
-      </w:r>
-      <w:hyperlink r:id="rId63">
-        <w:r>
-          <w:rPr>
-            <w:lang w:val="zh_TW" w:bidi="zh_TW"/>
-          </w:rPr>
-          <w:rPr>
-            <w:color w:val="0000EE"/>
-            <w:u w:val="single"/>
-          </w:rPr>
-          <w:t>1:1–2</w:t>
-        </w:r>
-      </w:hyperlink>
-      <w:r>
-        <w:rPr>
-          <w:lang w:val="zh_TW" w:bidi="zh_TW"/>
-        </w:rPr>
-        <w:t>）</w:t>
-      </w:r>
-    </w:p>
-    <w:p>
-      <w:pPr/>
-      <w:r>
-        <w:rPr>
-          <w:lang w:val="zh_TW" w:bidi="zh_TW"/>
-        </w:rPr>
-      </w:r>
-      <w:r>
-        <w:rPr>
-          <w:lang w:val="zh_TW" w:bidi="zh_TW"/>
-        </w:rPr>
-        <w:t>作者自稱保羅，並描述自己是由神揀選並由父神和祂的兒子基督耶穌授權的使徒。保羅有權對年輕的牧者和教會說權威的話語。</w:t>
-      </w:r>
-    </w:p>
-    <w:p>
-      <w:pPr/>
-      <w:r>
-        <w:rPr>
-          <w:lang w:val="zh_TW" w:bidi="zh_TW"/>
-        </w:rPr>
-      </w:r>
-      <w:r>
-        <w:rPr>
-          <w:lang w:val="zh_TW" w:bidi="zh_TW"/>
-        </w:rPr>
-        <w:t>這封信是寫給提摩太的，保羅所親愛的屬靈孩子，保羅給他三重祝福——從神而來的恩惠、憐憫、平安。</w:t>
-      </w:r>
-    </w:p>
-    <w:p>
-      <w:pPr>
-        <w:pStyle w:val="Heading4"/>
-      </w:pPr>
-      <w:r>
-        <w:rPr>
-          <w:lang w:val="zh_TW" w:bidi="zh_TW"/>
-        </w:rPr>
-        <w:t>處理異端（</w:t>
-      </w:r>
-      <w:hyperlink r:id="rId64">
-        <w:r>
-          <w:rPr>
-            <w:lang w:val="zh_TW" w:bidi="zh_TW"/>
-          </w:rPr>
-          <w:rPr>
-            <w:color w:val="0000EE"/>
-            <w:u w:val="single"/>
-          </w:rPr>
-          <w:t>1:3–20</w:t>
-        </w:r>
-      </w:hyperlink>
-      <w:r>
-        <w:rPr>
-          <w:lang w:val="zh_TW" w:bidi="zh_TW"/>
-        </w:rPr>
-        <w:t>）</w:t>
-      </w:r>
-    </w:p>
-    <w:p>
-      <w:pPr/>
-      <w:r>
-        <w:rPr>
-          <w:lang w:val="zh_TW" w:bidi="zh_TW"/>
-        </w:rPr>
-      </w:r>
-      <w:r>
-        <w:rPr>
-          <w:lang w:val="zh_TW" w:bidi="zh_TW"/>
-        </w:rPr>
-        <w:t>保羅留下提摩太在以弗所的原因之一是希望他「囑咐那幾個人不可傳異教」（</w:t>
-      </w:r>
-      <w:hyperlink r:id="rId58">
-        <w:r>
-          <w:rPr>
-            <w:lang w:val="zh_TW" w:bidi="zh_TW"/>
-          </w:rPr>
-          <w:rPr>
-            <w:color w:val="0000EE"/>
-            <w:u w:val="single"/>
-          </w:rPr>
-          <w:t>1:3</w:t>
-        </w:r>
-      </w:hyperlink>
-      <w:r>
-        <w:rPr>
-          <w:lang w:val="zh_TW" w:bidi="zh_TW"/>
-        </w:rPr>
-        <w:t>）。保羅相信一個人所信的和他所做的一樣重要。這裡的異端被描述為一種早期諾斯底主義異端，這是一種危險的異端，困擾教會已有數個世紀。</w:t>
-      </w:r>
-    </w:p>
-    <w:p>
-      <w:pPr/>
-      <w:r>
-        <w:rPr>
-          <w:lang w:val="zh_TW" w:bidi="zh_TW"/>
-        </w:rPr>
-      </w:r>
-      <w:r>
-        <w:rPr>
-          <w:lang w:val="zh_TW" w:bidi="zh_TW"/>
-        </w:rPr>
-        <w:t>這些早期的諾斯底主義者聲稱比普通基督徒對真理擁有更深的洞見。他們將神視為靈，將人視為物質，並將神和人區分開來。他們認為兩者之間的橋樑不是耶穌基督這位唯一的中保，而是由無數不同等級的天使、化身、伊安（aeons）等等所構成。他們爭論神話和虛構的事，他們尋求救恩的方法是試圖取悅一連串無窮無盡的天使鎖鏈來獲得拯救，而不是藉著信心接受神所賜的救恩。但保羅深知，唯有神的恩典才能拯救罪人。</w:t>
-      </w:r>
-    </w:p>
-    <w:p>
-      <w:pPr>
-        <w:pStyle w:val="Heading4"/>
-      </w:pPr>
-      <w:r>
-        <w:rPr>
-          <w:lang w:val="zh_TW" w:bidi="zh_TW"/>
-        </w:rPr>
-        <w:t>教會中的正確敬拜（</w:t>
-      </w:r>
-      <w:hyperlink r:id="rId65">
-        <w:r>
-          <w:rPr>
-            <w:lang w:val="zh_TW" w:bidi="zh_TW"/>
-          </w:rPr>
-          <w:rPr>
-            <w:color w:val="0000EE"/>
-            <w:u w:val="single"/>
-          </w:rPr>
-          <w:t>2:1–15</w:t>
-        </w:r>
-      </w:hyperlink>
-      <w:r>
-        <w:rPr>
-          <w:lang w:val="zh_TW" w:bidi="zh_TW"/>
-        </w:rPr>
-        <w:t>）</w:t>
-      </w:r>
-    </w:p>
-    <w:p>
-      <w:pPr/>
-      <w:r>
-        <w:rPr>
-          <w:lang w:val="zh_TW" w:bidi="zh_TW"/>
-        </w:rPr>
-      </w:r>
-      <w:r>
-        <w:rPr>
-          <w:lang w:val="zh_TW" w:bidi="zh_TW"/>
-        </w:rPr>
-        <w:t>「我勸你，第一要為萬人懇求、禱告、代求、祝謝」（</w:t>
-      </w:r>
-      <w:hyperlink r:id="rId66">
-        <w:r>
-          <w:rPr>
-            <w:lang w:val="zh_TW" w:bidi="zh_TW"/>
-          </w:rPr>
-          <w:rPr>
-            <w:color w:val="0000EE"/>
-            <w:u w:val="single"/>
-          </w:rPr>
-          <w:t>2:1</w:t>
-        </w:r>
-      </w:hyperlink>
-      <w:r>
-        <w:rPr>
-          <w:lang w:val="zh_TW" w:bidi="zh_TW"/>
-        </w:rPr>
-        <w:t>）。禱告是基督教會敬拜中極其重要的一部分。保羅強調為國家中高位上的人作特別禱告的重要性（即使國是以尼祿為皇帝的羅馬帝國）。保羅在</w:t>
-      </w:r>
-      <w:hyperlink r:id="rId67">
-        <w:r>
-          <w:rPr>
-            <w:lang w:val="zh_TW" w:bidi="zh_TW"/>
-          </w:rPr>
-          <w:rPr>
-            <w:color w:val="0000EE"/>
-            <w:u w:val="single"/>
-          </w:rPr>
-          <w:t>羅馬書第十三章</w:t>
-        </w:r>
-      </w:hyperlink>
-      <w:r>
-        <w:rPr>
-          <w:lang w:val="zh_TW" w:bidi="zh_TW"/>
-        </w:rPr>
-        <w:t>中清楚地教導這一點，而耶穌也告訴祂的門徒要把屬於凱撒的東西交給凱撒（</w:t>
-      </w:r>
-      <w:hyperlink r:id="rId68">
-        <w:r>
-          <w:rPr>
-            <w:lang w:val="zh_TW" w:bidi="zh_TW"/>
-          </w:rPr>
-          <w:rPr>
-            <w:color w:val="0000EE"/>
-            <w:u w:val="single"/>
-          </w:rPr>
-          <w:t>太22:17</w:t>
-        </w:r>
-      </w:hyperlink>
-      <w:r>
-        <w:rPr>
-          <w:lang w:val="zh_TW" w:bidi="zh_TW"/>
-        </w:rPr>
-        <w:t>）。</w:t>
-      </w:r>
-    </w:p>
-    <w:p>
-      <w:pPr/>
-      <w:r>
-        <w:rPr>
-          <w:lang w:val="zh_TW" w:bidi="zh_TW"/>
-        </w:rPr>
-      </w:r>
-      <w:r>
-        <w:rPr>
-          <w:lang w:val="zh_TW" w:bidi="zh_TW"/>
-        </w:rPr>
-        <w:t>基督徒男女應該向神祈禱，舉起聖潔的手，這些手應當遠離罪、怒氣和怨恨。保羅特別勸誡姊妹們：「又願女人廉恥、自守，以正派衣裳為妝飾，不以編髮、黃金、珍珠，和貴價的衣裳為妝飾，只要有善行，這才與自稱是敬神的女人相宜。」（</w:t>
-      </w:r>
-      <w:hyperlink r:id="rId69">
-        <w:r>
-          <w:rPr>
-            <w:lang w:val="zh_TW" w:bidi="zh_TW"/>
-          </w:rPr>
-          <w:rPr>
-            <w:color w:val="0000EE"/>
-            <w:u w:val="single"/>
-          </w:rPr>
-          <w:t>提前2:9–10</w:t>
-        </w:r>
-      </w:hyperlink>
-      <w:r>
-        <w:rPr>
-          <w:lang w:val="zh_TW" w:bidi="zh_TW"/>
-        </w:rPr>
-        <w:t>）。然後保羅說：「不許女人講道，也不許她轄管男人，只要沉靜」（</w:t>
-      </w:r>
-      <w:hyperlink r:id="rId70">
-        <w:r>
-          <w:rPr>
-            <w:lang w:val="zh_TW" w:bidi="zh_TW"/>
-          </w:rPr>
-          <w:rPr>
-            <w:color w:val="0000EE"/>
-            <w:u w:val="single"/>
-          </w:rPr>
-          <w:t>12</w:t>
-        </w:r>
-      </w:hyperlink>
-      <w:r>
-        <w:rPr>
-          <w:lang w:val="zh_TW" w:bidi="zh_TW"/>
-        </w:rPr>
-        <w:t>節）。這並不意味著他們不能在教會聚會中發言。使徒行傳和哥林多前書清楚表明，婦女可以在教會聚會中禱告、說預言和作見證。但教導的職責是由男性擔任，因為作為長老（男性）的職責就是教導。因此，教導和行使權柄是密不可分的。</w:t>
-      </w:r>
-    </w:p>
-    <w:p>
-      <w:pPr>
-        <w:pStyle w:val="Heading4"/>
-      </w:pPr>
-      <w:r>
-        <w:rPr>
-          <w:lang w:val="zh_TW" w:bidi="zh_TW"/>
-        </w:rPr>
-        <w:t>教會中的適當組織（</w:t>
-      </w:r>
-      <w:hyperlink r:id="rId71">
-        <w:r>
-          <w:rPr>
-            <w:lang w:val="zh_TW" w:bidi="zh_TW"/>
-          </w:rPr>
-          <w:rPr>
-            <w:color w:val="0000EE"/>
-            <w:u w:val="single"/>
-          </w:rPr>
-          <w:t>3:1–5:25</w:t>
-        </w:r>
-      </w:hyperlink>
-      <w:r>
-        <w:rPr>
-          <w:lang w:val="zh_TW" w:bidi="zh_TW"/>
-        </w:rPr>
-        <w:t>）</w:t>
-      </w:r>
-    </w:p>
-    <w:p>
-      <w:pPr/>
-      <w:r>
-        <w:rPr>
-          <w:lang w:val="zh_TW" w:bidi="zh_TW"/>
-        </w:rPr>
-      </w:r>
-      <w:r>
-        <w:rPr>
-          <w:lang w:val="zh_TW" w:bidi="zh_TW"/>
-        </w:rPr>
-        <w:t>關於早期教會的組織，首要問題是誰是監督。這處經文的第一節是：「人若想要得監督的職分，就是羨慕善工」（</w:t>
-      </w:r>
-      <w:hyperlink r:id="rId72">
-        <w:r>
-          <w:rPr>
-            <w:lang w:val="zh_TW" w:bidi="zh_TW"/>
-          </w:rPr>
-          <w:rPr>
-            <w:color w:val="0000EE"/>
-            <w:u w:val="single"/>
-          </w:rPr>
-          <w:t>3:1）</w:t>
-        </w:r>
-      </w:hyperlink>
-      <w:r>
-        <w:rPr>
-          <w:lang w:val="zh_TW" w:bidi="zh_TW"/>
-        </w:rPr>
-        <w:t>。在所有教牧書信中，監督顯然是地方教會內的一個職分，而不是一個管理多個教會的職員，例如在公元二世紀初期發展起來的主教職位。而且根據</w:t>
-      </w:r>
-      <w:hyperlink r:id="rId73">
-        <w:r>
-          <w:rPr>
-            <w:lang w:val="zh_TW" w:bidi="zh_TW"/>
-          </w:rPr>
-          <w:rPr>
-            <w:color w:val="0000EE"/>
-            <w:u w:val="single"/>
-          </w:rPr>
-          <w:t>提多書一章4至6節</w:t>
-        </w:r>
-      </w:hyperlink>
-      <w:r>
-        <w:rPr>
-          <w:lang w:val="zh_TW" w:bidi="zh_TW"/>
-        </w:rPr>
-        <w:t>，保羅將長老和監督這兩個詞交替使用，因此大多數學者相信保羅認為這兩者是可以互換的。提摩太自己是教會中類似現代牧師的角色，並且有長老（監督）和執事幫助他管理教會。</w:t>
-      </w:r>
-    </w:p>
-    <w:p>
-      <w:pPr/>
-      <w:r>
-        <w:rPr>
-          <w:lang w:val="zh_TW" w:bidi="zh_TW"/>
-        </w:rPr>
-      </w:r>
-      <w:r>
-        <w:rPr>
-          <w:lang w:val="zh_TW" w:bidi="zh_TW"/>
-        </w:rPr>
-        <w:t>在教會中成為長老是一個值得追求的目標。但是，一個人必須具備高資格才能當選這樣負責任的職位。他應該受到教會其他成員和教會外部人士的尊重。大多數的資格都很清楚，但其中幾個值得特別注意。</w:t>
-      </w:r>
-    </w:p>
-    <w:p>
-      <w:pPr/>
-      <w:r>
-        <w:rPr>
-          <w:lang w:val="zh_TW" w:bidi="zh_TW"/>
-        </w:rPr>
-      </w:r>
-      <w:r>
-        <w:rPr>
-          <w:lang w:val="zh_TW" w:bidi="zh_TW"/>
-        </w:rPr>
-        <w:t>「作監督的，必須無可指責，只作一個婦人的丈夫」（</w:t>
-      </w:r>
-      <w:hyperlink r:id="rId74">
-        <w:r>
-          <w:rPr>
-            <w:lang w:val="zh_TW" w:bidi="zh_TW"/>
-          </w:rPr>
-          <w:rPr>
-            <w:color w:val="0000EE"/>
-            <w:u w:val="single"/>
-          </w:rPr>
-          <w:t>3:2</w:t>
-        </w:r>
-      </w:hyperlink>
-      <w:r>
-        <w:rPr>
-          <w:lang w:val="zh_TW" w:bidi="zh_TW"/>
-        </w:rPr>
-        <w:t>）。希臘文的字面意思是「一個女人的男人」。這顯然禁止一夫多妻制，並排除對妻子不忠的男人。它可能不會排除一個離婚後再婚的男人，也不會排除一個從未有過妻子的單身男子。教會應該堅持其領袖在性道德上有很高的標準。</w:t>
-      </w:r>
-    </w:p>
-    <w:p>
-      <w:pPr/>
-      <w:r>
-        <w:rPr>
-          <w:lang w:val="zh_TW" w:bidi="zh_TW"/>
-        </w:rPr>
-      </w:r>
-      <w:r>
-        <w:rPr>
-          <w:lang w:val="zh_TW" w:bidi="zh_TW"/>
-        </w:rPr>
-        <w:t>如果一個人無法管理好自己的家庭，他也無法在教會中行使紀律。這個人也不應該酗酒。保羅並未要求完全禁酒，但他明確要求長老不可被烈酒支配。而且擔任長老高職的人不應該是新信徒（字面意義為初信者），以免因驕傲而失去做長老的資格。總的來說，只有品格優良的人才能當選為教會的長老或監督。</w:t>
-      </w:r>
-    </w:p>
-    <w:p>
-      <w:pPr/>
-      <w:r>
-        <w:rPr>
-          <w:lang w:val="zh_TW" w:bidi="zh_TW"/>
-        </w:rPr>
-      </w:r>
-      <w:r>
-        <w:rPr>
-          <w:lang w:val="zh_TW" w:bidi="zh_TW"/>
-        </w:rPr>
-        <w:t>接著，保羅繼續談到執事的職分：「作執事的，也是如此：必須端莊，不一口兩舌，不好喝酒，不貪不義之財」（</w:t>
-      </w:r>
-      <w:hyperlink r:id="rId75">
-        <w:r>
-          <w:rPr>
-            <w:lang w:val="zh_TW" w:bidi="zh_TW"/>
-          </w:rPr>
-          <w:rPr>
-            <w:color w:val="0000EE"/>
-            <w:u w:val="single"/>
-          </w:rPr>
-          <w:t>3:8</w:t>
-        </w:r>
-      </w:hyperlink>
-      <w:r>
-        <w:rPr>
-          <w:lang w:val="zh_TW" w:bidi="zh_TW"/>
-        </w:rPr>
-        <w:t>）。執事的資格幾乎與長老的資格相同。在被選為執事之前，他們應該有教會工作的經驗。</w:t>
-      </w:r>
-      <w:hyperlink r:id="rId76">
-        <w:r>
-          <w:rPr>
-            <w:lang w:val="zh_TW" w:bidi="zh_TW"/>
-          </w:rPr>
-          <w:rPr>
-            <w:color w:val="0000EE"/>
-            <w:u w:val="single"/>
-          </w:rPr>
-          <w:t>提摩太前書三章11節</w:t>
-        </w:r>
-      </w:hyperlink>
-      <w:r>
-        <w:rPr>
-          <w:lang w:val="zh_TW" w:bidi="zh_TW"/>
-        </w:rPr>
-        <w:t>將相同的資格應用於有志成為執事的婦女和/或執事的妻子。第</w:t>
-      </w:r>
-      <w:hyperlink r:id="rId77">
-        <w:r>
-          <w:rPr>
-            <w:lang w:val="zh_TW" w:bidi="zh_TW"/>
-          </w:rPr>
-          <w:rPr>
-            <w:color w:val="0000EE"/>
-            <w:u w:val="single"/>
-          </w:rPr>
-          <w:t>12節</w:t>
-        </w:r>
-      </w:hyperlink>
-      <w:r>
-        <w:rPr>
-          <w:lang w:val="zh_TW" w:bidi="zh_TW"/>
-        </w:rPr>
-        <w:t>繼續說明執事的資格。</w:t>
-      </w:r>
-    </w:p>
-    <w:p>
-      <w:pPr/>
-      <w:r>
-        <w:rPr>
-          <w:lang w:val="zh_TW" w:bidi="zh_TW"/>
-        </w:rPr>
-      </w:r>
-      <w:r>
-        <w:rPr>
-          <w:lang w:val="zh_TW" w:bidi="zh_TW"/>
-        </w:rPr>
-        <w:t>在第</w:t>
-      </w:r>
-      <w:hyperlink r:id="rId78">
-        <w:r>
-          <w:rPr>
-            <w:lang w:val="zh_TW" w:bidi="zh_TW"/>
-          </w:rPr>
-          <w:rPr>
-            <w:color w:val="0000EE"/>
-            <w:u w:val="single"/>
-          </w:rPr>
-          <w:t>四</w:t>
-        </w:r>
-      </w:hyperlink>
-      <w:r>
-        <w:rPr>
-          <w:lang w:val="zh_TW" w:bidi="zh_TW"/>
-        </w:rPr>
-        <w:t>章中，保羅敦促提摩太在教會中發揮他的領導作用，特別是在他與異端的關係上。一些諾斯底異端教導一種虛假的禁欲主義，禁止婚姻和某些食物。但神賜給我們這些東西是為了使用和享受，以榮耀神。提摩太的牧職責任是教導人神的真理，不要讓自己捲入異端無神和荒謬傳說的爭論中（</w:t>
-      </w:r>
-      <w:hyperlink r:id="rId79">
-        <w:r>
-          <w:rPr>
-            <w:lang w:val="zh_TW" w:bidi="zh_TW"/>
-          </w:rPr>
-          <w:rPr>
-            <w:color w:val="0000EE"/>
-            <w:u w:val="single"/>
-          </w:rPr>
-          <w:t>4:7</w:t>
-        </w:r>
-      </w:hyperlink>
-      <w:r>
-        <w:rPr>
-          <w:lang w:val="zh_TW" w:bidi="zh_TW"/>
-        </w:rPr>
-        <w:t>）。保羅敦促提摩太通過不斷的靈性操練來保持靈性健壯，這比鍛鍊身體更重要。</w:t>
-      </w:r>
-    </w:p>
-    <w:p>
-      <w:pPr/>
-      <w:r>
-        <w:rPr>
-          <w:lang w:val="zh_TW" w:bidi="zh_TW"/>
-        </w:rPr>
-      </w:r>
-      <w:r>
-        <w:rPr>
-          <w:lang w:val="zh_TW" w:bidi="zh_TW"/>
-        </w:rPr>
-        <w:t>保羅認識到提摩太是一個年輕人，一些年長的基督徒可能會因為他年輕而看輕他。提摩太應該更加努力以贏得他們的尊重——「在言語、行為、愛心、信心、清潔上，都作信徒的榜樣」（</w:t>
-      </w:r>
-      <w:hyperlink r:id="rId80">
-        <w:r>
-          <w:rPr>
-            <w:lang w:val="zh_TW" w:bidi="zh_TW"/>
-          </w:rPr>
-          <w:rPr>
-            <w:color w:val="0000EE"/>
-            <w:u w:val="single"/>
-          </w:rPr>
-          <w:t>4:12</w:t>
-        </w:r>
-      </w:hyperlink>
-      <w:r>
-        <w:rPr>
-          <w:lang w:val="zh_TW" w:bidi="zh_TW"/>
-        </w:rPr>
-        <w:t>）。因為神已經呼召提摩太，並且教會藉按手禮任命了他，提摩太應該努力履行這些崇高的責任。</w:t>
-      </w:r>
-    </w:p>
-    <w:p>
-      <w:pPr/>
-      <w:r>
-        <w:rPr>
-          <w:lang w:val="zh_TW" w:bidi="zh_TW"/>
-        </w:rPr>
-      </w:r>
-      <w:r>
-        <w:rPr>
-          <w:lang w:val="zh_TW" w:bidi="zh_TW"/>
-        </w:rPr>
-        <w:t>保羅給了提摩太一些實際的建議，告訴他一個年輕的傳道人應該如何處理教會中不同年齡和性別的群體。他應該像對待自己的父親一樣對待年長的男人，像對待自己的母親一樣對待年長的女人，像對待自己的兄弟一樣對待年輕的男人，像對待自己的姐妹一樣對待年輕的女人——並特別強調：「總要清清潔潔的」（</w:t>
-      </w:r>
-      <w:hyperlink r:id="rId81">
-        <w:r>
-          <w:rPr>
-            <w:lang w:val="zh_TW" w:bidi="zh_TW"/>
-          </w:rPr>
-          <w:rPr>
-            <w:color w:val="0000EE"/>
-            <w:u w:val="single"/>
-          </w:rPr>
-          <w:t>5:2</w:t>
-        </w:r>
-      </w:hyperlink>
-      <w:r>
-        <w:rPr>
-          <w:lang w:val="zh_TW" w:bidi="zh_TW"/>
-        </w:rPr>
-        <w:t>）。</w:t>
-      </w:r>
-    </w:p>
-    <w:p>
-      <w:pPr/>
-      <w:r>
-        <w:rPr>
-          <w:lang w:val="zh_TW" w:bidi="zh_TW"/>
-        </w:rPr>
-      </w:r>
-      <w:r>
-        <w:rPr>
-          <w:lang w:val="zh_TW" w:bidi="zh_TW"/>
-        </w:rPr>
-        <w:t>保羅還告訴提摩太如何處理寡婦的問題。在那個時候，極少婦女可以工作，且當時還沒有保險和社會保障，失去丈夫的婦女往往陷入絕望的境地。早期教會制定了一個寡婦名冊，以便能夠照顧她們的需要。年輕的寡婦應該被勸勉再婚，讓新的丈夫來支持她們。有能力的家庭應該認識到他們有責任照顧自己有需要的親人。教會因此有責任照顧那些沒有家人照顧的年長寡婦。教會在履行其慈善義務時，必須明智、公平，妥善分配有限的資源，以達到最大的益處。</w:t>
-      </w:r>
-    </w:p>
-    <w:p>
-      <w:pPr/>
-      <w:r>
-        <w:rPr>
-          <w:lang w:val="zh_TW" w:bidi="zh_TW"/>
-        </w:rPr>
-      </w:r>
-      <w:r>
-        <w:rPr>
-          <w:lang w:val="zh_TW" w:bidi="zh_TW"/>
-        </w:rPr>
-        <w:t>即使在早期教會，教會領袖也因其工作而獲得報酬。保羅說他們應該「當以為配受加倍的敬奉」（</w:t>
-      </w:r>
-      <w:hyperlink r:id="rId82">
-        <w:r>
-          <w:rPr>
-            <w:lang w:val="zh_TW" w:bidi="zh_TW"/>
-          </w:rPr>
-          <w:rPr>
-            <w:color w:val="0000EE"/>
-            <w:u w:val="single"/>
-          </w:rPr>
-          <w:t>5:17</w:t>
-        </w:r>
-      </w:hyperlink>
-      <w:r>
-        <w:rPr>
-          <w:lang w:val="zh_TW" w:bidi="zh_TW"/>
-        </w:rPr>
-        <w:t>）。教會的領袖不應該被選立得太快，他們的罪過也不應被忽視。即便是提摩太本人，也被警告要遠離罪惡。這處經文最後再次討論了教會領袖的罪（</w:t>
-      </w:r>
-      <w:hyperlink r:id="rId83">
-        <w:r>
-          <w:rPr>
-            <w:lang w:val="zh_TW" w:bidi="zh_TW"/>
-          </w:rPr>
-          <w:rPr>
-            <w:color w:val="0000EE"/>
-            <w:u w:val="single"/>
-          </w:rPr>
-          <w:t>24–25節</w:t>
-        </w:r>
-      </w:hyperlink>
-      <w:r>
-        <w:rPr>
-          <w:lang w:val="zh_TW" w:bidi="zh_TW"/>
-        </w:rPr>
-        <w:t>）。當一個人的罪行明顯時，罪人必須由教會懲戒。有時候，一個人的罪可能不被其他人發現，但神知道並會處理。相反，領袖們的許多善行也是如此。</w:t>
-      </w:r>
-    </w:p>
-    <w:p>
-      <w:pPr>
-        <w:pStyle w:val="Heading4"/>
-      </w:pPr>
-      <w:r>
-        <w:rPr>
-          <w:lang w:val="zh_TW" w:bidi="zh_TW"/>
-        </w:rPr>
-        <w:t>一些關於基督徒生活的實際教導（</w:t>
-      </w:r>
-      <w:hyperlink r:id="rId84">
-        <w:r>
-          <w:rPr>
-            <w:lang w:val="zh_TW" w:bidi="zh_TW"/>
-          </w:rPr>
-          <w:rPr>
-            <w:color w:val="0000EE"/>
-            <w:u w:val="single"/>
-          </w:rPr>
-          <w:t>6:1–21</w:t>
-        </w:r>
-      </w:hyperlink>
-      <w:r>
-        <w:rPr>
-          <w:lang w:val="zh_TW" w:bidi="zh_TW"/>
-        </w:rPr>
-        <w:t>）</w:t>
-      </w:r>
-    </w:p>
-    <w:p>
-      <w:pPr/>
-      <w:r>
-        <w:rPr>
-          <w:lang w:val="zh_TW" w:bidi="zh_TW"/>
-        </w:rPr>
-      </w:r>
-      <w:r>
-        <w:rPr>
-          <w:lang w:val="zh_TW" w:bidi="zh_TW"/>
-        </w:rPr>
-        <w:t>奴隸制度在當時是被普遍接受的制度。保羅教導基督徒奴隸要做忠實的奴隸，而基督徒主人也應該做良善的主人。在許多世紀後，基督教的原則最終會導致奴隸制度的終結，但在保羅的時代，無論是保羅還是其他人，都不可能發起一場廢除奴隸制的運動。</w:t>
-      </w:r>
-    </w:p>
-    <w:p>
-      <w:pPr/>
-      <w:r>
-        <w:rPr>
-          <w:lang w:val="zh_TW" w:bidi="zh_TW"/>
-        </w:rPr>
-      </w:r>
-      <w:r>
-        <w:rPr>
-          <w:lang w:val="zh_TW" w:bidi="zh_TW"/>
-        </w:rPr>
-        <w:t>保羅敦促提摩太遠離異端的教導，堅守傳揚福音的真理。</w:t>
-      </w:r>
-    </w:p>
-    <w:p>
-      <w:pPr/>
-      <w:r>
-        <w:rPr>
-          <w:lang w:val="zh_TW" w:bidi="zh_TW"/>
-        </w:rPr>
-      </w:r>
-      <w:r>
-        <w:rPr>
-          <w:lang w:val="zh_TW" w:bidi="zh_TW"/>
-        </w:rPr>
-        <w:t>有兩個部分（</w:t>
-      </w:r>
-      <w:hyperlink r:id="rId85">
-        <w:r>
-          <w:rPr>
-            <w:lang w:val="zh_TW" w:bidi="zh_TW"/>
-          </w:rPr>
-          <w:rPr>
-            <w:color w:val="0000EE"/>
-            <w:u w:val="single"/>
-          </w:rPr>
-          <w:t>6:6–10、17–19</w:t>
-        </w:r>
-      </w:hyperlink>
-      <w:r>
-        <w:rPr>
-          <w:lang w:val="zh_TW" w:bidi="zh_TW"/>
-        </w:rPr>
-        <w:t>）討論基督徒對財富的態度。在這裡，保羅緊密遵循耶穌的教導。金錢可能會成為人們心中的偶像，帶來各種罪惡，但它也可以用來事奉神，成為積存在天上的財寶。</w:t>
-      </w:r>
-    </w:p>
-    <w:p>
-      <w:pPr/>
-      <w:r>
-        <w:rPr>
-          <w:lang w:val="zh_TW" w:bidi="zh_TW"/>
-        </w:rPr>
-      </w:r>
-      <w:r>
-        <w:rPr>
-          <w:lang w:val="zh_TW" w:bidi="zh_TW"/>
-        </w:rPr>
-        <w:t>最後，保羅在另外兩個部分（</w:t>
-      </w:r>
-      <w:hyperlink r:id="rId86">
-        <w:r>
-          <w:rPr>
-            <w:lang w:val="zh_TW" w:bidi="zh_TW"/>
-          </w:rPr>
-          <w:rPr>
-            <w:color w:val="0000EE"/>
-            <w:u w:val="single"/>
-          </w:rPr>
-          <w:t>6:11–16，20–21</w:t>
-        </w:r>
-      </w:hyperlink>
-      <w:r>
-        <w:rPr>
-          <w:lang w:val="zh_TW" w:bidi="zh_TW"/>
-        </w:rPr>
-        <w:t>），鼓勵提摩太要竭盡全力，成為真正屬於神的人。他應該像神的士兵一樣打那美好的仗。這一生往往是艱難的，但提摩太應該將他的眼目定睛在榮耀基督的再來上。</w:t>
-      </w:r>
-    </w:p>
-    <w:p>
-      <w:pPr/>
-      <w:r>
-        <w:rPr>
-          <w:lang w:val="zh_TW" w:bidi="zh_TW"/>
-        </w:rPr>
-      </w:r>
-      <w:r>
-        <w:rPr>
-          <w:i/>
-          <w:lang w:val="zh_TW" w:bidi="zh_TW"/>
-        </w:rPr>
-        <w:t>另見</w:t>
-      </w:r>
-      <w:r>
-        <w:rPr>
-          <w:lang w:val="zh_TW" w:bidi="zh_TW"/>
-        </w:rPr>
-        <w:t xml:space="preserve"> </w:t>
-      </w:r>
-      <w:r>
-        <w:rPr>
-          <w:lang w:val="zh_TW" w:bidi="zh_TW"/>
-        </w:rPr>
-        <w:t>提摩太後書</w:t>
+        <w:t>舍吉拿</w:t>
       </w:r>
       <w:r>
         <w:rPr>
@@ -3158,7 +2281,19 @@
         <w:rPr>
           <w:lang w:val="zh_TW" w:bidi="zh_TW"/>
         </w:rPr>
-        <w:t>提多書</w:t>
+        <w:t>神顯現</w:t>
+      </w:r>
+      <w:r>
+        <w:rPr>
+          <w:lang w:val="zh_TW" w:bidi="zh_TW"/>
+        </w:rPr>
+        <w:t>；</w:t>
+      </w:r>
+      <w:r>
+        <w:rPr>
+          <w:lang w:val="zh_TW" w:bidi="zh_TW"/>
+        </w:rPr>
+        <w:t>財富</w:t>
       </w:r>
       <w:r>
         <w:rPr>
@@ -5066,18 +4201,6 @@
   </w:num>
   <w:num w:numId="13" w16cid:durableId="592781308">
     <w:abstractNumId w:val="11"/>
-  </w:num>
-  <w:num w:numId="14">
-    <w:abstractNumId w:val="3"/>
-    <w:lvlOverride w:ilvl="0">
-      <w:startOverride w:val="1"/>
-    </w:lvlOverride>
-  </w:num>
-  <w:num w:numId="15">
-    <w:abstractNumId w:val="3"/>
-    <w:lvlOverride w:ilvl="0">
-      <w:startOverride w:val="1"/>
-    </w:lvlOverride>
   </w:num>
   <w:numIdMacAtCleanup w:val="10"/>
 </w:numbering>

--- a/zht/docx/111.content.docx
+++ b/zht/docx/111.content.docx
@@ -19,7 +19,7 @@
         <w:rPr>
           <w:lang w:val="zh_TW" w:bidi="zh_TW"/>
         </w:rPr>
-        <w:t>Resource: 聖經詞典 (Tyndale)</w:t>
+        <w:t>Resource: Tyndale Open Bible Dictionary</w:t>
       </w:r>
       <w:r>
         <w:rPr>
@@ -112,7 +112,7 @@
         <w:rPr>
           <w:lang w:val="zh_TW" w:bidi="zh_TW"/>
         </w:rPr>
-        <w:t>聖經詞典 (Tyndale)</w:t>
+        <w:t>Tyndale Open Bible Dictionary</w:t>
       </w:r>
     </w:p>
     <w:p>
@@ -149,7 +149,7 @@
         <w:rPr>
           <w:lang w:val="zh_TW" w:bidi="zh_TW"/>
         </w:rPr>
-        <w:t>rong</w:t>
+        <w:t>ran</w:t>
       </w:r>
       <w:r>
         <w:rPr>
@@ -212,7 +212,7 @@
         <w:rPr>
           <w:lang w:val="zh_TW" w:bidi="zh_TW"/>
         </w:rPr>
-        <w:t>榮耀</w:t>
+        <w:t>燃燒的荊棘</w:t>
       </w:r>
       <w:r>
         <w:rPr>
@@ -231,57 +231,7 @@
         <w:rPr>
           <w:lang w:val="zh_TW" w:bidi="zh_TW"/>
         </w:rPr>
-        <w:t>神的獨特的榮光及其對人的影響。</w:t>
-      </w:r>
-    </w:p>
-    <w:p>
-      <w:pPr>
-        <w:pStyle w:val="Heading3"/>
-      </w:pPr>
-      <w:r>
-        <w:rPr>
-          <w:lang w:val="zh_TW" w:bidi="zh_TW"/>
-        </w:rPr>
-        <w:t>神的榮耀</w:t>
-      </w:r>
-    </w:p>
-    <w:p>
-      <w:pPr/>
-      <w:r>
-        <w:rPr>
-          <w:lang w:val="zh_TW" w:bidi="zh_TW"/>
-        </w:rPr>
-      </w:r>
-      <w:r>
-        <w:rPr>
-          <w:lang w:val="zh_TW" w:bidi="zh_TW"/>
-        </w:rPr>
-        <w:t>神的榮耀可以從兩個方面來描述：（1）作為一種普遍的屬性（attribute)；（2）作為指特定歷史中祂臨在的顯現。</w:t>
-      </w:r>
-    </w:p>
-    <w:p>
-      <w:pPr>
-        <w:pStyle w:val="Heading4"/>
-      </w:pPr>
-      <w:r>
-        <w:rPr>
-          <w:lang w:val="zh_TW" w:bidi="zh_TW"/>
-        </w:rPr>
-        <w:t>作為屬性</w:t>
-      </w:r>
-    </w:p>
-    <w:p>
-      <w:pPr/>
-      <w:r>
-        <w:rPr>
-          <w:lang w:val="zh_TW" w:bidi="zh_TW"/>
-        </w:rPr>
-      </w:r>
-      <w:r>
-        <w:rPr>
-          <w:lang w:val="zh_TW" w:bidi="zh_TW"/>
-        </w:rPr>
-        <w:t>神的榮耀主要指祂的威嚴之美和和榮光，也指祂品格的彰顯（</w:t>
+        <w:t>摩西在何烈山的荊棘火焰中遇見神，並被差派帶領以色列的百姓出埃及（</w:t>
       </w:r>
       <w:hyperlink r:id="rId13">
         <w:r>
@@ -292,14 +242,32 @@
             <w:color w:val="0000EE"/>
             <w:u w:val="single"/>
           </w:rPr>
-          <w:t>羅3:23</w:t>
+          <w:t>出3:1</w:t>
         </w:r>
       </w:hyperlink>
       <w:r>
         <w:rPr>
           <w:lang w:val="zh_TW" w:bidi="zh_TW"/>
         </w:rPr>
-        <w:t>）。聖經記載讚美祂榮耀的名（</w:t>
+        <w:t>–</w:t>
+      </w:r>
+      <w:hyperlink r:id="rId13">
+        <w:r>
+          <w:rPr>
+            <w:lang w:val="zh_TW" w:bidi="zh_TW"/>
+          </w:rPr>
+          <w:rPr>
+            <w:color w:val="0000EE"/>
+            <w:u w:val="single"/>
+          </w:rPr>
+          <w:t>15</w:t>
+        </w:r>
+      </w:hyperlink>
+      <w:r>
+        <w:rPr>
+          <w:lang w:val="zh_TW" w:bidi="zh_TW"/>
+        </w:rPr>
+        <w:t>；</w:t>
       </w:r>
       <w:hyperlink r:id="rId14">
         <w:r>
@@ -310,14 +278,14 @@
             <w:color w:val="0000EE"/>
             <w:u w:val="single"/>
           </w:rPr>
-          <w:t>尼9:5</w:t>
+          <w:t>可12:26</w:t>
         </w:r>
       </w:hyperlink>
       <w:r>
         <w:rPr>
           <w:lang w:val="zh_TW" w:bidi="zh_TW"/>
         </w:rPr>
-        <w:t>），稱祂為榮耀的父（</w:t>
+        <w:t>；</w:t>
       </w:r>
       <w:hyperlink r:id="rId15">
         <w:r>
@@ -328,14 +296,14 @@
             <w:color w:val="0000EE"/>
             <w:u w:val="single"/>
           </w:rPr>
-          <w:t>弗1:17</w:t>
+          <w:t>路20:37</w:t>
         </w:r>
       </w:hyperlink>
       <w:r>
         <w:rPr>
           <w:lang w:val="zh_TW" w:bidi="zh_TW"/>
         </w:rPr>
-        <w:t>）和榮耀的王（</w:t>
+        <w:t>；</w:t>
       </w:r>
       <w:hyperlink r:id="rId16">
         <w:r>
@@ -346,14 +314,32 @@
             <w:color w:val="0000EE"/>
             <w:u w:val="single"/>
           </w:rPr>
-          <w:t>詩24篇</w:t>
+          <w:t>徒7:30</w:t>
         </w:r>
       </w:hyperlink>
       <w:r>
         <w:rPr>
           <w:lang w:val="zh_TW" w:bidi="zh_TW"/>
         </w:rPr>
-        <w:t>）；祂被高舉在諸天之上，祂的榮耀遍滿全地（</w:t>
+        <w:t>–</w:t>
+      </w:r>
+      <w:hyperlink r:id="rId16">
+        <w:r>
+          <w:rPr>
+            <w:lang w:val="zh_TW" w:bidi="zh_TW"/>
+          </w:rPr>
+          <w:rPr>
+            <w:color w:val="0000EE"/>
+            <w:u w:val="single"/>
+          </w:rPr>
+          <w:t>34</w:t>
+        </w:r>
+      </w:hyperlink>
+      <w:r>
+        <w:rPr>
+          <w:lang w:val="zh_TW" w:bidi="zh_TW"/>
+        </w:rPr>
+        <w:t>）。荊棘燃燒卻不被燒毀的奧秘，使神向摩西啟示了祂的名：「我是自有永有的。」燃燒的荊棘是神顯現，是神同在的可見神蹟。在聖經中，神的榮耀經常與雲、火和煙相聯繫（見</w:t>
       </w:r>
       <w:hyperlink r:id="rId17">
         <w:r>
@@ -364,7 +350,7 @@
             <w:color w:val="0000EE"/>
             <w:u w:val="single"/>
           </w:rPr>
-          <w:t>詩57:5、11，</w:t>
+          <w:t>出13:21，</w:t>
         </w:r>
       </w:hyperlink>
       <w:hyperlink r:id="rId18">
@@ -376,9 +362,15 @@
             <w:color w:val="0000EE"/>
             <w:u w:val="single"/>
           </w:rPr>
-          <w:t>108:5，</w:t>
+          <w:t>19:18</w:t>
         </w:r>
       </w:hyperlink>
+      <w:r>
+        <w:rPr>
+          <w:lang w:val="zh_TW" w:bidi="zh_TW"/>
+        </w:rPr>
+        <w:t>；</w:t>
+      </w:r>
       <w:hyperlink r:id="rId19">
         <w:r>
           <w:rPr>
@@ -388,14 +380,32 @@
             <w:color w:val="0000EE"/>
             <w:u w:val="single"/>
           </w:rPr>
-          <w:t>113:4</w:t>
+          <w:t>王上8:10</w:t>
         </w:r>
       </w:hyperlink>
       <w:r>
         <w:rPr>
           <w:lang w:val="zh_TW" w:bidi="zh_TW"/>
         </w:rPr>
-        <w:t>）。祂是榮耀的神，曾向舊約的族長顯現（</w:t>
+        <w:t>–</w:t>
+      </w:r>
+      <w:hyperlink r:id="rId19">
+        <w:r>
+          <w:rPr>
+            <w:lang w:val="zh_TW" w:bidi="zh_TW"/>
+          </w:rPr>
+          <w:rPr>
+            <w:color w:val="0000EE"/>
+            <w:u w:val="single"/>
+          </w:rPr>
+          <w:t>11</w:t>
+        </w:r>
+      </w:hyperlink>
+      <w:r>
+        <w:rPr>
+          <w:lang w:val="zh_TW" w:bidi="zh_TW"/>
+        </w:rPr>
+        <w:t>；</w:t>
       </w:r>
       <w:hyperlink r:id="rId20">
         <w:r>
@@ -406,15 +416,9 @@
             <w:color w:val="0000EE"/>
             <w:u w:val="single"/>
           </w:rPr>
-          <w:t>徒7:2</w:t>
+          <w:t>王下1:12，</w:t>
         </w:r>
       </w:hyperlink>
-      <w:r>
-        <w:rPr>
-          <w:lang w:val="zh_TW" w:bidi="zh_TW"/>
-        </w:rPr>
-        <w:t>）。祂嫉妒地維護祂的榮耀，不容讓歸予他人（</w:t>
-      </w:r>
       <w:hyperlink r:id="rId21">
         <w:r>
           <w:rPr>
@@ -424,14 +428,14 @@
             <w:color w:val="0000EE"/>
             <w:u w:val="single"/>
           </w:rPr>
-          <w:t>賽42:8</w:t>
+          <w:t>2:11</w:t>
         </w:r>
       </w:hyperlink>
       <w:r>
         <w:rPr>
           <w:lang w:val="zh_TW" w:bidi="zh_TW"/>
         </w:rPr>
-        <w:t>）；祂的作為旨在榮耀祂自己（</w:t>
+        <w:t>；</w:t>
       </w:r>
       <w:hyperlink r:id="rId22">
         <w:r>
@@ -442,7 +446,25 @@
             <w:color w:val="0000EE"/>
             <w:u w:val="single"/>
           </w:rPr>
-          <w:t>詩79:9</w:t>
+          <w:t>賽6:1</w:t>
+        </w:r>
+      </w:hyperlink>
+      <w:r>
+        <w:rPr>
+          <w:lang w:val="zh_TW" w:bidi="zh_TW"/>
+        </w:rPr>
+        <w:t>–</w:t>
+      </w:r>
+      <w:hyperlink r:id="rId22">
+        <w:r>
+          <w:rPr>
+            <w:lang w:val="zh_TW" w:bidi="zh_TW"/>
+          </w:rPr>
+          <w:rPr>
+            <w:color w:val="0000EE"/>
+            <w:u w:val="single"/>
+          </w:rPr>
+          <w:t>6</w:t>
         </w:r>
       </w:hyperlink>
       <w:r>
@@ -460,28 +482,14 @@
             <w:color w:val="0000EE"/>
             <w:u w:val="single"/>
           </w:rPr>
-          <w:t>賽48:11</w:t>
+          <w:t>帖後1:7</w:t>
         </w:r>
       </w:hyperlink>
       <w:r>
         <w:rPr>
           <w:lang w:val="zh_TW" w:bidi="zh_TW"/>
         </w:rPr>
-        <w:t>）。</w:t>
-      </w:r>
-    </w:p>
-    <w:p>
-      <w:pPr/>
-      <w:r>
-        <w:rPr>
-          <w:lang w:val="zh_TW" w:bidi="zh_TW"/>
-        </w:rPr>
-      </w:r>
-      <w:r>
-        <w:rPr>
-          <w:lang w:val="zh_TW" w:bidi="zh_TW"/>
-        </w:rPr>
-        <w:t>神的榮耀由受造之物所宣揚（</w:t>
+        <w:t>；</w:t>
       </w:r>
       <w:hyperlink r:id="rId24">
         <w:r>
@@ -492,7 +500,7 @@
             <w:color w:val="0000EE"/>
             <w:u w:val="single"/>
           </w:rPr>
-          <w:t>詩19:1，</w:t>
+          <w:t>啟1:14，</w:t>
         </w:r>
       </w:hyperlink>
       <w:hyperlink r:id="rId25">
@@ -504,14 +512,28 @@
             <w:color w:val="0000EE"/>
             <w:u w:val="single"/>
           </w:rPr>
-          <w:t>97:6</w:t>
+          <w:t>19:12</w:t>
         </w:r>
       </w:hyperlink>
       <w:r>
         <w:rPr>
           <w:lang w:val="zh_TW" w:bidi="zh_TW"/>
         </w:rPr>
-        <w:t>；</w:t>
+        <w:t>）。</w:t>
+      </w:r>
+    </w:p>
+    <w:p>
+      <w:pPr/>
+      <w:r>
+        <w:rPr>
+          <w:lang w:val="zh_TW" w:bidi="zh_TW"/>
+        </w:rPr>
+      </w:r>
+      <w:r>
+        <w:rPr>
+          <w:lang w:val="zh_TW" w:bidi="zh_TW"/>
+        </w:rPr>
+        <w:t>燃燒的荊棘象徵神的聖潔。摩西被吩咐脫鞋，因為他所站之地是聖地（</w:t>
       </w:r>
       <w:hyperlink r:id="rId26">
         <w:r>
@@ -522,14 +544,14 @@
             <w:color w:val="0000EE"/>
             <w:u w:val="single"/>
           </w:rPr>
-          <w:t>羅1:20</w:t>
+          <w:t>出3:5</w:t>
         </w:r>
       </w:hyperlink>
       <w:r>
         <w:rPr>
           <w:lang w:val="zh_TW" w:bidi="zh_TW"/>
         </w:rPr>
-        <w:t>），也藉著祂拯救和解救的偉大行動彰顯（</w:t>
+        <w:t>）。埃及的神常被認為居於幽暗之中，但以色列的神卻居於人不能接近的光中（</w:t>
       </w:r>
       <w:hyperlink r:id="rId27">
         <w:r>
@@ -540,211 +562,14 @@
             <w:color w:val="0000EE"/>
             <w:u w:val="single"/>
           </w:rPr>
-          <w:t>代上16:24</w:t>
+          <w:t>提前6:16</w:t>
         </w:r>
       </w:hyperlink>
       <w:r>
         <w:rPr>
           <w:lang w:val="zh_TW" w:bidi="zh_TW"/>
         </w:rPr>
-        <w:t>；</w:t>
-      </w:r>
-      <w:hyperlink r:id="rId28">
-        <w:r>
-          <w:rPr>
-            <w:lang w:val="zh_TW" w:bidi="zh_TW"/>
-          </w:rPr>
-          <w:rPr>
-            <w:color w:val="0000EE"/>
-            <w:u w:val="single"/>
-          </w:rPr>
-          <w:t>詩72:18–19，</w:t>
-        </w:r>
-      </w:hyperlink>
-      <w:hyperlink r:id="rId29">
-        <w:r>
-          <w:rPr>
-            <w:lang w:val="zh_TW" w:bidi="zh_TW"/>
-          </w:rPr>
-          <w:rPr>
-            <w:color w:val="0000EE"/>
-            <w:u w:val="single"/>
-          </w:rPr>
-          <w:t>96:3，</w:t>
-        </w:r>
-      </w:hyperlink>
-      <w:hyperlink r:id="rId30">
-        <w:r>
-          <w:rPr>
-            <w:lang w:val="zh_TW" w:bidi="zh_TW"/>
-          </w:rPr>
-          <w:rPr>
-            <w:color w:val="0000EE"/>
-            <w:u w:val="single"/>
-          </w:rPr>
-          <w:t>145:10–12</w:t>
-        </w:r>
-      </w:hyperlink>
-      <w:r>
-        <w:rPr>
-          <w:lang w:val="zh_TW" w:bidi="zh_TW"/>
-        </w:rPr>
-        <w:t>；</w:t>
-      </w:r>
-      <w:hyperlink r:id="rId31">
-        <w:r>
-          <w:rPr>
-            <w:lang w:val="zh_TW" w:bidi="zh_TW"/>
-          </w:rPr>
-          <w:rPr>
-            <w:color w:val="0000EE"/>
-            <w:u w:val="single"/>
-          </w:rPr>
-          <w:t>約11:4、40</w:t>
-        </w:r>
-      </w:hyperlink>
-      <w:r>
-        <w:rPr>
-          <w:lang w:val="zh_TW" w:bidi="zh_TW"/>
-        </w:rPr>
-        <w:t>）。祂的榮耀是人讚美祂的主題（</w:t>
-      </w:r>
-      <w:hyperlink r:id="rId32">
-        <w:r>
-          <w:rPr>
-            <w:lang w:val="zh_TW" w:bidi="zh_TW"/>
-          </w:rPr>
-          <w:rPr>
-            <w:color w:val="0000EE"/>
-            <w:u w:val="single"/>
-          </w:rPr>
-          <w:t>代上16:24–29</w:t>
-        </w:r>
-      </w:hyperlink>
-      <w:r>
-        <w:rPr>
-          <w:lang w:val="zh_TW" w:bidi="zh_TW"/>
-        </w:rPr>
-        <w:t>；</w:t>
-      </w:r>
-      <w:hyperlink r:id="rId33">
-        <w:r>
-          <w:rPr>
-            <w:lang w:val="zh_TW" w:bidi="zh_TW"/>
-          </w:rPr>
-          <w:rPr>
-            <w:color w:val="0000EE"/>
-            <w:u w:val="single"/>
-          </w:rPr>
-          <w:t>詩29:1–2、9，</w:t>
-        </w:r>
-      </w:hyperlink>
-      <w:hyperlink r:id="rId34">
-        <w:r>
-          <w:rPr>
-            <w:lang w:val="zh_TW" w:bidi="zh_TW"/>
-          </w:rPr>
-          <w:rPr>
-            <w:color w:val="0000EE"/>
-            <w:u w:val="single"/>
-          </w:rPr>
-          <w:t>66:1–2，</w:t>
-        </w:r>
-      </w:hyperlink>
-      <w:hyperlink r:id="rId35">
-        <w:r>
-          <w:rPr>
-            <w:lang w:val="zh_TW" w:bidi="zh_TW"/>
-          </w:rPr>
-          <w:rPr>
-            <w:color w:val="0000EE"/>
-            <w:u w:val="single"/>
-          </w:rPr>
-          <w:t>96:7–8，</w:t>
-        </w:r>
-      </w:hyperlink>
-      <w:hyperlink r:id="rId36">
-        <w:r>
-          <w:rPr>
-            <w:lang w:val="zh_TW" w:bidi="zh_TW"/>
-          </w:rPr>
-          <w:rPr>
-            <w:color w:val="0000EE"/>
-            <w:u w:val="single"/>
-          </w:rPr>
-          <w:t>115:1</w:t>
-        </w:r>
-      </w:hyperlink>
-      <w:r>
-        <w:rPr>
-          <w:lang w:val="zh_TW" w:bidi="zh_TW"/>
-        </w:rPr>
-        <w:t>；</w:t>
-      </w:r>
-      <w:hyperlink r:id="rId37">
-        <w:r>
-          <w:rPr>
-            <w:lang w:val="zh_TW" w:bidi="zh_TW"/>
-          </w:rPr>
-          <w:rPr>
-            <w:color w:val="0000EE"/>
-            <w:u w:val="single"/>
-          </w:rPr>
-          <w:t>賽42:12</w:t>
-        </w:r>
-      </w:hyperlink>
-      <w:r>
-        <w:rPr>
-          <w:lang w:val="zh_TW" w:bidi="zh_TW"/>
-        </w:rPr>
-        <w:t>；</w:t>
-      </w:r>
-      <w:hyperlink r:id="rId38">
-        <w:r>
-          <w:rPr>
-            <w:lang w:val="zh_TW" w:bidi="zh_TW"/>
-          </w:rPr>
-          <w:rPr>
-            <w:color w:val="0000EE"/>
-            <w:u w:val="single"/>
-          </w:rPr>
-          <w:t>羅4:20</w:t>
-        </w:r>
-      </w:hyperlink>
-      <w:r>
-        <w:rPr>
-          <w:lang w:val="zh_TW" w:bidi="zh_TW"/>
-        </w:rPr>
-        <w:t>；</w:t>
-      </w:r>
-      <w:hyperlink r:id="rId39">
-        <w:r>
-          <w:rPr>
-            <w:lang w:val="zh_TW" w:bidi="zh_TW"/>
-          </w:rPr>
-          <w:rPr>
-            <w:color w:val="0000EE"/>
-            <w:u w:val="single"/>
-          </w:rPr>
-          <w:t>腓2:9–11</w:t>
-        </w:r>
-      </w:hyperlink>
-      <w:r>
-        <w:rPr>
-          <w:lang w:val="zh_TW" w:bidi="zh_TW"/>
-        </w:rPr>
-        <w:t>）。</w:t>
-      </w:r>
-    </w:p>
-    <w:p>
-      <w:pPr>
-        <w:pStyle w:val="Heading4"/>
-      </w:pPr>
-      <w:r>
-        <w:rPr>
-          <w:lang w:val="zh_TW" w:bidi="zh_TW"/>
-        </w:rPr>
-        <w:t>作為祂的臨在</w:t>
+        <w:t>）。燃燒的荊棘象徵著神的旨意不是要毀滅祂的子民，而是要拯救他們，帶領他們脫離埃及的奴役，進入應許之地。</w:t>
       </w:r>
     </w:p>
     <w:p>
@@ -756,1471 +581,9 @@
       </w:r>
       <w:r>
         <w:rPr>
-          <w:lang w:val="zh_TW" w:bidi="zh_TW"/>
-        </w:rPr>
-        <w:t>提到主的榮耀時，通常是指祂臨在的特定歷史顯現；這些場合通常與光和火的意象密切相關。最典型的例子是猶太拉比文獻中所稱的「舍吉拿榮耀（Shekinah Glory）」，意為「居住的榮耀」，主要指舊約中神在雲柱和火柱中的臨在。</w:t>
-      </w:r>
-    </w:p>
-    <w:p>
-      <w:pPr/>
-      <w:r>
-        <w:rPr>
-          <w:lang w:val="zh_TW" w:bidi="zh_TW"/>
-        </w:rPr>
-      </w:r>
-      <w:r>
-        <w:rPr>
-          <w:lang w:val="zh_TW" w:bidi="zh_TW"/>
-        </w:rPr>
-        <w:t>首次明確提到榮耀的雲彩的經文出現在</w:t>
-      </w:r>
-      <w:hyperlink r:id="rId40">
-        <w:r>
-          <w:rPr>
-            <w:lang w:val="zh_TW" w:bidi="zh_TW"/>
-          </w:rPr>
-          <w:rPr>
-            <w:color w:val="0000EE"/>
-            <w:u w:val="single"/>
-          </w:rPr>
-          <w:t>出埃及記十三章21至22節</w:t>
-        </w:r>
-      </w:hyperlink>
-      <w:r>
-        <w:rPr>
-          <w:lang w:val="zh_TW" w:bidi="zh_TW"/>
-        </w:rPr>
-        <w:t>。在出埃及事件中，神的榮耀顯現在雲柱和火柱中，引領百姓穿越海洋和曠野（</w:t>
-      </w:r>
-      <w:hyperlink r:id="rId41">
-        <w:r>
-          <w:rPr>
-            <w:lang w:val="zh_TW" w:bidi="zh_TW"/>
-          </w:rPr>
-          <w:rPr>
-            <w:color w:val="0000EE"/>
-            <w:u w:val="single"/>
-          </w:rPr>
-          <w:t>尼9:11–12、19</w:t>
-        </w:r>
-      </w:hyperlink>
-      <w:r>
-        <w:rPr>
-          <w:lang w:val="zh_TW" w:bidi="zh_TW"/>
-        </w:rPr>
-        <w:t>）。在西奈山，當以色列人安營在山下時，神的榮耀伴隨雲和火降臨，向摩西說話，並讓百姓看見（</w:t>
-      </w:r>
-      <w:hyperlink r:id="rId42">
-        <w:r>
-          <w:rPr>
-            <w:lang w:val="zh_TW" w:bidi="zh_TW"/>
-          </w:rPr>
-          <w:rPr>
-            <w:color w:val="0000EE"/>
-            <w:u w:val="single"/>
-          </w:rPr>
-          <w:t>出19:9、16–18，</w:t>
-        </w:r>
-      </w:hyperlink>
-      <w:hyperlink r:id="rId43">
-        <w:r>
-          <w:rPr>
-            <w:lang w:val="zh_TW" w:bidi="zh_TW"/>
-          </w:rPr>
-          <w:rPr>
-            <w:color w:val="0000EE"/>
-            <w:u w:val="single"/>
-          </w:rPr>
-          <w:t>24:15–18</w:t>
-        </w:r>
-      </w:hyperlink>
-      <w:r>
-        <w:rPr>
-          <w:lang w:val="zh_TW" w:bidi="zh_TW"/>
-        </w:rPr>
-        <w:t>；</w:t>
-      </w:r>
-      <w:hyperlink r:id="rId44">
-        <w:r>
-          <w:rPr>
-            <w:lang w:val="zh_TW" w:bidi="zh_TW"/>
-          </w:rPr>
-          <w:rPr>
-            <w:color w:val="0000EE"/>
-            <w:u w:val="single"/>
-          </w:rPr>
-          <w:t>申5:5、22–24</w:t>
-        </w:r>
-      </w:hyperlink>
-      <w:r>
-        <w:rPr>
-          <w:lang w:val="zh_TW" w:bidi="zh_TW"/>
-        </w:rPr>
-        <w:t>）。當摩西得以一睹未被雲火遮蔽的榮耀時，他的臉發光，百姓對此感到懼怕，他需要用帕子蒙上臉（</w:t>
-      </w:r>
-      <w:hyperlink r:id="rId45">
-        <w:r>
-          <w:rPr>
-            <w:lang w:val="zh_TW" w:bidi="zh_TW"/>
-          </w:rPr>
-          <w:rPr>
-            <w:color w:val="0000EE"/>
-            <w:u w:val="single"/>
-          </w:rPr>
-          <w:t>出33:18–23，</w:t>
-        </w:r>
-      </w:hyperlink>
-      <w:hyperlink r:id="rId46">
-        <w:r>
-          <w:rPr>
-            <w:lang w:val="zh_TW" w:bidi="zh_TW"/>
-          </w:rPr>
-          <w:rPr>
-            <w:color w:val="0000EE"/>
-            <w:u w:val="single"/>
-          </w:rPr>
-          <w:t>34:29–35</w:t>
-        </w:r>
-      </w:hyperlink>
-      <w:r>
-        <w:rPr>
-          <w:lang w:val="zh_TW" w:bidi="zh_TW"/>
-        </w:rPr>
-        <w:t>；</w:t>
-      </w:r>
-      <w:hyperlink r:id="rId47">
-        <w:r>
-          <w:rPr>
-            <w:lang w:val="zh_TW" w:bidi="zh_TW"/>
-          </w:rPr>
-          <w:rPr>
-            <w:color w:val="0000EE"/>
-            <w:u w:val="single"/>
-          </w:rPr>
-          <w:t>林後3:7–18</w:t>
-        </w:r>
-      </w:hyperlink>
-      <w:r>
-        <w:rPr>
-          <w:lang w:val="zh_TW" w:bidi="zh_TW"/>
-        </w:rPr>
-        <w:t>）。</w:t>
-      </w:r>
-    </w:p>
-    <w:p>
-      <w:pPr/>
-      <w:r>
-        <w:rPr>
-          <w:lang w:val="zh_TW" w:bidi="zh_TW"/>
-        </w:rPr>
-      </w:r>
-      <w:r>
-        <w:rPr>
-          <w:lang w:val="zh_TW" w:bidi="zh_TW"/>
-        </w:rPr>
-        <w:t>以色列圍繞著西奈山上的神的榮耀紮營的畫面，描繪神住在祂百姓中間的情景。當會幕完成後，百姓開始旅程時，神同在的榮耀雲彩始終停留在他們上方（</w:t>
-      </w:r>
-      <w:hyperlink r:id="rId48">
-        <w:r>
-          <w:rPr>
-            <w:lang w:val="zh_TW" w:bidi="zh_TW"/>
-          </w:rPr>
-          <w:rPr>
-            <w:color w:val="0000EE"/>
-            <w:u w:val="single"/>
-          </w:rPr>
-          <w:t>出40:34–38</w:t>
-        </w:r>
-      </w:hyperlink>
-      <w:r>
-        <w:rPr>
-          <w:lang w:val="zh_TW" w:bidi="zh_TW"/>
-        </w:rPr>
-        <w:t>；</w:t>
-      </w:r>
-      <w:hyperlink r:id="rId49">
-        <w:r>
-          <w:rPr>
-            <w:lang w:val="zh_TW" w:bidi="zh_TW"/>
-          </w:rPr>
-          <w:rPr>
-            <w:color w:val="0000EE"/>
-            <w:u w:val="single"/>
-          </w:rPr>
-          <w:t>民10:11–12</w:t>
-        </w:r>
-      </w:hyperlink>
-      <w:r>
-        <w:rPr>
-          <w:lang w:val="zh_TW" w:bidi="zh_TW"/>
-        </w:rPr>
-        <w:t>）。當他們安營時，各支派圍繞會幕紮營（</w:t>
-      </w:r>
-      <w:hyperlink r:id="rId50">
-        <w:r>
-          <w:rPr>
-            <w:lang w:val="zh_TW" w:bidi="zh_TW"/>
-          </w:rPr>
-          <w:rPr>
-            <w:color w:val="0000EE"/>
-            <w:u w:val="single"/>
-          </w:rPr>
-          <w:t>民1:50–2:2</w:t>
-        </w:r>
-      </w:hyperlink>
-      <w:r>
-        <w:rPr>
-          <w:lang w:val="zh_TW" w:bidi="zh_TW"/>
-        </w:rPr>
-        <w:t>），雲彩提醒他們，神與他們同在。後來，同樣的榮耀充滿了所羅門所建的新聖殿（</w:t>
-      </w:r>
-      <w:hyperlink r:id="rId51">
-        <w:r>
-          <w:rPr>
-            <w:lang w:val="zh_TW" w:bidi="zh_TW"/>
-          </w:rPr>
-          <w:rPr>
-            <w:color w:val="0000EE"/>
-            <w:u w:val="single"/>
-          </w:rPr>
-          <w:t>代下5:13–6:1，</w:t>
-        </w:r>
-      </w:hyperlink>
-      <w:hyperlink r:id="rId52">
-        <w:r>
-          <w:rPr>
-            <w:lang w:val="zh_TW" w:bidi="zh_TW"/>
-          </w:rPr>
-          <w:rPr>
-            <w:color w:val="0000EE"/>
-            <w:u w:val="single"/>
-          </w:rPr>
-          <w:t>7:1–3</w:t>
-        </w:r>
-      </w:hyperlink>
-      <w:r>
-        <w:rPr>
-          <w:lang w:val="zh_TW" w:bidi="zh_TW"/>
-        </w:rPr>
-        <w:t>）。詩篇作者讚頌耶路撒冷和聖殿為神榮耀的居所（</w:t>
-      </w:r>
-      <w:hyperlink r:id="rId53">
-        <w:r>
-          <w:rPr>
-            <w:lang w:val="zh_TW" w:bidi="zh_TW"/>
-          </w:rPr>
-          <w:rPr>
-            <w:color w:val="0000EE"/>
-            <w:u w:val="single"/>
-          </w:rPr>
-          <w:t>詩26:8，</w:t>
-        </w:r>
-      </w:hyperlink>
-      <w:hyperlink r:id="rId54">
-        <w:r>
-          <w:rPr>
-            <w:lang w:val="zh_TW" w:bidi="zh_TW"/>
-          </w:rPr>
-          <w:rPr>
-            <w:color w:val="0000EE"/>
-            <w:u w:val="single"/>
-          </w:rPr>
-          <w:t>63:2，</w:t>
-        </w:r>
-      </w:hyperlink>
-      <w:hyperlink r:id="rId55">
-        <w:r>
-          <w:rPr>
-            <w:lang w:val="zh_TW" w:bidi="zh_TW"/>
-          </w:rPr>
-          <w:rPr>
-            <w:color w:val="0000EE"/>
-            <w:u w:val="single"/>
-          </w:rPr>
-          <w:t>85:9</w:t>
-        </w:r>
-      </w:hyperlink>
-      <w:r>
-        <w:rPr>
-          <w:lang w:val="zh_TW" w:bidi="zh_TW"/>
-        </w:rPr>
-        <w:t>）；神住在祂百姓中間。</w:t>
-      </w:r>
-    </w:p>
-    <w:p>
-      <w:pPr/>
-      <w:r>
-        <w:rPr>
-          <w:lang w:val="zh_TW" w:bidi="zh_TW"/>
-        </w:rPr>
-      </w:r>
-      <w:r>
-        <w:rPr>
-          <w:lang w:val="zh_TW" w:bidi="zh_TW"/>
-        </w:rPr>
-        <w:t>然而，在以色列歷史的後期，他們否認神榮耀的同在（</w:t>
-      </w:r>
-      <w:hyperlink r:id="rId56">
-        <w:r>
-          <w:rPr>
-            <w:lang w:val="zh_TW" w:bidi="zh_TW"/>
-          </w:rPr>
-          <w:rPr>
-            <w:color w:val="0000EE"/>
-            <w:u w:val="single"/>
-          </w:rPr>
-          <w:t>賽3:8</w:t>
-        </w:r>
-      </w:hyperlink>
-      <w:r>
-        <w:rPr>
-          <w:lang w:val="zh_TW" w:bidi="zh_TW"/>
-        </w:rPr>
-        <w:t>），並以人手製造的偶像取代耶和華的榮耀（</w:t>
-      </w:r>
-      <w:hyperlink r:id="rId57">
-        <w:r>
-          <w:rPr>
-            <w:lang w:val="zh_TW" w:bidi="zh_TW"/>
-          </w:rPr>
-          <w:rPr>
-            <w:color w:val="0000EE"/>
-            <w:u w:val="single"/>
-          </w:rPr>
-          <w:t>詩106:20</w:t>
-        </w:r>
-      </w:hyperlink>
-      <w:r>
-        <w:rPr>
-          <w:lang w:val="zh_TW" w:bidi="zh_TW"/>
-        </w:rPr>
-        <w:t>；</w:t>
-      </w:r>
-      <w:hyperlink r:id="rId58">
-        <w:r>
-          <w:rPr>
-            <w:lang w:val="zh_TW" w:bidi="zh_TW"/>
-          </w:rPr>
-          <w:rPr>
-            <w:color w:val="0000EE"/>
-            <w:u w:val="single"/>
-          </w:rPr>
-          <w:t>耶2:10–11</w:t>
-        </w:r>
-      </w:hyperlink>
-      <w:r>
-        <w:rPr>
-          <w:lang w:val="zh_TW" w:bidi="zh_TW"/>
-        </w:rPr>
-        <w:t>；參</w:t>
-      </w:r>
-      <w:hyperlink r:id="rId59">
-        <w:r>
-          <w:rPr>
-            <w:lang w:val="zh_TW" w:bidi="zh_TW"/>
-          </w:rPr>
-          <w:rPr>
-            <w:color w:val="0000EE"/>
-            <w:u w:val="single"/>
-          </w:rPr>
-          <w:t>羅1:23</w:t>
-        </w:r>
-      </w:hyperlink>
-      <w:r>
-        <w:rPr>
-          <w:lang w:val="zh_TW" w:bidi="zh_TW"/>
-        </w:rPr>
-        <w:t>）。因他們的悖逆，審判臨到耶路撒冷，執行違背約而帶來的懲罰。神不再作悖逆祂的百姓的神（</w:t>
-      </w:r>
-      <w:hyperlink r:id="rId60">
-        <w:r>
-          <w:rPr>
-            <w:lang w:val="zh_TW" w:bidi="zh_TW"/>
-          </w:rPr>
-          <w:rPr>
-            <w:color w:val="0000EE"/>
-            <w:u w:val="single"/>
-          </w:rPr>
-          <w:t>何1:9</w:t>
-        </w:r>
-      </w:hyperlink>
-      <w:r>
-        <w:rPr>
-          <w:lang w:val="zh_TW" w:bidi="zh_TW"/>
-        </w:rPr>
-        <w:t>）。神榮耀的雲彩離開了聖殿（</w:t>
-      </w:r>
-      <w:hyperlink r:id="rId61">
-        <w:r>
-          <w:rPr>
-            <w:lang w:val="zh_TW" w:bidi="zh_TW"/>
-          </w:rPr>
-          <w:rPr>
-            <w:color w:val="0000EE"/>
-            <w:u w:val="single"/>
-          </w:rPr>
-          <w:t>結10:4、18–19，</w:t>
-        </w:r>
-      </w:hyperlink>
-      <w:hyperlink r:id="rId62">
-        <w:r>
-          <w:rPr>
-            <w:lang w:val="zh_TW" w:bidi="zh_TW"/>
-          </w:rPr>
-          <w:rPr>
-            <w:color w:val="0000EE"/>
-            <w:u w:val="single"/>
-          </w:rPr>
-          <w:t>11:22</w:t>
-        </w:r>
-      </w:hyperlink>
-      <w:r>
-        <w:rPr>
-          <w:lang w:val="zh_TW" w:bidi="zh_TW"/>
-        </w:rPr>
-        <w:t>），然後以色列人被擄（</w:t>
-      </w:r>
-      <w:hyperlink r:id="rId63">
-        <w:r>
-          <w:rPr>
-            <w:lang w:val="zh_TW" w:bidi="zh_TW"/>
-          </w:rPr>
-          <w:rPr>
-            <w:color w:val="0000EE"/>
-            <w:u w:val="single"/>
-          </w:rPr>
-          <w:t>12:1–15</w:t>
-        </w:r>
-      </w:hyperlink>
-      <w:r>
-        <w:rPr>
-          <w:lang w:val="zh_TW" w:bidi="zh_TW"/>
-        </w:rPr>
-        <w:t>）。</w:t>
-      </w:r>
-    </w:p>
-    <w:p>
-      <w:pPr/>
-      <w:r>
-        <w:rPr>
-          <w:lang w:val="zh_TW" w:bidi="zh_TW"/>
-        </w:rPr>
-      </w:r>
-      <w:r>
-        <w:rPr>
-          <w:lang w:val="zh_TW" w:bidi="zh_TW"/>
-        </w:rPr>
-        <w:t>然而，神決定在這審判中留下餘民，以重建城和聖殿。以西結在異象中看見耶和華的榮耀回到聖殿中（</w:t>
-      </w:r>
-      <w:hyperlink r:id="rId64">
-        <w:r>
-          <w:rPr>
-            <w:lang w:val="zh_TW" w:bidi="zh_TW"/>
-          </w:rPr>
-          <w:rPr>
-            <w:color w:val="0000EE"/>
-            <w:u w:val="single"/>
-          </w:rPr>
-          <w:t>結43:2–9</w:t>
-        </w:r>
-      </w:hyperlink>
-      <w:r>
-        <w:rPr>
-          <w:lang w:val="zh_TW" w:bidi="zh_TW"/>
-        </w:rPr>
-        <w:t>），這是一個榮耀回到純潔百姓並永遠與他們同住的時刻。當被擄結束、第二聖殿建造時，哈該和撒迦利亞以神榮耀將如同初建的聖殿般充滿新聖殿的應許，鼓勵百姓繼續建造，並使榮耀「住在你們中間」（</w:t>
-      </w:r>
-      <w:hyperlink r:id="rId65">
-        <w:r>
-          <w:rPr>
-            <w:lang w:val="zh_TW" w:bidi="zh_TW"/>
-          </w:rPr>
-          <w:rPr>
-            <w:color w:val="0000EE"/>
-            <w:u w:val="single"/>
-          </w:rPr>
-          <w:t>該2:3–9</w:t>
-        </w:r>
-      </w:hyperlink>
-      <w:r>
-        <w:rPr>
-          <w:lang w:val="zh_TW" w:bidi="zh_TW"/>
-        </w:rPr>
-        <w:t>；</w:t>
-      </w:r>
-      <w:hyperlink r:id="rId66">
-        <w:r>
-          <w:rPr>
-            <w:lang w:val="zh_TW" w:bidi="zh_TW"/>
-          </w:rPr>
-          <w:rPr>
-            <w:color w:val="0000EE"/>
-            <w:u w:val="single"/>
-          </w:rPr>
-          <w:t>亞2:5、10–11</w:t>
-        </w:r>
-      </w:hyperlink>
-      <w:r>
-        <w:rPr>
-          <w:lang w:val="zh_TW" w:bidi="zh_TW"/>
-        </w:rPr>
-        <w:t>）。</w:t>
-      </w:r>
-    </w:p>
-    <w:p>
-      <w:pPr>
-        <w:pStyle w:val="Heading3"/>
-      </w:pPr>
-      <w:r>
-        <w:rPr>
-          <w:lang w:val="zh_TW" w:bidi="zh_TW"/>
-        </w:rPr>
-        <w:t>耶穌基督顯出神的榮耀</w:t>
-      </w:r>
-    </w:p>
-    <w:p>
-      <w:pPr/>
-      <w:r>
-        <w:rPr>
-          <w:lang w:val="zh_TW" w:bidi="zh_TW"/>
-        </w:rPr>
-      </w:r>
-      <w:r>
-        <w:rPr>
-          <w:lang w:val="zh_TW" w:bidi="zh_TW"/>
-        </w:rPr>
-        <w:t>我們並未被告知舍吉拿榮耀是否回到第二聖殿，但聖經確告訴我們，神的榮耀藉著耶穌基督再次顯現在地上。</w:t>
-      </w:r>
-      <w:hyperlink r:id="rId67">
-        <w:r>
-          <w:rPr>
-            <w:lang w:val="zh_TW" w:bidi="zh_TW"/>
-          </w:rPr>
-          <w:rPr>
-            <w:color w:val="0000EE"/>
-            <w:u w:val="single"/>
-          </w:rPr>
-          <w:t>約翰福音一章14節</w:t>
-        </w:r>
-      </w:hyperlink>
-      <w:r>
-        <w:rPr>
-          <w:lang w:val="zh_TW" w:bidi="zh_TW"/>
-        </w:rPr>
-        <w:t>說：「道成了肉身，</w:t>
-      </w:r>
-      <w:r>
-        <w:rPr>
           <w:i/>
           <w:lang w:val="zh_TW" w:bidi="zh_TW"/>
         </w:rPr>
-        <w:t>住</w:t>
-      </w:r>
-      <w:r>
-        <w:rPr>
-          <w:lang w:val="zh_TW" w:bidi="zh_TW"/>
-        </w:rPr>
-        <w:t>在我們中間，充充滿滿地有恩典有真理。我們也見過他的</w:t>
-      </w:r>
-      <w:r>
-        <w:rPr>
-          <w:i/>
-          <w:lang w:val="zh_TW" w:bidi="zh_TW"/>
-        </w:rPr>
-        <w:t>榮光</w:t>
-      </w:r>
-      <w:r>
-        <w:rPr>
-          <w:lang w:val="zh_TW" w:bidi="zh_TW"/>
-        </w:rPr>
-        <w:t>，正是父獨生子的</w:t>
-      </w:r>
-      <w:r>
-        <w:rPr>
-          <w:i/>
-          <w:lang w:val="zh_TW" w:bidi="zh_TW"/>
-        </w:rPr>
-        <w:t>榮光</w:t>
-      </w:r>
-      <w:r>
-        <w:rPr>
-          <w:lang w:val="zh_TW" w:bidi="zh_TW"/>
-        </w:rPr>
-        <w:t>」。耶穌成為神永住榮耀的新會幕。神在耶穌裡住在人間。由於基督是（且仍是）神的真實形像，看到祂臉上的光就等於認識神的榮耀（</w:t>
-      </w:r>
-      <w:hyperlink r:id="rId68">
-        <w:r>
-          <w:rPr>
-            <w:lang w:val="zh_TW" w:bidi="zh_TW"/>
-          </w:rPr>
-          <w:rPr>
-            <w:color w:val="0000EE"/>
-            <w:u w:val="single"/>
-          </w:rPr>
-          <w:t>林後4:4–6</w:t>
-        </w:r>
-      </w:hyperlink>
-      <w:r>
-        <w:rPr>
-          <w:lang w:val="zh_TW" w:bidi="zh_TW"/>
-        </w:rPr>
-        <w:t>）。看到耶穌就是看到「外邦人的光， 又是你民以色列的榮耀」（</w:t>
-      </w:r>
-      <w:hyperlink r:id="rId69">
-        <w:r>
-          <w:rPr>
-            <w:lang w:val="zh_TW" w:bidi="zh_TW"/>
-          </w:rPr>
-          <w:rPr>
-            <w:color w:val="0000EE"/>
-            <w:u w:val="single"/>
-          </w:rPr>
-          <w:t>路2:30–32</w:t>
-        </w:r>
-      </w:hyperlink>
-      <w:r>
-        <w:rPr>
-          <w:lang w:val="zh_TW" w:bidi="zh_TW"/>
-        </w:rPr>
-        <w:t>）。那些見證耶穌登山變像的門徒（</w:t>
-      </w:r>
-      <w:hyperlink r:id="rId70">
-        <w:r>
-          <w:rPr>
-            <w:lang w:val="zh_TW" w:bidi="zh_TW"/>
-          </w:rPr>
-          <w:rPr>
-            <w:color w:val="0000EE"/>
-            <w:u w:val="single"/>
-          </w:rPr>
-          <w:t>太17:1–8</w:t>
-        </w:r>
-      </w:hyperlink>
-      <w:r>
-        <w:rPr>
-          <w:lang w:val="zh_TW" w:bidi="zh_TW"/>
-        </w:rPr>
-        <w:t>）以奇妙的方式看到祂的榮耀（</w:t>
-      </w:r>
-      <w:hyperlink r:id="rId71">
-        <w:r>
-          <w:rPr>
-            <w:lang w:val="zh_TW" w:bidi="zh_TW"/>
-          </w:rPr>
-          <w:rPr>
-            <w:color w:val="0000EE"/>
-            <w:u w:val="single"/>
-          </w:rPr>
-          <w:t>彼後1:16–17</w:t>
-        </w:r>
-      </w:hyperlink>
-      <w:r>
-        <w:rPr>
-          <w:lang w:val="zh_TW" w:bidi="zh_TW"/>
-        </w:rPr>
-        <w:t>），因為那是從祂人的身體中迸發出的榮耀。這榮耀的顯現預示了基督在復活與升天中所經歷的榮耀（見</w:t>
-      </w:r>
-      <w:hyperlink r:id="rId72">
-        <w:r>
-          <w:rPr>
-            <w:lang w:val="zh_TW" w:bidi="zh_TW"/>
-          </w:rPr>
-          <w:rPr>
-            <w:color w:val="0000EE"/>
-            <w:u w:val="single"/>
-          </w:rPr>
-          <w:t>約17:5</w:t>
-        </w:r>
-      </w:hyperlink>
-      <w:r>
-        <w:rPr>
-          <w:lang w:val="zh_TW" w:bidi="zh_TW"/>
-        </w:rPr>
-        <w:t>；</w:t>
-      </w:r>
-      <w:hyperlink r:id="rId73">
-        <w:r>
-          <w:rPr>
-            <w:lang w:val="zh_TW" w:bidi="zh_TW"/>
-          </w:rPr>
-          <w:rPr>
-            <w:color w:val="0000EE"/>
-            <w:u w:val="single"/>
-          </w:rPr>
-          <w:t>腓2:5–11</w:t>
-        </w:r>
-      </w:hyperlink>
-      <w:r>
-        <w:rPr>
-          <w:lang w:val="zh_TW" w:bidi="zh_TW"/>
-        </w:rPr>
-        <w:t>）。</w:t>
-      </w:r>
-    </w:p>
-    <w:p>
-      <w:pPr/>
-      <w:r>
-        <w:rPr>
-          <w:lang w:val="zh_TW" w:bidi="zh_TW"/>
-        </w:rPr>
-      </w:r>
-      <w:r>
-        <w:rPr>
-          <w:lang w:val="zh_TW" w:bidi="zh_TW"/>
-        </w:rPr>
-        <w:t>因為耶穌謙卑自己，順服至死，神就將祂升為至高（</w:t>
-      </w:r>
-      <w:hyperlink r:id="rId74">
-        <w:r>
-          <w:rPr>
-            <w:lang w:val="zh_TW" w:bidi="zh_TW"/>
-          </w:rPr>
-          <w:rPr>
-            <w:color w:val="0000EE"/>
-            <w:u w:val="single"/>
-          </w:rPr>
-          <w:t>腓2:8–9</w:t>
-        </w:r>
-      </w:hyperlink>
-      <w:r>
-        <w:rPr>
-          <w:lang w:val="zh_TW" w:bidi="zh_TW"/>
-        </w:rPr>
-        <w:t>）。祂在十字架上受死之後，進入了祂的榮耀（</w:t>
-      </w:r>
-      <w:hyperlink r:id="rId75">
-        <w:r>
-          <w:rPr>
-            <w:lang w:val="zh_TW" w:bidi="zh_TW"/>
-          </w:rPr>
-          <w:rPr>
-            <w:color w:val="0000EE"/>
-            <w:u w:val="single"/>
-          </w:rPr>
-          <w:t>路24:26</w:t>
-        </w:r>
-      </w:hyperlink>
-      <w:r>
-        <w:rPr>
-          <w:lang w:val="zh_TW" w:bidi="zh_TW"/>
-        </w:rPr>
-        <w:t>），擁有一個全新的榮耀身體（</w:t>
-      </w:r>
-      <w:hyperlink r:id="rId76">
-        <w:r>
-          <w:rPr>
-            <w:lang w:val="zh_TW" w:bidi="zh_TW"/>
-          </w:rPr>
-          <w:rPr>
-            <w:color w:val="0000EE"/>
-            <w:u w:val="single"/>
-          </w:rPr>
-          <w:t>林前15:39–43</w:t>
-        </w:r>
-      </w:hyperlink>
-      <w:r>
-        <w:rPr>
-          <w:lang w:val="zh_TW" w:bidi="zh_TW"/>
-        </w:rPr>
-        <w:t>；</w:t>
-      </w:r>
-      <w:hyperlink r:id="rId77">
-        <w:r>
-          <w:rPr>
-            <w:lang w:val="zh_TW" w:bidi="zh_TW"/>
-          </w:rPr>
-          <w:rPr>
-            <w:color w:val="0000EE"/>
-            <w:u w:val="single"/>
-          </w:rPr>
-          <w:t>腓3:21</w:t>
-        </w:r>
-      </w:hyperlink>
-      <w:r>
-        <w:rPr>
-          <w:lang w:val="zh_TW" w:bidi="zh_TW"/>
-        </w:rPr>
-        <w:t>）。榮耀的基督向祂的僕人顯現。司提反看見了祂的榮耀（</w:t>
-      </w:r>
-      <w:hyperlink r:id="rId78">
-        <w:r>
-          <w:rPr>
-            <w:lang w:val="zh_TW" w:bidi="zh_TW"/>
-          </w:rPr>
-          <w:rPr>
-            <w:color w:val="0000EE"/>
-            <w:u w:val="single"/>
-          </w:rPr>
-          <w:t>徒7:55</w:t>
-        </w:r>
-      </w:hyperlink>
-      <w:r>
-        <w:rPr>
-          <w:lang w:val="zh_TW" w:bidi="zh_TW"/>
-        </w:rPr>
-        <w:t>），掃羅因祂的光輝而失明（</w:t>
-      </w:r>
-      <w:hyperlink r:id="rId79">
-        <w:r>
-          <w:rPr>
-            <w:lang w:val="zh_TW" w:bidi="zh_TW"/>
-          </w:rPr>
-          <w:rPr>
-            <w:color w:val="0000EE"/>
-            <w:u w:val="single"/>
-          </w:rPr>
-          <w:t>9:3</w:t>
-        </w:r>
-      </w:hyperlink>
-      <w:r>
-        <w:rPr>
-          <w:lang w:val="zh_TW" w:bidi="zh_TW"/>
-        </w:rPr>
-        <w:t>）。同一位基督被預言將以榮耀再來。祂將坐在寶座上施行審判（</w:t>
-      </w:r>
-      <w:hyperlink r:id="rId80">
-        <w:r>
-          <w:rPr>
-            <w:lang w:val="zh_TW" w:bidi="zh_TW"/>
-          </w:rPr>
-          <w:rPr>
-            <w:color w:val="0000EE"/>
-            <w:u w:val="single"/>
-          </w:rPr>
-          <w:t>太25:31</w:t>
-        </w:r>
-      </w:hyperlink>
-      <w:r>
-        <w:rPr>
-          <w:lang w:val="zh_TW" w:bidi="zh_TW"/>
-        </w:rPr>
-        <w:t>）；惡人將受到懲罰（</w:t>
-      </w:r>
-      <w:hyperlink r:id="rId81">
-        <w:r>
-          <w:rPr>
-            <w:lang w:val="zh_TW" w:bidi="zh_TW"/>
-          </w:rPr>
-          <w:rPr>
-            <w:color w:val="0000EE"/>
-            <w:u w:val="single"/>
-          </w:rPr>
-          <w:t>16:27，</w:t>
-        </w:r>
-      </w:hyperlink>
-      <w:hyperlink r:id="rId82">
-        <w:r>
-          <w:rPr>
-            <w:lang w:val="zh_TW" w:bidi="zh_TW"/>
-          </w:rPr>
-          <w:rPr>
-            <w:color w:val="0000EE"/>
-            <w:u w:val="single"/>
-          </w:rPr>
-          <w:t>24:30</w:t>
-        </w:r>
-      </w:hyperlink>
-      <w:r>
-        <w:rPr>
-          <w:lang w:val="zh_TW" w:bidi="zh_TW"/>
-        </w:rPr>
-        <w:t>；</w:t>
-      </w:r>
-      <w:hyperlink r:id="rId83">
-        <w:r>
-          <w:rPr>
-            <w:lang w:val="zh_TW" w:bidi="zh_TW"/>
-          </w:rPr>
-          <w:rPr>
-            <w:color w:val="0000EE"/>
-            <w:u w:val="single"/>
-          </w:rPr>
-          <w:t>可13:26</w:t>
-        </w:r>
-      </w:hyperlink>
-      <w:r>
-        <w:rPr>
-          <w:lang w:val="zh_TW" w:bidi="zh_TW"/>
-        </w:rPr>
-        <w:t>；</w:t>
-      </w:r>
-      <w:hyperlink r:id="rId84">
-        <w:r>
-          <w:rPr>
-            <w:lang w:val="zh_TW" w:bidi="zh_TW"/>
-          </w:rPr>
-          <w:rPr>
-            <w:color w:val="0000EE"/>
-            <w:u w:val="single"/>
-          </w:rPr>
-          <w:t>路21:27</w:t>
-        </w:r>
-      </w:hyperlink>
-      <w:r>
-        <w:rPr>
-          <w:lang w:val="zh_TW" w:bidi="zh_TW"/>
-        </w:rPr>
-        <w:t>；</w:t>
-      </w:r>
-      <w:hyperlink r:id="rId85">
-        <w:r>
-          <w:rPr>
-            <w:lang w:val="zh_TW" w:bidi="zh_TW"/>
-          </w:rPr>
-          <w:rPr>
-            <w:color w:val="0000EE"/>
-            <w:u w:val="single"/>
-          </w:rPr>
-          <w:t>帖後2:9–10</w:t>
-        </w:r>
-      </w:hyperlink>
-      <w:r>
-        <w:rPr>
-          <w:lang w:val="zh_TW" w:bidi="zh_TW"/>
-        </w:rPr>
-        <w:t>）。那些在人前承認祂的人，不必懼怕祂榮耀的顯現（</w:t>
-      </w:r>
-      <w:hyperlink r:id="rId86">
-        <w:r>
-          <w:rPr>
-            <w:lang w:val="zh_TW" w:bidi="zh_TW"/>
-          </w:rPr>
-          <w:rPr>
-            <w:color w:val="0000EE"/>
-            <w:u w:val="single"/>
-          </w:rPr>
-          <w:t>可8:38</w:t>
-        </w:r>
-      </w:hyperlink>
-      <w:r>
-        <w:rPr>
-          <w:lang w:val="zh_TW" w:bidi="zh_TW"/>
-        </w:rPr>
-        <w:t>）。</w:t>
-      </w:r>
-    </w:p>
-    <w:p>
-      <w:pPr/>
-      <w:r>
-        <w:rPr>
-          <w:lang w:val="zh_TW" w:bidi="zh_TW"/>
-        </w:rPr>
-      </w:r>
-      <w:r>
-        <w:rPr>
-          <w:lang w:val="zh_TW" w:bidi="zh_TW"/>
-        </w:rPr>
-        <w:t>到了成全的時候，全地將被祂的榮耀充滿（</w:t>
-      </w:r>
-      <w:hyperlink r:id="rId87">
-        <w:r>
-          <w:rPr>
-            <w:lang w:val="zh_TW" w:bidi="zh_TW"/>
-          </w:rPr>
-          <w:rPr>
-            <w:color w:val="0000EE"/>
-            <w:u w:val="single"/>
-          </w:rPr>
-          <w:t>詩72:19</w:t>
-        </w:r>
-      </w:hyperlink>
-      <w:r>
-        <w:rPr>
-          <w:lang w:val="zh_TW" w:bidi="zh_TW"/>
-        </w:rPr>
-        <w:t>；</w:t>
-      </w:r>
-      <w:hyperlink r:id="rId88">
-        <w:r>
-          <w:rPr>
-            <w:lang w:val="zh_TW" w:bidi="zh_TW"/>
-          </w:rPr>
-          <w:rPr>
-            <w:color w:val="0000EE"/>
-            <w:u w:val="single"/>
-          </w:rPr>
-          <w:t>賽6:3</w:t>
-        </w:r>
-      </w:hyperlink>
-      <w:r>
-        <w:rPr>
-          <w:lang w:val="zh_TW" w:bidi="zh_TW"/>
-        </w:rPr>
-        <w:t>；</w:t>
-      </w:r>
-      <w:hyperlink r:id="rId89">
-        <w:r>
-          <w:rPr>
-            <w:lang w:val="zh_TW" w:bidi="zh_TW"/>
-          </w:rPr>
-          <w:rPr>
-            <w:color w:val="0000EE"/>
-            <w:u w:val="single"/>
-          </w:rPr>
-          <w:t>哈2:14</w:t>
-        </w:r>
-      </w:hyperlink>
-      <w:r>
-        <w:rPr>
-          <w:lang w:val="zh_TW" w:bidi="zh_TW"/>
-        </w:rPr>
-        <w:t>）。屆時，不再有榮耀的雲彩停留在聖殿上標誌聖所，因為將有新天新地（</w:t>
-      </w:r>
-      <w:hyperlink r:id="rId90">
-        <w:r>
-          <w:rPr>
-            <w:lang w:val="zh_TW" w:bidi="zh_TW"/>
-          </w:rPr>
-          <w:rPr>
-            <w:color w:val="0000EE"/>
-            <w:u w:val="single"/>
-          </w:rPr>
-          <w:t>啟21:1</w:t>
-        </w:r>
-      </w:hyperlink>
-      <w:r>
-        <w:rPr>
-          <w:lang w:val="zh_TW" w:bidi="zh_TW"/>
-        </w:rPr>
-        <w:t>）。聖城將發出神榮耀的光輝（</w:t>
-      </w:r>
-      <w:hyperlink r:id="rId91">
-        <w:r>
-          <w:rPr>
-            <w:lang w:val="zh_TW" w:bidi="zh_TW"/>
-          </w:rPr>
-          <w:rPr>
-            <w:color w:val="0000EE"/>
-            <w:u w:val="single"/>
-          </w:rPr>
-          <w:t>10–11</w:t>
-        </w:r>
-      </w:hyperlink>
-      <w:r>
-        <w:rPr>
-          <w:lang w:val="zh_TW" w:bidi="zh_TW"/>
-        </w:rPr>
-        <w:t>節）。</w:t>
-      </w:r>
-    </w:p>
-    <w:p>
-      <w:pPr>
-        <w:pStyle w:val="Heading3"/>
-      </w:pPr>
-      <w:r>
-        <w:rPr>
-          <w:lang w:val="zh_TW" w:bidi="zh_TW"/>
-        </w:rPr>
-        <w:t>榮耀與神的百姓</w:t>
-      </w:r>
-    </w:p>
-    <w:p>
-      <w:pPr/>
-      <w:r>
-        <w:rPr>
-          <w:lang w:val="zh_TW" w:bidi="zh_TW"/>
-        </w:rPr>
-      </w:r>
-      <w:r>
-        <w:rPr>
-          <w:lang w:val="zh_TW" w:bidi="zh_TW"/>
-        </w:rPr>
-        <w:t>神的百姓已經經歷了神同在的榮耀。舊約中的榮耀的雲彩就是</w:t>
-      </w:r>
-      <w:r>
-        <w:rPr>
-          <w:i/>
-          <w:lang w:val="zh_TW" w:bidi="zh_TW"/>
-        </w:rPr>
-        <w:t>他們</w:t>
-      </w:r>
-      <w:r>
-        <w:rPr>
-          <w:lang w:val="zh_TW" w:bidi="zh_TW"/>
-        </w:rPr>
-        <w:t>的榮耀（</w:t>
-      </w:r>
-      <w:hyperlink r:id="rId57">
-        <w:r>
-          <w:rPr>
-            <w:lang w:val="zh_TW" w:bidi="zh_TW"/>
-          </w:rPr>
-          <w:rPr>
-            <w:color w:val="0000EE"/>
-            <w:u w:val="single"/>
-          </w:rPr>
-          <w:t>詩106:20</w:t>
-        </w:r>
-      </w:hyperlink>
-      <w:r>
-        <w:rPr>
-          <w:lang w:val="zh_TW" w:bidi="zh_TW"/>
-        </w:rPr>
-        <w:t>；</w:t>
-      </w:r>
-      <w:hyperlink r:id="rId92">
-        <w:r>
-          <w:rPr>
-            <w:lang w:val="zh_TW" w:bidi="zh_TW"/>
-          </w:rPr>
-          <w:rPr>
-            <w:color w:val="0000EE"/>
-            <w:u w:val="single"/>
-          </w:rPr>
-          <w:t>耶2:11</w:t>
-        </w:r>
-      </w:hyperlink>
-      <w:r>
-        <w:rPr>
-          <w:lang w:val="zh_TW" w:bidi="zh_TW"/>
-        </w:rPr>
-        <w:t>）。基督作為神榮耀的化身來到祂的百姓中間，當基督升天後，祂將聖靈賜給信徒（</w:t>
-      </w:r>
-      <w:hyperlink r:id="rId93">
-        <w:r>
-          <w:rPr>
-            <w:lang w:val="zh_TW" w:bidi="zh_TW"/>
-          </w:rPr>
-          <w:rPr>
-            <w:color w:val="0000EE"/>
-            <w:u w:val="single"/>
-          </w:rPr>
-          <w:t>約16:7–14</w:t>
-        </w:r>
-      </w:hyperlink>
-      <w:r>
-        <w:rPr>
-          <w:lang w:val="zh_TW" w:bidi="zh_TW"/>
-        </w:rPr>
-        <w:t>），使神可以住在祂的百姓中間。為基督名受苦的人，榮耀的靈住在他們身上（</w:t>
-      </w:r>
-      <w:hyperlink r:id="rId94">
-        <w:r>
-          <w:rPr>
-            <w:lang w:val="zh_TW" w:bidi="zh_TW"/>
-          </w:rPr>
-          <w:rPr>
-            <w:color w:val="0000EE"/>
-            <w:u w:val="single"/>
-          </w:rPr>
-          <w:t>彼前4:14</w:t>
-        </w:r>
-      </w:hyperlink>
-      <w:r>
-        <w:rPr>
-          <w:lang w:val="zh_TW" w:bidi="zh_TW"/>
-        </w:rPr>
-        <w:t>）；這靈是聖徒榮耀基業的保證（</w:t>
-      </w:r>
-      <w:hyperlink r:id="rId95">
-        <w:r>
-          <w:rPr>
-            <w:lang w:val="zh_TW" w:bidi="zh_TW"/>
-          </w:rPr>
-          <w:rPr>
-            <w:color w:val="0000EE"/>
-            <w:u w:val="single"/>
-          </w:rPr>
-          <w:t>羅8:16–17</w:t>
-        </w:r>
-      </w:hyperlink>
-      <w:r>
-        <w:rPr>
-          <w:lang w:val="zh_TW" w:bidi="zh_TW"/>
-        </w:rPr>
-        <w:t>）。</w:t>
-      </w:r>
-    </w:p>
-    <w:p>
-      <w:pPr/>
-      <w:r>
-        <w:rPr>
-          <w:lang w:val="zh_TW" w:bidi="zh_TW"/>
-        </w:rPr>
-      </w:r>
-      <w:r>
-        <w:rPr>
-          <w:lang w:val="zh_TW" w:bidi="zh_TW"/>
-        </w:rPr>
-        <w:t>神賜給祂百姓「榮耀的盼望」（</w:t>
-      </w:r>
-      <w:hyperlink r:id="rId96">
-        <w:r>
-          <w:rPr>
-            <w:lang w:val="zh_TW" w:bidi="zh_TW"/>
-          </w:rPr>
-          <w:rPr>
-            <w:color w:val="0000EE"/>
-            <w:u w:val="single"/>
-          </w:rPr>
-          <w:t>羅5:2</w:t>
-        </w:r>
-      </w:hyperlink>
-      <w:r>
-        <w:rPr>
-          <w:lang w:val="zh_TW" w:bidi="zh_TW"/>
-        </w:rPr>
-        <w:t>；</w:t>
-      </w:r>
-      <w:hyperlink r:id="rId77">
-        <w:r>
-          <w:rPr>
-            <w:lang w:val="zh_TW" w:bidi="zh_TW"/>
-          </w:rPr>
-          <w:rPr>
-            <w:color w:val="0000EE"/>
-            <w:u w:val="single"/>
-          </w:rPr>
-          <w:t>腓3:21</w:t>
-        </w:r>
-      </w:hyperlink>
-      <w:r>
-        <w:rPr>
-          <w:lang w:val="zh_TW" w:bidi="zh_TW"/>
-        </w:rPr>
-        <w:t>；</w:t>
-      </w:r>
-      <w:hyperlink r:id="rId97">
-        <w:r>
-          <w:rPr>
-            <w:lang w:val="zh_TW" w:bidi="zh_TW"/>
-          </w:rPr>
-          <w:rPr>
-            <w:color w:val="0000EE"/>
-            <w:u w:val="single"/>
-          </w:rPr>
-          <w:t>西1:27</w:t>
-        </w:r>
-      </w:hyperlink>
-      <w:r>
-        <w:rPr>
-          <w:lang w:val="zh_TW" w:bidi="zh_TW"/>
-        </w:rPr>
-        <w:t>；</w:t>
-      </w:r>
-      <w:hyperlink r:id="rId98">
-        <w:r>
-          <w:rPr>
-            <w:lang w:val="zh_TW" w:bidi="zh_TW"/>
-          </w:rPr>
-          <w:rPr>
-            <w:color w:val="0000EE"/>
-            <w:u w:val="single"/>
-          </w:rPr>
-          <w:t>猶24–25</w:t>
-        </w:r>
-      </w:hyperlink>
-      <w:r>
-        <w:rPr>
-          <w:lang w:val="zh_TW" w:bidi="zh_TW"/>
-        </w:rPr>
-        <w:t>）。那些祂所揀選的人，祂也必使他們得榮耀（</w:t>
-      </w:r>
-      <w:hyperlink r:id="rId99">
-        <w:r>
-          <w:rPr>
-            <w:lang w:val="zh_TW" w:bidi="zh_TW"/>
-          </w:rPr>
-          <w:rPr>
-            <w:color w:val="0000EE"/>
-            <w:u w:val="single"/>
-          </w:rPr>
-          <w:t>羅8:30，</w:t>
-        </w:r>
-      </w:hyperlink>
-      <w:hyperlink r:id="rId100">
-        <w:r>
-          <w:rPr>
-            <w:lang w:val="zh_TW" w:bidi="zh_TW"/>
-          </w:rPr>
-          <w:rPr>
-            <w:color w:val="0000EE"/>
-            <w:u w:val="single"/>
-          </w:rPr>
-          <w:t>9:23</w:t>
-        </w:r>
-      </w:hyperlink>
-      <w:r>
-        <w:rPr>
-          <w:lang w:val="zh_TW" w:bidi="zh_TW"/>
-        </w:rPr>
-        <w:t>）；他們將在基督裡分享祂的榮耀（</w:t>
-      </w:r>
-      <w:hyperlink r:id="rId101">
-        <w:r>
-          <w:rPr>
-            <w:lang w:val="zh_TW" w:bidi="zh_TW"/>
-          </w:rPr>
-          <w:rPr>
-            <w:color w:val="0000EE"/>
-            <w:u w:val="single"/>
-          </w:rPr>
-          <w:t>西3:4</w:t>
-        </w:r>
-      </w:hyperlink>
-      <w:r>
-        <w:rPr>
-          <w:lang w:val="zh_TW" w:bidi="zh_TW"/>
-        </w:rPr>
-        <w:t>；</w:t>
-      </w:r>
-      <w:hyperlink r:id="rId102">
-        <w:r>
-          <w:rPr>
-            <w:lang w:val="zh_TW" w:bidi="zh_TW"/>
-          </w:rPr>
-          <w:rPr>
-            <w:color w:val="0000EE"/>
-            <w:u w:val="single"/>
-          </w:rPr>
-          <w:t>帖後2:14</w:t>
-        </w:r>
-      </w:hyperlink>
-      <w:r>
-        <w:rPr>
-          <w:lang w:val="zh_TW" w:bidi="zh_TW"/>
-        </w:rPr>
-        <w:t>；</w:t>
-      </w:r>
-      <w:hyperlink r:id="rId103">
-        <w:r>
-          <w:rPr>
-            <w:lang w:val="zh_TW" w:bidi="zh_TW"/>
-          </w:rPr>
-          <w:rPr>
-            <w:color w:val="0000EE"/>
-            <w:u w:val="single"/>
-          </w:rPr>
-          <w:t>提後2:10</w:t>
-        </w:r>
-      </w:hyperlink>
-      <w:r>
-        <w:rPr>
-          <w:lang w:val="zh_TW" w:bidi="zh_TW"/>
-        </w:rPr>
-        <w:t>）。今世的苦楚與將來要顯於我們的榮耀無法相比（</w:t>
-      </w:r>
-      <w:hyperlink r:id="rId104">
-        <w:r>
-          <w:rPr>
-            <w:lang w:val="zh_TW" w:bidi="zh_TW"/>
-          </w:rPr>
-          <w:rPr>
-            <w:color w:val="0000EE"/>
-            <w:u w:val="single"/>
-          </w:rPr>
-          <w:t>羅8:18</w:t>
-        </w:r>
-      </w:hyperlink>
-      <w:r>
-        <w:rPr>
-          <w:lang w:val="zh_TW" w:bidi="zh_TW"/>
-        </w:rPr>
-        <w:t>；</w:t>
-      </w:r>
-      <w:hyperlink r:id="rId105">
-        <w:r>
-          <w:rPr>
-            <w:lang w:val="zh_TW" w:bidi="zh_TW"/>
-          </w:rPr>
-          <w:rPr>
-            <w:color w:val="0000EE"/>
-            <w:u w:val="single"/>
-          </w:rPr>
-          <w:t>林後4:17</w:t>
-        </w:r>
-      </w:hyperlink>
-      <w:r>
-        <w:rPr>
-          <w:lang w:val="zh_TW" w:bidi="zh_TW"/>
-        </w:rPr>
-        <w:t>）。整個受造界渴望看見神兒女自由的榮耀（</w:t>
-      </w:r>
-      <w:hyperlink r:id="rId106">
-        <w:r>
-          <w:rPr>
-            <w:lang w:val="zh_TW" w:bidi="zh_TW"/>
-          </w:rPr>
-          <w:rPr>
-            <w:color w:val="0000EE"/>
-            <w:u w:val="single"/>
-          </w:rPr>
-          <w:t>羅8:21</w:t>
-        </w:r>
-      </w:hyperlink>
-      <w:r>
-        <w:rPr>
-          <w:lang w:val="zh_TW" w:bidi="zh_TW"/>
-        </w:rPr>
-        <w:t>）。這樣的榮耀盼望如此確定，以致彼得甚至可以在今世就說自己同享基督的榮耀（</w:t>
-      </w:r>
-      <w:hyperlink r:id="rId107">
-        <w:r>
-          <w:rPr>
-            <w:lang w:val="zh_TW" w:bidi="zh_TW"/>
-          </w:rPr>
-          <w:rPr>
-            <w:color w:val="0000EE"/>
-            <w:u w:val="single"/>
-          </w:rPr>
-          <w:t>彼前5:1</w:t>
-        </w:r>
-      </w:hyperlink>
-      <w:r>
-        <w:rPr>
-          <w:lang w:val="zh_TW" w:bidi="zh_TW"/>
-        </w:rPr>
-        <w:t>），同時也仰望那永恆的榮耀（見</w:t>
-      </w:r>
-      <w:hyperlink r:id="rId108">
-        <w:r>
-          <w:rPr>
-            <w:lang w:val="zh_TW" w:bidi="zh_TW"/>
-          </w:rPr>
-          <w:rPr>
-            <w:color w:val="0000EE"/>
-            <w:u w:val="single"/>
-          </w:rPr>
-          <w:t>10</w:t>
-        </w:r>
-      </w:hyperlink>
-      <w:r>
-        <w:rPr>
-          <w:lang w:val="zh_TW" w:bidi="zh_TW"/>
-        </w:rPr>
-        <w:t>節）。作為基督榮耀的分享者，教會被召去榮耀神。因著他們內心的盼望，他們潔淨自己（</w:t>
-      </w:r>
-      <w:hyperlink r:id="rId109">
-        <w:r>
-          <w:rPr>
-            <w:lang w:val="zh_TW" w:bidi="zh_TW"/>
-          </w:rPr>
-          <w:rPr>
-            <w:color w:val="0000EE"/>
-            <w:u w:val="single"/>
-          </w:rPr>
-          <w:t>約一3:3</w:t>
-        </w:r>
-      </w:hyperlink>
-      <w:r>
-        <w:rPr>
-          <w:lang w:val="zh_TW" w:bidi="zh_TW"/>
-        </w:rPr>
-        <w:t>）。</w:t>
-      </w:r>
-    </w:p>
-    <w:p>
-      <w:pPr/>
-      <w:r>
-        <w:rPr>
-          <w:lang w:val="zh_TW" w:bidi="zh_TW"/>
-        </w:rPr>
-      </w:r>
-      <w:r>
-        <w:rPr>
-          <w:i/>
-          <w:lang w:val="zh_TW" w:bidi="zh_TW"/>
-        </w:rPr>
         <w:t>另見</w:t>
       </w:r>
       <w:r>
@@ -2233,67 +596,25 @@
         <w:rPr>
           <w:lang w:val="zh_TW" w:bidi="zh_TW"/>
         </w:rPr>
-        <w:t>誇耀</w:t>
-      </w:r>
-      <w:r>
-        <w:rPr>
-          <w:lang w:val="zh_TW" w:bidi="zh_TW"/>
-        </w:rPr>
-        <w:t>；</w:t>
-      </w:r>
-      <w:r>
-        <w:rPr>
-          <w:lang w:val="zh_TW" w:bidi="zh_TW"/>
-        </w:rPr>
-        <w:t>神的存在與屬性</w:t>
-      </w:r>
-      <w:r>
-        <w:rPr>
-          <w:lang w:val="zh_TW" w:bidi="zh_TW"/>
-        </w:rPr>
-        <w:t>；</w:t>
-      </w:r>
-      <w:r>
-        <w:rPr>
-          <w:lang w:val="zh_TW" w:bidi="zh_TW"/>
-        </w:rPr>
-        <w:t>火柱與雲柱</w:t>
-      </w:r>
-      <w:r>
-        <w:rPr>
-          <w:lang w:val="zh_TW" w:bidi="zh_TW"/>
-        </w:rPr>
-        <w:t>；</w:t>
-      </w:r>
-      <w:r>
-        <w:rPr>
-          <w:lang w:val="zh_TW" w:bidi="zh_TW"/>
-        </w:rPr>
-        <w:t>舍吉拿</w:t>
-      </w:r>
-      <w:r>
-        <w:rPr>
-          <w:lang w:val="zh_TW" w:bidi="zh_TW"/>
-        </w:rPr>
-        <w:t>；</w:t>
-      </w:r>
-      <w:r>
-        <w:rPr>
-          <w:lang w:val="zh_TW" w:bidi="zh_TW"/>
-        </w:rPr>
-        <w:t>神顯現</w:t>
-      </w:r>
-      <w:r>
-        <w:rPr>
-          <w:lang w:val="zh_TW" w:bidi="zh_TW"/>
-        </w:rPr>
-        <w:t>；</w:t>
-      </w:r>
-      <w:r>
-        <w:rPr>
-          <w:lang w:val="zh_TW" w:bidi="zh_TW"/>
-        </w:rPr>
-        <w:t>財富</w:t>
+        <w:t>出埃及記；</w:t>
+      </w:r>
+      <w:r>
+        <w:rPr>
+          <w:lang w:val="zh_TW" w:bidi="zh_TW"/>
+        </w:rPr>
+        <w:t>摩西；</w:t>
+      </w:r>
+      <w:r>
+        <w:rPr>
+          <w:lang w:val="zh_TW" w:bidi="zh_TW"/>
+        </w:rPr>
+        <w:t>神顯現；</w:t>
+      </w:r>
+      <w:r>
+        <w:rPr>
+          <w:lang w:val="zh_TW" w:bidi="zh_TW"/>
+        </w:rPr>
+        <w:t>神的名字</w:t>
       </w:r>
       <w:r>
         <w:rPr>

--- a/zht/docx/111.content.docx
+++ b/zht/docx/111.content.docx
@@ -149,7 +149,7 @@
         <w:rPr>
           <w:lang w:val="zh_TW" w:bidi="zh_TW"/>
         </w:rPr>
-        <w:t>ran</w:t>
+        <w:t>qie</w:t>
       </w:r>
       <w:r>
         <w:rPr>
@@ -212,7 +212,7 @@
         <w:rPr>
           <w:lang w:val="zh_TW" w:bidi="zh_TW"/>
         </w:rPr>
-        <w:t>燃燒的荊棘</w:t>
+        <w:t>妾制、妾</w:t>
       </w:r>
       <w:r>
         <w:rPr>
@@ -231,7 +231,7 @@
         <w:rPr>
           <w:lang w:val="zh_TW" w:bidi="zh_TW"/>
         </w:rPr>
-        <w:t>摩西在何烈山的荊棘火焰中遇見神，並被差派帶領以色列的百姓出埃及（</w:t>
+        <w:t>妾制是指一名男子與一名女子同居，而該女子（稱爲「妾」）被視為其性伴侶或次要妻子，但其地位低於正妻。妾制在許多古代文化中相當普遍，尤其是在美索不達米亞地區。在那裡，君王往往擁有後宮；即使是一般平民，也可能在正妻之外另有一至兩名妾。聖經中亦提及這兩種類型的妾制。妾通常是奴隸或戰爭中被擄的女子（</w:t>
       </w:r>
       <w:hyperlink r:id="rId13">
         <w:r>
@@ -242,32 +242,42 @@
             <w:color w:val="0000EE"/>
             <w:u w:val="single"/>
           </w:rPr>
-          <w:t>出3:1</w:t>
+          <w:t>士5:30</w:t>
         </w:r>
       </w:hyperlink>
       <w:r>
         <w:rPr>
           <w:lang w:val="zh_TW" w:bidi="zh_TW"/>
         </w:rPr>
-        <w:t>–</w:t>
-      </w:r>
-      <w:hyperlink r:id="rId13">
-        <w:r>
-          <w:rPr>
-            <w:lang w:val="zh_TW" w:bidi="zh_TW"/>
-          </w:rPr>
-          <w:rPr>
-            <w:color w:val="0000EE"/>
-            <w:u w:val="single"/>
-          </w:rPr>
-          <w:t>15</w:t>
-        </w:r>
-      </w:hyperlink>
-      <w:r>
-        <w:rPr>
-          <w:lang w:val="zh_TW" w:bidi="zh_TW"/>
-        </w:rPr>
-        <w:t>；</w:t>
+        <w:t>）。</w:t>
+      </w:r>
+    </w:p>
+    <w:p>
+      <w:pPr/>
+      <w:r>
+        <w:rPr>
+          <w:lang w:val="zh_TW" w:bidi="zh_TW"/>
+        </w:rPr>
+      </w:r>
+      <w:r>
+        <w:rPr>
+          <w:lang w:val="zh_TW" w:bidi="zh_TW"/>
+        </w:rPr>
+        <w:t>男子選擇納妾，部分原因在於其成本較低，通常不需要支付聘禮或嫁妝。此外，納妾也能藉由增加子嗣來提升男子的社會地位。妾所生的兒女，往往在被呈交給正妻認可之後，便成為家族的一分子。妾的存在，同時也增加了家庭中的勞動力。</w:t>
+      </w:r>
+    </w:p>
+    <w:p>
+      <w:pPr/>
+      <w:r>
+        <w:rPr>
+          <w:lang w:val="zh_TW" w:bidi="zh_TW"/>
+        </w:rPr>
+      </w:r>
+      <w:r>
+        <w:rPr>
+          <w:lang w:val="zh_TW" w:bidi="zh_TW"/>
+        </w:rPr>
+        <w:t>在族長時期，納妾是一種常見的社會現象（</w:t>
       </w:r>
       <w:hyperlink r:id="rId14">
         <w:r>
@@ -278,14 +288,14 @@
             <w:color w:val="0000EE"/>
             <w:u w:val="single"/>
           </w:rPr>
-          <w:t>可12:26</w:t>
+          <w:t>創22:24</w:t>
         </w:r>
       </w:hyperlink>
       <w:r>
         <w:rPr>
           <w:lang w:val="zh_TW" w:bidi="zh_TW"/>
         </w:rPr>
-        <w:t>；</w:t>
+        <w:t>，</w:t>
       </w:r>
       <w:hyperlink r:id="rId15">
         <w:r>
@@ -296,14 +306,14 @@
             <w:color w:val="0000EE"/>
             <w:u w:val="single"/>
           </w:rPr>
-          <w:t>路20:37</w:t>
+          <w:t>35:22</w:t>
         </w:r>
       </w:hyperlink>
       <w:r>
         <w:rPr>
           <w:lang w:val="zh_TW" w:bidi="zh_TW"/>
         </w:rPr>
-        <w:t>；</w:t>
+        <w:t>，</w:t>
       </w:r>
       <w:hyperlink r:id="rId16">
         <w:r>
@@ -314,32 +324,14 @@
             <w:color w:val="0000EE"/>
             <w:u w:val="single"/>
           </w:rPr>
-          <w:t>徒7:30</w:t>
+          <w:t>36:12</w:t>
         </w:r>
       </w:hyperlink>
       <w:r>
         <w:rPr>
           <w:lang w:val="zh_TW" w:bidi="zh_TW"/>
         </w:rPr>
-        <w:t>–</w:t>
-      </w:r>
-      <w:hyperlink r:id="rId16">
-        <w:r>
-          <w:rPr>
-            <w:lang w:val="zh_TW" w:bidi="zh_TW"/>
-          </w:rPr>
-          <w:rPr>
-            <w:color w:val="0000EE"/>
-            <w:u w:val="single"/>
-          </w:rPr>
-          <w:t>34</w:t>
-        </w:r>
-      </w:hyperlink>
-      <w:r>
-        <w:rPr>
-          <w:lang w:val="zh_TW" w:bidi="zh_TW"/>
-        </w:rPr>
-        <w:t>）。荊棘燃燒卻不被燒毀的奧秘，使神向摩西啟示了祂的名：「我是自有永有的。」燃燒的荊棘是神顯現，是神同在的可見神蹟。在聖經中，神的榮耀經常與雲、火和煙相聯繫（見</w:t>
+        <w:t>），尤其在正妻無法生育的情況下更為普遍（</w:t>
       </w:r>
       <w:hyperlink r:id="rId17">
         <w:r>
@@ -350,9 +342,15 @@
             <w:color w:val="0000EE"/>
             <w:u w:val="single"/>
           </w:rPr>
-          <w:t>出13:21，</w:t>
+          <w:t>創16:1–3</w:t>
         </w:r>
       </w:hyperlink>
+      <w:r>
+        <w:rPr>
+          <w:lang w:val="zh_TW" w:bidi="zh_TW"/>
+        </w:rPr>
+        <w:t>，</w:t>
+      </w:r>
       <w:hyperlink r:id="rId18">
         <w:r>
           <w:rPr>
@@ -362,7 +360,7 @@
             <w:color w:val="0000EE"/>
             <w:u w:val="single"/>
           </w:rPr>
-          <w:t>19:18</w:t>
+          <w:t>25:5–6</w:t>
         </w:r>
       </w:hyperlink>
       <w:r>
@@ -380,32 +378,14 @@
             <w:color w:val="0000EE"/>
             <w:u w:val="single"/>
           </w:rPr>
-          <w:t>王上8:10</w:t>
+          <w:t>歷代志上1:32</w:t>
         </w:r>
       </w:hyperlink>
       <w:r>
         <w:rPr>
           <w:lang w:val="zh_TW" w:bidi="zh_TW"/>
         </w:rPr>
-        <w:t>–</w:t>
-      </w:r>
-      <w:hyperlink r:id="rId19">
-        <w:r>
-          <w:rPr>
-            <w:lang w:val="zh_TW" w:bidi="zh_TW"/>
-          </w:rPr>
-          <w:rPr>
-            <w:color w:val="0000EE"/>
-            <w:u w:val="single"/>
-          </w:rPr>
-          <w:t>11</w:t>
-        </w:r>
-      </w:hyperlink>
-      <w:r>
-        <w:rPr>
-          <w:lang w:val="zh_TW" w:bidi="zh_TW"/>
-        </w:rPr>
-        <w:t>；</w:t>
+        <w:t>）。妾享有一定的權利，她的子女可以被承認為家族成員，並且有繼承財產的資格。（例如，</w:t>
       </w:r>
       <w:hyperlink r:id="rId20">
         <w:r>
@@ -416,9 +396,15 @@
             <w:color w:val="0000EE"/>
             <w:u w:val="single"/>
           </w:rPr>
-          <w:t>王下1:12，</w:t>
+          <w:t>創49:1–28</w:t>
         </w:r>
       </w:hyperlink>
+      <w:r>
+        <w:rPr>
+          <w:lang w:val="zh_TW" w:bidi="zh_TW"/>
+        </w:rPr>
+        <w:t>中將妾所生的兒子與正妻所生的兒子一同列入以色列十二支派之中；另見</w:t>
+      </w:r>
       <w:hyperlink r:id="rId21">
         <w:r>
           <w:rPr>
@@ -428,14 +414,14 @@
             <w:color w:val="0000EE"/>
             <w:u w:val="single"/>
           </w:rPr>
-          <w:t>2:11</w:t>
+          <w:t>創35:22–26</w:t>
         </w:r>
       </w:hyperlink>
       <w:r>
         <w:rPr>
           <w:lang w:val="zh_TW" w:bidi="zh_TW"/>
         </w:rPr>
-        <w:t>；</w:t>
+        <w:t>）。摩西律法並未禁止妾制，反而在關於多妻的規定中提及妾的地位（</w:t>
       </w:r>
       <w:hyperlink r:id="rId22">
         <w:r>
@@ -446,32 +432,14 @@
             <w:color w:val="0000EE"/>
             <w:u w:val="single"/>
           </w:rPr>
-          <w:t>賽6:1</w:t>
+          <w:t>申17:17</w:t>
         </w:r>
       </w:hyperlink>
       <w:r>
         <w:rPr>
           <w:lang w:val="zh_TW" w:bidi="zh_TW"/>
         </w:rPr>
-        <w:t>–</w:t>
-      </w:r>
-      <w:hyperlink r:id="rId22">
-        <w:r>
-          <w:rPr>
-            <w:lang w:val="zh_TW" w:bidi="zh_TW"/>
-          </w:rPr>
-          <w:rPr>
-            <w:color w:val="0000EE"/>
-            <w:u w:val="single"/>
-          </w:rPr>
-          <w:t>6</w:t>
-        </w:r>
-      </w:hyperlink>
-      <w:r>
-        <w:rPr>
-          <w:lang w:val="zh_TW" w:bidi="zh_TW"/>
-        </w:rPr>
-        <w:t>；</w:t>
+        <w:t>，</w:t>
       </w:r>
       <w:hyperlink r:id="rId23">
         <w:r>
@@ -482,14 +450,28 @@
             <w:color w:val="0000EE"/>
             <w:u w:val="single"/>
           </w:rPr>
-          <w:t>帖後1:7</w:t>
+          <w:t>21:15–17</w:t>
         </w:r>
       </w:hyperlink>
       <w:r>
         <w:rPr>
           <w:lang w:val="zh_TW" w:bidi="zh_TW"/>
         </w:rPr>
-        <w:t>；</w:t>
+        <w:t>）。</w:t>
+      </w:r>
+    </w:p>
+    <w:p>
+      <w:pPr/>
+      <w:r>
+        <w:rPr>
+          <w:lang w:val="zh_TW" w:bidi="zh_TW"/>
+        </w:rPr>
+      </w:r>
+      <w:r>
+        <w:rPr>
+          <w:lang w:val="zh_TW" w:bidi="zh_TW"/>
+        </w:rPr>
+        <w:t>到了士師時代，妾制仍然持續存在。基甸有一名妾（</w:t>
       </w:r>
       <w:hyperlink r:id="rId24">
         <w:r>
@@ -500,9 +482,15 @@
             <w:color w:val="0000EE"/>
             <w:u w:val="single"/>
           </w:rPr>
-          <w:t>啟1:14，</w:t>
+          <w:t>士8:31</w:t>
         </w:r>
       </w:hyperlink>
+      <w:r>
+        <w:rPr>
+          <w:lang w:val="zh_TW" w:bidi="zh_TW"/>
+        </w:rPr>
+        <w:t>），一位利未人也有妾（</w:t>
+      </w:r>
       <w:hyperlink r:id="rId25">
         <w:r>
           <w:rPr>
@@ -512,28 +500,14 @@
             <w:color w:val="0000EE"/>
             <w:u w:val="single"/>
           </w:rPr>
-          <w:t>19:12</w:t>
+          <w:t>士19章</w:t>
         </w:r>
       </w:hyperlink>
       <w:r>
         <w:rPr>
           <w:lang w:val="zh_TW" w:bidi="zh_TW"/>
         </w:rPr>
-        <w:t>）。</w:t>
-      </w:r>
-    </w:p>
-    <w:p>
-      <w:pPr/>
-      <w:r>
-        <w:rPr>
-          <w:lang w:val="zh_TW" w:bidi="zh_TW"/>
-        </w:rPr>
-      </w:r>
-      <w:r>
-        <w:rPr>
-          <w:lang w:val="zh_TW" w:bidi="zh_TW"/>
-        </w:rPr>
-        <w:t>燃燒的荊棘象徵神的聖潔。摩西被吩咐脫鞋，因為他所站之地是聖地（</w:t>
+        <w:t>）。這名利未人的妾因遭便雅憫支派的人凌辱，引發了一場血腥的內戰（</w:t>
       </w:r>
       <w:hyperlink r:id="rId26">
         <w:r>
@@ -544,14 +518,32 @@
             <w:color w:val="0000EE"/>
             <w:u w:val="single"/>
           </w:rPr>
-          <w:t>出3:5</w:t>
+          <w:t>士20–21章</w:t>
         </w:r>
       </w:hyperlink>
       <w:r>
         <w:rPr>
           <w:lang w:val="zh_TW" w:bidi="zh_TW"/>
         </w:rPr>
-        <w:t>）。埃及的神常被認為居於幽暗之中，但以色列的神卻居於人不能接近的光中（</w:t>
+        <w:t>）。在以色列的君主時期，只有君王才負擔得起納妾的生活，例如：</w:t>
+      </w:r>
+    </w:p>
+    <w:p>
+      <w:pPr>
+        <w:pStyle w:val="ListBullet"/>
+        <w:spacing w:line="240" w:lineRule="auto"/>
+        <w:ind w:left="720"/>
+      </w:pPr>
+      <w:r>
+        <w:rPr>
+          <w:lang w:val="zh_TW" w:bidi="zh_TW"/>
+        </w:rPr>
+      </w:r>
+      <w:r>
+        <w:rPr>
+          <w:lang w:val="zh_TW" w:bidi="zh_TW"/>
+        </w:rPr>
+        <w:t>掃羅（</w:t>
       </w:r>
       <w:hyperlink r:id="rId27">
         <w:r>
@@ -562,14 +554,140 @@
             <w:color w:val="0000EE"/>
             <w:u w:val="single"/>
           </w:rPr>
-          <w:t>提前6:16</w:t>
+          <w:t>撒下3:7</w:t>
         </w:r>
       </w:hyperlink>
       <w:r>
         <w:rPr>
           <w:lang w:val="zh_TW" w:bidi="zh_TW"/>
         </w:rPr>
-        <w:t>）。燃燒的荊棘象徵著神的旨意不是要毀滅祂的子民，而是要拯救他們，帶領他們脫離埃及的奴役，進入應許之地。</w:t>
+        <w:t>）</w:t>
+      </w:r>
+    </w:p>
+    <w:p>
+      <w:pPr>
+        <w:pStyle w:val="ListBullet"/>
+        <w:spacing w:line="240" w:lineRule="auto"/>
+        <w:ind w:left="720"/>
+      </w:pPr>
+      <w:r>
+        <w:rPr>
+          <w:lang w:val="zh_TW" w:bidi="zh_TW"/>
+        </w:rPr>
+      </w:r>
+      <w:r>
+        <w:rPr>
+          <w:lang w:val="zh_TW" w:bidi="zh_TW"/>
+        </w:rPr>
+        <w:t>大衛（</w:t>
+      </w:r>
+      <w:hyperlink r:id="rId28">
+        <w:r>
+          <w:rPr>
+            <w:lang w:val="zh_TW" w:bidi="zh_TW"/>
+          </w:rPr>
+          <w:rPr>
+            <w:color w:val="0000EE"/>
+            <w:u w:val="single"/>
+          </w:rPr>
+          <w:t>撒下5:13</w:t>
+        </w:r>
+      </w:hyperlink>
+      <w:r>
+        <w:rPr>
+          <w:lang w:val="zh_TW" w:bidi="zh_TW"/>
+        </w:rPr>
+        <w:t>，</w:t>
+      </w:r>
+      <w:hyperlink r:id="rId29">
+        <w:r>
+          <w:rPr>
+            <w:lang w:val="zh_TW" w:bidi="zh_TW"/>
+          </w:rPr>
+          <w:rPr>
+            <w:color w:val="0000EE"/>
+            <w:u w:val="single"/>
+          </w:rPr>
+          <w:t>15:16</w:t>
+        </w:r>
+      </w:hyperlink>
+      <w:r>
+        <w:rPr>
+          <w:lang w:val="zh_TW" w:bidi="zh_TW"/>
+        </w:rPr>
+        <w:t>）</w:t>
+      </w:r>
+    </w:p>
+    <w:p>
+      <w:pPr>
+        <w:pStyle w:val="ListBullet"/>
+        <w:spacing w:line="240" w:lineRule="auto"/>
+        <w:ind w:left="720"/>
+      </w:pPr>
+      <w:r>
+        <w:rPr>
+          <w:lang w:val="zh_TW" w:bidi="zh_TW"/>
+        </w:rPr>
+      </w:r>
+      <w:r>
+        <w:rPr>
+          <w:lang w:val="zh_TW" w:bidi="zh_TW"/>
+        </w:rPr>
+        <w:t>所羅門（</w:t>
+      </w:r>
+      <w:hyperlink r:id="rId30">
+        <w:r>
+          <w:rPr>
+            <w:lang w:val="zh_TW" w:bidi="zh_TW"/>
+          </w:rPr>
+          <w:rPr>
+            <w:color w:val="0000EE"/>
+            <w:u w:val="single"/>
+          </w:rPr>
+          <w:t>王上11:3</w:t>
+        </w:r>
+      </w:hyperlink>
+      <w:r>
+        <w:rPr>
+          <w:lang w:val="zh_TW" w:bidi="zh_TW"/>
+        </w:rPr>
+        <w:t>）</w:t>
+      </w:r>
+    </w:p>
+    <w:p>
+      <w:pPr>
+        <w:pStyle w:val="ListBullet"/>
+        <w:spacing w:line="240" w:lineRule="auto"/>
+        <w:ind w:left="720"/>
+      </w:pPr>
+      <w:r>
+        <w:rPr>
+          <w:lang w:val="zh_TW" w:bidi="zh_TW"/>
+        </w:rPr>
+      </w:r>
+      <w:r>
+        <w:rPr>
+          <w:lang w:val="zh_TW" w:bidi="zh_TW"/>
+        </w:rPr>
+        <w:t>羅波安（</w:t>
+      </w:r>
+      <w:hyperlink r:id="rId31">
+        <w:r>
+          <w:rPr>
+            <w:lang w:val="zh_TW" w:bidi="zh_TW"/>
+          </w:rPr>
+          <w:rPr>
+            <w:color w:val="0000EE"/>
+            <w:u w:val="single"/>
+          </w:rPr>
+          <w:t>代下11:21</w:t>
+        </w:r>
+      </w:hyperlink>
+      <w:r>
+        <w:rPr>
+          <w:lang w:val="zh_TW" w:bidi="zh_TW"/>
+        </w:rPr>
+        <w:t>）</w:t>
       </w:r>
     </w:p>
     <w:p>
@@ -581,6 +699,178 @@
       </w:r>
       <w:r>
         <w:rPr>
+          <w:lang w:val="zh_TW" w:bidi="zh_TW"/>
+        </w:rPr>
+        <w:t>在同一時期的其它文化中，王室後宮也十分常見，包括：</w:t>
+      </w:r>
+    </w:p>
+    <w:p>
+      <w:pPr>
+        <w:pStyle w:val="ListBullet"/>
+        <w:spacing w:line="240" w:lineRule="auto"/>
+        <w:ind w:left="720"/>
+      </w:pPr>
+      <w:r>
+        <w:rPr>
+          <w:lang w:val="zh_TW" w:bidi="zh_TW"/>
+        </w:rPr>
+      </w:r>
+      <w:r>
+        <w:rPr>
+          <w:lang w:val="zh_TW" w:bidi="zh_TW"/>
+        </w:rPr>
+        <w:t>埃及</w:t>
+      </w:r>
+    </w:p>
+    <w:p>
+      <w:pPr>
+        <w:pStyle w:val="ListBullet"/>
+        <w:spacing w:line="240" w:lineRule="auto"/>
+        <w:ind w:left="720"/>
+      </w:pPr>
+      <w:r>
+        <w:rPr>
+          <w:lang w:val="zh_TW" w:bidi="zh_TW"/>
+        </w:rPr>
+      </w:r>
+      <w:r>
+        <w:rPr>
+          <w:lang w:val="zh_TW" w:bidi="zh_TW"/>
+        </w:rPr>
+        <w:t>波斯（</w:t>
+      </w:r>
+      <w:hyperlink r:id="rId32">
+        <w:r>
+          <w:rPr>
+            <w:lang w:val="zh_TW" w:bidi="zh_TW"/>
+          </w:rPr>
+          <w:rPr>
+            <w:color w:val="0000EE"/>
+            <w:u w:val="single"/>
+          </w:rPr>
+          <w:t>斯2:14</w:t>
+        </w:r>
+      </w:hyperlink>
+      <w:r>
+        <w:rPr>
+          <w:lang w:val="zh_TW" w:bidi="zh_TW"/>
+        </w:rPr>
+        <w:t>）</w:t>
+      </w:r>
+    </w:p>
+    <w:p>
+      <w:pPr>
+        <w:pStyle w:val="ListBullet"/>
+        <w:spacing w:line="240" w:lineRule="auto"/>
+        <w:ind w:left="720"/>
+      </w:pPr>
+      <w:r>
+        <w:rPr>
+          <w:lang w:val="zh_TW" w:bidi="zh_TW"/>
+        </w:rPr>
+      </w:r>
+      <w:r>
+        <w:rPr>
+          <w:lang w:val="zh_TW" w:bidi="zh_TW"/>
+        </w:rPr>
+        <w:t>巴比倫 （</w:t>
+      </w:r>
+      <w:hyperlink r:id="rId33">
+        <w:r>
+          <w:rPr>
+            <w:lang w:val="zh_TW" w:bidi="zh_TW"/>
+          </w:rPr>
+          <w:rPr>
+            <w:color w:val="0000EE"/>
+            <w:u w:val="single"/>
+          </w:rPr>
+          <w:t>但5:2–3</w:t>
+        </w:r>
+      </w:hyperlink>
+      <w:r>
+        <w:rPr>
+          <w:lang w:val="zh_TW" w:bidi="zh_TW"/>
+        </w:rPr>
+        <w:t>、</w:t>
+      </w:r>
+      <w:hyperlink r:id="rId33">
+        <w:r>
+          <w:rPr>
+            <w:lang w:val="zh_TW" w:bidi="zh_TW"/>
+          </w:rPr>
+          <w:rPr>
+            <w:color w:val="0000EE"/>
+            <w:u w:val="single"/>
+          </w:rPr>
+          <w:t>23</w:t>
+        </w:r>
+      </w:hyperlink>
+      <w:r>
+        <w:rPr>
+          <w:lang w:val="zh_TW" w:bidi="zh_TW"/>
+        </w:rPr>
+        <w:t>）</w:t>
+      </w:r>
+    </w:p>
+    <w:p>
+      <w:pPr/>
+      <w:r>
+        <w:rPr>
+          <w:lang w:val="zh_TW" w:bidi="zh_TW"/>
+        </w:rPr>
+      </w:r>
+      <w:r>
+        <w:rPr>
+          <w:lang w:val="zh_TW" w:bidi="zh_TW"/>
+        </w:rPr>
+        <w:t>儘管妾制在古代社會被廣泛接受，但兩人之間的婚姻仍被視為更理想的婚姻。妾制的出現多與追求聲望和生育更多子嗣有關，但有時也可能導致性自由（</w:t>
+      </w:r>
+      <w:hyperlink r:id="rId34">
+        <w:r>
+          <w:rPr>
+            <w:lang w:val="zh_TW" w:bidi="zh_TW"/>
+          </w:rPr>
+          <w:rPr>
+            <w:color w:val="0000EE"/>
+            <w:u w:val="single"/>
+          </w:rPr>
+          <w:t>傳2:8</w:t>
+        </w:r>
+      </w:hyperlink>
+      <w:r>
+        <w:rPr>
+          <w:lang w:val="zh_TW" w:bidi="zh_TW"/>
+        </w:rPr>
+        <w:t>）。雖然妾制在希臘與羅馬文化中普遍存在，但這種制度並不符合耶穌對婚姻的教導（</w:t>
+      </w:r>
+      <w:hyperlink r:id="rId35">
+        <w:r>
+          <w:rPr>
+            <w:lang w:val="zh_TW" w:bidi="zh_TW"/>
+          </w:rPr>
+          <w:rPr>
+            <w:color w:val="0000EE"/>
+            <w:u w:val="single"/>
+          </w:rPr>
+          <w:t>太19:1–9</w:t>
+        </w:r>
+      </w:hyperlink>
+      <w:r>
+        <w:rPr>
+          <w:lang w:val="zh_TW" w:bidi="zh_TW"/>
+        </w:rPr>
+        <w:t>）。</w:t>
+      </w:r>
+    </w:p>
+    <w:p>
+      <w:pPr/>
+      <w:r>
+        <w:rPr>
+          <w:lang w:val="zh_TW" w:bidi="zh_TW"/>
+        </w:rPr>
+      </w:r>
+      <w:r>
+        <w:rPr>
           <w:i/>
           <w:lang w:val="zh_TW" w:bidi="zh_TW"/>
         </w:rPr>
@@ -596,25 +886,31 @@
         <w:rPr>
           <w:lang w:val="zh_TW" w:bidi="zh_TW"/>
         </w:rPr>
-        <w:t>出埃及記；</w:t>
-      </w:r>
-      <w:r>
-        <w:rPr>
-          <w:lang w:val="zh_TW" w:bidi="zh_TW"/>
-        </w:rPr>
-        <w:t>摩西；</w:t>
-      </w:r>
-      <w:r>
-        <w:rPr>
-          <w:lang w:val="zh_TW" w:bidi="zh_TW"/>
-        </w:rPr>
-        <w:t>神顯現；</w:t>
-      </w:r>
-      <w:r>
-        <w:rPr>
-          <w:lang w:val="zh_TW" w:bidi="zh_TW"/>
-        </w:rPr>
-        <w:t>神的名字</w:t>
+        <w:t>民事法律和司法</w:t>
+      </w:r>
+      <w:r>
+        <w:rPr>
+          <w:lang w:val="zh_TW" w:bidi="zh_TW"/>
+        </w:rPr>
+        <w:t>；</w:t>
+      </w:r>
+      <w:r>
+        <w:rPr>
+          <w:lang w:val="zh_TW" w:bidi="zh_TW"/>
+        </w:rPr>
+        <w:t>家庭生活和關係</w:t>
+      </w:r>
+      <w:r>
+        <w:rPr>
+          <w:lang w:val="zh_TW" w:bidi="zh_TW"/>
+        </w:rPr>
+        <w:t>；</w:t>
+      </w:r>
+      <w:r>
+        <w:rPr>
+          <w:lang w:val="zh_TW" w:bidi="zh_TW"/>
+        </w:rPr>
+        <w:t>婚姻、婚姻習俗</w:t>
       </w:r>
       <w:r>
         <w:rPr>

--- a/zht/docx/111.content.docx
+++ b/zht/docx/111.content.docx
@@ -149,7 +149,7 @@
         <w:rPr>
           <w:lang w:val="zh_TW" w:bidi="zh_TW"/>
         </w:rPr>
-        <w:t>qie</w:t>
+        <w:t>ning</w:t>
       </w:r>
       <w:r>
         <w:rPr>
@@ -212,7 +212,7 @@
         <w:rPr>
           <w:lang w:val="zh_TW" w:bidi="zh_TW"/>
         </w:rPr>
-        <w:t>妾制、妾</w:t>
+        <w:t>寧錄</w:t>
       </w:r>
       <w:r>
         <w:rPr>
@@ -231,7 +231,7 @@
         <w:rPr>
           <w:lang w:val="zh_TW" w:bidi="zh_TW"/>
         </w:rPr>
-        <w:t>妾制是指一名男子與一名女子同居，而該女子（稱爲「妾」）被視為其性伴侶或次要妻子，但其地位低於正妻。妾制在許多古代文化中相當普遍，尤其是在美索不達米亞地區。在那裡，君王往往擁有後宮；即使是一般平民，也可能在正妻之外另有一至兩名妾。聖經中亦提及這兩種類型的妾制。妾通常是奴隸或戰爭中被擄的女子（</w:t>
+        <w:t>古實的兒子、含的孫子、挪亞的曾孫（</w:t>
       </w:r>
       <w:hyperlink r:id="rId13">
         <w:r>
@@ -242,7 +242,85 @@
             <w:color w:val="0000EE"/>
             <w:u w:val="single"/>
           </w:rPr>
-          <w:t>士5:30</w:t>
+          <w:t>創10:8</w:t>
+        </w:r>
+      </w:hyperlink>
+      <w:r>
+        <w:rPr>
+          <w:lang w:val="zh_TW" w:bidi="zh_TW"/>
+        </w:rPr>
+        <w:t>；</w:t>
+      </w:r>
+      <w:hyperlink r:id="rId14">
+        <w:r>
+          <w:rPr>
+            <w:lang w:val="zh_TW" w:bidi="zh_TW"/>
+          </w:rPr>
+          <w:rPr>
+            <w:color w:val="0000EE"/>
+            <w:u w:val="single"/>
+          </w:rPr>
+          <w:t>代上1:10</w:t>
+        </w:r>
+      </w:hyperlink>
+      <w:r>
+        <w:rPr>
+          <w:lang w:val="zh_TW" w:bidi="zh_TW"/>
+        </w:rPr>
+        <w:t>）。聖經形容他為「</w:t>
+      </w:r>
+      <w:r>
+        <w:rPr>
+          <w:lang w:val="zh_TW" w:bidi="zh_TW"/>
+        </w:rPr>
+        <w:t>世上英雄之首</w:t>
+      </w:r>
+      <w:r>
+        <w:rPr>
+          <w:lang w:val="zh_TW" w:bidi="zh_TW"/>
+        </w:rPr>
+        <w:t>」與「英勇的獵</w:t>
+      </w:r>
+      <w:r>
+        <w:rPr>
+          <w:lang w:val="zh_TW" w:bidi="zh_TW"/>
+        </w:rPr>
+        <w:t>戶</w:t>
+      </w:r>
+      <w:r>
+        <w:rPr>
+          <w:lang w:val="zh_TW" w:bidi="zh_TW"/>
+        </w:rPr>
+        <w:t>」（</w:t>
+      </w:r>
+      <w:hyperlink r:id="rId15">
+        <w:r>
+          <w:rPr>
+            <w:lang w:val="zh_TW" w:bidi="zh_TW"/>
+          </w:rPr>
+          <w:rPr>
+            <w:color w:val="0000EE"/>
+            <w:u w:val="single"/>
+          </w:rPr>
+          <w:t>創10:8–9</w:t>
+        </w:r>
+      </w:hyperlink>
+      <w:r>
+        <w:rPr>
+          <w:lang w:val="zh_TW" w:bidi="zh_TW"/>
+        </w:rPr>
+        <w:t>）。寧錄是第一個建立帝國的人，也是著名的獵人。傳統上認為他統治南美索不達米亞的巴比倫與亞喀得，以及亞述的尼尼微等地。「寧錄地」似乎與亞述同義（</w:t>
+      </w:r>
+      <w:hyperlink r:id="rId16">
+        <w:r>
+          <w:rPr>
+            <w:lang w:val="zh_TW" w:bidi="zh_TW"/>
+          </w:rPr>
+          <w:rPr>
+            <w:color w:val="0000EE"/>
+            <w:u w:val="single"/>
+          </w:rPr>
+          <w:t>彌5:6</w:t>
         </w:r>
       </w:hyperlink>
       <w:r>
@@ -263,23 +341,9 @@
         <w:rPr>
           <w:lang w:val="zh_TW" w:bidi="zh_TW"/>
         </w:rPr>
-        <w:t>男子選擇納妾，部分原因在於其成本較低，通常不需要支付聘禮或嫁妝。此外，納妾也能藉由增加子嗣來提升男子的社會地位。妾所生的兒女，往往在被呈交給正妻認可之後，便成為家族的一分子。妾的存在，同時也增加了家庭中的勞動力。</w:t>
+        <w:t>舊約聖經中對寧錄的記載顯示，古代傳統視他為一位具有堅定意志與非凡才能的人物。部分學者認為他可與公元前十三世紀一位統一亞述與巴比倫的美索不達米亞君王相應。然而，這說法與經文所指的不符，因寧錄被明確地描述為含之子古實的後裔，而古實地在埃及以南，地理上遠離美索不達米亞。（</w:t>
       </w:r>
-    </w:p>
-    <w:p>
-      <w:pPr/>
-      <w:r>
-        <w:rPr>
-          <w:lang w:val="zh_TW" w:bidi="zh_TW"/>
-        </w:rPr>
-      </w:r>
-      <w:r>
-        <w:rPr>
-          <w:lang w:val="zh_TW" w:bidi="zh_TW"/>
-        </w:rPr>
-        <w:t>在族長時期，納妾是一種常見的社會現象（</w:t>
-      </w:r>
-      <w:hyperlink r:id="rId14">
+      <w:hyperlink r:id="rId13">
         <w:r>
           <w:rPr>
             <w:lang w:val="zh_TW" w:bidi="zh_TW"/>
@@ -288,169 +352,7 @@
             <w:color w:val="0000EE"/>
             <w:u w:val="single"/>
           </w:rPr>
-          <w:t>創22:24</w:t>
-        </w:r>
-      </w:hyperlink>
-      <w:r>
-        <w:rPr>
-          <w:lang w:val="zh_TW" w:bidi="zh_TW"/>
-        </w:rPr>
-        <w:t>，</w:t>
-      </w:r>
-      <w:hyperlink r:id="rId15">
-        <w:r>
-          <w:rPr>
-            <w:lang w:val="zh_TW" w:bidi="zh_TW"/>
-          </w:rPr>
-          <w:rPr>
-            <w:color w:val="0000EE"/>
-            <w:u w:val="single"/>
-          </w:rPr>
-          <w:t>35:22</w:t>
-        </w:r>
-      </w:hyperlink>
-      <w:r>
-        <w:rPr>
-          <w:lang w:val="zh_TW" w:bidi="zh_TW"/>
-        </w:rPr>
-        <w:t>，</w:t>
-      </w:r>
-      <w:hyperlink r:id="rId16">
-        <w:r>
-          <w:rPr>
-            <w:lang w:val="zh_TW" w:bidi="zh_TW"/>
-          </w:rPr>
-          <w:rPr>
-            <w:color w:val="0000EE"/>
-            <w:u w:val="single"/>
-          </w:rPr>
-          <w:t>36:12</w:t>
-        </w:r>
-      </w:hyperlink>
-      <w:r>
-        <w:rPr>
-          <w:lang w:val="zh_TW" w:bidi="zh_TW"/>
-        </w:rPr>
-        <w:t>），尤其在正妻無法生育的情況下更為普遍（</w:t>
-      </w:r>
-      <w:hyperlink r:id="rId17">
-        <w:r>
-          <w:rPr>
-            <w:lang w:val="zh_TW" w:bidi="zh_TW"/>
-          </w:rPr>
-          <w:rPr>
-            <w:color w:val="0000EE"/>
-            <w:u w:val="single"/>
-          </w:rPr>
-          <w:t>創16:1–3</w:t>
-        </w:r>
-      </w:hyperlink>
-      <w:r>
-        <w:rPr>
-          <w:lang w:val="zh_TW" w:bidi="zh_TW"/>
-        </w:rPr>
-        <w:t>，</w:t>
-      </w:r>
-      <w:hyperlink r:id="rId18">
-        <w:r>
-          <w:rPr>
-            <w:lang w:val="zh_TW" w:bidi="zh_TW"/>
-          </w:rPr>
-          <w:rPr>
-            <w:color w:val="0000EE"/>
-            <w:u w:val="single"/>
-          </w:rPr>
-          <w:t>25:5–6</w:t>
-        </w:r>
-      </w:hyperlink>
-      <w:r>
-        <w:rPr>
-          <w:lang w:val="zh_TW" w:bidi="zh_TW"/>
-        </w:rPr>
-        <w:t>；</w:t>
-      </w:r>
-      <w:hyperlink r:id="rId19">
-        <w:r>
-          <w:rPr>
-            <w:lang w:val="zh_TW" w:bidi="zh_TW"/>
-          </w:rPr>
-          <w:rPr>
-            <w:color w:val="0000EE"/>
-            <w:u w:val="single"/>
-          </w:rPr>
-          <w:t>歷代志上1:32</w:t>
-        </w:r>
-      </w:hyperlink>
-      <w:r>
-        <w:rPr>
-          <w:lang w:val="zh_TW" w:bidi="zh_TW"/>
-        </w:rPr>
-        <w:t>）。妾享有一定的權利，她的子女可以被承認為家族成員，並且有繼承財產的資格。（例如，</w:t>
-      </w:r>
-      <w:hyperlink r:id="rId20">
-        <w:r>
-          <w:rPr>
-            <w:lang w:val="zh_TW" w:bidi="zh_TW"/>
-          </w:rPr>
-          <w:rPr>
-            <w:color w:val="0000EE"/>
-            <w:u w:val="single"/>
-          </w:rPr>
-          <w:t>創49:1–28</w:t>
-        </w:r>
-      </w:hyperlink>
-      <w:r>
-        <w:rPr>
-          <w:lang w:val="zh_TW" w:bidi="zh_TW"/>
-        </w:rPr>
-        <w:t>中將妾所生的兒子與正妻所生的兒子一同列入以色列十二支派之中；另見</w:t>
-      </w:r>
-      <w:hyperlink r:id="rId21">
-        <w:r>
-          <w:rPr>
-            <w:lang w:val="zh_TW" w:bidi="zh_TW"/>
-          </w:rPr>
-          <w:rPr>
-            <w:color w:val="0000EE"/>
-            <w:u w:val="single"/>
-          </w:rPr>
-          <w:t>創35:22–26</w:t>
-        </w:r>
-      </w:hyperlink>
-      <w:r>
-        <w:rPr>
-          <w:lang w:val="zh_TW" w:bidi="zh_TW"/>
-        </w:rPr>
-        <w:t>）。摩西律法並未禁止妾制，反而在關於多妻的規定中提及妾的地位（</w:t>
-      </w:r>
-      <w:hyperlink r:id="rId22">
-        <w:r>
-          <w:rPr>
-            <w:lang w:val="zh_TW" w:bidi="zh_TW"/>
-          </w:rPr>
-          <w:rPr>
-            <w:color w:val="0000EE"/>
-            <w:u w:val="single"/>
-          </w:rPr>
-          <w:t>申17:17</w:t>
-        </w:r>
-      </w:hyperlink>
-      <w:r>
-        <w:rPr>
-          <w:lang w:val="zh_TW" w:bidi="zh_TW"/>
-        </w:rPr>
-        <w:t>，</w:t>
-      </w:r>
-      <w:hyperlink r:id="rId23">
-        <w:r>
-          <w:rPr>
-            <w:lang w:val="zh_TW" w:bidi="zh_TW"/>
-          </w:rPr>
-          <w:rPr>
-            <w:color w:val="0000EE"/>
-            <w:u w:val="single"/>
-          </w:rPr>
-          <w:t>21:15–17</w:t>
+          <w:t>創10:8</w:t>
         </w:r>
       </w:hyperlink>
       <w:r>
@@ -471,9 +373,9 @@
         <w:rPr>
           <w:lang w:val="zh_TW" w:bidi="zh_TW"/>
         </w:rPr>
-        <w:t>到了士師時代，妾制仍然持續存在。基甸有一名妾（</w:t>
+        <w:t>寧錄的名字與名聲在塔木德猶太傳統（Talmudic Judaism）與伊斯蘭傳統中皆佔重要地位。在猶太文獻中，他象徵著對上帝的叛逆與地上的軍事強權。拉比傳統認為巴別塔（</w:t>
       </w:r>
-      <w:hyperlink r:id="rId24">
+      <w:hyperlink r:id="rId17">
         <w:r>
           <w:rPr>
             <w:lang w:val="zh_TW" w:bidi="zh_TW"/>
@@ -482,441 +384,14 @@
             <w:color w:val="0000EE"/>
             <w:u w:val="single"/>
           </w:rPr>
-          <w:t>士8:31</w:t>
+          <w:t>創11:1–9</w:t>
         </w:r>
       </w:hyperlink>
       <w:r>
         <w:rPr>
           <w:lang w:val="zh_TW" w:bidi="zh_TW"/>
         </w:rPr>
-        <w:t>），一位利未人也有妾（</w:t>
-      </w:r>
-      <w:hyperlink r:id="rId25">
-        <w:r>
-          <w:rPr>
-            <w:lang w:val="zh_TW" w:bidi="zh_TW"/>
-          </w:rPr>
-          <w:rPr>
-            <w:color w:val="0000EE"/>
-            <w:u w:val="single"/>
-          </w:rPr>
-          <w:t>士19章</w:t>
-        </w:r>
-      </w:hyperlink>
-      <w:r>
-        <w:rPr>
-          <w:lang w:val="zh_TW" w:bidi="zh_TW"/>
-        </w:rPr>
-        <w:t>）。這名利未人的妾因遭便雅憫支派的人凌辱，引發了一場血腥的內戰（</w:t>
-      </w:r>
-      <w:hyperlink r:id="rId26">
-        <w:r>
-          <w:rPr>
-            <w:lang w:val="zh_TW" w:bidi="zh_TW"/>
-          </w:rPr>
-          <w:rPr>
-            <w:color w:val="0000EE"/>
-            <w:u w:val="single"/>
-          </w:rPr>
-          <w:t>士20–21章</w:t>
-        </w:r>
-      </w:hyperlink>
-      <w:r>
-        <w:rPr>
-          <w:lang w:val="zh_TW" w:bidi="zh_TW"/>
-        </w:rPr>
-        <w:t>）。在以色列的君主時期，只有君王才負擔得起納妾的生活，例如：</w:t>
-      </w:r>
-    </w:p>
-    <w:p>
-      <w:pPr>
-        <w:pStyle w:val="ListBullet"/>
-        <w:spacing w:line="240" w:lineRule="auto"/>
-        <w:ind w:left="720"/>
-      </w:pPr>
-      <w:r>
-        <w:rPr>
-          <w:lang w:val="zh_TW" w:bidi="zh_TW"/>
-        </w:rPr>
-      </w:r>
-      <w:r>
-        <w:rPr>
-          <w:lang w:val="zh_TW" w:bidi="zh_TW"/>
-        </w:rPr>
-        <w:t>掃羅（</w:t>
-      </w:r>
-      <w:hyperlink r:id="rId27">
-        <w:r>
-          <w:rPr>
-            <w:lang w:val="zh_TW" w:bidi="zh_TW"/>
-          </w:rPr>
-          <w:rPr>
-            <w:color w:val="0000EE"/>
-            <w:u w:val="single"/>
-          </w:rPr>
-          <w:t>撒下3:7</w:t>
-        </w:r>
-      </w:hyperlink>
-      <w:r>
-        <w:rPr>
-          <w:lang w:val="zh_TW" w:bidi="zh_TW"/>
-        </w:rPr>
-        <w:t>）</w:t>
-      </w:r>
-    </w:p>
-    <w:p>
-      <w:pPr>
-        <w:pStyle w:val="ListBullet"/>
-        <w:spacing w:line="240" w:lineRule="auto"/>
-        <w:ind w:left="720"/>
-      </w:pPr>
-      <w:r>
-        <w:rPr>
-          <w:lang w:val="zh_TW" w:bidi="zh_TW"/>
-        </w:rPr>
-      </w:r>
-      <w:r>
-        <w:rPr>
-          <w:lang w:val="zh_TW" w:bidi="zh_TW"/>
-        </w:rPr>
-        <w:t>大衛（</w:t>
-      </w:r>
-      <w:hyperlink r:id="rId28">
-        <w:r>
-          <w:rPr>
-            <w:lang w:val="zh_TW" w:bidi="zh_TW"/>
-          </w:rPr>
-          <w:rPr>
-            <w:color w:val="0000EE"/>
-            <w:u w:val="single"/>
-          </w:rPr>
-          <w:t>撒下5:13</w:t>
-        </w:r>
-      </w:hyperlink>
-      <w:r>
-        <w:rPr>
-          <w:lang w:val="zh_TW" w:bidi="zh_TW"/>
-        </w:rPr>
-        <w:t>，</w:t>
-      </w:r>
-      <w:hyperlink r:id="rId29">
-        <w:r>
-          <w:rPr>
-            <w:lang w:val="zh_TW" w:bidi="zh_TW"/>
-          </w:rPr>
-          <w:rPr>
-            <w:color w:val="0000EE"/>
-            <w:u w:val="single"/>
-          </w:rPr>
-          <w:t>15:16</w:t>
-        </w:r>
-      </w:hyperlink>
-      <w:r>
-        <w:rPr>
-          <w:lang w:val="zh_TW" w:bidi="zh_TW"/>
-        </w:rPr>
-        <w:t>）</w:t>
-      </w:r>
-    </w:p>
-    <w:p>
-      <w:pPr>
-        <w:pStyle w:val="ListBullet"/>
-        <w:spacing w:line="240" w:lineRule="auto"/>
-        <w:ind w:left="720"/>
-      </w:pPr>
-      <w:r>
-        <w:rPr>
-          <w:lang w:val="zh_TW" w:bidi="zh_TW"/>
-        </w:rPr>
-      </w:r>
-      <w:r>
-        <w:rPr>
-          <w:lang w:val="zh_TW" w:bidi="zh_TW"/>
-        </w:rPr>
-        <w:t>所羅門（</w:t>
-      </w:r>
-      <w:hyperlink r:id="rId30">
-        <w:r>
-          <w:rPr>
-            <w:lang w:val="zh_TW" w:bidi="zh_TW"/>
-          </w:rPr>
-          <w:rPr>
-            <w:color w:val="0000EE"/>
-            <w:u w:val="single"/>
-          </w:rPr>
-          <w:t>王上11:3</w:t>
-        </w:r>
-      </w:hyperlink>
-      <w:r>
-        <w:rPr>
-          <w:lang w:val="zh_TW" w:bidi="zh_TW"/>
-        </w:rPr>
-        <w:t>）</w:t>
-      </w:r>
-    </w:p>
-    <w:p>
-      <w:pPr>
-        <w:pStyle w:val="ListBullet"/>
-        <w:spacing w:line="240" w:lineRule="auto"/>
-        <w:ind w:left="720"/>
-      </w:pPr>
-      <w:r>
-        <w:rPr>
-          <w:lang w:val="zh_TW" w:bidi="zh_TW"/>
-        </w:rPr>
-      </w:r>
-      <w:r>
-        <w:rPr>
-          <w:lang w:val="zh_TW" w:bidi="zh_TW"/>
-        </w:rPr>
-        <w:t>羅波安（</w:t>
-      </w:r>
-      <w:hyperlink r:id="rId31">
-        <w:r>
-          <w:rPr>
-            <w:lang w:val="zh_TW" w:bidi="zh_TW"/>
-          </w:rPr>
-          <w:rPr>
-            <w:color w:val="0000EE"/>
-            <w:u w:val="single"/>
-          </w:rPr>
-          <w:t>代下11:21</w:t>
-        </w:r>
-      </w:hyperlink>
-      <w:r>
-        <w:rPr>
-          <w:lang w:val="zh_TW" w:bidi="zh_TW"/>
-        </w:rPr>
-        <w:t>）</w:t>
-      </w:r>
-    </w:p>
-    <w:p>
-      <w:pPr/>
-      <w:r>
-        <w:rPr>
-          <w:lang w:val="zh_TW" w:bidi="zh_TW"/>
-        </w:rPr>
-      </w:r>
-      <w:r>
-        <w:rPr>
-          <w:lang w:val="zh_TW" w:bidi="zh_TW"/>
-        </w:rPr>
-        <w:t>在同一時期的其它文化中，王室後宮也十分常見，包括：</w:t>
-      </w:r>
-    </w:p>
-    <w:p>
-      <w:pPr>
-        <w:pStyle w:val="ListBullet"/>
-        <w:spacing w:line="240" w:lineRule="auto"/>
-        <w:ind w:left="720"/>
-      </w:pPr>
-      <w:r>
-        <w:rPr>
-          <w:lang w:val="zh_TW" w:bidi="zh_TW"/>
-        </w:rPr>
-      </w:r>
-      <w:r>
-        <w:rPr>
-          <w:lang w:val="zh_TW" w:bidi="zh_TW"/>
-        </w:rPr>
-        <w:t>埃及</w:t>
-      </w:r>
-    </w:p>
-    <w:p>
-      <w:pPr>
-        <w:pStyle w:val="ListBullet"/>
-        <w:spacing w:line="240" w:lineRule="auto"/>
-        <w:ind w:left="720"/>
-      </w:pPr>
-      <w:r>
-        <w:rPr>
-          <w:lang w:val="zh_TW" w:bidi="zh_TW"/>
-        </w:rPr>
-      </w:r>
-      <w:r>
-        <w:rPr>
-          <w:lang w:val="zh_TW" w:bidi="zh_TW"/>
-        </w:rPr>
-        <w:t>波斯（</w:t>
-      </w:r>
-      <w:hyperlink r:id="rId32">
-        <w:r>
-          <w:rPr>
-            <w:lang w:val="zh_TW" w:bidi="zh_TW"/>
-          </w:rPr>
-          <w:rPr>
-            <w:color w:val="0000EE"/>
-            <w:u w:val="single"/>
-          </w:rPr>
-          <w:t>斯2:14</w:t>
-        </w:r>
-      </w:hyperlink>
-      <w:r>
-        <w:rPr>
-          <w:lang w:val="zh_TW" w:bidi="zh_TW"/>
-        </w:rPr>
-        <w:t>）</w:t>
-      </w:r>
-    </w:p>
-    <w:p>
-      <w:pPr>
-        <w:pStyle w:val="ListBullet"/>
-        <w:spacing w:line="240" w:lineRule="auto"/>
-        <w:ind w:left="720"/>
-      </w:pPr>
-      <w:r>
-        <w:rPr>
-          <w:lang w:val="zh_TW" w:bidi="zh_TW"/>
-        </w:rPr>
-      </w:r>
-      <w:r>
-        <w:rPr>
-          <w:lang w:val="zh_TW" w:bidi="zh_TW"/>
-        </w:rPr>
-        <w:t>巴比倫 （</w:t>
-      </w:r>
-      <w:hyperlink r:id="rId33">
-        <w:r>
-          <w:rPr>
-            <w:lang w:val="zh_TW" w:bidi="zh_TW"/>
-          </w:rPr>
-          <w:rPr>
-            <w:color w:val="0000EE"/>
-            <w:u w:val="single"/>
-          </w:rPr>
-          <w:t>但5:2–3</w:t>
-        </w:r>
-      </w:hyperlink>
-      <w:r>
-        <w:rPr>
-          <w:lang w:val="zh_TW" w:bidi="zh_TW"/>
-        </w:rPr>
-        <w:t>、</w:t>
-      </w:r>
-      <w:hyperlink r:id="rId33">
-        <w:r>
-          <w:rPr>
-            <w:lang w:val="zh_TW" w:bidi="zh_TW"/>
-          </w:rPr>
-          <w:rPr>
-            <w:color w:val="0000EE"/>
-            <w:u w:val="single"/>
-          </w:rPr>
-          <w:t>23</w:t>
-        </w:r>
-      </w:hyperlink>
-      <w:r>
-        <w:rPr>
-          <w:lang w:val="zh_TW" w:bidi="zh_TW"/>
-        </w:rPr>
-        <w:t>）</w:t>
-      </w:r>
-    </w:p>
-    <w:p>
-      <w:pPr/>
-      <w:r>
-        <w:rPr>
-          <w:lang w:val="zh_TW" w:bidi="zh_TW"/>
-        </w:rPr>
-      </w:r>
-      <w:r>
-        <w:rPr>
-          <w:lang w:val="zh_TW" w:bidi="zh_TW"/>
-        </w:rPr>
-        <w:t>儘管妾制在古代社會被廣泛接受，但兩人之間的婚姻仍被視為更理想的婚姻。妾制的出現多與追求聲望和生育更多子嗣有關，但有時也可能導致性自由（</w:t>
-      </w:r>
-      <w:hyperlink r:id="rId34">
-        <w:r>
-          <w:rPr>
-            <w:lang w:val="zh_TW" w:bidi="zh_TW"/>
-          </w:rPr>
-          <w:rPr>
-            <w:color w:val="0000EE"/>
-            <w:u w:val="single"/>
-          </w:rPr>
-          <w:t>傳2:8</w:t>
-        </w:r>
-      </w:hyperlink>
-      <w:r>
-        <w:rPr>
-          <w:lang w:val="zh_TW" w:bidi="zh_TW"/>
-        </w:rPr>
-        <w:t>）。雖然妾制在希臘與羅馬文化中普遍存在，但這種制度並不符合耶穌對婚姻的教導（</w:t>
-      </w:r>
-      <w:hyperlink r:id="rId35">
-        <w:r>
-          <w:rPr>
-            <w:lang w:val="zh_TW" w:bidi="zh_TW"/>
-          </w:rPr>
-          <w:rPr>
-            <w:color w:val="0000EE"/>
-            <w:u w:val="single"/>
-          </w:rPr>
-          <w:t>太19:1–9</w:t>
-        </w:r>
-      </w:hyperlink>
-      <w:r>
-        <w:rPr>
-          <w:lang w:val="zh_TW" w:bidi="zh_TW"/>
-        </w:rPr>
-        <w:t>）。</w:t>
-      </w:r>
-    </w:p>
-    <w:p>
-      <w:pPr/>
-      <w:r>
-        <w:rPr>
-          <w:lang w:val="zh_TW" w:bidi="zh_TW"/>
-        </w:rPr>
-      </w:r>
-      <w:r>
-        <w:rPr>
-          <w:i/>
-          <w:lang w:val="zh_TW" w:bidi="zh_TW"/>
-        </w:rPr>
-        <w:t>另見</w:t>
-      </w:r>
-      <w:r>
-        <w:rPr>
-          <w:lang w:val="zh_TW" w:bidi="zh_TW"/>
-        </w:rPr>
-        <w:t xml:space="preserve"> </w:t>
-      </w:r>
-      <w:r>
-        <w:rPr>
-          <w:lang w:val="zh_TW" w:bidi="zh_TW"/>
-        </w:rPr>
-        <w:t>民事法律和司法</w:t>
-      </w:r>
-      <w:r>
-        <w:rPr>
-          <w:lang w:val="zh_TW" w:bidi="zh_TW"/>
-        </w:rPr>
-        <w:t>；</w:t>
-      </w:r>
-      <w:r>
-        <w:rPr>
-          <w:lang w:val="zh_TW" w:bidi="zh_TW"/>
-        </w:rPr>
-        <w:t>家庭生活和關係</w:t>
-      </w:r>
-      <w:r>
-        <w:rPr>
-          <w:lang w:val="zh_TW" w:bidi="zh_TW"/>
-        </w:rPr>
-        <w:t>；</w:t>
-      </w:r>
-      <w:r>
-        <w:rPr>
-          <w:lang w:val="zh_TW" w:bidi="zh_TW"/>
-        </w:rPr>
-        <w:t>婚姻、婚姻習俗</w:t>
-      </w:r>
-      <w:r>
-        <w:rPr>
-          <w:lang w:val="zh_TW" w:bidi="zh_TW"/>
-        </w:rPr>
-        <w:t>。</w:t>
+        <w:t>）是「寧錄之家」，那裡是人們行拜偶像與向寧錄獻祭的地方。在伊斯蘭傳統中，寧錄被描繪為迫害亞伯拉罕的人，他下令將亞伯拉罕投入火窯之中。</w:t>
       </w:r>
       <w:r>
         <w:rPr>

--- a/zht/docx/111.content.docx
+++ b/zht/docx/111.content.docx
@@ -19,7 +19,7 @@
         <w:rPr>
           <w:lang w:val="zh_TW" w:bidi="zh_TW"/>
         </w:rPr>
-        <w:t>Resource: Tyndale Open Bible Dictionary</w:t>
+        <w:t>Resource: Aquifer Open Bible Dictionary</w:t>
       </w:r>
       <w:r>
         <w:rPr>
@@ -112,7 +112,7 @@
         <w:rPr>
           <w:lang w:val="zh_TW" w:bidi="zh_TW"/>
         </w:rPr>
-        <w:t>Tyndale Open Bible Dictionary</w:t>
+        <w:t>Aquifer Open Bible Dictionary</w:t>
       </w:r>
     </w:p>
     <w:p>

--- a/zht/docx/111.content.docx
+++ b/zht/docx/111.content.docx
@@ -149,7 +149,7 @@
         <w:rPr>
           <w:lang w:val="zh_TW" w:bidi="zh_TW"/>
         </w:rPr>
-        <w:t>ning</w:t>
+        <w:t>ni</w:t>
       </w:r>
       <w:r>
         <w:rPr>
@@ -212,7 +212,7 @@
         <w:rPr>
           <w:lang w:val="zh_TW" w:bidi="zh_TW"/>
         </w:rPr>
-        <w:t>寧錄</w:t>
+        <w:t>尼拜約</w:t>
       </w:r>
       <w:r>
         <w:rPr>
@@ -231,7 +231,7 @@
         <w:rPr>
           <w:lang w:val="zh_TW" w:bidi="zh_TW"/>
         </w:rPr>
-        <w:t>古實的兒子、含的孫子、挪亞的曾孫（</w:t>
+        <w:t>以實瑪利十二個兒子中的長子（</w:t>
       </w:r>
       <w:hyperlink r:id="rId13">
         <w:r>
@@ -242,7 +242,7 @@
             <w:color w:val="0000EE"/>
             <w:u w:val="single"/>
           </w:rPr>
-          <w:t>創10:8</w:t>
+          <w:t>創25:13</w:t>
         </w:r>
       </w:hyperlink>
       <w:r>
@@ -260,38 +260,14 @@
             <w:color w:val="0000EE"/>
             <w:u w:val="single"/>
           </w:rPr>
-          <w:t>代上1:10</w:t>
+          <w:t>代上1:29</w:t>
         </w:r>
       </w:hyperlink>
       <w:r>
         <w:rPr>
           <w:lang w:val="zh_TW" w:bidi="zh_TW"/>
         </w:rPr>
-        <w:t>）。聖經形容他為「</w:t>
-      </w:r>
-      <w:r>
-        <w:rPr>
-          <w:lang w:val="zh_TW" w:bidi="zh_TW"/>
-        </w:rPr>
-        <w:t>世上英雄之首</w:t>
-      </w:r>
-      <w:r>
-        <w:rPr>
-          <w:lang w:val="zh_TW" w:bidi="zh_TW"/>
-        </w:rPr>
-        <w:t>」與「英勇的獵</w:t>
-      </w:r>
-      <w:r>
-        <w:rPr>
-          <w:lang w:val="zh_TW" w:bidi="zh_TW"/>
-        </w:rPr>
-        <w:t>戶</w:t>
-      </w:r>
-      <w:r>
-        <w:rPr>
-          <w:lang w:val="zh_TW" w:bidi="zh_TW"/>
-        </w:rPr>
-        <w:t>」（</w:t>
+        <w:t>）。他的姊妹是瑪哈拉，她也被稱為「巴實抹」（參</w:t>
       </w:r>
       <w:hyperlink r:id="rId15">
         <w:r>
@@ -302,14 +278,14 @@
             <w:color w:val="0000EE"/>
             <w:u w:val="single"/>
           </w:rPr>
-          <w:t>創10:8–9</w:t>
+          <w:t>創36:3</w:t>
         </w:r>
       </w:hyperlink>
       <w:r>
         <w:rPr>
           <w:lang w:val="zh_TW" w:bidi="zh_TW"/>
         </w:rPr>
-        <w:t>）。寧錄是第一個建立帝國的人，也是著名的獵人。傳統上認為他統治南美索不達米亞的巴比倫與亞喀得，以及亞述的尼尼微等地。「寧錄地」似乎與亞述同義（</w:t>
+        <w:t>），後來嫁給以掃（</w:t>
       </w:r>
       <w:hyperlink r:id="rId16">
         <w:r>
@@ -320,7 +296,7 @@
             <w:color w:val="0000EE"/>
             <w:u w:val="single"/>
           </w:rPr>
-          <w:t>彌5:6</w:t>
+          <w:t>創28:9</w:t>
         </w:r>
       </w:hyperlink>
       <w:r>
@@ -341,9 +317,9 @@
         <w:rPr>
           <w:lang w:val="zh_TW" w:bidi="zh_TW"/>
         </w:rPr>
-        <w:t>舊約聖經中對寧錄的記載顯示，古代傳統視他為一位具有堅定意志與非凡才能的人物。部分學者認為他可與公元前十三世紀一位統一亞述與巴比倫的美索不達米亞君王相應。然而，這說法與經文所指的不符，因寧錄被明確地描述為含之子古實的後裔，而古實地在埃及以南，地理上遠離美索不達米亞。（</w:t>
-      </w:r>
-      <w:hyperlink r:id="rId13">
+        <w:t>尼拜約後裔的身分並不確定。他們可能是阿拉伯族群拿巴提人（Nabatean）之祖先，這個族群曾佔有以東之地，以及約旦河東（外約旦）的部分地區，其勢力向北一直延伸到帕米拉（Palmyra，古代的達莫）。尼拜約與基達的後裔都以羊群優良而聞名（</w:t>
+      </w:r>
+      <w:hyperlink r:id="rId17">
         <w:r>
           <w:rPr>
             <w:lang w:val="zh_TW" w:bidi="zh_TW"/>
@@ -352,14 +328,24 @@
             <w:color w:val="0000EE"/>
             <w:u w:val="single"/>
           </w:rPr>
-          <w:t>創10:8</w:t>
+          <w:t>賽60:7</w:t>
         </w:r>
       </w:hyperlink>
       <w:r>
         <w:rPr>
           <w:lang w:val="zh_TW" w:bidi="zh_TW"/>
         </w:rPr>
-        <w:t>）。</w:t>
+        <w:t>）。亞述王亞述巴尼拔（Ashurbanipal）的著作中也有提及他們，這位亞述王生活在公元前七世紀。</w:t>
+      </w:r>
+      <w:r>
+        <w:rPr>
+          <w:lang w:val="zh_TW" w:bidi="zh_TW"/>
+        </w:rPr>
+      </w:r>
+      <w:r>
+        <w:rPr>
+          <w:lang w:val="zh_TW" w:bidi="zh_TW"/>
+        </w:rPr>
       </w:r>
     </w:p>
     <w:p>
@@ -369,13 +355,51 @@
           <w:lang w:val="zh_TW" w:bidi="zh_TW"/>
         </w:rPr>
       </w:r>
-      <w:r>
-        <w:rPr>
-          <w:lang w:val="zh_TW" w:bidi="zh_TW"/>
-        </w:rPr>
-        <w:t>寧錄的名字與名聲在塔木德猶太傳統（Talmudic Judaism）與伊斯蘭傳統中皆佔重要地位。在猶太文獻中，他象徵著對上帝的叛逆與地上的軍事強權。拉比傳統認為巴別塔（</w:t>
-      </w:r>
-      <w:hyperlink r:id="rId17">
+    </w:p>
+    <w:p>
+      <w:pPr>
+        <w:pStyle w:val="Heading2"/>
+      </w:pPr>
+      <w:r>
+        <w:rPr>
+          <w:lang w:val="zh_TW" w:bidi="zh_TW"/>
+        </w:rPr>
+        <w:t>尼哥坡里</w:t>
+      </w:r>
+      <w:r>
+        <w:rPr>
+          <w:lang w:val="zh_TW" w:bidi="zh_TW"/>
+        </w:rPr>
+      </w:r>
+    </w:p>
+    <w:p>
+      <w:pPr/>
+      <w:r>
+        <w:rPr>
+          <w:lang w:val="zh_TW" w:bidi="zh_TW"/>
+        </w:rPr>
+      </w:r>
+      <w:r>
+        <w:rPr>
+          <w:lang w:val="zh_TW" w:bidi="zh_TW"/>
+        </w:rPr>
+        <w:t>名稱的意思是「勝利之城」。在羅馬帝國，當一個新建的城市需要命名時，尼哥坡里（Nicopolis）是一個常見的選擇。在戰爭時期為了紀念軍事勝利而建的城鎮，通常被命名為尼哥坡里。</w:t>
+      </w:r>
+    </w:p>
+    <w:p>
+      <w:pPr/>
+      <w:r>
+        <w:rPr>
+          <w:lang w:val="zh_TW" w:bidi="zh_TW"/>
+        </w:rPr>
+      </w:r>
+      <w:r>
+        <w:rPr>
+          <w:lang w:val="zh_TW" w:bidi="zh_TW"/>
+        </w:rPr>
+        <w:t>在保羅寫給提多的信中，保羅告訴提多離開他一直在事奉的克里特（</w:t>
+      </w:r>
+      <w:hyperlink r:id="rId18">
         <w:r>
           <w:rPr>
             <w:lang w:val="zh_TW" w:bidi="zh_TW"/>
@@ -384,14 +408,1453 @@
             <w:color w:val="0000EE"/>
             <w:u w:val="single"/>
           </w:rPr>
-          <w:t>創11:1–9</w:t>
+          <w:t>多1:5</w:t>
         </w:r>
       </w:hyperlink>
       <w:r>
         <w:rPr>
           <w:lang w:val="zh_TW" w:bidi="zh_TW"/>
         </w:rPr>
-        <w:t>）是「寧錄之家」，那裡是人們行拜偶像與向寧錄獻祭的地方。在伊斯蘭傳統中，寧錄被描繪為迫害亞伯拉罕的人，他下令將亞伯拉罕投入火窯之中。</w:t>
+        <w:t>），前往尼哥坡里，使徒正在那裏作工，並且保羅計劃在那裡過冬（</w:t>
+      </w:r>
+      <w:hyperlink r:id="rId19">
+        <w:r>
+          <w:rPr>
+            <w:lang w:val="zh_TW" w:bidi="zh_TW"/>
+          </w:rPr>
+          <w:rPr>
+            <w:color w:val="0000EE"/>
+            <w:u w:val="single"/>
+          </w:rPr>
+          <w:t>3:12</w:t>
+        </w:r>
+      </w:hyperlink>
+      <w:r>
+        <w:rPr>
+          <w:lang w:val="zh_TW" w:bidi="zh_TW"/>
+        </w:rPr>
+        <w:t>）。在整個羅馬帝國的九個尼哥坡里城中，幾乎可以肯定保羅指的是位於哥林多灣西北方和伊庇魯斯（Epirus）海岬東南方的城市。岬是一塊突入水體的高地，如同半島或俯瞰大海的懸崖。</w:t>
+      </w:r>
+    </w:p>
+    <w:p>
+      <w:pPr/>
+      <w:r>
+        <w:rPr>
+          <w:lang w:val="zh_TW" w:bidi="zh_TW"/>
+        </w:rPr>
+      </w:r>
+      <w:r>
+        <w:rPr>
+          <w:lang w:val="zh_TW" w:bidi="zh_TW"/>
+        </w:rPr>
+        <w:t>屋大維（Octavian，後來成為羅馬帝國第一位統治者）於公元前31年建立了這座城市，以慶祝他在附近進行的偉大的亞克興戰役（battle of Actium）中戰勝安東尼（Mark Antony）。尼哥坡里的名稱和政府都是希臘式的，並且是附近許多城的中心。這座新的尼哥坡里是一個非常大的城，擁有類似於附近的雅典城的獨立性。該城建造了神廟、劇院、競技場和水道，並設立了一年四次的慶典比賽。尼哥坡里最著名的市民，是斯多亞派（Stoic）哲學家愛比克泰德（Epictetus），他大約在公元90年居住在那裡。保羅曾在這個大城及其周邊的小社區中傳揚福音。</w:t>
+      </w:r>
+      <w:r>
+        <w:rPr>
+          <w:lang w:val="zh_TW" w:bidi="zh_TW"/>
+        </w:rPr>
+      </w:r>
+      <w:r>
+        <w:rPr>
+          <w:lang w:val="zh_TW" w:bidi="zh_TW"/>
+        </w:rPr>
+      </w:r>
+    </w:p>
+    <w:p>
+      <w:pPr/>
+      <w:r>
+        <w:rPr>
+          <w:lang w:val="zh_TW" w:bidi="zh_TW"/>
+        </w:rPr>
+      </w:r>
+    </w:p>
+    <w:p>
+      <w:pPr>
+        <w:pStyle w:val="Heading2"/>
+      </w:pPr>
+      <w:r>
+        <w:rPr>
+          <w:lang w:val="zh_TW" w:bidi="zh_TW"/>
+        </w:rPr>
+        <w:t>尼母利</w:t>
+      </w:r>
+      <w:r>
+        <w:rPr>
+          <w:lang w:val="zh_TW" w:bidi="zh_TW"/>
+        </w:rPr>
+      </w:r>
+    </w:p>
+    <w:p>
+      <w:pPr>
+        <w:pStyle w:val="ListNumber"/>
+        <w:numPr>
+          <w:ilvl w:val="0"/>
+          <w:numId w:val="14"/>
+        </w:numPr>
+        <w:spacing w:line="240" w:lineRule="auto"/>
+        <w:ind w:left="720"/>
+      </w:pPr>
+      <w:r>
+        <w:rPr>
+          <w:lang w:val="zh_TW" w:bidi="zh_TW"/>
+        </w:rPr>
+      </w:r>
+      <w:r>
+        <w:rPr>
+          <w:lang w:val="zh_TW" w:bidi="zh_TW"/>
+        </w:rPr>
+        <w:t>呂便人，以利押的兒子（</w:t>
+      </w:r>
+      <w:hyperlink r:id="rId20">
+        <w:r>
+          <w:rPr>
+            <w:lang w:val="zh_TW" w:bidi="zh_TW"/>
+          </w:rPr>
+          <w:rPr>
+            <w:color w:val="0000EE"/>
+            <w:u w:val="single"/>
+          </w:rPr>
+          <w:t>民26:9</w:t>
+        </w:r>
+      </w:hyperlink>
+      <w:r>
+        <w:rPr>
+          <w:lang w:val="zh_TW" w:bidi="zh_TW"/>
+        </w:rPr>
+        <w:t>）。</w:t>
+      </w:r>
+    </w:p>
+    <w:p>
+      <w:pPr>
+        <w:pStyle w:val="ListNumber"/>
+        <w:spacing w:line="240" w:lineRule="auto"/>
+        <w:ind w:left="720"/>
+      </w:pPr>
+      <w:r>
+        <w:rPr>
+          <w:lang w:val="zh_TW" w:bidi="zh_TW"/>
+        </w:rPr>
+      </w:r>
+      <w:r>
+        <w:rPr>
+          <w:lang w:val="zh_TW" w:bidi="zh_TW"/>
+        </w:rPr>
+        <w:t>西緬的兒子之一（</w:t>
+      </w:r>
+      <w:hyperlink r:id="rId21">
+        <w:r>
+          <w:rPr>
+            <w:lang w:val="zh_TW" w:bidi="zh_TW"/>
+          </w:rPr>
+          <w:rPr>
+            <w:color w:val="0000EE"/>
+            <w:u w:val="single"/>
+          </w:rPr>
+          <w:t>民26:12</w:t>
+        </w:r>
+      </w:hyperlink>
+      <w:r>
+        <w:rPr>
+          <w:lang w:val="zh_TW" w:bidi="zh_TW"/>
+        </w:rPr>
+        <w:t>；</w:t>
+      </w:r>
+      <w:hyperlink r:id="rId22">
+        <w:r>
+          <w:rPr>
+            <w:lang w:val="zh_TW" w:bidi="zh_TW"/>
+          </w:rPr>
+          <w:rPr>
+            <w:color w:val="0000EE"/>
+            <w:u w:val="single"/>
+          </w:rPr>
+          <w:t>代上4:24</w:t>
+        </w:r>
+      </w:hyperlink>
+      <w:r>
+        <w:rPr>
+          <w:lang w:val="zh_TW" w:bidi="zh_TW"/>
+        </w:rPr>
+        <w:t>），又稱耶母利（</w:t>
+      </w:r>
+      <w:hyperlink r:id="rId23">
+        <w:r>
+          <w:rPr>
+            <w:lang w:val="zh_TW" w:bidi="zh_TW"/>
+          </w:rPr>
+          <w:rPr>
+            <w:color w:val="0000EE"/>
+            <w:u w:val="single"/>
+          </w:rPr>
+          <w:t>創46:10</w:t>
+        </w:r>
+      </w:hyperlink>
+      <w:r>
+        <w:rPr>
+          <w:lang w:val="zh_TW" w:bidi="zh_TW"/>
+        </w:rPr>
+        <w:t>）。</w:t>
+      </w:r>
+      <w:r>
+        <w:rPr>
+          <w:i/>
+          <w:lang w:val="zh_TW" w:bidi="zh_TW"/>
+        </w:rPr>
+        <w:t>見</w:t>
+      </w:r>
+      <w:r>
+        <w:rPr>
+          <w:lang w:val="zh_TW" w:bidi="zh_TW"/>
+        </w:rPr>
+        <w:t xml:space="preserve"> </w:t>
+      </w:r>
+      <w:r>
+        <w:rPr>
+          <w:lang w:val="zh_TW" w:bidi="zh_TW"/>
+        </w:rPr>
+        <w:t>耶母利</w:t>
+      </w:r>
+      <w:r>
+        <w:rPr>
+          <w:lang w:val="zh_TW" w:bidi="zh_TW"/>
+        </w:rPr>
+        <w:t>。</w:t>
+      </w:r>
+      <w:r>
+        <w:rPr>
+          <w:lang w:val="zh_TW" w:bidi="zh_TW"/>
+        </w:rPr>
+      </w:r>
+      <w:r>
+        <w:rPr>
+          <w:lang w:val="zh_TW" w:bidi="zh_TW"/>
+        </w:rPr>
+      </w:r>
+    </w:p>
+    <w:p>
+      <w:pPr/>
+      <w:r>
+        <w:rPr>
+          <w:lang w:val="zh_TW" w:bidi="zh_TW"/>
+        </w:rPr>
+      </w:r>
+    </w:p>
+    <w:p>
+      <w:pPr>
+        <w:pStyle w:val="Heading2"/>
+      </w:pPr>
+      <w:r>
+        <w:rPr>
+          <w:lang w:val="zh_TW" w:bidi="zh_TW"/>
+        </w:rPr>
+        <w:t>尼母利人</w:t>
+      </w:r>
+      <w:r>
+        <w:rPr>
+          <w:lang w:val="zh_TW" w:bidi="zh_TW"/>
+        </w:rPr>
+      </w:r>
+    </w:p>
+    <w:p>
+      <w:pPr/>
+      <w:r>
+        <w:rPr>
+          <w:lang w:val="zh_TW" w:bidi="zh_TW"/>
+        </w:rPr>
+      </w:r>
+      <w:r>
+        <w:rPr>
+          <w:lang w:val="zh_TW" w:bidi="zh_TW"/>
+        </w:rPr>
+        <w:t>屬於西緬支派尼母利家族的人（</w:t>
+      </w:r>
+      <w:hyperlink r:id="rId21">
+        <w:r>
+          <w:rPr>
+            <w:lang w:val="zh_TW" w:bidi="zh_TW"/>
+          </w:rPr>
+          <w:rPr>
+            <w:color w:val="0000EE"/>
+            <w:u w:val="single"/>
+          </w:rPr>
+          <w:t>民26:12</w:t>
+        </w:r>
+      </w:hyperlink>
+      <w:r>
+        <w:rPr>
+          <w:lang w:val="zh_TW" w:bidi="zh_TW"/>
+        </w:rPr>
+        <w:t>；在</w:t>
+      </w:r>
+      <w:hyperlink r:id="rId23">
+        <w:r>
+          <w:rPr>
+            <w:lang w:val="zh_TW" w:bidi="zh_TW"/>
+          </w:rPr>
+          <w:rPr>
+            <w:color w:val="0000EE"/>
+            <w:u w:val="single"/>
+          </w:rPr>
+          <w:t>創46:10</w:t>
+        </w:r>
+      </w:hyperlink>
+      <w:r>
+        <w:rPr>
+          <w:lang w:val="zh_TW" w:bidi="zh_TW"/>
+        </w:rPr>
+        <w:t>中另稱為耶母利）。</w:t>
+      </w:r>
+      <w:r>
+        <w:rPr>
+          <w:i/>
+          <w:lang w:val="zh_TW" w:bidi="zh_TW"/>
+        </w:rPr>
+        <w:t>見</w:t>
+      </w:r>
+      <w:r>
+        <w:rPr>
+          <w:lang w:val="zh_TW" w:bidi="zh_TW"/>
+        </w:rPr>
+        <w:t>耶母利</w:t>
+      </w:r>
+      <w:r>
+        <w:rPr>
+          <w:lang w:val="zh_TW" w:bidi="zh_TW"/>
+        </w:rPr>
+        <w:t>。</w:t>
+      </w:r>
+      <w:r>
+        <w:rPr>
+          <w:lang w:val="zh_TW" w:bidi="zh_TW"/>
+        </w:rPr>
+      </w:r>
+      <w:r>
+        <w:rPr>
+          <w:lang w:val="zh_TW" w:bidi="zh_TW"/>
+        </w:rPr>
+      </w:r>
+    </w:p>
+    <w:p>
+      <w:pPr/>
+      <w:r>
+        <w:rPr>
+          <w:lang w:val="zh_TW" w:bidi="zh_TW"/>
+        </w:rPr>
+      </w:r>
+    </w:p>
+    <w:p>
+      <w:pPr>
+        <w:pStyle w:val="Heading2"/>
+      </w:pPr>
+      <w:r>
+        <w:rPr>
+          <w:lang w:val="zh_TW" w:bidi="zh_TW"/>
+        </w:rPr>
+        <w:t>尼尼微、尼尼微人</w:t>
+      </w:r>
+      <w:r>
+        <w:rPr>
+          <w:lang w:val="zh_TW" w:bidi="zh_TW"/>
+        </w:rPr>
+      </w:r>
+    </w:p>
+    <w:p>
+      <w:pPr/>
+      <w:r>
+        <w:rPr>
+          <w:lang w:val="zh_TW" w:bidi="zh_TW"/>
+        </w:rPr>
+      </w:r>
+      <w:r>
+        <w:rPr>
+          <w:lang w:val="zh_TW" w:bidi="zh_TW"/>
+        </w:rPr>
+        <w:t>亞述帝國的首都之一，且在該帝國的鼎盛時期，是世界上最偉大的城市之一。尼尼微位於現今伊拉克北部，而今日其以坐落於底格里斯河（Tigris River）以東，與摩蘇爾城（Mosul）主要區域相對的古雲吉克丘（Kouyunjik）與尼比‧優努斯丘（Nebi Yunus）為象徵。</w:t>
+      </w:r>
+    </w:p>
+    <w:p>
+      <w:pPr/>
+      <w:r>
+        <w:rPr>
+          <w:lang w:val="zh_TW" w:bidi="zh_TW"/>
+        </w:rPr>
+      </w:r>
+      <w:r>
+        <w:rPr>
+          <w:lang w:val="zh_TW" w:bidi="zh_TW"/>
+        </w:rPr>
+        <w:t>較大的古雲吉克丘位於西北方，面積約1英里乘650碼（約1.6 公里乘594.4公尺），高出平原約九十英尺（約27.4公尺），中間以科斯爾河（Khosr River）隔開。尼比‧優努斯丘上現為村落、墓地及一座傳說存放約拿墳墓的清真寺，因此未能進行廣泛考古。</w:t>
+      </w:r>
+    </w:p>
+    <w:p>
+      <w:pPr/>
+      <w:r>
+        <w:rPr>
+          <w:lang w:val="zh_TW" w:bidi="zh_TW"/>
+        </w:rPr>
+      </w:r>
+      <w:r>
+        <w:rPr>
+          <w:lang w:val="zh_TW" w:bidi="zh_TW"/>
+        </w:rPr>
+        <w:t>尼尼微城牆以磚砌成，長約8英里（約12.9公里），設有十五座城門（已發掘其中五座），門前立有巨大的石雕公牛像，其為亞述城邑建築的典型特色。</w:t>
+      </w:r>
+    </w:p>
+    <w:p>
+      <w:pPr>
+        <w:pStyle w:val="Heading3"/>
+      </w:pPr>
+      <w:r>
+        <w:rPr>
+          <w:lang w:val="zh_TW" w:bidi="zh_TW"/>
+        </w:rPr>
+        <w:t>歷史</w:t>
+      </w:r>
+    </w:p>
+    <w:p>
+      <w:pPr/>
+      <w:r>
+        <w:rPr>
+          <w:lang w:val="zh_TW" w:bidi="zh_TW"/>
+        </w:rPr>
+      </w:r>
+      <w:r>
+        <w:rPr>
+          <w:lang w:val="zh_TW" w:bidi="zh_TW"/>
+        </w:rPr>
+        <w:t>尼尼微的居住歷史可追溯到史前時代（約公元前4500年），這與</w:t>
+      </w:r>
+      <w:hyperlink r:id="rId24">
+        <w:r>
+          <w:rPr>
+            <w:lang w:val="zh_TW" w:bidi="zh_TW"/>
+          </w:rPr>
+          <w:rPr>
+            <w:color w:val="0000EE"/>
+            <w:u w:val="single"/>
+          </w:rPr>
+          <w:t>創世記第十章</w:t>
+        </w:r>
+      </w:hyperlink>
+      <w:r>
+        <w:rPr>
+          <w:lang w:val="zh_TW" w:bidi="zh_TW"/>
+        </w:rPr>
+        <w:t>中關於該城市建立的記載一致。在尼尼微也發現了來自各個早期文化（哈蘇納〔Hassuna〕、薩邁拉〔Samarra〕、哈拉夫〔Halaf〕、烏拜德〔Ubaid〕）的材料。</w:t>
+      </w:r>
+    </w:p>
+    <w:p>
+      <w:pPr/>
+      <w:r>
+        <w:rPr>
+          <w:lang w:val="zh_TW" w:bidi="zh_TW"/>
+        </w:rPr>
+      </w:r>
+      <w:r>
+        <w:rPr>
+          <w:lang w:val="zh_TW" w:bidi="zh_TW"/>
+        </w:rPr>
+        <w:t>亞喀得的撒珥根（Sargon of Akkad；公元前24世紀中期）對尼尼微十分熟悉，尼尼微在他的時代非常繁榮。在其後的國王沙姆希阿達德一世（Shamsi-Adad I；約公元前1800年）在位時的記錄提到，撒珥根的兒子瑪尼什圖蘇（Manishtusu）修復了尼尼微的伊什塔爾（Ishtar）聖殿。</w:t>
+      </w:r>
+    </w:p>
+    <w:p>
+      <w:pPr/>
+      <w:r>
+        <w:rPr>
+          <w:lang w:val="zh_TW" w:bidi="zh_TW"/>
+        </w:rPr>
+      </w:r>
+      <w:r>
+        <w:rPr>
+          <w:lang w:val="zh_TW" w:bidi="zh_TW"/>
+        </w:rPr>
+        <w:t>伊什塔爾（又命：伊南娜〔Inanna〕）是愛與戰爭的女神，對於貪婪好戰的亞述人來說是十分相稱的神祇。尼尼微敬拜多位神祇，城門多以這些神祇命名。亞述人也在書寫之神、藝術與科學之神拿布（Nabu）的神廟中敬拜，反映出亞述人對文獻、文學及浮雕藝術的重視。</w:t>
+      </w:r>
+    </w:p>
+    <w:p>
+      <w:pPr/>
+      <w:r>
+        <w:rPr>
+          <w:lang w:val="zh_TW" w:bidi="zh_TW"/>
+        </w:rPr>
+      </w:r>
+      <w:r>
+        <w:rPr>
+          <w:lang w:val="zh_TW" w:bidi="zh_TW"/>
+        </w:rPr>
+        <w:t>沙姆希阿達德一世和漢謨拉比（Hammurabi）也修復了尼尼微的伊什塔爾聖殿，撒縵以色一世（Shalmaneser I）和突庫里尼努爾塔一世（Tukulti-Ninurta I）擴建並修葺這座城市，其他統治者如提革拉·毗列色一世（Tiglath-pileser I）、亞述拿色帕二世（Ashurnasirpal II；公元前883–859年）和撒珥根二世（Sargon II；公元前722–705年）則在此建造了他們的宮殿。然而，西拿基立（公元前705–681年）將尼尼微定為首都，且不遺餘力地美化城市。除了他著名的宮殿外，他還進行了許多工程：重建城牆、規劃公園、收集植物和動物標本，又建造引水道，將水從30英里（48.3公里）外引入城中。亞述征服列國後向各國索取的貢物，包括以色列與猶大的財寶，皆運至尼尼微。</w:t>
+      </w:r>
+    </w:p>
+    <w:p>
+      <w:pPr/>
+      <w:r>
+        <w:rPr>
+          <w:lang w:val="zh_TW" w:bidi="zh_TW"/>
+        </w:rPr>
+      </w:r>
+      <w:r>
+        <w:rPr>
+          <w:lang w:val="zh_TW" w:bidi="zh_TW"/>
+        </w:rPr>
+        <w:t>西拿基立遇刺後，其子以撒·哈頓（公元前681–669年）鎮壓叛亂，重奪尼尼微，於此與迦拉建造宮殿。他一生大部份時間都在那裡度過。</w:t>
+      </w:r>
+    </w:p>
+    <w:p>
+      <w:pPr/>
+      <w:r>
+        <w:rPr>
+          <w:lang w:val="zh_TW" w:bidi="zh_TW"/>
+        </w:rPr>
+      </w:r>
+      <w:r>
+        <w:rPr>
+          <w:lang w:val="zh_TW" w:bidi="zh_TW"/>
+        </w:rPr>
+        <w:t>以撒·哈頓的兒子亞述巴尼拔（Ashurbanipal ；公元前669至633年）將他的住所設在尼尼微，他在那裡接受教育、體育和軍事技能的訓練。他精於古董研究，精通亞喀得語（Akkadian）和蘇美語（Sumerian）。他的宮殿中設有著名的圖書館，用於亞述學（Assyriology）的研究。納布聖殿中至少有一個可以追溯到撒珥根二世時期的圖書館，但亞述巴尼拔的皇家圖書館在規模和重要性上都遠勝於它。撒珥根和他的繼任者收集了許多泥版，而亞述巴尼拔更派遣文士到亞述和巴比倫各地收集和抄寫泥版，繼而積累了數以萬計的泥版。像尼普爾（Nippur）的圖書館一樣，尼尼微圖書館內容涵蓋了極為廣泛的資料：商業帳目、書信、王室記錄、史料、字彙表、雙語文獻、傳說、神話、及讚美詩與祈禱文等各類宗教銘文。在這些泥版中，有七塊保存了巴比倫的創造故事，十二塊記載了吉加墨詩史詩（epic of Gilgamesh），其中包含一個洪水的版本。其它有時被引用為與聖經敘述相似的著作包括</w:t>
+      </w:r>
+      <w:r>
+        <w:rPr>
+          <w:lang w:val="zh_TW" w:bidi="zh_TW"/>
+        </w:rPr>
+        <w:t>阿達帕（</w:t>
+      </w:r>
+      <w:r>
+        <w:rPr>
+          <w:lang w:val="zh_TW" w:bidi="zh_TW"/>
+        </w:rPr>
+        <w:t>Adapa）的故事——講述他失去獲得永生的機會，以及</w:t>
+      </w:r>
+      <w:r>
+        <w:rPr>
+          <w:lang w:val="zh_TW" w:bidi="zh_TW"/>
+        </w:rPr>
+        <w:t>伊坦納（</w:t>
+      </w:r>
+      <w:r>
+        <w:rPr>
+          <w:lang w:val="zh_TW" w:bidi="zh_TW"/>
+        </w:rPr>
+        <w:t>Etana）的傳說，講述一位升上天堂的牧羊人的經歷。</w:t>
+      </w:r>
+    </w:p>
+    <w:p>
+      <w:pPr/>
+      <w:r>
+        <w:rPr>
+          <w:lang w:val="zh_TW" w:bidi="zh_TW"/>
+        </w:rPr>
+      </w:r>
+      <w:r>
+        <w:rPr>
+          <w:lang w:val="zh_TW" w:bidi="zh_TW"/>
+        </w:rPr>
+        <w:t>亞述巴尼拔亦以戰爭與其殘酷聞名。他的宮殿浮雕中雖有宴樂場景，卻同時刻畫了掛在樹上的被斬首的以攔人首領之首。</w:t>
+      </w:r>
+    </w:p>
+    <w:p>
+      <w:pPr/>
+      <w:r>
+        <w:rPr>
+          <w:lang w:val="zh_TW" w:bidi="zh_TW"/>
+        </w:rPr>
+      </w:r>
+      <w:r>
+        <w:rPr>
+          <w:lang w:val="zh_TW" w:bidi="zh_TW"/>
+        </w:rPr>
+        <w:t>他晚年及死後，附庸國紛紛叛亂。巴比倫獨立並與米底亞人聯軍，於公元前614年攻取了亞述和迦拉。米底亞的</w:t>
+      </w:r>
+      <w:r>
+        <w:rPr>
+          <w:lang w:val="zh_TW" w:bidi="zh_TW"/>
+        </w:rPr>
+        <w:t>基亞克薩雷斯（</w:t>
+      </w:r>
+      <w:r>
+        <w:rPr>
+          <w:lang w:val="zh_TW" w:bidi="zh_TW"/>
+        </w:rPr>
+        <w:t>Cyaxares the Mede）、巴比倫的尼布卜拉撒（Nabopolassar of Babylon），以及一支西古提（Scythian）軍隊在公元前612年圍攻尼尼微，尼尼微城淪陷，亞述王辛沙利士庫（Sinshariskum，又名沙單拿伯羅〔Sardanapalus〕）死於烈火中。</w:t>
+      </w:r>
+    </w:p>
+    <w:p>
+      <w:pPr/>
+      <w:r>
+        <w:rPr>
+          <w:lang w:val="zh_TW" w:bidi="zh_TW"/>
+        </w:rPr>
+      </w:r>
+      <w:r>
+        <w:rPr>
+          <w:lang w:val="zh_TW" w:bidi="zh_TW"/>
+        </w:rPr>
+        <w:t>儘管殘餘亞述勢力由</w:t>
+      </w:r>
+      <w:r>
+        <w:rPr>
+          <w:lang w:val="zh_TW" w:bidi="zh_TW"/>
+        </w:rPr>
+        <w:t>亞述烏巴列</w:t>
+      </w:r>
+      <w:r>
+        <w:rPr>
+          <w:lang w:val="zh_TW" w:bidi="zh_TW"/>
+        </w:rPr>
+        <w:t>（Ashuruballit）在哈蘭支撐至公元前609年，尼尼微仍已徹底毀滅，應驗了希伯來先知的預言。</w:t>
+      </w:r>
+    </w:p>
+    <w:p>
+      <w:pPr>
+        <w:pStyle w:val="Heading3"/>
+      </w:pPr>
+      <w:r>
+        <w:rPr>
+          <w:lang w:val="zh_TW" w:bidi="zh_TW"/>
+        </w:rPr>
+        <w:t>尼尼微與聖經</w:t>
+      </w:r>
+    </w:p>
+    <w:p>
+      <w:pPr/>
+      <w:r>
+        <w:rPr>
+          <w:lang w:val="zh_TW" w:bidi="zh_TW"/>
+        </w:rPr>
+      </w:r>
+      <w:r>
+        <w:rPr>
+          <w:lang w:val="zh_TW" w:bidi="zh_TW"/>
+        </w:rPr>
+        <w:t>舊約中有六卷書提及尼尼微。在創世記中，唯一提到尼尼微的是在列國表（the table of nations）中（</w:t>
+      </w:r>
+      <w:hyperlink r:id="rId24">
+        <w:r>
+          <w:rPr>
+            <w:lang w:val="zh_TW" w:bidi="zh_TW"/>
+          </w:rPr>
+          <w:rPr>
+            <w:color w:val="0000EE"/>
+            <w:u w:val="single"/>
+          </w:rPr>
+          <w:t>創10章</w:t>
+        </w:r>
+      </w:hyperlink>
+      <w:r>
+        <w:rPr>
+          <w:lang w:val="zh_TW" w:bidi="zh_TW"/>
+        </w:rPr>
+        <w:t>），寧錄自示拿地往亞述去，建造尼尼微、利河伯、迦拉與利鮮，利鮮位於尼尼微和迦拉之間（</w:t>
+      </w:r>
+      <w:hyperlink r:id="rId25">
+        <w:r>
+          <w:rPr>
+            <w:lang w:val="zh_TW" w:bidi="zh_TW"/>
+          </w:rPr>
+          <w:rPr>
+            <w:color w:val="0000EE"/>
+            <w:u w:val="single"/>
+          </w:rPr>
+          <w:t>11–12</w:t>
+        </w:r>
+      </w:hyperlink>
+      <w:r>
+        <w:rPr>
+          <w:lang w:val="zh_TW" w:bidi="zh_TW"/>
+        </w:rPr>
+        <w:t>節；在其它譯本中，這些是亞述所造）。</w:t>
+      </w:r>
+    </w:p>
+    <w:p>
+      <w:pPr/>
+      <w:r>
+        <w:rPr>
+          <w:lang w:val="zh_TW" w:bidi="zh_TW"/>
+        </w:rPr>
+      </w:r>
+      <w:r>
+        <w:rPr>
+          <w:lang w:val="zh_TW" w:bidi="zh_TW"/>
+        </w:rPr>
+        <w:t>米拿現所支付的貢品（</w:t>
+      </w:r>
+      <w:hyperlink r:id="rId26">
+        <w:r>
+          <w:rPr>
+            <w:lang w:val="zh_TW" w:bidi="zh_TW"/>
+          </w:rPr>
+          <w:rPr>
+            <w:color w:val="0000EE"/>
+            <w:u w:val="single"/>
+          </w:rPr>
+          <w:t>王下15:19–20</w:t>
+        </w:r>
+      </w:hyperlink>
+      <w:r>
+        <w:rPr>
+          <w:lang w:val="zh_TW" w:bidi="zh_TW"/>
+        </w:rPr>
+        <w:t>）和撒馬利亞淪陷時所奪取的戰利品（</w:t>
+      </w:r>
+      <w:hyperlink r:id="rId27">
+        <w:r>
+          <w:rPr>
+            <w:lang w:val="zh_TW" w:bidi="zh_TW"/>
+          </w:rPr>
+          <w:rPr>
+            <w:color w:val="0000EE"/>
+            <w:u w:val="single"/>
+          </w:rPr>
+          <w:t>賽8:4</w:t>
+        </w:r>
+      </w:hyperlink>
+      <w:r>
+        <w:rPr>
+          <w:lang w:val="zh_TW" w:bidi="zh_TW"/>
+        </w:rPr>
+        <w:t>）都被運送至尼尼微。西拿基立從希西家那裡所收取的貢物，也同樣被送到這座城中（</w:t>
+      </w:r>
+      <w:hyperlink r:id="rId28">
+        <w:r>
+          <w:rPr>
+            <w:lang w:val="zh_TW" w:bidi="zh_TW"/>
+          </w:rPr>
+          <w:rPr>
+            <w:color w:val="0000EE"/>
+            <w:u w:val="single"/>
+          </w:rPr>
+          <w:t>王下14–16</w:t>
+        </w:r>
+      </w:hyperlink>
+      <w:r>
+        <w:rPr>
+          <w:lang w:val="zh_TW" w:bidi="zh_TW"/>
+        </w:rPr>
+        <w:t>）。</w:t>
+      </w:r>
+    </w:p>
+    <w:p>
+      <w:pPr/>
+      <w:r>
+        <w:rPr>
+          <w:lang w:val="zh_TW" w:bidi="zh_TW"/>
+        </w:rPr>
+      </w:r>
+      <w:r>
+        <w:rPr>
+          <w:lang w:val="zh_TW" w:bidi="zh_TW"/>
+        </w:rPr>
+        <w:t>在尼尼微西拿基立宮殿出土的浮雕中，有描繪拉吉圍城戰的場景（參</w:t>
+      </w:r>
+      <w:hyperlink r:id="rId29">
+        <w:r>
+          <w:rPr>
+            <w:lang w:val="zh_TW" w:bidi="zh_TW"/>
+          </w:rPr>
+          <w:rPr>
+            <w:color w:val="0000EE"/>
+            <w:u w:val="single"/>
+          </w:rPr>
+          <w:t>王下19:8</w:t>
+        </w:r>
+      </w:hyperlink>
+      <w:r>
+        <w:rPr>
+          <w:lang w:val="zh_TW" w:bidi="zh_TW"/>
+        </w:rPr>
+        <w:t>）。浮雕上西拿基立坐在寶座上，向他哀求的俘虜則跪於前方；城牆上有弓箭手與撞城槌進攻，守軍以火與箭抵禦。其中一座城門，另有居民背負行囊逃離或投降的畫面，右下角可見三名赤身的男子被釘於木樁之上。</w:t>
+      </w:r>
+    </w:p>
+    <w:p>
+      <w:pPr/>
+      <w:r>
+        <w:rPr>
+          <w:lang w:val="zh_TW" w:bidi="zh_TW"/>
+        </w:rPr>
+      </w:r>
+      <w:r>
+        <w:rPr>
+          <w:lang w:val="zh_TW" w:bidi="zh_TW"/>
+        </w:rPr>
+        <w:t>在芝加哥大學東方研究所（Oriental Institute of the University of Chicago）的所收藏的棱柱和大英博物館（British Museum）的泰勒六棱柱（Taylor Prism）上，都刻有西拿基立入侵猶大之戰，由於亞述人沒有攻下耶路撒冷，西拿基立只能以誇耀自我滿足：「至於猶大人希西家，他未服我軛。我圍攻他之四十六堅城與無數鄉村，皆取之……我困他本人於耶路撒冷的皇宮中，如籠中之鳥。」</w:t>
+      </w:r>
+    </w:p>
+    <w:p>
+      <w:pPr/>
+      <w:r>
+        <w:rPr>
+          <w:lang w:val="zh_TW" w:bidi="zh_TW"/>
+        </w:rPr>
+      </w:r>
+      <w:r>
+        <w:rPr>
+          <w:lang w:val="zh_TW" w:bidi="zh_TW"/>
+        </w:rPr>
+        <w:t>與尼尼微有關的亞述諸王在以色列的歷史中扮演重要角色，然而尼尼微這個名稱在聖經歷史書中僅出現過一次。</w:t>
+      </w:r>
+      <w:hyperlink r:id="rId30">
+        <w:r>
+          <w:rPr>
+            <w:lang w:val="zh_TW" w:bidi="zh_TW"/>
+          </w:rPr>
+          <w:rPr>
+            <w:color w:val="0000EE"/>
+            <w:u w:val="single"/>
+          </w:rPr>
+          <w:t>列王紀下十九章36節</w:t>
+        </w:r>
+      </w:hyperlink>
+      <w:r>
+        <w:rPr>
+          <w:lang w:val="zh_TW" w:bidi="zh_TW"/>
+        </w:rPr>
+        <w:t>記載，在耶和華的使者擊殺了十八萬五千名士兵後，西拿基立回家並留在尼尼微。公元前681年，他在此被兩子所殺（參</w:t>
+      </w:r>
+      <w:hyperlink r:id="rId31">
+        <w:r>
+          <w:rPr>
+            <w:lang w:val="zh_TW" w:bidi="zh_TW"/>
+          </w:rPr>
+          <w:rPr>
+            <w:color w:val="0000EE"/>
+            <w:u w:val="single"/>
+          </w:rPr>
+          <w:t>王下19:37</w:t>
+        </w:r>
+      </w:hyperlink>
+      <w:r>
+        <w:rPr>
+          <w:lang w:val="zh_TW" w:bidi="zh_TW"/>
+        </w:rPr>
+        <w:t>；</w:t>
+      </w:r>
+      <w:hyperlink r:id="rId32">
+        <w:r>
+          <w:rPr>
+            <w:lang w:val="zh_TW" w:bidi="zh_TW"/>
+          </w:rPr>
+          <w:rPr>
+            <w:color w:val="0000EE"/>
+            <w:u w:val="single"/>
+          </w:rPr>
+          <w:t>代下32:21</w:t>
+        </w:r>
+      </w:hyperlink>
+      <w:r>
+        <w:rPr>
+          <w:lang w:val="zh_TW" w:bidi="zh_TW"/>
+        </w:rPr>
+        <w:t>；</w:t>
+      </w:r>
+      <w:hyperlink r:id="rId33">
+        <w:r>
+          <w:rPr>
+            <w:lang w:val="zh_TW" w:bidi="zh_TW"/>
+          </w:rPr>
+          <w:rPr>
+            <w:color w:val="0000EE"/>
+            <w:u w:val="single"/>
+          </w:rPr>
+          <w:t>賽37:38</w:t>
+        </w:r>
+      </w:hyperlink>
+      <w:r>
+        <w:rPr>
+          <w:lang w:val="zh_TW" w:bidi="zh_TW"/>
+        </w:rPr>
+        <w:t>）。</w:t>
+      </w:r>
+    </w:p>
+    <w:p>
+      <w:pPr/>
+      <w:r>
+        <w:rPr>
+          <w:lang w:val="zh_TW" w:bidi="zh_TW"/>
+        </w:rPr>
+      </w:r>
+      <w:r>
+        <w:rPr>
+          <w:lang w:val="zh_TW" w:bidi="zh_TW"/>
+        </w:rPr>
+        <w:t>約拿書中多次提到尼尼微，因上帝差遣先知前往該城宣告其即將臨到的審判。經文稱尼尼微為「大城」（</w:t>
+      </w:r>
+      <w:hyperlink r:id="rId34">
+        <w:r>
+          <w:rPr>
+            <w:lang w:val="zh_TW" w:bidi="zh_TW"/>
+          </w:rPr>
+          <w:rPr>
+            <w:color w:val="0000EE"/>
+            <w:u w:val="single"/>
+          </w:rPr>
+          <w:t>拿1:2</w:t>
+        </w:r>
+      </w:hyperlink>
+      <w:r>
+        <w:rPr>
+          <w:lang w:val="zh_TW" w:bidi="zh_TW"/>
+        </w:rPr>
+        <w:t>，</w:t>
+      </w:r>
+      <w:hyperlink r:id="rId35">
+        <w:r>
+          <w:rPr>
+            <w:lang w:val="zh_TW" w:bidi="zh_TW"/>
+          </w:rPr>
+          <w:rPr>
+            <w:color w:val="0000EE"/>
+            <w:u w:val="single"/>
+          </w:rPr>
+          <w:t>3:2</w:t>
+        </w:r>
+      </w:hyperlink>
+      <w:r>
+        <w:rPr>
+          <w:lang w:val="zh_TW" w:bidi="zh_TW"/>
+        </w:rPr>
+        <w:t>），並且描述「</w:t>
+      </w:r>
+      <w:r>
+        <w:rPr>
+          <w:lang w:val="zh_TW" w:bidi="zh_TW"/>
+        </w:rPr>
+        <w:t>尼尼微是極大的城，有三日的路程。</w:t>
+      </w:r>
+      <w:r>
+        <w:rPr>
+          <w:lang w:val="zh_TW" w:bidi="zh_TW"/>
+        </w:rPr>
+        <w:t>」（</w:t>
+      </w:r>
+      <w:hyperlink r:id="rId36">
+        <w:r>
+          <w:rPr>
+            <w:lang w:val="zh_TW" w:bidi="zh_TW"/>
+          </w:rPr>
+          <w:rPr>
+            <w:color w:val="0000EE"/>
+            <w:u w:val="single"/>
+          </w:rPr>
+          <w:t>3:3</w:t>
+        </w:r>
+      </w:hyperlink>
+      <w:r>
+        <w:rPr>
+          <w:lang w:val="zh_TW" w:bidi="zh_TW"/>
+        </w:rPr>
+        <w:t>）。尼尼微地的地界必定超過古雲吉克丘與尼比‧優努斯丘所代表的區域。一些釋經者認為，當時的尼尼微城範圍還包括與之相關的其它城市，其中包括底格里斯與大扎卜河（Great Zab）之間的「亞述三角」（Assyrian triangle）地區，北起柯沙巴（Khorsabad），南至尼姆魯德（Nimrud）。</w:t>
+      </w:r>
+    </w:p>
+    <w:p>
+      <w:pPr/>
+      <w:r>
+        <w:rPr>
+          <w:lang w:val="zh_TW" w:bidi="zh_TW"/>
+        </w:rPr>
+      </w:r>
+      <w:r>
+        <w:rPr>
+          <w:lang w:val="zh_TW" w:bidi="zh_TW"/>
+        </w:rPr>
+        <w:t>耶和華說：「</w:t>
+      </w:r>
+      <w:r>
+        <w:rPr>
+          <w:lang w:val="zh_TW" w:bidi="zh_TW"/>
+        </w:rPr>
+        <w:t>這尼尼微大城，其中不能分辨左手右手的有十二萬多人</w:t>
+      </w:r>
+      <w:r>
+        <w:rPr>
+          <w:lang w:val="zh_TW" w:bidi="zh_TW"/>
+        </w:rPr>
+        <w:t>」（</w:t>
+      </w:r>
+      <w:hyperlink r:id="rId37">
+        <w:r>
+          <w:rPr>
+            <w:lang w:val="zh_TW" w:bidi="zh_TW"/>
+          </w:rPr>
+          <w:rPr>
+            <w:color w:val="0000EE"/>
+            <w:u w:val="single"/>
+          </w:rPr>
+          <w:t>拿4:11</w:t>
+        </w:r>
+      </w:hyperlink>
+      <w:r>
+        <w:rPr>
+          <w:lang w:val="zh_TW" w:bidi="zh_TW"/>
+        </w:rPr>
+        <w:t>）。有些人把這句話解釋為指城中無辜的孩童人數，因此推估大尼尼微人口約六十萬；但更合理的理解是，這是指全體居民，而那描述性的片語是用來說明尼尼微人完全的屬靈黑暗。</w:t>
+      </w:r>
+    </w:p>
+    <w:p>
+      <w:pPr/>
+      <w:r>
+        <w:rPr>
+          <w:lang w:val="zh_TW" w:bidi="zh_TW"/>
+        </w:rPr>
+      </w:r>
+      <w:r>
+        <w:rPr>
+          <w:lang w:val="zh_TW" w:bidi="zh_TW"/>
+        </w:rPr>
+        <w:t>約拿宣講的是審判與毀滅的信息，但全城的悔改帶來了拯救（</w:t>
+      </w:r>
+      <w:hyperlink r:id="rId38">
+        <w:r>
+          <w:rPr>
+            <w:lang w:val="zh_TW" w:bidi="zh_TW"/>
+          </w:rPr>
+          <w:rPr>
+            <w:color w:val="0000EE"/>
+            <w:u w:val="single"/>
+          </w:rPr>
+          <w:t>3:6–10</w:t>
+        </w:r>
+      </w:hyperlink>
+      <w:r>
+        <w:rPr>
+          <w:lang w:val="zh_TW" w:bidi="zh_TW"/>
+        </w:rPr>
+        <w:t>）。那鴻以栩栩如生又激昂的語言宣告了這座城市最終的傾覆。西番亞也預言了尼尼微的毀滅，宣告它將成為荒涼之地，成為羊群躺臥之處，即使是隨意造訪的人也能體會（</w:t>
+      </w:r>
+      <w:hyperlink r:id="rId39">
+        <w:r>
+          <w:rPr>
+            <w:lang w:val="zh_TW" w:bidi="zh_TW"/>
+          </w:rPr>
+          <w:rPr>
+            <w:color w:val="0000EE"/>
+            <w:u w:val="single"/>
+          </w:rPr>
+          <w:t>番2:13–15</w:t>
+        </w:r>
+      </w:hyperlink>
+      <w:r>
+        <w:rPr>
+          <w:lang w:val="zh_TW" w:bidi="zh_TW"/>
+        </w:rPr>
+        <w:t>）。</w:t>
+      </w:r>
+    </w:p>
+    <w:p>
+      <w:pPr/>
+      <w:r>
+        <w:rPr>
+          <w:lang w:val="zh_TW" w:bidi="zh_TW"/>
+        </w:rPr>
+      </w:r>
+      <w:r>
+        <w:rPr>
+          <w:lang w:val="zh_TW" w:bidi="zh_TW"/>
+        </w:rPr>
+        <w:t>尼尼微被巴比倫人、米底亞人和西古提人的聯軍所毀。這座城市遭受極其嚴重且徹底的破壞；數世紀後連確定位置也被人遺忘。色諾芬（Xenophon）和希臘軍隊在公元前401年從該地附近撤退經過，卻未意識到那裡正是尼尼微的所在。在公元第二世紀，希臘諷刺作家琉善（Lucian）評論道：「尼尼微被毀得如此徹底，以致於已無法說出它曾經位於何處；連一點痕跡都沒有留下。」</w:t>
+      </w:r>
+    </w:p>
+    <w:p>
+      <w:pPr/>
+      <w:r>
+        <w:rPr>
+          <w:lang w:val="zh_TW" w:bidi="zh_TW"/>
+        </w:rPr>
+      </w:r>
+      <w:r>
+        <w:rPr>
+          <w:lang w:val="zh_TW" w:bidi="zh_TW"/>
+        </w:rPr>
+        <w:t>新約聖經福音書中僅有幾次提到尼尼微，也都與審判有關。耶穌在回應文士和法利賽人的要求時，指出邪惡的世代在尋求神蹟；正如約拿曾是尼尼微人的一個神蹟，耶穌也將成為祂那世代的神蹟（</w:t>
+      </w:r>
+      <w:hyperlink r:id="rId40">
+        <w:r>
+          <w:rPr>
+            <w:lang w:val="zh_TW" w:bidi="zh_TW"/>
+          </w:rPr>
+          <w:rPr>
+            <w:color w:val="0000EE"/>
+            <w:u w:val="single"/>
+          </w:rPr>
+          <w:t>太12:38–40</w:t>
+        </w:r>
+      </w:hyperlink>
+      <w:r>
+        <w:rPr>
+          <w:lang w:val="zh_TW" w:bidi="zh_TW"/>
+        </w:rPr>
+        <w:t>；</w:t>
+      </w:r>
+      <w:hyperlink r:id="rId41">
+        <w:r>
+          <w:rPr>
+            <w:lang w:val="zh_TW" w:bidi="zh_TW"/>
+          </w:rPr>
+          <w:rPr>
+            <w:color w:val="0000EE"/>
+            <w:u w:val="single"/>
+          </w:rPr>
+          <w:t>路11:29–31</w:t>
+        </w:r>
+      </w:hyperlink>
+      <w:r>
+        <w:rPr>
+          <w:lang w:val="zh_TW" w:bidi="zh_TW"/>
+        </w:rPr>
+        <w:t>）。祂接著宣告，尼尼微人在審判時將與祂那世代的人一同起來定這世代的罪，因為尼尼微人在約拿的宣講下悔改了。現在，有一位比約拿更大的人已經來了（</w:t>
+      </w:r>
+      <w:hyperlink r:id="rId42">
+        <w:r>
+          <w:rPr>
+            <w:lang w:val="zh_TW" w:bidi="zh_TW"/>
+          </w:rPr>
+          <w:rPr>
+            <w:color w:val="0000EE"/>
+            <w:u w:val="single"/>
+          </w:rPr>
+          <w:t>太12:41</w:t>
+        </w:r>
+      </w:hyperlink>
+      <w:r>
+        <w:rPr>
+          <w:lang w:val="zh_TW" w:bidi="zh_TW"/>
+        </w:rPr>
+        <w:t>；</w:t>
+      </w:r>
+      <w:hyperlink r:id="rId43">
+        <w:r>
+          <w:rPr>
+            <w:lang w:val="zh_TW" w:bidi="zh_TW"/>
+          </w:rPr>
+          <w:rPr>
+            <w:color w:val="0000EE"/>
+            <w:u w:val="single"/>
+          </w:rPr>
+          <w:t>路11:32</w:t>
+        </w:r>
+      </w:hyperlink>
+      <w:r>
+        <w:rPr>
+          <w:lang w:val="zh_TW" w:bidi="zh_TW"/>
+        </w:rPr>
+        <w:t>）。</w:t>
+      </w:r>
+    </w:p>
+    <w:p>
+      <w:pPr/>
+      <w:r>
+        <w:rPr>
+          <w:lang w:val="zh_TW" w:bidi="zh_TW"/>
+        </w:rPr>
+      </w:r>
+      <w:r>
+        <w:rPr>
+          <w:i/>
+          <w:lang w:val="zh_TW" w:bidi="zh_TW"/>
+        </w:rPr>
+        <w:t>另見</w:t>
+      </w:r>
+      <w:r>
+        <w:rPr>
+          <w:lang w:val="zh_TW" w:bidi="zh_TW"/>
+        </w:rPr>
+        <w:t xml:space="preserve"> </w:t>
+      </w:r>
+      <w:r>
+        <w:rPr>
+          <w:lang w:val="zh_TW" w:bidi="zh_TW"/>
+        </w:rPr>
+        <w:t>亞述、亞述人</w:t>
+      </w:r>
+      <w:r>
+        <w:rPr>
+          <w:lang w:val="zh_TW" w:bidi="zh_TW"/>
+        </w:rPr>
+        <w:t>；</w:t>
+      </w:r>
+      <w:r>
+        <w:rPr>
+          <w:lang w:val="zh_TW" w:bidi="zh_TW"/>
+        </w:rPr>
+        <w:t>漢謨拉比法典</w:t>
+      </w:r>
+      <w:r>
+        <w:rPr>
+          <w:lang w:val="zh_TW" w:bidi="zh_TW"/>
+        </w:rPr>
+        <w:t>。</w:t>
+      </w:r>
+      <w:r>
+        <w:rPr>
+          <w:lang w:val="zh_TW" w:bidi="zh_TW"/>
+        </w:rPr>
+      </w:r>
+      <w:r>
+        <w:rPr>
+          <w:lang w:val="zh_TW" w:bidi="zh_TW"/>
+        </w:rPr>
+      </w:r>
+    </w:p>
+    <w:p>
+      <w:pPr/>
+      <w:r>
+        <w:rPr>
+          <w:lang w:val="zh_TW" w:bidi="zh_TW"/>
+        </w:rPr>
+      </w:r>
+    </w:p>
+    <w:p>
+      <w:pPr>
+        <w:pStyle w:val="Heading2"/>
+      </w:pPr>
+      <w:r>
+        <w:rPr>
+          <w:lang w:val="zh_TW" w:bidi="zh_TW"/>
+        </w:rPr>
+        <w:t>泥漿</w:t>
+      </w:r>
+      <w:r>
+        <w:rPr>
+          <w:lang w:val="zh_TW" w:bidi="zh_TW"/>
+        </w:rPr>
+      </w:r>
+    </w:p>
+    <w:p>
+      <w:pPr>
+        <w:pStyle w:val="Heading2"/>
+      </w:pPr>
+      <w:r>
+        <w:rPr>
+          <w:lang w:val="zh_TW" w:bidi="zh_TW"/>
+        </w:rPr>
+        <w:t>泥漿（Slime）</w:t>
+      </w:r>
+    </w:p>
+    <w:p>
+      <w:pPr/>
+      <w:r>
+        <w:rPr>
+          <w:lang w:val="zh_TW" w:bidi="zh_TW"/>
+        </w:rPr>
+      </w:r>
+      <w:r>
+        <w:rPr>
+          <w:lang w:val="zh_TW" w:bidi="zh_TW"/>
+        </w:rPr>
+        <w:t>這是在</w:t>
+      </w:r>
+      <w:hyperlink r:id="rId44">
+        <w:r>
+          <w:rPr>
+            <w:lang w:val="zh_TW" w:bidi="zh_TW"/>
+          </w:rPr>
+          <w:rPr>
+            <w:color w:val="0000EE"/>
+            <w:u w:val="single"/>
+          </w:rPr>
+          <w:t>創世記十一章3節</w:t>
+        </w:r>
+      </w:hyperlink>
+      <w:r>
+        <w:rPr>
+          <w:lang w:val="zh_TW" w:bidi="zh_TW"/>
+        </w:rPr>
+        <w:t>和</w:t>
+      </w:r>
+      <w:hyperlink r:id="rId45">
+        <w:r>
+          <w:rPr>
+            <w:lang w:val="zh_TW" w:bidi="zh_TW"/>
+          </w:rPr>
+          <w:rPr>
+            <w:color w:val="0000EE"/>
+            <w:u w:val="single"/>
+          </w:rPr>
+          <w:t>出埃及記二章3節</w:t>
+        </w:r>
+      </w:hyperlink>
+      <w:r>
+        <w:rPr>
+          <w:lang w:val="zh_TW" w:bidi="zh_TW"/>
+        </w:rPr>
+        <w:t>中，「</w:t>
+      </w:r>
+      <w:r>
+        <w:rPr>
+          <w:lang w:val="zh_TW" w:bidi="zh_TW"/>
+        </w:rPr>
+        <w:t>石漆</w:t>
+      </w:r>
+      <w:r>
+        <w:rPr>
+          <w:lang w:val="zh_TW" w:bidi="zh_TW"/>
+        </w:rPr>
+        <w:t>（tar）」一詞在某些譯本中的譯法。</w:t>
+      </w:r>
+    </w:p>
+    <w:p>
+      <w:pPr/>
+      <w:r>
+        <w:rPr>
+          <w:lang w:val="zh_TW" w:bidi="zh_TW"/>
+        </w:rPr>
+      </w:r>
+      <w:r>
+        <w:rPr>
+          <w:i/>
+          <w:lang w:val="zh_TW" w:bidi="zh_TW"/>
+        </w:rPr>
+        <w:t>見</w:t>
+      </w:r>
+      <w:r>
+        <w:rPr>
+          <w:lang w:val="zh_TW" w:bidi="zh_TW"/>
+        </w:rPr>
+        <w:t>瀝青</w:t>
+      </w:r>
+      <w:r>
+        <w:rPr>
+          <w:lang w:val="zh_TW" w:bidi="zh_TW"/>
+        </w:rPr>
+        <w:t>；</w:t>
+      </w:r>
+      <w:r>
+        <w:rPr>
+          <w:lang w:val="zh_TW" w:bidi="zh_TW"/>
+        </w:rPr>
+        <w:t>石漆</w:t>
+      </w:r>
+      <w:r>
+        <w:rPr>
+          <w:lang w:val="zh_TW" w:bidi="zh_TW"/>
+        </w:rPr>
+        <w:t>。</w:t>
+      </w:r>
+      <w:r>
+        <w:rPr>
+          <w:lang w:val="zh_TW" w:bidi="zh_TW"/>
+        </w:rPr>
+      </w:r>
+      <w:r>
+        <w:rPr>
+          <w:lang w:val="zh_TW" w:bidi="zh_TW"/>
+        </w:rPr>
+      </w:r>
+    </w:p>
+    <w:p>
+      <w:pPr/>
+      <w:r>
+        <w:rPr>
+          <w:lang w:val="zh_TW" w:bidi="zh_TW"/>
+        </w:rPr>
+      </w:r>
+    </w:p>
+    <w:p>
+      <w:pPr>
+        <w:pStyle w:val="Heading2"/>
+      </w:pPr>
+      <w:r>
+        <w:rPr>
+          <w:lang w:val="zh_TW" w:bidi="zh_TW"/>
+        </w:rPr>
+        <w:t>泥漿坑</w:t>
+      </w:r>
+      <w:r>
+        <w:rPr>
+          <w:lang w:val="zh_TW" w:bidi="zh_TW"/>
+        </w:rPr>
+      </w:r>
+    </w:p>
+    <w:p>
+      <w:pPr>
+        <w:pStyle w:val="Heading2"/>
+      </w:pPr>
+      <w:r>
+        <w:rPr>
+          <w:lang w:val="zh_TW" w:bidi="zh_TW"/>
+        </w:rPr>
+        <w:t>泥漿坑（</w:t>
+      </w:r>
+      <w:r>
+        <w:rPr>
+          <w:lang w:val="zh_TW" w:bidi="zh_TW"/>
+        </w:rPr>
+        <w:t>Slimepits</w:t>
+      </w:r>
+      <w:r>
+        <w:rPr>
+          <w:lang w:val="zh_TW" w:bidi="zh_TW"/>
+        </w:rPr>
+        <w:t>）</w:t>
+      </w:r>
+    </w:p>
+    <w:p>
+      <w:pPr/>
+      <w:r>
+        <w:rPr>
+          <w:lang w:val="zh_TW" w:bidi="zh_TW"/>
+        </w:rPr>
+      </w:r>
+      <w:r>
+        <w:rPr>
+          <w:lang w:val="zh_TW" w:bidi="zh_TW"/>
+        </w:rPr>
+        <w:t>這是某些譯本對於在西訂谷中發現的瀝青坑（asphalt pits）或</w:t>
+      </w:r>
+      <w:r>
+        <w:rPr>
+          <w:lang w:val="zh_TW" w:bidi="zh_TW"/>
+        </w:rPr>
+        <w:t>石漆坑</w:t>
+      </w:r>
+      <w:r>
+        <w:rPr>
+          <w:lang w:val="zh_TW" w:bidi="zh_TW"/>
+        </w:rPr>
+        <w:t>（bitumen pits）的譯名（</w:t>
+      </w:r>
+      <w:hyperlink r:id="rId46">
+        <w:r>
+          <w:rPr>
+            <w:lang w:val="zh_TW" w:bidi="zh_TW"/>
+          </w:rPr>
+          <w:rPr>
+            <w:color w:val="0000EE"/>
+            <w:u w:val="single"/>
+          </w:rPr>
+          <w:t>創14:10</w:t>
+        </w:r>
+      </w:hyperlink>
+      <w:r>
+        <w:rPr>
+          <w:lang w:val="zh_TW" w:bidi="zh_TW"/>
+        </w:rPr>
+        <w:t>）。</w:t>
+      </w:r>
+    </w:p>
+    <w:p>
+      <w:pPr/>
+      <w:r>
+        <w:rPr>
+          <w:lang w:val="zh_TW" w:bidi="zh_TW"/>
+        </w:rPr>
+      </w:r>
+      <w:r>
+        <w:rPr>
+          <w:i/>
+          <w:lang w:val="zh_TW" w:bidi="zh_TW"/>
+        </w:rPr>
+        <w:t>見</w:t>
+      </w:r>
+      <w:r>
+        <w:rPr>
+          <w:lang w:val="zh_TW" w:bidi="zh_TW"/>
+        </w:rPr>
+        <w:t>西訂谷</w:t>
+      </w:r>
+      <w:r>
+        <w:rPr>
+          <w:lang w:val="zh_TW" w:bidi="zh_TW"/>
+        </w:rPr>
+        <w:t>。</w:t>
       </w:r>
       <w:r>
         <w:rPr>
@@ -2293,6 +3756,12 @@
   </w:num>
   <w:num w:numId="13" w16cid:durableId="592781308">
     <w:abstractNumId w:val="11"/>
+  </w:num>
+  <w:num w:numId="14">
+    <w:abstractNumId w:val="3"/>
+    <w:lvlOverride w:ilvl="0">
+      <w:startOverride w:val="1"/>
+    </w:lvlOverride>
   </w:num>
   <w:numIdMacAtCleanup w:val="10"/>
 </w:numbering>

--- a/zht/docx/111.content.docx
+++ b/zht/docx/111.content.docx
@@ -149,7 +149,7 @@
         <w:rPr>
           <w:lang w:val="zh_TW" w:bidi="zh_TW"/>
         </w:rPr>
-        <w:t>ni</w:t>
+        <w:t>na</w:t>
       </w:r>
       <w:r>
         <w:rPr>
@@ -212,7 +212,7 @@
         <w:rPr>
           <w:lang w:val="zh_TW" w:bidi="zh_TW"/>
         </w:rPr>
-        <w:t>尼拜約</w:t>
+        <w:t>拿但業</w:t>
       </w:r>
       <w:r>
         <w:rPr>
@@ -231,7 +231,7 @@
         <w:rPr>
           <w:lang w:val="zh_TW" w:bidi="zh_TW"/>
         </w:rPr>
-        <w:t>以實瑪利十二個兒子中的長子（</w:t>
+        <w:t>加利利迦拿的猶太人，被耶穌呼召成為門徒（</w:t>
       </w:r>
       <w:hyperlink r:id="rId13">
         <w:r>
@@ -242,15 +242,9 @@
             <w:color w:val="0000EE"/>
             <w:u w:val="single"/>
           </w:rPr>
-          <w:t>創25:13</w:t>
-        </w:r>
-      </w:hyperlink>
-      <w:r>
-        <w:rPr>
-          <w:lang w:val="zh_TW" w:bidi="zh_TW"/>
-        </w:rPr>
-        <w:t>；</w:t>
-      </w:r>
+          <w:t>約1:45–50，</w:t>
+        </w:r>
+      </w:hyperlink>
       <w:hyperlink r:id="rId14">
         <w:r>
           <w:rPr>
@@ -260,14 +254,14 @@
             <w:color w:val="0000EE"/>
             <w:u w:val="single"/>
           </w:rPr>
-          <w:t>代上1:29</w:t>
-        </w:r>
-      </w:hyperlink>
-      <w:r>
-        <w:rPr>
-          <w:lang w:val="zh_TW" w:bidi="zh_TW"/>
-        </w:rPr>
-        <w:t>）。他的姊妹是瑪哈拉，她也被稱為「巴實抹」（參</w:t>
+          <w:t>21:2</w:t>
+        </w:r>
+      </w:hyperlink>
+      <w:r>
+        <w:rPr>
+          <w:lang w:val="zh_TW" w:bidi="zh_TW"/>
+        </w:rPr>
+        <w:t>）。起初，當腓力描述耶穌為整本舊約的應驗者時，拿但業持懷疑態度（</w:t>
       </w:r>
       <w:hyperlink r:id="rId15">
         <w:r>
@@ -278,14 +272,14 @@
             <w:color w:val="0000EE"/>
             <w:u w:val="single"/>
           </w:rPr>
-          <w:t>創36:3</w:t>
-        </w:r>
-      </w:hyperlink>
-      <w:r>
-        <w:rPr>
-          <w:lang w:val="zh_TW" w:bidi="zh_TW"/>
-        </w:rPr>
-        <w:t>），後來嫁給以掃（</w:t>
+          <w:t>1:45–46</w:t>
+        </w:r>
+      </w:hyperlink>
+      <w:r>
+        <w:rPr>
+          <w:lang w:val="zh_TW" w:bidi="zh_TW"/>
+        </w:rPr>
+        <w:t>），但在一次令人驚訝的個人相遇後，他就承認耶穌是神的兒子和以色列的王（</w:t>
       </w:r>
       <w:hyperlink r:id="rId16">
         <w:r>
@@ -296,14 +290,14 @@
             <w:color w:val="0000EE"/>
             <w:u w:val="single"/>
           </w:rPr>
-          <w:t>創28:9</w:t>
-        </w:r>
-      </w:hyperlink>
-      <w:r>
-        <w:rPr>
-          <w:lang w:val="zh_TW" w:bidi="zh_TW"/>
-        </w:rPr>
-        <w:t>）。</w:t>
+          <w:t>49</w:t>
+        </w:r>
+      </w:hyperlink>
+      <w:r>
+        <w:rPr>
+          <w:lang w:val="zh_TW" w:bidi="zh_TW"/>
+        </w:rPr>
+        <w:t>節）。</w:t>
       </w:r>
     </w:p>
     <w:p>
@@ -317,7 +311,7 @@
         <w:rPr>
           <w:lang w:val="zh_TW" w:bidi="zh_TW"/>
         </w:rPr>
-        <w:t>尼拜約後裔的身分並不確定。他們可能是阿拉伯族群拿巴提人（Nabatean）之祖先，這個族群曾佔有以東之地，以及約旦河東（外約旦）的部分地區，其勢力向北一直延伸到帕米拉（Palmyra，古代的達莫）。尼拜約與基達的後裔都以羊群優良而聞名（</w:t>
+        <w:t>由於拿但業在新約中僅於約翰福音中出現，一些學者認為他可能與對觀福音中的其他人物是同一人。因他與安得烈、彼得和腓力的呼召同時出現，有些人推測他是十二使徒之一，可能就是巴多羅買。支持此觀點的三個理由是：（1）巴多羅買是家族名（意即「多買的兒子」），應會有另一個名字；（2）在對觀福音中的十二使徒名單中，巴多羅買均緊隨腓力之後（</w:t>
       </w:r>
       <w:hyperlink r:id="rId17">
         <w:r>
@@ -328,24 +322,50 @@
             <w:color w:val="0000EE"/>
             <w:u w:val="single"/>
           </w:rPr>
-          <w:t>賽60:7</w:t>
-        </w:r>
-      </w:hyperlink>
-      <w:r>
-        <w:rPr>
-          <w:lang w:val="zh_TW" w:bidi="zh_TW"/>
-        </w:rPr>
-        <w:t>）。亞述王亞述巴尼拔（Ashurbanipal）的著作中也有提及他們，這位亞述王生活在公元前七世紀。</w:t>
-      </w:r>
-      <w:r>
-        <w:rPr>
-          <w:lang w:val="zh_TW" w:bidi="zh_TW"/>
-        </w:rPr>
-      </w:r>
-      <w:r>
-        <w:rPr>
-          <w:lang w:val="zh_TW" w:bidi="zh_TW"/>
-        </w:rPr>
+          <w:t>太10:2–4</w:t>
+        </w:r>
+      </w:hyperlink>
+      <w:r>
+        <w:rPr>
+          <w:lang w:val="zh_TW" w:bidi="zh_TW"/>
+        </w:rPr>
+        <w:t>；</w:t>
+      </w:r>
+      <w:hyperlink r:id="rId18">
+        <w:r>
+          <w:rPr>
+            <w:lang w:val="zh_TW" w:bidi="zh_TW"/>
+          </w:rPr>
+          <w:rPr>
+            <w:color w:val="0000EE"/>
+            <w:u w:val="single"/>
+          </w:rPr>
+          <w:t>可3:16–19</w:t>
+        </w:r>
+      </w:hyperlink>
+      <w:r>
+        <w:rPr>
+          <w:lang w:val="zh_TW" w:bidi="zh_TW"/>
+        </w:rPr>
+        <w:t>；</w:t>
+      </w:r>
+      <w:hyperlink r:id="rId19">
+        <w:r>
+          <w:rPr>
+            <w:lang w:val="zh_TW" w:bidi="zh_TW"/>
+          </w:rPr>
+          <w:rPr>
+            <w:color w:val="0000EE"/>
+            <w:u w:val="single"/>
+          </w:rPr>
+          <w:t>路6:14–16</w:t>
+        </w:r>
+      </w:hyperlink>
+      <w:r>
+        <w:rPr>
+          <w:lang w:val="zh_TW" w:bidi="zh_TW"/>
+        </w:rPr>
+        <w:t>），與約翰記載中拿但業跟隨腓力的呼召吻合；（3）巴多羅買的名字沒有出現在約翰福音中。</w:t>
       </w:r>
     </w:p>
     <w:p>
@@ -355,21 +375,53 @@
           <w:lang w:val="zh_TW" w:bidi="zh_TW"/>
         </w:rPr>
       </w:r>
-    </w:p>
-    <w:p>
-      <w:pPr>
-        <w:pStyle w:val="Heading2"/>
-      </w:pPr>
-      <w:r>
-        <w:rPr>
-          <w:lang w:val="zh_TW" w:bidi="zh_TW"/>
-        </w:rPr>
-        <w:t>尼哥坡里</w:t>
-      </w:r>
-      <w:r>
-        <w:rPr>
-          <w:lang w:val="zh_TW" w:bidi="zh_TW"/>
-        </w:rPr>
+      <w:r>
+        <w:rPr>
+          <w:lang w:val="zh_TW" w:bidi="zh_TW"/>
+        </w:rPr>
+        <w:t>另一種觀點認為，拿但業是亞勒腓的兒子雅各。根據此觀點，</w:t>
+      </w:r>
+      <w:hyperlink r:id="rId20">
+        <w:r>
+          <w:rPr>
+            <w:lang w:val="zh_TW" w:bidi="zh_TW"/>
+          </w:rPr>
+          <w:rPr>
+            <w:color w:val="0000EE"/>
+            <w:u w:val="single"/>
+          </w:rPr>
+          <w:t>約翰福音一章47節</w:t>
+        </w:r>
+      </w:hyperlink>
+      <w:r>
+        <w:rPr>
+          <w:lang w:val="zh_TW" w:bidi="zh_TW"/>
+        </w:rPr>
+        <w:t>中耶穌的話應譯作「看哪，以色列</w:t>
+      </w:r>
+      <w:r>
+        <w:rPr>
+          <w:lang w:val="zh_TW" w:bidi="zh_TW"/>
+        </w:rPr>
+        <w:t>〔</w:t>
+      </w:r>
+      <w:r>
+        <w:rPr>
+          <w:lang w:val="zh_TW" w:bidi="zh_TW"/>
+        </w:rPr>
+        <w:t>而非『真以色列人』</w:t>
+      </w:r>
+      <w:r>
+        <w:rPr>
+          <w:lang w:val="zh_TW" w:bidi="zh_TW"/>
+        </w:rPr>
+        <w:t>〕</w:t>
+      </w:r>
+      <w:r>
+        <w:rPr>
+          <w:lang w:val="zh_TW" w:bidi="zh_TW"/>
+        </w:rPr>
+        <w:t>是沒有詭詐的！」以色列是神賜給雅各的名字，而雅各在新約中對應名是雅各（James）。約翰稱亞勒腓的兒子雅各為拿但業，以區別於早期教會中的其他同名者。</w:t>
       </w:r>
     </w:p>
     <w:p>
@@ -383,7 +435,7 @@
         <w:rPr>
           <w:lang w:val="zh_TW" w:bidi="zh_TW"/>
         </w:rPr>
-        <w:t>名稱的意思是「勝利之城」。在羅馬帝國，當一個新建的城市需要命名時，尼哥坡里（Nicopolis）是一個常見的選擇。在戰爭時期為了紀念軍事勝利而建的城鎮，通常被命名為尼哥坡里。</w:t>
+        <w:t>也有兩種可能性較低的說法認為，拿但業可能是馬太或迦拿人西門。第一個觀點基於馬太（「耶和華的禮物」）和拿但業（「耶和華已賜」）名稱的相似語源；第二個觀點則基於兩人都來自迦拿。</w:t>
       </w:r>
     </w:p>
     <w:p>
@@ -397,43 +449,109 @@
         <w:rPr>
           <w:lang w:val="zh_TW" w:bidi="zh_TW"/>
         </w:rPr>
-        <w:t>在保羅寫給提多的信中，保羅告訴提多離開他一直在事奉的克里特（</w:t>
-      </w:r>
-      <w:hyperlink r:id="rId18">
-        <w:r>
-          <w:rPr>
-            <w:lang w:val="zh_TW" w:bidi="zh_TW"/>
-          </w:rPr>
-          <w:rPr>
-            <w:color w:val="0000EE"/>
-            <w:u w:val="single"/>
-          </w:rPr>
-          <w:t>多1:5</w:t>
-        </w:r>
-      </w:hyperlink>
-      <w:r>
-        <w:rPr>
-          <w:lang w:val="zh_TW" w:bidi="zh_TW"/>
-        </w:rPr>
-        <w:t>），前往尼哥坡里，使徒正在那裏作工，並且保羅計劃在那裡過冬（</w:t>
-      </w:r>
-      <w:hyperlink r:id="rId19">
-        <w:r>
-          <w:rPr>
-            <w:lang w:val="zh_TW" w:bidi="zh_TW"/>
-          </w:rPr>
-          <w:rPr>
-            <w:color w:val="0000EE"/>
-            <w:u w:val="single"/>
-          </w:rPr>
-          <w:t>3:12</w:t>
-        </w:r>
-      </w:hyperlink>
-      <w:r>
-        <w:rPr>
-          <w:lang w:val="zh_TW" w:bidi="zh_TW"/>
-        </w:rPr>
-        <w:t>）。在整個羅馬帝國的九個尼哥坡里城中，幾乎可以肯定保羅指的是位於哥林多灣西北方和伊庇魯斯（Epirus）海岬東南方的城市。岬是一塊突入水體的高地，如同半島或俯瞰大海的懸崖。</w:t>
+        <w:t>總結來看，最可能的結論是：拿但業並非十二使徒之一，而僅是約翰記載的門徒之一。此觀點與早期教父文獻相符。在約翰福音中，拿但業象徵了那些克服最初的懷疑，並信靠基督的真正猶太人。這一象徵性意義可從以下三點觀察到：（1）他對耶穌的最初反應類似於那些信仰律法和先知書之人的反應（</w:t>
+      </w:r>
+      <w:hyperlink r:id="rId21">
+        <w:r>
+          <w:rPr>
+            <w:lang w:val="zh_TW" w:bidi="zh_TW"/>
+          </w:rPr>
+          <w:rPr>
+            <w:color w:val="0000EE"/>
+            <w:u w:val="single"/>
+          </w:rPr>
+          <w:t>約7:15、27、41，</w:t>
+        </w:r>
+      </w:hyperlink>
+      <w:hyperlink r:id="rId22">
+        <w:r>
+          <w:rPr>
+            <w:lang w:val="zh_TW" w:bidi="zh_TW"/>
+          </w:rPr>
+          <w:rPr>
+            <w:color w:val="0000EE"/>
+            <w:u w:val="single"/>
+          </w:rPr>
+          <w:t>9:41</w:t>
+        </w:r>
+      </w:hyperlink>
+      <w:r>
+        <w:rPr>
+          <w:lang w:val="zh_TW" w:bidi="zh_TW"/>
+        </w:rPr>
+        <w:t>）；（2）耶穌提到祂看見拿但業在無花果樹下（</w:t>
+      </w:r>
+      <w:hyperlink r:id="rId23">
+        <w:r>
+          <w:rPr>
+            <w:lang w:val="zh_TW" w:bidi="zh_TW"/>
+          </w:rPr>
+          <w:rPr>
+            <w:color w:val="0000EE"/>
+            <w:u w:val="single"/>
+          </w:rPr>
+          <w:t>1:48</w:t>
+        </w:r>
+      </w:hyperlink>
+      <w:r>
+        <w:rPr>
+          <w:lang w:val="zh_TW" w:bidi="zh_TW"/>
+        </w:rPr>
+        <w:t>），這表明他對律法的虔誠（拉比文學中，學習律法的理想地點就是無花果樹下）；（3）耶穌將拿但業與以色列的祖先雅各聯繫起來。在</w:t>
+      </w:r>
+      <w:hyperlink r:id="rId24">
+        <w:r>
+          <w:rPr>
+            <w:lang w:val="zh_TW" w:bidi="zh_TW"/>
+          </w:rPr>
+          <w:rPr>
+            <w:color w:val="0000EE"/>
+            <w:u w:val="single"/>
+          </w:rPr>
+          <w:t>創世記二十五至三十二章</w:t>
+        </w:r>
+      </w:hyperlink>
+      <w:r>
+        <w:rPr>
+          <w:lang w:val="zh_TW" w:bidi="zh_TW"/>
+        </w:rPr>
+        <w:t>中，雅各確實在與以掃和拉班的相處中表現出狡猾和機智。</w:t>
+      </w:r>
+      <w:hyperlink r:id="rId25">
+        <w:r>
+          <w:rPr>
+            <w:lang w:val="zh_TW" w:bidi="zh_TW"/>
+          </w:rPr>
+          <w:rPr>
+            <w:color w:val="0000EE"/>
+            <w:u w:val="single"/>
+          </w:rPr>
+          <w:t>約翰福音一章51節</w:t>
+        </w:r>
+      </w:hyperlink>
+      <w:r>
+        <w:rPr>
+          <w:lang w:val="zh_TW" w:bidi="zh_TW"/>
+        </w:rPr>
+        <w:t>進一步加強了拿但業與雅各的關聯，呈現了天使上去下來的意象，這讓人想起雅各的夢境，並且發生地靠近伯特利和雅博河，即雅各的經歷之地。拿但業因此成為敬虔以色列人的象徵，表達出真正以色列人應對耶穌的適當回應——從起初的懷疑到信心的建立（參</w:t>
+      </w:r>
+      <w:hyperlink r:id="rId26">
+        <w:r>
+          <w:rPr>
+            <w:lang w:val="zh_TW" w:bidi="zh_TW"/>
+          </w:rPr>
+          <w:rPr>
+            <w:color w:val="0000EE"/>
+            <w:u w:val="single"/>
+          </w:rPr>
+          <w:t>羅9:6</w:t>
+        </w:r>
+      </w:hyperlink>
+      <w:r>
+        <w:rPr>
+          <w:lang w:val="zh_TW" w:bidi="zh_TW"/>
+        </w:rPr>
+        <w:t>）。</w:t>
       </w:r>
     </w:p>
     <w:p>
@@ -445,9 +563,28 @@
       </w:r>
       <w:r>
         <w:rPr>
-          <w:lang w:val="zh_TW" w:bidi="zh_TW"/>
-        </w:rPr>
-        <w:t>屋大維（Octavian，後來成為羅馬帝國第一位統治者）於公元前31年建立了這座城市，以慶祝他在附近進行的偉大的亞克興戰役（battle of Actium）中戰勝安東尼（Mark Antony）。尼哥坡里的名稱和政府都是希臘式的，並且是附近許多城的中心。這座新的尼哥坡里是一個非常大的城，擁有類似於附近的雅典城的獨立性。該城建造了神廟、劇院、競技場和水道，並設立了一年四次的慶典比賽。尼哥坡里最著名的市民，是斯多亞派（Stoic）哲學家愛比克泰德（Epictetus），他大約在公元90年居住在那裡。保羅曾在這個大城及其周邊的小社區中傳揚福音。</w:t>
+          <w:i/>
+          <w:lang w:val="zh_TW" w:bidi="zh_TW"/>
+        </w:rPr>
+        <w:t>另見</w:t>
+      </w:r>
+      <w:r>
+        <w:rPr>
+          <w:lang w:val="zh_TW" w:bidi="zh_TW"/>
+        </w:rPr>
+        <w:t xml:space="preserve"> </w:t>
+      </w:r>
+      <w:r>
+        <w:rPr>
+          <w:lang w:val="zh_TW" w:bidi="zh_TW"/>
+        </w:rPr>
+        <w:t>使徒，使徒職分</w:t>
+      </w:r>
+      <w:r>
+        <w:rPr>
+          <w:lang w:val="zh_TW" w:bidi="zh_TW"/>
+        </w:rPr>
+        <w:t>。</w:t>
       </w:r>
       <w:r>
         <w:rPr>
@@ -476,7 +613,418 @@
         <w:rPr>
           <w:lang w:val="zh_TW" w:bidi="zh_TW"/>
         </w:rPr>
-        <w:t>尼母利</w:t>
+        <w:t>拿非施</w:t>
+      </w:r>
+      <w:r>
+        <w:rPr>
+          <w:lang w:val="zh_TW" w:bidi="zh_TW"/>
+        </w:rPr>
+      </w:r>
+    </w:p>
+    <w:p>
+      <w:pPr/>
+      <w:r>
+        <w:rPr>
+          <w:lang w:val="zh_TW" w:bidi="zh_TW"/>
+        </w:rPr>
+      </w:r>
+      <w:r>
+        <w:rPr>
+          <w:lang w:val="zh_TW" w:bidi="zh_TW"/>
+        </w:rPr>
+        <w:t>以實瑪利十二個兒子中的第十一位（</w:t>
+      </w:r>
+      <w:hyperlink r:id="rId27">
+        <w:r>
+          <w:rPr>
+            <w:lang w:val="zh_TW" w:bidi="zh_TW"/>
+          </w:rPr>
+          <w:rPr>
+            <w:color w:val="0000EE"/>
+            <w:u w:val="single"/>
+          </w:rPr>
+          <w:t>創25:15</w:t>
+        </w:r>
+      </w:hyperlink>
+      <w:r>
+        <w:rPr>
+          <w:lang w:val="zh_TW" w:bidi="zh_TW"/>
+        </w:rPr>
+        <w:t>；</w:t>
+      </w:r>
+      <w:hyperlink r:id="rId28">
+        <w:r>
+          <w:rPr>
+            <w:lang w:val="zh_TW" w:bidi="zh_TW"/>
+          </w:rPr>
+          <w:rPr>
+            <w:color w:val="0000EE"/>
+            <w:u w:val="single"/>
+          </w:rPr>
+          <w:t>代上1:31</w:t>
+        </w:r>
+      </w:hyperlink>
+      <w:r>
+        <w:rPr>
+          <w:lang w:val="zh_TW" w:bidi="zh_TW"/>
+        </w:rPr>
+        <w:t>），也是一個以他名字命名的部族的始祖。這個部族後來曾與住在約旦河東的以色列支派交戰（</w:t>
+      </w:r>
+      <w:hyperlink r:id="rId29">
+        <w:r>
+          <w:rPr>
+            <w:lang w:val="zh_TW" w:bidi="zh_TW"/>
+          </w:rPr>
+          <w:rPr>
+            <w:color w:val="0000EE"/>
+            <w:u w:val="single"/>
+          </w:rPr>
+          <w:t>代上5:19</w:t>
+        </w:r>
+      </w:hyperlink>
+      <w:r>
+        <w:rPr>
+          <w:lang w:val="zh_TW" w:bidi="zh_TW"/>
+        </w:rPr>
+        <w:t>）。</w:t>
+      </w:r>
+      <w:r>
+        <w:rPr>
+          <w:lang w:val="zh_TW" w:bidi="zh_TW"/>
+        </w:rPr>
+      </w:r>
+      <w:r>
+        <w:rPr>
+          <w:lang w:val="zh_TW" w:bidi="zh_TW"/>
+        </w:rPr>
+      </w:r>
+    </w:p>
+    <w:p>
+      <w:pPr/>
+      <w:r>
+        <w:rPr>
+          <w:lang w:val="zh_TW" w:bidi="zh_TW"/>
+        </w:rPr>
+      </w:r>
+    </w:p>
+    <w:p>
+      <w:pPr>
+        <w:pStyle w:val="Heading2"/>
+      </w:pPr>
+      <w:r>
+        <w:rPr>
+          <w:lang w:val="zh_TW" w:bidi="zh_TW"/>
+        </w:rPr>
+        <w:t>拿弗他利（人物）</w:t>
+      </w:r>
+      <w:r>
+        <w:rPr>
+          <w:lang w:val="zh_TW" w:bidi="zh_TW"/>
+        </w:rPr>
+      </w:r>
+    </w:p>
+    <w:p>
+      <w:pPr/>
+      <w:r>
+        <w:rPr>
+          <w:lang w:val="zh_TW" w:bidi="zh_TW"/>
+        </w:rPr>
+      </w:r>
+      <w:r>
+        <w:rPr>
+          <w:lang w:val="zh_TW" w:bidi="zh_TW"/>
+        </w:rPr>
+        <w:t>雅各十二個兒子之一（</w:t>
+      </w:r>
+      <w:hyperlink r:id="rId30">
+        <w:r>
+          <w:rPr>
+            <w:lang w:val="zh_TW" w:bidi="zh_TW"/>
+          </w:rPr>
+          <w:rPr>
+            <w:color w:val="0000EE"/>
+            <w:u w:val="single"/>
+          </w:rPr>
+          <w:t>創35:25</w:t>
+        </w:r>
+      </w:hyperlink>
+      <w:r>
+        <w:rPr>
+          <w:lang w:val="zh_TW" w:bidi="zh_TW"/>
+        </w:rPr>
+        <w:t>；</w:t>
+      </w:r>
+      <w:hyperlink r:id="rId31">
+        <w:r>
+          <w:rPr>
+            <w:lang w:val="zh_TW" w:bidi="zh_TW"/>
+          </w:rPr>
+          <w:rPr>
+            <w:color w:val="0000EE"/>
+            <w:u w:val="single"/>
+          </w:rPr>
+          <w:t>代上2:2</w:t>
+        </w:r>
+      </w:hyperlink>
+      <w:r>
+        <w:rPr>
+          <w:lang w:val="zh_TW" w:bidi="zh_TW"/>
+        </w:rPr>
+        <w:t>）。他是拉結的使女辟拉為雅各所生的兩個兒子中的第二個。拉結因為又為雅各得了一個兒子而十分歡喜，便給他起名叫拿弗他利，意思是「我的相爭」。她之所以給他起這個名字，是因為她與利亞之間的競爭：「我與我姊姊大大相爭，並且得勝」（</w:t>
+      </w:r>
+      <w:hyperlink r:id="rId32">
+        <w:r>
+          <w:rPr>
+            <w:lang w:val="zh_TW" w:bidi="zh_TW"/>
+          </w:rPr>
+          <w:rPr>
+            <w:color w:val="0000EE"/>
+            <w:u w:val="single"/>
+          </w:rPr>
+          <w:t>創30:8</w:t>
+        </w:r>
+      </w:hyperlink>
+      <w:r>
+        <w:rPr>
+          <w:lang w:val="zh_TW" w:bidi="zh_TW"/>
+        </w:rPr>
+        <w:t>）。後來，拿弗他利跟隨雅各一同遷往埃及（</w:t>
+      </w:r>
+      <w:hyperlink r:id="rId33">
+        <w:r>
+          <w:rPr>
+            <w:lang w:val="zh_TW" w:bidi="zh_TW"/>
+          </w:rPr>
+          <w:rPr>
+            <w:color w:val="0000EE"/>
+            <w:u w:val="single"/>
+          </w:rPr>
+          <w:t>創46:24</w:t>
+        </w:r>
+      </w:hyperlink>
+      <w:r>
+        <w:rPr>
+          <w:lang w:val="zh_TW" w:bidi="zh_TW"/>
+        </w:rPr>
+        <w:t>；</w:t>
+      </w:r>
+      <w:hyperlink r:id="rId34">
+        <w:r>
+          <w:rPr>
+            <w:lang w:val="zh_TW" w:bidi="zh_TW"/>
+          </w:rPr>
+          <w:rPr>
+            <w:color w:val="0000EE"/>
+            <w:u w:val="single"/>
+          </w:rPr>
+          <w:t>出1:4</w:t>
+        </w:r>
+      </w:hyperlink>
+      <w:r>
+        <w:rPr>
+          <w:lang w:val="zh_TW" w:bidi="zh_TW"/>
+        </w:rPr>
+        <w:t>）。他有四個兒子（</w:t>
+      </w:r>
+      <w:hyperlink r:id="rId35">
+        <w:r>
+          <w:rPr>
+            <w:lang w:val="zh_TW" w:bidi="zh_TW"/>
+          </w:rPr>
+          <w:rPr>
+            <w:color w:val="0000EE"/>
+            <w:u w:val="single"/>
+          </w:rPr>
+          <w:t>民26:50</w:t>
+        </w:r>
+      </w:hyperlink>
+      <w:r>
+        <w:rPr>
+          <w:lang w:val="zh_TW" w:bidi="zh_TW"/>
+        </w:rPr>
+        <w:t>；</w:t>
+      </w:r>
+      <w:hyperlink r:id="rId36">
+        <w:r>
+          <w:rPr>
+            <w:lang w:val="zh_TW" w:bidi="zh_TW"/>
+          </w:rPr>
+          <w:rPr>
+            <w:color w:val="0000EE"/>
+            <w:u w:val="single"/>
+          </w:rPr>
+          <w:t>代上7:13</w:t>
+        </w:r>
+      </w:hyperlink>
+      <w:r>
+        <w:rPr>
+          <w:lang w:val="zh_TW" w:bidi="zh_TW"/>
+        </w:rPr>
+        <w:t>）。他的後裔後來成為以色列十二支派之一（</w:t>
+      </w:r>
+      <w:hyperlink r:id="rId37">
+        <w:r>
+          <w:rPr>
+            <w:lang w:val="zh_TW" w:bidi="zh_TW"/>
+          </w:rPr>
+          <w:rPr>
+            <w:color w:val="0000EE"/>
+            <w:u w:val="single"/>
+          </w:rPr>
+          <w:t>民1:43</w:t>
+        </w:r>
+      </w:hyperlink>
+      <w:r>
+        <w:rPr>
+          <w:lang w:val="zh_TW" w:bidi="zh_TW"/>
+        </w:rPr>
+        <w:t>）。</w:t>
+      </w:r>
+    </w:p>
+    <w:p>
+      <w:pPr/>
+      <w:r>
+        <w:rPr>
+          <w:lang w:val="zh_TW" w:bidi="zh_TW"/>
+        </w:rPr>
+      </w:r>
+      <w:r>
+        <w:rPr>
+          <w:i/>
+          <w:lang w:val="zh_TW" w:bidi="zh_TW"/>
+        </w:rPr>
+        <w:t>另見</w:t>
+      </w:r>
+      <w:r>
+        <w:rPr>
+          <w:lang w:val="zh_TW" w:bidi="zh_TW"/>
+        </w:rPr>
+        <w:t xml:space="preserve"> </w:t>
+      </w:r>
+      <w:r>
+        <w:rPr>
+          <w:lang w:val="zh_TW" w:bidi="zh_TW"/>
+        </w:rPr>
+        <w:t>拿弗他利支派</w:t>
+      </w:r>
+      <w:r>
+        <w:rPr>
+          <w:lang w:val="zh_TW" w:bidi="zh_TW"/>
+        </w:rPr>
+        <w:t>。</w:t>
+      </w:r>
+      <w:r>
+        <w:rPr>
+          <w:lang w:val="zh_TW" w:bidi="zh_TW"/>
+        </w:rPr>
+      </w:r>
+      <w:r>
+        <w:rPr>
+          <w:lang w:val="zh_TW" w:bidi="zh_TW"/>
+        </w:rPr>
+      </w:r>
+    </w:p>
+    <w:p>
+      <w:pPr/>
+      <w:r>
+        <w:rPr>
+          <w:lang w:val="zh_TW" w:bidi="zh_TW"/>
+        </w:rPr>
+      </w:r>
+    </w:p>
+    <w:p>
+      <w:pPr>
+        <w:pStyle w:val="Heading2"/>
+      </w:pPr>
+      <w:r>
+        <w:rPr>
+          <w:lang w:val="zh_TW" w:bidi="zh_TW"/>
+        </w:rPr>
+        <w:t>拿弗土希人</w:t>
+      </w:r>
+      <w:r>
+        <w:rPr>
+          <w:lang w:val="zh_TW" w:bidi="zh_TW"/>
+        </w:rPr>
+      </w:r>
+    </w:p>
+    <w:p>
+      <w:pPr/>
+      <w:r>
+        <w:rPr>
+          <w:lang w:val="zh_TW" w:bidi="zh_TW"/>
+        </w:rPr>
+      </w:r>
+      <w:r>
+        <w:rPr>
+          <w:lang w:val="zh_TW" w:bidi="zh_TW"/>
+        </w:rPr>
+        <w:t>埃及人是挪亞和含的後代（</w:t>
+      </w:r>
+      <w:hyperlink r:id="rId38">
+        <w:r>
+          <w:rPr>
+            <w:lang w:val="zh_TW" w:bidi="zh_TW"/>
+          </w:rPr>
+          <w:rPr>
+            <w:color w:val="0000EE"/>
+            <w:u w:val="single"/>
+          </w:rPr>
+          <w:t>創10:13</w:t>
+        </w:r>
+      </w:hyperlink>
+      <w:r>
+        <w:rPr>
+          <w:lang w:val="zh_TW" w:bidi="zh_TW"/>
+        </w:rPr>
+        <w:t>；</w:t>
+      </w:r>
+      <w:hyperlink r:id="rId39">
+        <w:r>
+          <w:rPr>
+            <w:lang w:val="zh_TW" w:bidi="zh_TW"/>
+          </w:rPr>
+          <w:rPr>
+            <w:color w:val="0000EE"/>
+            <w:u w:val="single"/>
+          </w:rPr>
+          <w:t>代上1:11</w:t>
+        </w:r>
+      </w:hyperlink>
+      <w:r>
+        <w:rPr>
+          <w:lang w:val="zh_TW" w:bidi="zh_TW"/>
+        </w:rPr>
+        <w:t>），被列在利哈比人和帕特魯細人部落之間。一些學者認為，拿弗土希人是中埃及的居民，位於下埃及的利比亞人和上埃及的帕特魯細人之間。然而，他們在古代定居的實際位置不明。</w:t>
+      </w:r>
+      <w:r>
+        <w:rPr>
+          <w:lang w:val="zh_TW" w:bidi="zh_TW"/>
+        </w:rPr>
+      </w:r>
+      <w:r>
+        <w:rPr>
+          <w:lang w:val="zh_TW" w:bidi="zh_TW"/>
+        </w:rPr>
+      </w:r>
+    </w:p>
+    <w:p>
+      <w:pPr/>
+      <w:r>
+        <w:rPr>
+          <w:lang w:val="zh_TW" w:bidi="zh_TW"/>
+        </w:rPr>
+      </w:r>
+    </w:p>
+    <w:p>
+      <w:pPr>
+        <w:pStyle w:val="Heading2"/>
+      </w:pPr>
+      <w:r>
+        <w:rPr>
+          <w:lang w:val="zh_TW" w:bidi="zh_TW"/>
+        </w:rPr>
+        <w:t>拿哈</w:t>
       </w:r>
       <w:r>
         <w:rPr>
@@ -503,18 +1051,54 @@
         <w:rPr>
           <w:lang w:val="zh_TW" w:bidi="zh_TW"/>
         </w:rPr>
-        <w:t>呂便人，以利押的兒子（</w:t>
-      </w:r>
-      <w:hyperlink r:id="rId20">
-        <w:r>
-          <w:rPr>
-            <w:lang w:val="zh_TW" w:bidi="zh_TW"/>
-          </w:rPr>
-          <w:rPr>
-            <w:color w:val="0000EE"/>
-            <w:u w:val="single"/>
-          </w:rPr>
-          <w:t>民26:9</w:t>
+        <w:t>流珥的長子，也是以東一個宗族的族長（</w:t>
+      </w:r>
+      <w:hyperlink r:id="rId40">
+        <w:r>
+          <w:rPr>
+            <w:lang w:val="zh_TW" w:bidi="zh_TW"/>
+          </w:rPr>
+          <w:rPr>
+            <w:color w:val="0000EE"/>
+            <w:u w:val="single"/>
+          </w:rPr>
+          <w:t>創36:13</w:t>
+        </w:r>
+      </w:hyperlink>
+      <w:r>
+        <w:rPr>
+          <w:lang w:val="zh_TW" w:bidi="zh_TW"/>
+        </w:rPr>
+        <w:t>、</w:t>
+      </w:r>
+      <w:hyperlink r:id="rId40">
+        <w:r>
+          <w:rPr>
+            <w:lang w:val="zh_TW" w:bidi="zh_TW"/>
+          </w:rPr>
+          <w:rPr>
+            <w:color w:val="0000EE"/>
+            <w:u w:val="single"/>
+          </w:rPr>
+          <w:t>17</w:t>
+        </w:r>
+      </w:hyperlink>
+      <w:r>
+        <w:rPr>
+          <w:lang w:val="zh_TW" w:bidi="zh_TW"/>
+        </w:rPr>
+        <w:t>；</w:t>
+      </w:r>
+      <w:hyperlink r:id="rId41">
+        <w:r>
+          <w:rPr>
+            <w:lang w:val="zh_TW" w:bidi="zh_TW"/>
+          </w:rPr>
+          <w:rPr>
+            <w:color w:val="0000EE"/>
+            <w:u w:val="single"/>
+          </w:rPr>
+          <w:t>代上1:37</w:t>
         </w:r>
       </w:hyperlink>
       <w:r>
@@ -539,54 +1123,18 @@
         <w:rPr>
           <w:lang w:val="zh_TW" w:bidi="zh_TW"/>
         </w:rPr>
-        <w:t>西緬的兒子之一（</w:t>
-      </w:r>
-      <w:hyperlink r:id="rId21">
-        <w:r>
-          <w:rPr>
-            <w:lang w:val="zh_TW" w:bidi="zh_TW"/>
-          </w:rPr>
-          <w:rPr>
-            <w:color w:val="0000EE"/>
-            <w:u w:val="single"/>
-          </w:rPr>
-          <w:t>民26:12</w:t>
-        </w:r>
-      </w:hyperlink>
-      <w:r>
-        <w:rPr>
-          <w:lang w:val="zh_TW" w:bidi="zh_TW"/>
-        </w:rPr>
-        <w:t>；</w:t>
-      </w:r>
-      <w:hyperlink r:id="rId22">
-        <w:r>
-          <w:rPr>
-            <w:lang w:val="zh_TW" w:bidi="zh_TW"/>
-          </w:rPr>
-          <w:rPr>
-            <w:color w:val="0000EE"/>
-            <w:u w:val="single"/>
-          </w:rPr>
-          <w:t>代上4:24</w:t>
-        </w:r>
-      </w:hyperlink>
-      <w:r>
-        <w:rPr>
-          <w:lang w:val="zh_TW" w:bidi="zh_TW"/>
-        </w:rPr>
-        <w:t>），又稱耶母利（</w:t>
-      </w:r>
-      <w:hyperlink r:id="rId23">
-        <w:r>
-          <w:rPr>
-            <w:lang w:val="zh_TW" w:bidi="zh_TW"/>
-          </w:rPr>
-          <w:rPr>
-            <w:color w:val="0000EE"/>
-            <w:u w:val="single"/>
-          </w:rPr>
-          <w:t>創46:10</w:t>
+        <w:t>利未人，屬哥轄家族，是以利加拿的孫子（</w:t>
+      </w:r>
+      <w:hyperlink r:id="rId42">
+        <w:r>
+          <w:rPr>
+            <w:lang w:val="zh_TW" w:bidi="zh_TW"/>
+          </w:rPr>
+          <w:rPr>
+            <w:color w:val="0000EE"/>
+            <w:u w:val="single"/>
+          </w:rPr>
+          <w:t>代上6:26</w:t>
         </w:r>
       </w:hyperlink>
       <w:r>
@@ -595,30 +1143,41 @@
         </w:rPr>
         <w:t>）。</w:t>
       </w:r>
-      <w:r>
-        <w:rPr>
-          <w:i/>
-          <w:lang w:val="zh_TW" w:bidi="zh_TW"/>
-        </w:rPr>
-        <w:t>見</w:t>
-      </w:r>
-      <w:r>
-        <w:rPr>
-          <w:lang w:val="zh_TW" w:bidi="zh_TW"/>
-        </w:rPr>
-        <w:t xml:space="preserve"> </w:t>
-      </w:r>
-      <w:r>
-        <w:rPr>
-          <w:lang w:val="zh_TW" w:bidi="zh_TW"/>
-        </w:rPr>
-        <w:t>耶母利</w:t>
-      </w:r>
-      <w:r>
-        <w:rPr>
-          <w:lang w:val="zh_TW" w:bidi="zh_TW"/>
-        </w:rPr>
-        <w:t>。</w:t>
+    </w:p>
+    <w:p>
+      <w:pPr>
+        <w:pStyle w:val="ListNumber"/>
+        <w:spacing w:line="240" w:lineRule="auto"/>
+        <w:ind w:left="720"/>
+      </w:pPr>
+      <w:r>
+        <w:rPr>
+          <w:lang w:val="zh_TW" w:bidi="zh_TW"/>
+        </w:rPr>
+      </w:r>
+      <w:r>
+        <w:rPr>
+          <w:lang w:val="zh_TW" w:bidi="zh_TW"/>
+        </w:rPr>
+        <w:t>希西家王在位時的一位利未人，負責監督聖殿的事務（</w:t>
+      </w:r>
+      <w:hyperlink r:id="rId43">
+        <w:r>
+          <w:rPr>
+            <w:lang w:val="zh_TW" w:bidi="zh_TW"/>
+          </w:rPr>
+          <w:rPr>
+            <w:color w:val="0000EE"/>
+            <w:u w:val="single"/>
+          </w:rPr>
+          <w:t>代下31:13</w:t>
+        </w:r>
+      </w:hyperlink>
+      <w:r>
+        <w:rPr>
+          <w:lang w:val="zh_TW" w:bidi="zh_TW"/>
+        </w:rPr>
+        <w:t>）。</w:t>
       </w:r>
       <w:r>
         <w:rPr>
@@ -647,7 +1206,264 @@
         <w:rPr>
           <w:lang w:val="zh_TW" w:bidi="zh_TW"/>
         </w:rPr>
-        <w:t>尼母利人</w:t>
+        <w:t>拿鶴 (人物)</w:t>
+      </w:r>
+      <w:r>
+        <w:rPr>
+          <w:lang w:val="zh_TW" w:bidi="zh_TW"/>
+        </w:rPr>
+      </w:r>
+    </w:p>
+    <w:p>
+      <w:pPr>
+        <w:pStyle w:val="ListNumber"/>
+        <w:numPr>
+          <w:ilvl w:val="0"/>
+          <w:numId w:val="15"/>
+        </w:numPr>
+        <w:spacing w:line="240" w:lineRule="auto"/>
+        <w:ind w:left="720"/>
+      </w:pPr>
+      <w:r>
+        <w:rPr>
+          <w:lang w:val="zh_TW" w:bidi="zh_TW"/>
+        </w:rPr>
+      </w:r>
+      <w:r>
+        <w:rPr>
+          <w:lang w:val="zh_TW" w:bidi="zh_TW"/>
+        </w:rPr>
+        <w:t>亞伯拉罕的祖父（</w:t>
+      </w:r>
+      <w:hyperlink r:id="rId44">
+        <w:r>
+          <w:rPr>
+            <w:lang w:val="zh_TW" w:bidi="zh_TW"/>
+          </w:rPr>
+          <w:rPr>
+            <w:color w:val="0000EE"/>
+            <w:u w:val="single"/>
+          </w:rPr>
+          <w:t>創11:22–25</w:t>
+        </w:r>
+      </w:hyperlink>
+      <w:r>
+        <w:rPr>
+          <w:lang w:val="zh_TW" w:bidi="zh_TW"/>
+        </w:rPr>
+        <w:t>；</w:t>
+      </w:r>
+      <w:hyperlink r:id="rId45">
+        <w:r>
+          <w:rPr>
+            <w:lang w:val="zh_TW" w:bidi="zh_TW"/>
+          </w:rPr>
+          <w:rPr>
+            <w:color w:val="0000EE"/>
+            <w:u w:val="single"/>
+          </w:rPr>
+          <w:t>代上1:26</w:t>
+        </w:r>
+      </w:hyperlink>
+      <w:r>
+        <w:rPr>
+          <w:lang w:val="zh_TW" w:bidi="zh_TW"/>
+        </w:rPr>
+        <w:t>），且根據</w:t>
+      </w:r>
+      <w:hyperlink r:id="rId46">
+        <w:r>
+          <w:rPr>
+            <w:lang w:val="zh_TW" w:bidi="zh_TW"/>
+          </w:rPr>
+          <w:rPr>
+            <w:color w:val="0000EE"/>
+            <w:u w:val="single"/>
+          </w:rPr>
+          <w:t>路加福音三章34節</w:t>
+        </w:r>
+      </w:hyperlink>
+      <w:r>
+        <w:rPr>
+          <w:lang w:val="zh_TW" w:bidi="zh_TW"/>
+        </w:rPr>
+        <w:t>，他也是耶穌的祖先。一些英文譯本使用希臘文拼寫「拿鶴〔Nachor〕」。創世記和歷代志上的經文顯示出拿鶴出自於閃的後裔，因此亞伯拉罕及其後代屬於閃族。</w:t>
+      </w:r>
+    </w:p>
+    <w:p>
+      <w:pPr>
+        <w:pStyle w:val="ListNumber"/>
+        <w:spacing w:line="240" w:lineRule="auto"/>
+        <w:ind w:left="720"/>
+      </w:pPr>
+      <w:r>
+        <w:rPr>
+          <w:lang w:val="zh_TW" w:bidi="zh_TW"/>
+        </w:rPr>
+      </w:r>
+      <w:r>
+        <w:rPr>
+          <w:lang w:val="zh_TW" w:bidi="zh_TW"/>
+        </w:rPr>
+        <w:t>他拉的兒子、亞伯拉罕的兄弟（</w:t>
+      </w:r>
+      <w:hyperlink r:id="rId47">
+        <w:r>
+          <w:rPr>
+            <w:lang w:val="zh_TW" w:bidi="zh_TW"/>
+          </w:rPr>
+          <w:rPr>
+            <w:color w:val="0000EE"/>
+            <w:u w:val="single"/>
+          </w:rPr>
+          <w:t>創11:26–29</w:t>
+        </w:r>
+      </w:hyperlink>
+      <w:r>
+        <w:rPr>
+          <w:lang w:val="zh_TW" w:bidi="zh_TW"/>
+        </w:rPr>
+        <w:t>；</w:t>
+      </w:r>
+      <w:hyperlink r:id="rId48">
+        <w:r>
+          <w:rPr>
+            <w:lang w:val="zh_TW" w:bidi="zh_TW"/>
+          </w:rPr>
+          <w:rPr>
+            <w:color w:val="0000EE"/>
+            <w:u w:val="single"/>
+          </w:rPr>
+          <w:t>書24:2</w:t>
+        </w:r>
+      </w:hyperlink>
+      <w:r>
+        <w:rPr>
+          <w:lang w:val="zh_TW" w:bidi="zh_TW"/>
+        </w:rPr>
+        <w:t>）。他娶了哈蘭的女兒密迦，他的家譜在</w:t>
+      </w:r>
+      <w:hyperlink r:id="rId49">
+        <w:r>
+          <w:rPr>
+            <w:lang w:val="zh_TW" w:bidi="zh_TW"/>
+          </w:rPr>
+          <w:rPr>
+            <w:color w:val="0000EE"/>
+            <w:u w:val="single"/>
+          </w:rPr>
+          <w:t>創世記二十二章20至23節</w:t>
+        </w:r>
+      </w:hyperlink>
+      <w:r>
+        <w:rPr>
+          <w:lang w:val="zh_TW" w:bidi="zh_TW"/>
+        </w:rPr>
+        <w:t>中被提到。亞伯拉罕派他的僕人去美索不達米亞的拿鶴住處為以撒尋妻（見</w:t>
+      </w:r>
+      <w:hyperlink r:id="rId50">
+        <w:r>
+          <w:rPr>
+            <w:lang w:val="zh_TW" w:bidi="zh_TW"/>
+          </w:rPr>
+          <w:rPr>
+            <w:color w:val="0000EE"/>
+            <w:u w:val="single"/>
+          </w:rPr>
+          <w:t>創24:10</w:t>
+        </w:r>
+      </w:hyperlink>
+      <w:r>
+        <w:rPr>
+          <w:lang w:val="zh_TW" w:bidi="zh_TW"/>
+        </w:rPr>
+        <w:t>，這可能暗示該城市本身被稱為拿鶴）。他在那裡找到拿鶴的孫女利百加（</w:t>
+      </w:r>
+      <w:hyperlink r:id="rId51">
+        <w:r>
+          <w:rPr>
+            <w:lang w:val="zh_TW" w:bidi="zh_TW"/>
+          </w:rPr>
+          <w:rPr>
+            <w:color w:val="0000EE"/>
+            <w:u w:val="single"/>
+          </w:rPr>
+          <w:t>創24:1–51</w:t>
+        </w:r>
+      </w:hyperlink>
+      <w:r>
+        <w:rPr>
+          <w:lang w:val="zh_TW" w:bidi="zh_TW"/>
+        </w:rPr>
+        <w:t>）。</w:t>
+        <w:br/>
+      </w:r>
+      <w:r>
+        <w:rPr>
+          <w:lang w:val="zh_TW" w:bidi="zh_TW"/>
+        </w:rPr>
+        <w:t>拿鶴也被稱為拉班的父親（或許是祖父），當雅各逃離他的兄弟以掃時，他去了拉班那裡（</w:t>
+      </w:r>
+      <w:hyperlink r:id="rId52">
+        <w:r>
+          <w:rPr>
+            <w:lang w:val="zh_TW" w:bidi="zh_TW"/>
+          </w:rPr>
+          <w:rPr>
+            <w:color w:val="0000EE"/>
+            <w:u w:val="single"/>
+          </w:rPr>
+          <w:t>創29:5</w:t>
+        </w:r>
+      </w:hyperlink>
+      <w:r>
+        <w:rPr>
+          <w:lang w:val="zh_TW" w:bidi="zh_TW"/>
+        </w:rPr>
+        <w:t>）。這兩段經文都將亞伯拉罕的家族與相關的閃族人聯繫起來。在</w:t>
+      </w:r>
+      <w:hyperlink r:id="rId53">
+        <w:r>
+          <w:rPr>
+            <w:lang w:val="zh_TW" w:bidi="zh_TW"/>
+          </w:rPr>
+          <w:rPr>
+            <w:color w:val="0000EE"/>
+            <w:u w:val="single"/>
+          </w:rPr>
+          <w:t>創世記三十一章53節</w:t>
+        </w:r>
+      </w:hyperlink>
+      <w:r>
+        <w:rPr>
+          <w:lang w:val="zh_TW" w:bidi="zh_TW"/>
+        </w:rPr>
+        <w:t>中，神被稱為「亞伯拉罕的神和拿鶴的神」。</w:t>
+        <w:br/>
+      </w:r>
+      <w:r>
+        <w:rPr>
+          <w:i/>
+          <w:lang w:val="zh_TW" w:bidi="zh_TW"/>
+        </w:rPr>
+        <w:t>另見</w:t>
+      </w:r>
+      <w:r>
+        <w:rPr>
+          <w:lang w:val="zh_TW" w:bidi="zh_TW"/>
+        </w:rPr>
+        <w:t>拿鶴（地點）</w:t>
+      </w:r>
+      <w:r>
+        <w:rPr>
+          <w:lang w:val="zh_TW" w:bidi="zh_TW"/>
+        </w:rPr>
+        <w:t>。</w:t>
+      </w:r>
+      <w:r>
+        <w:rPr>
+          <w:lang w:val="zh_TW" w:bidi="zh_TW"/>
+        </w:rPr>
       </w:r>
       <w:r>
         <w:rPr>
@@ -662,71 +1478,16 @@
           <w:lang w:val="zh_TW" w:bidi="zh_TW"/>
         </w:rPr>
       </w:r>
-      <w:r>
-        <w:rPr>
-          <w:lang w:val="zh_TW" w:bidi="zh_TW"/>
-        </w:rPr>
-        <w:t>屬於西緬支派尼母利家族的人（</w:t>
-      </w:r>
-      <w:hyperlink r:id="rId21">
-        <w:r>
-          <w:rPr>
-            <w:lang w:val="zh_TW" w:bidi="zh_TW"/>
-          </w:rPr>
-          <w:rPr>
-            <w:color w:val="0000EE"/>
-            <w:u w:val="single"/>
-          </w:rPr>
-          <w:t>民26:12</w:t>
-        </w:r>
-      </w:hyperlink>
-      <w:r>
-        <w:rPr>
-          <w:lang w:val="zh_TW" w:bidi="zh_TW"/>
-        </w:rPr>
-        <w:t>；在</w:t>
-      </w:r>
-      <w:hyperlink r:id="rId23">
-        <w:r>
-          <w:rPr>
-            <w:lang w:val="zh_TW" w:bidi="zh_TW"/>
-          </w:rPr>
-          <w:rPr>
-            <w:color w:val="0000EE"/>
-            <w:u w:val="single"/>
-          </w:rPr>
-          <w:t>創46:10</w:t>
-        </w:r>
-      </w:hyperlink>
-      <w:r>
-        <w:rPr>
-          <w:lang w:val="zh_TW" w:bidi="zh_TW"/>
-        </w:rPr>
-        <w:t>中另稱為耶母利）。</w:t>
-      </w:r>
-      <w:r>
-        <w:rPr>
-          <w:i/>
-          <w:lang w:val="zh_TW" w:bidi="zh_TW"/>
-        </w:rPr>
-        <w:t>見</w:t>
-      </w:r>
-      <w:r>
-        <w:rPr>
-          <w:lang w:val="zh_TW" w:bidi="zh_TW"/>
-        </w:rPr>
-        <w:t>耶母利</w:t>
-      </w:r>
-      <w:r>
-        <w:rPr>
-          <w:lang w:val="zh_TW" w:bidi="zh_TW"/>
-        </w:rPr>
-        <w:t>。</w:t>
-      </w:r>
-      <w:r>
-        <w:rPr>
-          <w:lang w:val="zh_TW" w:bidi="zh_TW"/>
-        </w:rPr>
+    </w:p>
+    <w:p>
+      <w:pPr>
+        <w:pStyle w:val="Heading2"/>
+      </w:pPr>
+      <w:r>
+        <w:rPr>
+          <w:lang w:val="zh_TW" w:bidi="zh_TW"/>
+        </w:rPr>
+        <w:t>拿鶴（地點）</w:t>
       </w:r>
       <w:r>
         <w:rPr>
@@ -741,21 +1502,29 @@
           <w:lang w:val="zh_TW" w:bidi="zh_TW"/>
         </w:rPr>
       </w:r>
-    </w:p>
-    <w:p>
-      <w:pPr>
-        <w:pStyle w:val="Heading2"/>
-      </w:pPr>
-      <w:r>
-        <w:rPr>
-          <w:lang w:val="zh_TW" w:bidi="zh_TW"/>
-        </w:rPr>
-        <w:t>尼尼微、尼尼微人</w:t>
-      </w:r>
-      <w:r>
-        <w:rPr>
-          <w:lang w:val="zh_TW" w:bidi="zh_TW"/>
-        </w:rPr>
+      <w:r>
+        <w:rPr>
+          <w:lang w:val="zh_TW" w:bidi="zh_TW"/>
+        </w:rPr>
+        <w:t>一座位於美索不達米亞西北部的城，該城是以撒妻子利百加的家鄉，而拿鶴也是亞伯拉罕兄弟的名字（</w:t>
+      </w:r>
+      <w:hyperlink r:id="rId50">
+        <w:r>
+          <w:rPr>
+            <w:lang w:val="zh_TW" w:bidi="zh_TW"/>
+          </w:rPr>
+          <w:rPr>
+            <w:color w:val="0000EE"/>
+            <w:u w:val="single"/>
+          </w:rPr>
+          <w:t>創24:10</w:t>
+        </w:r>
+      </w:hyperlink>
+      <w:r>
+        <w:rPr>
+          <w:lang w:val="zh_TW" w:bidi="zh_TW"/>
+        </w:rPr>
+        <w:t>）。瑪里（Mari）文獻（公元前18世紀）中，經常將拿鶴稱為拿庫珥（Nakhur），其位置在哈蘭附近的巴利河谷（Balikh River Valley）。這座城很可能是古代部分哈比魯（Habiru）人的居住地，但其確切遺址至今不明。</w:t>
       </w:r>
     </w:p>
     <w:p>
@@ -767,9 +1536,32 @@
       </w:r>
       <w:r>
         <w:rPr>
-          <w:lang w:val="zh_TW" w:bidi="zh_TW"/>
-        </w:rPr>
-        <w:t>亞述帝國的首都之一，且在該帝國的鼎盛時期，是世界上最偉大的城市之一。尼尼微位於現今伊拉克北部，而今日其以坐落於底格里斯河（Tigris River）以東，與摩蘇爾城（Mosul）主要區域相對的古雲吉克丘（Kouyunjik）與尼比‧優努斯丘（Nebi Yunus）為象徵。</w:t>
+          <w:i/>
+          <w:lang w:val="zh_TW" w:bidi="zh_TW"/>
+        </w:rPr>
+        <w:t xml:space="preserve">另見 </w:t>
+      </w:r>
+      <w:r>
+        <w:rPr>
+          <w:lang w:val="zh_TW" w:bidi="zh_TW"/>
+        </w:rPr>
+        <w:t>拿鶴（人物）#2</w:t>
+      </w:r>
+      <w:r>
+        <w:rPr>
+          <w:lang w:val="zh_TW" w:bidi="zh_TW"/>
+        </w:rPr>
+        <w:t>。</w:t>
+      </w:r>
+      <w:r>
+        <w:rPr>
+          <w:lang w:val="zh_TW" w:bidi="zh_TW"/>
+        </w:rPr>
+      </w:r>
+      <w:r>
+        <w:rPr>
+          <w:lang w:val="zh_TW" w:bidi="zh_TW"/>
+        </w:rPr>
       </w:r>
     </w:p>
     <w:p>
@@ -779,11 +1571,161 @@
           <w:lang w:val="zh_TW" w:bidi="zh_TW"/>
         </w:rPr>
       </w:r>
-      <w:r>
-        <w:rPr>
-          <w:lang w:val="zh_TW" w:bidi="zh_TW"/>
-        </w:rPr>
-        <w:t>較大的古雲吉克丘位於西北方，面積約1英里乘650碼（約1.6 公里乘594.4公尺），高出平原約九十英尺（約27.4公尺），中間以科斯爾河（Khosr River）隔開。尼比‧優努斯丘上現為村落、墓地及一座傳說存放約拿墳墓的清真寺，因此未能進行廣泛考古。</w:t>
+    </w:p>
+    <w:p>
+      <w:pPr>
+        <w:pStyle w:val="Heading2"/>
+      </w:pPr>
+      <w:r>
+        <w:rPr>
+          <w:lang w:val="zh_TW" w:bidi="zh_TW"/>
+        </w:rPr>
+        <w:t>拿瑪（人物）</w:t>
+      </w:r>
+      <w:r>
+        <w:rPr>
+          <w:lang w:val="zh_TW" w:bidi="zh_TW"/>
+        </w:rPr>
+      </w:r>
+    </w:p>
+    <w:p>
+      <w:pPr>
+        <w:pStyle w:val="ListNumber"/>
+        <w:numPr>
+          <w:ilvl w:val="0"/>
+          <w:numId w:val="16"/>
+        </w:numPr>
+        <w:spacing w:line="240" w:lineRule="auto"/>
+        <w:ind w:left="720"/>
+      </w:pPr>
+      <w:r>
+        <w:rPr>
+          <w:lang w:val="zh_TW" w:bidi="zh_TW"/>
+        </w:rPr>
+      </w:r>
+      <w:r>
+        <w:rPr>
+          <w:lang w:val="zh_TW" w:bidi="zh_TW"/>
+        </w:rPr>
+        <w:t>在該隱後代的名單中，洗拉和拉麥的女兒（</w:t>
+      </w:r>
+      <w:hyperlink r:id="rId54">
+        <w:r>
+          <w:rPr>
+            <w:lang w:val="zh_TW" w:bidi="zh_TW"/>
+          </w:rPr>
+          <w:rPr>
+            <w:color w:val="0000EE"/>
+            <w:u w:val="single"/>
+          </w:rPr>
+          <w:t>創4:22</w:t>
+        </w:r>
+      </w:hyperlink>
+      <w:r>
+        <w:rPr>
+          <w:lang w:val="zh_TW" w:bidi="zh_TW"/>
+        </w:rPr>
+        <w:t>）。</w:t>
+      </w:r>
+    </w:p>
+    <w:p>
+      <w:pPr>
+        <w:pStyle w:val="ListNumber"/>
+        <w:spacing w:line="240" w:lineRule="auto"/>
+        <w:ind w:left="720"/>
+      </w:pPr>
+      <w:r>
+        <w:rPr>
+          <w:lang w:val="zh_TW" w:bidi="zh_TW"/>
+        </w:rPr>
+      </w:r>
+      <w:r>
+        <w:rPr>
+          <w:lang w:val="zh_TW" w:bidi="zh_TW"/>
+        </w:rPr>
+        <w:t>所羅門王的其中一位妻子。她來自亞捫（</w:t>
+      </w:r>
+      <w:hyperlink r:id="rId55">
+        <w:r>
+          <w:rPr>
+            <w:lang w:val="zh_TW" w:bidi="zh_TW"/>
+          </w:rPr>
+          <w:rPr>
+            <w:color w:val="0000EE"/>
+            <w:u w:val="single"/>
+          </w:rPr>
+          <w:t>王上14:21</w:t>
+        </w:r>
+      </w:hyperlink>
+      <w:r>
+        <w:rPr>
+          <w:lang w:val="zh_TW" w:bidi="zh_TW"/>
+        </w:rPr>
+        <w:t>、</w:t>
+      </w:r>
+      <w:hyperlink r:id="rId55">
+        <w:r>
+          <w:rPr>
+            <w:lang w:val="zh_TW" w:bidi="zh_TW"/>
+          </w:rPr>
+          <w:rPr>
+            <w:color w:val="0000EE"/>
+            <w:u w:val="single"/>
+          </w:rPr>
+          <w:t>31</w:t>
+        </w:r>
+      </w:hyperlink>
+      <w:r>
+        <w:rPr>
+          <w:lang w:val="zh_TW" w:bidi="zh_TW"/>
+        </w:rPr>
+        <w:t>；</w:t>
+      </w:r>
+      <w:hyperlink r:id="rId56">
+        <w:r>
+          <w:rPr>
+            <w:lang w:val="zh_TW" w:bidi="zh_TW"/>
+          </w:rPr>
+          <w:rPr>
+            <w:color w:val="0000EE"/>
+            <w:u w:val="single"/>
+          </w:rPr>
+          <w:t>代下12:13</w:t>
+        </w:r>
+      </w:hyperlink>
+      <w:r>
+        <w:rPr>
+          <w:lang w:val="zh_TW" w:bidi="zh_TW"/>
+        </w:rPr>
+        <w:t>）。可以確定她要為所羅門的偶像崇拜負起部分責任。她的兒子羅波安在所羅門去世後統治猶大（</w:t>
+      </w:r>
+      <w:hyperlink r:id="rId57">
+        <w:r>
+          <w:rPr>
+            <w:lang w:val="zh_TW" w:bidi="zh_TW"/>
+          </w:rPr>
+          <w:rPr>
+            <w:color w:val="0000EE"/>
+            <w:u w:val="single"/>
+          </w:rPr>
+          <w:t>王上14:21–24</w:t>
+        </w:r>
+      </w:hyperlink>
+      <w:r>
+        <w:rPr>
+          <w:lang w:val="zh_TW" w:bidi="zh_TW"/>
+        </w:rPr>
+        <w:t>）。</w:t>
+      </w:r>
+      <w:r>
+        <w:rPr>
+          <w:lang w:val="zh_TW" w:bidi="zh_TW"/>
+        </w:rPr>
+      </w:r>
+      <w:r>
+        <w:rPr>
+          <w:lang w:val="zh_TW" w:bidi="zh_TW"/>
+        </w:rPr>
       </w:r>
     </w:p>
     <w:p>
@@ -793,22 +1735,21 @@
           <w:lang w:val="zh_TW" w:bidi="zh_TW"/>
         </w:rPr>
       </w:r>
-      <w:r>
-        <w:rPr>
-          <w:lang w:val="zh_TW" w:bidi="zh_TW"/>
-        </w:rPr>
-        <w:t>尼尼微城牆以磚砌成，長約8英里（約12.9公里），設有十五座城門（已發掘其中五座），門前立有巨大的石雕公牛像，其為亞述城邑建築的典型特色。</w:t>
-      </w:r>
     </w:p>
     <w:p>
       <w:pPr>
-        <w:pStyle w:val="Heading3"/>
-      </w:pPr>
-      <w:r>
-        <w:rPr>
-          <w:lang w:val="zh_TW" w:bidi="zh_TW"/>
-        </w:rPr>
-        <w:t>歷史</w:t>
+        <w:pStyle w:val="Heading2"/>
+      </w:pPr>
+      <w:r>
+        <w:rPr>
+          <w:lang w:val="zh_TW" w:bidi="zh_TW"/>
+        </w:rPr>
+        <w:t>拿撒勒</w:t>
+      </w:r>
+      <w:r>
+        <w:rPr>
+          <w:lang w:val="zh_TW" w:bidi="zh_TW"/>
+        </w:rPr>
       </w:r>
     </w:p>
     <w:p>
@@ -822,25 +1763,43 @@
         <w:rPr>
           <w:lang w:val="zh_TW" w:bidi="zh_TW"/>
         </w:rPr>
-        <w:t>尼尼微的居住歷史可追溯到史前時代（約公元前4500年），這與</w:t>
-      </w:r>
-      <w:hyperlink r:id="rId24">
-        <w:r>
-          <w:rPr>
-            <w:lang w:val="zh_TW" w:bidi="zh_TW"/>
-          </w:rPr>
-          <w:rPr>
-            <w:color w:val="0000EE"/>
-            <w:u w:val="single"/>
-          </w:rPr>
-          <w:t>創世記第十章</w:t>
-        </w:r>
-      </w:hyperlink>
-      <w:r>
-        <w:rPr>
-          <w:lang w:val="zh_TW" w:bidi="zh_TW"/>
-        </w:rPr>
-        <w:t>中關於該城市建立的記載一致。在尼尼微也發現了來自各個早期文化（哈蘇納〔Hassuna〕、薩邁拉〔Samarra〕、哈拉夫〔Halaf〕、烏拜德〔Ubaid〕）的材料。</w:t>
+        <w:t>羅馬帝國加利利省的一個村莊，是約瑟、馬利亞和耶穌的家鄉。拿撒勒一直是個偏僻的小鎮。在舊約、次經、兩約之間時期的猶太文獻或約瑟夫的歷史著作中，都沒有提到這個地方。該城位於黎巴嫩南部山脈的石灰岩丘陵中，靠近以斯得倫（Esdraelon）平原北側，三面環山，形成了一個氣候溫和、適合水果和野花生長的庇護谷地。雖然拿撒勒附近有貿易路線和道路經過，但該村莊本身並不位於任何主要道路上。拿撒勒位於加利利海以西約15英里（24.1公里），地中海以東約20英里（32.2公里），而耶路撒冷則位於其南方約70英里（112.6公里）處。考古遺跡顯示，古代的拿撒勒比現今的村莊更靠近西邊的山丘（參</w:t>
+      </w:r>
+      <w:hyperlink r:id="rId58">
+        <w:r>
+          <w:rPr>
+            <w:lang w:val="zh_TW" w:bidi="zh_TW"/>
+          </w:rPr>
+          <w:rPr>
+            <w:color w:val="0000EE"/>
+            <w:u w:val="single"/>
+          </w:rPr>
+          <w:t>路4:29</w:t>
+        </w:r>
+      </w:hyperlink>
+      <w:r>
+        <w:rPr>
+          <w:lang w:val="zh_TW" w:bidi="zh_TW"/>
+        </w:rPr>
+        <w:t>）。在基督時代，拿撒勒及整個加利利南部地區都處於猶太生活的主流範圍之外，這也提供了拿但業對腓力所說「拿撒勒還能出甚麼好的嗎？」（見</w:t>
+      </w:r>
+      <w:hyperlink r:id="rId59">
+        <w:r>
+          <w:rPr>
+            <w:lang w:val="zh_TW" w:bidi="zh_TW"/>
+          </w:rPr>
+          <w:rPr>
+            <w:color w:val="0000EE"/>
+            <w:u w:val="single"/>
+          </w:rPr>
+          <w:t>約1:46</w:t>
+        </w:r>
+      </w:hyperlink>
+      <w:r>
+        <w:rPr>
+          <w:lang w:val="zh_TW" w:bidi="zh_TW"/>
+        </w:rPr>
+        <w:t>）這句諷刺話的背景。</w:t>
       </w:r>
     </w:p>
     <w:p>
@@ -854,7 +1813,241 @@
         <w:rPr>
           <w:lang w:val="zh_TW" w:bidi="zh_TW"/>
         </w:rPr>
-        <w:t>亞喀得的撒珥根（Sargon of Akkad；公元前24世紀中期）對尼尼微十分熟悉，尼尼微在他的時代非常繁榮。在其後的國王沙姆希阿達德一世（Shamsi-Adad I；約公元前1800年）在位時的記錄提到，撒珥根的兒子瑪尼什圖蘇（Manishtusu）修復了尼尼微的伊什塔爾（Ishtar）聖殿。</w:t>
+        <w:t>拿撒勒首次在新約中被提及，是作為馬利亞和約瑟的家鄉（</w:t>
+      </w:r>
+      <w:hyperlink r:id="rId60">
+        <w:r>
+          <w:rPr>
+            <w:lang w:val="zh_TW" w:bidi="zh_TW"/>
+          </w:rPr>
+          <w:rPr>
+            <w:color w:val="0000EE"/>
+            <w:u w:val="single"/>
+          </w:rPr>
+          <w:t>路1:26–27</w:t>
+        </w:r>
+      </w:hyperlink>
+      <w:r>
+        <w:rPr>
+          <w:lang w:val="zh_TW" w:bidi="zh_TW"/>
+        </w:rPr>
+        <w:t>）。耶穌在祂父母的祖籍伯利恆（位於南方約80英里或128.7公里處）出生後不久，馬利亞和約瑟便返回拿撒勒（</w:t>
+      </w:r>
+      <w:hyperlink r:id="rId61">
+        <w:r>
+          <w:rPr>
+            <w:lang w:val="zh_TW" w:bidi="zh_TW"/>
+          </w:rPr>
+          <w:rPr>
+            <w:color w:val="0000EE"/>
+            <w:u w:val="single"/>
+          </w:rPr>
+          <w:t>太2:23</w:t>
+        </w:r>
+      </w:hyperlink>
+      <w:r>
+        <w:rPr>
+          <w:lang w:val="zh_TW" w:bidi="zh_TW"/>
+        </w:rPr>
+        <w:t>；</w:t>
+      </w:r>
+      <w:hyperlink r:id="rId62">
+        <w:r>
+          <w:rPr>
+            <w:lang w:val="zh_TW" w:bidi="zh_TW"/>
+          </w:rPr>
+          <w:rPr>
+            <w:color w:val="0000EE"/>
+            <w:u w:val="single"/>
+          </w:rPr>
+          <w:t>路2:39</w:t>
+        </w:r>
+      </w:hyperlink>
+      <w:r>
+        <w:rPr>
+          <w:lang w:val="zh_TW" w:bidi="zh_TW"/>
+        </w:rPr>
+        <w:t>）。耶穌在那裡長大（</w:t>
+      </w:r>
+      <w:hyperlink r:id="rId63">
+        <w:r>
+          <w:rPr>
+            <w:lang w:val="zh_TW" w:bidi="zh_TW"/>
+          </w:rPr>
+          <w:rPr>
+            <w:color w:val="0000EE"/>
+            <w:u w:val="single"/>
+          </w:rPr>
+          <w:t>路2:39–40、51</w:t>
+        </w:r>
+      </w:hyperlink>
+      <w:r>
+        <w:rPr>
+          <w:lang w:val="zh_TW" w:bidi="zh_TW"/>
+        </w:rPr>
+        <w:t>），後來離開村莊前往約旦河接受約翰的洗禮（</w:t>
+      </w:r>
+      <w:hyperlink r:id="rId64">
+        <w:r>
+          <w:rPr>
+            <w:lang w:val="zh_TW" w:bidi="zh_TW"/>
+          </w:rPr>
+          <w:rPr>
+            <w:color w:val="0000EE"/>
+            <w:u w:val="single"/>
+          </w:rPr>
+          <w:t>可1:9</w:t>
+        </w:r>
+      </w:hyperlink>
+      <w:r>
+        <w:rPr>
+          <w:lang w:val="zh_TW" w:bidi="zh_TW"/>
+        </w:rPr>
+        <w:t>）。約翰被捕後，耶穌搬到迦百農居住（</w:t>
+      </w:r>
+      <w:hyperlink r:id="rId65">
+        <w:r>
+          <w:rPr>
+            <w:lang w:val="zh_TW" w:bidi="zh_TW"/>
+          </w:rPr>
+          <w:rPr>
+            <w:color w:val="0000EE"/>
+            <w:u w:val="single"/>
+          </w:rPr>
+          <w:t>太4:13</w:t>
+        </w:r>
+      </w:hyperlink>
+      <w:r>
+        <w:rPr>
+          <w:lang w:val="zh_TW" w:bidi="zh_TW"/>
+        </w:rPr>
+        <w:t>）。雖然耶穌經常被人以祂的童年成長的城而稱為「拿撒勒人耶穌」（見</w:t>
+      </w:r>
+      <w:hyperlink r:id="rId66">
+        <w:r>
+          <w:rPr>
+            <w:lang w:val="zh_TW" w:bidi="zh_TW"/>
+          </w:rPr>
+          <w:rPr>
+            <w:color w:val="0000EE"/>
+            <w:u w:val="single"/>
+          </w:rPr>
+          <w:t>可10:47</w:t>
+        </w:r>
+      </w:hyperlink>
+      <w:r>
+        <w:rPr>
+          <w:lang w:val="zh_TW" w:bidi="zh_TW"/>
+        </w:rPr>
+        <w:t>；</w:t>
+      </w:r>
+      <w:hyperlink r:id="rId67">
+        <w:r>
+          <w:rPr>
+            <w:lang w:val="zh_TW" w:bidi="zh_TW"/>
+          </w:rPr>
+          <w:rPr>
+            <w:color w:val="0000EE"/>
+            <w:u w:val="single"/>
+          </w:rPr>
+          <w:t>約18:5、7</w:t>
+        </w:r>
+      </w:hyperlink>
+      <w:r>
+        <w:rPr>
+          <w:lang w:val="zh_TW" w:bidi="zh_TW"/>
+        </w:rPr>
+        <w:t>；</w:t>
+      </w:r>
+      <w:hyperlink r:id="rId68">
+        <w:r>
+          <w:rPr>
+            <w:lang w:val="zh_TW" w:bidi="zh_TW"/>
+          </w:rPr>
+          <w:rPr>
+            <w:color w:val="0000EE"/>
+            <w:u w:val="single"/>
+          </w:rPr>
+          <w:t>徒2:22</w:t>
+        </w:r>
+      </w:hyperlink>
+      <w:r>
+        <w:rPr>
+          <w:lang w:val="zh_TW" w:bidi="zh_TW"/>
+        </w:rPr>
+        <w:t>），但新約僅記載耶穌在事工期間只回過拿撒勒一次。那次祂在會堂中講道，但卻被鎮民拒絕（</w:t>
+      </w:r>
+      <w:hyperlink r:id="rId69">
+        <w:r>
+          <w:rPr>
+            <w:lang w:val="zh_TW" w:bidi="zh_TW"/>
+          </w:rPr>
+          <w:rPr>
+            <w:color w:val="0000EE"/>
+            <w:u w:val="single"/>
+          </w:rPr>
+          <w:t>路4:16–30</w:t>
+        </w:r>
+      </w:hyperlink>
+      <w:r>
+        <w:rPr>
+          <w:lang w:val="zh_TW" w:bidi="zh_TW"/>
+        </w:rPr>
+        <w:t>；參</w:t>
+      </w:r>
+      <w:hyperlink r:id="rId70">
+        <w:r>
+          <w:rPr>
+            <w:lang w:val="zh_TW" w:bidi="zh_TW"/>
+          </w:rPr>
+          <w:rPr>
+            <w:color w:val="0000EE"/>
+            <w:u w:val="single"/>
+          </w:rPr>
+          <w:t>太13:54–58</w:t>
+        </w:r>
+      </w:hyperlink>
+      <w:r>
+        <w:rPr>
+          <w:lang w:val="zh_TW" w:bidi="zh_TW"/>
+        </w:rPr>
+        <w:t>；</w:t>
+      </w:r>
+      <w:hyperlink r:id="rId71">
+        <w:r>
+          <w:rPr>
+            <w:lang w:val="zh_TW" w:bidi="zh_TW"/>
+          </w:rPr>
+          <w:rPr>
+            <w:color w:val="0000EE"/>
+            <w:u w:val="single"/>
+          </w:rPr>
+          <w:t>可6:1–6</w:t>
+        </w:r>
+      </w:hyperlink>
+      <w:r>
+        <w:rPr>
+          <w:lang w:val="zh_TW" w:bidi="zh_TW"/>
+        </w:rPr>
+        <w:t>）。耶穌的跟隨者也被譏諷地稱為「拿撒勒教黨（Nazarenes）」（</w:t>
+      </w:r>
+      <w:hyperlink r:id="rId72">
+        <w:r>
+          <w:rPr>
+            <w:lang w:val="zh_TW" w:bidi="zh_TW"/>
+          </w:rPr>
+          <w:rPr>
+            <w:color w:val="0000EE"/>
+            <w:u w:val="single"/>
+          </w:rPr>
+          <w:t>徒24:5</w:t>
+        </w:r>
+      </w:hyperlink>
+      <w:r>
+        <w:rPr>
+          <w:lang w:val="zh_TW" w:bidi="zh_TW"/>
+        </w:rPr>
+        <w:t>）。</w:t>
       </w:r>
     </w:p>
     <w:p>
@@ -868,7 +2061,7 @@
         <w:rPr>
           <w:lang w:val="zh_TW" w:bidi="zh_TW"/>
         </w:rPr>
-        <w:t>伊什塔爾（又命：伊南娜〔Inanna〕）是愛與戰爭的女神，對於貪婪好戰的亞述人來說是十分相稱的神祇。尼尼微敬拜多位神祇，城門多以這些神祇命名。亞述人也在書寫之神、藝術與科學之神拿布（Nabu）的神廟中敬拜，反映出亞述人對文獻、文學及浮雕藝術的重視。</w:t>
+        <w:t>拿撒勒一直是猶太人的城，直到君士坦丁皇帝（卒於公元327年）時期，它才成為基督徒朝聖的聖地。大約在公元600年，在拿撒勒建造了一座大型聖殿。阿拉伯人和十字軍先後控制該村莊，直到公元1517年村莊被土耳其人佔領，他們驅逐了所有的基督徒。基督徒於公元1620年返回，該城成為重要的基督教中心。</w:t>
       </w:r>
     </w:p>
     <w:p>
@@ -880,9 +2073,38 @@
       </w:r>
       <w:r>
         <w:rPr>
-          <w:lang w:val="zh_TW" w:bidi="zh_TW"/>
-        </w:rPr>
-        <w:t>沙姆希阿達德一世和漢謨拉比（Hammurabi）也修復了尼尼微的伊什塔爾聖殿，撒縵以色一世（Shalmaneser I）和突庫里尼努爾塔一世（Tukulti-Ninurta I）擴建並修葺這座城市，其他統治者如提革拉·毗列色一世（Tiglath-pileser I）、亞述拿色帕二世（Ashurnasirpal II；公元前883–859年）和撒珥根二世（Sargon II；公元前722–705年）則在此建造了他們的宮殿。然而，西拿基立（公元前705–681年）將尼尼微定為首都，且不遺餘力地美化城市。除了他著名的宮殿外，他還進行了許多工程：重建城牆、規劃公園、收集植物和動物標本，又建造引水道，將水從30英里（48.3公里）外引入城中。亞述征服列國後向各國索取的貢物，包括以色列與猶大的財寶，皆運至尼尼微。</w:t>
+          <w:i/>
+          <w:lang w:val="zh_TW" w:bidi="zh_TW"/>
+        </w:rPr>
+        <w:t>另見</w:t>
+      </w:r>
+      <w:r>
+        <w:rPr>
+          <w:lang w:val="zh_TW" w:bidi="zh_TW"/>
+        </w:rPr>
+        <w:t xml:space="preserve"> </w:t>
+      </w:r>
+      <w:r>
+        <w:rPr>
+          <w:lang w:val="zh_TW" w:bidi="zh_TW"/>
+        </w:rPr>
+        <w:t>拿撒勒人</w:t>
+      </w:r>
+      <w:r>
+        <w:rPr>
+          <w:lang w:val="zh_TW" w:bidi="zh_TW"/>
+        </w:rPr>
+        <w:t>。</w:t>
+      </w:r>
+      <w:r>
+        <w:rPr>
+          <w:lang w:val="zh_TW" w:bidi="zh_TW"/>
+        </w:rPr>
+      </w:r>
+      <w:r>
+        <w:rPr>
+          <w:lang w:val="zh_TW" w:bidi="zh_TW"/>
+        </w:rPr>
       </w:r>
     </w:p>
     <w:p>
@@ -892,11 +2114,21 @@
           <w:lang w:val="zh_TW" w:bidi="zh_TW"/>
         </w:rPr>
       </w:r>
-      <w:r>
-        <w:rPr>
-          <w:lang w:val="zh_TW" w:bidi="zh_TW"/>
-        </w:rPr>
-        <w:t>西拿基立遇刺後，其子以撒·哈頓（公元前681–669年）鎮壓叛亂，重奪尼尼微，於此與迦拉建造宮殿。他一生大部份時間都在那裡度過。</w:t>
+    </w:p>
+    <w:p>
+      <w:pPr>
+        <w:pStyle w:val="Heading2"/>
+      </w:pPr>
+      <w:r>
+        <w:rPr>
+          <w:lang w:val="zh_TW" w:bidi="zh_TW"/>
+        </w:rPr>
+        <w:t>拿撒勒人</w:t>
+      </w:r>
+      <w:r>
+        <w:rPr>
+          <w:lang w:val="zh_TW" w:bidi="zh_TW"/>
+        </w:rPr>
       </w:r>
     </w:p>
     <w:p>
@@ -910,31 +2142,7 @@
         <w:rPr>
           <w:lang w:val="zh_TW" w:bidi="zh_TW"/>
         </w:rPr>
-        <w:t>以撒·哈頓的兒子亞述巴尼拔（Ashurbanipal ；公元前669至633年）將他的住所設在尼尼微，他在那裡接受教育、體育和軍事技能的訓練。他精於古董研究，精通亞喀得語（Akkadian）和蘇美語（Sumerian）。他的宮殿中設有著名的圖書館，用於亞述學（Assyriology）的研究。納布聖殿中至少有一個可以追溯到撒珥根二世時期的圖書館，但亞述巴尼拔的皇家圖書館在規模和重要性上都遠勝於它。撒珥根和他的繼任者收集了許多泥版，而亞述巴尼拔更派遣文士到亞述和巴比倫各地收集和抄寫泥版，繼而積累了數以萬計的泥版。像尼普爾（Nippur）的圖書館一樣，尼尼微圖書館內容涵蓋了極為廣泛的資料：商業帳目、書信、王室記錄、史料、字彙表、雙語文獻、傳說、神話、及讚美詩與祈禱文等各類宗教銘文。在這些泥版中，有七塊保存了巴比倫的創造故事，十二塊記載了吉加墨詩史詩（epic of Gilgamesh），其中包含一個洪水的版本。其它有時被引用為與聖經敘述相似的著作包括</w:t>
-      </w:r>
-      <w:r>
-        <w:rPr>
-          <w:lang w:val="zh_TW" w:bidi="zh_TW"/>
-        </w:rPr>
-        <w:t>阿達帕（</w:t>
-      </w:r>
-      <w:r>
-        <w:rPr>
-          <w:lang w:val="zh_TW" w:bidi="zh_TW"/>
-        </w:rPr>
-        <w:t>Adapa）的故事——講述他失去獲得永生的機會，以及</w:t>
-      </w:r>
-      <w:r>
-        <w:rPr>
-          <w:lang w:val="zh_TW" w:bidi="zh_TW"/>
-        </w:rPr>
-        <w:t>伊坦納（</w:t>
-      </w:r>
-      <w:r>
-        <w:rPr>
-          <w:lang w:val="zh_TW" w:bidi="zh_TW"/>
-        </w:rPr>
-        <w:t>Etana）的傳說，講述一位升上天堂的牧羊人的經歷。</w:t>
+        <w:t>指來自新約時期加利利拿撒勒城的原住民或居民。</w:t>
       </w:r>
     </w:p>
     <w:p>
@@ -948,7 +2156,79 @@
         <w:rPr>
           <w:lang w:val="zh_TW" w:bidi="zh_TW"/>
         </w:rPr>
-        <w:t>亞述巴尼拔亦以戰爭與其殘酷聞名。他的宮殿浮雕中雖有宴樂場景，卻同時刻畫了掛在樹上的被斬首的以攔人首領之首。</w:t>
+        <w:t>拿撒勒是耶穌在世上頭三十年間所居住的家鄉。由於「耶穌」這個名字在猶太人中非常普遍，而且當時並沒有使用姓氏，因此「拿撒勒人」這一稱號可能是用來區別拿撒勒的耶穌與其他同名的人（見希臘文譯本的</w:t>
+      </w:r>
+      <w:hyperlink r:id="rId73">
+        <w:r>
+          <w:rPr>
+            <w:lang w:val="zh_TW" w:bidi="zh_TW"/>
+          </w:rPr>
+          <w:rPr>
+            <w:color w:val="0000EE"/>
+            <w:u w:val="single"/>
+          </w:rPr>
+          <w:t>太27:16–17</w:t>
+        </w:r>
+      </w:hyperlink>
+      <w:r>
+        <w:rPr>
+          <w:lang w:val="zh_TW" w:bidi="zh_TW"/>
+        </w:rPr>
+        <w:t>；</w:t>
+      </w:r>
+      <w:hyperlink r:id="rId74">
+        <w:r>
+          <w:rPr>
+            <w:lang w:val="zh_TW" w:bidi="zh_TW"/>
+          </w:rPr>
+          <w:rPr>
+            <w:color w:val="0000EE"/>
+            <w:u w:val="single"/>
+          </w:rPr>
+          <w:t>徒7:45</w:t>
+        </w:r>
+      </w:hyperlink>
+      <w:r>
+        <w:rPr>
+          <w:lang w:val="zh_TW" w:bidi="zh_TW"/>
+        </w:rPr>
+        <w:t>；</w:t>
+      </w:r>
+      <w:hyperlink r:id="rId75">
+        <w:r>
+          <w:rPr>
+            <w:lang w:val="zh_TW" w:bidi="zh_TW"/>
+          </w:rPr>
+          <w:rPr>
+            <w:color w:val="0000EE"/>
+            <w:u w:val="single"/>
+          </w:rPr>
+          <w:t>西4:11</w:t>
+        </w:r>
+      </w:hyperlink>
+      <w:r>
+        <w:rPr>
+          <w:lang w:val="zh_TW" w:bidi="zh_TW"/>
+        </w:rPr>
+        <w:t>；</w:t>
+      </w:r>
+      <w:hyperlink r:id="rId76">
+        <w:r>
+          <w:rPr>
+            <w:lang w:val="zh_TW" w:bidi="zh_TW"/>
+          </w:rPr>
+          <w:rPr>
+            <w:color w:val="0000EE"/>
+            <w:u w:val="single"/>
+          </w:rPr>
+          <w:t>來4:8</w:t>
+        </w:r>
+      </w:hyperlink>
+      <w:r>
+        <w:rPr>
+          <w:lang w:val="zh_TW" w:bidi="zh_TW"/>
+        </w:rPr>
+        <w:t>，其中「耶穌」這個名字是指其他人）。</w:t>
       </w:r>
     </w:p>
     <w:p>
@@ -962,19 +2242,169 @@
         <w:rPr>
           <w:lang w:val="zh_TW" w:bidi="zh_TW"/>
         </w:rPr>
-        <w:t>他晚年及死後，附庸國紛紛叛亂。巴比倫獨立並與米底亞人聯軍，於公元前614年攻取了亞述和迦拉。米底亞的</w:t>
-      </w:r>
-      <w:r>
-        <w:rPr>
-          <w:lang w:val="zh_TW" w:bidi="zh_TW"/>
-        </w:rPr>
-        <w:t>基亞克薩雷斯（</w:t>
-      </w:r>
-      <w:r>
-        <w:rPr>
-          <w:lang w:val="zh_TW" w:bidi="zh_TW"/>
-        </w:rPr>
-        <w:t>Cyaxares the Mede）、巴比倫的尼布卜拉撒（Nabopolassar of Babylon），以及一支西古提（Scythian）軍隊在公元前612年圍攻尼尼微，尼尼微城淪陷，亞述王辛沙利士庫（Sinshariskum，又名沙單拿伯羅〔Sardanapalus〕）死於烈火中。</w:t>
+        <w:t>在原文中，拿撒勒人耶穌的稱號被污鬼（</w:t>
+      </w:r>
+      <w:hyperlink r:id="rId77">
+        <w:r>
+          <w:rPr>
+            <w:lang w:val="zh_TW" w:bidi="zh_TW"/>
+          </w:rPr>
+          <w:rPr>
+            <w:color w:val="0000EE"/>
+            <w:u w:val="single"/>
+          </w:rPr>
+          <w:t>可1:24</w:t>
+        </w:r>
+      </w:hyperlink>
+      <w:r>
+        <w:rPr>
+          <w:lang w:val="zh_TW" w:bidi="zh_TW"/>
+        </w:rPr>
+        <w:t>；</w:t>
+      </w:r>
+      <w:hyperlink r:id="rId78">
+        <w:r>
+          <w:rPr>
+            <w:lang w:val="zh_TW" w:bidi="zh_TW"/>
+          </w:rPr>
+          <w:rPr>
+            <w:color w:val="0000EE"/>
+            <w:u w:val="single"/>
+          </w:rPr>
+          <w:t>路4:34</w:t>
+        </w:r>
+      </w:hyperlink>
+      <w:r>
+        <w:rPr>
+          <w:lang w:val="zh_TW" w:bidi="zh_TW"/>
+        </w:rPr>
+        <w:t>）、耶利哥城外的群眾（</w:t>
+      </w:r>
+      <w:hyperlink r:id="rId66">
+        <w:r>
+          <w:rPr>
+            <w:lang w:val="zh_TW" w:bidi="zh_TW"/>
+          </w:rPr>
+          <w:rPr>
+            <w:color w:val="0000EE"/>
+            <w:u w:val="single"/>
+          </w:rPr>
+          <w:t>可10:47</w:t>
+        </w:r>
+      </w:hyperlink>
+      <w:r>
+        <w:rPr>
+          <w:lang w:val="zh_TW" w:bidi="zh_TW"/>
+        </w:rPr>
+        <w:t>；</w:t>
+      </w:r>
+      <w:hyperlink r:id="rId79">
+        <w:r>
+          <w:rPr>
+            <w:lang w:val="zh_TW" w:bidi="zh_TW"/>
+          </w:rPr>
+          <w:rPr>
+            <w:color w:val="0000EE"/>
+            <w:u w:val="single"/>
+          </w:rPr>
+          <w:t>路18:37</w:t>
+        </w:r>
+      </w:hyperlink>
+      <w:r>
+        <w:rPr>
+          <w:lang w:val="zh_TW" w:bidi="zh_TW"/>
+        </w:rPr>
+        <w:t>）、一個使女（</w:t>
+      </w:r>
+      <w:hyperlink r:id="rId80">
+        <w:r>
+          <w:rPr>
+            <w:lang w:val="zh_TW" w:bidi="zh_TW"/>
+          </w:rPr>
+          <w:rPr>
+            <w:color w:val="0000EE"/>
+            <w:u w:val="single"/>
+          </w:rPr>
+          <w:t>可14:67</w:t>
+        </w:r>
+      </w:hyperlink>
+      <w:r>
+        <w:rPr>
+          <w:lang w:val="zh_TW" w:bidi="zh_TW"/>
+        </w:rPr>
+        <w:t>）、兵丁（</w:t>
+      </w:r>
+      <w:hyperlink r:id="rId81">
+        <w:r>
+          <w:rPr>
+            <w:lang w:val="zh_TW" w:bidi="zh_TW"/>
+          </w:rPr>
+          <w:rPr>
+            <w:color w:val="0000EE"/>
+            <w:u w:val="single"/>
+          </w:rPr>
+          <w:t>約18:5–7</w:t>
+        </w:r>
+      </w:hyperlink>
+      <w:r>
+        <w:rPr>
+          <w:lang w:val="zh_TW" w:bidi="zh_TW"/>
+        </w:rPr>
+        <w:t>）、彼拉多（</w:t>
+      </w:r>
+      <w:hyperlink r:id="rId82">
+        <w:r>
+          <w:rPr>
+            <w:lang w:val="zh_TW" w:bidi="zh_TW"/>
+          </w:rPr>
+          <w:rPr>
+            <w:color w:val="0000EE"/>
+            <w:u w:val="single"/>
+          </w:rPr>
+          <w:t>約19:19</w:t>
+        </w:r>
+      </w:hyperlink>
+      <w:r>
+        <w:rPr>
+          <w:lang w:val="zh_TW" w:bidi="zh_TW"/>
+        </w:rPr>
+        <w:t>）、在往以馬忤斯路上的兩個門徒（</w:t>
+      </w:r>
+      <w:hyperlink r:id="rId83">
+        <w:r>
+          <w:rPr>
+            <w:lang w:val="zh_TW" w:bidi="zh_TW"/>
+          </w:rPr>
+          <w:rPr>
+            <w:color w:val="0000EE"/>
+            <w:u w:val="single"/>
+          </w:rPr>
+          <w:t>路24:19</w:t>
+        </w:r>
+      </w:hyperlink>
+      <w:r>
+        <w:rPr>
+          <w:lang w:val="zh_TW" w:bidi="zh_TW"/>
+        </w:rPr>
+        <w:t>）和墓旁的天使（</w:t>
+      </w:r>
+      <w:hyperlink r:id="rId84">
+        <w:r>
+          <w:rPr>
+            <w:lang w:val="zh_TW" w:bidi="zh_TW"/>
+          </w:rPr>
+          <w:rPr>
+            <w:color w:val="0000EE"/>
+            <w:u w:val="single"/>
+          </w:rPr>
+          <w:t>可16:6</w:t>
+        </w:r>
+      </w:hyperlink>
+      <w:r>
+        <w:rPr>
+          <w:lang w:val="zh_TW" w:bidi="zh_TW"/>
+        </w:rPr>
+        <w:t>）所使用。</w:t>
       </w:r>
     </w:p>
     <w:p>
@@ -988,30 +2418,79 @@
         <w:rPr>
           <w:lang w:val="zh_TW" w:bidi="zh_TW"/>
         </w:rPr>
-        <w:t>儘管殘餘亞述勢力由</w:t>
-      </w:r>
-      <w:r>
-        <w:rPr>
-          <w:lang w:val="zh_TW" w:bidi="zh_TW"/>
-        </w:rPr>
-        <w:t>亞述烏巴列</w:t>
-      </w:r>
-      <w:r>
-        <w:rPr>
-          <w:lang w:val="zh_TW" w:bidi="zh_TW"/>
-        </w:rPr>
-        <w:t>（Ashuruballit）在哈蘭支撐至公元前609年，尼尼微仍已徹底毀滅，應驗了希伯來先知的預言。</w:t>
-      </w:r>
-    </w:p>
-    <w:p>
-      <w:pPr>
-        <w:pStyle w:val="Heading3"/>
-      </w:pPr>
-      <w:r>
-        <w:rPr>
-          <w:lang w:val="zh_TW" w:bidi="zh_TW"/>
-        </w:rPr>
-        <w:t>尼尼微與聖經</w:t>
+        <w:t>使徒行傳中的使徒們也用「拿撒勒人」這個稱號來指認耶穌，彼得在五旬節那天的講道中提到拿撒勒人耶穌（</w:t>
+      </w:r>
+      <w:hyperlink r:id="rId68">
+        <w:r>
+          <w:rPr>
+            <w:lang w:val="zh_TW" w:bidi="zh_TW"/>
+          </w:rPr>
+          <w:rPr>
+            <w:color w:val="0000EE"/>
+            <w:u w:val="single"/>
+          </w:rPr>
+          <w:t>徒2:22</w:t>
+        </w:r>
+      </w:hyperlink>
+      <w:r>
+        <w:rPr>
+          <w:lang w:val="zh_TW" w:bidi="zh_TW"/>
+        </w:rPr>
+        <w:t>），並在隨後的聖殿門口的醫治事蹟中再次提及（</w:t>
+      </w:r>
+      <w:hyperlink r:id="rId85">
+        <w:r>
+          <w:rPr>
+            <w:lang w:val="zh_TW" w:bidi="zh_TW"/>
+          </w:rPr>
+          <w:rPr>
+            <w:color w:val="0000EE"/>
+            <w:u w:val="single"/>
+          </w:rPr>
+          <w:t>3:6</w:t>
+        </w:r>
+      </w:hyperlink>
+      <w:r>
+        <w:rPr>
+          <w:lang w:val="zh_TW" w:bidi="zh_TW"/>
+        </w:rPr>
+        <w:t>，</w:t>
+      </w:r>
+      <w:hyperlink r:id="rId86">
+        <w:r>
+          <w:rPr>
+            <w:lang w:val="zh_TW" w:bidi="zh_TW"/>
+          </w:rPr>
+          <w:rPr>
+            <w:color w:val="0000EE"/>
+            <w:u w:val="single"/>
+          </w:rPr>
+          <w:t>4:10</w:t>
+        </w:r>
+      </w:hyperlink>
+      <w:r>
+        <w:rPr>
+          <w:lang w:val="zh_TW" w:bidi="zh_TW"/>
+        </w:rPr>
+        <w:t>）。保羅在</w:t>
+      </w:r>
+      <w:hyperlink r:id="rId87">
+        <w:r>
+          <w:rPr>
+            <w:lang w:val="zh_TW" w:bidi="zh_TW"/>
+          </w:rPr>
+          <w:rPr>
+            <w:color w:val="0000EE"/>
+            <w:u w:val="single"/>
+          </w:rPr>
+          <w:t>使徒行傳二十六章9節</w:t>
+        </w:r>
+      </w:hyperlink>
+      <w:r>
+        <w:rPr>
+          <w:lang w:val="zh_TW" w:bidi="zh_TW"/>
+        </w:rPr>
+        <w:t>中也稱耶穌為「拿撒勒人」。</w:t>
       </w:r>
     </w:p>
     <w:p>
@@ -1025,43 +2504,43 @@
         <w:rPr>
           <w:lang w:val="zh_TW" w:bidi="zh_TW"/>
         </w:rPr>
-        <w:t>舊約中有六卷書提及尼尼微。在創世記中，唯一提到尼尼微的是在列國表（the table of nations）中（</w:t>
-      </w:r>
-      <w:hyperlink r:id="rId24">
-        <w:r>
-          <w:rPr>
-            <w:lang w:val="zh_TW" w:bidi="zh_TW"/>
-          </w:rPr>
-          <w:rPr>
-            <w:color w:val="0000EE"/>
-            <w:u w:val="single"/>
-          </w:rPr>
-          <w:t>創10章</w:t>
-        </w:r>
-      </w:hyperlink>
-      <w:r>
-        <w:rPr>
-          <w:lang w:val="zh_TW" w:bidi="zh_TW"/>
-        </w:rPr>
-        <w:t>），寧錄自示拿地往亞述去，建造尼尼微、利河伯、迦拉與利鮮，利鮮位於尼尼微和迦拉之間（</w:t>
-      </w:r>
-      <w:hyperlink r:id="rId25">
-        <w:r>
-          <w:rPr>
-            <w:lang w:val="zh_TW" w:bidi="zh_TW"/>
-          </w:rPr>
-          <w:rPr>
-            <w:color w:val="0000EE"/>
-            <w:u w:val="single"/>
-          </w:rPr>
-          <w:t>11–12</w:t>
-        </w:r>
-      </w:hyperlink>
-      <w:r>
-        <w:rPr>
-          <w:lang w:val="zh_TW" w:bidi="zh_TW"/>
-        </w:rPr>
-        <w:t>節；在其它譯本中，這些是亞述所造）。</w:t>
+        <w:t>有一處敵對性的提及是在</w:t>
+      </w:r>
+      <w:hyperlink r:id="rId88">
+        <w:r>
+          <w:rPr>
+            <w:lang w:val="zh_TW" w:bidi="zh_TW"/>
+          </w:rPr>
+          <w:rPr>
+            <w:color w:val="0000EE"/>
+            <w:u w:val="single"/>
+          </w:rPr>
+          <w:t>使徒行傳六章14節</w:t>
+        </w:r>
+      </w:hyperlink>
+      <w:r>
+        <w:rPr>
+          <w:lang w:val="zh_TW" w:bidi="zh_TW"/>
+        </w:rPr>
+        <w:t>。針對司提反作假見證的人在公會前控告他說：「這拿撒勒人耶穌要毀壞此地（聖殿），也要改變摩西所交給我們的規條。」（見希臘文譯本）。另一個敵對性的提及在</w:t>
+      </w:r>
+      <w:hyperlink r:id="rId72">
+        <w:r>
+          <w:rPr>
+            <w:lang w:val="zh_TW" w:bidi="zh_TW"/>
+          </w:rPr>
+          <w:rPr>
+            <w:color w:val="0000EE"/>
+            <w:u w:val="single"/>
+          </w:rPr>
+          <w:t>使徒行傳二十四章5節</w:t>
+        </w:r>
+      </w:hyperlink>
+      <w:r>
+        <w:rPr>
+          <w:lang w:val="zh_TW" w:bidi="zh_TW"/>
+        </w:rPr>
+        <w:t>，這是唯一一次提到耶穌的跟隨者為拿撒勒教黨。帖土羅控告保羅說：「我們看這個人，如同瘟疫一般，是鼓動普天下眾猶太人生亂的，又是拿撒勒教黨裡的一個頭目。」</w:t>
       </w:r>
     </w:p>
     <w:p>
@@ -1075,54 +2554,108 @@
         <w:rPr>
           <w:lang w:val="zh_TW" w:bidi="zh_TW"/>
         </w:rPr>
-        <w:t>米拿現所支付的貢品（</w:t>
-      </w:r>
-      <w:hyperlink r:id="rId26">
-        <w:r>
-          <w:rPr>
-            <w:lang w:val="zh_TW" w:bidi="zh_TW"/>
-          </w:rPr>
-          <w:rPr>
-            <w:color w:val="0000EE"/>
-            <w:u w:val="single"/>
-          </w:rPr>
-          <w:t>王下15:19–20</w:t>
-        </w:r>
-      </w:hyperlink>
-      <w:r>
-        <w:rPr>
-          <w:lang w:val="zh_TW" w:bidi="zh_TW"/>
-        </w:rPr>
-        <w:t>）和撒馬利亞淪陷時所奪取的戰利品（</w:t>
-      </w:r>
-      <w:hyperlink r:id="rId27">
-        <w:r>
-          <w:rPr>
-            <w:lang w:val="zh_TW" w:bidi="zh_TW"/>
-          </w:rPr>
-          <w:rPr>
-            <w:color w:val="0000EE"/>
-            <w:u w:val="single"/>
-          </w:rPr>
-          <w:t>賽8:4</w:t>
-        </w:r>
-      </w:hyperlink>
-      <w:r>
-        <w:rPr>
-          <w:lang w:val="zh_TW" w:bidi="zh_TW"/>
-        </w:rPr>
-        <w:t>）都被運送至尼尼微。西拿基立從希西家那裡所收取的貢物，也同樣被送到這座城中（</w:t>
-      </w:r>
-      <w:hyperlink r:id="rId28">
-        <w:r>
-          <w:rPr>
-            <w:lang w:val="zh_TW" w:bidi="zh_TW"/>
-          </w:rPr>
-          <w:rPr>
-            <w:color w:val="0000EE"/>
-            <w:u w:val="single"/>
-          </w:rPr>
-          <w:t>王下14–16</w:t>
+        <w:t>關於「拿撒勒人」這個名稱，在</w:t>
+      </w:r>
+      <w:hyperlink r:id="rId61">
+        <w:r>
+          <w:rPr>
+            <w:lang w:val="zh_TW" w:bidi="zh_TW"/>
+          </w:rPr>
+          <w:rPr>
+            <w:color w:val="0000EE"/>
+            <w:u w:val="single"/>
+          </w:rPr>
+          <w:t>馬太福音二章23節</w:t>
+        </w:r>
+      </w:hyperlink>
+      <w:r>
+        <w:rPr>
+          <w:lang w:val="zh_TW" w:bidi="zh_TW"/>
+        </w:rPr>
+        <w:t>一直是個難題：「到了一座城，名叫拿撒勒，就住在那裡。這是要應驗先知所說，他將稱為拿撒勒人的話了」。舊約中沒有任何先知直接預言彌賽亞將被稱為拿撒勒人。一些學者將馬太福音的引用與</w:t>
+      </w:r>
+      <w:hyperlink r:id="rId89">
+        <w:r>
+          <w:rPr>
+            <w:lang w:val="zh_TW" w:bidi="zh_TW"/>
+          </w:rPr>
+          <w:rPr>
+            <w:color w:val="0000EE"/>
+            <w:u w:val="single"/>
+          </w:rPr>
+          <w:t>以賽亞書十一章1節</w:t>
+        </w:r>
+      </w:hyperlink>
+      <w:r>
+        <w:rPr>
+          <w:lang w:val="zh_TW" w:bidi="zh_TW"/>
+        </w:rPr>
+        <w:t>聯繫起來，該處提到彌賽亞是枝子，這個希伯來文詞語源自與「拿撒勒」相同的詞根。另一些人則認為這段舊約預言指的是彌賽亞將被人輕視和辱罵，因為他們認為彌賽亞應該來自大衛之城伯利恆。然而，儘管耶穌確實在伯利恆出生，但祂卻在拿撒勒長大，後來被稱為拿撒勒人，因而被人嘲笑。因此，當一些同時代的人稱祂為拿撒勒人時，這預言就應驗了，因為拿撒勒被視為一個不受人重視的地方（</w:t>
+      </w:r>
+      <w:hyperlink r:id="rId59">
+        <w:r>
+          <w:rPr>
+            <w:lang w:val="zh_TW" w:bidi="zh_TW"/>
+          </w:rPr>
+          <w:rPr>
+            <w:color w:val="0000EE"/>
+            <w:u w:val="single"/>
+          </w:rPr>
+          <w:t>約1:46</w:t>
+        </w:r>
+      </w:hyperlink>
+      <w:r>
+        <w:rPr>
+          <w:lang w:val="zh_TW" w:bidi="zh_TW"/>
+        </w:rPr>
+        <w:t>；參</w:t>
+      </w:r>
+      <w:hyperlink r:id="rId90">
+        <w:r>
+          <w:rPr>
+            <w:lang w:val="zh_TW" w:bidi="zh_TW"/>
+          </w:rPr>
+          <w:rPr>
+            <w:color w:val="0000EE"/>
+            <w:u w:val="single"/>
+          </w:rPr>
+          <w:t>太13:54</w:t>
+        </w:r>
+      </w:hyperlink>
+      <w:r>
+        <w:rPr>
+          <w:lang w:val="zh_TW" w:bidi="zh_TW"/>
+        </w:rPr>
+        <w:t>；</w:t>
+      </w:r>
+      <w:hyperlink r:id="rId91">
+        <w:r>
+          <w:rPr>
+            <w:lang w:val="zh_TW" w:bidi="zh_TW"/>
+          </w:rPr>
+          <w:rPr>
+            <w:color w:val="0000EE"/>
+            <w:u w:val="single"/>
+          </w:rPr>
+          <w:t>可6:2–3</w:t>
+        </w:r>
+      </w:hyperlink>
+      <w:r>
+        <w:rPr>
+          <w:lang w:val="zh_TW" w:bidi="zh_TW"/>
+        </w:rPr>
+        <w:t>；</w:t>
+      </w:r>
+      <w:hyperlink r:id="rId92">
+        <w:r>
+          <w:rPr>
+            <w:lang w:val="zh_TW" w:bidi="zh_TW"/>
+          </w:rPr>
+          <w:rPr>
+            <w:color w:val="0000EE"/>
+            <w:u w:val="single"/>
+          </w:rPr>
+          <w:t>路4:22</w:t>
         </w:r>
       </w:hyperlink>
       <w:r>
@@ -1141,27 +2674,32 @@
       </w:r>
       <w:r>
         <w:rPr>
-          <w:lang w:val="zh_TW" w:bidi="zh_TW"/>
-        </w:rPr>
-        <w:t>在尼尼微西拿基立宮殿出土的浮雕中，有描繪拉吉圍城戰的場景（參</w:t>
-      </w:r>
-      <w:hyperlink r:id="rId29">
-        <w:r>
-          <w:rPr>
-            <w:lang w:val="zh_TW" w:bidi="zh_TW"/>
-          </w:rPr>
-          <w:rPr>
-            <w:color w:val="0000EE"/>
-            <w:u w:val="single"/>
-          </w:rPr>
-          <w:t>王下19:8</w:t>
-        </w:r>
-      </w:hyperlink>
-      <w:r>
-        <w:rPr>
-          <w:lang w:val="zh_TW" w:bidi="zh_TW"/>
-        </w:rPr>
-        <w:t>）。浮雕上西拿基立坐在寶座上，向他哀求的俘虜則跪於前方；城牆上有弓箭手與撞城槌進攻，守軍以火與箭抵禦。其中一座城門，另有居民背負行囊逃離或投降的畫面，右下角可見三名赤身的男子被釘於木樁之上。</w:t>
+          <w:i/>
+          <w:lang w:val="zh_TW" w:bidi="zh_TW"/>
+        </w:rPr>
+        <w:t>另見</w:t>
+      </w:r>
+      <w:r>
+        <w:rPr>
+          <w:lang w:val="zh_TW" w:bidi="zh_TW"/>
+        </w:rPr>
+        <w:t>拿撒勒</w:t>
+      </w:r>
+      <w:r>
+        <w:rPr>
+          <w:lang w:val="zh_TW" w:bidi="zh_TW"/>
+        </w:rPr>
+        <w:t>。</w:t>
+      </w:r>
+      <w:r>
+        <w:rPr>
+          <w:lang w:val="zh_TW" w:bidi="zh_TW"/>
+        </w:rPr>
+      </w:r>
+      <w:r>
+        <w:rPr>
+          <w:lang w:val="zh_TW" w:bidi="zh_TW"/>
+        </w:rPr>
       </w:r>
     </w:p>
     <w:p>
@@ -1171,11 +2709,21 @@
           <w:lang w:val="zh_TW" w:bidi="zh_TW"/>
         </w:rPr>
       </w:r>
-      <w:r>
-        <w:rPr>
-          <w:lang w:val="zh_TW" w:bidi="zh_TW"/>
-        </w:rPr>
-        <w:t>在芝加哥大學東方研究所（Oriental Institute of the University of Chicago）的所收藏的棱柱和大英博物館（British Museum）的泰勒六棱柱（Taylor Prism）上，都刻有西拿基立入侵猶大之戰，由於亞述人沒有攻下耶路撒冷，西拿基立只能以誇耀自我滿足：「至於猶大人希西家，他未服我軛。我圍攻他之四十六堅城與無數鄉村，皆取之……我困他本人於耶路撒冷的皇宮中，如籠中之鳥。」</w:t>
+    </w:p>
+    <w:p>
+      <w:pPr>
+        <w:pStyle w:val="Heading2"/>
+      </w:pPr>
+      <w:r>
+        <w:rPr>
+          <w:lang w:val="zh_TW" w:bidi="zh_TW"/>
+        </w:rPr>
+        <w:t>那地的人</w:t>
+      </w:r>
+      <w:r>
+        <w:rPr>
+          <w:lang w:val="zh_TW" w:bidi="zh_TW"/>
+        </w:rPr>
       </w:r>
     </w:p>
     <w:p>
@@ -1189,36 +2737,170 @@
         <w:rPr>
           <w:lang w:val="zh_TW" w:bidi="zh_TW"/>
         </w:rPr>
-        <w:t>與尼尼微有關的亞述諸王在以色列的歷史中扮演重要角色，然而尼尼微這個名稱在聖經歷史書中僅出現過一次。</w:t>
-      </w:r>
-      <w:hyperlink r:id="rId30">
-        <w:r>
-          <w:rPr>
-            <w:lang w:val="zh_TW" w:bidi="zh_TW"/>
-          </w:rPr>
-          <w:rPr>
-            <w:color w:val="0000EE"/>
-            <w:u w:val="single"/>
-          </w:rPr>
-          <w:t>列王紀下十九章36節</w:t>
-        </w:r>
-      </w:hyperlink>
-      <w:r>
-        <w:rPr>
-          <w:lang w:val="zh_TW" w:bidi="zh_TW"/>
-        </w:rPr>
-        <w:t>記載，在耶和華的使者擊殺了十八萬五千名士兵後，西拿基立回家並留在尼尼微。公元前681年，他在此被兩子所殺（參</w:t>
-      </w:r>
-      <w:hyperlink r:id="rId31">
-        <w:r>
-          <w:rPr>
-            <w:lang w:val="zh_TW" w:bidi="zh_TW"/>
-          </w:rPr>
-          <w:rPr>
-            <w:color w:val="0000EE"/>
-            <w:u w:val="single"/>
-          </w:rPr>
-          <w:t>王下19:37</w:t>
+        <w:t>「那地的人」這個片語出自希伯來文</w:t>
+      </w:r>
+      <w:r>
+        <w:rPr>
+          <w:i/>
+          <w:lang w:val="zh_TW" w:bidi="zh_TW"/>
+        </w:rPr>
+        <w:t>‘Am-Ha’arets。</w:t>
+      </w:r>
+      <w:r>
+        <w:rPr>
+          <w:lang w:val="zh_TW" w:bidi="zh_TW"/>
+        </w:rPr>
+        <w:t xml:space="preserve"> 一般而言，</w:t>
+      </w:r>
+      <w:r>
+        <w:rPr>
+          <w:i/>
+          <w:lang w:val="zh_TW" w:bidi="zh_TW"/>
+        </w:rPr>
+        <w:t>‘Am-Ha’arets</w:t>
+      </w:r>
+      <w:r>
+        <w:rPr>
+          <w:lang w:val="zh_TW" w:bidi="zh_TW"/>
+        </w:rPr>
+        <w:t>可以指某個政治或民族群體，例如：</w:t>
+      </w:r>
+    </w:p>
+    <w:p>
+      <w:pPr>
+        <w:pStyle w:val="ListBullet"/>
+        <w:spacing w:line="240" w:lineRule="auto"/>
+        <w:ind w:left="720"/>
+      </w:pPr>
+      <w:r>
+        <w:rPr>
+          <w:lang w:val="zh_TW" w:bidi="zh_TW"/>
+        </w:rPr>
+      </w:r>
+      <w:r>
+        <w:rPr>
+          <w:lang w:val="zh_TW" w:bidi="zh_TW"/>
+        </w:rPr>
+        <w:t>赫的子孫，就是赫人（</w:t>
+      </w:r>
+      <w:hyperlink r:id="rId93">
+        <w:r>
+          <w:rPr>
+            <w:lang w:val="zh_TW" w:bidi="zh_TW"/>
+          </w:rPr>
+          <w:rPr>
+            <w:color w:val="0000EE"/>
+            <w:u w:val="single"/>
+          </w:rPr>
+          <w:t>創23:7</w:t>
+        </w:r>
+      </w:hyperlink>
+      <w:r>
+        <w:rPr>
+          <w:lang w:val="zh_TW" w:bidi="zh_TW"/>
+        </w:rPr>
+        <w:t>）</w:t>
+      </w:r>
+    </w:p>
+    <w:p>
+      <w:pPr>
+        <w:pStyle w:val="ListBullet"/>
+        <w:spacing w:line="240" w:lineRule="auto"/>
+        <w:ind w:left="720"/>
+      </w:pPr>
+      <w:r>
+        <w:rPr>
+          <w:lang w:val="zh_TW" w:bidi="zh_TW"/>
+        </w:rPr>
+      </w:r>
+      <w:r>
+        <w:rPr>
+          <w:lang w:val="zh_TW" w:bidi="zh_TW"/>
+        </w:rPr>
+        <w:t>埃及人（</w:t>
+      </w:r>
+      <w:hyperlink r:id="rId94">
+        <w:r>
+          <w:rPr>
+            <w:lang w:val="zh_TW" w:bidi="zh_TW"/>
+          </w:rPr>
+          <w:rPr>
+            <w:color w:val="0000EE"/>
+            <w:u w:val="single"/>
+          </w:rPr>
+          <w:t>創42:6</w:t>
+        </w:r>
+      </w:hyperlink>
+      <w:r>
+        <w:rPr>
+          <w:lang w:val="zh_TW" w:bidi="zh_TW"/>
+        </w:rPr>
+        <w:t>）</w:t>
+      </w:r>
+    </w:p>
+    <w:p>
+      <w:pPr>
+        <w:pStyle w:val="ListBullet"/>
+        <w:spacing w:line="240" w:lineRule="auto"/>
+        <w:ind w:left="720"/>
+      </w:pPr>
+      <w:r>
+        <w:rPr>
+          <w:lang w:val="zh_TW" w:bidi="zh_TW"/>
+        </w:rPr>
+      </w:r>
+      <w:r>
+        <w:rPr>
+          <w:lang w:val="zh_TW" w:bidi="zh_TW"/>
+        </w:rPr>
+        <w:t>以色列人（</w:t>
+      </w:r>
+      <w:hyperlink r:id="rId95">
+        <w:r>
+          <w:rPr>
+            <w:lang w:val="zh_TW" w:bidi="zh_TW"/>
+          </w:rPr>
+          <w:rPr>
+            <w:color w:val="0000EE"/>
+            <w:u w:val="single"/>
+          </w:rPr>
+          <w:t>出5:5</w:t>
+        </w:r>
+      </w:hyperlink>
+      <w:r>
+        <w:rPr>
+          <w:lang w:val="zh_TW" w:bidi="zh_TW"/>
+        </w:rPr>
+        <w:t>）</w:t>
+      </w:r>
+    </w:p>
+    <w:p>
+      <w:pPr>
+        <w:pStyle w:val="ListBullet"/>
+        <w:spacing w:line="240" w:lineRule="auto"/>
+        <w:ind w:left="720"/>
+      </w:pPr>
+      <w:r>
+        <w:rPr>
+          <w:lang w:val="zh_TW" w:bidi="zh_TW"/>
+        </w:rPr>
+      </w:r>
+      <w:r>
+        <w:rPr>
+          <w:lang w:val="zh_TW" w:bidi="zh_TW"/>
+        </w:rPr>
+        <w:t>迦南諸國的民族（</w:t>
+      </w:r>
+      <w:hyperlink r:id="rId96">
+        <w:r>
+          <w:rPr>
+            <w:lang w:val="zh_TW" w:bidi="zh_TW"/>
+          </w:rPr>
+          <w:rPr>
+            <w:color w:val="0000EE"/>
+            <w:u w:val="single"/>
+          </w:rPr>
+          <w:t>民13:28</w:t>
         </w:r>
       </w:hyperlink>
       <w:r>
@@ -1227,41 +2909,59 @@
         </w:rPr>
         <w:t>；</w:t>
       </w:r>
-      <w:hyperlink r:id="rId32">
-        <w:r>
-          <w:rPr>
-            <w:lang w:val="zh_TW" w:bidi="zh_TW"/>
-          </w:rPr>
-          <w:rPr>
-            <w:color w:val="0000EE"/>
-            <w:u w:val="single"/>
-          </w:rPr>
-          <w:t>代下32:21</w:t>
-        </w:r>
-      </w:hyperlink>
-      <w:r>
-        <w:rPr>
-          <w:lang w:val="zh_TW" w:bidi="zh_TW"/>
-        </w:rPr>
-        <w:t>；</w:t>
-      </w:r>
-      <w:hyperlink r:id="rId33">
-        <w:r>
-          <w:rPr>
-            <w:lang w:val="zh_TW" w:bidi="zh_TW"/>
-          </w:rPr>
-          <w:rPr>
-            <w:color w:val="0000EE"/>
-            <w:u w:val="single"/>
-          </w:rPr>
-          <w:t>賽37:38</w:t>
-        </w:r>
-      </w:hyperlink>
-      <w:r>
-        <w:rPr>
-          <w:lang w:val="zh_TW" w:bidi="zh_TW"/>
-        </w:rPr>
-        <w:t>）。</w:t>
+      <w:hyperlink r:id="rId97">
+        <w:r>
+          <w:rPr>
+            <w:lang w:val="zh_TW" w:bidi="zh_TW"/>
+          </w:rPr>
+          <w:rPr>
+            <w:color w:val="0000EE"/>
+            <w:u w:val="single"/>
+          </w:rPr>
+          <w:t>尼9:24</w:t>
+        </w:r>
+      </w:hyperlink>
+      <w:r>
+        <w:rPr>
+          <w:lang w:val="zh_TW" w:bidi="zh_TW"/>
+        </w:rPr>
+        <w:t>）</w:t>
+      </w:r>
+    </w:p>
+    <w:p>
+      <w:pPr>
+        <w:pStyle w:val="ListBullet"/>
+        <w:spacing w:line="240" w:lineRule="auto"/>
+        <w:ind w:left="720"/>
+      </w:pPr>
+      <w:r>
+        <w:rPr>
+          <w:lang w:val="zh_TW" w:bidi="zh_TW"/>
+        </w:rPr>
+      </w:r>
+      <w:r>
+        <w:rPr>
+          <w:lang w:val="zh_TW" w:bidi="zh_TW"/>
+        </w:rPr>
+        <w:t>亞捫人（</w:t>
+      </w:r>
+      <w:hyperlink r:id="rId98">
+        <w:r>
+          <w:rPr>
+            <w:lang w:val="zh_TW" w:bidi="zh_TW"/>
+          </w:rPr>
+          <w:rPr>
+            <w:color w:val="0000EE"/>
+            <w:u w:val="single"/>
+          </w:rPr>
+          <w:t>民21:34</w:t>
+        </w:r>
+      </w:hyperlink>
+      <w:r>
+        <w:rPr>
+          <w:lang w:val="zh_TW" w:bidi="zh_TW"/>
+        </w:rPr>
+        <w:t>）</w:t>
       </w:r>
     </w:p>
     <w:p>
@@ -1275,18 +2975,18 @@
         <w:rPr>
           <w:lang w:val="zh_TW" w:bidi="zh_TW"/>
         </w:rPr>
-        <w:t>約拿書中多次提到尼尼微，因上帝差遣先知前往該城宣告其即將臨到的審判。經文稱尼尼微為「大城」（</w:t>
-      </w:r>
-      <w:hyperlink r:id="rId34">
-        <w:r>
-          <w:rPr>
-            <w:lang w:val="zh_TW" w:bidi="zh_TW"/>
-          </w:rPr>
-          <w:rPr>
-            <w:color w:val="0000EE"/>
-            <w:u w:val="single"/>
-          </w:rPr>
-          <w:t>拿1:2</w:t>
+        <w:t>隨著以色列成為一個民族，這個詞的意思就改變了。它開始指一般百姓，也就是不屬於宗教或政治領袖的人（</w:t>
+      </w:r>
+      <w:hyperlink r:id="rId99">
+        <w:r>
+          <w:rPr>
+            <w:lang w:val="zh_TW" w:bidi="zh_TW"/>
+          </w:rPr>
+          <w:rPr>
+            <w:color w:val="0000EE"/>
+            <w:u w:val="single"/>
+          </w:rPr>
+          <w:t>王下11:14–20</w:t>
         </w:r>
       </w:hyperlink>
       <w:r>
@@ -1295,186 +2995,16 @@
         </w:rPr>
         <w:t>，</w:t>
       </w:r>
-      <w:hyperlink r:id="rId35">
-        <w:r>
-          <w:rPr>
-            <w:lang w:val="zh_TW" w:bidi="zh_TW"/>
-          </w:rPr>
-          <w:rPr>
-            <w:color w:val="0000EE"/>
-            <w:u w:val="single"/>
-          </w:rPr>
-          <w:t>3:2</w:t>
-        </w:r>
-      </w:hyperlink>
-      <w:r>
-        <w:rPr>
-          <w:lang w:val="zh_TW" w:bidi="zh_TW"/>
-        </w:rPr>
-        <w:t>），並且描述「</w:t>
-      </w:r>
-      <w:r>
-        <w:rPr>
-          <w:lang w:val="zh_TW" w:bidi="zh_TW"/>
-        </w:rPr>
-        <w:t>尼尼微是極大的城，有三日的路程。</w:t>
-      </w:r>
-      <w:r>
-        <w:rPr>
-          <w:lang w:val="zh_TW" w:bidi="zh_TW"/>
-        </w:rPr>
-        <w:t>」（</w:t>
-      </w:r>
-      <w:hyperlink r:id="rId36">
-        <w:r>
-          <w:rPr>
-            <w:lang w:val="zh_TW" w:bidi="zh_TW"/>
-          </w:rPr>
-          <w:rPr>
-            <w:color w:val="0000EE"/>
-            <w:u w:val="single"/>
-          </w:rPr>
-          <w:t>3:3</w:t>
-        </w:r>
-      </w:hyperlink>
-      <w:r>
-        <w:rPr>
-          <w:lang w:val="zh_TW" w:bidi="zh_TW"/>
-        </w:rPr>
-        <w:t>）。尼尼微地的地界必定超過古雲吉克丘與尼比‧優努斯丘所代表的區域。一些釋經者認為，當時的尼尼微城範圍還包括與之相關的其它城市，其中包括底格里斯與大扎卜河（Great Zab）之間的「亞述三角」（Assyrian triangle）地區，北起柯沙巴（Khorsabad），南至尼姆魯德（Nimrud）。</w:t>
-      </w:r>
-    </w:p>
-    <w:p>
-      <w:pPr/>
-      <w:r>
-        <w:rPr>
-          <w:lang w:val="zh_TW" w:bidi="zh_TW"/>
-        </w:rPr>
-      </w:r>
-      <w:r>
-        <w:rPr>
-          <w:lang w:val="zh_TW" w:bidi="zh_TW"/>
-        </w:rPr>
-        <w:t>耶和華說：「</w:t>
-      </w:r>
-      <w:r>
-        <w:rPr>
-          <w:lang w:val="zh_TW" w:bidi="zh_TW"/>
-        </w:rPr>
-        <w:t>這尼尼微大城，其中不能分辨左手右手的有十二萬多人</w:t>
-      </w:r>
-      <w:r>
-        <w:rPr>
-          <w:lang w:val="zh_TW" w:bidi="zh_TW"/>
-        </w:rPr>
-        <w:t>」（</w:t>
-      </w:r>
-      <w:hyperlink r:id="rId37">
-        <w:r>
-          <w:rPr>
-            <w:lang w:val="zh_TW" w:bidi="zh_TW"/>
-          </w:rPr>
-          <w:rPr>
-            <w:color w:val="0000EE"/>
-            <w:u w:val="single"/>
-          </w:rPr>
-          <w:t>拿4:11</w:t>
-        </w:r>
-      </w:hyperlink>
-      <w:r>
-        <w:rPr>
-          <w:lang w:val="zh_TW" w:bidi="zh_TW"/>
-        </w:rPr>
-        <w:t>）。有些人把這句話解釋為指城中無辜的孩童人數，因此推估大尼尼微人口約六十萬；但更合理的理解是，這是指全體居民，而那描述性的片語是用來說明尼尼微人完全的屬靈黑暗。</w:t>
-      </w:r>
-    </w:p>
-    <w:p>
-      <w:pPr/>
-      <w:r>
-        <w:rPr>
-          <w:lang w:val="zh_TW" w:bidi="zh_TW"/>
-        </w:rPr>
-      </w:r>
-      <w:r>
-        <w:rPr>
-          <w:lang w:val="zh_TW" w:bidi="zh_TW"/>
-        </w:rPr>
-        <w:t>約拿宣講的是審判與毀滅的信息，但全城的悔改帶來了拯救（</w:t>
-      </w:r>
-      <w:hyperlink r:id="rId38">
-        <w:r>
-          <w:rPr>
-            <w:lang w:val="zh_TW" w:bidi="zh_TW"/>
-          </w:rPr>
-          <w:rPr>
-            <w:color w:val="0000EE"/>
-            <w:u w:val="single"/>
-          </w:rPr>
-          <w:t>3:6–10</w:t>
-        </w:r>
-      </w:hyperlink>
-      <w:r>
-        <w:rPr>
-          <w:lang w:val="zh_TW" w:bidi="zh_TW"/>
-        </w:rPr>
-        <w:t>）。那鴻以栩栩如生又激昂的語言宣告了這座城市最終的傾覆。西番亞也預言了尼尼微的毀滅，宣告它將成為荒涼之地，成為羊群躺臥之處，即使是隨意造訪的人也能體會（</w:t>
-      </w:r>
-      <w:hyperlink r:id="rId39">
-        <w:r>
-          <w:rPr>
-            <w:lang w:val="zh_TW" w:bidi="zh_TW"/>
-          </w:rPr>
-          <w:rPr>
-            <w:color w:val="0000EE"/>
-            <w:u w:val="single"/>
-          </w:rPr>
-          <w:t>番2:13–15</w:t>
-        </w:r>
-      </w:hyperlink>
-      <w:r>
-        <w:rPr>
-          <w:lang w:val="zh_TW" w:bidi="zh_TW"/>
-        </w:rPr>
-        <w:t>）。</w:t>
-      </w:r>
-    </w:p>
-    <w:p>
-      <w:pPr/>
-      <w:r>
-        <w:rPr>
-          <w:lang w:val="zh_TW" w:bidi="zh_TW"/>
-        </w:rPr>
-      </w:r>
-      <w:r>
-        <w:rPr>
-          <w:lang w:val="zh_TW" w:bidi="zh_TW"/>
-        </w:rPr>
-        <w:t>尼尼微被巴比倫人、米底亞人和西古提人的聯軍所毀。這座城市遭受極其嚴重且徹底的破壞；數世紀後連確定位置也被人遺忘。色諾芬（Xenophon）和希臘軍隊在公元前401年從該地附近撤退經過，卻未意識到那裡正是尼尼微的所在。在公元第二世紀，希臘諷刺作家琉善（Lucian）評論道：「尼尼微被毀得如此徹底，以致於已無法說出它曾經位於何處；連一點痕跡都沒有留下。」</w:t>
-      </w:r>
-    </w:p>
-    <w:p>
-      <w:pPr/>
-      <w:r>
-        <w:rPr>
-          <w:lang w:val="zh_TW" w:bidi="zh_TW"/>
-        </w:rPr>
-      </w:r>
-      <w:r>
-        <w:rPr>
-          <w:lang w:val="zh_TW" w:bidi="zh_TW"/>
-        </w:rPr>
-        <w:t>新約聖經福音書中僅有幾次提到尼尼微，也都與審判有關。耶穌在回應文士和法利賽人的要求時，指出邪惡的世代在尋求神蹟；正如約拿曾是尼尼微人的一個神蹟，耶穌也將成為祂那世代的神蹟（</w:t>
-      </w:r>
-      <w:hyperlink r:id="rId40">
-        <w:r>
-          <w:rPr>
-            <w:lang w:val="zh_TW" w:bidi="zh_TW"/>
-          </w:rPr>
-          <w:rPr>
-            <w:color w:val="0000EE"/>
-            <w:u w:val="single"/>
-          </w:rPr>
-          <w:t>太12:38–40</w:t>
+      <w:hyperlink r:id="rId100">
+        <w:r>
+          <w:rPr>
+            <w:lang w:val="zh_TW" w:bidi="zh_TW"/>
+          </w:rPr>
+          <w:rPr>
+            <w:color w:val="0000EE"/>
+            <w:u w:val="single"/>
+          </w:rPr>
+          <w:t>25:3</w:t>
         </w:r>
       </w:hyperlink>
       <w:r>
@@ -1483,34 +3013,16 @@
         </w:rPr>
         <w:t>；</w:t>
       </w:r>
-      <w:hyperlink r:id="rId41">
-        <w:r>
-          <w:rPr>
-            <w:lang w:val="zh_TW" w:bidi="zh_TW"/>
-          </w:rPr>
-          <w:rPr>
-            <w:color w:val="0000EE"/>
-            <w:u w:val="single"/>
-          </w:rPr>
-          <w:t>路11:29–31</w:t>
-        </w:r>
-      </w:hyperlink>
-      <w:r>
-        <w:rPr>
-          <w:lang w:val="zh_TW" w:bidi="zh_TW"/>
-        </w:rPr>
-        <w:t>）。祂接著宣告，尼尼微人在審判時將與祂那世代的人一同起來定這世代的罪，因為尼尼微人在約拿的宣講下悔改了。現在，有一位比約拿更大的人已經來了（</w:t>
-      </w:r>
-      <w:hyperlink r:id="rId42">
-        <w:r>
-          <w:rPr>
-            <w:lang w:val="zh_TW" w:bidi="zh_TW"/>
-          </w:rPr>
-          <w:rPr>
-            <w:color w:val="0000EE"/>
-            <w:u w:val="single"/>
-          </w:rPr>
-          <w:t>太12:41</w:t>
+      <w:hyperlink r:id="rId101">
+        <w:r>
+          <w:rPr>
+            <w:lang w:val="zh_TW" w:bidi="zh_TW"/>
+          </w:rPr>
+          <w:rPr>
+            <w:color w:val="0000EE"/>
+            <w:u w:val="single"/>
+          </w:rPr>
+          <w:t>代下33:25</w:t>
         </w:r>
       </w:hyperlink>
       <w:r>
@@ -1519,336 +3031,102 @@
         </w:rPr>
         <w:t>；</w:t>
       </w:r>
-      <w:hyperlink r:id="rId43">
-        <w:r>
-          <w:rPr>
-            <w:lang w:val="zh_TW" w:bidi="zh_TW"/>
-          </w:rPr>
-          <w:rPr>
-            <w:color w:val="0000EE"/>
-            <w:u w:val="single"/>
-          </w:rPr>
-          <w:t>路11:32</w:t>
-        </w:r>
-      </w:hyperlink>
-      <w:r>
-        <w:rPr>
-          <w:lang w:val="zh_TW" w:bidi="zh_TW"/>
-        </w:rPr>
-        <w:t>）。</w:t>
-      </w:r>
-    </w:p>
-    <w:p>
-      <w:pPr/>
-      <w:r>
-        <w:rPr>
-          <w:lang w:val="zh_TW" w:bidi="zh_TW"/>
-        </w:rPr>
+      <w:hyperlink r:id="rId102">
+        <w:r>
+          <w:rPr>
+            <w:lang w:val="zh_TW" w:bidi="zh_TW"/>
+          </w:rPr>
+          <w:rPr>
+            <w:color w:val="0000EE"/>
+            <w:u w:val="single"/>
+          </w:rPr>
+          <w:t>耶52:25</w:t>
+        </w:r>
+      </w:hyperlink>
+      <w:r>
+        <w:rPr>
+          <w:lang w:val="zh_TW" w:bidi="zh_TW"/>
+        </w:rPr>
+        <w:t>）。後來，許多猶大人從巴比倫被擄歸回之後，這個詞又衍生出新的意思，它被用來形容那些與其它民族通婚的猶大人。以斯拉和跟從他的人通常不與這些通婚的家庭來往（</w:t>
+      </w:r>
+      <w:hyperlink r:id="rId103">
+        <w:r>
+          <w:rPr>
+            <w:lang w:val="zh_TW" w:bidi="zh_TW"/>
+          </w:rPr>
+          <w:rPr>
+            <w:color w:val="0000EE"/>
+            <w:u w:val="single"/>
+          </w:rPr>
+          <w:t>拉4:4</w:t>
+        </w:r>
+      </w:hyperlink>
+      <w:r>
+        <w:rPr>
+          <w:lang w:val="zh_TW" w:bidi="zh_TW"/>
+        </w:rPr>
+        <w:t>，</w:t>
+      </w:r>
+      <w:hyperlink r:id="rId104">
+        <w:r>
+          <w:rPr>
+            <w:lang w:val="zh_TW" w:bidi="zh_TW"/>
+          </w:rPr>
+          <w:rPr>
+            <w:color w:val="0000EE"/>
+            <w:u w:val="single"/>
+          </w:rPr>
+          <w:t>10:2</w:t>
+        </w:r>
+      </w:hyperlink>
+      <w:r>
+        <w:rPr>
+          <w:lang w:val="zh_TW" w:bidi="zh_TW"/>
+        </w:rPr>
+        <w:t>、</w:t>
+      </w:r>
+      <w:hyperlink r:id="rId104">
+        <w:r>
+          <w:rPr>
+            <w:lang w:val="zh_TW" w:bidi="zh_TW"/>
+          </w:rPr>
+          <w:rPr>
+            <w:color w:val="0000EE"/>
+            <w:u w:val="single"/>
+          </w:rPr>
+          <w:t>11</w:t>
+        </w:r>
+      </w:hyperlink>
+      <w:r>
+        <w:rPr>
+          <w:lang w:val="zh_TW" w:bidi="zh_TW"/>
+        </w:rPr>
+        <w:t>；</w:t>
+      </w:r>
+      <w:hyperlink r:id="rId105">
+        <w:r>
+          <w:rPr>
+            <w:lang w:val="zh_TW" w:bidi="zh_TW"/>
+          </w:rPr>
+          <w:rPr>
+            <w:color w:val="0000EE"/>
+            <w:u w:val="single"/>
+          </w:rPr>
+          <w:t>尼10:28–31</w:t>
+        </w:r>
+      </w:hyperlink>
+      <w:r>
+        <w:rPr>
+          <w:lang w:val="zh_TW" w:bidi="zh_TW"/>
+        </w:rPr>
+        <w:t>）。再後來，拉比猶太教將那些不能遵行全部律法的猶太人稱為</w:t>
       </w:r>
       <w:r>
         <w:rPr>
           <w:i/>
           <w:lang w:val="zh_TW" w:bidi="zh_TW"/>
         </w:rPr>
-        <w:t>另見</w:t>
-      </w:r>
-      <w:r>
-        <w:rPr>
-          <w:lang w:val="zh_TW" w:bidi="zh_TW"/>
-        </w:rPr>
-        <w:t xml:space="preserve"> </w:t>
-      </w:r>
-      <w:r>
-        <w:rPr>
-          <w:lang w:val="zh_TW" w:bidi="zh_TW"/>
-        </w:rPr>
-        <w:t>亞述、亞述人</w:t>
-      </w:r>
-      <w:r>
-        <w:rPr>
-          <w:lang w:val="zh_TW" w:bidi="zh_TW"/>
-        </w:rPr>
-        <w:t>；</w:t>
-      </w:r>
-      <w:r>
-        <w:rPr>
-          <w:lang w:val="zh_TW" w:bidi="zh_TW"/>
-        </w:rPr>
-        <w:t>漢謨拉比法典</w:t>
-      </w:r>
-      <w:r>
-        <w:rPr>
-          <w:lang w:val="zh_TW" w:bidi="zh_TW"/>
-        </w:rPr>
-        <w:t>。</w:t>
-      </w:r>
-      <w:r>
-        <w:rPr>
-          <w:lang w:val="zh_TW" w:bidi="zh_TW"/>
-        </w:rPr>
-      </w:r>
-      <w:r>
-        <w:rPr>
-          <w:lang w:val="zh_TW" w:bidi="zh_TW"/>
-        </w:rPr>
-      </w:r>
-    </w:p>
-    <w:p>
-      <w:pPr/>
-      <w:r>
-        <w:rPr>
-          <w:lang w:val="zh_TW" w:bidi="zh_TW"/>
-        </w:rPr>
-      </w:r>
-    </w:p>
-    <w:p>
-      <w:pPr>
-        <w:pStyle w:val="Heading2"/>
-      </w:pPr>
-      <w:r>
-        <w:rPr>
-          <w:lang w:val="zh_TW" w:bidi="zh_TW"/>
-        </w:rPr>
-        <w:t>泥漿</w:t>
-      </w:r>
-      <w:r>
-        <w:rPr>
-          <w:lang w:val="zh_TW" w:bidi="zh_TW"/>
-        </w:rPr>
-      </w:r>
-    </w:p>
-    <w:p>
-      <w:pPr>
-        <w:pStyle w:val="Heading2"/>
-      </w:pPr>
-      <w:r>
-        <w:rPr>
-          <w:lang w:val="zh_TW" w:bidi="zh_TW"/>
-        </w:rPr>
-        <w:t>泥漿（Slime）</w:t>
-      </w:r>
-    </w:p>
-    <w:p>
-      <w:pPr/>
-      <w:r>
-        <w:rPr>
-          <w:lang w:val="zh_TW" w:bidi="zh_TW"/>
-        </w:rPr>
-      </w:r>
-      <w:r>
-        <w:rPr>
-          <w:lang w:val="zh_TW" w:bidi="zh_TW"/>
-        </w:rPr>
-        <w:t>這是在</w:t>
-      </w:r>
-      <w:hyperlink r:id="rId44">
-        <w:r>
-          <w:rPr>
-            <w:lang w:val="zh_TW" w:bidi="zh_TW"/>
-          </w:rPr>
-          <w:rPr>
-            <w:color w:val="0000EE"/>
-            <w:u w:val="single"/>
-          </w:rPr>
-          <w:t>創世記十一章3節</w:t>
-        </w:r>
-      </w:hyperlink>
-      <w:r>
-        <w:rPr>
-          <w:lang w:val="zh_TW" w:bidi="zh_TW"/>
-        </w:rPr>
-        <w:t>和</w:t>
-      </w:r>
-      <w:hyperlink r:id="rId45">
-        <w:r>
-          <w:rPr>
-            <w:lang w:val="zh_TW" w:bidi="zh_TW"/>
-          </w:rPr>
-          <w:rPr>
-            <w:color w:val="0000EE"/>
-            <w:u w:val="single"/>
-          </w:rPr>
-          <w:t>出埃及記二章3節</w:t>
-        </w:r>
-      </w:hyperlink>
-      <w:r>
-        <w:rPr>
-          <w:lang w:val="zh_TW" w:bidi="zh_TW"/>
-        </w:rPr>
-        <w:t>中，「</w:t>
-      </w:r>
-      <w:r>
-        <w:rPr>
-          <w:lang w:val="zh_TW" w:bidi="zh_TW"/>
-        </w:rPr>
-        <w:t>石漆</w:t>
-      </w:r>
-      <w:r>
-        <w:rPr>
-          <w:lang w:val="zh_TW" w:bidi="zh_TW"/>
-        </w:rPr>
-        <w:t>（tar）」一詞在某些譯本中的譯法。</w:t>
-      </w:r>
-    </w:p>
-    <w:p>
-      <w:pPr/>
-      <w:r>
-        <w:rPr>
-          <w:lang w:val="zh_TW" w:bidi="zh_TW"/>
-        </w:rPr>
-      </w:r>
-      <w:r>
-        <w:rPr>
-          <w:i/>
-          <w:lang w:val="zh_TW" w:bidi="zh_TW"/>
-        </w:rPr>
-        <w:t>見</w:t>
-      </w:r>
-      <w:r>
-        <w:rPr>
-          <w:lang w:val="zh_TW" w:bidi="zh_TW"/>
-        </w:rPr>
-        <w:t>瀝青</w:t>
-      </w:r>
-      <w:r>
-        <w:rPr>
-          <w:lang w:val="zh_TW" w:bidi="zh_TW"/>
-        </w:rPr>
-        <w:t>；</w:t>
-      </w:r>
-      <w:r>
-        <w:rPr>
-          <w:lang w:val="zh_TW" w:bidi="zh_TW"/>
-        </w:rPr>
-        <w:t>石漆</w:t>
-      </w:r>
-      <w:r>
-        <w:rPr>
-          <w:lang w:val="zh_TW" w:bidi="zh_TW"/>
-        </w:rPr>
-        <w:t>。</w:t>
-      </w:r>
-      <w:r>
-        <w:rPr>
-          <w:lang w:val="zh_TW" w:bidi="zh_TW"/>
-        </w:rPr>
-      </w:r>
-      <w:r>
-        <w:rPr>
-          <w:lang w:val="zh_TW" w:bidi="zh_TW"/>
-        </w:rPr>
-      </w:r>
-    </w:p>
-    <w:p>
-      <w:pPr/>
-      <w:r>
-        <w:rPr>
-          <w:lang w:val="zh_TW" w:bidi="zh_TW"/>
-        </w:rPr>
-      </w:r>
-    </w:p>
-    <w:p>
-      <w:pPr>
-        <w:pStyle w:val="Heading2"/>
-      </w:pPr>
-      <w:r>
-        <w:rPr>
-          <w:lang w:val="zh_TW" w:bidi="zh_TW"/>
-        </w:rPr>
-        <w:t>泥漿坑</w:t>
-      </w:r>
-      <w:r>
-        <w:rPr>
-          <w:lang w:val="zh_TW" w:bidi="zh_TW"/>
-        </w:rPr>
-      </w:r>
-    </w:p>
-    <w:p>
-      <w:pPr>
-        <w:pStyle w:val="Heading2"/>
-      </w:pPr>
-      <w:r>
-        <w:rPr>
-          <w:lang w:val="zh_TW" w:bidi="zh_TW"/>
-        </w:rPr>
-        <w:t>泥漿坑（</w:t>
-      </w:r>
-      <w:r>
-        <w:rPr>
-          <w:lang w:val="zh_TW" w:bidi="zh_TW"/>
-        </w:rPr>
-        <w:t>Slimepits</w:t>
-      </w:r>
-      <w:r>
-        <w:rPr>
-          <w:lang w:val="zh_TW" w:bidi="zh_TW"/>
-        </w:rPr>
-        <w:t>）</w:t>
-      </w:r>
-    </w:p>
-    <w:p>
-      <w:pPr/>
-      <w:r>
-        <w:rPr>
-          <w:lang w:val="zh_TW" w:bidi="zh_TW"/>
-        </w:rPr>
-      </w:r>
-      <w:r>
-        <w:rPr>
-          <w:lang w:val="zh_TW" w:bidi="zh_TW"/>
-        </w:rPr>
-        <w:t>這是某些譯本對於在西訂谷中發現的瀝青坑（asphalt pits）或</w:t>
-      </w:r>
-      <w:r>
-        <w:rPr>
-          <w:lang w:val="zh_TW" w:bidi="zh_TW"/>
-        </w:rPr>
-        <w:t>石漆坑</w:t>
-      </w:r>
-      <w:r>
-        <w:rPr>
-          <w:lang w:val="zh_TW" w:bidi="zh_TW"/>
-        </w:rPr>
-        <w:t>（bitumen pits）的譯名（</w:t>
-      </w:r>
-      <w:hyperlink r:id="rId46">
-        <w:r>
-          <w:rPr>
-            <w:lang w:val="zh_TW" w:bidi="zh_TW"/>
-          </w:rPr>
-          <w:rPr>
-            <w:color w:val="0000EE"/>
-            <w:u w:val="single"/>
-          </w:rPr>
-          <w:t>創14:10</w:t>
-        </w:r>
-      </w:hyperlink>
-      <w:r>
-        <w:rPr>
-          <w:lang w:val="zh_TW" w:bidi="zh_TW"/>
-        </w:rPr>
-        <w:t>）。</w:t>
-      </w:r>
-    </w:p>
-    <w:p>
-      <w:pPr/>
-      <w:r>
-        <w:rPr>
-          <w:lang w:val="zh_TW" w:bidi="zh_TW"/>
-        </w:rPr>
-      </w:r>
-      <w:r>
-        <w:rPr>
-          <w:i/>
-          <w:lang w:val="zh_TW" w:bidi="zh_TW"/>
-        </w:rPr>
-        <w:t>見</w:t>
-      </w:r>
-      <w:r>
-        <w:rPr>
-          <w:lang w:val="zh_TW" w:bidi="zh_TW"/>
-        </w:rPr>
-        <w:t>西訂谷</w:t>
+        <w:t>‘Am-Ha’arets</w:t>
       </w:r>
       <w:r>
         <w:rPr>
@@ -3758,6 +5036,18 @@
     <w:abstractNumId w:val="11"/>
   </w:num>
   <w:num w:numId="14">
+    <w:abstractNumId w:val="3"/>
+    <w:lvlOverride w:ilvl="0">
+      <w:startOverride w:val="1"/>
+    </w:lvlOverride>
+  </w:num>
+  <w:num w:numId="15">
+    <w:abstractNumId w:val="3"/>
+    <w:lvlOverride w:ilvl="0">
+      <w:startOverride w:val="1"/>
+    </w:lvlOverride>
+  </w:num>
+  <w:num w:numId="16">
     <w:abstractNumId w:val="3"/>
     <w:lvlOverride w:ilvl="0">
       <w:startOverride w:val="1"/>

--- a/zht/docx/111.content.docx
+++ b/zht/docx/111.content.docx
@@ -149,7 +149,7 @@
         <w:rPr>
           <w:lang w:val="zh_TW" w:bidi="zh_TW"/>
         </w:rPr>
-        <w:t>na</w:t>
+        <w:t>mo</w:t>
       </w:r>
       <w:r>
         <w:rPr>
@@ -212,26 +212,26 @@
         <w:rPr>
           <w:lang w:val="zh_TW" w:bidi="zh_TW"/>
         </w:rPr>
-        <w:t>拿但業</w:t>
-      </w:r>
-      <w:r>
-        <w:rPr>
-          <w:lang w:val="zh_TW" w:bidi="zh_TW"/>
-        </w:rPr>
-      </w:r>
-    </w:p>
-    <w:p>
-      <w:pPr/>
-      <w:r>
-        <w:rPr>
-          <w:lang w:val="zh_TW" w:bidi="zh_TW"/>
-        </w:rPr>
-      </w:r>
-      <w:r>
-        <w:rPr>
-          <w:lang w:val="zh_TW" w:bidi="zh_TW"/>
-        </w:rPr>
-        <w:t>加利利迦拿的猶太人，被耶穌呼召成為門徒（</w:t>
+        <w:t>摩利橡樹</w:t>
+      </w:r>
+      <w:r>
+        <w:rPr>
+          <w:lang w:val="zh_TW" w:bidi="zh_TW"/>
+        </w:rPr>
+      </w:r>
+    </w:p>
+    <w:p>
+      <w:pPr/>
+      <w:r>
+        <w:rPr>
+          <w:lang w:val="zh_TW" w:bidi="zh_TW"/>
+        </w:rPr>
+      </w:r>
+      <w:r>
+        <w:rPr>
+          <w:lang w:val="zh_TW" w:bidi="zh_TW"/>
+        </w:rPr>
+        <w:t>亞伯拉罕離開美索不達米亞、進入迦南地後首次停留的地點。他在那裡為神築了一座壇（</w:t>
       </w:r>
       <w:hyperlink r:id="rId13">
         <w:r>
@@ -242,9 +242,15 @@
             <w:color w:val="0000EE"/>
             <w:u w:val="single"/>
           </w:rPr>
-          <w:t>約1:45–50，</w:t>
-        </w:r>
-      </w:hyperlink>
+          <w:t>創12:6</w:t>
+        </w:r>
+      </w:hyperlink>
+      <w:r>
+        <w:rPr>
+          <w:lang w:val="zh_TW" w:bidi="zh_TW"/>
+        </w:rPr>
+        <w:t>）。後來，摩西提到這個地方作為地理標誌，以確定基利心山和以巴路山的位置（</w:t>
+      </w:r>
       <w:hyperlink r:id="rId14">
         <w:r>
           <w:rPr>
@@ -254,14 +260,76 @@
             <w:color w:val="0000EE"/>
             <w:u w:val="single"/>
           </w:rPr>
-          <w:t>21:2</w:t>
-        </w:r>
-      </w:hyperlink>
-      <w:r>
-        <w:rPr>
-          <w:lang w:val="zh_TW" w:bidi="zh_TW"/>
-        </w:rPr>
-        <w:t>）。起初，當腓力描述耶穌為整本舊約的應驗者時，拿但業持懷疑態度（</w:t>
+          <w:t>申11:30</w:t>
+        </w:r>
+      </w:hyperlink>
+      <w:r>
+        <w:rPr>
+          <w:lang w:val="zh_TW" w:bidi="zh_TW"/>
+        </w:rPr>
+        <w:t>）。一些譯本錯誤地將其讀作摩利「平原」。摩利橡樹位於示劍附近。</w:t>
+      </w:r>
+      <w:r>
+        <w:rPr>
+          <w:lang w:val="zh_TW" w:bidi="zh_TW"/>
+        </w:rPr>
+      </w:r>
+      <w:r>
+        <w:rPr>
+          <w:lang w:val="zh_TW" w:bidi="zh_TW"/>
+        </w:rPr>
+      </w:r>
+    </w:p>
+    <w:p>
+      <w:pPr/>
+      <w:r>
+        <w:rPr>
+          <w:lang w:val="zh_TW" w:bidi="zh_TW"/>
+        </w:rPr>
+      </w:r>
+    </w:p>
+    <w:p>
+      <w:pPr>
+        <w:pStyle w:val="Heading2"/>
+      </w:pPr>
+      <w:r>
+        <w:rPr>
+          <w:lang w:val="zh_TW" w:bidi="zh_TW"/>
+        </w:rPr>
+        <w:t>摩利亞</w:t>
+      </w:r>
+      <w:r>
+        <w:rPr>
+          <w:lang w:val="zh_TW" w:bidi="zh_TW"/>
+        </w:rPr>
+      </w:r>
+    </w:p>
+    <w:p>
+      <w:pPr/>
+      <w:r>
+        <w:rPr>
+          <w:lang w:val="zh_TW" w:bidi="zh_TW"/>
+        </w:rPr>
+      </w:r>
+      <w:r>
+        <w:rPr>
+          <w:lang w:val="zh_TW" w:bidi="zh_TW"/>
+        </w:rPr>
+        <w:t>摩利亞是舊約聖經裡出現過兩次的名字。</w:t>
+      </w:r>
+    </w:p>
+    <w:p>
+      <w:pPr/>
+      <w:r>
+        <w:rPr>
+          <w:lang w:val="zh_TW" w:bidi="zh_TW"/>
+        </w:rPr>
+      </w:r>
+      <w:r>
+        <w:rPr>
+          <w:lang w:val="zh_TW" w:bidi="zh_TW"/>
+        </w:rPr>
+        <w:t>此詞第一次出現在亞伯拉罕的故事裡。神差亞伯拉罕去「摩利亞地」將他的兒子以撒獻為燔祭（</w:t>
       </w:r>
       <w:hyperlink r:id="rId15">
         <w:r>
@@ -272,14 +340,41 @@
             <w:color w:val="0000EE"/>
             <w:u w:val="single"/>
           </w:rPr>
-          <w:t>1:45–46</w:t>
-        </w:r>
-      </w:hyperlink>
-      <w:r>
-        <w:rPr>
-          <w:lang w:val="zh_TW" w:bidi="zh_TW"/>
-        </w:rPr>
-        <w:t>），但在一次令人驚訝的個人相遇後，他就承認耶穌是神的兒子和以色列的王（</w:t>
+          <w:t>創22:2</w:t>
+        </w:r>
+      </w:hyperlink>
+      <w:r>
+        <w:rPr>
+          <w:lang w:val="zh_TW" w:bidi="zh_TW"/>
+        </w:rPr>
+        <w:t>）。神在那個地方預備了一隻公羊代替以撒。這個故事也說神在那裡向亞伯拉罕「顯現」。有些人認為，「摩利亞」這個名字可能與希伯來文</w:t>
+      </w:r>
+      <w:r>
+        <w:rPr>
+          <w:i/>
+          <w:lang w:val="zh_TW" w:bidi="zh_TW"/>
+        </w:rPr>
+        <w:t>ra’ah</w:t>
+      </w:r>
+      <w:r>
+        <w:rPr>
+          <w:lang w:val="zh_TW" w:bidi="zh_TW"/>
+        </w:rPr>
+        <w:t>有關；這個詞可以解釋為「看見」、「預備」，或「顯現」。字尾-iah是「耶和華」聖名的簡寫，常見於許多希伯來名字裡。</w:t>
+      </w:r>
+    </w:p>
+    <w:p>
+      <w:pPr/>
+      <w:r>
+        <w:rPr>
+          <w:lang w:val="zh_TW" w:bidi="zh_TW"/>
+        </w:rPr>
+      </w:r>
+      <w:r>
+        <w:rPr>
+          <w:lang w:val="zh_TW" w:bidi="zh_TW"/>
+        </w:rPr>
+        <w:t>此詞第二次是出現在</w:t>
       </w:r>
       <w:hyperlink r:id="rId16">
         <w:r>
@@ -290,28 +385,14 @@
             <w:color w:val="0000EE"/>
             <w:u w:val="single"/>
           </w:rPr>
-          <w:t>49</w:t>
-        </w:r>
-      </w:hyperlink>
-      <w:r>
-        <w:rPr>
-          <w:lang w:val="zh_TW" w:bidi="zh_TW"/>
-        </w:rPr>
-        <w:t>節）。</w:t>
-      </w:r>
-    </w:p>
-    <w:p>
-      <w:pPr/>
-      <w:r>
-        <w:rPr>
-          <w:lang w:val="zh_TW" w:bidi="zh_TW"/>
-        </w:rPr>
-      </w:r>
-      <w:r>
-        <w:rPr>
-          <w:lang w:val="zh_TW" w:bidi="zh_TW"/>
-        </w:rPr>
-        <w:t>由於拿但業在新約中僅於約翰福音中出現，一些學者認為他可能與對觀福音中的其他人物是同一人。因他與安得烈、彼得和腓力的呼召同時出現，有些人推測他是十二使徒之一，可能就是巴多羅買。支持此觀點的三個理由是：（1）巴多羅買是家族名（意即「多買的兒子」），應會有另一個名字；（2）在對觀福音中的十二使徒名單中，巴多羅買均緊隨腓力之後（</w:t>
+          <w:t>歷代志下三章1節</w:t>
+        </w:r>
+      </w:hyperlink>
+      <w:r>
+        <w:rPr>
+          <w:lang w:val="zh_TW" w:bidi="zh_TW"/>
+        </w:rPr>
+        <w:t>。這節經文說，所羅門在摩利亞山上建造聖殿。經文也說，這是耶和華向大衛顯現的地方。它指出這座山就是耶布斯人阿珥楠的禾場那地方（參</w:t>
       </w:r>
       <w:hyperlink r:id="rId17">
         <w:r>
@@ -322,7 +403,7 @@
             <w:color w:val="0000EE"/>
             <w:u w:val="single"/>
           </w:rPr>
-          <w:t>太10:2–4</w:t>
+          <w:t>撒下24章</w:t>
         </w:r>
       </w:hyperlink>
       <w:r>
@@ -340,7 +421,303 @@
             <w:color w:val="0000EE"/>
             <w:u w:val="single"/>
           </w:rPr>
-          <w:t>可3:16–19</w:t>
+          <w:t>代上21章</w:t>
+        </w:r>
+      </w:hyperlink>
+      <w:r>
+        <w:rPr>
+          <w:lang w:val="zh_TW" w:bidi="zh_TW"/>
+        </w:rPr>
+        <w:t>）。但聖經沒有直接說，這裡就是亞伯拉罕獻以撒的那個地方。</w:t>
+      </w:r>
+    </w:p>
+    <w:p>
+      <w:pPr/>
+      <w:r>
+        <w:rPr>
+          <w:lang w:val="zh_TW" w:bidi="zh_TW"/>
+        </w:rPr>
+      </w:r>
+      <w:r>
+        <w:rPr>
+          <w:lang w:val="zh_TW" w:bidi="zh_TW"/>
+        </w:rPr>
+        <w:t>有些人相信這兩個故事發生在同一個地方，因為兩者都提到耶和華顯現。猶太歷史學家約瑟夫（Josephus）（</w:t>
+      </w:r>
+      <w:r>
+        <w:rPr>
+          <w:i/>
+          <w:lang w:val="zh_TW" w:bidi="zh_TW"/>
+        </w:rPr>
+        <w:t>猶太古史記</w:t>
+      </w:r>
+      <w:r>
+        <w:rPr>
+          <w:lang w:val="zh_TW" w:bidi="zh_TW"/>
+        </w:rPr>
+        <w:t xml:space="preserve"> 1.13.2，7.13.4）記載，所羅門的聖殿建在獻以撒的同一個地方。禧年書（book of </w:t>
+      </w:r>
+      <w:r>
+        <w:rPr>
+          <w:i/>
+          <w:lang w:val="zh_TW" w:bidi="zh_TW"/>
+        </w:rPr>
+        <w:t>Jubilees</w:t>
+      </w:r>
+      <w:r>
+        <w:rPr>
+          <w:lang w:val="zh_TW" w:bidi="zh_TW"/>
+        </w:rPr>
+        <w:t>，寫於公元前100年間）也指這兩件事是發生在同一個地方（禧年書18:13）。</w:t>
+      </w:r>
+    </w:p>
+    <w:p>
+      <w:pPr/>
+      <w:r>
+        <w:rPr>
+          <w:lang w:val="zh_TW" w:bidi="zh_TW"/>
+        </w:rPr>
+      </w:r>
+      <w:r>
+        <w:rPr>
+          <w:lang w:val="zh_TW" w:bidi="zh_TW"/>
+        </w:rPr>
+        <w:t>也有其它傳統持不同看法。撒馬利亞人傳統認為摩利亞就是基利心山。伊斯蘭傳統則認為，耶路撒冷的圓頂清真寺（Dome of the Rock）標示著亞伯拉罕獻以撒的地方。有人認為圓頂之下那塊大岩石就是獻祭的地點。</w:t>
+      </w:r>
+      <w:r>
+        <w:rPr>
+          <w:lang w:val="zh_TW" w:bidi="zh_TW"/>
+        </w:rPr>
+      </w:r>
+      <w:r>
+        <w:rPr>
+          <w:lang w:val="zh_TW" w:bidi="zh_TW"/>
+        </w:rPr>
+      </w:r>
+    </w:p>
+    <w:p>
+      <w:pPr/>
+      <w:r>
+        <w:rPr>
+          <w:lang w:val="zh_TW" w:bidi="zh_TW"/>
+        </w:rPr>
+      </w:r>
+    </w:p>
+    <w:p>
+      <w:pPr>
+        <w:pStyle w:val="Heading2"/>
+      </w:pPr>
+      <w:r>
+        <w:rPr>
+          <w:lang w:val="zh_TW" w:bidi="zh_TW"/>
+        </w:rPr>
+        <w:t>摩西</w:t>
+      </w:r>
+      <w:r>
+        <w:rPr>
+          <w:lang w:val="zh_TW" w:bidi="zh_TW"/>
+        </w:rPr>
+      </w:r>
+    </w:p>
+    <w:p>
+      <w:pPr/>
+      <w:r>
+        <w:rPr>
+          <w:lang w:val="zh_TW" w:bidi="zh_TW"/>
+        </w:rPr>
+      </w:r>
+      <w:r>
+        <w:rPr>
+          <w:lang w:val="zh_TW" w:bidi="zh_TW"/>
+        </w:rPr>
+        <w:t>帶領希伯來人脫離埃及的奴役，前往應許之地迦南的偉大領袖。他在西奈山頒佈律法，成為他們宗教信仰數個世紀的基礎。摩西又擔任了多個角色，包括：</w:t>
+      </w:r>
+    </w:p>
+    <w:p>
+      <w:pPr>
+        <w:pStyle w:val="ListBullet"/>
+        <w:spacing w:line="240" w:lineRule="auto"/>
+        <w:ind w:left="720"/>
+      </w:pPr>
+      <w:r>
+        <w:rPr>
+          <w:lang w:val="zh_TW" w:bidi="zh_TW"/>
+        </w:rPr>
+      </w:r>
+      <w:r>
+        <w:rPr>
+          <w:lang w:val="zh_TW" w:bidi="zh_TW"/>
+        </w:rPr>
+        <w:t>先知</w:t>
+      </w:r>
+    </w:p>
+    <w:p>
+      <w:pPr>
+        <w:pStyle w:val="ListBullet"/>
+        <w:spacing w:line="240" w:lineRule="auto"/>
+        <w:ind w:left="720"/>
+      </w:pPr>
+      <w:r>
+        <w:rPr>
+          <w:lang w:val="zh_TW" w:bidi="zh_TW"/>
+        </w:rPr>
+      </w:r>
+      <w:r>
+        <w:rPr>
+          <w:lang w:val="zh_TW" w:bidi="zh_TW"/>
+        </w:rPr>
+        <w:t>祭司</w:t>
+      </w:r>
+    </w:p>
+    <w:p>
+      <w:pPr>
+        <w:pStyle w:val="ListBullet"/>
+        <w:spacing w:line="240" w:lineRule="auto"/>
+        <w:ind w:left="720"/>
+      </w:pPr>
+      <w:r>
+        <w:rPr>
+          <w:lang w:val="zh_TW" w:bidi="zh_TW"/>
+        </w:rPr>
+      </w:r>
+      <w:r>
+        <w:rPr>
+          <w:lang w:val="zh_TW" w:bidi="zh_TW"/>
+        </w:rPr>
+        <w:t>立法者</w:t>
+      </w:r>
+    </w:p>
+    <w:p>
+      <w:pPr>
+        <w:pStyle w:val="ListBullet"/>
+        <w:spacing w:line="240" w:lineRule="auto"/>
+        <w:ind w:left="720"/>
+      </w:pPr>
+      <w:r>
+        <w:rPr>
+          <w:lang w:val="zh_TW" w:bidi="zh_TW"/>
+        </w:rPr>
+      </w:r>
+      <w:r>
+        <w:rPr>
+          <w:lang w:val="zh_TW" w:bidi="zh_TW"/>
+        </w:rPr>
+        <w:t>法官</w:t>
+      </w:r>
+    </w:p>
+    <w:p>
+      <w:pPr>
+        <w:pStyle w:val="ListBullet"/>
+        <w:spacing w:line="240" w:lineRule="auto"/>
+        <w:ind w:left="720"/>
+      </w:pPr>
+      <w:r>
+        <w:rPr>
+          <w:lang w:val="zh_TW" w:bidi="zh_TW"/>
+        </w:rPr>
+      </w:r>
+      <w:r>
+        <w:rPr>
+          <w:lang w:val="zh_TW" w:bidi="zh_TW"/>
+        </w:rPr>
+        <w:t>代禱者</w:t>
+      </w:r>
+    </w:p>
+    <w:p>
+      <w:pPr>
+        <w:pStyle w:val="ListBullet"/>
+        <w:spacing w:line="240" w:lineRule="auto"/>
+        <w:ind w:left="720"/>
+      </w:pPr>
+      <w:r>
+        <w:rPr>
+          <w:lang w:val="zh_TW" w:bidi="zh_TW"/>
+        </w:rPr>
+      </w:r>
+      <w:r>
+        <w:rPr>
+          <w:lang w:val="zh_TW" w:bidi="zh_TW"/>
+        </w:rPr>
+        <w:t>牧羊人</w:t>
+      </w:r>
+    </w:p>
+    <w:p>
+      <w:pPr>
+        <w:pStyle w:val="ListBullet"/>
+        <w:spacing w:line="240" w:lineRule="auto"/>
+        <w:ind w:left="720"/>
+      </w:pPr>
+      <w:r>
+        <w:rPr>
+          <w:lang w:val="zh_TW" w:bidi="zh_TW"/>
+        </w:rPr>
+      </w:r>
+      <w:r>
+        <w:rPr>
+          <w:lang w:val="zh_TW" w:bidi="zh_TW"/>
+        </w:rPr>
+        <w:t>行神蹟者</w:t>
+      </w:r>
+    </w:p>
+    <w:p>
+      <w:pPr>
+        <w:pStyle w:val="ListBullet"/>
+        <w:spacing w:line="240" w:lineRule="auto"/>
+        <w:ind w:left="720"/>
+      </w:pPr>
+      <w:r>
+        <w:rPr>
+          <w:lang w:val="zh_TW" w:bidi="zh_TW"/>
+        </w:rPr>
+      </w:r>
+      <w:r>
+        <w:rPr>
+          <w:lang w:val="zh_TW" w:bidi="zh_TW"/>
+        </w:rPr>
+        <w:t>民族創立人</w:t>
+      </w:r>
+    </w:p>
+    <w:p>
+      <w:pPr/>
+      <w:r>
+        <w:rPr>
+          <w:lang w:val="zh_TW" w:bidi="zh_TW"/>
+        </w:rPr>
+      </w:r>
+      <w:r>
+        <w:rPr>
+          <w:lang w:val="zh_TW" w:bidi="zh_TW"/>
+        </w:rPr>
+        <w:t>他名字的意思並不確定。可能是一個希伯來文詞語，意思是「拉出來」（</w:t>
+      </w:r>
+      <w:hyperlink r:id="rId19">
+        <w:r>
+          <w:rPr>
+            <w:lang w:val="zh_TW" w:bidi="zh_TW"/>
+          </w:rPr>
+          <w:rPr>
+            <w:color w:val="0000EE"/>
+            <w:u w:val="single"/>
+          </w:rPr>
+          <w:t>出2:10</w:t>
+        </w:r>
+      </w:hyperlink>
+      <w:r>
+        <w:rPr>
+          <w:lang w:val="zh_TW" w:bidi="zh_TW"/>
+        </w:rPr>
+        <w:t>；比較</w:t>
+      </w:r>
+      <w:hyperlink r:id="rId20">
+        <w:r>
+          <w:rPr>
+            <w:lang w:val="zh_TW" w:bidi="zh_TW"/>
+          </w:rPr>
+          <w:rPr>
+            <w:color w:val="0000EE"/>
+            <w:u w:val="single"/>
+          </w:rPr>
+          <w:t>撒下22:17</w:t>
         </w:r>
       </w:hyperlink>
       <w:r>
@@ -349,55 +726,455 @@
         </w:rPr>
         <w:t>；</w:t>
       </w:r>
-      <w:hyperlink r:id="rId19">
-        <w:r>
-          <w:rPr>
-            <w:lang w:val="zh_TW" w:bidi="zh_TW"/>
-          </w:rPr>
-          <w:rPr>
-            <w:color w:val="0000EE"/>
-            <w:u w:val="single"/>
-          </w:rPr>
-          <w:t>路6:14–16</w:t>
-        </w:r>
-      </w:hyperlink>
-      <w:r>
-        <w:rPr>
-          <w:lang w:val="zh_TW" w:bidi="zh_TW"/>
-        </w:rPr>
-        <w:t>），與約翰記載中拿但業跟隨腓力的呼召吻合；（3）巴多羅買的名字沒有出現在約翰福音中。</w:t>
-      </w:r>
-    </w:p>
-    <w:p>
-      <w:pPr/>
-      <w:r>
-        <w:rPr>
-          <w:lang w:val="zh_TW" w:bidi="zh_TW"/>
-        </w:rPr>
-      </w:r>
-      <w:r>
-        <w:rPr>
-          <w:lang w:val="zh_TW" w:bidi="zh_TW"/>
-        </w:rPr>
-        <w:t>另一種觀點認為，拿但業是亞勒腓的兒子雅各。根據此觀點，</w:t>
-      </w:r>
-      <w:hyperlink r:id="rId20">
-        <w:r>
-          <w:rPr>
-            <w:lang w:val="zh_TW" w:bidi="zh_TW"/>
-          </w:rPr>
-          <w:rPr>
-            <w:color w:val="0000EE"/>
-            <w:u w:val="single"/>
-          </w:rPr>
-          <w:t>約翰福音一章47節</w:t>
-        </w:r>
-      </w:hyperlink>
-      <w:r>
-        <w:rPr>
-          <w:lang w:val="zh_TW" w:bidi="zh_TW"/>
-        </w:rPr>
-        <w:t>中耶穌的話應譯作「看哪，以色列</w:t>
+      <w:hyperlink r:id="rId21">
+        <w:r>
+          <w:rPr>
+            <w:lang w:val="zh_TW" w:bidi="zh_TW"/>
+          </w:rPr>
+          <w:rPr>
+            <w:color w:val="0000EE"/>
+            <w:u w:val="single"/>
+          </w:rPr>
+          <w:t>詩18:16</w:t>
+        </w:r>
+      </w:hyperlink>
+      <w:r>
+        <w:rPr>
+          <w:lang w:val="zh_TW" w:bidi="zh_TW"/>
+        </w:rPr>
+        <w:t>）。如果是在法老的女兒發現他後，幫他取的埃及名字，這個名字可能意味著「子」的意思，如同埃及名字中的亞摩斯（Ahmose）、</w:t>
+      </w:r>
+      <w:r>
+        <w:rPr>
+          <w:lang w:val="zh_TW" w:bidi="zh_TW"/>
+        </w:rPr>
+        <w:t>圖特摩斯</w:t>
+      </w:r>
+      <w:r>
+        <w:rPr>
+          <w:lang w:val="zh_TW" w:bidi="zh_TW"/>
+        </w:rPr>
+        <w:t>（Thutmose）和</w:t>
+      </w:r>
+      <w:r>
+        <w:rPr>
+          <w:lang w:val="zh_TW" w:bidi="zh_TW"/>
+        </w:rPr>
+        <w:t>蘭塞（</w:t>
+      </w:r>
+      <w:r>
+        <w:rPr>
+          <w:lang w:val="zh_TW" w:bidi="zh_TW"/>
+        </w:rPr>
+        <w:t>Ramses）。舊約聖經沒有其他人使用這個名字。</w:t>
+      </w:r>
+    </w:p>
+    <w:p>
+      <w:pPr/>
+      <w:r>
+        <w:rPr>
+          <w:lang w:val="zh_TW" w:bidi="zh_TW"/>
+        </w:rPr>
+      </w:r>
+      <w:r>
+        <w:rPr>
+          <w:lang w:val="zh_TW" w:bidi="zh_TW"/>
+        </w:rPr>
+        <w:t>摩西是舊約聖經中最偉大的人物，他的名字出現了767次。他的影響力延伸到新約聖經，出現了79次。他生命的最初四十年是在法老家中度過，他從中學到埃及人一切的智慧（</w:t>
+      </w:r>
+      <w:hyperlink r:id="rId22">
+        <w:r>
+          <w:rPr>
+            <w:lang w:val="zh_TW" w:bidi="zh_TW"/>
+          </w:rPr>
+          <w:rPr>
+            <w:color w:val="0000EE"/>
+            <w:u w:val="single"/>
+          </w:rPr>
+          <w:t>徒7:23</w:t>
+        </w:r>
+      </w:hyperlink>
+      <w:r>
+        <w:rPr>
+          <w:lang w:val="zh_TW" w:bidi="zh_TW"/>
+        </w:rPr>
+        <w:t>）。</w:t>
+      </w:r>
+    </w:p>
+    <w:p>
+      <w:pPr/>
+      <w:r>
+        <w:rPr>
+          <w:lang w:val="zh_TW" w:bidi="zh_TW"/>
+        </w:rPr>
+      </w:r>
+      <w:r>
+        <w:rPr>
+          <w:lang w:val="zh_TW" w:bidi="zh_TW"/>
+        </w:rPr>
+        <w:t>在接下來的四十年中，他因為殺了一個虐待希伯來人的埃及人，成為逃犯，住在米甸。他最後的四十年致力帶領以色列人出埃及，前往神應許給亞伯拉罕和他後裔的土地（</w:t>
+      </w:r>
+      <w:hyperlink r:id="rId23">
+        <w:r>
+          <w:rPr>
+            <w:lang w:val="zh_TW" w:bidi="zh_TW"/>
+          </w:rPr>
+          <w:rPr>
+            <w:color w:val="0000EE"/>
+            <w:u w:val="single"/>
+          </w:rPr>
+          <w:t>創12:1–3</w:t>
+        </w:r>
+      </w:hyperlink>
+      <w:r>
+        <w:rPr>
+          <w:lang w:val="zh_TW" w:bidi="zh_TW"/>
+        </w:rPr>
+        <w:t>）。他帶領以色列人曠野漂流四十年後，在120歲去世。他把他們帶到約旦河東方應許之地的邊緣（</w:t>
+      </w:r>
+      <w:hyperlink r:id="rId24">
+        <w:r>
+          <w:rPr>
+            <w:lang w:val="zh_TW" w:bidi="zh_TW"/>
+          </w:rPr>
+          <w:rPr>
+            <w:color w:val="0000EE"/>
+            <w:u w:val="single"/>
+          </w:rPr>
+          <w:t>申34:7</w:t>
+        </w:r>
+      </w:hyperlink>
+      <w:r>
+        <w:rPr>
+          <w:lang w:val="zh_TW" w:bidi="zh_TW"/>
+        </w:rPr>
+        <w:t>）。摩西是歷史上舉足輕重的人物，將一群奴隸變成了一個對歷史進程有深遠影響的民族。</w:t>
+      </w:r>
+    </w:p>
+    <w:p>
+      <w:pPr>
+        <w:pStyle w:val="Heading3"/>
+      </w:pPr>
+      <w:r>
+        <w:rPr>
+          <w:lang w:val="zh_TW" w:bidi="zh_TW"/>
+        </w:rPr>
+        <w:t>概述</w:t>
+      </w:r>
+    </w:p>
+    <w:p>
+      <w:pPr/>
+      <w:r>
+        <w:rPr>
+          <w:lang w:val="zh_TW" w:bidi="zh_TW"/>
+        </w:rPr>
+      </w:r>
+      <w:r>
+        <w:rPr>
+          <w:lang w:val="zh_TW" w:bidi="zh_TW"/>
+        </w:rPr>
+        <w:t>• 背景</w:t>
+      </w:r>
+    </w:p>
+    <w:p>
+      <w:pPr/>
+      <w:r>
+        <w:rPr>
+          <w:lang w:val="zh_TW" w:bidi="zh_TW"/>
+        </w:rPr>
+      </w:r>
+      <w:r>
+        <w:rPr>
+          <w:lang w:val="zh_TW" w:bidi="zh_TW"/>
+        </w:rPr>
+        <w:t>• 在埃及的頭四十年</w:t>
+      </w:r>
+    </w:p>
+    <w:p>
+      <w:pPr/>
+      <w:r>
+        <w:rPr>
+          <w:lang w:val="zh_TW" w:bidi="zh_TW"/>
+        </w:rPr>
+      </w:r>
+      <w:r>
+        <w:rPr>
+          <w:lang w:val="zh_TW" w:bidi="zh_TW"/>
+        </w:rPr>
+        <w:t>• 在米甸的第二個四十年</w:t>
+      </w:r>
+    </w:p>
+    <w:p>
+      <w:pPr/>
+      <w:r>
+        <w:rPr>
+          <w:lang w:val="zh_TW" w:bidi="zh_TW"/>
+        </w:rPr>
+      </w:r>
+      <w:r>
+        <w:rPr>
+          <w:lang w:val="zh_TW" w:bidi="zh_TW"/>
+        </w:rPr>
+        <w:t>• 從埃及到迦南的第三個四十年</w:t>
+      </w:r>
+    </w:p>
+    <w:p>
+      <w:pPr/>
+      <w:r>
+        <w:rPr>
+          <w:lang w:val="zh_TW" w:bidi="zh_TW"/>
+        </w:rPr>
+      </w:r>
+      <w:r>
+        <w:rPr>
+          <w:lang w:val="zh_TW" w:bidi="zh_TW"/>
+        </w:rPr>
+        <w:t>• 新約聖經中的摩西</w:t>
+      </w:r>
+    </w:p>
+    <w:p>
+      <w:pPr>
+        <w:pStyle w:val="Heading3"/>
+      </w:pPr>
+      <w:r>
+        <w:rPr>
+          <w:lang w:val="zh_TW" w:bidi="zh_TW"/>
+        </w:rPr>
+        <w:t>背景</w:t>
+      </w:r>
+    </w:p>
+    <w:p>
+      <w:pPr/>
+      <w:r>
+        <w:rPr>
+          <w:lang w:val="zh_TW" w:bidi="zh_TW"/>
+        </w:rPr>
+      </w:r>
+      <w:r>
+        <w:rPr>
+          <w:lang w:val="zh_TW" w:bidi="zh_TW"/>
+        </w:rPr>
+        <w:t>我們只可以透過聖經來認識摩西的生平。考古學家確認了與摩西的事跡，但卻不知道他是否為虛構的角色，或他實際上做了什麼。他的故事始於雅各，就是他兒子們在迦南地饑荒期間抵達埃及。他們一家受約瑟邀請，又受到法老的愛戴，便定居在埃及東北部的歌珊，便在那裡住了430年（</w:t>
+      </w:r>
+      <w:hyperlink r:id="rId25">
+        <w:r>
+          <w:rPr>
+            <w:lang w:val="zh_TW" w:bidi="zh_TW"/>
+          </w:rPr>
+          <w:rPr>
+            <w:color w:val="0000EE"/>
+            <w:u w:val="single"/>
+          </w:rPr>
+          <w:t>出12:40</w:t>
+        </w:r>
+      </w:hyperlink>
+      <w:r>
+        <w:rPr>
+          <w:lang w:val="zh_TW" w:bidi="zh_TW"/>
+        </w:rPr>
+        <w:t>）。隨著時光流逝，他們落地生根，人口迅速增長，遍佈那地（</w:t>
+      </w:r>
+      <w:hyperlink r:id="rId26">
+        <w:r>
+          <w:rPr>
+            <w:lang w:val="zh_TW" w:bidi="zh_TW"/>
+          </w:rPr>
+          <w:rPr>
+            <w:color w:val="0000EE"/>
+            <w:u w:val="single"/>
+          </w:rPr>
+          <w:t>出1:7</w:t>
+        </w:r>
+      </w:hyperlink>
+      <w:r>
+        <w:rPr>
+          <w:lang w:val="zh_TW" w:bidi="zh_TW"/>
+        </w:rPr>
+        <w:t>）。一位不認識約瑟的新法老崛起，聖經沒有提到這位法老的名字，他的身份亦存在爭議。他通常被認為是：</w:t>
+      </w:r>
+    </w:p>
+    <w:p>
+      <w:pPr>
+        <w:pStyle w:val="ListBullet"/>
+        <w:spacing w:line="240" w:lineRule="auto"/>
+        <w:ind w:left="720"/>
+      </w:pPr>
+      <w:r>
+        <w:rPr>
+          <w:lang w:val="zh_TW" w:bidi="zh_TW"/>
+        </w:rPr>
+      </w:r>
+      <w:r>
+        <w:rPr>
+          <w:lang w:val="zh_TW" w:bidi="zh_TW"/>
+        </w:rPr>
+        <w:t>圖特摩斯三世（Thutmose III），公元前1504年到1451年的法老；</w:t>
+      </w:r>
+    </w:p>
+    <w:p>
+      <w:pPr>
+        <w:pStyle w:val="ListBullet"/>
+        <w:spacing w:line="240" w:lineRule="auto"/>
+        <w:ind w:left="720"/>
+      </w:pPr>
+      <w:r>
+        <w:rPr>
+          <w:lang w:val="zh_TW" w:bidi="zh_TW"/>
+        </w:rPr>
+      </w:r>
+      <w:r>
+        <w:rPr>
+          <w:lang w:val="zh_TW" w:bidi="zh_TW"/>
+        </w:rPr>
+        <w:t>塞提一世（Seti I），公元前1304年到1290年是法老；或</w:t>
+      </w:r>
+    </w:p>
+    <w:p>
+      <w:pPr>
+        <w:pStyle w:val="ListBullet"/>
+        <w:spacing w:line="240" w:lineRule="auto"/>
+        <w:ind w:left="720"/>
+      </w:pPr>
+      <w:r>
+        <w:rPr>
+          <w:lang w:val="zh_TW" w:bidi="zh_TW"/>
+        </w:rPr>
+      </w:r>
+      <w:r>
+        <w:rPr>
+          <w:lang w:val="zh_TW" w:bidi="zh_TW"/>
+        </w:rPr>
+        <w:t>蘭塞</w:t>
+      </w:r>
+      <w:r>
+        <w:rPr>
+          <w:lang w:val="zh_TW" w:bidi="zh_TW"/>
+        </w:rPr>
+        <w:t>二世（Ramses II），公元前1290年到1224年在位的法老。</w:t>
+      </w:r>
+    </w:p>
+    <w:p>
+      <w:pPr/>
+      <w:r>
+        <w:rPr>
+          <w:lang w:val="zh_TW" w:bidi="zh_TW"/>
+        </w:rPr>
+      </w:r>
+      <w:r>
+        <w:rPr>
+          <w:lang w:val="zh_TW" w:bidi="zh_TW"/>
+        </w:rPr>
+        <w:t>法老擔心以色列人變得強大，漸漸會對國家構成危險。因此，他試圖減少他們的人口，強迫他們工作，建造比東和蘭塞的儲藏城，但嚴酷的政策並沒有減少他們的數目。然後，他試圖讓收生婆殺死男嬰，但她們拒絕遵從他的命令。最後，他命令埃及人將男嬰溺死在尼羅河中。摩西就是在這個逼迫以色列人的背景下出生。</w:t>
+      </w:r>
+    </w:p>
+    <w:p>
+      <w:pPr>
+        <w:pStyle w:val="Heading3"/>
+      </w:pPr>
+      <w:r>
+        <w:rPr>
+          <w:lang w:val="zh_TW" w:bidi="zh_TW"/>
+        </w:rPr>
+        <w:t>在埃及的頭四十年</w:t>
+      </w:r>
+    </w:p>
+    <w:p>
+      <w:pPr>
+        <w:pStyle w:val="Heading4"/>
+      </w:pPr>
+      <w:r>
+        <w:rPr>
+          <w:lang w:val="zh_TW" w:bidi="zh_TW"/>
+        </w:rPr>
+        <w:t>出生和早期經歷</w:t>
+      </w:r>
+    </w:p>
+    <w:p>
+      <w:pPr/>
+      <w:r>
+        <w:rPr>
+          <w:lang w:val="zh_TW" w:bidi="zh_TW"/>
+        </w:rPr>
+      </w:r>
+      <w:r>
+        <w:rPr>
+          <w:lang w:val="zh_TW" w:bidi="zh_TW"/>
+        </w:rPr>
+        <w:t>一位來自利未家族的男子，名叫暗蘭，他娶了他父親的妹妹約基別（</w:t>
+      </w:r>
+      <w:hyperlink r:id="rId27">
+        <w:r>
+          <w:rPr>
+            <w:lang w:val="zh_TW" w:bidi="zh_TW"/>
+          </w:rPr>
+          <w:rPr>
+            <w:color w:val="0000EE"/>
+            <w:u w:val="single"/>
+          </w:rPr>
+          <w:t>出6:20</w:t>
+        </w:r>
+      </w:hyperlink>
+      <w:r>
+        <w:rPr>
+          <w:lang w:val="zh_TW" w:bidi="zh_TW"/>
+        </w:rPr>
+        <w:t>；參</w:t>
+      </w:r>
+      <w:hyperlink r:id="rId28">
+        <w:r>
+          <w:rPr>
+            <w:lang w:val="zh_TW" w:bidi="zh_TW"/>
+          </w:rPr>
+          <w:rPr>
+            <w:color w:val="0000EE"/>
+            <w:u w:val="single"/>
+          </w:rPr>
+          <w:t>2:1</w:t>
+        </w:r>
+      </w:hyperlink>
+      <w:r>
+        <w:rPr>
+          <w:lang w:val="zh_TW" w:bidi="zh_TW"/>
+        </w:rPr>
+        <w:t>）。他們的第一個兒子亞倫，比摩西大三年，且在淹死希伯來嬰兒的命令下達之前出生，所以他沒有生命危險。然而，當摩西出生時，這個殘酷的命令已經生效。摩西出生後三個月，他的母親再也無法匿藏他，於是用蘆葦做了一個籃子，並用瀝青和樹脂塗抹，然後將嬰兒放在裡面，再將籃子放在河岸的蘆葦中間。摩西的姐姐米利暗則在附近守候，察看會發生什麼事。</w:t>
+      </w:r>
+    </w:p>
+    <w:p>
+      <w:pPr/>
+      <w:r>
+        <w:rPr>
+          <w:lang w:val="zh_TW" w:bidi="zh_TW"/>
+        </w:rPr>
+      </w:r>
+      <w:r>
+        <w:rPr>
+          <w:lang w:val="zh_TW" w:bidi="zh_TW"/>
+        </w:rPr>
+        <w:t>不久，法老的女兒一如既往來到河邊洗澡。（約瑟夫稱她為</w:t>
+      </w:r>
+      <w:r>
+        <w:rPr>
+          <w:lang w:val="zh_TW" w:bidi="zh_TW"/>
+        </w:rPr>
+        <w:t>她母迪斯〔</w:t>
+      </w:r>
+      <w:r>
+        <w:rPr>
+          <w:lang w:val="zh_TW" w:bidi="zh_TW"/>
+        </w:rPr>
+        <w:t>Thermuthis</w:t>
+      </w:r>
+      <w:r>
+        <w:rPr>
+          <w:lang w:val="zh_TW" w:bidi="zh_TW"/>
+        </w:rPr>
+        <w:t>〕</w:t>
+      </w:r>
+      <w:r>
+        <w:rPr>
+          <w:lang w:val="zh_TW" w:bidi="zh_TW"/>
+        </w:rPr>
+        <w:t>，其他人稱她為哈特謝普蘇特</w:t>
       </w:r>
       <w:r>
         <w:rPr>
@@ -409,7 +1186,7 @@
         <w:rPr>
           <w:lang w:val="zh_TW" w:bidi="zh_TW"/>
         </w:rPr>
-        <w:t>而非『真以色列人』</w:t>
+        <w:t>Hatshepsut</w:t>
       </w:r>
       <w:r>
         <w:rPr>
@@ -421,130 +1198,18 @@
         <w:rPr>
           <w:lang w:val="zh_TW" w:bidi="zh_TW"/>
         </w:rPr>
-        <w:t>是沒有詭詐的！」以色列是神賜給雅各的名字，而雅各在新約中對應名是雅各（James）。約翰稱亞勒腓的兒子雅各為拿但業，以區別於早期教會中的其他同名者。</w:t>
-      </w:r>
-    </w:p>
-    <w:p>
-      <w:pPr/>
-      <w:r>
-        <w:rPr>
-          <w:lang w:val="zh_TW" w:bidi="zh_TW"/>
-        </w:rPr>
-      </w:r>
-      <w:r>
-        <w:rPr>
-          <w:lang w:val="zh_TW" w:bidi="zh_TW"/>
-        </w:rPr>
-        <w:t>也有兩種可能性較低的說法認為，拿但業可能是馬太或迦拿人西門。第一個觀點基於馬太（「耶和華的禮物」）和拿但業（「耶和華已賜」）名稱的相似語源；第二個觀點則基於兩人都來自迦拿。</w:t>
-      </w:r>
-    </w:p>
-    <w:p>
-      <w:pPr/>
-      <w:r>
-        <w:rPr>
-          <w:lang w:val="zh_TW" w:bidi="zh_TW"/>
-        </w:rPr>
-      </w:r>
-      <w:r>
-        <w:rPr>
-          <w:lang w:val="zh_TW" w:bidi="zh_TW"/>
-        </w:rPr>
-        <w:t>總結來看，最可能的結論是：拿但業並非十二使徒之一，而僅是約翰記載的門徒之一。此觀點與早期教父文獻相符。在約翰福音中，拿但業象徵了那些克服最初的懷疑，並信靠基督的真正猶太人。這一象徵性意義可從以下三點觀察到：（1）他對耶穌的最初反應類似於那些信仰律法和先知書之人的反應（</w:t>
-      </w:r>
-      <w:hyperlink r:id="rId21">
-        <w:r>
-          <w:rPr>
-            <w:lang w:val="zh_TW" w:bidi="zh_TW"/>
-          </w:rPr>
-          <w:rPr>
-            <w:color w:val="0000EE"/>
-            <w:u w:val="single"/>
-          </w:rPr>
-          <w:t>約7:15、27、41，</w:t>
-        </w:r>
-      </w:hyperlink>
-      <w:hyperlink r:id="rId22">
-        <w:r>
-          <w:rPr>
-            <w:lang w:val="zh_TW" w:bidi="zh_TW"/>
-          </w:rPr>
-          <w:rPr>
-            <w:color w:val="0000EE"/>
-            <w:u w:val="single"/>
-          </w:rPr>
-          <w:t>9:41</w:t>
-        </w:r>
-      </w:hyperlink>
-      <w:r>
-        <w:rPr>
-          <w:lang w:val="zh_TW" w:bidi="zh_TW"/>
-        </w:rPr>
-        <w:t>）；（2）耶穌提到祂看見拿但業在無花果樹下（</w:t>
-      </w:r>
-      <w:hyperlink r:id="rId23">
-        <w:r>
-          <w:rPr>
-            <w:lang w:val="zh_TW" w:bidi="zh_TW"/>
-          </w:rPr>
-          <w:rPr>
-            <w:color w:val="0000EE"/>
-            <w:u w:val="single"/>
-          </w:rPr>
-          <w:t>1:48</w:t>
-        </w:r>
-      </w:hyperlink>
-      <w:r>
-        <w:rPr>
-          <w:lang w:val="zh_TW" w:bidi="zh_TW"/>
-        </w:rPr>
-        <w:t>），這表明他對律法的虔誠（拉比文學中，學習律法的理想地點就是無花果樹下）；（3）耶穌將拿但業與以色列的祖先雅各聯繫起來。在</w:t>
-      </w:r>
-      <w:hyperlink r:id="rId24">
-        <w:r>
-          <w:rPr>
-            <w:lang w:val="zh_TW" w:bidi="zh_TW"/>
-          </w:rPr>
-          <w:rPr>
-            <w:color w:val="0000EE"/>
-            <w:u w:val="single"/>
-          </w:rPr>
-          <w:t>創世記二十五至三十二章</w:t>
-        </w:r>
-      </w:hyperlink>
-      <w:r>
-        <w:rPr>
-          <w:lang w:val="zh_TW" w:bidi="zh_TW"/>
-        </w:rPr>
-        <w:t>中，雅各確實在與以掃和拉班的相處中表現出狡猾和機智。</w:t>
-      </w:r>
-      <w:hyperlink r:id="rId25">
-        <w:r>
-          <w:rPr>
-            <w:lang w:val="zh_TW" w:bidi="zh_TW"/>
-          </w:rPr>
-          <w:rPr>
-            <w:color w:val="0000EE"/>
-            <w:u w:val="single"/>
-          </w:rPr>
-          <w:t>約翰福音一章51節</w:t>
-        </w:r>
-      </w:hyperlink>
-      <w:r>
-        <w:rPr>
-          <w:lang w:val="zh_TW" w:bidi="zh_TW"/>
-        </w:rPr>
-        <w:t>進一步加強了拿但業與雅各的關聯，呈現了天使上去下來的意象，這讓人想起雅各的夢境，並且發生地靠近伯特利和雅博河，即雅各的經歷之地。拿但業因此成為敬虔以色列人的象徵，表達出真正以色列人應對耶穌的適當回應——從起初的懷疑到信心的建立（參</w:t>
-      </w:r>
-      <w:hyperlink r:id="rId26">
-        <w:r>
-          <w:rPr>
-            <w:lang w:val="zh_TW" w:bidi="zh_TW"/>
-          </w:rPr>
-          <w:rPr>
-            <w:color w:val="0000EE"/>
-            <w:u w:val="single"/>
-          </w:rPr>
-          <w:t>羅9:6</w:t>
+        <w:t>，但她實際名字不詳。）她發現這個嬰兒，認出他是希伯來人的孩子，決定將他養育成人，成為自己的孩子。米利暗隨後上前，提出找一位希伯來婦女來哺乳這個孩子。公主同意，米利暗把嬰兒帶回給他的母親哺乳，她可能持續為他哺乳，直到兒子兩三歲（比較</w:t>
+      </w:r>
+      <w:hyperlink r:id="rId29">
+        <w:r>
+          <w:rPr>
+            <w:lang w:val="zh_TW" w:bidi="zh_TW"/>
+          </w:rPr>
+          <w:rPr>
+            <w:color w:val="0000EE"/>
+            <w:u w:val="single"/>
+          </w:rPr>
+          <w:t>撒上1:19–24</w:t>
         </w:r>
       </w:hyperlink>
       <w:r>
@@ -563,6 +1228,249 @@
       </w:r>
       <w:r>
         <w:rPr>
+          <w:lang w:val="zh_TW" w:bidi="zh_TW"/>
+        </w:rPr>
+        <w:t>然而，摩西早年並無其他記錄。我們不知道他的母親是否在他後來的童年和青年時期繼續照顧他，或者她有否讓他知道自己的真正身份，並教導他希伯來人的信仰。我們所知的是，摩西學習一切埃及人的智慧，接受為皇室成員而設的教育，使他</w:t>
+      </w:r>
+      <w:r>
+        <w:rPr>
+          <w:lang w:val="zh_TW" w:bidi="zh_TW"/>
+        </w:rPr>
+        <w:t>說話行事都有才能</w:t>
+      </w:r>
+      <w:r>
+        <w:rPr>
+          <w:lang w:val="zh_TW" w:bidi="zh_TW"/>
+        </w:rPr>
+        <w:t>（</w:t>
+      </w:r>
+      <w:hyperlink r:id="rId30">
+        <w:r>
+          <w:rPr>
+            <w:lang w:val="zh_TW" w:bidi="zh_TW"/>
+          </w:rPr>
+          <w:rPr>
+            <w:color w:val="0000EE"/>
+            <w:u w:val="single"/>
+          </w:rPr>
+          <w:t>徒7:22</w:t>
+        </w:r>
+      </w:hyperlink>
+      <w:r>
+        <w:rPr>
+          <w:lang w:val="zh_TW" w:bidi="zh_TW"/>
+        </w:rPr>
+        <w:t>）。</w:t>
+      </w:r>
+    </w:p>
+    <w:p>
+      <w:pPr>
+        <w:pStyle w:val="Heading4"/>
+      </w:pPr>
+      <w:r>
+        <w:rPr>
+          <w:lang w:val="zh_TW" w:bidi="zh_TW"/>
+        </w:rPr>
+        <w:t>與他自己民族的認同感</w:t>
+      </w:r>
+    </w:p>
+    <w:p>
+      <w:pPr/>
+      <w:r>
+        <w:rPr>
+          <w:lang w:val="zh_TW" w:bidi="zh_TW"/>
+        </w:rPr>
+      </w:r>
+      <w:r>
+        <w:rPr>
+          <w:lang w:val="zh_TW" w:bidi="zh_TW"/>
+        </w:rPr>
+        <w:t>我們並不清楚，摩西在何時知道自己是希伯來人而不是埃及人；但到他四十歲時，顯然已經知道。有一天，他出去探望他的同胞，看看他們受到甚麼樣的待遇。他出生時埃及人對他希伯來同胞的殘酷對待仍舊存在。當他看到一個埃及人正在毆打一個希伯來人時，摩西在忿怒中殺了那個埃及人，將他埋葬。他以為沒有人注意到，但其實有人看到了。第二天，當他試圖阻止兩個希伯來人打架時，他們轉向他並指責他謀殺：「</w:t>
+      </w:r>
+      <w:r>
+        <w:rPr>
+          <w:lang w:val="zh_TW" w:bidi="zh_TW"/>
+        </w:rPr>
+        <w:t>誰立你作我們的首領和審判官呢？難道你要殺我，像殺那埃及人嗎？</w:t>
+      </w:r>
+      <w:r>
+        <w:rPr>
+          <w:lang w:val="zh_TW" w:bidi="zh_TW"/>
+        </w:rPr>
+        <w:t>」（</w:t>
+      </w:r>
+      <w:hyperlink r:id="rId31">
+        <w:r>
+          <w:rPr>
+            <w:lang w:val="zh_TW" w:bidi="zh_TW"/>
+          </w:rPr>
+          <w:rPr>
+            <w:color w:val="0000EE"/>
+            <w:u w:val="single"/>
+          </w:rPr>
+          <w:t>出2:14</w:t>
+        </w:r>
+      </w:hyperlink>
+      <w:r>
+        <w:rPr>
+          <w:lang w:val="zh_TW" w:bidi="zh_TW"/>
+        </w:rPr>
+        <w:t>）。</w:t>
+      </w:r>
+      <w:hyperlink r:id="rId32">
+        <w:r>
+          <w:rPr>
+            <w:lang w:val="zh_TW" w:bidi="zh_TW"/>
+          </w:rPr>
+          <w:rPr>
+            <w:color w:val="0000EE"/>
+            <w:u w:val="single"/>
+          </w:rPr>
+          <w:t>使徒行傳七章25節</w:t>
+        </w:r>
+      </w:hyperlink>
+      <w:r>
+        <w:rPr>
+          <w:lang w:val="zh_TW" w:bidi="zh_TW"/>
+        </w:rPr>
+        <w:t>補充說：「</w:t>
+      </w:r>
+      <w:r>
+        <w:rPr>
+          <w:lang w:val="zh_TW" w:bidi="zh_TW"/>
+        </w:rPr>
+        <w:t>他以為弟兄必明白神是藉他的手搭救他們；他們卻不明白。</w:t>
+      </w:r>
+      <w:r>
+        <w:rPr>
+          <w:lang w:val="zh_TW" w:bidi="zh_TW"/>
+        </w:rPr>
+        <w:t>」摩西才意識到，他謀殺埃及人的事已經被人知道，並且法老家成員的身分也未能保護他，於是逃到米甸。</w:t>
+      </w:r>
+    </w:p>
+    <w:p>
+      <w:pPr>
+        <w:pStyle w:val="Heading3"/>
+      </w:pPr>
+      <w:r>
+        <w:rPr>
+          <w:lang w:val="zh_TW" w:bidi="zh_TW"/>
+        </w:rPr>
+        <w:t>在米甸的第二個四十年</w:t>
+      </w:r>
+    </w:p>
+    <w:p>
+      <w:pPr>
+        <w:pStyle w:val="Heading4"/>
+      </w:pPr>
+      <w:r>
+        <w:rPr>
+          <w:lang w:val="zh_TW" w:bidi="zh_TW"/>
+        </w:rPr>
+        <w:t>入贅</w:t>
+      </w:r>
+      <w:r>
+        <w:rPr>
+          <w:lang w:val="zh_TW" w:bidi="zh_TW"/>
+        </w:rPr>
+        <w:t>葉忒羅的家庭</w:t>
+      </w:r>
+    </w:p>
+    <w:p>
+      <w:pPr/>
+      <w:r>
+        <w:rPr>
+          <w:lang w:val="zh_TW" w:bidi="zh_TW"/>
+        </w:rPr>
+      </w:r>
+      <w:r>
+        <w:rPr>
+          <w:lang w:val="zh_TW" w:bidi="zh_TW"/>
+        </w:rPr>
+        <w:t>抵達米甸後，摩西獨自坐在井旁。他在那裡看到，米甸祭司的七個女兒正在為父親的羊群打水。當牧羊人試圖趕走她們時，摩西幫助她們給動物喝水。祭司葉忒羅便邀請摩西與他的家人同住，並將他的女兒西坡拉嫁給摩西為妻（</w:t>
+      </w:r>
+      <w:hyperlink r:id="rId33">
+        <w:r>
+          <w:rPr>
+            <w:lang w:val="zh_TW" w:bidi="zh_TW"/>
+          </w:rPr>
+          <w:rPr>
+            <w:color w:val="0000EE"/>
+            <w:u w:val="single"/>
+          </w:rPr>
+          <w:t>出3:1</w:t>
+        </w:r>
+      </w:hyperlink>
+      <w:r>
+        <w:rPr>
+          <w:lang w:val="zh_TW" w:bidi="zh_TW"/>
+        </w:rPr>
+        <w:t>；葉忒羅在</w:t>
+      </w:r>
+      <w:hyperlink r:id="rId34">
+        <w:r>
+          <w:rPr>
+            <w:lang w:val="zh_TW" w:bidi="zh_TW"/>
+          </w:rPr>
+          <w:rPr>
+            <w:color w:val="0000EE"/>
+            <w:u w:val="single"/>
+          </w:rPr>
+          <w:t>出埃及記二章18節</w:t>
+        </w:r>
+      </w:hyperlink>
+      <w:r>
+        <w:rPr>
+          <w:lang w:val="zh_TW" w:bidi="zh_TW"/>
+        </w:rPr>
+        <w:t>，被稱為流珥；或在</w:t>
+      </w:r>
+      <w:hyperlink r:id="rId35">
+        <w:r>
+          <w:rPr>
+            <w:lang w:val="zh_TW" w:bidi="zh_TW"/>
+          </w:rPr>
+          <w:rPr>
+            <w:color w:val="0000EE"/>
+            <w:u w:val="single"/>
+          </w:rPr>
+          <w:t>民數記十章29節</w:t>
+        </w:r>
+      </w:hyperlink>
+      <w:r>
+        <w:rPr>
+          <w:lang w:val="zh_TW" w:bidi="zh_TW"/>
+        </w:rPr>
+        <w:t>被稱為何巴）。學者們對於何巴在</w:t>
+      </w:r>
+      <w:hyperlink r:id="rId35">
+        <w:r>
+          <w:rPr>
+            <w:lang w:val="zh_TW" w:bidi="zh_TW"/>
+          </w:rPr>
+          <w:rPr>
+            <w:color w:val="0000EE"/>
+            <w:u w:val="single"/>
+          </w:rPr>
+          <w:t>民數記十章29節</w:t>
+        </w:r>
+      </w:hyperlink>
+      <w:r>
+        <w:rPr>
+          <w:lang w:val="zh_TW" w:bidi="zh_TW"/>
+        </w:rPr>
+        <w:t>的身份存在分歧。有些人認為他是摩西的岳父，另一些人則認為他是摩西的內兄（brother-in-law）。</w:t>
+      </w:r>
+    </w:p>
+    <w:p>
+      <w:pPr/>
+      <w:r>
+        <w:rPr>
+          <w:lang w:val="zh_TW" w:bidi="zh_TW"/>
+        </w:rPr>
+      </w:r>
+      <w:r>
+        <w:rPr>
           <w:i/>
           <w:lang w:val="zh_TW" w:bidi="zh_TW"/>
         </w:rPr>
@@ -578,108 +1486,87 @@
         <w:rPr>
           <w:lang w:val="zh_TW" w:bidi="zh_TW"/>
         </w:rPr>
-        <w:t>使徒，使徒職分</w:t>
-      </w:r>
-      <w:r>
-        <w:rPr>
-          <w:lang w:val="zh_TW" w:bidi="zh_TW"/>
-        </w:rPr>
-        <w:t>。</w:t>
-      </w:r>
-      <w:r>
-        <w:rPr>
-          <w:lang w:val="zh_TW" w:bidi="zh_TW"/>
-        </w:rPr>
-      </w:r>
-      <w:r>
-        <w:rPr>
-          <w:lang w:val="zh_TW" w:bidi="zh_TW"/>
-        </w:rPr>
-      </w:r>
-    </w:p>
-    <w:p>
-      <w:pPr/>
-      <w:r>
-        <w:rPr>
-          <w:lang w:val="zh_TW" w:bidi="zh_TW"/>
-        </w:rPr>
-      </w:r>
-    </w:p>
-    <w:p>
-      <w:pPr>
-        <w:pStyle w:val="Heading2"/>
-      </w:pPr>
-      <w:r>
-        <w:rPr>
-          <w:lang w:val="zh_TW" w:bidi="zh_TW"/>
-        </w:rPr>
-        <w:t>拿非施</w:t>
-      </w:r>
-      <w:r>
-        <w:rPr>
-          <w:lang w:val="zh_TW" w:bidi="zh_TW"/>
-        </w:rPr>
-      </w:r>
-    </w:p>
-    <w:p>
-      <w:pPr/>
-      <w:r>
-        <w:rPr>
-          <w:lang w:val="zh_TW" w:bidi="zh_TW"/>
-        </w:rPr>
-      </w:r>
-      <w:r>
-        <w:rPr>
-          <w:lang w:val="zh_TW" w:bidi="zh_TW"/>
-        </w:rPr>
-        <w:t>以實瑪利十二個兒子中的第十一位（</w:t>
-      </w:r>
-      <w:hyperlink r:id="rId27">
-        <w:r>
-          <w:rPr>
-            <w:lang w:val="zh_TW" w:bidi="zh_TW"/>
-          </w:rPr>
-          <w:rPr>
-            <w:color w:val="0000EE"/>
-            <w:u w:val="single"/>
-          </w:rPr>
-          <w:t>創25:15</w:t>
-        </w:r>
-      </w:hyperlink>
-      <w:r>
-        <w:rPr>
-          <w:lang w:val="zh_TW" w:bidi="zh_TW"/>
-        </w:rPr>
-        <w:t>；</w:t>
-      </w:r>
-      <w:hyperlink r:id="rId28">
-        <w:r>
-          <w:rPr>
-            <w:lang w:val="zh_TW" w:bidi="zh_TW"/>
-          </w:rPr>
-          <w:rPr>
-            <w:color w:val="0000EE"/>
-            <w:u w:val="single"/>
-          </w:rPr>
-          <w:t>代上1:31</w:t>
-        </w:r>
-      </w:hyperlink>
-      <w:r>
-        <w:rPr>
-          <w:lang w:val="zh_TW" w:bidi="zh_TW"/>
-        </w:rPr>
-        <w:t>），也是一個以他名字命名的部族的始祖。這個部族後來曾與住在約旦河東的以色列支派交戰（</w:t>
-      </w:r>
-      <w:hyperlink r:id="rId29">
-        <w:r>
-          <w:rPr>
-            <w:lang w:val="zh_TW" w:bidi="zh_TW"/>
-          </w:rPr>
-          <w:rPr>
-            <w:color w:val="0000EE"/>
-            <w:u w:val="single"/>
-          </w:rPr>
-          <w:t>代上5:19</w:t>
+        <w:t>何巴</w:t>
+      </w:r>
+    </w:p>
+    <w:p>
+      <w:pPr/>
+      <w:r>
+        <w:rPr>
+          <w:lang w:val="zh_TW" w:bidi="zh_TW"/>
+        </w:rPr>
+      </w:r>
+      <w:r>
+        <w:rPr>
+          <w:lang w:val="zh_TW" w:bidi="zh_TW"/>
+        </w:rPr>
+        <w:t>在米甸，摩西和西坡拉有兩個兒子，革舜和以利以謝（</w:t>
+      </w:r>
+      <w:hyperlink r:id="rId36">
+        <w:r>
+          <w:rPr>
+            <w:lang w:val="zh_TW" w:bidi="zh_TW"/>
+          </w:rPr>
+          <w:rPr>
+            <w:color w:val="0000EE"/>
+            <w:u w:val="single"/>
+          </w:rPr>
+          <w:t>出2:22</w:t>
+        </w:r>
+      </w:hyperlink>
+      <w:hyperlink r:id="rId37">
+        <w:r>
+          <w:rPr>
+            <w:lang w:val="zh_TW" w:bidi="zh_TW"/>
+          </w:rPr>
+          <w:rPr>
+            <w:color w:val="0000EE"/>
+            <w:u w:val="single"/>
+          </w:rPr>
+          <w:t>，18:4</w:t>
+        </w:r>
+      </w:hyperlink>
+      <w:r>
+        <w:rPr>
+          <w:lang w:val="zh_TW" w:bidi="zh_TW"/>
+        </w:rPr>
+        <w:t>）。在米甸的四十年間，摩西可能已經淡忘過往埃及的生活。他無法預見神會很快就呼召他回到埃及，更要面對新的法老，要求他釋放希伯來人，脫離束縛。然而，神沒有忘記祂的子民，正準備拯救他們。</w:t>
+      </w:r>
+    </w:p>
+    <w:p>
+      <w:pPr>
+        <w:pStyle w:val="Heading4"/>
+      </w:pPr>
+      <w:r>
+        <w:rPr>
+          <w:lang w:val="zh_TW" w:bidi="zh_TW"/>
+        </w:rPr>
+        <w:t>在燃燒的荊棘中遇見神</w:t>
+      </w:r>
+    </w:p>
+    <w:p>
+      <w:pPr/>
+      <w:r>
+        <w:rPr>
+          <w:lang w:val="zh_TW" w:bidi="zh_TW"/>
+        </w:rPr>
+      </w:r>
+      <w:r>
+        <w:rPr>
+          <w:lang w:val="zh_TW" w:bidi="zh_TW"/>
+        </w:rPr>
+        <w:t>有一天，當摩西正在照顧他岳父的羊群時，他把羊群帶到了何烈山（也稱為西奈山）。神在一個燃燒但未被燒毀的荊棘中，以火焰的形式向他顯現。摩西走近觀察這個奇異的景象，並聽見神從荊棘中對他說話：「 摩西！ 摩西！」他說：「我在這裏。」神說：「不要近前來。當把你腳上的鞋脫下來，因為你所站之地是聖地」（</w:t>
+      </w:r>
+      <w:hyperlink r:id="rId38">
+        <w:r>
+          <w:rPr>
+            <w:lang w:val="zh_TW" w:bidi="zh_TW"/>
+          </w:rPr>
+          <w:rPr>
+            <w:color w:val="0000EE"/>
+            <w:u w:val="single"/>
+          </w:rPr>
+          <w:t>出3:4–5</w:t>
         </w:r>
       </w:hyperlink>
       <w:r>
@@ -688,296 +1575,45 @@
         </w:rPr>
         <w:t>）。</w:t>
       </w:r>
-      <w:r>
-        <w:rPr>
-          <w:lang w:val="zh_TW" w:bidi="zh_TW"/>
-        </w:rPr>
-      </w:r>
-      <w:r>
-        <w:rPr>
-          <w:lang w:val="zh_TW" w:bidi="zh_TW"/>
-        </w:rPr>
-      </w:r>
-    </w:p>
-    <w:p>
-      <w:pPr/>
-      <w:r>
-        <w:rPr>
-          <w:lang w:val="zh_TW" w:bidi="zh_TW"/>
-        </w:rPr>
-      </w:r>
-    </w:p>
-    <w:p>
-      <w:pPr>
-        <w:pStyle w:val="Heading2"/>
-      </w:pPr>
-      <w:r>
-        <w:rPr>
-          <w:lang w:val="zh_TW" w:bidi="zh_TW"/>
-        </w:rPr>
-        <w:t>拿弗他利（人物）</w:t>
-      </w:r>
-      <w:r>
-        <w:rPr>
-          <w:lang w:val="zh_TW" w:bidi="zh_TW"/>
-        </w:rPr>
-      </w:r>
-    </w:p>
-    <w:p>
-      <w:pPr/>
-      <w:r>
-        <w:rPr>
-          <w:lang w:val="zh_TW" w:bidi="zh_TW"/>
-        </w:rPr>
-      </w:r>
-      <w:r>
-        <w:rPr>
-          <w:lang w:val="zh_TW" w:bidi="zh_TW"/>
-        </w:rPr>
-        <w:t>雅各十二個兒子之一（</w:t>
-      </w:r>
-      <w:hyperlink r:id="rId30">
-        <w:r>
-          <w:rPr>
-            <w:lang w:val="zh_TW" w:bidi="zh_TW"/>
-          </w:rPr>
-          <w:rPr>
-            <w:color w:val="0000EE"/>
-            <w:u w:val="single"/>
-          </w:rPr>
-          <w:t>創35:25</w:t>
-        </w:r>
-      </w:hyperlink>
-      <w:r>
-        <w:rPr>
-          <w:lang w:val="zh_TW" w:bidi="zh_TW"/>
-        </w:rPr>
-        <w:t>；</w:t>
-      </w:r>
-      <w:hyperlink r:id="rId31">
-        <w:r>
-          <w:rPr>
-            <w:lang w:val="zh_TW" w:bidi="zh_TW"/>
-          </w:rPr>
-          <w:rPr>
-            <w:color w:val="0000EE"/>
-            <w:u w:val="single"/>
-          </w:rPr>
-          <w:t>代上2:2</w:t>
-        </w:r>
-      </w:hyperlink>
-      <w:r>
-        <w:rPr>
-          <w:lang w:val="zh_TW" w:bidi="zh_TW"/>
-        </w:rPr>
-        <w:t>）。他是拉結的使女辟拉為雅各所生的兩個兒子中的第二個。拉結因為又為雅各得了一個兒子而十分歡喜，便給他起名叫拿弗他利，意思是「我的相爭」。她之所以給他起這個名字，是因為她與利亞之間的競爭：「我與我姊姊大大相爭，並且得勝」（</w:t>
-      </w:r>
-      <w:hyperlink r:id="rId32">
-        <w:r>
-          <w:rPr>
-            <w:lang w:val="zh_TW" w:bidi="zh_TW"/>
-          </w:rPr>
-          <w:rPr>
-            <w:color w:val="0000EE"/>
-            <w:u w:val="single"/>
-          </w:rPr>
-          <w:t>創30:8</w:t>
-        </w:r>
-      </w:hyperlink>
-      <w:r>
-        <w:rPr>
-          <w:lang w:val="zh_TW" w:bidi="zh_TW"/>
-        </w:rPr>
-        <w:t>）。後來，拿弗他利跟隨雅各一同遷往埃及（</w:t>
-      </w:r>
-      <w:hyperlink r:id="rId33">
-        <w:r>
-          <w:rPr>
-            <w:lang w:val="zh_TW" w:bidi="zh_TW"/>
-          </w:rPr>
-          <w:rPr>
-            <w:color w:val="0000EE"/>
-            <w:u w:val="single"/>
-          </w:rPr>
-          <w:t>創46:24</w:t>
-        </w:r>
-      </w:hyperlink>
-      <w:r>
-        <w:rPr>
-          <w:lang w:val="zh_TW" w:bidi="zh_TW"/>
-        </w:rPr>
-        <w:t>；</w:t>
-      </w:r>
-      <w:hyperlink r:id="rId34">
-        <w:r>
-          <w:rPr>
-            <w:lang w:val="zh_TW" w:bidi="zh_TW"/>
-          </w:rPr>
-          <w:rPr>
-            <w:color w:val="0000EE"/>
-            <w:u w:val="single"/>
-          </w:rPr>
-          <w:t>出1:4</w:t>
-        </w:r>
-      </w:hyperlink>
-      <w:r>
-        <w:rPr>
-          <w:lang w:val="zh_TW" w:bidi="zh_TW"/>
-        </w:rPr>
-        <w:t>）。他有四個兒子（</w:t>
-      </w:r>
-      <w:hyperlink r:id="rId35">
-        <w:r>
-          <w:rPr>
-            <w:lang w:val="zh_TW" w:bidi="zh_TW"/>
-          </w:rPr>
-          <w:rPr>
-            <w:color w:val="0000EE"/>
-            <w:u w:val="single"/>
-          </w:rPr>
-          <w:t>民26:50</w:t>
-        </w:r>
-      </w:hyperlink>
-      <w:r>
-        <w:rPr>
-          <w:lang w:val="zh_TW" w:bidi="zh_TW"/>
-        </w:rPr>
-        <w:t>；</w:t>
-      </w:r>
-      <w:hyperlink r:id="rId36">
-        <w:r>
-          <w:rPr>
-            <w:lang w:val="zh_TW" w:bidi="zh_TW"/>
-          </w:rPr>
-          <w:rPr>
-            <w:color w:val="0000EE"/>
-            <w:u w:val="single"/>
-          </w:rPr>
-          <w:t>代上7:13</w:t>
-        </w:r>
-      </w:hyperlink>
-      <w:r>
-        <w:rPr>
-          <w:lang w:val="zh_TW" w:bidi="zh_TW"/>
-        </w:rPr>
-        <w:t>）。他的後裔後來成為以色列十二支派之一（</w:t>
-      </w:r>
-      <w:hyperlink r:id="rId37">
-        <w:r>
-          <w:rPr>
-            <w:lang w:val="zh_TW" w:bidi="zh_TW"/>
-          </w:rPr>
-          <w:rPr>
-            <w:color w:val="0000EE"/>
-            <w:u w:val="single"/>
-          </w:rPr>
-          <w:t>民1:43</w:t>
-        </w:r>
-      </w:hyperlink>
-      <w:r>
-        <w:rPr>
-          <w:lang w:val="zh_TW" w:bidi="zh_TW"/>
-        </w:rPr>
-        <w:t>）。</w:t>
-      </w:r>
-    </w:p>
-    <w:p>
-      <w:pPr/>
-      <w:r>
-        <w:rPr>
-          <w:lang w:val="zh_TW" w:bidi="zh_TW"/>
-        </w:rPr>
-      </w:r>
-      <w:r>
-        <w:rPr>
-          <w:i/>
-          <w:lang w:val="zh_TW" w:bidi="zh_TW"/>
-        </w:rPr>
-        <w:t>另見</w:t>
-      </w:r>
-      <w:r>
-        <w:rPr>
-          <w:lang w:val="zh_TW" w:bidi="zh_TW"/>
-        </w:rPr>
-        <w:t xml:space="preserve"> </w:t>
-      </w:r>
-      <w:r>
-        <w:rPr>
-          <w:lang w:val="zh_TW" w:bidi="zh_TW"/>
-        </w:rPr>
-        <w:t>拿弗他利支派</w:t>
-      </w:r>
-      <w:r>
-        <w:rPr>
-          <w:lang w:val="zh_TW" w:bidi="zh_TW"/>
-        </w:rPr>
-        <w:t>。</w:t>
-      </w:r>
-      <w:r>
-        <w:rPr>
-          <w:lang w:val="zh_TW" w:bidi="zh_TW"/>
-        </w:rPr>
-      </w:r>
-      <w:r>
-        <w:rPr>
-          <w:lang w:val="zh_TW" w:bidi="zh_TW"/>
-        </w:rPr>
-      </w:r>
-    </w:p>
-    <w:p>
-      <w:pPr/>
-      <w:r>
-        <w:rPr>
-          <w:lang w:val="zh_TW" w:bidi="zh_TW"/>
-        </w:rPr>
-      </w:r>
-    </w:p>
-    <w:p>
-      <w:pPr>
-        <w:pStyle w:val="Heading2"/>
-      </w:pPr>
-      <w:r>
-        <w:rPr>
-          <w:lang w:val="zh_TW" w:bidi="zh_TW"/>
-        </w:rPr>
-        <w:t>拿弗土希人</w:t>
-      </w:r>
-      <w:r>
-        <w:rPr>
-          <w:lang w:val="zh_TW" w:bidi="zh_TW"/>
-        </w:rPr>
-      </w:r>
-    </w:p>
-    <w:p>
-      <w:pPr/>
-      <w:r>
-        <w:rPr>
-          <w:lang w:val="zh_TW" w:bidi="zh_TW"/>
-        </w:rPr>
-      </w:r>
-      <w:r>
-        <w:rPr>
-          <w:lang w:val="zh_TW" w:bidi="zh_TW"/>
-        </w:rPr>
-        <w:t>埃及人是挪亞和含的後代（</w:t>
-      </w:r>
-      <w:hyperlink r:id="rId38">
-        <w:r>
-          <w:rPr>
-            <w:lang w:val="zh_TW" w:bidi="zh_TW"/>
-          </w:rPr>
-          <w:rPr>
-            <w:color w:val="0000EE"/>
-            <w:u w:val="single"/>
-          </w:rPr>
-          <w:t>創10:13</w:t>
-        </w:r>
-      </w:hyperlink>
-      <w:r>
-        <w:rPr>
-          <w:lang w:val="zh_TW" w:bidi="zh_TW"/>
-        </w:rPr>
-        <w:t>；</w:t>
+    </w:p>
+    <w:p>
+      <w:pPr/>
+      <w:r>
+        <w:rPr>
+          <w:lang w:val="zh_TW" w:bidi="zh_TW"/>
+        </w:rPr>
+      </w:r>
+      <w:r>
+        <w:rPr>
+          <w:lang w:val="zh_TW" w:bidi="zh_TW"/>
+        </w:rPr>
+        <w:t>神自稱為亞伯拉罕、以撒和雅各的神，並向摩西保證，祂已聽見祂子民的呼求，並知道他們的苦難。神揭示祂的計劃，就是要差遣摩西去埃及，解救祂的子民脫離奴役。</w:t>
+      </w:r>
+    </w:p>
+    <w:p>
+      <w:pPr/>
+      <w:r>
+        <w:rPr>
+          <w:lang w:val="zh_TW" w:bidi="zh_TW"/>
+        </w:rPr>
+      </w:r>
+      <w:r>
+        <w:rPr>
+          <w:lang w:val="zh_TW" w:bidi="zh_TW"/>
+        </w:rPr>
+        <w:t>摩西感到</w:t>
+      </w:r>
+      <w:r>
+        <w:rPr>
+          <w:lang w:val="zh_TW" w:bidi="zh_TW"/>
+        </w:rPr>
+        <w:t>力有未逮</w:t>
+      </w:r>
+      <w:r>
+        <w:rPr>
+          <w:lang w:val="zh_TW" w:bidi="zh_TW"/>
+        </w:rPr>
+        <w:t>，便開始找藉口。然而，神向摩西保證，祂會與他同在（</w:t>
       </w:r>
       <w:hyperlink r:id="rId39">
         <w:r>
@@ -988,48 +1624,58 @@
             <w:color w:val="0000EE"/>
             <w:u w:val="single"/>
           </w:rPr>
-          <w:t>代上1:11</w:t>
-        </w:r>
-      </w:hyperlink>
-      <w:r>
-        <w:rPr>
-          <w:lang w:val="zh_TW" w:bidi="zh_TW"/>
-        </w:rPr>
-        <w:t>），被列在利哈比人和帕特魯細人部落之間。一些學者認為，拿弗土希人是中埃及的居民，位於下埃及的利比亞人和上埃及的帕特魯細人之間。然而，他們在古代定居的實際位置不明。</w:t>
-      </w:r>
-      <w:r>
-        <w:rPr>
-          <w:lang w:val="zh_TW" w:bidi="zh_TW"/>
-        </w:rPr>
-      </w:r>
-      <w:r>
-        <w:rPr>
-          <w:lang w:val="zh_TW" w:bidi="zh_TW"/>
-        </w:rPr>
-      </w:r>
-    </w:p>
-    <w:p>
-      <w:pPr/>
-      <w:r>
-        <w:rPr>
-          <w:lang w:val="zh_TW" w:bidi="zh_TW"/>
-        </w:rPr>
-      </w:r>
-    </w:p>
-    <w:p>
-      <w:pPr>
-        <w:pStyle w:val="Heading2"/>
-      </w:pPr>
-      <w:r>
-        <w:rPr>
-          <w:lang w:val="zh_TW" w:bidi="zh_TW"/>
-        </w:rPr>
-        <w:t>拿哈</w:t>
-      </w:r>
-      <w:r>
-        <w:rPr>
-          <w:lang w:val="zh_TW" w:bidi="zh_TW"/>
-        </w:rPr>
+          <w:t>出3:11–12</w:t>
+        </w:r>
+      </w:hyperlink>
+      <w:r>
+        <w:rPr>
+          <w:lang w:val="zh_TW" w:bidi="zh_TW"/>
+        </w:rPr>
+        <w:t>）。當摩西擔心，如果其他人詢問神的名字該怎麼回答時，神便回答：</w:t>
+      </w:r>
+      <w:r>
+        <w:rPr>
+          <w:lang w:val="zh_TW" w:bidi="zh_TW"/>
+        </w:rPr>
+        <w:t>「我是自有永有的」；又說：「你要對以色列人這樣說：『那自有的打發我到你們這裏來。』」</w:t>
+      </w:r>
+      <w:r>
+        <w:rPr>
+          <w:lang w:val="zh_TW" w:bidi="zh_TW"/>
+        </w:rPr>
+        <w:t>（</w:t>
+      </w:r>
+      <w:hyperlink r:id="rId40">
+        <w:r>
+          <w:rPr>
+            <w:lang w:val="zh_TW" w:bidi="zh_TW"/>
+          </w:rPr>
+          <w:rPr>
+            <w:color w:val="0000EE"/>
+            <w:u w:val="single"/>
+          </w:rPr>
+          <w:t>出3:13–14</w:t>
+        </w:r>
+      </w:hyperlink>
+      <w:r>
+        <w:rPr>
+          <w:lang w:val="zh_TW" w:bidi="zh_TW"/>
+        </w:rPr>
+        <w:t>）。學者們對這個名字提出了許多解釋。可以確定的是，這個名字暗示神藉自己的力量永存自足。</w:t>
+      </w:r>
+    </w:p>
+    <w:p>
+      <w:pPr/>
+      <w:r>
+        <w:rPr>
+          <w:lang w:val="zh_TW" w:bidi="zh_TW"/>
+        </w:rPr>
+      </w:r>
+      <w:r>
+        <w:rPr>
+          <w:lang w:val="zh_TW" w:bidi="zh_TW"/>
+        </w:rPr>
+        <w:t>接著，摩西擔心百姓不會相信他。神便給他三個神跡：</w:t>
       </w:r>
     </w:p>
     <w:p>
@@ -1051,61 +1697,7 @@
         <w:rPr>
           <w:lang w:val="zh_TW" w:bidi="zh_TW"/>
         </w:rPr>
-        <w:t>流珥的長子，也是以東一個宗族的族長（</w:t>
-      </w:r>
-      <w:hyperlink r:id="rId40">
-        <w:r>
-          <w:rPr>
-            <w:lang w:val="zh_TW" w:bidi="zh_TW"/>
-          </w:rPr>
-          <w:rPr>
-            <w:color w:val="0000EE"/>
-            <w:u w:val="single"/>
-          </w:rPr>
-          <w:t>創36:13</w:t>
-        </w:r>
-      </w:hyperlink>
-      <w:r>
-        <w:rPr>
-          <w:lang w:val="zh_TW" w:bidi="zh_TW"/>
-        </w:rPr>
-        <w:t>、</w:t>
-      </w:r>
-      <w:hyperlink r:id="rId40">
-        <w:r>
-          <w:rPr>
-            <w:lang w:val="zh_TW" w:bidi="zh_TW"/>
-          </w:rPr>
-          <w:rPr>
-            <w:color w:val="0000EE"/>
-            <w:u w:val="single"/>
-          </w:rPr>
-          <w:t>17</w:t>
-        </w:r>
-      </w:hyperlink>
-      <w:r>
-        <w:rPr>
-          <w:lang w:val="zh_TW" w:bidi="zh_TW"/>
-        </w:rPr>
-        <w:t>；</w:t>
-      </w:r>
-      <w:hyperlink r:id="rId41">
-        <w:r>
-          <w:rPr>
-            <w:lang w:val="zh_TW" w:bidi="zh_TW"/>
-          </w:rPr>
-          <w:rPr>
-            <w:color w:val="0000EE"/>
-            <w:u w:val="single"/>
-          </w:rPr>
-          <w:t>代上1:37</w:t>
-        </w:r>
-      </w:hyperlink>
-      <w:r>
-        <w:rPr>
-          <w:lang w:val="zh_TW" w:bidi="zh_TW"/>
-        </w:rPr>
-        <w:t>）。</w:t>
+        <w:t>將他的杖變成蛇</w:t>
       </w:r>
     </w:p>
     <w:p>
@@ -1123,25 +1715,7 @@
         <w:rPr>
           <w:lang w:val="zh_TW" w:bidi="zh_TW"/>
         </w:rPr>
-        <w:t>利未人，屬哥轄家族，是以利加拿的孫子（</w:t>
-      </w:r>
-      <w:hyperlink r:id="rId42">
-        <w:r>
-          <w:rPr>
-            <w:lang w:val="zh_TW" w:bidi="zh_TW"/>
-          </w:rPr>
-          <w:rPr>
-            <w:color w:val="0000EE"/>
-            <w:u w:val="single"/>
-          </w:rPr>
-          <w:t>代上6:26</w:t>
-        </w:r>
-      </w:hyperlink>
-      <w:r>
-        <w:rPr>
-          <w:lang w:val="zh_TW" w:bidi="zh_TW"/>
-        </w:rPr>
-        <w:t>）。</w:t>
+        <w:t>使他的手生大痲瘋</w:t>
       </w:r>
     </w:p>
     <w:p>
@@ -1159,7 +1733,94 @@
         <w:rPr>
           <w:lang w:val="zh_TW" w:bidi="zh_TW"/>
         </w:rPr>
-        <w:t>希西家王在位時的一位利未人，負責監督聖殿的事務（</w:t>
+        <w:t>將尼羅河的水變成血（</w:t>
+      </w:r>
+      <w:hyperlink r:id="rId41">
+        <w:r>
+          <w:rPr>
+            <w:lang w:val="zh_TW" w:bidi="zh_TW"/>
+          </w:rPr>
+          <w:rPr>
+            <w:color w:val="0000EE"/>
+            <w:u w:val="single"/>
+          </w:rPr>
+          <w:t>出4:1–9</w:t>
+        </w:r>
+      </w:hyperlink>
+      <w:r>
+        <w:rPr>
+          <w:lang w:val="zh_TW" w:bidi="zh_TW"/>
+        </w:rPr>
+        <w:t>）。</w:t>
+      </w:r>
+    </w:p>
+    <w:p>
+      <w:pPr/>
+      <w:r>
+        <w:rPr>
+          <w:lang w:val="zh_TW" w:bidi="zh_TW"/>
+        </w:rPr>
+      </w:r>
+      <w:r>
+        <w:rPr>
+          <w:lang w:val="zh_TW" w:bidi="zh_TW"/>
+        </w:rPr>
+        <w:t>儘管有這些神蹟，摩西仍然猶豫不決：</w:t>
+      </w:r>
+      <w:r>
+        <w:rPr>
+          <w:lang w:val="zh_TW" w:bidi="zh_TW"/>
+        </w:rPr>
+        <w:t>「主啊，我素日不是能言的人，就是從你對僕人說話以後，也是這樣。我本是拙口笨舌的。」</w:t>
+      </w:r>
+      <w:r>
+        <w:rPr>
+          <w:lang w:val="zh_TW" w:bidi="zh_TW"/>
+        </w:rPr>
+        <w:t>（</w:t>
+      </w:r>
+      <w:hyperlink r:id="rId42">
+        <w:r>
+          <w:rPr>
+            <w:lang w:val="zh_TW" w:bidi="zh_TW"/>
+          </w:rPr>
+          <w:rPr>
+            <w:color w:val="0000EE"/>
+            <w:u w:val="single"/>
+          </w:rPr>
+          <w:t>出埃及記4:10</w:t>
+        </w:r>
+      </w:hyperlink>
+      <w:r>
+        <w:rPr>
+          <w:lang w:val="zh_TW" w:bidi="zh_TW"/>
+        </w:rPr>
+        <w:t>）神告訴他，會讓他知道該說什麼。然而，摩西求神派遣其他人。神最終同意讓摩西的兄弟亞倫為他說話。神會將祂的指示告訴摩西，然後亞倫會將這些話傳給百姓。</w:t>
+      </w:r>
+    </w:p>
+    <w:p>
+      <w:pPr>
+        <w:pStyle w:val="Heading4"/>
+      </w:pPr>
+      <w:r>
+        <w:rPr>
+          <w:lang w:val="zh_TW" w:bidi="zh_TW"/>
+        </w:rPr>
+        <w:t>回到埃及</w:t>
+      </w:r>
+    </w:p>
+    <w:p>
+      <w:pPr/>
+      <w:r>
+        <w:rPr>
+          <w:lang w:val="zh_TW" w:bidi="zh_TW"/>
+        </w:rPr>
+      </w:r>
+      <w:r>
+        <w:rPr>
+          <w:lang w:val="zh_TW" w:bidi="zh_TW"/>
+        </w:rPr>
+        <w:t>摩西帶著他的妻子和兒子出發前往埃及，告訴他的岳父他想去那裡探望他的家人（</w:t>
       </w:r>
       <w:hyperlink r:id="rId43">
         <w:r>
@@ -1170,7 +1831,137 @@
             <w:color w:val="0000EE"/>
             <w:u w:val="single"/>
           </w:rPr>
-          <w:t>代下31:13</w:t>
+          <w:t>出4:18</w:t>
+        </w:r>
+      </w:hyperlink>
+      <w:r>
+        <w:rPr>
+          <w:lang w:val="zh_TW" w:bidi="zh_TW"/>
+        </w:rPr>
+        <w:t>）。根據聖經記載，他將妻子和兒子們放在驢上，啟程出發（</w:t>
+      </w:r>
+      <w:hyperlink r:id="rId44">
+        <w:r>
+          <w:rPr>
+            <w:lang w:val="zh_TW" w:bidi="zh_TW"/>
+          </w:rPr>
+          <w:rPr>
+            <w:color w:val="0000EE"/>
+            <w:u w:val="single"/>
+          </w:rPr>
+          <w:t>出4:20</w:t>
+        </w:r>
+      </w:hyperlink>
+      <w:r>
+        <w:rPr>
+          <w:lang w:val="zh_TW" w:bidi="zh_TW"/>
+        </w:rPr>
+        <w:t>）。這顯示兩個孩子都很年輕，並不是在摩西成婚之初出生的。</w:t>
+      </w:r>
+    </w:p>
+    <w:p>
+      <w:pPr/>
+      <w:r>
+        <w:rPr>
+          <w:lang w:val="zh_TW" w:bidi="zh_TW"/>
+        </w:rPr>
+      </w:r>
+      <w:r>
+        <w:rPr>
+          <w:lang w:val="zh_TW" w:bidi="zh_TW"/>
+        </w:rPr>
+        <w:t>在旅程中的一個休息停駐點，發生了一件令人詫異的事，就是耶和華遇見摩西並試圖殺死他，因為摩西在離開米甸之前，沒有為他的孩子行割禮（</w:t>
+      </w:r>
+      <w:hyperlink r:id="rId45">
+        <w:r>
+          <w:rPr>
+            <w:lang w:val="zh_TW" w:bidi="zh_TW"/>
+          </w:rPr>
+          <w:rPr>
+            <w:color w:val="0000EE"/>
+            <w:u w:val="single"/>
+          </w:rPr>
+          <w:t>出4:24</w:t>
+        </w:r>
+      </w:hyperlink>
+      <w:r>
+        <w:rPr>
+          <w:lang w:val="zh_TW" w:bidi="zh_TW"/>
+        </w:rPr>
+        <w:t>）。當西坡拉意識到摩西危在旦夕時，她親自執行割禮。然後她對丈夫說：「你真是我的血郎了」（</w:t>
+      </w:r>
+      <w:hyperlink r:id="rId46">
+        <w:r>
+          <w:rPr>
+            <w:lang w:val="zh_TW" w:bidi="zh_TW"/>
+          </w:rPr>
+          <w:rPr>
+            <w:color w:val="0000EE"/>
+            <w:u w:val="single"/>
+          </w:rPr>
+          <w:t>出4:25</w:t>
+        </w:r>
+      </w:hyperlink>
+      <w:r>
+        <w:rPr>
+          <w:lang w:val="zh_TW" w:bidi="zh_TW"/>
+        </w:rPr>
+        <w:t>）。這奇怪的事件提醒，盟約的領袖必須遵循盟約（</w:t>
+      </w:r>
+      <w:hyperlink r:id="rId47">
+        <w:r>
+          <w:rPr>
+            <w:lang w:val="zh_TW" w:bidi="zh_TW"/>
+          </w:rPr>
+          <w:rPr>
+            <w:color w:val="0000EE"/>
+            <w:u w:val="single"/>
+          </w:rPr>
+          <w:t>創17:10–14</w:t>
+        </w:r>
+      </w:hyperlink>
+      <w:r>
+        <w:rPr>
+          <w:lang w:val="zh_TW" w:bidi="zh_TW"/>
+        </w:rPr>
+        <w:t>）。（以色列是神盟約中的子民，因為神與他們立了盟約</w:t>
+      </w:r>
+      <w:r>
+        <w:rPr>
+          <w:lang w:val="zh_TW" w:bidi="zh_TW"/>
+        </w:rPr>
+        <w:t>，</w:t>
+      </w:r>
+      <w:r>
+        <w:rPr>
+          <w:lang w:val="zh_TW" w:bidi="zh_TW"/>
+        </w:rPr>
+        <w:t>即特別的協議，要求男性接受割禮。）</w:t>
+      </w:r>
+    </w:p>
+    <w:p>
+      <w:pPr/>
+      <w:r>
+        <w:rPr>
+          <w:lang w:val="zh_TW" w:bidi="zh_TW"/>
+        </w:rPr>
+      </w:r>
+      <w:r>
+        <w:rPr>
+          <w:lang w:val="zh_TW" w:bidi="zh_TW"/>
+        </w:rPr>
+        <w:t>當時亞倫還在埃及，神告訴他要去摩西在燃燒荊棘遇見神的山上，與他的兄弟會合。摩西告知亞倫所發生的一切，他們一起去了埃及，召集希伯來人的長老，告知他們這些事件。當摩西和亞倫在百姓面前展示神蹟時，這些領袖便相信摩西和亞倫是神派來拯救他們的（</w:t>
+      </w:r>
+      <w:hyperlink r:id="rId48">
+        <w:r>
+          <w:rPr>
+            <w:lang w:val="zh_TW" w:bidi="zh_TW"/>
+          </w:rPr>
+          <w:rPr>
+            <w:color w:val="0000EE"/>
+            <w:u w:val="single"/>
+          </w:rPr>
+          <w:t>出4:30–31</w:t>
         </w:r>
       </w:hyperlink>
       <w:r>
@@ -1179,39 +1970,111 @@
         </w:rPr>
         <w:t>）。</w:t>
       </w:r>
-      <w:r>
-        <w:rPr>
-          <w:lang w:val="zh_TW" w:bidi="zh_TW"/>
-        </w:rPr>
-      </w:r>
-      <w:r>
-        <w:rPr>
-          <w:lang w:val="zh_TW" w:bidi="zh_TW"/>
-        </w:rPr>
-      </w:r>
-    </w:p>
-    <w:p>
-      <w:pPr/>
-      <w:r>
-        <w:rPr>
-          <w:lang w:val="zh_TW" w:bidi="zh_TW"/>
-        </w:rPr>
-      </w:r>
-    </w:p>
-    <w:p>
-      <w:pPr>
-        <w:pStyle w:val="Heading2"/>
-      </w:pPr>
-      <w:r>
-        <w:rPr>
-          <w:lang w:val="zh_TW" w:bidi="zh_TW"/>
-        </w:rPr>
-        <w:t>拿鶴 (人物)</w:t>
-      </w:r>
-      <w:r>
-        <w:rPr>
-          <w:lang w:val="zh_TW" w:bidi="zh_TW"/>
-        </w:rPr>
+    </w:p>
+    <w:p>
+      <w:pPr>
+        <w:pStyle w:val="Heading3"/>
+      </w:pPr>
+      <w:r>
+        <w:rPr>
+          <w:lang w:val="zh_TW" w:bidi="zh_TW"/>
+        </w:rPr>
+        <w:t>從埃及到迦南的第三個四十年</w:t>
+      </w:r>
+    </w:p>
+    <w:p>
+      <w:pPr>
+        <w:pStyle w:val="Heading4"/>
+      </w:pPr>
+      <w:r>
+        <w:rPr>
+          <w:lang w:val="zh_TW" w:bidi="zh_TW"/>
+        </w:rPr>
+        <w:t>與法老的相遇</w:t>
+      </w:r>
+    </w:p>
+    <w:p>
+      <w:pPr/>
+      <w:r>
+        <w:rPr>
+          <w:lang w:val="zh_TW" w:bidi="zh_TW"/>
+        </w:rPr>
+      </w:r>
+      <w:r>
+        <w:rPr>
+          <w:lang w:val="zh_TW" w:bidi="zh_TW"/>
+        </w:rPr>
+        <w:t>不久，摩西回到埃及，並和亞倫一起去見法老。摩西重申耶和華的要求：「</w:t>
+      </w:r>
+      <w:r>
+        <w:rPr>
+          <w:lang w:val="zh_TW" w:bidi="zh_TW"/>
+        </w:rPr>
+        <w:t>容我的百姓去，在曠野向我守節。</w:t>
+      </w:r>
+      <w:r>
+        <w:rPr>
+          <w:lang w:val="zh_TW" w:bidi="zh_TW"/>
+        </w:rPr>
+        <w:t>」（</w:t>
+      </w:r>
+      <w:hyperlink r:id="rId49">
+        <w:r>
+          <w:rPr>
+            <w:lang w:val="zh_TW" w:bidi="zh_TW"/>
+          </w:rPr>
+          <w:rPr>
+            <w:color w:val="0000EE"/>
+            <w:u w:val="single"/>
+          </w:rPr>
+          <w:t>出5:1</w:t>
+        </w:r>
+      </w:hyperlink>
+      <w:r>
+        <w:rPr>
+          <w:lang w:val="zh_TW" w:bidi="zh_TW"/>
+        </w:rPr>
+        <w:t>）。法老斷然拒絕，說他從未聽說過這個神；由於法老自認為是神，並感到非常受辱，他不僅拒絕了摩西的要求，還讓希伯來人的工作更加艱難。他們現在必須自己收集稻草來製磚，但仍須製作與先前要求同樣數目的磚。</w:t>
+      </w:r>
+    </w:p>
+    <w:p>
+      <w:pPr/>
+      <w:r>
+        <w:rPr>
+          <w:lang w:val="zh_TW" w:bidi="zh_TW"/>
+        </w:rPr>
+      </w:r>
+      <w:r>
+        <w:rPr>
+          <w:lang w:val="zh_TW" w:bidi="zh_TW"/>
+        </w:rPr>
+        <w:t>希伯來人感到無比難受，並責怪摩西，要他為他們的困境負責。摩西感到十分困惱，向神抱怨。神安慰摩西，是祂會將希伯來人從奴役中解救出來，並帶他們到應許給亞伯拉罕、以撒和雅各的土地。祂叫摩西回到法老那裡，重申</w:t>
+      </w:r>
+      <w:r>
+        <w:rPr>
+          <w:lang w:val="zh_TW" w:bidi="zh_TW"/>
+        </w:rPr>
+        <w:t>訴</w:t>
+      </w:r>
+      <w:r>
+        <w:rPr>
+          <w:lang w:val="zh_TW" w:bidi="zh_TW"/>
+        </w:rPr>
+        <w:t>求，並警告如果法老拒絕，會招致嚴重後果。</w:t>
+      </w:r>
+    </w:p>
+    <w:p>
+      <w:pPr/>
+      <w:r>
+        <w:rPr>
+          <w:lang w:val="zh_TW" w:bidi="zh_TW"/>
+        </w:rPr>
+      </w:r>
+      <w:r>
+        <w:rPr>
+          <w:lang w:val="zh_TW" w:bidi="zh_TW"/>
+        </w:rPr>
+        <w:t>當摩西和亞倫回到法老那裡時，摩西再次要求他讓以色列人離開。他向法老展示一個神蹟，將他的杖變成蛇；但埃及的術士用他們的邪術做到同樣的事，所以法老仍然拒絕聽從。然後，摩西為埃及帶來九災，以顯示神的力量，迫使法老服從。這些災難包括：</w:t>
       </w:r>
     </w:p>
     <w:p>
@@ -1233,61 +2096,7 @@
         <w:rPr>
           <w:lang w:val="zh_TW" w:bidi="zh_TW"/>
         </w:rPr>
-        <w:t>亞伯拉罕的祖父（</w:t>
-      </w:r>
-      <w:hyperlink r:id="rId44">
-        <w:r>
-          <w:rPr>
-            <w:lang w:val="zh_TW" w:bidi="zh_TW"/>
-          </w:rPr>
-          <w:rPr>
-            <w:color w:val="0000EE"/>
-            <w:u w:val="single"/>
-          </w:rPr>
-          <w:t>創11:22–25</w:t>
-        </w:r>
-      </w:hyperlink>
-      <w:r>
-        <w:rPr>
-          <w:lang w:val="zh_TW" w:bidi="zh_TW"/>
-        </w:rPr>
-        <w:t>；</w:t>
-      </w:r>
-      <w:hyperlink r:id="rId45">
-        <w:r>
-          <w:rPr>
-            <w:lang w:val="zh_TW" w:bidi="zh_TW"/>
-          </w:rPr>
-          <w:rPr>
-            <w:color w:val="0000EE"/>
-            <w:u w:val="single"/>
-          </w:rPr>
-          <w:t>代上1:26</w:t>
-        </w:r>
-      </w:hyperlink>
-      <w:r>
-        <w:rPr>
-          <w:lang w:val="zh_TW" w:bidi="zh_TW"/>
-        </w:rPr>
-        <w:t>），且根據</w:t>
-      </w:r>
-      <w:hyperlink r:id="rId46">
-        <w:r>
-          <w:rPr>
-            <w:lang w:val="zh_TW" w:bidi="zh_TW"/>
-          </w:rPr>
-          <w:rPr>
-            <w:color w:val="0000EE"/>
-            <w:u w:val="single"/>
-          </w:rPr>
-          <w:t>路加福音三章34節</w:t>
-        </w:r>
-      </w:hyperlink>
-      <w:r>
-        <w:rPr>
-          <w:lang w:val="zh_TW" w:bidi="zh_TW"/>
-        </w:rPr>
-        <w:t>，他也是耶穌的祖先。一些英文譯本使用希臘文拼寫「拿鶴〔Nachor〕」。創世記和歷代志上的經文顯示出拿鶴出自於閃的後裔，因此亞伯拉罕及其後代屬於閃族。</w:t>
+        <w:t>將尼羅河的水變成血</w:t>
       </w:r>
     </w:p>
     <w:p>
@@ -1305,18 +2114,364 @@
         <w:rPr>
           <w:lang w:val="zh_TW" w:bidi="zh_TW"/>
         </w:rPr>
-        <w:t>他拉的兒子、亞伯拉罕的兄弟（</w:t>
-      </w:r>
-      <w:hyperlink r:id="rId47">
-        <w:r>
-          <w:rPr>
-            <w:lang w:val="zh_TW" w:bidi="zh_TW"/>
-          </w:rPr>
-          <w:rPr>
-            <w:color w:val="0000EE"/>
-            <w:u w:val="single"/>
-          </w:rPr>
-          <w:t>創11:26–29</w:t>
+        <w:t>青蛙的瘟疫</w:t>
+      </w:r>
+    </w:p>
+    <w:p>
+      <w:pPr>
+        <w:pStyle w:val="ListNumber"/>
+        <w:spacing w:line="240" w:lineRule="auto"/>
+        <w:ind w:left="720"/>
+      </w:pPr>
+      <w:r>
+        <w:rPr>
+          <w:lang w:val="zh_TW" w:bidi="zh_TW"/>
+        </w:rPr>
+      </w:r>
+      <w:r>
+        <w:rPr>
+          <w:lang w:val="zh_TW" w:bidi="zh_TW"/>
+        </w:rPr>
+        <w:t>虱</w:t>
+      </w:r>
+    </w:p>
+    <w:p>
+      <w:pPr>
+        <w:pStyle w:val="ListNumber"/>
+        <w:spacing w:line="240" w:lineRule="auto"/>
+        <w:ind w:left="720"/>
+      </w:pPr>
+      <w:r>
+        <w:rPr>
+          <w:lang w:val="zh_TW" w:bidi="zh_TW"/>
+        </w:rPr>
+      </w:r>
+      <w:r>
+        <w:rPr>
+          <w:lang w:val="zh_TW" w:bidi="zh_TW"/>
+        </w:rPr>
+        <w:t>蒼蠅</w:t>
+      </w:r>
+    </w:p>
+    <w:p>
+      <w:pPr>
+        <w:pStyle w:val="ListNumber"/>
+        <w:spacing w:line="240" w:lineRule="auto"/>
+        <w:ind w:left="720"/>
+      </w:pPr>
+      <w:r>
+        <w:rPr>
+          <w:lang w:val="zh_TW" w:bidi="zh_TW"/>
+        </w:rPr>
+      </w:r>
+      <w:r>
+        <w:rPr>
+          <w:lang w:val="zh_TW" w:bidi="zh_TW"/>
+        </w:rPr>
+        <w:t>牲畜的災病</w:t>
+      </w:r>
+    </w:p>
+    <w:p>
+      <w:pPr>
+        <w:pStyle w:val="ListNumber"/>
+        <w:spacing w:line="240" w:lineRule="auto"/>
+        <w:ind w:left="720"/>
+      </w:pPr>
+      <w:r>
+        <w:rPr>
+          <w:lang w:val="zh_TW" w:bidi="zh_TW"/>
+        </w:rPr>
+      </w:r>
+      <w:r>
+        <w:rPr>
+          <w:lang w:val="zh_TW" w:bidi="zh_TW"/>
+        </w:rPr>
+        <w:t>瘡</w:t>
+      </w:r>
+    </w:p>
+    <w:p>
+      <w:pPr>
+        <w:pStyle w:val="ListNumber"/>
+        <w:spacing w:line="240" w:lineRule="auto"/>
+        <w:ind w:left="720"/>
+      </w:pPr>
+      <w:r>
+        <w:rPr>
+          <w:lang w:val="zh_TW" w:bidi="zh_TW"/>
+        </w:rPr>
+      </w:r>
+      <w:r>
+        <w:rPr>
+          <w:lang w:val="zh_TW" w:bidi="zh_TW"/>
+        </w:rPr>
+        <w:t>冰雹</w:t>
+      </w:r>
+    </w:p>
+    <w:p>
+      <w:pPr>
+        <w:pStyle w:val="ListNumber"/>
+        <w:spacing w:line="240" w:lineRule="auto"/>
+        <w:ind w:left="720"/>
+      </w:pPr>
+      <w:r>
+        <w:rPr>
+          <w:lang w:val="zh_TW" w:bidi="zh_TW"/>
+        </w:rPr>
+      </w:r>
+      <w:r>
+        <w:rPr>
+          <w:lang w:val="zh_TW" w:bidi="zh_TW"/>
+        </w:rPr>
+        <w:t>蝗蟲</w:t>
+      </w:r>
+    </w:p>
+    <w:p>
+      <w:pPr>
+        <w:pStyle w:val="ListNumber"/>
+        <w:spacing w:line="240" w:lineRule="auto"/>
+        <w:ind w:left="720"/>
+      </w:pPr>
+      <w:r>
+        <w:rPr>
+          <w:lang w:val="zh_TW" w:bidi="zh_TW"/>
+        </w:rPr>
+      </w:r>
+      <w:r>
+        <w:rPr>
+          <w:lang w:val="zh_TW" w:bidi="zh_TW"/>
+        </w:rPr>
+        <w:t>完全的黑暗</w:t>
+      </w:r>
+    </w:p>
+    <w:p>
+      <w:pPr/>
+      <w:r>
+        <w:rPr>
+          <w:lang w:val="zh_TW" w:bidi="zh_TW"/>
+        </w:rPr>
+      </w:r>
+      <w:r>
+        <w:rPr>
+          <w:lang w:val="zh_TW" w:bidi="zh_TW"/>
+        </w:rPr>
+        <w:t>在這些災中，法老有時會同意讓以色列人離開，但一旦災難結束，他又會改變主意，再次拒絕。前九災使埃及滿目瘡痍，但以色列人仍未重獲自由。然而，神還有最後一災要降下，將是最嚴重的一擊。</w:t>
+      </w:r>
+    </w:p>
+    <w:p>
+      <w:pPr>
+        <w:pStyle w:val="Heading4"/>
+      </w:pPr>
+      <w:r>
+        <w:rPr>
+          <w:lang w:val="zh_TW" w:bidi="zh_TW"/>
+        </w:rPr>
+        <w:t>第一個逾越節</w:t>
+      </w:r>
+    </w:p>
+    <w:p>
+      <w:pPr/>
+      <w:r>
+        <w:rPr>
+          <w:lang w:val="zh_TW" w:bidi="zh_TW"/>
+        </w:rPr>
+      </w:r>
+      <w:r>
+        <w:rPr>
+          <w:lang w:val="zh_TW" w:bidi="zh_TW"/>
+        </w:rPr>
+        <w:t>神告訴摩西，還有一災要降臨埃及：「</w:t>
+      </w:r>
+      <w:r>
+        <w:rPr>
+          <w:lang w:val="zh_TW" w:bidi="zh_TW"/>
+        </w:rPr>
+        <w:t>凡在埃及地，從坐寶座的法老直到磨子後的婢女所有的長子，以及一切頭生的牲畜，都必死</w:t>
+      </w:r>
+      <w:r>
+        <w:rPr>
+          <w:lang w:val="zh_TW" w:bidi="zh_TW"/>
+        </w:rPr>
+        <w:t>」（</w:t>
+      </w:r>
+      <w:hyperlink r:id="rId50">
+        <w:r>
+          <w:rPr>
+            <w:lang w:val="zh_TW" w:bidi="zh_TW"/>
+          </w:rPr>
+          <w:rPr>
+            <w:color w:val="0000EE"/>
+            <w:u w:val="single"/>
+          </w:rPr>
+          <w:t>出11:5</w:t>
+        </w:r>
+      </w:hyperlink>
+      <w:r>
+        <w:rPr>
+          <w:lang w:val="zh_TW" w:bidi="zh_TW"/>
+        </w:rPr>
+        <w:t>）。祂向摩西保證，這災不會影響希伯來人，「</w:t>
+      </w:r>
+      <w:r>
+        <w:rPr>
+          <w:lang w:val="zh_TW" w:bidi="zh_TW"/>
+        </w:rPr>
+        <w:t>好叫你們知道耶和華是將埃及人和以色列人分別出來</w:t>
+      </w:r>
+      <w:r>
+        <w:rPr>
+          <w:lang w:val="zh_TW" w:bidi="zh_TW"/>
+        </w:rPr>
+        <w:t>」（</w:t>
+      </w:r>
+      <w:hyperlink r:id="rId51">
+        <w:r>
+          <w:rPr>
+            <w:lang w:val="zh_TW" w:bidi="zh_TW"/>
+          </w:rPr>
+          <w:rPr>
+            <w:color w:val="0000EE"/>
+            <w:u w:val="single"/>
+          </w:rPr>
+          <w:t>出11:7</w:t>
+        </w:r>
+      </w:hyperlink>
+      <w:r>
+        <w:rPr>
+          <w:lang w:val="zh_TW" w:bidi="zh_TW"/>
+        </w:rPr>
+        <w:t>）。</w:t>
+      </w:r>
+    </w:p>
+    <w:p>
+      <w:pPr/>
+      <w:r>
+        <w:rPr>
+          <w:lang w:val="zh_TW" w:bidi="zh_TW"/>
+        </w:rPr>
+      </w:r>
+      <w:r>
+        <w:rPr>
+          <w:lang w:val="zh_TW" w:bidi="zh_TW"/>
+        </w:rPr>
+        <w:t>神透過摩西和亞倫，指示百姓迅速準備離開埃及。他們要向埃及人索取銀飾和金飾（</w:t>
+      </w:r>
+      <w:hyperlink r:id="rId52">
+        <w:r>
+          <w:rPr>
+            <w:lang w:val="zh_TW" w:bidi="zh_TW"/>
+          </w:rPr>
+          <w:rPr>
+            <w:color w:val="0000EE"/>
+            <w:u w:val="single"/>
+          </w:rPr>
+          <w:t>出11:2–3</w:t>
+        </w:r>
+      </w:hyperlink>
+      <w:r>
+        <w:rPr>
+          <w:lang w:val="zh_TW" w:bidi="zh_TW"/>
+        </w:rPr>
+        <w:t>）。埃及人同意，可能是出於恐懼，並希望這些禮物能阻止災難發生。希伯來人也要為每個家庭準備一隻羊羔，作為他們在埃及的最後晚餐。這便成為後來猶太人過逾越節的傳統。他們要將羊羔的血塗在房屋的門框和門楣上，那夜逾越節的晚餐將會在其中享用。凡是門上有血的地方，那戶人家就不會遭受傷害。他們還要準備無酵餅（就是未經發酵的餅）。</w:t>
+      </w:r>
+    </w:p>
+    <w:p>
+      <w:pPr/>
+      <w:r>
+        <w:rPr>
+          <w:lang w:val="zh_TW" w:bidi="zh_TW"/>
+        </w:rPr>
+      </w:r>
+      <w:r>
+        <w:rPr>
+          <w:lang w:val="zh_TW" w:bidi="zh_TW"/>
+        </w:rPr>
+        <w:t>在半夜，耶和華擊殺埃及所有的長子，從法老的長子到階下囚，無一倖免。當法老看到這悲劇時，他命令摩西和以色列人立即離開（</w:t>
+      </w:r>
+      <w:hyperlink r:id="rId53">
+        <w:r>
+          <w:rPr>
+            <w:lang w:val="zh_TW" w:bidi="zh_TW"/>
+          </w:rPr>
+          <w:rPr>
+            <w:color w:val="0000EE"/>
+            <w:u w:val="single"/>
+          </w:rPr>
+          <w:t>出12:31–32</w:t>
+        </w:r>
+      </w:hyperlink>
+      <w:r>
+        <w:rPr>
+          <w:lang w:val="zh_TW" w:bidi="zh_TW"/>
+        </w:rPr>
+        <w:t>）。聖經說約有六十萬希伯來男人離開埃及。加上婦女和兒童，總數超過二百萬人。</w:t>
+      </w:r>
+    </w:p>
+    <w:p>
+      <w:pPr>
+        <w:pStyle w:val="Heading4"/>
+      </w:pPr>
+      <w:r>
+        <w:rPr>
+          <w:lang w:val="zh_TW" w:bidi="zh_TW"/>
+        </w:rPr>
+        <w:t>出埃及</w:t>
+      </w:r>
+    </w:p>
+    <w:p>
+      <w:pPr/>
+      <w:r>
+        <w:rPr>
+          <w:lang w:val="zh_TW" w:bidi="zh_TW"/>
+        </w:rPr>
+      </w:r>
+      <w:r>
+        <w:rPr>
+          <w:lang w:val="zh_TW" w:bidi="zh_TW"/>
+        </w:rPr>
+        <w:t>出埃及是舊約聖經的核心事件，標誌以色列作為民族的誕生。猶太人仍然將這事件視為神拯救祂子民偉大作為，就像基督徒將「十字架」視為信仰的關鍵作為。</w:t>
+      </w:r>
+    </w:p>
+    <w:p>
+      <w:pPr/>
+      <w:r>
+        <w:rPr>
+          <w:lang w:val="zh_TW" w:bidi="zh_TW"/>
+        </w:rPr>
+      </w:r>
+      <w:r>
+        <w:rPr>
+          <w:lang w:val="zh_TW" w:bidi="zh_TW"/>
+        </w:rPr>
+        <w:t>神學家提出許多想法，但我們仍然無法確定希伯來人離開埃及的實際路線。他們沒有選擇最接近迦南的路線，這條路線沿著地中海海岸，大約只需短短10天腳程。相反，他們前往西奈山，那是摩西早前在燃燒荊棘中遇見神的地方。神告訴摩西，祂會帶領人到達同一地點，作為摩西被派來拯救他們的記號（</w:t>
+      </w:r>
+      <w:hyperlink r:id="rId54">
+        <w:r>
+          <w:rPr>
+            <w:lang w:val="zh_TW" w:bidi="zh_TW"/>
+          </w:rPr>
+          <w:rPr>
+            <w:color w:val="0000EE"/>
+            <w:u w:val="single"/>
+          </w:rPr>
+          <w:t>出3:12</w:t>
+        </w:r>
+      </w:hyperlink>
+      <w:r>
+        <w:rPr>
+          <w:lang w:val="zh_TW" w:bidi="zh_TW"/>
+        </w:rPr>
+        <w:t>）。希伯來人也記得約瑟要求他們在返回自己的土地時，要帶著他的骨頭（</w:t>
+      </w:r>
+      <w:hyperlink r:id="rId55">
+        <w:r>
+          <w:rPr>
+            <w:lang w:val="zh_TW" w:bidi="zh_TW"/>
+          </w:rPr>
+          <w:rPr>
+            <w:color w:val="0000EE"/>
+            <w:u w:val="single"/>
+          </w:rPr>
+          <w:t>創50:25</w:t>
         </w:r>
       </w:hyperlink>
       <w:r>
@@ -1325,70 +2480,16 @@
         </w:rPr>
         <w:t>；</w:t>
       </w:r>
-      <w:hyperlink r:id="rId48">
-        <w:r>
-          <w:rPr>
-            <w:lang w:val="zh_TW" w:bidi="zh_TW"/>
-          </w:rPr>
-          <w:rPr>
-            <w:color w:val="0000EE"/>
-            <w:u w:val="single"/>
-          </w:rPr>
-          <w:t>書24:2</w:t>
-        </w:r>
-      </w:hyperlink>
-      <w:r>
-        <w:rPr>
-          <w:lang w:val="zh_TW" w:bidi="zh_TW"/>
-        </w:rPr>
-        <w:t>）。他娶了哈蘭的女兒密迦，他的家譜在</w:t>
-      </w:r>
-      <w:hyperlink r:id="rId49">
-        <w:r>
-          <w:rPr>
-            <w:lang w:val="zh_TW" w:bidi="zh_TW"/>
-          </w:rPr>
-          <w:rPr>
-            <w:color w:val="0000EE"/>
-            <w:u w:val="single"/>
-          </w:rPr>
-          <w:t>創世記二十二章20至23節</w:t>
-        </w:r>
-      </w:hyperlink>
-      <w:r>
-        <w:rPr>
-          <w:lang w:val="zh_TW" w:bidi="zh_TW"/>
-        </w:rPr>
-        <w:t>中被提到。亞伯拉罕派他的僕人去美索不達米亞的拿鶴住處為以撒尋妻（見</w:t>
-      </w:r>
-      <w:hyperlink r:id="rId50">
-        <w:r>
-          <w:rPr>
-            <w:lang w:val="zh_TW" w:bidi="zh_TW"/>
-          </w:rPr>
-          <w:rPr>
-            <w:color w:val="0000EE"/>
-            <w:u w:val="single"/>
-          </w:rPr>
-          <w:t>創24:10</w:t>
-        </w:r>
-      </w:hyperlink>
-      <w:r>
-        <w:rPr>
-          <w:lang w:val="zh_TW" w:bidi="zh_TW"/>
-        </w:rPr>
-        <w:t>，這可能暗示該城市本身被稱為拿鶴）。他在那裡找到拿鶴的孫女利百加（</w:t>
-      </w:r>
-      <w:hyperlink r:id="rId51">
-        <w:r>
-          <w:rPr>
-            <w:lang w:val="zh_TW" w:bidi="zh_TW"/>
-          </w:rPr>
-          <w:rPr>
-            <w:color w:val="0000EE"/>
-            <w:u w:val="single"/>
-          </w:rPr>
-          <w:t>創24:1–51</w:t>
+      <w:hyperlink r:id="rId56">
+        <w:r>
+          <w:rPr>
+            <w:lang w:val="zh_TW" w:bidi="zh_TW"/>
+          </w:rPr>
+          <w:rPr>
+            <w:color w:val="0000EE"/>
+            <w:u w:val="single"/>
+          </w:rPr>
+          <w:t>出13:19</w:t>
         </w:r>
       </w:hyperlink>
       <w:r>
@@ -1396,50 +2497,2930 @@
           <w:lang w:val="zh_TW" w:bidi="zh_TW"/>
         </w:rPr>
         <w:t>）。</w:t>
-        <w:br/>
-      </w:r>
-      <w:r>
-        <w:rPr>
-          <w:lang w:val="zh_TW" w:bidi="zh_TW"/>
-        </w:rPr>
-        <w:t>拿鶴也被稱為拉班的父親（或許是祖父），當雅各逃離他的兄弟以掃時，他去了拉班那裡（</w:t>
-      </w:r>
-      <w:hyperlink r:id="rId52">
-        <w:r>
-          <w:rPr>
-            <w:lang w:val="zh_TW" w:bidi="zh_TW"/>
-          </w:rPr>
-          <w:rPr>
-            <w:color w:val="0000EE"/>
-            <w:u w:val="single"/>
-          </w:rPr>
-          <w:t>創29:5</w:t>
-        </w:r>
-      </w:hyperlink>
-      <w:r>
-        <w:rPr>
-          <w:lang w:val="zh_TW" w:bidi="zh_TW"/>
-        </w:rPr>
-        <w:t>）。這兩段經文都將亞伯拉罕的家族與相關的閃族人聯繫起來。在</w:t>
-      </w:r>
-      <w:hyperlink r:id="rId53">
-        <w:r>
-          <w:rPr>
-            <w:lang w:val="zh_TW" w:bidi="zh_TW"/>
-          </w:rPr>
-          <w:rPr>
-            <w:color w:val="0000EE"/>
-            <w:u w:val="single"/>
-          </w:rPr>
-          <w:t>創世記三十一章53節</w:t>
-        </w:r>
-      </w:hyperlink>
-      <w:r>
-        <w:rPr>
-          <w:lang w:val="zh_TW" w:bidi="zh_TW"/>
-        </w:rPr>
-        <w:t>中，神被稱為「亞伯拉罕的神和拿鶴的神」。</w:t>
-        <w:br/>
+      </w:r>
+    </w:p>
+    <w:p>
+      <w:pPr/>
+      <w:r>
+        <w:rPr>
+          <w:lang w:val="zh_TW" w:bidi="zh_TW"/>
+        </w:rPr>
+      </w:r>
+      <w:r>
+        <w:rPr>
+          <w:lang w:val="zh_TW" w:bidi="zh_TW"/>
+        </w:rPr>
+        <w:t>以色列人在曠野期間，白天有雲柱、晚上有火柱為他們引路。雲柱、火柱代表神的同在，引導他們沿著神所安排的路線前進。</w:t>
+      </w:r>
+    </w:p>
+    <w:p>
+      <w:pPr/>
+      <w:r>
+        <w:rPr>
+          <w:lang w:val="zh_TW" w:bidi="zh_TW"/>
+        </w:rPr>
+      </w:r>
+      <w:r>
+        <w:rPr>
+          <w:lang w:val="zh_TW" w:bidi="zh_TW"/>
+        </w:rPr>
+        <w:t>與此同時，身在埃及的法老後悔讓希伯來人離開，決定帶著他的軍隊追趕他們。希伯來人看到埃及軍隊逼近時，感到非常恐懼。海就在他們前面，埃及人在他們後面，前無退路，後有追兵；於是他們責怪摩西把他們帶出埃及。神向他們保證，他們不需要害怕或做任何事情來保衛自己，因祂承諾為他們爭戰，賜給他們勝利（</w:t>
+      </w:r>
+      <w:hyperlink r:id="rId57">
+        <w:r>
+          <w:rPr>
+            <w:lang w:val="zh_TW" w:bidi="zh_TW"/>
+          </w:rPr>
+          <w:rPr>
+            <w:color w:val="0000EE"/>
+            <w:u w:val="single"/>
+          </w:rPr>
+          <w:t>出14:14</w:t>
+        </w:r>
+      </w:hyperlink>
+      <w:r>
+        <w:rPr>
+          <w:lang w:val="zh_TW" w:bidi="zh_TW"/>
+        </w:rPr>
+        <w:t>）。</w:t>
+      </w:r>
+    </w:p>
+    <w:p>
+      <w:pPr/>
+      <w:r>
+        <w:rPr>
+          <w:lang w:val="zh_TW" w:bidi="zh_TW"/>
+        </w:rPr>
+      </w:r>
+      <w:r>
+        <w:rPr>
+          <w:lang w:val="zh_TW" w:bidi="zh_TW"/>
+        </w:rPr>
+        <w:t>耶和華用強烈的東風分開蘆葦海（常被錯誤地稱為紅海）的水，使以色列人走過乾地。埃及人緊隨其後，進入海中，但是，分開的海水卻湧下淹沒了埃及軍隊。以色列人在海的另一邊安全無恙，他們在歌聲中慶祝神的拯救（</w:t>
+      </w:r>
+      <w:hyperlink r:id="rId58">
+        <w:r>
+          <w:rPr>
+            <w:lang w:val="zh_TW" w:bidi="zh_TW"/>
+          </w:rPr>
+          <w:rPr>
+            <w:color w:val="0000EE"/>
+            <w:u w:val="single"/>
+          </w:rPr>
+          <w:t>出15章</w:t>
+        </w:r>
+      </w:hyperlink>
+      <w:r>
+        <w:rPr>
+          <w:lang w:val="zh_TW" w:bidi="zh_TW"/>
+        </w:rPr>
+        <w:t>），並繼續他們的旅程。接下來的敘述，描述以色列人在曠野掙扎求存：</w:t>
+      </w:r>
+    </w:p>
+    <w:p>
+      <w:pPr>
+        <w:pStyle w:val="ListBullet"/>
+        <w:spacing w:line="240" w:lineRule="auto"/>
+        <w:ind w:left="720"/>
+      </w:pPr>
+      <w:r>
+        <w:rPr>
+          <w:lang w:val="zh_TW" w:bidi="zh_TW"/>
+        </w:rPr>
+      </w:r>
+      <w:r>
+        <w:rPr>
+          <w:lang w:val="zh_TW" w:bidi="zh_TW"/>
+        </w:rPr>
+        <w:t>以色列人遇到食物和水的問題。</w:t>
+      </w:r>
+    </w:p>
+    <w:p>
+      <w:pPr>
+        <w:pStyle w:val="ListBullet"/>
+        <w:spacing w:line="240" w:lineRule="auto"/>
+        <w:ind w:left="720"/>
+      </w:pPr>
+      <w:r>
+        <w:rPr>
+          <w:lang w:val="zh_TW" w:bidi="zh_TW"/>
+        </w:rPr>
+      </w:r>
+      <w:r>
+        <w:rPr>
+          <w:lang w:val="zh_TW" w:bidi="zh_TW"/>
+        </w:rPr>
+        <w:t>以色列人彼此爭論。</w:t>
+      </w:r>
+    </w:p>
+    <w:p>
+      <w:pPr>
+        <w:pStyle w:val="ListBullet"/>
+        <w:spacing w:line="240" w:lineRule="auto"/>
+        <w:ind w:left="720"/>
+      </w:pPr>
+      <w:r>
+        <w:rPr>
+          <w:lang w:val="zh_TW" w:bidi="zh_TW"/>
+        </w:rPr>
+      </w:r>
+      <w:r>
+        <w:rPr>
+          <w:lang w:val="zh_TW" w:bidi="zh_TW"/>
+        </w:rPr>
+        <w:t>以色列人埋怨摩西。</w:t>
+      </w:r>
+    </w:p>
+    <w:p>
+      <w:pPr>
+        <w:pStyle w:val="ListBullet"/>
+        <w:spacing w:line="240" w:lineRule="auto"/>
+        <w:ind w:left="720"/>
+      </w:pPr>
+      <w:r>
+        <w:rPr>
+          <w:lang w:val="zh_TW" w:bidi="zh_TW"/>
+        </w:rPr>
+      </w:r>
+      <w:r>
+        <w:rPr>
+          <w:lang w:val="zh_TW" w:bidi="zh_TW"/>
+        </w:rPr>
+        <w:t>以色列人與敵人戰爭。</w:t>
+      </w:r>
+    </w:p>
+    <w:p>
+      <w:pPr/>
+      <w:r>
+        <w:rPr>
+          <w:lang w:val="zh_TW" w:bidi="zh_TW"/>
+        </w:rPr>
+      </w:r>
+      <w:r>
+        <w:rPr>
+          <w:lang w:val="zh_TW" w:bidi="zh_TW"/>
+        </w:rPr>
+        <w:t>在他們所有經歷中，摩西成為他們合一的力量和偉大的屬靈領袖。</w:t>
+      </w:r>
+    </w:p>
+    <w:p>
+      <w:pPr/>
+      <w:r>
+        <w:rPr>
+          <w:lang w:val="zh_TW" w:bidi="zh_TW"/>
+        </w:rPr>
+      </w:r>
+      <w:r>
+        <w:rPr>
+          <w:lang w:val="zh_TW" w:bidi="zh_TW"/>
+        </w:rPr>
+        <w:t>儘管以色列人見證過神偉大的拯救，其信心卻仍然薄弱。三天後，他們發現水無法飲用，便向摩西埋怨。耶和華指示摩西淨化食水，滿足了他們的需求（</w:t>
+      </w:r>
+      <w:hyperlink r:id="rId59">
+        <w:r>
+          <w:rPr>
+            <w:lang w:val="zh_TW" w:bidi="zh_TW"/>
+          </w:rPr>
+          <w:rPr>
+            <w:color w:val="0000EE"/>
+            <w:u w:val="single"/>
+          </w:rPr>
+          <w:t>出15:22–25</w:t>
+        </w:r>
+      </w:hyperlink>
+      <w:r>
+        <w:rPr>
+          <w:lang w:val="zh_TW" w:bidi="zh_TW"/>
+        </w:rPr>
+        <w:t>）。當他們到達汛的曠野時，由於缺乏食物，於是再次抱怨。神便提供嗎哪，嗎哪是一種類似餅的物質，供養他們直到迦南（</w:t>
+      </w:r>
+      <w:hyperlink r:id="rId60">
+        <w:r>
+          <w:rPr>
+            <w:lang w:val="zh_TW" w:bidi="zh_TW"/>
+          </w:rPr>
+          <w:rPr>
+            <w:color w:val="0000EE"/>
+            <w:u w:val="single"/>
+          </w:rPr>
+          <w:t>出16:1–21</w:t>
+        </w:r>
+      </w:hyperlink>
+      <w:r>
+        <w:rPr>
+          <w:lang w:val="zh_TW" w:bidi="zh_TW"/>
+        </w:rPr>
+        <w:t>）。後來，當他們在利非訂安營時，人們再次抱怨缺水，神便從何烈的磐石供應水（</w:t>
+      </w:r>
+      <w:hyperlink r:id="rId61">
+        <w:r>
+          <w:rPr>
+            <w:lang w:val="zh_TW" w:bidi="zh_TW"/>
+          </w:rPr>
+          <w:rPr>
+            <w:color w:val="0000EE"/>
+            <w:u w:val="single"/>
+          </w:rPr>
+          <w:t>出17:1–7</w:t>
+        </w:r>
+      </w:hyperlink>
+      <w:r>
+        <w:rPr>
+          <w:lang w:val="zh_TW" w:bidi="zh_TW"/>
+        </w:rPr>
+        <w:t>）。亞瑪力人在利非訂攻擊他們時，神又賜給以色列人大大得勝（</w:t>
+      </w:r>
+      <w:hyperlink r:id="rId62">
+        <w:r>
+          <w:rPr>
+            <w:lang w:val="zh_TW" w:bidi="zh_TW"/>
+          </w:rPr>
+          <w:rPr>
+            <w:color w:val="0000EE"/>
+            <w:u w:val="single"/>
+          </w:rPr>
+          <w:t>出17:8–13</w:t>
+        </w:r>
+      </w:hyperlink>
+      <w:r>
+        <w:rPr>
+          <w:lang w:val="zh_TW" w:bidi="zh_TW"/>
+        </w:rPr>
+        <w:t>）。</w:t>
+      </w:r>
+    </w:p>
+    <w:p>
+      <w:pPr/>
+      <w:r>
+        <w:rPr>
+          <w:lang w:val="zh_TW" w:bidi="zh_TW"/>
+        </w:rPr>
+      </w:r>
+      <w:r>
+        <w:rPr>
+          <w:lang w:val="zh_TW" w:bidi="zh_TW"/>
+        </w:rPr>
+        <w:t>摩西和百姓到達西奈，在那裡安營。摩西的岳父葉忒羅來訪，帶來摩西的妻子和兒子。顯然西坡拉先前決定留在她的父親那裡，而不是和摩西一起去埃及。所以，這是一個歡樂的重聚，葉忒羅向神獻上燔祭和祭物。當時摩西正感苦惱，他無法獨自解決希伯來人所有的爭端，因此，葉忒羅建議摩西將部分任務，分配給百姓中負責任的人。摩西同意，葉忒羅返回家鄉，沒有留在西奈參與神的盟約（</w:t>
+      </w:r>
+      <w:hyperlink r:id="rId63">
+        <w:r>
+          <w:rPr>
+            <w:lang w:val="zh_TW" w:bidi="zh_TW"/>
+          </w:rPr>
+          <w:rPr>
+            <w:color w:val="0000EE"/>
+            <w:u w:val="single"/>
+          </w:rPr>
+          <w:t>出18:13–27</w:t>
+        </w:r>
+      </w:hyperlink>
+      <w:r>
+        <w:rPr>
+          <w:lang w:val="zh_TW" w:bidi="zh_TW"/>
+        </w:rPr>
+        <w:t>）。</w:t>
+      </w:r>
+    </w:p>
+    <w:p>
+      <w:pPr>
+        <w:pStyle w:val="Heading4"/>
+      </w:pPr>
+      <w:r>
+        <w:rPr>
+          <w:lang w:val="zh_TW" w:bidi="zh_TW"/>
+        </w:rPr>
+        <w:t>在西奈山頒佈律法</w:t>
+      </w:r>
+    </w:p>
+    <w:p>
+      <w:pPr/>
+      <w:r>
+        <w:rPr>
+          <w:lang w:val="zh_TW" w:bidi="zh_TW"/>
+        </w:rPr>
+      </w:r>
+      <w:r>
+        <w:rPr>
+          <w:lang w:val="zh_TW" w:bidi="zh_TW"/>
+        </w:rPr>
+        <w:t>神信守對摩西的承諾，帶領希伯來人脫離奴役，並帶領他們到西奈山，就是祂最初呼召摩西的地方，神在那裡與以色列立約。神再次降臨在西奈山上，呼召摩西上山頂，那裡有閃電、雷聲、濃雲、火、煙和地震壯觀的自然景象。摩西在那裡停留四十天，領受作為盟約基礎的律法。</w:t>
+      </w:r>
+    </w:p>
+    <w:p>
+      <w:pPr/>
+      <w:r>
+        <w:rPr>
+          <w:lang w:val="zh_TW" w:bidi="zh_TW"/>
+        </w:rPr>
+      </w:r>
+      <w:r>
+        <w:rPr>
+          <w:lang w:val="zh_TW" w:bidi="zh_TW"/>
+        </w:rPr>
+        <w:t>在西奈山上，神顯示自己是一個要求祂的子民，在生命所有方面敬拜祂的神，又是希望與他們建立關係的神。</w:t>
+      </w:r>
+    </w:p>
+    <w:p>
+      <w:pPr>
+        <w:pStyle w:val="Heading4"/>
+      </w:pPr>
+      <w:r>
+        <w:rPr>
+          <w:lang w:val="zh_TW" w:bidi="zh_TW"/>
+        </w:rPr>
+        <w:t>神的子民背棄信仰</w:t>
+      </w:r>
+    </w:p>
+    <w:p>
+      <w:pPr/>
+      <w:r>
+        <w:rPr>
+          <w:lang w:val="zh_TW" w:bidi="zh_TW"/>
+        </w:rPr>
+      </w:r>
+      <w:r>
+        <w:rPr>
+          <w:lang w:val="zh_TW" w:bidi="zh_TW"/>
+        </w:rPr>
+        <w:t>因摩西長時間留在西奈山，百姓開始不耐煩，懷疑他會否回來，所以，們要求亞倫製造偶像給他們崇拜。亞倫收集了百姓的金耳環，將它們熔化，製成一隻金牛犢。</w:t>
+      </w:r>
+      <w:r>
+        <w:rPr>
+          <w:lang w:val="zh_TW" w:bidi="zh_TW"/>
+        </w:rPr>
+        <w:t>亞倫從他們手裏接過來，鑄了一隻牛犢，用雕刻的器具做成。他們就說：「 以色列啊，這是領你出埃及地的神。」（</w:t>
+      </w:r>
+      <w:hyperlink r:id="rId64">
+        <w:r>
+          <w:rPr>
+            <w:lang w:val="zh_TW" w:bidi="zh_TW"/>
+          </w:rPr>
+          <w:rPr>
+            <w:color w:val="0000EE"/>
+            <w:u w:val="single"/>
+          </w:rPr>
+          <w:t>出32:4</w:t>
+        </w:r>
+      </w:hyperlink>
+      <w:r>
+        <w:rPr>
+          <w:lang w:val="zh_TW" w:bidi="zh_TW"/>
+        </w:rPr>
+        <w:t>）。</w:t>
+      </w:r>
+    </w:p>
+    <w:p>
+      <w:pPr/>
+      <w:r>
+        <w:rPr>
+          <w:lang w:val="zh_TW" w:bidi="zh_TW"/>
+        </w:rPr>
+      </w:r>
+      <w:r>
+        <w:rPr>
+          <w:lang w:val="zh_TW" w:bidi="zh_TW"/>
+        </w:rPr>
+        <w:t>第二天，他們以獻祭和慶祝來崇拜偶像。神告知摩西百姓的行為，並打算毀滅他們，更提議從摩西的後裔中建立一個大國。摩西立即為百姓代求，神的忿怒才得止息。摩西帶著刻有律法的石版下山，看到偶像崇拜後，他義憤填膺，摔碎石版，將金牛磨成粉末，混入水中，讓百姓喝下。摩西又要求亞倫解釋，但他卻嘗試淡化自己在其中的角色，說：「</w:t>
+      </w:r>
+      <w:r>
+        <w:rPr>
+          <w:lang w:val="zh_TW" w:bidi="zh_TW"/>
+        </w:rPr>
+        <w:t>我把金環扔在火中，這牛犢便出來了</w:t>
+      </w:r>
+      <w:r>
+        <w:rPr>
+          <w:lang w:val="zh_TW" w:bidi="zh_TW"/>
+        </w:rPr>
+        <w:t>」（</w:t>
+      </w:r>
+      <w:hyperlink r:id="rId65">
+        <w:r>
+          <w:rPr>
+            <w:lang w:val="zh_TW" w:bidi="zh_TW"/>
+          </w:rPr>
+          <w:rPr>
+            <w:color w:val="0000EE"/>
+            <w:u w:val="single"/>
+          </w:rPr>
+          <w:t>出32:24</w:t>
+        </w:r>
+      </w:hyperlink>
+      <w:r>
+        <w:rPr>
+          <w:lang w:val="zh_TW" w:bidi="zh_TW"/>
+        </w:rPr>
+        <w:t>）。</w:t>
+      </w:r>
+    </w:p>
+    <w:p>
+      <w:pPr/>
+      <w:r>
+        <w:rPr>
+          <w:lang w:val="zh_TW" w:bidi="zh_TW"/>
+        </w:rPr>
+      </w:r>
+      <w:r>
+        <w:rPr>
+          <w:lang w:val="zh_TW" w:bidi="zh_TW"/>
+        </w:rPr>
+        <w:t>摩西召集志願者在百姓身上執行神的審判。利未人回應並殺了約三千人，後來得到讚賞和獎勵（</w:t>
+      </w:r>
+      <w:hyperlink r:id="rId66">
+        <w:r>
+          <w:rPr>
+            <w:lang w:val="zh_TW" w:bidi="zh_TW"/>
+          </w:rPr>
+          <w:rPr>
+            <w:color w:val="0000EE"/>
+            <w:u w:val="single"/>
+          </w:rPr>
+          <w:t>申33:9–10</w:t>
+        </w:r>
+      </w:hyperlink>
+      <w:r>
+        <w:rPr>
+          <w:lang w:val="zh_TW" w:bidi="zh_TW"/>
+        </w:rPr>
+        <w:t>）。摩西再次為百姓代求，請求若神不能赦免他們，就毀滅他們。神發憐憫，並應許祂的使者會依舊陪伴他們（</w:t>
+      </w:r>
+      <w:hyperlink r:id="rId67">
+        <w:r>
+          <w:rPr>
+            <w:lang w:val="zh_TW" w:bidi="zh_TW"/>
+          </w:rPr>
+          <w:rPr>
+            <w:color w:val="0000EE"/>
+            <w:u w:val="single"/>
+          </w:rPr>
+          <w:t>出32:34</w:t>
+        </w:r>
+      </w:hyperlink>
+      <w:r>
+        <w:rPr>
+          <w:lang w:val="zh_TW" w:bidi="zh_TW"/>
+        </w:rPr>
+        <w:t>）。</w:t>
+      </w:r>
+    </w:p>
+    <w:p>
+      <w:pPr/>
+      <w:r>
+        <w:rPr>
+          <w:lang w:val="zh_TW" w:bidi="zh_TW"/>
+        </w:rPr>
+      </w:r>
+      <w:r>
+        <w:rPr>
+          <w:lang w:val="zh_TW" w:bidi="zh_TW"/>
+        </w:rPr>
+        <w:t>其後，摩西求神讓他再次看見祂的榮耀。神指示他再雕刻兩塊石版，並返回山上。神在那裡宣告祂的名字：「</w:t>
+      </w:r>
+      <w:r>
+        <w:rPr>
+          <w:lang w:val="zh_TW" w:bidi="zh_TW"/>
+        </w:rPr>
+        <w:t>耶和華，耶和華，是有憐憫有恩典的神，不輕易發怒，並有豐盛的慈愛和誠實</w:t>
+      </w:r>
+      <w:r>
+        <w:rPr>
+          <w:lang w:val="zh_TW" w:bidi="zh_TW"/>
+        </w:rPr>
+        <w:t>」（</w:t>
+      </w:r>
+      <w:hyperlink r:id="rId68">
+        <w:r>
+          <w:rPr>
+            <w:lang w:val="zh_TW" w:bidi="zh_TW"/>
+          </w:rPr>
+          <w:rPr>
+            <w:color w:val="0000EE"/>
+            <w:u w:val="single"/>
+          </w:rPr>
+          <w:t>出34:6</w:t>
+        </w:r>
+      </w:hyperlink>
+      <w:r>
+        <w:rPr>
+          <w:lang w:val="zh_TW" w:bidi="zh_TW"/>
+        </w:rPr>
+        <w:t>）。摩西又在山上待了四十天，神警告他偶像崇拜的事。摩西接受教導後，獲得十誡的另一份副本。當他下山時，他的臉因與神交談而發光，人們便害怕他。所以，摩西將</w:t>
+      </w:r>
+      <w:r>
+        <w:rPr>
+          <w:lang w:val="zh_TW" w:bidi="zh_TW"/>
+        </w:rPr>
+        <w:t>帕子蒙在臉上，而</w:t>
+      </w:r>
+      <w:r>
+        <w:rPr>
+          <w:lang w:val="zh_TW" w:bidi="zh_TW"/>
+        </w:rPr>
+        <w:t>他在神面前時會拿掉它。保羅解釋說，這層帕子是為了讓以色列人看不到摩西臉上的天光消退（</w:t>
+      </w:r>
+      <w:hyperlink r:id="rId69">
+        <w:r>
+          <w:rPr>
+            <w:lang w:val="zh_TW" w:bidi="zh_TW"/>
+          </w:rPr>
+          <w:rPr>
+            <w:color w:val="0000EE"/>
+            <w:u w:val="single"/>
+          </w:rPr>
+          <w:t>林後3:13</w:t>
+        </w:r>
+      </w:hyperlink>
+      <w:r>
+        <w:rPr>
+          <w:lang w:val="zh_TW" w:bidi="zh_TW"/>
+        </w:rPr>
+        <w:t>）。</w:t>
+      </w:r>
+    </w:p>
+    <w:p>
+      <w:pPr>
+        <w:pStyle w:val="Heading4"/>
+      </w:pPr>
+      <w:r>
+        <w:rPr>
+          <w:lang w:val="zh_TW" w:bidi="zh_TW"/>
+        </w:rPr>
+        <w:t>會幕與祭司職份的建立</w:t>
+      </w:r>
+    </w:p>
+    <w:p>
+      <w:pPr/>
+      <w:r>
+        <w:rPr>
+          <w:lang w:val="zh_TW" w:bidi="zh_TW"/>
+        </w:rPr>
+      </w:r>
+      <w:r>
+        <w:rPr>
+          <w:lang w:val="zh_TW" w:bidi="zh_TW"/>
+        </w:rPr>
+        <w:t>摩西第一次上山領受律法時，神叫他收集各種物料來建造會幕。會幕是用來敬拜的可移動聖所。用來建造會幕的物料包括：</w:t>
+      </w:r>
+    </w:p>
+    <w:p>
+      <w:pPr>
+        <w:pStyle w:val="ListBullet"/>
+        <w:spacing w:line="240" w:lineRule="auto"/>
+        <w:ind w:left="720"/>
+      </w:pPr>
+      <w:r>
+        <w:rPr>
+          <w:lang w:val="zh_TW" w:bidi="zh_TW"/>
+        </w:rPr>
+      </w:r>
+      <w:r>
+        <w:rPr>
+          <w:lang w:val="zh_TW" w:bidi="zh_TW"/>
+        </w:rPr>
+        <w:t>黃金</w:t>
+      </w:r>
+    </w:p>
+    <w:p>
+      <w:pPr>
+        <w:pStyle w:val="ListBullet"/>
+        <w:spacing w:line="240" w:lineRule="auto"/>
+        <w:ind w:left="720"/>
+      </w:pPr>
+      <w:r>
+        <w:rPr>
+          <w:lang w:val="zh_TW" w:bidi="zh_TW"/>
+        </w:rPr>
+      </w:r>
+      <w:r>
+        <w:rPr>
+          <w:lang w:val="zh_TW" w:bidi="zh_TW"/>
+        </w:rPr>
+        <w:t>銀</w:t>
+      </w:r>
+    </w:p>
+    <w:p>
+      <w:pPr>
+        <w:pStyle w:val="ListBullet"/>
+        <w:spacing w:line="240" w:lineRule="auto"/>
+        <w:ind w:left="720"/>
+      </w:pPr>
+      <w:r>
+        <w:rPr>
+          <w:lang w:val="zh_TW" w:bidi="zh_TW"/>
+        </w:rPr>
+      </w:r>
+      <w:r>
+        <w:rPr>
+          <w:lang w:val="zh_TW" w:bidi="zh_TW"/>
+        </w:rPr>
+        <w:t>青銅</w:t>
+      </w:r>
+    </w:p>
+    <w:p>
+      <w:pPr>
+        <w:pStyle w:val="ListBullet"/>
+        <w:spacing w:line="240" w:lineRule="auto"/>
+        <w:ind w:left="720"/>
+      </w:pPr>
+      <w:r>
+        <w:rPr>
+          <w:lang w:val="zh_TW" w:bidi="zh_TW"/>
+        </w:rPr>
+      </w:r>
+      <w:r>
+        <w:rPr>
+          <w:lang w:val="zh_TW" w:bidi="zh_TW"/>
+        </w:rPr>
+        <w:t>各種顏色的紗線</w:t>
+      </w:r>
+    </w:p>
+    <w:p>
+      <w:pPr>
+        <w:pStyle w:val="ListBullet"/>
+        <w:spacing w:line="240" w:lineRule="auto"/>
+        <w:ind w:left="720"/>
+      </w:pPr>
+      <w:r>
+        <w:rPr>
+          <w:lang w:val="zh_TW" w:bidi="zh_TW"/>
+        </w:rPr>
+      </w:r>
+      <w:r>
+        <w:rPr>
+          <w:lang w:val="zh_TW" w:bidi="zh_TW"/>
+        </w:rPr>
+        <w:t>細麻布</w:t>
+      </w:r>
+    </w:p>
+    <w:p>
+      <w:pPr>
+        <w:pStyle w:val="ListBullet"/>
+        <w:spacing w:line="240" w:lineRule="auto"/>
+        <w:ind w:left="720"/>
+      </w:pPr>
+      <w:r>
+        <w:rPr>
+          <w:lang w:val="zh_TW" w:bidi="zh_TW"/>
+        </w:rPr>
+      </w:r>
+      <w:r>
+        <w:rPr>
+          <w:lang w:val="zh_TW" w:bidi="zh_TW"/>
+        </w:rPr>
+        <w:t>山羊的毛髮</w:t>
+      </w:r>
+    </w:p>
+    <w:p>
+      <w:pPr>
+        <w:pStyle w:val="ListBullet"/>
+        <w:spacing w:line="240" w:lineRule="auto"/>
+        <w:ind w:left="720"/>
+      </w:pPr>
+      <w:r>
+        <w:rPr>
+          <w:lang w:val="zh_TW" w:bidi="zh_TW"/>
+        </w:rPr>
+      </w:r>
+      <w:r>
+        <w:rPr>
+          <w:lang w:val="zh_TW" w:bidi="zh_TW"/>
+        </w:rPr>
+        <w:t>羊皮</w:t>
+      </w:r>
+    </w:p>
+    <w:p>
+      <w:pPr>
+        <w:pStyle w:val="ListBullet"/>
+        <w:spacing w:line="240" w:lineRule="auto"/>
+        <w:ind w:left="720"/>
+      </w:pPr>
+      <w:r>
+        <w:rPr>
+          <w:lang w:val="zh_TW" w:bidi="zh_TW"/>
+        </w:rPr>
+      </w:r>
+      <w:r>
+        <w:rPr>
+          <w:lang w:val="zh_TW" w:bidi="zh_TW"/>
+        </w:rPr>
+        <w:t>皂莢木</w:t>
+      </w:r>
+    </w:p>
+    <w:p>
+      <w:pPr>
+        <w:pStyle w:val="ListBullet"/>
+        <w:spacing w:line="240" w:lineRule="auto"/>
+        <w:ind w:left="720"/>
+      </w:pPr>
+      <w:r>
+        <w:rPr>
+          <w:lang w:val="zh_TW" w:bidi="zh_TW"/>
+        </w:rPr>
+      </w:r>
+      <w:r>
+        <w:rPr>
+          <w:lang w:val="zh_TW" w:bidi="zh_TW"/>
+        </w:rPr>
+        <w:t>燈油</w:t>
+      </w:r>
+    </w:p>
+    <w:p>
+      <w:pPr>
+        <w:pStyle w:val="ListBullet"/>
+        <w:spacing w:line="240" w:lineRule="auto"/>
+        <w:ind w:left="720"/>
+      </w:pPr>
+      <w:r>
+        <w:rPr>
+          <w:lang w:val="zh_TW" w:bidi="zh_TW"/>
+        </w:rPr>
+      </w:r>
+      <w:r>
+        <w:rPr>
+          <w:lang w:val="zh_TW" w:bidi="zh_TW"/>
+        </w:rPr>
+        <w:t>用於膏油的香料和香</w:t>
+      </w:r>
+    </w:p>
+    <w:p>
+      <w:pPr>
+        <w:pStyle w:val="ListBullet"/>
+        <w:spacing w:line="240" w:lineRule="auto"/>
+        <w:ind w:left="720"/>
+      </w:pPr>
+      <w:r>
+        <w:rPr>
+          <w:lang w:val="zh_TW" w:bidi="zh_TW"/>
+        </w:rPr>
+      </w:r>
+      <w:r>
+        <w:rPr>
+          <w:lang w:val="zh_TW" w:bidi="zh_TW"/>
+        </w:rPr>
+        <w:t>寶石（</w:t>
+      </w:r>
+      <w:hyperlink r:id="rId70">
+        <w:r>
+          <w:rPr>
+            <w:lang w:val="zh_TW" w:bidi="zh_TW"/>
+          </w:rPr>
+          <w:rPr>
+            <w:color w:val="0000EE"/>
+            <w:u w:val="single"/>
+          </w:rPr>
+          <w:t>出25:3–7</w:t>
+        </w:r>
+      </w:hyperlink>
+      <w:r>
+        <w:rPr>
+          <w:lang w:val="zh_TW" w:bidi="zh_TW"/>
+        </w:rPr>
+        <w:t>）</w:t>
+      </w:r>
+    </w:p>
+    <w:p>
+      <w:pPr/>
+      <w:r>
+        <w:rPr>
+          <w:lang w:val="zh_TW" w:bidi="zh_TW"/>
+        </w:rPr>
+      </w:r>
+      <w:r>
+        <w:rPr>
+          <w:lang w:val="zh_TW" w:bidi="zh_TW"/>
+        </w:rPr>
+        <w:t>神給他具體的藍圖和獻祭儀式，讓祭司進行獻祭。在比撒列在亞何利亞伯的協助下，摩西被任命負責建造會幕（</w:t>
+      </w:r>
+      <w:hyperlink r:id="rId71">
+        <w:r>
+          <w:rPr>
+            <w:lang w:val="zh_TW" w:bidi="zh_TW"/>
+          </w:rPr>
+          <w:rPr>
+            <w:color w:val="0000EE"/>
+            <w:u w:val="single"/>
+          </w:rPr>
+          <w:t>出31:1–6</w:t>
+        </w:r>
+      </w:hyperlink>
+      <w:r>
+        <w:rPr>
+          <w:lang w:val="zh_TW" w:bidi="zh_TW"/>
+        </w:rPr>
+        <w:t>）。會幕是可移動的，就像帳篷一樣，隨著希伯來人繼續他們前往迦南的旅程，會幕可以拆卸，並從一個地方移動到另一個地方。</w:t>
+      </w:r>
+    </w:p>
+    <w:p>
+      <w:pPr/>
+      <w:r>
+        <w:rPr>
+          <w:lang w:val="zh_TW" w:bidi="zh_TW"/>
+        </w:rPr>
+      </w:r>
+      <w:r>
+        <w:rPr>
+          <w:lang w:val="zh_TW" w:bidi="zh_TW"/>
+        </w:rPr>
+        <w:t>神也給摩西關於燔祭、素祭、平安祭、罪祭和贖愆祭等的指示（</w:t>
+      </w:r>
+      <w:hyperlink r:id="rId72">
+        <w:r>
+          <w:rPr>
+            <w:lang w:val="zh_TW" w:bidi="zh_TW"/>
+          </w:rPr>
+          <w:rPr>
+            <w:color w:val="0000EE"/>
+            <w:u w:val="single"/>
+          </w:rPr>
+          <w:t>利1–7章</w:t>
+        </w:r>
+      </w:hyperlink>
+      <w:r>
+        <w:rPr>
+          <w:lang w:val="zh_TW" w:bidi="zh_TW"/>
+        </w:rPr>
+        <w:t>）。</w:t>
+      </w:r>
+    </w:p>
+    <w:p>
+      <w:pPr/>
+      <w:r>
+        <w:rPr>
+          <w:lang w:val="zh_TW" w:bidi="zh_TW"/>
+        </w:rPr>
+      </w:r>
+      <w:r>
+        <w:rPr>
+          <w:lang w:val="zh_TW" w:bidi="zh_TW"/>
+        </w:rPr>
+        <w:t>摩西舉行莊嚴的儀式，任命亞倫和他的兒子為祭司，並開始崇拜儀式（</w:t>
+      </w:r>
+      <w:hyperlink r:id="rId73">
+        <w:r>
+          <w:rPr>
+            <w:lang w:val="zh_TW" w:bidi="zh_TW"/>
+          </w:rPr>
+          <w:rPr>
+            <w:color w:val="0000EE"/>
+            <w:u w:val="single"/>
+          </w:rPr>
+          <w:t>利8–9章</w:t>
+        </w:r>
+      </w:hyperlink>
+      <w:r>
+        <w:rPr>
+          <w:lang w:val="zh_TW" w:bidi="zh_TW"/>
+        </w:rPr>
+        <w:t>）。</w:t>
+      </w:r>
+    </w:p>
+    <w:p>
+      <w:pPr/>
+      <w:r>
+        <w:rPr>
+          <w:lang w:val="zh_TW" w:bidi="zh_TW"/>
+        </w:rPr>
+      </w:r>
+      <w:r>
+        <w:rPr>
+          <w:lang w:val="zh_TW" w:bidi="zh_TW"/>
+        </w:rPr>
+        <w:t>在第一次儀式之後，亞倫的兒子拿答與亞比戶，在主面前獻上凡火，就是未經授權獻祭的火。因為他們這樣做，就被神的火吞滅。摩西阻止亞倫和他其餘的兒子哀悼，因為他想強調神無可侵犯的聖潔（</w:t>
+      </w:r>
+      <w:hyperlink r:id="rId74">
+        <w:r>
+          <w:rPr>
+            <w:lang w:val="zh_TW" w:bidi="zh_TW"/>
+          </w:rPr>
+          <w:rPr>
+            <w:color w:val="0000EE"/>
+            <w:u w:val="single"/>
+          </w:rPr>
+          <w:t>利10:1–7</w:t>
+        </w:r>
+      </w:hyperlink>
+      <w:r>
+        <w:rPr>
+          <w:lang w:val="zh_TW" w:bidi="zh_TW"/>
+        </w:rPr>
+        <w:t>）。這件事突顯了聖潔生活的重要性，利未記其他的章節細說了應有的規範。</w:t>
+      </w:r>
+    </w:p>
+    <w:p>
+      <w:pPr>
+        <w:pStyle w:val="Heading4"/>
+      </w:pPr>
+      <w:r>
+        <w:rPr>
+          <w:lang w:val="zh_TW" w:bidi="zh_TW"/>
+        </w:rPr>
+        <w:t>從西奈到加低斯</w:t>
+      </w:r>
+    </w:p>
+    <w:p>
+      <w:pPr/>
+      <w:r>
+        <w:rPr>
+          <w:lang w:val="zh_TW" w:bidi="zh_TW"/>
+        </w:rPr>
+      </w:r>
+      <w:r>
+        <w:rPr>
+          <w:lang w:val="zh_TW" w:bidi="zh_TW"/>
+        </w:rPr>
+        <w:t>出埃及後約一年，以色列人進行了一次人口普查（</w:t>
+      </w:r>
+      <w:hyperlink r:id="rId75">
+        <w:r>
+          <w:rPr>
+            <w:lang w:val="zh_TW" w:bidi="zh_TW"/>
+          </w:rPr>
+          <w:rPr>
+            <w:color w:val="0000EE"/>
+            <w:u w:val="single"/>
+          </w:rPr>
+          <w:t>民9:1</w:t>
+        </w:r>
+      </w:hyperlink>
+      <w:r>
+        <w:rPr>
+          <w:lang w:val="zh_TW" w:bidi="zh_TW"/>
+        </w:rPr>
+        <w:t>）。神提醒他們要守逾越節。一個月後，他們從西奈出發，抱怨嗎哪的單調乏味，渴望埃及的食物，如：</w:t>
+      </w:r>
+    </w:p>
+    <w:p>
+      <w:pPr>
+        <w:pStyle w:val="ListBullet"/>
+        <w:spacing w:line="240" w:lineRule="auto"/>
+        <w:ind w:left="720"/>
+      </w:pPr>
+      <w:r>
+        <w:rPr>
+          <w:lang w:val="zh_TW" w:bidi="zh_TW"/>
+        </w:rPr>
+      </w:r>
+      <w:r>
+        <w:rPr>
+          <w:lang w:val="zh_TW" w:bidi="zh_TW"/>
+        </w:rPr>
+        <w:t>魚</w:t>
+      </w:r>
+    </w:p>
+    <w:p>
+      <w:pPr>
+        <w:pStyle w:val="ListBullet"/>
+        <w:spacing w:line="240" w:lineRule="auto"/>
+        <w:ind w:left="720"/>
+      </w:pPr>
+      <w:r>
+        <w:rPr>
+          <w:lang w:val="zh_TW" w:bidi="zh_TW"/>
+        </w:rPr>
+      </w:r>
+      <w:r>
+        <w:rPr>
+          <w:lang w:val="zh_TW" w:bidi="zh_TW"/>
+        </w:rPr>
+        <w:t>青瓜</w:t>
+      </w:r>
+    </w:p>
+    <w:p>
+      <w:pPr>
+        <w:pStyle w:val="ListBullet"/>
+        <w:spacing w:line="240" w:lineRule="auto"/>
+        <w:ind w:left="720"/>
+      </w:pPr>
+      <w:r>
+        <w:rPr>
+          <w:lang w:val="zh_TW" w:bidi="zh_TW"/>
+        </w:rPr>
+      </w:r>
+      <w:r>
+        <w:rPr>
+          <w:lang w:val="zh_TW" w:bidi="zh_TW"/>
+        </w:rPr>
+        <w:t>蜜瓜</w:t>
+      </w:r>
+    </w:p>
+    <w:p>
+      <w:pPr>
+        <w:pStyle w:val="ListBullet"/>
+        <w:spacing w:line="240" w:lineRule="auto"/>
+        <w:ind w:left="720"/>
+      </w:pPr>
+      <w:r>
+        <w:rPr>
+          <w:lang w:val="zh_TW" w:bidi="zh_TW"/>
+        </w:rPr>
+      </w:r>
+      <w:r>
+        <w:rPr>
+          <w:lang w:val="zh_TW" w:bidi="zh_TW"/>
+        </w:rPr>
+        <w:t>韭蔥</w:t>
+      </w:r>
+    </w:p>
+    <w:p>
+      <w:pPr>
+        <w:pStyle w:val="ListBullet"/>
+        <w:spacing w:line="240" w:lineRule="auto"/>
+        <w:ind w:left="720"/>
+      </w:pPr>
+      <w:r>
+        <w:rPr>
+          <w:lang w:val="zh_TW" w:bidi="zh_TW"/>
+        </w:rPr>
+      </w:r>
+      <w:r>
+        <w:rPr>
+          <w:lang w:val="zh_TW" w:bidi="zh_TW"/>
+        </w:rPr>
+        <w:t>洋蔥</w:t>
+      </w:r>
+    </w:p>
+    <w:p>
+      <w:pPr>
+        <w:pStyle w:val="ListBullet"/>
+        <w:spacing w:line="240" w:lineRule="auto"/>
+        <w:ind w:left="720"/>
+      </w:pPr>
+      <w:r>
+        <w:rPr>
+          <w:lang w:val="zh_TW" w:bidi="zh_TW"/>
+        </w:rPr>
+      </w:r>
+      <w:r>
+        <w:rPr>
+          <w:lang w:val="zh_TW" w:bidi="zh_TW"/>
+        </w:rPr>
+        <w:t>大蒜（</w:t>
+      </w:r>
+      <w:hyperlink r:id="rId76">
+        <w:r>
+          <w:rPr>
+            <w:lang w:val="zh_TW" w:bidi="zh_TW"/>
+          </w:rPr>
+          <w:rPr>
+            <w:color w:val="0000EE"/>
+            <w:u w:val="single"/>
+          </w:rPr>
+          <w:t>民11:4–6</w:t>
+        </w:r>
+      </w:hyperlink>
+      <w:r>
+        <w:rPr>
+          <w:lang w:val="zh_TW" w:bidi="zh_TW"/>
+        </w:rPr>
+        <w:t>）</w:t>
+      </w:r>
+    </w:p>
+    <w:p>
+      <w:pPr/>
+      <w:r>
+        <w:rPr>
+          <w:lang w:val="zh_TW" w:bidi="zh_TW"/>
+        </w:rPr>
+      </w:r>
+      <w:r>
+        <w:rPr>
+          <w:lang w:val="zh_TW" w:bidi="zh_TW"/>
+        </w:rPr>
+        <w:t>神在忿怒中賜下鵪鶉，但他們在吃肉時便死於瘟疫。</w:t>
+      </w:r>
+    </w:p>
+    <w:p>
+      <w:pPr/>
+      <w:r>
+        <w:rPr>
+          <w:lang w:val="zh_TW" w:bidi="zh_TW"/>
+        </w:rPr>
+      </w:r>
+      <w:r>
+        <w:rPr>
+          <w:lang w:val="zh_TW" w:bidi="zh_TW"/>
+        </w:rPr>
+        <w:t>米利暗和亞倫也埋怨摩西，特別是他的古實妻子（</w:t>
+      </w:r>
+      <w:hyperlink r:id="rId77">
+        <w:r>
+          <w:rPr>
+            <w:lang w:val="zh_TW" w:bidi="zh_TW"/>
+          </w:rPr>
+          <w:rPr>
+            <w:color w:val="0000EE"/>
+            <w:u w:val="single"/>
+          </w:rPr>
+          <w:t>民12:1–2</w:t>
+        </w:r>
+      </w:hyperlink>
+      <w:r>
+        <w:rPr>
+          <w:lang w:val="zh_TW" w:bidi="zh_TW"/>
+        </w:rPr>
+        <w:t>）。神學家尚不清楚古實人是否指一個衣索比亞人，或是另一個對西坡拉的稱呼。如果摩西確實再婚，舊約聖經中並沒再提及。摩西保持緘默，神就為他辯護，擊打米利暗使她患上痲瘋病。亞倫就承認他們的罪，而摩西為米利暗代求，使她在七天後痊癒。</w:t>
+      </w:r>
+    </w:p>
+    <w:p>
+      <w:pPr/>
+      <w:r>
+        <w:rPr>
+          <w:lang w:val="zh_TW" w:bidi="zh_TW"/>
+        </w:rPr>
+      </w:r>
+      <w:r>
+        <w:rPr>
+          <w:lang w:val="zh_TW" w:bidi="zh_TW"/>
+        </w:rPr>
+        <w:t>當百姓在加低斯時（在</w:t>
+      </w:r>
+      <w:hyperlink r:id="rId78">
+        <w:r>
+          <w:rPr>
+            <w:lang w:val="zh_TW" w:bidi="zh_TW"/>
+          </w:rPr>
+          <w:rPr>
+            <w:color w:val="0000EE"/>
+            <w:u w:val="single"/>
+          </w:rPr>
+          <w:t>民32:8</w:t>
+        </w:r>
+      </w:hyperlink>
+      <w:r>
+        <w:rPr>
+          <w:lang w:val="zh_TW" w:bidi="zh_TW"/>
+        </w:rPr>
+        <w:t>中也稱為加低斯‧巴尼亞），摩西派遣了十二個男子進入迦南。每個支派各派一人去窺探那地，為以色列的得地為業作好準備。經過四十天，探子回來，他們一致認為那地肥沃誘人，但其中十人害怕迦南人，建議不要進入那地。只有約書亞和迦勒，敦促以色列人信靠神並進入迦南，突顯他們獨特的勇氣和對神忠心。</w:t>
+      </w:r>
+    </w:p>
+    <w:p>
+      <w:pPr/>
+      <w:r>
+        <w:rPr>
+          <w:lang w:val="zh_TW" w:bidi="zh_TW"/>
+        </w:rPr>
+      </w:r>
+      <w:r>
+        <w:rPr>
+          <w:lang w:val="zh_TW" w:bidi="zh_TW"/>
+        </w:rPr>
+        <w:t>儘管以色列人受到鼓勵，卻因恐懼和缺乏信心而拒絕這個計劃。相反，他們密謀折返埃及，任命新領袖帶領他們。他們的叛逆達到頂峰，甚至威脅要用石頭打死摩西和亞倫。這場危機引發神的干預，神因他們持續的不順服而憤怒，準備毀滅那些人。然而，摩西為他們禱告神（</w:t>
+      </w:r>
+      <w:hyperlink r:id="rId79">
+        <w:r>
+          <w:rPr>
+            <w:lang w:val="zh_TW" w:bidi="zh_TW"/>
+          </w:rPr>
+          <w:rPr>
+            <w:color w:val="0000EE"/>
+            <w:u w:val="single"/>
+          </w:rPr>
+          <w:t>民13:1–14:19</w:t>
+        </w:r>
+      </w:hyperlink>
+      <w:r>
+        <w:rPr>
+          <w:lang w:val="zh_TW" w:bidi="zh_TW"/>
+        </w:rPr>
+        <w:t>）。他說，如果神不將以色列人帶入迦南美地，列國將相信以色列人的神無法將他們帶入那地。</w:t>
+      </w:r>
+    </w:p>
+    <w:p>
+      <w:pPr/>
+      <w:r>
+        <w:rPr>
+          <w:lang w:val="zh_TW" w:bidi="zh_TW"/>
+        </w:rPr>
+      </w:r>
+      <w:r>
+        <w:rPr>
+          <w:lang w:val="zh_TW" w:bidi="zh_TW"/>
+        </w:rPr>
+        <w:t>神聽了摩西的話，並下令凡是二十歲及以上發怨言的男人，都不得進入應許之地。這一決定意味著他們必須在曠野中漂流四十年，直到那一代人死去，而他們的下一代將進入迦南地（</w:t>
+      </w:r>
+      <w:hyperlink r:id="rId80">
+        <w:r>
+          <w:rPr>
+            <w:lang w:val="zh_TW" w:bidi="zh_TW"/>
+          </w:rPr>
+          <w:rPr>
+            <w:color w:val="0000EE"/>
+            <w:u w:val="single"/>
+          </w:rPr>
+          <w:t>民14:29–33</w:t>
+        </w:r>
+      </w:hyperlink>
+      <w:r>
+        <w:rPr>
+          <w:lang w:val="zh_TW" w:bidi="zh_TW"/>
+        </w:rPr>
+        <w:t>）。聽到這個審判後，以色列人試圖扭轉命運，決定立即進入那地。然而，這個行動並沒有神的祝福，導致被亞瑪力人和迦南人打敗。</w:t>
+      </w:r>
+    </w:p>
+    <w:p>
+      <w:pPr>
+        <w:pStyle w:val="Heading4"/>
+      </w:pPr>
+      <w:r>
+        <w:rPr>
+          <w:lang w:val="zh_TW" w:bidi="zh_TW"/>
+        </w:rPr>
+        <w:t>在曠野中的四十年</w:t>
+      </w:r>
+    </w:p>
+    <w:p>
+      <w:pPr/>
+      <w:r>
+        <w:rPr>
+          <w:lang w:val="zh_TW" w:bidi="zh_TW"/>
+        </w:rPr>
+      </w:r>
+      <w:r>
+        <w:rPr>
+          <w:lang w:val="zh_TW" w:bidi="zh_TW"/>
+        </w:rPr>
+        <w:t>關於曠野四十年的事件，學者所知甚少。以色列人多次顯示他們缺乏信心和順服，即使他們曾親眼見證神蹟和懲罰。一個名叫可拉的人，再次叛逆摩西和亞倫的權柄。摩西和亞倫懇求神不要因其悖逆而懲罰整個群體（</w:t>
+      </w:r>
+      <w:hyperlink r:id="rId81">
+        <w:r>
+          <w:rPr>
+            <w:lang w:val="zh_TW" w:bidi="zh_TW"/>
+          </w:rPr>
+          <w:rPr>
+            <w:color w:val="0000EE"/>
+            <w:u w:val="single"/>
+          </w:rPr>
+          <w:t>民16:22–24</w:t>
+        </w:r>
+      </w:hyperlink>
+      <w:r>
+        <w:rPr>
+          <w:lang w:val="zh_TW" w:bidi="zh_TW"/>
+        </w:rPr>
+        <w:t>），神將以色列人與叛徒分開。當百姓觀看時，地就裂開，吞噬了他們及其家人和財物。儘管看到這種懲罰，以色列人仍然埋怨摩西和亞倫。這便引發了一場瘟疫，造成14,700人死亡，直到摩西制止這場瘟疫。</w:t>
+      </w:r>
+    </w:p>
+    <w:p>
+      <w:pPr/>
+      <w:r>
+        <w:rPr>
+          <w:lang w:val="zh_TW" w:bidi="zh_TW"/>
+        </w:rPr>
+      </w:r>
+      <w:r>
+        <w:rPr>
+          <w:lang w:val="zh_TW" w:bidi="zh_TW"/>
+        </w:rPr>
+        <w:t>為了確認亞倫的領導地位，神指示摩西從每個支派收集一根杖，然後將它們放在會幕中。而只有亞倫的杖發芽、開花並結出杏仁，顯示神選擇了他。然而，百姓仍然怨聲載道。</w:t>
+      </w:r>
+    </w:p>
+    <w:p>
+      <w:pPr/>
+      <w:r>
+        <w:rPr>
+          <w:lang w:val="zh_TW" w:bidi="zh_TW"/>
+        </w:rPr>
+      </w:r>
+      <w:r>
+        <w:rPr>
+          <w:lang w:val="zh_TW" w:bidi="zh_TW"/>
+        </w:rPr>
+        <w:t>當以色列人流浪曠野的結束前，米利暗死了，並被埋葬在加低斯（</w:t>
+      </w:r>
+      <w:hyperlink r:id="rId82">
+        <w:r>
+          <w:rPr>
+            <w:lang w:val="zh_TW" w:bidi="zh_TW"/>
+          </w:rPr>
+          <w:rPr>
+            <w:color w:val="0000EE"/>
+            <w:u w:val="single"/>
+          </w:rPr>
+          <w:t>民20:1</w:t>
+        </w:r>
+      </w:hyperlink>
+      <w:r>
+        <w:rPr>
+          <w:lang w:val="zh_TW" w:bidi="zh_TW"/>
+        </w:rPr>
+        <w:t>）。不久，百姓因缺水而再次埋怨。神告訴摩西命令磐石出水，但摩西在一時挫折中，用他的杖擊打磐石兩次。雖然水流出來了，神卻責備摩西和亞倫：「</w:t>
+      </w:r>
+      <w:r>
+        <w:rPr>
+          <w:lang w:val="zh_TW" w:bidi="zh_TW"/>
+        </w:rPr>
+        <w:t>因為你們不信我，不在以色列人眼前尊我為聖，所以你們必不得領這會眾進我所賜給他們的地去。</w:t>
+      </w:r>
+      <w:r>
+        <w:rPr>
+          <w:lang w:val="zh_TW" w:bidi="zh_TW"/>
+        </w:rPr>
+        <w:t>」（</w:t>
+      </w:r>
+      <w:hyperlink r:id="rId83">
+        <w:r>
+          <w:rPr>
+            <w:lang w:val="zh_TW" w:bidi="zh_TW"/>
+          </w:rPr>
+          <w:rPr>
+            <w:color w:val="0000EE"/>
+            <w:u w:val="single"/>
+          </w:rPr>
+          <w:t>民 20:12</w:t>
+        </w:r>
+      </w:hyperlink>
+      <w:r>
+        <w:rPr>
+          <w:lang w:val="zh_TW" w:bidi="zh_TW"/>
+        </w:rPr>
+        <w:t>）。在這次事件中，摩西和亞倫將自己置於神的命令之上。因為這個罪，神不許他們帶領以色列人進入應許之地。這嚴厲的懲罰顯示，摩西和亞倫的領導權是上帝所賜的特權，同時承擔重大的責任。</w:t>
+      </w:r>
+    </w:p>
+    <w:p>
+      <w:pPr/>
+      <w:r>
+        <w:rPr>
+          <w:lang w:val="zh_TW" w:bidi="zh_TW"/>
+        </w:rPr>
+      </w:r>
+      <w:r>
+        <w:rPr>
+          <w:lang w:val="zh_TW" w:bidi="zh_TW"/>
+        </w:rPr>
+        <w:t>以色列人離開加低斯後，便前往何珥山。此時，亞倫在何珥山去世，他將祭司袍交給他的兒子以利亞撒（</w:t>
+      </w:r>
+      <w:hyperlink r:id="rId84">
+        <w:r>
+          <w:rPr>
+            <w:lang w:val="zh_TW" w:bidi="zh_TW"/>
+          </w:rPr>
+          <w:rPr>
+            <w:color w:val="0000EE"/>
+            <w:u w:val="single"/>
+          </w:rPr>
+          <w:t>民20:28</w:t>
+        </w:r>
+      </w:hyperlink>
+      <w:r>
+        <w:rPr>
+          <w:lang w:val="zh_TW" w:bidi="zh_TW"/>
+        </w:rPr>
+        <w:t>）。</w:t>
+      </w:r>
+    </w:p>
+    <w:p>
+      <w:pPr/>
+      <w:r>
+        <w:rPr>
+          <w:lang w:val="zh_TW" w:bidi="zh_TW"/>
+        </w:rPr>
+      </w:r>
+      <w:r>
+        <w:rPr>
+          <w:lang w:val="zh_TW" w:bidi="zh_TW"/>
+        </w:rPr>
+        <w:t>當他們繼續旅程時，遇到各種形式的抵抗。他們在何珥瑪戰勝了亞拉得王（</w:t>
+      </w:r>
+      <w:hyperlink r:id="rId85">
+        <w:r>
+          <w:rPr>
+            <w:lang w:val="zh_TW" w:bidi="zh_TW"/>
+          </w:rPr>
+          <w:rPr>
+            <w:color w:val="0000EE"/>
+            <w:u w:val="single"/>
+          </w:rPr>
+          <w:t>民21:1–3</w:t>
+        </w:r>
+      </w:hyperlink>
+      <w:r>
+        <w:rPr>
+          <w:lang w:val="zh_TW" w:bidi="zh_TW"/>
+        </w:rPr>
+        <w:t>）。然而，在繞過以東人的途中，百姓再次埋怨缺乏食物和水。神這次派遣毒蛇到他們中間，很多人因蛇咬而死。然而，那些尚未被咬的人急忙來到摩西面前，承認他們的罪，請求將蛇除去。神便指示摩西製造一條銅蛇，並掛在柱子上。被蛇咬的人仰望銅蛇，便能得到醫治。</w:t>
+      </w:r>
+    </w:p>
+    <w:p>
+      <w:pPr/>
+      <w:r>
+        <w:rPr>
+          <w:lang w:val="zh_TW" w:bidi="zh_TW"/>
+        </w:rPr>
+      </w:r>
+      <w:r>
+        <w:rPr>
+          <w:lang w:val="zh_TW" w:bidi="zh_TW"/>
+        </w:rPr>
+        <w:t>當他們接近亞摩利人王西宏的領土時，以色列人向王請求和平通行，但遭遇敵視。在隨後的戰爭中，以色列人擊敗西宏，佔領他的土地和城市，從而繼續邁向應許之地（</w:t>
+      </w:r>
+      <w:hyperlink r:id="rId86">
+        <w:r>
+          <w:rPr>
+            <w:lang w:val="zh_TW" w:bidi="zh_TW"/>
+          </w:rPr>
+          <w:rPr>
+            <w:color w:val="0000EE"/>
+            <w:u w:val="single"/>
+          </w:rPr>
+          <w:t>民21:21–25</w:t>
+        </w:r>
+      </w:hyperlink>
+      <w:r>
+        <w:rPr>
+          <w:lang w:val="zh_TW" w:bidi="zh_TW"/>
+        </w:rPr>
+        <w:t>）。</w:t>
+      </w:r>
+    </w:p>
+    <w:p>
+      <w:pPr>
+        <w:pStyle w:val="Heading4"/>
+      </w:pPr>
+      <w:r>
+        <w:rPr>
+          <w:lang w:val="zh_TW" w:bidi="zh_TW"/>
+        </w:rPr>
+        <w:t>抵達約旦河</w:t>
+      </w:r>
+    </w:p>
+    <w:p>
+      <w:pPr/>
+      <w:r>
+        <w:rPr>
+          <w:lang w:val="zh_TW" w:bidi="zh_TW"/>
+        </w:rPr>
+      </w:r>
+      <w:r>
+        <w:rPr>
+          <w:lang w:val="zh_TW" w:bidi="zh_TW"/>
+        </w:rPr>
+        <w:t>以色列人打敗西宏後，他們在摩押平原安營，對面就是耶利哥，他們可以從那裡看到應許之地。摩押人因以色列人的勝利而驚惶。為了打敗以色列人，摩押的王巴勒雇用了魔法師巴蘭來詛咒他們。然而，神將巴蘭三次對以色列人的詛咒都化成祝福（</w:t>
+      </w:r>
+      <w:hyperlink r:id="rId87">
+        <w:r>
+          <w:rPr>
+            <w:lang w:val="zh_TW" w:bidi="zh_TW"/>
+          </w:rPr>
+          <w:rPr>
+            <w:color w:val="0000EE"/>
+            <w:u w:val="single"/>
+          </w:rPr>
+          <w:t>民22–24章</w:t>
+        </w:r>
+      </w:hyperlink>
+      <w:r>
+        <w:rPr>
+          <w:lang w:val="zh_TW" w:bidi="zh_TW"/>
+        </w:rPr>
+        <w:t>）。</w:t>
+      </w:r>
+    </w:p>
+    <w:p>
+      <w:pPr/>
+      <w:r>
+        <w:rPr>
+          <w:lang w:val="zh_TW" w:bidi="zh_TW"/>
+        </w:rPr>
+      </w:r>
+      <w:r>
+        <w:rPr>
+          <w:lang w:val="zh_TW" w:bidi="zh_TW"/>
+        </w:rPr>
+        <w:t>雖然巴蘭無法詛咒以色列，他卻建議摩押人引誘以色列人陷入偶像崇拜和不道德的行為，使他們偏離神的心意（</w:t>
+      </w:r>
+      <w:hyperlink r:id="rId88">
+        <w:r>
+          <w:rPr>
+            <w:lang w:val="zh_TW" w:bidi="zh_TW"/>
+          </w:rPr>
+          <w:rPr>
+            <w:color w:val="0000EE"/>
+            <w:u w:val="single"/>
+          </w:rPr>
+          <w:t>民25:1–3</w:t>
+        </w:r>
+      </w:hyperlink>
+      <w:r>
+        <w:rPr>
+          <w:lang w:val="zh_TW" w:bidi="zh_TW"/>
+        </w:rPr>
+        <w:t>，</w:t>
+      </w:r>
+      <w:hyperlink r:id="rId89">
+        <w:r>
+          <w:rPr>
+            <w:lang w:val="zh_TW" w:bidi="zh_TW"/>
+          </w:rPr>
+          <w:rPr>
+            <w:color w:val="0000EE"/>
+            <w:u w:val="single"/>
+          </w:rPr>
+          <w:t>31:16</w:t>
+        </w:r>
+      </w:hyperlink>
+      <w:r>
+        <w:rPr>
+          <w:lang w:val="zh_TW" w:bidi="zh_TW"/>
+        </w:rPr>
+        <w:t>；</w:t>
+      </w:r>
+      <w:hyperlink r:id="rId90">
+        <w:r>
+          <w:rPr>
+            <w:lang w:val="zh_TW" w:bidi="zh_TW"/>
+          </w:rPr>
+          <w:rPr>
+            <w:color w:val="0000EE"/>
+            <w:u w:val="single"/>
+          </w:rPr>
+          <w:t>彼後2:15</w:t>
+        </w:r>
+      </w:hyperlink>
+      <w:r>
+        <w:rPr>
+          <w:lang w:val="zh_TW" w:bidi="zh_TW"/>
+        </w:rPr>
+        <w:t>；</w:t>
+      </w:r>
+      <w:hyperlink r:id="rId91">
+        <w:r>
+          <w:rPr>
+            <w:lang w:val="zh_TW" w:bidi="zh_TW"/>
+          </w:rPr>
+          <w:rPr>
+            <w:color w:val="0000EE"/>
+            <w:u w:val="single"/>
+          </w:rPr>
+          <w:t>啟2:14</w:t>
+        </w:r>
+      </w:hyperlink>
+      <w:r>
+        <w:rPr>
+          <w:lang w:val="zh_TW" w:bidi="zh_TW"/>
+        </w:rPr>
+        <w:t>）。以色列人聽從這個建議，向摩押的神獻祭，又參與異教崇拜，觸怒了神。神便降下一場瘟疫，殺死了24,000名以色列人（</w:t>
+      </w:r>
+      <w:hyperlink r:id="rId92">
+        <w:r>
+          <w:rPr>
+            <w:lang w:val="zh_TW" w:bidi="zh_TW"/>
+          </w:rPr>
+          <w:rPr>
+            <w:color w:val="0000EE"/>
+            <w:u w:val="single"/>
+          </w:rPr>
+          <w:t>民25:9</w:t>
+        </w:r>
+      </w:hyperlink>
+      <w:r>
+        <w:rPr>
+          <w:lang w:val="zh_TW" w:bidi="zh_TW"/>
+        </w:rPr>
+        <w:t>）。這次事件標誌著以色列首次面臨偶像崇拜的誘惑，預示著他們在迦南將面臨偶像崇拜的問題，他們持續偶像崇拜，最終導致他們的滅亡。</w:t>
+      </w:r>
+    </w:p>
+    <w:p>
+      <w:pPr/>
+      <w:r>
+        <w:rPr>
+          <w:lang w:val="zh_TW" w:bidi="zh_TW"/>
+        </w:rPr>
+      </w:r>
+      <w:r>
+        <w:rPr>
+          <w:lang w:val="zh_TW" w:bidi="zh_TW"/>
+        </w:rPr>
+        <w:t>在瘟疫之後，神指示摩西和以利亞撒進行一次類似四十年前的人口普查。雖然整整一代人在曠野中死去，除了迦勒和約書亞，第一次普查中的所有人都已經死去，但新一代已經成長，新人口普查所得的人口數目幾乎相同。這次普查顯示以色列人有601,730名年齡在20歲或以上適合戰爭的男子（</w:t>
+      </w:r>
+      <w:hyperlink r:id="rId93">
+        <w:r>
+          <w:rPr>
+            <w:lang w:val="zh_TW" w:bidi="zh_TW"/>
+          </w:rPr>
+          <w:rPr>
+            <w:color w:val="0000EE"/>
+            <w:u w:val="single"/>
+          </w:rPr>
+          <w:t>民26:51</w:t>
+        </w:r>
+      </w:hyperlink>
+      <w:r>
+        <w:rPr>
+          <w:lang w:val="zh_TW" w:bidi="zh_TW"/>
+        </w:rPr>
+        <w:t>）。</w:t>
+      </w:r>
+    </w:p>
+    <w:p>
+      <w:pPr/>
+      <w:r>
+        <w:rPr>
+          <w:lang w:val="zh_TW" w:bidi="zh_TW"/>
+        </w:rPr>
+      </w:r>
+      <w:r>
+        <w:rPr>
+          <w:lang w:val="zh_TW" w:bidi="zh_TW"/>
+        </w:rPr>
+        <w:t>神其後命令摩西在以利亞撒、祭司和會眾的見證下，公開任命約書亞為他的繼承者（</w:t>
+      </w:r>
+      <w:hyperlink r:id="rId94">
+        <w:r>
+          <w:rPr>
+            <w:lang w:val="zh_TW" w:bidi="zh_TW"/>
+          </w:rPr>
+          <w:rPr>
+            <w:color w:val="0000EE"/>
+            <w:u w:val="single"/>
+          </w:rPr>
+          <w:t>民27:12–23</w:t>
+        </w:r>
+      </w:hyperlink>
+      <w:r>
+        <w:rPr>
+          <w:lang w:val="zh_TW" w:bidi="zh_TW"/>
+        </w:rPr>
+        <w:t>）。摩西也接到關於節期、獻祭和起誓的指示（</w:t>
+      </w:r>
+      <w:hyperlink r:id="rId95">
+        <w:r>
+          <w:rPr>
+            <w:lang w:val="zh_TW" w:bidi="zh_TW"/>
+          </w:rPr>
+          <w:rPr>
+            <w:color w:val="0000EE"/>
+            <w:u w:val="single"/>
+          </w:rPr>
+          <w:t>民28–30章</w:t>
+        </w:r>
+      </w:hyperlink>
+      <w:r>
+        <w:rPr>
+          <w:lang w:val="zh_TW" w:bidi="zh_TW"/>
+        </w:rPr>
+        <w:t>）。神命令摩西為以色列向米甸人報仇，是他領導的最後一項任務。在這次戰役中，以色列人取得決定性的勝利，殺死了米甸王和巴蘭。</w:t>
+      </w:r>
+    </w:p>
+    <w:p>
+      <w:pPr/>
+      <w:r>
+        <w:rPr>
+          <w:lang w:val="zh_TW" w:bidi="zh_TW"/>
+        </w:rPr>
+      </w:r>
+      <w:r>
+        <w:rPr>
+          <w:lang w:val="zh_TW" w:bidi="zh_TW"/>
+        </w:rPr>
+        <w:t>耶和華又賜給摩西詳細的指示，關於應許之地的邊界，並指定將土地分給各支派的領袖（</w:t>
+      </w:r>
+      <w:hyperlink r:id="rId96">
+        <w:r>
+          <w:rPr>
+            <w:lang w:val="zh_TW" w:bidi="zh_TW"/>
+          </w:rPr>
+          <w:rPr>
+            <w:color w:val="0000EE"/>
+            <w:u w:val="single"/>
+          </w:rPr>
+          <w:t>民34章</w:t>
+        </w:r>
+      </w:hyperlink>
+      <w:r>
+        <w:rPr>
+          <w:lang w:val="zh_TW" w:bidi="zh_TW"/>
+        </w:rPr>
+        <w:t>）。神也給了利未人48座城市，包括六座逃城。這些城市是為了保護那些被控誤殺的人，確保他們在人面前得到公平公正的審訊，而不是遭到報復的傷害（</w:t>
+      </w:r>
+      <w:hyperlink r:id="rId97">
+        <w:r>
+          <w:rPr>
+            <w:lang w:val="zh_TW" w:bidi="zh_TW"/>
+          </w:rPr>
+          <w:rPr>
+            <w:color w:val="0000EE"/>
+            <w:u w:val="single"/>
+          </w:rPr>
+          <w:t>民35章</w:t>
+        </w:r>
+      </w:hyperlink>
+      <w:r>
+        <w:rPr>
+          <w:lang w:val="zh_TW" w:bidi="zh_TW"/>
+        </w:rPr>
+        <w:t>）。</w:t>
+      </w:r>
+    </w:p>
+    <w:p>
+      <w:pPr>
+        <w:pStyle w:val="Heading4"/>
+      </w:pPr>
+      <w:r>
+        <w:rPr>
+          <w:lang w:val="zh_TW" w:bidi="zh_TW"/>
+        </w:rPr>
+        <w:t>摩西之死</w:t>
+      </w:r>
+    </w:p>
+    <w:p>
+      <w:pPr/>
+      <w:r>
+        <w:rPr>
+          <w:lang w:val="zh_TW" w:bidi="zh_TW"/>
+        </w:rPr>
+      </w:r>
+      <w:r>
+        <w:rPr>
+          <w:lang w:val="zh_TW" w:bidi="zh_TW"/>
+        </w:rPr>
+        <w:t>申命記是摩西對以色列人的告別之言，講述他在去世前的最後指示和反思。摩西是這本書中的唯一講者，向聚集的會眾說話，回顧他們在西奈山以來的旅程。他回顧他們過去的失敗，包括38年前拒絕進入應許之地（</w:t>
+      </w:r>
+      <w:hyperlink r:id="rId98">
+        <w:r>
+          <w:rPr>
+            <w:lang w:val="zh_TW" w:bidi="zh_TW"/>
+          </w:rPr>
+          <w:rPr>
+            <w:color w:val="0000EE"/>
+            <w:u w:val="single"/>
+          </w:rPr>
+          <w:t>申2:14</w:t>
+        </w:r>
+      </w:hyperlink>
+      <w:r>
+        <w:rPr>
+          <w:lang w:val="zh_TW" w:bidi="zh_TW"/>
+        </w:rPr>
+        <w:t>）。他憶起他要求過約旦河看那片應許之地。神只允許摩西從毗斯迦山頂觀看應許之地，但不允許他進入。</w:t>
+      </w:r>
+    </w:p>
+    <w:p>
+      <w:pPr/>
+      <w:r>
+        <w:rPr>
+          <w:lang w:val="zh_TW" w:bidi="zh_TW"/>
+        </w:rPr>
+      </w:r>
+      <w:r>
+        <w:rPr>
+          <w:lang w:val="zh_TW" w:bidi="zh_TW"/>
+        </w:rPr>
+        <w:t>摩西利用這個機會，敦促百姓順服神的律法和誡命，強調他們的順服，將為即將進入的應許之地帶來祝福。</w:t>
+      </w:r>
+    </w:p>
+    <w:p>
+      <w:pPr/>
+      <w:r>
+        <w:rPr>
+          <w:lang w:val="zh_TW" w:bidi="zh_TW"/>
+        </w:rPr>
+      </w:r>
+      <w:r>
+        <w:rPr>
+          <w:lang w:val="zh_TW" w:bidi="zh_TW"/>
+        </w:rPr>
+        <w:t>當摩西生命的接近終結時，神指示他和約書亞在會幕見面，約書亞在那裡被正式任命，成為以色列的新領袖（</w:t>
+      </w:r>
+      <w:hyperlink r:id="rId99">
+        <w:r>
+          <w:rPr>
+            <w:lang w:val="zh_TW" w:bidi="zh_TW"/>
+          </w:rPr>
+          <w:rPr>
+            <w:color w:val="0000EE"/>
+            <w:u w:val="single"/>
+          </w:rPr>
+          <w:t>申31:14–23</w:t>
+        </w:r>
+      </w:hyperlink>
+      <w:r>
+        <w:rPr>
+          <w:lang w:val="zh_TW" w:bidi="zh_TW"/>
+        </w:rPr>
+        <w:t>）。在摩西去世之前，他祝福以色列人（</w:t>
+      </w:r>
+      <w:hyperlink r:id="rId100">
+        <w:r>
+          <w:rPr>
+            <w:lang w:val="zh_TW" w:bidi="zh_TW"/>
+          </w:rPr>
+          <w:rPr>
+            <w:color w:val="0000EE"/>
+            <w:u w:val="single"/>
+          </w:rPr>
+          <w:t>申33</w:t>
+        </w:r>
+      </w:hyperlink>
+      <w:r>
+        <w:rPr>
+          <w:lang w:val="zh_TW" w:bidi="zh_TW"/>
+        </w:rPr>
+        <w:t>）。</w:t>
+      </w:r>
+    </w:p>
+    <w:p>
+      <w:pPr/>
+      <w:r>
+        <w:rPr>
+          <w:lang w:val="zh_TW" w:bidi="zh_TW"/>
+        </w:rPr>
+      </w:r>
+      <w:r>
+        <w:rPr>
+          <w:lang w:val="zh_TW" w:bidi="zh_TW"/>
+        </w:rPr>
+        <w:t>然後，摩西登上尼波山，特別是到達毗斯迦的山頂，神向他展示應許之地，雖然神不允許他進入其中。摩西死在那裡，神親自將他埋葬在摩押的一個山谷中，對面就是伯‧毗珥（</w:t>
+      </w:r>
+      <w:hyperlink r:id="rId101">
+        <w:r>
+          <w:rPr>
+            <w:lang w:val="zh_TW" w:bidi="zh_TW"/>
+          </w:rPr>
+          <w:rPr>
+            <w:color w:val="0000EE"/>
+            <w:u w:val="single"/>
+          </w:rPr>
+          <w:t>申34:6</w:t>
+        </w:r>
+      </w:hyperlink>
+      <w:r>
+        <w:rPr>
+          <w:lang w:val="zh_TW" w:bidi="zh_TW"/>
+        </w:rPr>
+        <w:t>）。</w:t>
+      </w:r>
+    </w:p>
+    <w:p>
+      <w:pPr/>
+      <w:r>
+        <w:rPr>
+          <w:lang w:val="zh_TW" w:bidi="zh_TW"/>
+        </w:rPr>
+      </w:r>
+      <w:r>
+        <w:rPr>
+          <w:lang w:val="zh_TW" w:bidi="zh_TW"/>
+        </w:rPr>
+        <w:t>摩西去世時年120歲，以色列人為他的去世哀悼30天。對摩西最後的致敬，反映了他與神獨特的關係：「</w:t>
+      </w:r>
+      <w:r>
+        <w:rPr>
+          <w:lang w:val="zh_TW" w:bidi="zh_TW"/>
+        </w:rPr>
+        <w:t>以後以色列中再沒有興起先知像摩西的。他是耶和華面對面所認識的</w:t>
+      </w:r>
+      <w:r>
+        <w:rPr>
+          <w:lang w:val="zh_TW" w:bidi="zh_TW"/>
+        </w:rPr>
+        <w:t>」（</w:t>
+      </w:r>
+      <w:hyperlink r:id="rId102">
+        <w:r>
+          <w:rPr>
+            <w:lang w:val="zh_TW" w:bidi="zh_TW"/>
+          </w:rPr>
+          <w:rPr>
+            <w:color w:val="0000EE"/>
+            <w:u w:val="single"/>
+          </w:rPr>
+          <w:t>申34:10</w:t>
+        </w:r>
+      </w:hyperlink>
+      <w:r>
+        <w:rPr>
+          <w:lang w:val="zh_TW" w:bidi="zh_TW"/>
+        </w:rPr>
+        <w:t>）。</w:t>
+      </w:r>
+    </w:p>
+    <w:p>
+      <w:pPr>
+        <w:pStyle w:val="Heading3"/>
+      </w:pPr>
+      <w:r>
+        <w:rPr>
+          <w:lang w:val="zh_TW" w:bidi="zh_TW"/>
+        </w:rPr>
+        <w:t>在新約聖經中的摩西</w:t>
+      </w:r>
+    </w:p>
+    <w:p>
+      <w:pPr/>
+      <w:r>
+        <w:rPr>
+          <w:lang w:val="zh_TW" w:bidi="zh_TW"/>
+        </w:rPr>
+      </w:r>
+      <w:r>
+        <w:rPr>
+          <w:lang w:val="zh_TW" w:bidi="zh_TW"/>
+        </w:rPr>
+        <w:t>在新約聖經時代中，所有猶太人和基督徒都認為摩西是摩西五經的作者。一些片語顯示他與聖經的首五本書有關，例如：</w:t>
+      </w:r>
+    </w:p>
+    <w:p>
+      <w:pPr>
+        <w:pStyle w:val="ListBullet"/>
+        <w:spacing w:line="240" w:lineRule="auto"/>
+        <w:ind w:left="720"/>
+      </w:pPr>
+      <w:r>
+        <w:rPr>
+          <w:lang w:val="zh_TW" w:bidi="zh_TW"/>
+        </w:rPr>
+      </w:r>
+      <w:r>
+        <w:rPr>
+          <w:lang w:val="zh_TW" w:bidi="zh_TW"/>
+        </w:rPr>
+        <w:t>「摩西律法」（</w:t>
+      </w:r>
+      <w:hyperlink r:id="rId103">
+        <w:r>
+          <w:rPr>
+            <w:lang w:val="zh_TW" w:bidi="zh_TW"/>
+          </w:rPr>
+          <w:rPr>
+            <w:color w:val="0000EE"/>
+            <w:u w:val="single"/>
+          </w:rPr>
+          <w:t>路2:22</w:t>
+        </w:r>
+      </w:hyperlink>
+      <w:r>
+        <w:rPr>
+          <w:lang w:val="zh_TW" w:bidi="zh_TW"/>
+        </w:rPr>
+        <w:t>）</w:t>
+      </w:r>
+    </w:p>
+    <w:p>
+      <w:pPr>
+        <w:pStyle w:val="ListBullet"/>
+        <w:spacing w:line="240" w:lineRule="auto"/>
+        <w:ind w:left="720"/>
+      </w:pPr>
+      <w:r>
+        <w:rPr>
+          <w:lang w:val="zh_TW" w:bidi="zh_TW"/>
+        </w:rPr>
+      </w:r>
+      <w:r>
+        <w:rPr>
+          <w:lang w:val="zh_TW" w:bidi="zh_TW"/>
+        </w:rPr>
+        <w:t>「</w:t>
+      </w:r>
+      <w:r>
+        <w:rPr>
+          <w:lang w:val="zh_TW" w:bidi="zh_TW"/>
+        </w:rPr>
+        <w:t>摩西為甚麼吩咐</w:t>
+      </w:r>
+      <w:r>
+        <w:rPr>
+          <w:lang w:val="zh_TW" w:bidi="zh_TW"/>
+        </w:rPr>
+        <w:t>」（</w:t>
+      </w:r>
+      <w:hyperlink r:id="rId104">
+        <w:r>
+          <w:rPr>
+            <w:lang w:val="zh_TW" w:bidi="zh_TW"/>
+          </w:rPr>
+          <w:rPr>
+            <w:color w:val="0000EE"/>
+            <w:u w:val="single"/>
+          </w:rPr>
+          <w:t>太19:7</w:t>
+        </w:r>
+      </w:hyperlink>
+      <w:r>
+        <w:rPr>
+          <w:lang w:val="zh_TW" w:bidi="zh_TW"/>
+        </w:rPr>
+        <w:t>）</w:t>
+      </w:r>
+    </w:p>
+    <w:p>
+      <w:pPr>
+        <w:pStyle w:val="ListBullet"/>
+        <w:spacing w:line="240" w:lineRule="auto"/>
+        <w:ind w:left="720"/>
+      </w:pPr>
+      <w:r>
+        <w:rPr>
+          <w:lang w:val="zh_TW" w:bidi="zh_TW"/>
+        </w:rPr>
+      </w:r>
+      <w:r>
+        <w:rPr>
+          <w:lang w:val="zh_TW" w:bidi="zh_TW"/>
+        </w:rPr>
+        <w:t>「摩西說」（</w:t>
+      </w:r>
+      <w:hyperlink r:id="rId105">
+        <w:r>
+          <w:rPr>
+            <w:lang w:val="zh_TW" w:bidi="zh_TW"/>
+          </w:rPr>
+          <w:rPr>
+            <w:color w:val="0000EE"/>
+            <w:u w:val="single"/>
+          </w:rPr>
+          <w:t>可7:10</w:t>
+        </w:r>
+      </w:hyperlink>
+      <w:r>
+        <w:rPr>
+          <w:lang w:val="zh_TW" w:bidi="zh_TW"/>
+        </w:rPr>
+        <w:t>）</w:t>
+      </w:r>
+    </w:p>
+    <w:p>
+      <w:pPr>
+        <w:pStyle w:val="ListBullet"/>
+        <w:spacing w:line="240" w:lineRule="auto"/>
+        <w:ind w:left="720"/>
+      </w:pPr>
+      <w:r>
+        <w:rPr>
+          <w:lang w:val="zh_TW" w:bidi="zh_TW"/>
+        </w:rPr>
+      </w:r>
+      <w:r>
+        <w:rPr>
+          <w:lang w:val="zh_TW" w:bidi="zh_TW"/>
+        </w:rPr>
+        <w:t>「</w:t>
+      </w:r>
+      <w:r>
+        <w:rPr>
+          <w:lang w:val="zh_TW" w:bidi="zh_TW"/>
+        </w:rPr>
+        <w:t>摩西為我們寫着說</w:t>
+      </w:r>
+      <w:r>
+        <w:rPr>
+          <w:lang w:val="zh_TW" w:bidi="zh_TW"/>
+        </w:rPr>
+        <w:t>」 （</w:t>
+      </w:r>
+      <w:hyperlink r:id="rId106">
+        <w:r>
+          <w:rPr>
+            <w:lang w:val="zh_TW" w:bidi="zh_TW"/>
+          </w:rPr>
+          <w:rPr>
+            <w:color w:val="0000EE"/>
+            <w:u w:val="single"/>
+          </w:rPr>
+          <w:t>可12:19</w:t>
+        </w:r>
+      </w:hyperlink>
+      <w:r>
+        <w:rPr>
+          <w:lang w:val="zh_TW" w:bidi="zh_TW"/>
+        </w:rPr>
+        <w:t>）</w:t>
+      </w:r>
+    </w:p>
+    <w:p>
+      <w:pPr/>
+      <w:r>
+        <w:rPr>
+          <w:lang w:val="zh_TW" w:bidi="zh_TW"/>
+        </w:rPr>
+      </w:r>
+      <w:r>
+        <w:rPr>
+          <w:lang w:val="zh_TW" w:bidi="zh_TW"/>
+        </w:rPr>
+        <w:t>他在新約聖經中出現的次數，比其他舊約聖經人物都要多，總共79次。他主要被描述為律法的頒佈者（</w:t>
+      </w:r>
+      <w:hyperlink r:id="rId107">
+        <w:r>
+          <w:rPr>
+            <w:lang w:val="zh_TW" w:bidi="zh_TW"/>
+          </w:rPr>
+          <w:rPr>
+            <w:color w:val="0000EE"/>
+            <w:u w:val="single"/>
+          </w:rPr>
+          <w:t>太8:4</w:t>
+        </w:r>
+      </w:hyperlink>
+      <w:r>
+        <w:rPr>
+          <w:lang w:val="zh_TW" w:bidi="zh_TW"/>
+        </w:rPr>
+        <w:t>；</w:t>
+      </w:r>
+      <w:hyperlink r:id="rId105">
+        <w:r>
+          <w:rPr>
+            <w:lang w:val="zh_TW" w:bidi="zh_TW"/>
+          </w:rPr>
+          <w:rPr>
+            <w:color w:val="0000EE"/>
+            <w:u w:val="single"/>
+          </w:rPr>
+          <w:t>可7:10</w:t>
+        </w:r>
+      </w:hyperlink>
+      <w:r>
+        <w:rPr>
+          <w:lang w:val="zh_TW" w:bidi="zh_TW"/>
+        </w:rPr>
+        <w:t>；</w:t>
+      </w:r>
+      <w:hyperlink r:id="rId108">
+        <w:r>
+          <w:rPr>
+            <w:lang w:val="zh_TW" w:bidi="zh_TW"/>
+          </w:rPr>
+          <w:rPr>
+            <w:color w:val="0000EE"/>
+            <w:u w:val="single"/>
+          </w:rPr>
+          <w:t>約1:17</w:t>
+        </w:r>
+      </w:hyperlink>
+      <w:r>
+        <w:rPr>
+          <w:lang w:val="zh_TW" w:bidi="zh_TW"/>
+        </w:rPr>
+        <w:t>；</w:t>
+      </w:r>
+      <w:hyperlink r:id="rId109">
+        <w:r>
+          <w:rPr>
+            <w:lang w:val="zh_TW" w:bidi="zh_TW"/>
+          </w:rPr>
+          <w:rPr>
+            <w:color w:val="0000EE"/>
+            <w:u w:val="single"/>
+          </w:rPr>
+          <w:t>徒15:1</w:t>
+        </w:r>
+      </w:hyperlink>
+      <w:r>
+        <w:rPr>
+          <w:lang w:val="zh_TW" w:bidi="zh_TW"/>
+        </w:rPr>
+        <w:t>）。他在耶穌的登山變象時出現，代表舊約聖經的律法。以利亞也出現了，代表舊約聖經的先知（</w:t>
+      </w:r>
+      <w:hyperlink r:id="rId110">
+        <w:r>
+          <w:rPr>
+            <w:lang w:val="zh_TW" w:bidi="zh_TW"/>
+          </w:rPr>
+          <w:rPr>
+            <w:color w:val="0000EE"/>
+            <w:u w:val="single"/>
+          </w:rPr>
+          <w:t>太17:1–3</w:t>
+        </w:r>
+      </w:hyperlink>
+      <w:r>
+        <w:rPr>
+          <w:lang w:val="zh_TW" w:bidi="zh_TW"/>
+        </w:rPr>
+        <w:t>）。</w:t>
+      </w:r>
+    </w:p>
+    <w:p>
+      <w:pPr/>
+      <w:r>
+        <w:rPr>
+          <w:lang w:val="zh_TW" w:bidi="zh_TW"/>
+        </w:rPr>
+      </w:r>
+      <w:r>
+        <w:rPr>
+          <w:lang w:val="zh_TW" w:bidi="zh_TW"/>
+        </w:rPr>
+        <w:t>摩西在新約聖經中也被描繪為一位先知。作為先知，他談到了即將來臨的彌賽亞和祂的受苦（</w:t>
+      </w:r>
+      <w:hyperlink r:id="rId111">
+        <w:r>
+          <w:rPr>
+            <w:lang w:val="zh_TW" w:bidi="zh_TW"/>
+          </w:rPr>
+          <w:rPr>
+            <w:color w:val="0000EE"/>
+            <w:u w:val="single"/>
+          </w:rPr>
+          <w:t>路24:25–27</w:t>
+        </w:r>
+      </w:hyperlink>
+      <w:r>
+        <w:rPr>
+          <w:lang w:val="zh_TW" w:bidi="zh_TW"/>
+        </w:rPr>
+        <w:t>；</w:t>
+      </w:r>
+      <w:hyperlink r:id="rId112">
+        <w:r>
+          <w:rPr>
+            <w:lang w:val="zh_TW" w:bidi="zh_TW"/>
+          </w:rPr>
+          <w:rPr>
+            <w:color w:val="0000EE"/>
+            <w:u w:val="single"/>
+          </w:rPr>
+          <w:t>徒3:22</w:t>
+        </w:r>
+      </w:hyperlink>
+      <w:r>
+        <w:rPr>
+          <w:lang w:val="zh_TW" w:bidi="zh_TW"/>
+        </w:rPr>
+        <w:t>）。新約聖經將摩西和耶穌聯繫起來，以展示在新約和舊約之間連貫性。例如：</w:t>
+      </w:r>
+    </w:p>
+    <w:p>
+      <w:pPr>
+        <w:pStyle w:val="ListBullet"/>
+        <w:spacing w:line="240" w:lineRule="auto"/>
+        <w:ind w:left="720"/>
+      </w:pPr>
+      <w:r>
+        <w:rPr>
+          <w:lang w:val="zh_TW" w:bidi="zh_TW"/>
+        </w:rPr>
+      </w:r>
+      <w:r>
+        <w:rPr>
+          <w:lang w:val="zh_TW" w:bidi="zh_TW"/>
+        </w:rPr>
+        <w:t>耶穌誕生的故事與摩西的故事並列，都是神拯救作為嬰兒的他們，逃脫地上統治者的謀殺陰謀（</w:t>
+      </w:r>
+      <w:hyperlink r:id="rId113">
+        <w:r>
+          <w:rPr>
+            <w:lang w:val="zh_TW" w:bidi="zh_TW"/>
+          </w:rPr>
+          <w:rPr>
+            <w:color w:val="0000EE"/>
+            <w:u w:val="single"/>
+          </w:rPr>
+          <w:t>太2:13–18</w:t>
+        </w:r>
+      </w:hyperlink>
+      <w:r>
+        <w:rPr>
+          <w:lang w:val="zh_TW" w:bidi="zh_TW"/>
+        </w:rPr>
+        <w:t>）。</w:t>
+      </w:r>
+    </w:p>
+    <w:p>
+      <w:pPr>
+        <w:pStyle w:val="ListBullet"/>
+        <w:spacing w:line="240" w:lineRule="auto"/>
+        <w:ind w:left="720"/>
+      </w:pPr>
+      <w:r>
+        <w:rPr>
+          <w:lang w:val="zh_TW" w:bidi="zh_TW"/>
+        </w:rPr>
+      </w:r>
+      <w:r>
+        <w:rPr>
+          <w:lang w:val="zh_TW" w:bidi="zh_TW"/>
+        </w:rPr>
+        <w:t>耶穌的登山寶訓反映在西奈山頒佈律法的情景，將祂呈現為神旨意，帶有權威的詮釋者（</w:t>
+      </w:r>
+      <w:hyperlink r:id="rId114">
+        <w:r>
+          <w:rPr>
+            <w:lang w:val="zh_TW" w:bidi="zh_TW"/>
+          </w:rPr>
+          <w:rPr>
+            <w:color w:val="0000EE"/>
+            <w:u w:val="single"/>
+          </w:rPr>
+          <w:t>太5–7章</w:t>
+        </w:r>
+      </w:hyperlink>
+      <w:r>
+        <w:rPr>
+          <w:lang w:val="zh_TW" w:bidi="zh_TW"/>
+        </w:rPr>
+        <w:t>）。</w:t>
+      </w:r>
+    </w:p>
+    <w:p>
+      <w:pPr>
+        <w:pStyle w:val="ListBullet"/>
+        <w:spacing w:line="240" w:lineRule="auto"/>
+        <w:ind w:left="720"/>
+      </w:pPr>
+      <w:r>
+        <w:rPr>
+          <w:lang w:val="zh_TW" w:bidi="zh_TW"/>
+        </w:rPr>
+      </w:r>
+      <w:r>
+        <w:rPr>
+          <w:lang w:val="zh_TW" w:bidi="zh_TW"/>
+        </w:rPr>
+        <w:t>保羅將舊律法，對比加拉太書中與神的新關係。希伯來書的作者，認為摩西頒佈的律法，是為了現在在基督裡使信徒稱義的信心作好準備（</w:t>
+      </w:r>
+      <w:hyperlink r:id="rId115">
+        <w:r>
+          <w:rPr>
+            <w:lang w:val="zh_TW" w:bidi="zh_TW"/>
+          </w:rPr>
+          <w:rPr>
+            <w:color w:val="0000EE"/>
+            <w:u w:val="single"/>
+          </w:rPr>
+          <w:t>希3:5–6</w:t>
+        </w:r>
+      </w:hyperlink>
+      <w:r>
+        <w:rPr>
+          <w:lang w:val="zh_TW" w:bidi="zh_TW"/>
+        </w:rPr>
+        <w:t>；</w:t>
+      </w:r>
+      <w:hyperlink r:id="rId116">
+        <w:r>
+          <w:rPr>
+            <w:lang w:val="zh_TW" w:bidi="zh_TW"/>
+          </w:rPr>
+          <w:rPr>
+            <w:color w:val="0000EE"/>
+            <w:u w:val="single"/>
+          </w:rPr>
+          <w:t>9:11–22</w:t>
+        </w:r>
+      </w:hyperlink>
+      <w:r>
+        <w:rPr>
+          <w:lang w:val="zh_TW" w:bidi="zh_TW"/>
+        </w:rPr>
+        <w:t>）。</w:t>
+      </w:r>
+    </w:p>
+    <w:p>
+      <w:pPr>
+        <w:pStyle w:val="ListBullet"/>
+        <w:spacing w:line="240" w:lineRule="auto"/>
+        <w:ind w:left="720"/>
+      </w:pPr>
+      <w:r>
+        <w:rPr>
+          <w:lang w:val="zh_TW" w:bidi="zh_TW"/>
+        </w:rPr>
+      </w:r>
+      <w:r>
+        <w:rPr>
+          <w:lang w:val="zh_TW" w:bidi="zh_TW"/>
+        </w:rPr>
+        <w:t>約翰福音將藉摩西所給的律法，對比通過耶穌基督而來的恩典和真理（</w:t>
+      </w:r>
+      <w:hyperlink r:id="rId108">
+        <w:r>
+          <w:rPr>
+            <w:lang w:val="zh_TW" w:bidi="zh_TW"/>
+          </w:rPr>
+          <w:rPr>
+            <w:color w:val="0000EE"/>
+            <w:u w:val="single"/>
+          </w:rPr>
+          <w:t>約1:17</w:t>
+        </w:r>
+      </w:hyperlink>
+      <w:r>
+        <w:rPr>
+          <w:lang w:val="zh_TW" w:bidi="zh_TW"/>
+        </w:rPr>
+        <w:t>）。</w:t>
+      </w:r>
+    </w:p>
+    <w:p>
+      <w:pPr>
+        <w:pStyle w:val="ListBullet"/>
+        <w:spacing w:line="240" w:lineRule="auto"/>
+        <w:ind w:left="720"/>
+      </w:pPr>
+      <w:r>
+        <w:rPr>
+          <w:lang w:val="zh_TW" w:bidi="zh_TW"/>
+        </w:rPr>
+      </w:r>
+      <w:r>
+        <w:rPr>
+          <w:lang w:val="zh_TW" w:bidi="zh_TW"/>
+        </w:rPr>
+        <w:t>約翰將曠野中的嗎哪比作耶穌是「生命的糧」（</w:t>
+      </w:r>
+      <w:hyperlink r:id="rId117">
+        <w:r>
+          <w:rPr>
+            <w:lang w:val="zh_TW" w:bidi="zh_TW"/>
+          </w:rPr>
+          <w:rPr>
+            <w:color w:val="0000EE"/>
+            <w:u w:val="single"/>
+          </w:rPr>
+          <w:t>約6:30–35</w:t>
+        </w:r>
+      </w:hyperlink>
+      <w:r>
+        <w:rPr>
+          <w:lang w:val="zh_TW" w:bidi="zh_TW"/>
+        </w:rPr>
+        <w:t>）。</w:t>
+      </w:r>
+    </w:p>
+    <w:p>
+      <w:pPr/>
+      <w:r>
+        <w:rPr>
+          <w:lang w:val="zh_TW" w:bidi="zh_TW"/>
+        </w:rPr>
+      </w:r>
+      <w:r>
+        <w:rPr>
+          <w:lang w:val="zh_TW" w:bidi="zh_TW"/>
+        </w:rPr>
+        <w:t>其它提到摩西或與相關事件的地方包括：</w:t>
+      </w:r>
+    </w:p>
+    <w:p>
+      <w:pPr>
+        <w:pStyle w:val="ListBullet"/>
+        <w:spacing w:line="240" w:lineRule="auto"/>
+        <w:ind w:left="720"/>
+      </w:pPr>
+      <w:r>
+        <w:rPr>
+          <w:lang w:val="zh_TW" w:bidi="zh_TW"/>
+        </w:rPr>
+      </w:r>
+      <w:r>
+        <w:rPr>
+          <w:lang w:val="zh_TW" w:bidi="zh_TW"/>
+        </w:rPr>
+        <w:t>摩西出生（</w:t>
+      </w:r>
+      <w:hyperlink r:id="rId118">
+        <w:r>
+          <w:rPr>
+            <w:lang w:val="zh_TW" w:bidi="zh_TW"/>
+          </w:rPr>
+          <w:rPr>
+            <w:color w:val="0000EE"/>
+            <w:u w:val="single"/>
+          </w:rPr>
+          <w:t>徒7:20</w:t>
+        </w:r>
+      </w:hyperlink>
+      <w:r>
+        <w:rPr>
+          <w:lang w:val="zh_TW" w:bidi="zh_TW"/>
+        </w:rPr>
+        <w:t>；</w:t>
+      </w:r>
+      <w:hyperlink r:id="rId119">
+        <w:r>
+          <w:rPr>
+            <w:lang w:val="zh_TW" w:bidi="zh_TW"/>
+          </w:rPr>
+          <w:rPr>
+            <w:color w:val="0000EE"/>
+            <w:u w:val="single"/>
+          </w:rPr>
+          <w:t>來11:23</w:t>
+        </w:r>
+      </w:hyperlink>
+      <w:r>
+        <w:rPr>
+          <w:lang w:val="zh_TW" w:bidi="zh_TW"/>
+        </w:rPr>
+        <w:t>）</w:t>
+      </w:r>
+    </w:p>
+    <w:p>
+      <w:pPr>
+        <w:pStyle w:val="ListBullet"/>
+        <w:spacing w:line="240" w:lineRule="auto"/>
+        <w:ind w:left="720"/>
+      </w:pPr>
+      <w:r>
+        <w:rPr>
+          <w:lang w:val="zh_TW" w:bidi="zh_TW"/>
+        </w:rPr>
+      </w:r>
+      <w:r>
+        <w:rPr>
+          <w:lang w:val="zh_TW" w:bidi="zh_TW"/>
+        </w:rPr>
+        <w:t>燃燒的荊棘（</w:t>
+      </w:r>
+      <w:hyperlink r:id="rId120">
+        <w:r>
+          <w:rPr>
+            <w:lang w:val="zh_TW" w:bidi="zh_TW"/>
+          </w:rPr>
+          <w:rPr>
+            <w:color w:val="0000EE"/>
+            <w:u w:val="single"/>
+          </w:rPr>
+          <w:t>路20:37</w:t>
+        </w:r>
+      </w:hyperlink>
+      <w:r>
+        <w:rPr>
+          <w:lang w:val="zh_TW" w:bidi="zh_TW"/>
+        </w:rPr>
+        <w:t>）</w:t>
+      </w:r>
+    </w:p>
+    <w:p>
+      <w:pPr>
+        <w:pStyle w:val="ListBullet"/>
+        <w:spacing w:line="240" w:lineRule="auto"/>
+        <w:ind w:left="720"/>
+      </w:pPr>
+      <w:r>
+        <w:rPr>
+          <w:lang w:val="zh_TW" w:bidi="zh_TW"/>
+        </w:rPr>
+      </w:r>
+      <w:r>
+        <w:rPr>
+          <w:lang w:val="zh_TW" w:bidi="zh_TW"/>
+        </w:rPr>
+        <w:t>埃及的術士和假教師（</w:t>
+      </w:r>
+      <w:hyperlink r:id="rId121">
+        <w:r>
+          <w:rPr>
+            <w:lang w:val="zh_TW" w:bidi="zh_TW"/>
+          </w:rPr>
+          <w:rPr>
+            <w:color w:val="0000EE"/>
+            <w:u w:val="single"/>
+          </w:rPr>
+          <w:t>提後3:8</w:t>
+        </w:r>
+      </w:hyperlink>
+      <w:r>
+        <w:rPr>
+          <w:lang w:val="zh_TW" w:bidi="zh_TW"/>
+        </w:rPr>
+        <w:t>）</w:t>
+      </w:r>
+    </w:p>
+    <w:p>
+      <w:pPr>
+        <w:pStyle w:val="ListBullet"/>
+        <w:spacing w:line="240" w:lineRule="auto"/>
+        <w:ind w:left="720"/>
+      </w:pPr>
+      <w:r>
+        <w:rPr>
+          <w:lang w:val="zh_TW" w:bidi="zh_TW"/>
+        </w:rPr>
+      </w:r>
+      <w:r>
+        <w:rPr>
+          <w:lang w:val="zh_TW" w:bidi="zh_TW"/>
+        </w:rPr>
+        <w:t>逾越節（</w:t>
+      </w:r>
+      <w:hyperlink r:id="rId122">
+        <w:r>
+          <w:rPr>
+            <w:lang w:val="zh_TW" w:bidi="zh_TW"/>
+          </w:rPr>
+          <w:rPr>
+            <w:color w:val="0000EE"/>
+            <w:u w:val="single"/>
+          </w:rPr>
+          <w:t>來11:28</w:t>
+        </w:r>
+      </w:hyperlink>
+      <w:r>
+        <w:rPr>
+          <w:lang w:val="zh_TW" w:bidi="zh_TW"/>
+        </w:rPr>
+        <w:t>）</w:t>
+      </w:r>
+    </w:p>
+    <w:p>
+      <w:pPr>
+        <w:pStyle w:val="ListBullet"/>
+        <w:spacing w:line="240" w:lineRule="auto"/>
+        <w:ind w:left="720"/>
+      </w:pPr>
+      <w:r>
+        <w:rPr>
+          <w:lang w:val="zh_TW" w:bidi="zh_TW"/>
+        </w:rPr>
+      </w:r>
+      <w:r>
+        <w:rPr>
+          <w:lang w:val="zh_TW" w:bidi="zh_TW"/>
+        </w:rPr>
+        <w:t>出埃及（</w:t>
+      </w:r>
+      <w:hyperlink r:id="rId123">
+        <w:r>
+          <w:rPr>
+            <w:lang w:val="zh_TW" w:bidi="zh_TW"/>
+          </w:rPr>
+          <w:rPr>
+            <w:color w:val="0000EE"/>
+            <w:u w:val="single"/>
+          </w:rPr>
+          <w:t>來3:16</w:t>
+        </w:r>
+      </w:hyperlink>
+      <w:r>
+        <w:rPr>
+          <w:lang w:val="zh_TW" w:bidi="zh_TW"/>
+        </w:rPr>
+        <w:t>）</w:t>
+      </w:r>
+    </w:p>
+    <w:p>
+      <w:pPr>
+        <w:pStyle w:val="ListBullet"/>
+        <w:spacing w:line="240" w:lineRule="auto"/>
+        <w:ind w:left="720"/>
+      </w:pPr>
+      <w:r>
+        <w:rPr>
+          <w:lang w:val="zh_TW" w:bidi="zh_TW"/>
+        </w:rPr>
+      </w:r>
+      <w:r>
+        <w:rPr>
+          <w:lang w:val="zh_TW" w:bidi="zh_TW"/>
+        </w:rPr>
+        <w:t>過紅海（</w:t>
+      </w:r>
+      <w:hyperlink r:id="rId124">
+        <w:r>
+          <w:rPr>
+            <w:lang w:val="zh_TW" w:bidi="zh_TW"/>
+          </w:rPr>
+          <w:rPr>
+            <w:color w:val="0000EE"/>
+            <w:u w:val="single"/>
+          </w:rPr>
+          <w:t>林前10:2</w:t>
+        </w:r>
+      </w:hyperlink>
+      <w:r>
+        <w:rPr>
+          <w:lang w:val="zh_TW" w:bidi="zh_TW"/>
+        </w:rPr>
+        <w:t>）</w:t>
+      </w:r>
+    </w:p>
+    <w:p>
+      <w:pPr>
+        <w:pStyle w:val="ListBullet"/>
+        <w:spacing w:line="240" w:lineRule="auto"/>
+        <w:ind w:left="720"/>
+      </w:pPr>
+      <w:r>
+        <w:rPr>
+          <w:lang w:val="zh_TW" w:bidi="zh_TW"/>
+        </w:rPr>
+      </w:r>
+      <w:r>
+        <w:rPr>
+          <w:lang w:val="zh_TW" w:bidi="zh_TW"/>
+        </w:rPr>
+        <w:t>西奈盟約中的贖罪祭和耶穌獻上的寶血（</w:t>
+      </w:r>
+      <w:hyperlink r:id="rId125">
+        <w:r>
+          <w:rPr>
+            <w:lang w:val="zh_TW" w:bidi="zh_TW"/>
+          </w:rPr>
+          <w:rPr>
+            <w:color w:val="0000EE"/>
+            <w:u w:val="single"/>
+          </w:rPr>
+          <w:t>太26:28</w:t>
+        </w:r>
+      </w:hyperlink>
+      <w:r>
+        <w:rPr>
+          <w:lang w:val="zh_TW" w:bidi="zh_TW"/>
+        </w:rPr>
+        <w:t>）</w:t>
+      </w:r>
+    </w:p>
+    <w:p>
+      <w:pPr>
+        <w:pStyle w:val="ListBullet"/>
+        <w:spacing w:line="240" w:lineRule="auto"/>
+        <w:ind w:left="720"/>
+      </w:pPr>
+      <w:r>
+        <w:rPr>
+          <w:lang w:val="zh_TW" w:bidi="zh_TW"/>
+        </w:rPr>
+      </w:r>
+      <w:r>
+        <w:rPr>
+          <w:lang w:val="zh_TW" w:bidi="zh_TW"/>
+        </w:rPr>
+        <w:t>嗎哪與靈食（</w:t>
+      </w:r>
+      <w:hyperlink r:id="rId126">
+        <w:r>
+          <w:rPr>
+            <w:lang w:val="zh_TW" w:bidi="zh_TW"/>
+          </w:rPr>
+          <w:rPr>
+            <w:color w:val="0000EE"/>
+            <w:u w:val="single"/>
+          </w:rPr>
+          <w:t>林前10:3</w:t>
+        </w:r>
+      </w:hyperlink>
+      <w:r>
+        <w:rPr>
+          <w:lang w:val="zh_TW" w:bidi="zh_TW"/>
+        </w:rPr>
+        <w:t>）</w:t>
+      </w:r>
+    </w:p>
+    <w:p>
+      <w:pPr>
+        <w:pStyle w:val="ListBullet"/>
+        <w:spacing w:line="240" w:lineRule="auto"/>
+        <w:ind w:left="720"/>
+      </w:pPr>
+      <w:r>
+        <w:rPr>
+          <w:lang w:val="zh_TW" w:bidi="zh_TW"/>
+        </w:rPr>
+      </w:r>
+      <w:r>
+        <w:rPr>
+          <w:lang w:val="zh_TW" w:bidi="zh_TW"/>
+        </w:rPr>
+        <w:t>摩西臉上的榮光（</w:t>
+      </w:r>
+      <w:hyperlink r:id="rId127">
+        <w:r>
+          <w:rPr>
+            <w:lang w:val="zh_TW" w:bidi="zh_TW"/>
+          </w:rPr>
+          <w:rPr>
+            <w:color w:val="0000EE"/>
+            <w:u w:val="single"/>
+          </w:rPr>
+          <w:t>林後3:7–18</w:t>
+        </w:r>
+      </w:hyperlink>
+      <w:r>
+        <w:rPr>
+          <w:lang w:val="zh_TW" w:bidi="zh_TW"/>
+        </w:rPr>
+        <w:t>）</w:t>
+      </w:r>
+    </w:p>
+    <w:p>
+      <w:pPr>
+        <w:pStyle w:val="ListBullet"/>
+        <w:spacing w:line="240" w:lineRule="auto"/>
+        <w:ind w:left="720"/>
+      </w:pPr>
+      <w:r>
+        <w:rPr>
+          <w:lang w:val="zh_TW" w:bidi="zh_TW"/>
+        </w:rPr>
+      </w:r>
+      <w:r>
+        <w:rPr>
+          <w:lang w:val="zh_TW" w:bidi="zh_TW"/>
+        </w:rPr>
+        <w:t>從磐石流出的水與靈水（</w:t>
+      </w:r>
+      <w:hyperlink r:id="rId128">
+        <w:r>
+          <w:rPr>
+            <w:lang w:val="zh_TW" w:bidi="zh_TW"/>
+          </w:rPr>
+          <w:rPr>
+            <w:color w:val="0000EE"/>
+            <w:u w:val="single"/>
+          </w:rPr>
+          <w:t>林前10:4</w:t>
+        </w:r>
+      </w:hyperlink>
+      <w:r>
+        <w:rPr>
+          <w:lang w:val="zh_TW" w:bidi="zh_TW"/>
+        </w:rPr>
+        <w:t>）</w:t>
+      </w:r>
+    </w:p>
+    <w:p>
+      <w:pPr>
+        <w:pStyle w:val="ListBullet"/>
+        <w:spacing w:line="240" w:lineRule="auto"/>
+        <w:ind w:left="720"/>
+      </w:pPr>
+      <w:r>
+        <w:rPr>
+          <w:lang w:val="zh_TW" w:bidi="zh_TW"/>
+        </w:rPr>
+      </w:r>
+      <w:r>
+        <w:rPr>
+          <w:lang w:val="zh_TW" w:bidi="zh_TW"/>
+        </w:rPr>
+        <w:t>銅蛇與人子被舉起（</w:t>
+      </w:r>
+      <w:hyperlink r:id="rId129">
+        <w:r>
+          <w:rPr>
+            <w:lang w:val="zh_TW" w:bidi="zh_TW"/>
+          </w:rPr>
+          <w:rPr>
+            <w:color w:val="0000EE"/>
+            <w:u w:val="single"/>
+          </w:rPr>
+          <w:t>約3:14</w:t>
+        </w:r>
+      </w:hyperlink>
+      <w:r>
+        <w:rPr>
+          <w:lang w:val="zh_TW" w:bidi="zh_TW"/>
+        </w:rPr>
+        <w:t>）</w:t>
+      </w:r>
+    </w:p>
+    <w:p>
+      <w:pPr>
+        <w:pStyle w:val="ListBullet"/>
+        <w:spacing w:line="240" w:lineRule="auto"/>
+        <w:ind w:left="720"/>
+      </w:pPr>
+      <w:r>
+        <w:rPr>
+          <w:lang w:val="zh_TW" w:bidi="zh_TW"/>
+        </w:rPr>
+      </w:r>
+      <w:r>
+        <w:rPr>
+          <w:lang w:val="zh_TW" w:bidi="zh_TW"/>
+        </w:rPr>
+        <w:t>摩西之歌和</w:t>
+      </w:r>
+      <w:r>
+        <w:rPr>
+          <w:lang w:val="zh_TW" w:bidi="zh_TW"/>
+        </w:rPr>
+        <w:t>羔羊之歌</w:t>
+      </w:r>
+      <w:r>
+        <w:rPr>
+          <w:lang w:val="zh_TW" w:bidi="zh_TW"/>
+        </w:rPr>
+        <w:t>（</w:t>
+      </w:r>
+      <w:hyperlink r:id="rId130">
+        <w:r>
+          <w:rPr>
+            <w:lang w:val="zh_TW" w:bidi="zh_TW"/>
+          </w:rPr>
+          <w:rPr>
+            <w:color w:val="0000EE"/>
+            <w:u w:val="single"/>
+          </w:rPr>
+          <w:t>啟15:3</w:t>
+        </w:r>
+      </w:hyperlink>
+      <w:r>
+        <w:rPr>
+          <w:lang w:val="zh_TW" w:bidi="zh_TW"/>
+        </w:rPr>
+        <w:t>）</w:t>
+      </w:r>
+    </w:p>
+    <w:p>
+      <w:pPr/>
+      <w:r>
+        <w:rPr>
+          <w:lang w:val="zh_TW" w:bidi="zh_TW"/>
+        </w:rPr>
       </w:r>
       <w:r>
         <w:rPr>
@@ -1452,7 +5433,109 @@
         <w:rPr>
           <w:lang w:val="zh_TW" w:bidi="zh_TW"/>
         </w:rPr>
-        <w:t>拿鶴（地點）</w:t>
+        <w:t xml:space="preserve"> </w:t>
+      </w:r>
+      <w:r>
+        <w:rPr>
+          <w:lang w:val="zh_TW" w:bidi="zh_TW"/>
+        </w:rPr>
+        <w:t>埃及、埃及人</w:t>
+      </w:r>
+      <w:r>
+        <w:rPr>
+          <w:lang w:val="zh_TW" w:bidi="zh_TW"/>
+        </w:rPr>
+        <w:t>；</w:t>
+      </w:r>
+      <w:r>
+        <w:rPr>
+          <w:lang w:val="zh_TW" w:bidi="zh_TW"/>
+        </w:rPr>
+        <w:t>出埃及</w:t>
+      </w:r>
+      <w:r>
+        <w:rPr>
+          <w:lang w:val="zh_TW" w:bidi="zh_TW"/>
+        </w:rPr>
+        <w:t>；</w:t>
+      </w:r>
+      <w:r>
+        <w:rPr>
+          <w:lang w:val="zh_TW" w:bidi="zh_TW"/>
+        </w:rPr>
+        <w:t>以色列的歷史</w:t>
+      </w:r>
+      <w:r>
+        <w:rPr>
+          <w:lang w:val="zh_TW" w:bidi="zh_TW"/>
+        </w:rPr>
+        <w:t>；</w:t>
+      </w:r>
+      <w:r>
+        <w:rPr>
+          <w:lang w:val="zh_TW" w:bidi="zh_TW"/>
+        </w:rPr>
+        <w:t>埃及十災</w:t>
+      </w:r>
+      <w:r>
+        <w:rPr>
+          <w:lang w:val="zh_TW" w:bidi="zh_TW"/>
+        </w:rPr>
+        <w:t>；</w:t>
+      </w:r>
+      <w:r>
+        <w:rPr>
+          <w:lang w:val="zh_TW" w:bidi="zh_TW"/>
+        </w:rPr>
+        <w:t>祭司與利未人</w:t>
+      </w:r>
+      <w:r>
+        <w:rPr>
+          <w:lang w:val="zh_TW" w:bidi="zh_TW"/>
+        </w:rPr>
+        <w:t>；</w:t>
+      </w:r>
+      <w:r>
+        <w:rPr>
+          <w:lang w:val="zh_TW" w:bidi="zh_TW"/>
+        </w:rPr>
+        <w:t>會幕</w:t>
+      </w:r>
+      <w:r>
+        <w:rPr>
+          <w:lang w:val="zh_TW" w:bidi="zh_TW"/>
+        </w:rPr>
+        <w:t>；</w:t>
+      </w:r>
+      <w:r>
+        <w:rPr>
+          <w:lang w:val="zh_TW" w:bidi="zh_TW"/>
+        </w:rPr>
+        <w:t>聖殿</w:t>
+      </w:r>
+      <w:r>
+        <w:rPr>
+          <w:lang w:val="zh_TW" w:bidi="zh_TW"/>
+        </w:rPr>
+        <w:t>；</w:t>
+      </w:r>
+      <w:r>
+        <w:rPr>
+          <w:lang w:val="zh_TW" w:bidi="zh_TW"/>
+        </w:rPr>
+        <w:t>十誡</w:t>
+      </w:r>
+      <w:r>
+        <w:rPr>
+          <w:lang w:val="zh_TW" w:bidi="zh_TW"/>
+        </w:rPr>
+        <w:t>；</w:t>
+      </w:r>
+      <w:r>
+        <w:rPr>
+          <w:lang w:val="zh_TW" w:bidi="zh_TW"/>
+        </w:rPr>
+        <w:t>曠野漂流</w:t>
       </w:r>
       <w:r>
         <w:rPr>
@@ -1487,44 +5570,1153 @@
         <w:rPr>
           <w:lang w:val="zh_TW" w:bidi="zh_TW"/>
         </w:rPr>
-        <w:t>拿鶴（地點）</w:t>
-      </w:r>
-      <w:r>
-        <w:rPr>
-          <w:lang w:val="zh_TW" w:bidi="zh_TW"/>
-        </w:rPr>
-      </w:r>
-    </w:p>
-    <w:p>
-      <w:pPr/>
-      <w:r>
-        <w:rPr>
-          <w:lang w:val="zh_TW" w:bidi="zh_TW"/>
-        </w:rPr>
-      </w:r>
-      <w:r>
-        <w:rPr>
-          <w:lang w:val="zh_TW" w:bidi="zh_TW"/>
-        </w:rPr>
-        <w:t>一座位於美索不達米亞西北部的城，該城是以撒妻子利百加的家鄉，而拿鶴也是亞伯拉罕兄弟的名字（</w:t>
-      </w:r>
-      <w:hyperlink r:id="rId50">
-        <w:r>
-          <w:rPr>
-            <w:lang w:val="zh_TW" w:bidi="zh_TW"/>
-          </w:rPr>
-          <w:rPr>
-            <w:color w:val="0000EE"/>
-            <w:u w:val="single"/>
-          </w:rPr>
-          <w:t>創24:10</w:t>
-        </w:r>
-      </w:hyperlink>
-      <w:r>
-        <w:rPr>
-          <w:lang w:val="zh_TW" w:bidi="zh_TW"/>
-        </w:rPr>
-        <w:t>）。瑪里（Mari）文獻（公元前18世紀）中，經常將拿鶴稱為拿庫珥（Nakhur），其位置在哈蘭附近的巴利河谷（Balikh River Valley）。這座城很可能是古代部分哈比魯（Habiru）人的居住地，但其確切遺址至今不明。</w:t>
+        <w:t>摩押，摩押人</w:t>
+      </w:r>
+      <w:r>
+        <w:rPr>
+          <w:lang w:val="zh_TW" w:bidi="zh_TW"/>
+        </w:rPr>
+      </w:r>
+    </w:p>
+    <w:p>
+      <w:pPr/>
+      <w:r>
+        <w:rPr>
+          <w:lang w:val="zh_TW" w:bidi="zh_TW"/>
+        </w:rPr>
+      </w:r>
+      <w:r>
+        <w:rPr>
+          <w:lang w:val="zh_TW" w:bidi="zh_TW"/>
+        </w:rPr>
+        <w:t>摩押是外約旦（Transjordan，約旦河以東）中部的一個小國。摩押人是住在摩押地的人。摩押地位於一個高地（plateau）上。約旦河谷的陡峭懸崖在西邊形成一道天然的邊界，將摩押和猶大分隔開來。</w:t>
+      </w:r>
+    </w:p>
+    <w:p>
+      <w:pPr/>
+      <w:r>
+        <w:rPr>
+          <w:lang w:val="zh_TW" w:bidi="zh_TW"/>
+        </w:rPr>
+      </w:r>
+      <w:r>
+        <w:rPr>
+          <w:lang w:val="zh_TW" w:bidi="zh_TW"/>
+        </w:rPr>
+        <w:t>摩押的北部邊界會隨著這個國在不同時期的強弱而改變。摩押強盛的時候，它的版圖會向北延伸到希實本一帶。摩押較弱的時候，亞嫩河（現代的穆吉卜谷〔Wadiel-Mojib〕）就成為它的北界。</w:t>
+      </w:r>
+    </w:p>
+    <w:p>
+      <w:pPr/>
+      <w:r>
+        <w:rPr>
+          <w:lang w:val="zh_TW" w:bidi="zh_TW"/>
+        </w:rPr>
+      </w:r>
+      <w:r>
+        <w:rPr>
+          <w:lang w:val="zh_TW" w:bidi="zh_TW"/>
+        </w:rPr>
+        <w:t>這個國的東界由敘利亞曠野的邊緣構成。這是因為東界標示著可耕種土地的界限。南邊的撒烈河（現代的希薩谷〔Wadiel-Hesa〕）將摩押與鄰近的以東王國分隔開來。</w:t>
+      </w:r>
+    </w:p>
+    <w:p>
+      <w:pPr/>
+      <w:r>
+        <w:rPr>
+          <w:lang w:val="zh_TW" w:bidi="zh_TW"/>
+        </w:rPr>
+      </w:r>
+      <w:r>
+        <w:rPr>
+          <w:lang w:val="zh_TW" w:bidi="zh_TW"/>
+        </w:rPr>
+        <w:t>即使在版圖最大的時候，古代的摩押仍然是一塊相對較小的領土。它南北只有長約96.5公里（60英里），東西只有寬約32.2公里（20英里）。</w:t>
+      </w:r>
+    </w:p>
+    <w:p>
+      <w:pPr>
+        <w:pStyle w:val="Heading3"/>
+      </w:pPr>
+      <w:r>
+        <w:rPr>
+          <w:lang w:val="zh_TW" w:bidi="zh_TW"/>
+        </w:rPr>
+        <w:t>摩押的地形特徵</w:t>
+      </w:r>
+    </w:p>
+    <w:p>
+      <w:pPr/>
+      <w:r>
+        <w:rPr>
+          <w:lang w:val="zh_TW" w:bidi="zh_TW"/>
+        </w:rPr>
+      </w:r>
+      <w:r>
+        <w:rPr>
+          <w:lang w:val="zh_TW" w:bidi="zh_TW"/>
+        </w:rPr>
+        <w:t>摩押大部分地方是起伏平緩的平原（tableland），其間有許多山谷切割而成的深谷。君王大道（King's Highway）是一條重要的古代道路，穿過摩押的中部。這條路線很可能在這地區的歷史中，對軍隊調動與貿易往來都非常重要（</w:t>
+      </w:r>
+      <w:hyperlink r:id="rId131">
+        <w:r>
+          <w:rPr>
+            <w:lang w:val="zh_TW" w:bidi="zh_TW"/>
+          </w:rPr>
+          <w:rPr>
+            <w:color w:val="0000EE"/>
+            <w:u w:val="single"/>
+          </w:rPr>
+          <w:t>民21:21–22</w:t>
+        </w:r>
+      </w:hyperlink>
+      <w:r>
+        <w:rPr>
+          <w:lang w:val="zh_TW" w:bidi="zh_TW"/>
+        </w:rPr>
+        <w:t>；</w:t>
+      </w:r>
+      <w:hyperlink r:id="rId132">
+        <w:r>
+          <w:rPr>
+            <w:lang w:val="zh_TW" w:bidi="zh_TW"/>
+          </w:rPr>
+          <w:rPr>
+            <w:color w:val="0000EE"/>
+            <w:u w:val="single"/>
+          </w:rPr>
+          <w:t>士11:17</w:t>
+        </w:r>
+      </w:hyperlink>
+      <w:r>
+        <w:rPr>
+          <w:lang w:val="zh_TW" w:bidi="zh_TW"/>
+        </w:rPr>
+        <w:t>）。</w:t>
+      </w:r>
+    </w:p>
+    <w:p>
+      <w:pPr/>
+      <w:r>
+        <w:rPr>
+          <w:lang w:val="zh_TW" w:bidi="zh_TW"/>
+        </w:rPr>
+      </w:r>
+      <w:r>
+        <w:rPr>
+          <w:lang w:val="zh_TW" w:bidi="zh_TW"/>
+        </w:rPr>
+        <w:t>摩押的高地一直以優良的牧場聞名，適合放牧牲畜（</w:t>
+      </w:r>
+      <w:hyperlink r:id="rId133">
+        <w:r>
+          <w:rPr>
+            <w:lang w:val="zh_TW" w:bidi="zh_TW"/>
+          </w:rPr>
+          <w:rPr>
+            <w:color w:val="0000EE"/>
+            <w:u w:val="single"/>
+          </w:rPr>
+          <w:t>王下3:4</w:t>
+        </w:r>
+      </w:hyperlink>
+      <w:r>
+        <w:rPr>
+          <w:lang w:val="zh_TW" w:bidi="zh_TW"/>
+        </w:rPr>
+        <w:t>）。摩押的土壤與氣候也很適合種植小麥和大麥等農作物。</w:t>
+      </w:r>
+    </w:p>
+    <w:p>
+      <w:pPr>
+        <w:pStyle w:val="Heading3"/>
+      </w:pPr>
+      <w:r>
+        <w:rPr>
+          <w:lang w:val="zh_TW" w:bidi="zh_TW"/>
+        </w:rPr>
+        <w:t>摩押的起源</w:t>
+      </w:r>
+    </w:p>
+    <w:p>
+      <w:pPr/>
+      <w:r>
+        <w:rPr>
+          <w:lang w:val="zh_TW" w:bidi="zh_TW"/>
+        </w:rPr>
+      </w:r>
+      <w:r>
+        <w:rPr>
+          <w:lang w:val="zh_TW" w:bidi="zh_TW"/>
+        </w:rPr>
+        <w:t>根據</w:t>
+      </w:r>
+      <w:hyperlink r:id="rId134">
+        <w:r>
+          <w:rPr>
+            <w:lang w:val="zh_TW" w:bidi="zh_TW"/>
+          </w:rPr>
+          <w:rPr>
+            <w:color w:val="0000EE"/>
+            <w:u w:val="single"/>
+          </w:rPr>
+          <w:t>創世記十九章37節</w:t>
+        </w:r>
+      </w:hyperlink>
+      <w:r>
+        <w:rPr>
+          <w:lang w:val="zh_TW" w:bidi="zh_TW"/>
+        </w:rPr>
+        <w:t>，摩押人是摩押的後裔。摩押則是羅得和他的大女兒所生的兒子。</w:t>
+      </w:r>
+      <w:hyperlink r:id="rId135">
+        <w:r>
+          <w:rPr>
+            <w:lang w:val="zh_TW" w:bidi="zh_TW"/>
+          </w:rPr>
+          <w:rPr>
+            <w:color w:val="0000EE"/>
+            <w:u w:val="single"/>
+          </w:rPr>
+          <w:t>申命記二章10至11節</w:t>
+        </w:r>
+      </w:hyperlink>
+      <w:r>
+        <w:rPr>
+          <w:lang w:val="zh_TW" w:bidi="zh_TW"/>
+        </w:rPr>
+        <w:t>記載，在摩押人住在這地區以前，有一名叫以米人的族群住在那裡。這些資料與希伯來人預備進入那地的時期有關。然而，聖經並沒有解釋羅得的後裔、以米人，以及希伯來人入侵時期住在摩押地的人之間有什麼關聯。</w:t>
+      </w:r>
+    </w:p>
+    <w:p>
+      <w:pPr/>
+      <w:r>
+        <w:rPr>
+          <w:lang w:val="zh_TW" w:bidi="zh_TW"/>
+        </w:rPr>
+      </w:r>
+      <w:r>
+        <w:rPr>
+          <w:lang w:val="zh_TW" w:bidi="zh_TW"/>
+        </w:rPr>
+        <w:t>到目前為止，歷史學家還沒有找到關於摩押國如何開始的具體資料。這個國大約存在於公元前1300年至公元前600年間。我們對這段時期摩押的歷史與文化所知道的內容，主要來自考古發現與古代文獻，包括埃及、亞述的記載，以及舊約聖經的記述。</w:t>
+      </w:r>
+    </w:p>
+    <w:p>
+      <w:pPr>
+        <w:pStyle w:val="Heading3"/>
+      </w:pPr>
+      <w:r>
+        <w:rPr>
+          <w:lang w:val="zh_TW" w:bidi="zh_TW"/>
+        </w:rPr>
+        <w:t>摩押與以色列的早期關係</w:t>
+      </w:r>
+    </w:p>
+    <w:p>
+      <w:pPr/>
+      <w:r>
+        <w:rPr>
+          <w:lang w:val="zh_TW" w:bidi="zh_TW"/>
+        </w:rPr>
+      </w:r>
+      <w:r>
+        <w:rPr>
+          <w:lang w:val="zh_TW" w:bidi="zh_TW"/>
+        </w:rPr>
+        <w:t>在以色列人穿過約但河以東的土地之前，摩押人已經失去對亞嫩河以北領土的控制。那一帶由亞摩利王西宏統治，他以希實本為都城掌權（</w:t>
+      </w:r>
+      <w:hyperlink r:id="rId136">
+        <w:r>
+          <w:rPr>
+            <w:lang w:val="zh_TW" w:bidi="zh_TW"/>
+          </w:rPr>
+          <w:rPr>
+            <w:color w:val="0000EE"/>
+            <w:u w:val="single"/>
+          </w:rPr>
+          <w:t>民21:13</w:t>
+        </w:r>
+      </w:hyperlink>
+      <w:r>
+        <w:rPr>
+          <w:lang w:val="zh_TW" w:bidi="zh_TW"/>
+        </w:rPr>
+        <w:t>、</w:t>
+      </w:r>
+      <w:hyperlink r:id="rId136">
+        <w:r>
+          <w:rPr>
+            <w:lang w:val="zh_TW" w:bidi="zh_TW"/>
+          </w:rPr>
+          <w:rPr>
+            <w:color w:val="0000EE"/>
+            <w:u w:val="single"/>
+          </w:rPr>
+          <w:t>26</w:t>
+        </w:r>
+      </w:hyperlink>
+      <w:r>
+        <w:rPr>
+          <w:lang w:val="zh_TW" w:bidi="zh_TW"/>
+        </w:rPr>
+        <w:t>）。</w:t>
+      </w:r>
+    </w:p>
+    <w:p>
+      <w:pPr/>
+      <w:r>
+        <w:rPr>
+          <w:lang w:val="zh_TW" w:bidi="zh_TW"/>
+        </w:rPr>
+      </w:r>
+      <w:r>
+        <w:rPr>
+          <w:lang w:val="zh_TW" w:bidi="zh_TW"/>
+        </w:rPr>
+        <w:t>以色列人曾請求准許沿著君王大道穿過以東和摩押，但遭到拒絕。於是他們與西宏爭戰，並在其中一場最著名的戰役中得勝。摩押王巴勒因懼怕以色列可能會攻取他的地，就與以色列人爭戰（</w:t>
+      </w:r>
+      <w:hyperlink r:id="rId137">
+        <w:r>
+          <w:rPr>
+            <w:lang w:val="zh_TW" w:bidi="zh_TW"/>
+          </w:rPr>
+          <w:rPr>
+            <w:color w:val="0000EE"/>
+            <w:u w:val="single"/>
+          </w:rPr>
+          <w:t>民22:6</w:t>
+        </w:r>
+      </w:hyperlink>
+      <w:r>
+        <w:rPr>
+          <w:lang w:val="zh_TW" w:bidi="zh_TW"/>
+        </w:rPr>
+        <w:t>；</w:t>
+      </w:r>
+      <w:hyperlink r:id="rId138">
+        <w:r>
+          <w:rPr>
+            <w:lang w:val="zh_TW" w:bidi="zh_TW"/>
+          </w:rPr>
+          <w:rPr>
+            <w:color w:val="0000EE"/>
+            <w:u w:val="single"/>
+          </w:rPr>
+          <w:t>書24:9</w:t>
+        </w:r>
+      </w:hyperlink>
+      <w:r>
+        <w:rPr>
+          <w:lang w:val="zh_TW" w:bidi="zh_TW"/>
+        </w:rPr>
+        <w:t>）。他又雇用美索不達米亞的占卜者巴蘭，咒詛以色列人（</w:t>
+      </w:r>
+      <w:hyperlink r:id="rId87">
+        <w:r>
+          <w:rPr>
+            <w:lang w:val="zh_TW" w:bidi="zh_TW"/>
+          </w:rPr>
+          <w:rPr>
+            <w:color w:val="0000EE"/>
+            <w:u w:val="single"/>
+          </w:rPr>
+          <w:t>民22–24章</w:t>
+        </w:r>
+      </w:hyperlink>
+      <w:r>
+        <w:rPr>
+          <w:lang w:val="zh_TW" w:bidi="zh_TW"/>
+        </w:rPr>
+        <w:t>）。</w:t>
+      </w:r>
+    </w:p>
+    <w:p>
+      <w:pPr/>
+      <w:r>
+        <w:rPr>
+          <w:lang w:val="zh_TW" w:bidi="zh_TW"/>
+        </w:rPr>
+      </w:r>
+      <w:r>
+        <w:rPr>
+          <w:lang w:val="zh_TW" w:bidi="zh_TW"/>
+        </w:rPr>
+        <w:t>呂便支派和迦得支派定居在西宏的地界裡。亞嫩河成為以色列和摩押之間的邊界（</w:t>
+      </w:r>
+      <w:hyperlink r:id="rId139">
+        <w:r>
+          <w:rPr>
+            <w:lang w:val="zh_TW" w:bidi="zh_TW"/>
+          </w:rPr>
+          <w:rPr>
+            <w:color w:val="0000EE"/>
+            <w:u w:val="single"/>
+          </w:rPr>
+          <w:t>32</w:t>
+        </w:r>
+      </w:hyperlink>
+      <w:r>
+        <w:rPr>
+          <w:lang w:val="zh_TW" w:bidi="zh_TW"/>
+        </w:rPr>
+        <w:t>章）。亞嫩河以北的土地從前曾由摩押控制。以色列人從西宏王手中奪取那地之後，這一帶就成為衝突的來源。後來，以色列人在什亭這地方拜偶像（</w:t>
+      </w:r>
+      <w:hyperlink r:id="rId140">
+        <w:r>
+          <w:rPr>
+            <w:lang w:val="zh_TW" w:bidi="zh_TW"/>
+          </w:rPr>
+          <w:rPr>
+            <w:color w:val="0000EE"/>
+            <w:u w:val="single"/>
+          </w:rPr>
+          <w:t>25</w:t>
+        </w:r>
+      </w:hyperlink>
+      <w:r>
+        <w:rPr>
+          <w:lang w:val="zh_TW" w:bidi="zh_TW"/>
+        </w:rPr>
+        <w:t>章）。</w:t>
+      </w:r>
+    </w:p>
+    <w:p>
+      <w:pPr>
+        <w:pStyle w:val="Heading3"/>
+      </w:pPr>
+      <w:r>
+        <w:rPr>
+          <w:lang w:val="zh_TW" w:bidi="zh_TW"/>
+        </w:rPr>
+        <w:t>士師時期與路得記</w:t>
+      </w:r>
+    </w:p>
+    <w:p>
+      <w:pPr/>
+      <w:r>
+        <w:rPr>
+          <w:lang w:val="zh_TW" w:bidi="zh_TW"/>
+        </w:rPr>
+      </w:r>
+      <w:r>
+        <w:rPr>
+          <w:lang w:val="zh_TW" w:bidi="zh_TW"/>
+        </w:rPr>
+        <w:t>有一段時期，摩押王伊磯倫管轄了約旦河兩岸的希伯來各支派，直到以笏將他殺死（</w:t>
+      </w:r>
+      <w:hyperlink r:id="rId141">
+        <w:r>
+          <w:rPr>
+            <w:lang w:val="zh_TW" w:bidi="zh_TW"/>
+          </w:rPr>
+          <w:rPr>
+            <w:color w:val="0000EE"/>
+            <w:u w:val="single"/>
+          </w:rPr>
+          <w:t>士3:12–30</w:t>
+        </w:r>
+      </w:hyperlink>
+      <w:r>
+        <w:rPr>
+          <w:lang w:val="zh_TW" w:bidi="zh_TW"/>
+        </w:rPr>
+        <w:t>）。到了耶弗他作士師的時候，以色列人已經重新控制摩押北部（</w:t>
+      </w:r>
+      <w:hyperlink r:id="rId142">
+        <w:r>
+          <w:rPr>
+            <w:lang w:val="zh_TW" w:bidi="zh_TW"/>
+          </w:rPr>
+          <w:rPr>
+            <w:color w:val="0000EE"/>
+            <w:u w:val="single"/>
+          </w:rPr>
+          <w:t>11:26</w:t>
+        </w:r>
+      </w:hyperlink>
+      <w:r>
+        <w:rPr>
+          <w:lang w:val="zh_TW" w:bidi="zh_TW"/>
+        </w:rPr>
+        <w:t>）。路得記顯示，摩押與以色列也曾有一些時期彼此和平相處。</w:t>
+      </w:r>
+    </w:p>
+    <w:p>
+      <w:pPr>
+        <w:pStyle w:val="Heading3"/>
+      </w:pPr>
+      <w:r>
+        <w:rPr>
+          <w:lang w:val="zh_TW" w:bidi="zh_TW"/>
+        </w:rPr>
+        <w:t>從王國時期到巴比倫征服時期</w:t>
+      </w:r>
+    </w:p>
+    <w:p>
+      <w:pPr/>
+      <w:r>
+        <w:rPr>
+          <w:lang w:val="zh_TW" w:bidi="zh_TW"/>
+        </w:rPr>
+      </w:r>
+      <w:r>
+        <w:rPr>
+          <w:lang w:val="zh_TW" w:bidi="zh_TW"/>
+        </w:rPr>
+        <w:t>在掃羅和大衛作王的時候（公元前11世紀末到10世紀中期），摩押與以色列一直交戰。以色列在這些衝突中通常佔上風（</w:t>
+      </w:r>
+      <w:hyperlink r:id="rId143">
+        <w:r>
+          <w:rPr>
+            <w:lang w:val="zh_TW" w:bidi="zh_TW"/>
+          </w:rPr>
+          <w:rPr>
+            <w:color w:val="0000EE"/>
+            <w:u w:val="single"/>
+          </w:rPr>
+          <w:t>撒上14:47</w:t>
+        </w:r>
+      </w:hyperlink>
+      <w:r>
+        <w:rPr>
+          <w:lang w:val="zh_TW" w:bidi="zh_TW"/>
+        </w:rPr>
+        <w:t>；</w:t>
+      </w:r>
+      <w:hyperlink r:id="rId144">
+        <w:r>
+          <w:rPr>
+            <w:lang w:val="zh_TW" w:bidi="zh_TW"/>
+          </w:rPr>
+          <w:rPr>
+            <w:color w:val="0000EE"/>
+            <w:u w:val="single"/>
+          </w:rPr>
+          <w:t>撒下8:2</w:t>
+        </w:r>
+      </w:hyperlink>
+      <w:r>
+        <w:rPr>
+          <w:lang w:val="zh_TW" w:bidi="zh_TW"/>
+        </w:rPr>
+        <w:t>）。羅門王的後宮裡有摩押女子。他也為摩押人的主要的神基抹築了一座丘壇（</w:t>
+      </w:r>
+      <w:hyperlink r:id="rId145">
+        <w:r>
+          <w:rPr>
+            <w:lang w:val="zh_TW" w:bidi="zh_TW"/>
+          </w:rPr>
+          <w:rPr>
+            <w:color w:val="0000EE"/>
+            <w:u w:val="single"/>
+          </w:rPr>
+          <w:t>王上11:1</w:t>
+        </w:r>
+      </w:hyperlink>
+      <w:r>
+        <w:rPr>
+          <w:lang w:val="zh_TW" w:bidi="zh_TW"/>
+        </w:rPr>
+        <w:t>、</w:t>
+      </w:r>
+      <w:hyperlink r:id="rId145">
+        <w:r>
+          <w:rPr>
+            <w:lang w:val="zh_TW" w:bidi="zh_TW"/>
+          </w:rPr>
+          <w:rPr>
+            <w:color w:val="0000EE"/>
+            <w:u w:val="single"/>
+          </w:rPr>
+          <w:t>7</w:t>
+        </w:r>
+      </w:hyperlink>
+      <w:r>
+        <w:rPr>
+          <w:lang w:val="zh_TW" w:bidi="zh_TW"/>
+        </w:rPr>
+        <w:t>）。</w:t>
+      </w:r>
+    </w:p>
+    <w:p>
+      <w:pPr/>
+      <w:r>
+        <w:rPr>
+          <w:lang w:val="zh_TW" w:bidi="zh_TW"/>
+        </w:rPr>
+      </w:r>
+      <w:r>
+        <w:rPr>
+          <w:lang w:val="zh_TW" w:bidi="zh_TW"/>
+        </w:rPr>
+        <w:t>以色列國在公元前930年分裂之後，摩押曾短暫享有一段獨立時期。到了公元前九世紀，以色列王暗利和亞哈控制了摩押以及摩押王米沙，這段獨立時期就結束了。著名的摩押石碑（Moabite Stone）記載了米沙與暗利王朝之間的衝突。這塊石碑以及其它較短的文獻顯示，摩押文與舊約聖經的希伯來文非常相近。</w:t>
+      </w:r>
+    </w:p>
+    <w:p>
+      <w:pPr/>
+      <w:r>
+        <w:rPr>
+          <w:lang w:val="zh_TW" w:bidi="zh_TW"/>
+        </w:rPr>
+      </w:r>
+      <w:r>
+        <w:rPr>
+          <w:lang w:val="zh_TW" w:bidi="zh_TW"/>
+        </w:rPr>
+        <w:t>摩押繼續與鄰國（以色列、猶大、以東，尤其是亞述）爭戰。這些爭戰一直持續到公元前六世紀初，巴比倫王尼布甲尼撒毀滅了摩押國（</w:t>
+      </w:r>
+      <w:hyperlink r:id="rId146">
+        <w:r>
+          <w:rPr>
+            <w:lang w:val="zh_TW" w:bidi="zh_TW"/>
+          </w:rPr>
+          <w:rPr>
+            <w:color w:val="0000EE"/>
+            <w:u w:val="single"/>
+          </w:rPr>
+          <w:t>結25:8–11</w:t>
+        </w:r>
+      </w:hyperlink>
+      <w:r>
+        <w:rPr>
+          <w:lang w:val="zh_TW" w:bidi="zh_TW"/>
+        </w:rPr>
+        <w:t>）。這些衝突也記在亞述的文獻裡，讓我們知道摩押在公元前八世紀末成為亞述的附庸國。這些衝突也記在舊約聖經裡（</w:t>
+      </w:r>
+      <w:hyperlink r:id="rId147">
+        <w:r>
+          <w:rPr>
+            <w:lang w:val="zh_TW" w:bidi="zh_TW"/>
+          </w:rPr>
+          <w:rPr>
+            <w:color w:val="0000EE"/>
+            <w:u w:val="single"/>
+          </w:rPr>
+          <w:t>王下3章</w:t>
+        </w:r>
+      </w:hyperlink>
+      <w:r>
+        <w:rPr>
+          <w:lang w:val="zh_TW" w:bidi="zh_TW"/>
+        </w:rPr>
+        <w:t>，</w:t>
+      </w:r>
+      <w:hyperlink r:id="rId148">
+        <w:r>
+          <w:rPr>
+            <w:lang w:val="zh_TW" w:bidi="zh_TW"/>
+          </w:rPr>
+          <w:rPr>
+            <w:color w:val="0000EE"/>
+            <w:u w:val="single"/>
+          </w:rPr>
+          <w:t>10:32–33</w:t>
+        </w:r>
+      </w:hyperlink>
+      <w:r>
+        <w:rPr>
+          <w:lang w:val="zh_TW" w:bidi="zh_TW"/>
+        </w:rPr>
+        <w:t>，</w:t>
+      </w:r>
+      <w:hyperlink r:id="rId149">
+        <w:r>
+          <w:rPr>
+            <w:lang w:val="zh_TW" w:bidi="zh_TW"/>
+          </w:rPr>
+          <w:rPr>
+            <w:color w:val="0000EE"/>
+            <w:u w:val="single"/>
+          </w:rPr>
+          <w:t>13:20</w:t>
+        </w:r>
+      </w:hyperlink>
+      <w:r>
+        <w:rPr>
+          <w:lang w:val="zh_TW" w:bidi="zh_TW"/>
+        </w:rPr>
+        <w:t>，</w:t>
+      </w:r>
+      <w:hyperlink r:id="rId150">
+        <w:r>
+          <w:rPr>
+            <w:lang w:val="zh_TW" w:bidi="zh_TW"/>
+          </w:rPr>
+          <w:rPr>
+            <w:color w:val="0000EE"/>
+            <w:u w:val="single"/>
+          </w:rPr>
+          <w:t>24:2</w:t>
+        </w:r>
+      </w:hyperlink>
+      <w:r>
+        <w:rPr>
+          <w:lang w:val="zh_TW" w:bidi="zh_TW"/>
+        </w:rPr>
+        <w:t>）。</w:t>
+      </w:r>
+    </w:p>
+    <w:p>
+      <w:pPr/>
+      <w:r>
+        <w:rPr>
+          <w:lang w:val="zh_TW" w:bidi="zh_TW"/>
+        </w:rPr>
+      </w:r>
+      <w:r>
+        <w:rPr>
+          <w:lang w:val="zh_TW" w:bidi="zh_TW"/>
+        </w:rPr>
+        <w:t>摩押、以色列、猶大之間的仇恨，在幾段針對摩押人的預言裡尤其清楚可見（</w:t>
+      </w:r>
+      <w:hyperlink r:id="rId151">
+        <w:r>
+          <w:rPr>
+            <w:lang w:val="zh_TW" w:bidi="zh_TW"/>
+          </w:rPr>
+          <w:rPr>
+            <w:color w:val="0000EE"/>
+            <w:u w:val="single"/>
+          </w:rPr>
+          <w:t>賽15–16章</w:t>
+        </w:r>
+      </w:hyperlink>
+      <w:r>
+        <w:rPr>
+          <w:lang w:val="zh_TW" w:bidi="zh_TW"/>
+        </w:rPr>
+        <w:t>；</w:t>
+      </w:r>
+      <w:hyperlink r:id="rId152">
+        <w:r>
+          <w:rPr>
+            <w:lang w:val="zh_TW" w:bidi="zh_TW"/>
+          </w:rPr>
+          <w:rPr>
+            <w:color w:val="0000EE"/>
+            <w:u w:val="single"/>
+          </w:rPr>
+          <w:t>耶9:25–26</w:t>
+        </w:r>
+      </w:hyperlink>
+      <w:r>
+        <w:rPr>
+          <w:lang w:val="zh_TW" w:bidi="zh_TW"/>
+        </w:rPr>
+        <w:t>，</w:t>
+      </w:r>
+      <w:hyperlink r:id="rId153">
+        <w:r>
+          <w:rPr>
+            <w:lang w:val="zh_TW" w:bidi="zh_TW"/>
+          </w:rPr>
+          <w:rPr>
+            <w:color w:val="0000EE"/>
+            <w:u w:val="single"/>
+          </w:rPr>
+          <w:t>48章</w:t>
+        </w:r>
+      </w:hyperlink>
+      <w:r>
+        <w:rPr>
+          <w:lang w:val="zh_TW" w:bidi="zh_TW"/>
+        </w:rPr>
+        <w:t>；</w:t>
+      </w:r>
+      <w:hyperlink r:id="rId154">
+        <w:r>
+          <w:rPr>
+            <w:lang w:val="zh_TW" w:bidi="zh_TW"/>
+          </w:rPr>
+          <w:rPr>
+            <w:color w:val="0000EE"/>
+            <w:u w:val="single"/>
+          </w:rPr>
+          <w:t>摩2:1–3</w:t>
+        </w:r>
+      </w:hyperlink>
+      <w:r>
+        <w:rPr>
+          <w:lang w:val="zh_TW" w:bidi="zh_TW"/>
+        </w:rPr>
+        <w:t>；</w:t>
+      </w:r>
+      <w:hyperlink r:id="rId155">
+        <w:r>
+          <w:rPr>
+            <w:lang w:val="zh_TW" w:bidi="zh_TW"/>
+          </w:rPr>
+          <w:rPr>
+            <w:color w:val="0000EE"/>
+            <w:u w:val="single"/>
+          </w:rPr>
+          <w:t>番2:8–11</w:t>
+        </w:r>
+      </w:hyperlink>
+      <w:r>
+        <w:rPr>
+          <w:lang w:val="zh_TW" w:bidi="zh_TW"/>
+        </w:rPr>
+        <w:t>）。這些經文提到了古代摩押的一些主要城（尼波、米底巴、希實本、底本、亞珥、吉珥、何羅念）。</w:t>
+      </w:r>
+    </w:p>
+    <w:p>
+      <w:pPr>
+        <w:pStyle w:val="Heading3"/>
+      </w:pPr>
+      <w:r>
+        <w:rPr>
+          <w:lang w:val="zh_TW" w:bidi="zh_TW"/>
+        </w:rPr>
+        <w:t>摩押後期的歷史</w:t>
+      </w:r>
+    </w:p>
+    <w:p>
+      <w:pPr/>
+      <w:r>
+        <w:rPr>
+          <w:lang w:val="zh_TW" w:bidi="zh_TW"/>
+        </w:rPr>
+      </w:r>
+      <w:r>
+        <w:rPr>
+          <w:lang w:val="zh_TW" w:bidi="zh_TW"/>
+        </w:rPr>
+        <w:t>巴比倫征服摩押之後，波斯人控制了摩押地區。許多阿拉伯民族遷入那地，尤其是拿巴提人（Nabateans）。雖然摩押國再沒有建立起來，但在舊約聖經較後期的時候，經文仍提到了摩押人的後裔（</w:t>
+      </w:r>
+      <w:hyperlink r:id="rId156">
+        <w:r>
+          <w:rPr>
+            <w:lang w:val="zh_TW" w:bidi="zh_TW"/>
+          </w:rPr>
+          <w:rPr>
+            <w:color w:val="0000EE"/>
+            <w:u w:val="single"/>
+          </w:rPr>
+          <w:t>拉9:1</w:t>
+        </w:r>
+      </w:hyperlink>
+      <w:r>
+        <w:rPr>
+          <w:lang w:val="zh_TW" w:bidi="zh_TW"/>
+        </w:rPr>
+        <w:t>；</w:t>
+      </w:r>
+      <w:hyperlink r:id="rId157">
+        <w:r>
+          <w:rPr>
+            <w:lang w:val="zh_TW" w:bidi="zh_TW"/>
+          </w:rPr>
+          <w:rPr>
+            <w:color w:val="0000EE"/>
+            <w:u w:val="single"/>
+          </w:rPr>
+          <w:t>尼13:1</w:t>
+        </w:r>
+      </w:hyperlink>
+      <w:r>
+        <w:rPr>
+          <w:lang w:val="zh_TW" w:bidi="zh_TW"/>
+        </w:rPr>
+        <w:t>、</w:t>
+      </w:r>
+      <w:hyperlink r:id="rId157">
+        <w:r>
+          <w:rPr>
+            <w:lang w:val="zh_TW" w:bidi="zh_TW"/>
+          </w:rPr>
+          <w:rPr>
+            <w:color w:val="0000EE"/>
+            <w:u w:val="single"/>
+          </w:rPr>
+          <w:t>23</w:t>
+        </w:r>
+      </w:hyperlink>
+      <w:r>
+        <w:rPr>
+          <w:lang w:val="zh_TW" w:bidi="zh_TW"/>
+        </w:rPr>
+        <w:t>）。被擄歸回的猶太群體關注著要遵行</w:t>
+      </w:r>
+      <w:hyperlink r:id="rId158">
+        <w:r>
+          <w:rPr>
+            <w:lang w:val="zh_TW" w:bidi="zh_TW"/>
+          </w:rPr>
+          <w:rPr>
+            <w:color w:val="0000EE"/>
+            <w:u w:val="single"/>
+          </w:rPr>
+          <w:t>申命記二十三章3至6節</w:t>
+        </w:r>
+      </w:hyperlink>
+      <w:r>
+        <w:rPr>
+          <w:lang w:val="zh_TW" w:bidi="zh_TW"/>
+        </w:rPr>
+        <w:t>所寫的律法，那律法限制摩押人不可入耶和華的會。</w:t>
+      </w:r>
+    </w:p>
+    <w:p>
+      <w:pPr/>
+      <w:r>
+        <w:rPr>
+          <w:lang w:val="zh_TW" w:bidi="zh_TW"/>
+        </w:rPr>
+      </w:r>
+      <w:r>
+        <w:rPr>
+          <w:lang w:val="zh_TW" w:bidi="zh_TW"/>
+        </w:rPr>
+        <w:t>公元106年，摩押地區成為羅馬的阿拉伯省份的一部分。考古研究也補充了許多關於摩押歷史與文化的資料，涵蓋從史前時期直到奧斯曼（Ottoman）時期。</w:t>
+      </w:r>
+    </w:p>
+    <w:p>
+      <w:pPr>
+        <w:pStyle w:val="Heading3"/>
+      </w:pPr>
+      <w:r>
+        <w:rPr>
+          <w:lang w:val="zh_TW" w:bidi="zh_TW"/>
+        </w:rPr>
+        <w:t>摩押的宗教</w:t>
+      </w:r>
+    </w:p>
+    <w:p>
+      <w:pPr/>
+      <w:r>
+        <w:rPr>
+          <w:lang w:val="zh_TW" w:bidi="zh_TW"/>
+        </w:rPr>
+      </w:r>
+      <w:r>
+        <w:rPr>
+          <w:lang w:val="zh_TW" w:bidi="zh_TW"/>
+        </w:rPr>
+        <w:t>在公元前第三千年和公元前第二千年期間，摩押的宗教可能與迦南人的相似。然而，後來摩押人的宗教逐漸發展成一套獨特的體系。</w:t>
+      </w:r>
+    </w:p>
+    <w:p>
+      <w:pPr/>
+      <w:r>
+        <w:rPr>
+          <w:lang w:val="zh_TW" w:bidi="zh_TW"/>
+        </w:rPr>
+      </w:r>
+      <w:r>
+        <w:rPr>
+          <w:lang w:val="zh_TW" w:bidi="zh_TW"/>
+        </w:rPr>
+        <w:t>雖然摩押人敬拜其它神，但基抹是他們主要的民族之神。舊約聖經稱摩押人為「基抹的民」（</w:t>
+      </w:r>
+      <w:hyperlink r:id="rId159">
+        <w:r>
+          <w:rPr>
+            <w:lang w:val="zh_TW" w:bidi="zh_TW"/>
+          </w:rPr>
+          <w:rPr>
+            <w:color w:val="0000EE"/>
+            <w:u w:val="single"/>
+          </w:rPr>
+          <w:t>民21:29</w:t>
+        </w:r>
+      </w:hyperlink>
+      <w:r>
+        <w:rPr>
+          <w:lang w:val="zh_TW" w:bidi="zh_TW"/>
+        </w:rPr>
+        <w:t>；</w:t>
+      </w:r>
+      <w:hyperlink r:id="rId160">
+        <w:r>
+          <w:rPr>
+            <w:lang w:val="zh_TW" w:bidi="zh_TW"/>
+          </w:rPr>
+          <w:rPr>
+            <w:color w:val="0000EE"/>
+            <w:u w:val="single"/>
+          </w:rPr>
+          <w:t>耶48:46</w:t>
+        </w:r>
+      </w:hyperlink>
+      <w:r>
+        <w:rPr>
+          <w:lang w:val="zh_TW" w:bidi="zh_TW"/>
+        </w:rPr>
+        <w:t>）。「基抹」經常出現在摩押人的人名裡，顯示這位神對他們來說非常重要。摩押石碑中大約提到基抹十二次。這些記載通常將他描寫成一位戰神，帶領他的百姓與仇敵爭戰。</w:t>
+      </w:r>
+    </w:p>
+    <w:p>
+      <w:pPr/>
+      <w:r>
+        <w:rPr>
+          <w:lang w:val="zh_TW" w:bidi="zh_TW"/>
+        </w:rPr>
+      </w:r>
+      <w:r>
+        <w:rPr>
+          <w:lang w:val="zh_TW" w:bidi="zh_TW"/>
+        </w:rPr>
+        <w:t>摩押人尋求眾神的指引與恩待。摩押人尊重占卜者（能預測將來的人）和神諭（眾神的信息；見</w:t>
+      </w:r>
+      <w:hyperlink r:id="rId87">
+        <w:r>
+          <w:rPr>
+            <w:lang w:val="zh_TW" w:bidi="zh_TW"/>
+          </w:rPr>
+          <w:rPr>
+            <w:color w:val="0000EE"/>
+            <w:u w:val="single"/>
+          </w:rPr>
+          <w:t>民22–24章</w:t>
+        </w:r>
+      </w:hyperlink>
+      <w:r>
+        <w:rPr>
+          <w:lang w:val="zh_TW" w:bidi="zh_TW"/>
+        </w:rPr>
+        <w:t>）。摩押人的宗教包括祭司制度和獻祭體系（</w:t>
+      </w:r>
+      <w:hyperlink r:id="rId161">
+        <w:r>
+          <w:rPr>
+            <w:lang w:val="zh_TW" w:bidi="zh_TW"/>
+          </w:rPr>
+          <w:rPr>
+            <w:color w:val="0000EE"/>
+            <w:u w:val="single"/>
+          </w:rPr>
+          <w:t>耶48:7</w:t>
+        </w:r>
+      </w:hyperlink>
+      <w:r>
+        <w:rPr>
+          <w:lang w:val="zh_TW" w:bidi="zh_TW"/>
+        </w:rPr>
+        <w:t>；</w:t>
+      </w:r>
+      <w:hyperlink r:id="rId162">
+        <w:r>
+          <w:rPr>
+            <w:lang w:val="zh_TW" w:bidi="zh_TW"/>
+          </w:rPr>
+          <w:rPr>
+            <w:color w:val="0000EE"/>
+            <w:u w:val="single"/>
+          </w:rPr>
+          <w:t>民22:40–23:30</w:t>
+        </w:r>
+      </w:hyperlink>
+      <w:r>
+        <w:rPr>
+          <w:lang w:val="zh_TW" w:bidi="zh_TW"/>
+        </w:rPr>
+        <w:t>，</w:t>
+      </w:r>
+      <w:hyperlink r:id="rId163">
+        <w:r>
+          <w:rPr>
+            <w:lang w:val="zh_TW" w:bidi="zh_TW"/>
+          </w:rPr>
+          <w:rPr>
+            <w:color w:val="0000EE"/>
+            <w:u w:val="single"/>
+          </w:rPr>
+          <w:t>25:1–5</w:t>
+        </w:r>
+      </w:hyperlink>
+      <w:r>
+        <w:rPr>
+          <w:lang w:val="zh_TW" w:bidi="zh_TW"/>
+        </w:rPr>
+        <w:t>；</w:t>
+      </w:r>
+      <w:hyperlink r:id="rId164">
+        <w:r>
+          <w:rPr>
+            <w:lang w:val="zh_TW" w:bidi="zh_TW"/>
+          </w:rPr>
+          <w:rPr>
+            <w:color w:val="0000EE"/>
+            <w:u w:val="single"/>
+          </w:rPr>
+          <w:t>王下3:27</w:t>
+        </w:r>
+      </w:hyperlink>
+      <w:r>
+        <w:rPr>
+          <w:lang w:val="zh_TW" w:bidi="zh_TW"/>
+        </w:rPr>
+        <w:t>；</w:t>
+      </w:r>
+      <w:hyperlink r:id="rId165">
+        <w:r>
+          <w:rPr>
+            <w:lang w:val="zh_TW" w:bidi="zh_TW"/>
+          </w:rPr>
+          <w:rPr>
+            <w:color w:val="0000EE"/>
+            <w:u w:val="single"/>
+          </w:rPr>
+          <w:t>耶48:35</w:t>
+        </w:r>
+      </w:hyperlink>
+      <w:r>
+        <w:rPr>
+          <w:lang w:val="zh_TW" w:bidi="zh_TW"/>
+        </w:rPr>
+        <w:t>）。</w:t>
+      </w:r>
+    </w:p>
+    <w:p>
+      <w:pPr/>
+      <w:r>
+        <w:rPr>
+          <w:lang w:val="zh_TW" w:bidi="zh_TW"/>
+        </w:rPr>
+      </w:r>
+      <w:r>
+        <w:rPr>
+          <w:lang w:val="zh_TW" w:bidi="zh_TW"/>
+        </w:rPr>
+        <w:t>直到今日，考古仍未發現摩押人的神廟。不過，摩押石碑和舊約聖經都提到過它們曾經存在（</w:t>
+      </w:r>
+      <w:hyperlink r:id="rId166">
+        <w:r>
+          <w:rPr>
+            <w:lang w:val="zh_TW" w:bidi="zh_TW"/>
+          </w:rPr>
+          <w:rPr>
+            <w:color w:val="0000EE"/>
+            <w:u w:val="single"/>
+          </w:rPr>
+          <w:t>王上11:7</w:t>
+        </w:r>
+      </w:hyperlink>
+      <w:r>
+        <w:rPr>
+          <w:lang w:val="zh_TW" w:bidi="zh_TW"/>
+        </w:rPr>
+        <w:t>；</w:t>
+      </w:r>
+      <w:hyperlink r:id="rId167">
+        <w:r>
+          <w:rPr>
+            <w:lang w:val="zh_TW" w:bidi="zh_TW"/>
+          </w:rPr>
+          <w:rPr>
+            <w:color w:val="0000EE"/>
+            <w:u w:val="single"/>
+          </w:rPr>
+          <w:t>王下23:13</w:t>
+        </w:r>
+      </w:hyperlink>
+      <w:r>
+        <w:rPr>
+          <w:lang w:val="zh_TW" w:bidi="zh_TW"/>
+        </w:rPr>
+        <w:t>）。在底本發現的墳墓裡擺滿了經過細心排列的物品，顯示摩押人相信死後仍有生命。</w:t>
       </w:r>
     </w:p>
     <w:p>
@@ -1545,7 +6737,19 @@
         <w:rPr>
           <w:lang w:val="zh_TW" w:bidi="zh_TW"/>
         </w:rPr>
-        <w:t>拿鶴（人物）#2</w:t>
+        <w:t>迦南神和宗教</w:t>
+      </w:r>
+      <w:r>
+        <w:rPr>
+          <w:lang w:val="zh_TW" w:bidi="zh_TW"/>
+        </w:rPr>
+        <w:t>；</w:t>
+      </w:r>
+      <w:r>
+        <w:rPr>
+          <w:lang w:val="zh_TW" w:bidi="zh_TW"/>
+        </w:rPr>
+        <w:t>摩押石碑</w:t>
       </w:r>
       <w:r>
         <w:rPr>
@@ -1580,12 +6784,37 @@
         <w:rPr>
           <w:lang w:val="zh_TW" w:bidi="zh_TW"/>
         </w:rPr>
-        <w:t>拿瑪（人物）</w:t>
-      </w:r>
-      <w:r>
-        <w:rPr>
-          <w:lang w:val="zh_TW" w:bidi="zh_TW"/>
-        </w:rPr>
+        <w:t>磨</w:t>
+      </w:r>
+      <w:r>
+        <w:rPr>
+          <w:lang w:val="zh_TW" w:bidi="zh_TW"/>
+        </w:rPr>
+      </w:r>
+    </w:p>
+    <w:p>
+      <w:pPr/>
+      <w:r>
+        <w:rPr>
+          <w:lang w:val="zh_TW" w:bidi="zh_TW"/>
+        </w:rPr>
+      </w:r>
+      <w:r>
+        <w:rPr>
+          <w:lang w:val="zh_TW" w:bidi="zh_TW"/>
+        </w:rPr>
+        <w:t>磨是由兩塊圓形的石頭組成（稱為磨石），是用來將五穀磨成麵粉。古代藝術作品與中東地區的考古遺址都顯示，人們早已使用磨石來研磨五穀。這些遺跡可追溯到新石器時代（Neolithic period，約公元前8300至4500年）。最早期的磨是手磨，後來技術逐漸改進，但基本原理始終沒有改變：下方的石頭放五穀，上方的石頭在其上移動，將穀物磨成麵粉。希伯來文中表示「磨」的詞，正是指這兩個不可或缺的部分。</w:t>
+      </w:r>
+    </w:p>
+    <w:p>
+      <w:pPr>
+        <w:pStyle w:val="Heading4"/>
+      </w:pPr>
+      <w:r>
+        <w:rPr>
+          <w:lang w:val="zh_TW" w:bidi="zh_TW"/>
+        </w:rPr>
+        <w:t>磨的類型</w:t>
       </w:r>
     </w:p>
     <w:p>
@@ -1607,18 +6836,85 @@
         <w:rPr>
           <w:lang w:val="zh_TW" w:bidi="zh_TW"/>
         </w:rPr>
-        <w:t>在該隱後代的名單中，洗拉和拉麥的女兒（</w:t>
-      </w:r>
-      <w:hyperlink r:id="rId54">
-        <w:r>
-          <w:rPr>
-            <w:lang w:val="zh_TW" w:bidi="zh_TW"/>
-          </w:rPr>
-          <w:rPr>
-            <w:color w:val="0000EE"/>
-            <w:u w:val="single"/>
-          </w:rPr>
-          <w:t>創4:22</w:t>
+        <w:t>最早期的磨的類型是</w:t>
+      </w:r>
+      <w:r>
+        <w:rPr>
+          <w:b/>
+          <w:lang w:val="zh_TW" w:bidi="zh_TW"/>
+        </w:rPr>
+        <w:t>鞍形磨</w:t>
+      </w:r>
+      <w:r>
+        <w:rPr>
+          <w:lang w:val="zh_TW" w:bidi="zh_TW"/>
+        </w:rPr>
+        <w:t>。它由一塊略呈凹形的粗底石，以及一塊凸形的磨石組成。底石的寬度約為45.7至76.2公分（18至30英吋），一端比另一端厚。在希伯來文中，這塊底石稱為「下面的部分」，或稱「下磨石」（</w:t>
+      </w:r>
+      <w:hyperlink r:id="rId168">
+        <w:r>
+          <w:rPr>
+            <w:lang w:val="zh_TW" w:bidi="zh_TW"/>
+          </w:rPr>
+          <w:rPr>
+            <w:color w:val="0000EE"/>
+            <w:u w:val="single"/>
+          </w:rPr>
+          <w:t>伯41:24</w:t>
+        </w:r>
+      </w:hyperlink>
+      <w:r>
+        <w:rPr>
+          <w:lang w:val="zh_TW" w:bidi="zh_TW"/>
+        </w:rPr>
+        <w:t>）。上方的磨石稱為「上面的部分」，或稱「上磨石」（</w:t>
+      </w:r>
+      <w:hyperlink r:id="rId169">
+        <w:r>
+          <w:rPr>
+            <w:lang w:val="zh_TW" w:bidi="zh_TW"/>
+          </w:rPr>
+          <w:rPr>
+            <w:color w:val="0000EE"/>
+            <w:u w:val="single"/>
+          </w:rPr>
+          <w:t>士9:53</w:t>
+        </w:r>
+      </w:hyperlink>
+      <w:r>
+        <w:rPr>
+          <w:lang w:val="zh_TW" w:bidi="zh_TW"/>
+        </w:rPr>
+        <w:t>；</w:t>
+      </w:r>
+      <w:hyperlink r:id="rId170">
+        <w:r>
+          <w:rPr>
+            <w:lang w:val="zh_TW" w:bidi="zh_TW"/>
+          </w:rPr>
+          <w:rPr>
+            <w:color w:val="0000EE"/>
+            <w:u w:val="single"/>
+          </w:rPr>
+          <w:t>撒下11:21</w:t>
+        </w:r>
+      </w:hyperlink>
+      <w:r>
+        <w:rPr>
+          <w:lang w:val="zh_TW" w:bidi="zh_TW"/>
+        </w:rPr>
+        <w:t>），長度約為15.2至38.1公分（6至15英吋）。它一面平坦，另一面略呈圓弧，方便用手握持。研磨五穀時，人們把上磨石在下磨石上的五穀上來回推動。用這種方式一次只能磨少量的五穀（</w:t>
+      </w:r>
+      <w:hyperlink r:id="rId171">
+        <w:r>
+          <w:rPr>
+            <w:lang w:val="zh_TW" w:bidi="zh_TW"/>
+          </w:rPr>
+          <w:rPr>
+            <w:color w:val="0000EE"/>
+            <w:u w:val="single"/>
+          </w:rPr>
+          <w:t>創18:6</w:t>
         </w:r>
       </w:hyperlink>
       <w:r>
@@ -1643,79 +6939,266 @@
         <w:rPr>
           <w:lang w:val="zh_TW" w:bidi="zh_TW"/>
         </w:rPr>
-        <w:t>所羅門王的其中一位妻子。她來自亞捫（</w:t>
-      </w:r>
-      <w:hyperlink r:id="rId55">
-        <w:r>
-          <w:rPr>
-            <w:lang w:val="zh_TW" w:bidi="zh_TW"/>
-          </w:rPr>
-          <w:rPr>
-            <w:color w:val="0000EE"/>
-            <w:u w:val="single"/>
-          </w:rPr>
-          <w:t>王上14:21</w:t>
-        </w:r>
-      </w:hyperlink>
-      <w:r>
-        <w:rPr>
-          <w:lang w:val="zh_TW" w:bidi="zh_TW"/>
-        </w:rPr>
-        <w:t>、</w:t>
-      </w:r>
-      <w:hyperlink r:id="rId55">
-        <w:r>
-          <w:rPr>
-            <w:lang w:val="zh_TW" w:bidi="zh_TW"/>
-          </w:rPr>
-          <w:rPr>
-            <w:color w:val="0000EE"/>
-            <w:u w:val="single"/>
-          </w:rPr>
-          <w:t>31</w:t>
-        </w:r>
-      </w:hyperlink>
+        <w:t>後來出現的一種手磨，使用兩塊圓形石頭。下磨石的上表面有時向內凹，有時向外凸；上磨石的形狀則配合下磨石而成。有些磨在上磨石中央開有漏斗形的孔，用來倒入五穀。上磨石邊緣插著一根木釘，方便人轉動磨石；轉動時，上磨石將五穀壓碎，碎粒便沿著邊緣流出。人們常用黑色玄武岩（Black basalt）來製作磨石，因為它表面粗糙，具有良好的切削效果。這種磨通常由一個人操作，但有時也需要兩個人一起使用（</w:t>
+      </w:r>
+      <w:hyperlink r:id="rId172">
+        <w:r>
+          <w:rPr>
+            <w:lang w:val="zh_TW" w:bidi="zh_TW"/>
+          </w:rPr>
+          <w:rPr>
+            <w:color w:val="0000EE"/>
+            <w:u w:val="single"/>
+          </w:rPr>
+          <w:t>太24:41</w:t>
+        </w:r>
+      </w:hyperlink>
+      <w:r>
+        <w:rPr>
+          <w:lang w:val="zh_TW" w:bidi="zh_TW"/>
+        </w:rPr>
+        <w:t>）。</w:t>
+      </w:r>
+    </w:p>
+    <w:p>
+      <w:pPr/>
+      <w:r>
+        <w:rPr>
+          <w:lang w:val="zh_TW" w:bidi="zh_TW"/>
+        </w:rPr>
+      </w:r>
+      <w:r>
+        <w:rPr>
+          <w:lang w:val="zh_TW" w:bidi="zh_TW"/>
+        </w:rPr>
+        <w:t>手磨對日常生活極為重要，因此律法禁止把人的磨石拿去作為債務的抵押品。這條律法保護家庭，不致失去製作做餅之麵粉的工具（</w:t>
+      </w:r>
+      <w:hyperlink r:id="rId173">
+        <w:r>
+          <w:rPr>
+            <w:lang w:val="zh_TW" w:bidi="zh_TW"/>
+          </w:rPr>
+          <w:rPr>
+            <w:color w:val="0000EE"/>
+            <w:u w:val="single"/>
+          </w:rPr>
+          <w:t>申24:6</w:t>
+        </w:r>
+      </w:hyperlink>
+      <w:r>
+        <w:rPr>
+          <w:lang w:val="zh_TW" w:bidi="zh_TW"/>
+        </w:rPr>
+        <w:t>）。磨石十分沉重，若從高處砸在人的頭上，足以致命；亞比米勒就是這樣被擊殺的（</w:t>
+      </w:r>
+      <w:hyperlink r:id="rId169">
+        <w:r>
+          <w:rPr>
+            <w:lang w:val="zh_TW" w:bidi="zh_TW"/>
+          </w:rPr>
+          <w:rPr>
+            <w:color w:val="0000EE"/>
+            <w:u w:val="single"/>
+          </w:rPr>
+          <w:t>士9:53</w:t>
+        </w:r>
+      </w:hyperlink>
+      <w:r>
+        <w:rPr>
+          <w:lang w:val="zh_TW" w:bidi="zh_TW"/>
+        </w:rPr>
+        <w:t>；參</w:t>
+      </w:r>
+      <w:hyperlink r:id="rId170">
+        <w:r>
+          <w:rPr>
+            <w:lang w:val="zh_TW" w:bidi="zh_TW"/>
+          </w:rPr>
+          <w:rPr>
+            <w:color w:val="0000EE"/>
+            <w:u w:val="single"/>
+          </w:rPr>
+          <w:t>撒下11:21</w:t>
+        </w:r>
+      </w:hyperlink>
+      <w:r>
+        <w:rPr>
+          <w:lang w:val="zh_TW" w:bidi="zh_TW"/>
+        </w:rPr>
+        <w:t>）。</w:t>
+      </w:r>
+    </w:p>
+    <w:p>
+      <w:pPr>
+        <w:pStyle w:val="Heading4"/>
+      </w:pPr>
+      <w:r>
+        <w:rPr>
+          <w:lang w:val="zh_TW" w:bidi="zh_TW"/>
+        </w:rPr>
+        <w:t>磨五穀</w:t>
+      </w:r>
+    </w:p>
+    <w:p>
+      <w:pPr/>
+      <w:r>
+        <w:rPr>
+          <w:lang w:val="zh_TW" w:bidi="zh_TW"/>
+        </w:rPr>
+      </w:r>
+      <w:r>
+        <w:rPr>
+          <w:lang w:val="zh_TW" w:bidi="zh_TW"/>
+        </w:rPr>
+        <w:t>磨五穀通常是僕人（</w:t>
+      </w:r>
+      <w:hyperlink r:id="rId50">
+        <w:r>
+          <w:rPr>
+            <w:lang w:val="zh_TW" w:bidi="zh_TW"/>
+          </w:rPr>
+          <w:rPr>
+            <w:color w:val="0000EE"/>
+            <w:u w:val="single"/>
+          </w:rPr>
+          <w:t>出11:5</w:t>
+        </w:r>
+      </w:hyperlink>
+      <w:r>
+        <w:rPr>
+          <w:lang w:val="zh_TW" w:bidi="zh_TW"/>
+        </w:rPr>
+        <w:t>）或婦女（</w:t>
+      </w:r>
+      <w:hyperlink r:id="rId174">
+        <w:r>
+          <w:rPr>
+            <w:lang w:val="zh_TW" w:bidi="zh_TW"/>
+          </w:rPr>
+          <w:rPr>
+            <w:color w:val="0000EE"/>
+            <w:u w:val="single"/>
+          </w:rPr>
+          <w:t>賽47:2</w:t>
+        </w:r>
+      </w:hyperlink>
+      <w:r>
+        <w:rPr>
+          <w:lang w:val="zh_TW" w:bidi="zh_TW"/>
+        </w:rPr>
+        <w:t>）的工作。在巴勒斯坦的每一個村莊裡，幾乎每天都能聽見磨穀的聲音；一旦這聲音停止，就表示那個村莊已經荒廢（</w:t>
+      </w:r>
+      <w:hyperlink r:id="rId175">
+        <w:r>
+          <w:rPr>
+            <w:lang w:val="zh_TW" w:bidi="zh_TW"/>
+          </w:rPr>
+          <w:rPr>
+            <w:color w:val="0000EE"/>
+            <w:u w:val="single"/>
+          </w:rPr>
+          <w:t>耶25:10</w:t>
+        </w:r>
+      </w:hyperlink>
+      <w:r>
+        <w:rPr>
+          <w:lang w:val="zh_TW" w:bidi="zh_TW"/>
+        </w:rPr>
+        <w:t>）。</w:t>
+      </w:r>
+    </w:p>
+    <w:p>
+      <w:pPr>
+        <w:pStyle w:val="Heading4"/>
+      </w:pPr>
+      <w:r>
+        <w:rPr>
+          <w:lang w:val="zh_TW" w:bidi="zh_TW"/>
+        </w:rPr>
+        <w:t>公用磨</w:t>
+      </w:r>
+    </w:p>
+    <w:p>
+      <w:pPr/>
+      <w:r>
+        <w:rPr>
+          <w:lang w:val="zh_TW" w:bidi="zh_TW"/>
+        </w:rPr>
+      </w:r>
+      <w:r>
+        <w:rPr>
+          <w:lang w:val="zh_TW" w:bidi="zh_TW"/>
+        </w:rPr>
+        <w:t>人們也會用牲畜來推動較大型的公用磨。公用磨是一塊又大又重的磨石，直徑可能約為1.2至1.5公尺（四至五英尺），會將其立著沿邊緣滾動；人會將一根木杆穿過磨石中央，木杆繞著一根直立的柱子轉動，運作方式與今日東方一些地區仍在使用的磨坊相似。參孫很可能被迫使用這種磨，替非利士人磨穀（</w:t>
+      </w:r>
+      <w:hyperlink r:id="rId176">
+        <w:r>
+          <w:rPr>
+            <w:lang w:val="zh_TW" w:bidi="zh_TW"/>
+          </w:rPr>
+          <w:rPr>
+            <w:color w:val="0000EE"/>
+            <w:u w:val="single"/>
+          </w:rPr>
+          <w:t>士16:21</w:t>
+        </w:r>
+      </w:hyperlink>
+      <w:r>
+        <w:rPr>
+          <w:lang w:val="zh_TW" w:bidi="zh_TW"/>
+        </w:rPr>
+        <w:t>）。</w:t>
+      </w:r>
+    </w:p>
+    <w:p>
+      <w:pPr/>
+      <w:r>
+        <w:rPr>
+          <w:lang w:val="zh_TW" w:bidi="zh_TW"/>
+        </w:rPr>
+      </w:r>
+      <w:r>
+        <w:rPr>
+          <w:i/>
+          <w:lang w:val="zh_TW" w:bidi="zh_TW"/>
+        </w:rPr>
+        <w:t xml:space="preserve">另見 </w:t>
+      </w:r>
+      <w:r>
+        <w:rPr>
+          <w:lang w:val="zh_TW" w:bidi="zh_TW"/>
+        </w:rPr>
+        <w:t>食物和食物準備</w:t>
+      </w:r>
       <w:r>
         <w:rPr>
           <w:lang w:val="zh_TW" w:bidi="zh_TW"/>
         </w:rPr>
         <w:t>；</w:t>
       </w:r>
-      <w:hyperlink r:id="rId56">
-        <w:r>
-          <w:rPr>
-            <w:lang w:val="zh_TW" w:bidi="zh_TW"/>
-          </w:rPr>
-          <w:rPr>
-            <w:color w:val="0000EE"/>
-            <w:u w:val="single"/>
-          </w:rPr>
-          <w:t>代下12:13</w:t>
-        </w:r>
-      </w:hyperlink>
-      <w:r>
-        <w:rPr>
-          <w:lang w:val="zh_TW" w:bidi="zh_TW"/>
-        </w:rPr>
-        <w:t>）。可以確定她要為所羅門的偶像崇拜負起部分責任。她的兒子羅波安在所羅門去世後統治猶大（</w:t>
-      </w:r>
-      <w:hyperlink r:id="rId57">
-        <w:r>
-          <w:rPr>
-            <w:lang w:val="zh_TW" w:bidi="zh_TW"/>
-          </w:rPr>
-          <w:rPr>
-            <w:color w:val="0000EE"/>
-            <w:u w:val="single"/>
-          </w:rPr>
-          <w:t>王上14:21–24</w:t>
-        </w:r>
-      </w:hyperlink>
-      <w:r>
-        <w:rPr>
-          <w:lang w:val="zh_TW" w:bidi="zh_TW"/>
-        </w:rPr>
-        <w:t>）。</w:t>
+      <w:r>
+        <w:rPr>
+          <w:lang w:val="zh_TW" w:bidi="zh_TW"/>
+        </w:rPr>
+        <w:t>餅</w:t>
+      </w:r>
+      <w:r>
+        <w:rPr>
+          <w:lang w:val="zh_TW" w:bidi="zh_TW"/>
+        </w:rPr>
+        <w:t>；</w:t>
+      </w:r>
+      <w:r>
+        <w:rPr>
+          <w:lang w:val="zh_TW" w:bidi="zh_TW"/>
+        </w:rPr>
+        <w:t>農業</w:t>
+      </w:r>
+      <w:r>
+        <w:rPr>
+          <w:lang w:val="zh_TW" w:bidi="zh_TW"/>
+        </w:rPr>
+        <w:t>。</w:t>
       </w:r>
       <w:r>
         <w:rPr>
@@ -1744,324 +7227,44 @@
         <w:rPr>
           <w:lang w:val="zh_TW" w:bidi="zh_TW"/>
         </w:rPr>
-        <w:t>拿撒勒</w:t>
-      </w:r>
-      <w:r>
-        <w:rPr>
-          <w:lang w:val="zh_TW" w:bidi="zh_TW"/>
-        </w:rPr>
-      </w:r>
-    </w:p>
-    <w:p>
-      <w:pPr/>
-      <w:r>
-        <w:rPr>
-          <w:lang w:val="zh_TW" w:bidi="zh_TW"/>
-        </w:rPr>
-      </w:r>
-      <w:r>
-        <w:rPr>
-          <w:lang w:val="zh_TW" w:bidi="zh_TW"/>
-        </w:rPr>
-        <w:t>羅馬帝國加利利省的一個村莊，是約瑟、馬利亞和耶穌的家鄉。拿撒勒一直是個偏僻的小鎮。在舊約、次經、兩約之間時期的猶太文獻或約瑟夫的歷史著作中，都沒有提到這個地方。該城位於黎巴嫩南部山脈的石灰岩丘陵中，靠近以斯得倫（Esdraelon）平原北側，三面環山，形成了一個氣候溫和、適合水果和野花生長的庇護谷地。雖然拿撒勒附近有貿易路線和道路經過，但該村莊本身並不位於任何主要道路上。拿撒勒位於加利利海以西約15英里（24.1公里），地中海以東約20英里（32.2公里），而耶路撒冷則位於其南方約70英里（112.6公里）處。考古遺跡顯示，古代的拿撒勒比現今的村莊更靠近西邊的山丘（參</w:t>
-      </w:r>
-      <w:hyperlink r:id="rId58">
-        <w:r>
-          <w:rPr>
-            <w:lang w:val="zh_TW" w:bidi="zh_TW"/>
-          </w:rPr>
-          <w:rPr>
-            <w:color w:val="0000EE"/>
-            <w:u w:val="single"/>
-          </w:rPr>
-          <w:t>路4:29</w:t>
-        </w:r>
-      </w:hyperlink>
-      <w:r>
-        <w:rPr>
-          <w:lang w:val="zh_TW" w:bidi="zh_TW"/>
-        </w:rPr>
-        <w:t>）。在基督時代，拿撒勒及整個加利利南部地區都處於猶太生活的主流範圍之外，這也提供了拿但業對腓力所說「拿撒勒還能出甚麼好的嗎？」（見</w:t>
-      </w:r>
-      <w:hyperlink r:id="rId59">
-        <w:r>
-          <w:rPr>
-            <w:lang w:val="zh_TW" w:bidi="zh_TW"/>
-          </w:rPr>
-          <w:rPr>
-            <w:color w:val="0000EE"/>
-            <w:u w:val="single"/>
-          </w:rPr>
-          <w:t>約1:46</w:t>
-        </w:r>
-      </w:hyperlink>
-      <w:r>
-        <w:rPr>
-          <w:lang w:val="zh_TW" w:bidi="zh_TW"/>
-        </w:rPr>
-        <w:t>）這句諷刺話的背景。</w:t>
-      </w:r>
-    </w:p>
-    <w:p>
-      <w:pPr/>
-      <w:r>
-        <w:rPr>
-          <w:lang w:val="zh_TW" w:bidi="zh_TW"/>
-        </w:rPr>
-      </w:r>
-      <w:r>
-        <w:rPr>
-          <w:lang w:val="zh_TW" w:bidi="zh_TW"/>
-        </w:rPr>
-        <w:t>拿撒勒首次在新約中被提及，是作為馬利亞和約瑟的家鄉（</w:t>
-      </w:r>
-      <w:hyperlink r:id="rId60">
-        <w:r>
-          <w:rPr>
-            <w:lang w:val="zh_TW" w:bidi="zh_TW"/>
-          </w:rPr>
-          <w:rPr>
-            <w:color w:val="0000EE"/>
-            <w:u w:val="single"/>
-          </w:rPr>
-          <w:t>路1:26–27</w:t>
-        </w:r>
-      </w:hyperlink>
-      <w:r>
-        <w:rPr>
-          <w:lang w:val="zh_TW" w:bidi="zh_TW"/>
-        </w:rPr>
-        <w:t>）。耶穌在祂父母的祖籍伯利恆（位於南方約80英里或128.7公里處）出生後不久，馬利亞和約瑟便返回拿撒勒（</w:t>
-      </w:r>
-      <w:hyperlink r:id="rId61">
-        <w:r>
-          <w:rPr>
-            <w:lang w:val="zh_TW" w:bidi="zh_TW"/>
-          </w:rPr>
-          <w:rPr>
-            <w:color w:val="0000EE"/>
-            <w:u w:val="single"/>
-          </w:rPr>
-          <w:t>太2:23</w:t>
-        </w:r>
-      </w:hyperlink>
-      <w:r>
-        <w:rPr>
-          <w:lang w:val="zh_TW" w:bidi="zh_TW"/>
-        </w:rPr>
-        <w:t>；</w:t>
-      </w:r>
-      <w:hyperlink r:id="rId62">
-        <w:r>
-          <w:rPr>
-            <w:lang w:val="zh_TW" w:bidi="zh_TW"/>
-          </w:rPr>
-          <w:rPr>
-            <w:color w:val="0000EE"/>
-            <w:u w:val="single"/>
-          </w:rPr>
-          <w:t>路2:39</w:t>
-        </w:r>
-      </w:hyperlink>
-      <w:r>
-        <w:rPr>
-          <w:lang w:val="zh_TW" w:bidi="zh_TW"/>
-        </w:rPr>
-        <w:t>）。耶穌在那裡長大（</w:t>
-      </w:r>
-      <w:hyperlink r:id="rId63">
-        <w:r>
-          <w:rPr>
-            <w:lang w:val="zh_TW" w:bidi="zh_TW"/>
-          </w:rPr>
-          <w:rPr>
-            <w:color w:val="0000EE"/>
-            <w:u w:val="single"/>
-          </w:rPr>
-          <w:t>路2:39–40、51</w:t>
-        </w:r>
-      </w:hyperlink>
-      <w:r>
-        <w:rPr>
-          <w:lang w:val="zh_TW" w:bidi="zh_TW"/>
-        </w:rPr>
-        <w:t>），後來離開村莊前往約旦河接受約翰的洗禮（</w:t>
-      </w:r>
-      <w:hyperlink r:id="rId64">
-        <w:r>
-          <w:rPr>
-            <w:lang w:val="zh_TW" w:bidi="zh_TW"/>
-          </w:rPr>
-          <w:rPr>
-            <w:color w:val="0000EE"/>
-            <w:u w:val="single"/>
-          </w:rPr>
-          <w:t>可1:9</w:t>
-        </w:r>
-      </w:hyperlink>
-      <w:r>
-        <w:rPr>
-          <w:lang w:val="zh_TW" w:bidi="zh_TW"/>
-        </w:rPr>
-        <w:t>）。約翰被捕後，耶穌搬到迦百農居住（</w:t>
-      </w:r>
-      <w:hyperlink r:id="rId65">
-        <w:r>
-          <w:rPr>
-            <w:lang w:val="zh_TW" w:bidi="zh_TW"/>
-          </w:rPr>
-          <w:rPr>
-            <w:color w:val="0000EE"/>
-            <w:u w:val="single"/>
-          </w:rPr>
-          <w:t>太4:13</w:t>
-        </w:r>
-      </w:hyperlink>
-      <w:r>
-        <w:rPr>
-          <w:lang w:val="zh_TW" w:bidi="zh_TW"/>
-        </w:rPr>
-        <w:t>）。雖然耶穌經常被人以祂的童年成長的城而稱為「拿撒勒人耶穌」（見</w:t>
-      </w:r>
-      <w:hyperlink r:id="rId66">
-        <w:r>
-          <w:rPr>
-            <w:lang w:val="zh_TW" w:bidi="zh_TW"/>
-          </w:rPr>
-          <w:rPr>
-            <w:color w:val="0000EE"/>
-            <w:u w:val="single"/>
-          </w:rPr>
-          <w:t>可10:47</w:t>
-        </w:r>
-      </w:hyperlink>
-      <w:r>
-        <w:rPr>
-          <w:lang w:val="zh_TW" w:bidi="zh_TW"/>
-        </w:rPr>
-        <w:t>；</w:t>
-      </w:r>
-      <w:hyperlink r:id="rId67">
-        <w:r>
-          <w:rPr>
-            <w:lang w:val="zh_TW" w:bidi="zh_TW"/>
-          </w:rPr>
-          <w:rPr>
-            <w:color w:val="0000EE"/>
-            <w:u w:val="single"/>
-          </w:rPr>
-          <w:t>約18:5、7</w:t>
-        </w:r>
-      </w:hyperlink>
-      <w:r>
-        <w:rPr>
-          <w:lang w:val="zh_TW" w:bidi="zh_TW"/>
-        </w:rPr>
-        <w:t>；</w:t>
-      </w:r>
-      <w:hyperlink r:id="rId68">
-        <w:r>
-          <w:rPr>
-            <w:lang w:val="zh_TW" w:bidi="zh_TW"/>
-          </w:rPr>
-          <w:rPr>
-            <w:color w:val="0000EE"/>
-            <w:u w:val="single"/>
-          </w:rPr>
-          <w:t>徒2:22</w:t>
-        </w:r>
-      </w:hyperlink>
-      <w:r>
-        <w:rPr>
-          <w:lang w:val="zh_TW" w:bidi="zh_TW"/>
-        </w:rPr>
-        <w:t>），但新約僅記載耶穌在事工期間只回過拿撒勒一次。那次祂在會堂中講道，但卻被鎮民拒絕（</w:t>
-      </w:r>
-      <w:hyperlink r:id="rId69">
-        <w:r>
-          <w:rPr>
-            <w:lang w:val="zh_TW" w:bidi="zh_TW"/>
-          </w:rPr>
-          <w:rPr>
-            <w:color w:val="0000EE"/>
-            <w:u w:val="single"/>
-          </w:rPr>
-          <w:t>路4:16–30</w:t>
-        </w:r>
-      </w:hyperlink>
-      <w:r>
-        <w:rPr>
-          <w:lang w:val="zh_TW" w:bidi="zh_TW"/>
-        </w:rPr>
-        <w:t>；參</w:t>
-      </w:r>
-      <w:hyperlink r:id="rId70">
-        <w:r>
-          <w:rPr>
-            <w:lang w:val="zh_TW" w:bidi="zh_TW"/>
-          </w:rPr>
-          <w:rPr>
-            <w:color w:val="0000EE"/>
-            <w:u w:val="single"/>
-          </w:rPr>
-          <w:t>太13:54–58</w:t>
-        </w:r>
-      </w:hyperlink>
-      <w:r>
-        <w:rPr>
-          <w:lang w:val="zh_TW" w:bidi="zh_TW"/>
-        </w:rPr>
-        <w:t>；</w:t>
-      </w:r>
-      <w:hyperlink r:id="rId71">
-        <w:r>
-          <w:rPr>
-            <w:lang w:val="zh_TW" w:bidi="zh_TW"/>
-          </w:rPr>
-          <w:rPr>
-            <w:color w:val="0000EE"/>
-            <w:u w:val="single"/>
-          </w:rPr>
-          <w:t>可6:1–6</w:t>
-        </w:r>
-      </w:hyperlink>
-      <w:r>
-        <w:rPr>
-          <w:lang w:val="zh_TW" w:bidi="zh_TW"/>
-        </w:rPr>
-        <w:t>）。耶穌的跟隨者也被譏諷地稱為「拿撒勒教黨（Nazarenes）」（</w:t>
-      </w:r>
-      <w:hyperlink r:id="rId72">
-        <w:r>
-          <w:rPr>
-            <w:lang w:val="zh_TW" w:bidi="zh_TW"/>
-          </w:rPr>
-          <w:rPr>
-            <w:color w:val="0000EE"/>
-            <w:u w:val="single"/>
-          </w:rPr>
-          <w:t>徒24:5</w:t>
-        </w:r>
-      </w:hyperlink>
-      <w:r>
-        <w:rPr>
-          <w:lang w:val="zh_TW" w:bidi="zh_TW"/>
-        </w:rPr>
-        <w:t>）。</w:t>
-      </w:r>
-    </w:p>
-    <w:p>
-      <w:pPr/>
-      <w:r>
-        <w:rPr>
-          <w:lang w:val="zh_TW" w:bidi="zh_TW"/>
-        </w:rPr>
-      </w:r>
-      <w:r>
-        <w:rPr>
-          <w:lang w:val="zh_TW" w:bidi="zh_TW"/>
-        </w:rPr>
-        <w:t>拿撒勒一直是猶太人的城，直到君士坦丁皇帝（卒於公元327年）時期，它才成為基督徒朝聖的聖地。大約在公元600年，在拿撒勒建造了一座大型聖殿。阿拉伯人和十字軍先後控制該村莊，直到公元1517年村莊被土耳其人佔領，他們驅逐了所有的基督徒。基督徒於公元1620年返回，該城成為重要的基督教中心。</w:t>
+        <w:t>抹利（Mahali）</w:t>
+      </w:r>
+      <w:r>
+        <w:rPr>
+          <w:lang w:val="zh_TW" w:bidi="zh_TW"/>
+        </w:rPr>
+      </w:r>
+    </w:p>
+    <w:p>
+      <w:pPr/>
+      <w:r>
+        <w:rPr>
+          <w:lang w:val="zh_TW" w:bidi="zh_TW"/>
+        </w:rPr>
+      </w:r>
+      <w:r>
+        <w:rPr>
+          <w:lang w:val="zh_TW" w:bidi="zh_TW"/>
+        </w:rPr>
+        <w:t>有英文譯本在</w:t>
+      </w:r>
+      <w:hyperlink r:id="rId177">
+        <w:r>
+          <w:rPr>
+            <w:lang w:val="zh_TW" w:bidi="zh_TW"/>
+          </w:rPr>
+          <w:rPr>
+            <w:color w:val="0000EE"/>
+            <w:u w:val="single"/>
+          </w:rPr>
+          <w:t>出埃及記六章19節</w:t>
+        </w:r>
+      </w:hyperlink>
+      <w:r>
+        <w:rPr>
+          <w:lang w:val="zh_TW" w:bidi="zh_TW"/>
+        </w:rPr>
+        <w:t>中將米拉利的兒子抹利（Mahli）拼寫為Mahali。</w:t>
       </w:r>
     </w:p>
     <w:p>
@@ -2076,7 +7279,7 @@
           <w:i/>
           <w:lang w:val="zh_TW" w:bidi="zh_TW"/>
         </w:rPr>
-        <w:t>另見</w:t>
+        <w:t>見</w:t>
       </w:r>
       <w:r>
         <w:rPr>
@@ -2088,7 +7291,7 @@
         <w:rPr>
           <w:lang w:val="zh_TW" w:bidi="zh_TW"/>
         </w:rPr>
-        <w:t>拿撒勒人</w:t>
+        <w:t>抹利（Mahli）#1</w:t>
       </w:r>
       <w:r>
         <w:rPr>
@@ -2123,652 +7326,21 @@
         <w:rPr>
           <w:lang w:val="zh_TW" w:bidi="zh_TW"/>
         </w:rPr>
-        <w:t>拿撒勒人</w:t>
-      </w:r>
-      <w:r>
-        <w:rPr>
-          <w:lang w:val="zh_TW" w:bidi="zh_TW"/>
-        </w:rPr>
-      </w:r>
-    </w:p>
-    <w:p>
-      <w:pPr/>
-      <w:r>
-        <w:rPr>
-          <w:lang w:val="zh_TW" w:bidi="zh_TW"/>
-        </w:rPr>
-      </w:r>
-      <w:r>
-        <w:rPr>
-          <w:lang w:val="zh_TW" w:bidi="zh_TW"/>
-        </w:rPr>
-        <w:t>指來自新約時期加利利拿撒勒城的原住民或居民。</w:t>
-      </w:r>
-    </w:p>
-    <w:p>
-      <w:pPr/>
-      <w:r>
-        <w:rPr>
-          <w:lang w:val="zh_TW" w:bidi="zh_TW"/>
-        </w:rPr>
-      </w:r>
-      <w:r>
-        <w:rPr>
-          <w:lang w:val="zh_TW" w:bidi="zh_TW"/>
-        </w:rPr>
-        <w:t>拿撒勒是耶穌在世上頭三十年間所居住的家鄉。由於「耶穌」這個名字在猶太人中非常普遍，而且當時並沒有使用姓氏，因此「拿撒勒人」這一稱號可能是用來區別拿撒勒的耶穌與其他同名的人（見希臘文譯本的</w:t>
-      </w:r>
-      <w:hyperlink r:id="rId73">
-        <w:r>
-          <w:rPr>
-            <w:lang w:val="zh_TW" w:bidi="zh_TW"/>
-          </w:rPr>
-          <w:rPr>
-            <w:color w:val="0000EE"/>
-            <w:u w:val="single"/>
-          </w:rPr>
-          <w:t>太27:16–17</w:t>
-        </w:r>
-      </w:hyperlink>
-      <w:r>
-        <w:rPr>
-          <w:lang w:val="zh_TW" w:bidi="zh_TW"/>
-        </w:rPr>
-        <w:t>；</w:t>
-      </w:r>
-      <w:hyperlink r:id="rId74">
-        <w:r>
-          <w:rPr>
-            <w:lang w:val="zh_TW" w:bidi="zh_TW"/>
-          </w:rPr>
-          <w:rPr>
-            <w:color w:val="0000EE"/>
-            <w:u w:val="single"/>
-          </w:rPr>
-          <w:t>徒7:45</w:t>
-        </w:r>
-      </w:hyperlink>
-      <w:r>
-        <w:rPr>
-          <w:lang w:val="zh_TW" w:bidi="zh_TW"/>
-        </w:rPr>
-        <w:t>；</w:t>
-      </w:r>
-      <w:hyperlink r:id="rId75">
-        <w:r>
-          <w:rPr>
-            <w:lang w:val="zh_TW" w:bidi="zh_TW"/>
-          </w:rPr>
-          <w:rPr>
-            <w:color w:val="0000EE"/>
-            <w:u w:val="single"/>
-          </w:rPr>
-          <w:t>西4:11</w:t>
-        </w:r>
-      </w:hyperlink>
-      <w:r>
-        <w:rPr>
-          <w:lang w:val="zh_TW" w:bidi="zh_TW"/>
-        </w:rPr>
-        <w:t>；</w:t>
-      </w:r>
-      <w:hyperlink r:id="rId76">
-        <w:r>
-          <w:rPr>
-            <w:lang w:val="zh_TW" w:bidi="zh_TW"/>
-          </w:rPr>
-          <w:rPr>
-            <w:color w:val="0000EE"/>
-            <w:u w:val="single"/>
-          </w:rPr>
-          <w:t>來4:8</w:t>
-        </w:r>
-      </w:hyperlink>
-      <w:r>
-        <w:rPr>
-          <w:lang w:val="zh_TW" w:bidi="zh_TW"/>
-        </w:rPr>
-        <w:t>，其中「耶穌」這個名字是指其他人）。</w:t>
-      </w:r>
-    </w:p>
-    <w:p>
-      <w:pPr/>
-      <w:r>
-        <w:rPr>
-          <w:lang w:val="zh_TW" w:bidi="zh_TW"/>
-        </w:rPr>
-      </w:r>
-      <w:r>
-        <w:rPr>
-          <w:lang w:val="zh_TW" w:bidi="zh_TW"/>
-        </w:rPr>
-        <w:t>在原文中，拿撒勒人耶穌的稱號被污鬼（</w:t>
-      </w:r>
-      <w:hyperlink r:id="rId77">
-        <w:r>
-          <w:rPr>
-            <w:lang w:val="zh_TW" w:bidi="zh_TW"/>
-          </w:rPr>
-          <w:rPr>
-            <w:color w:val="0000EE"/>
-            <w:u w:val="single"/>
-          </w:rPr>
-          <w:t>可1:24</w:t>
-        </w:r>
-      </w:hyperlink>
-      <w:r>
-        <w:rPr>
-          <w:lang w:val="zh_TW" w:bidi="zh_TW"/>
-        </w:rPr>
-        <w:t>；</w:t>
-      </w:r>
-      <w:hyperlink r:id="rId78">
-        <w:r>
-          <w:rPr>
-            <w:lang w:val="zh_TW" w:bidi="zh_TW"/>
-          </w:rPr>
-          <w:rPr>
-            <w:color w:val="0000EE"/>
-            <w:u w:val="single"/>
-          </w:rPr>
-          <w:t>路4:34</w:t>
-        </w:r>
-      </w:hyperlink>
-      <w:r>
-        <w:rPr>
-          <w:lang w:val="zh_TW" w:bidi="zh_TW"/>
-        </w:rPr>
-        <w:t>）、耶利哥城外的群眾（</w:t>
-      </w:r>
-      <w:hyperlink r:id="rId66">
-        <w:r>
-          <w:rPr>
-            <w:lang w:val="zh_TW" w:bidi="zh_TW"/>
-          </w:rPr>
-          <w:rPr>
-            <w:color w:val="0000EE"/>
-            <w:u w:val="single"/>
-          </w:rPr>
-          <w:t>可10:47</w:t>
-        </w:r>
-      </w:hyperlink>
-      <w:r>
-        <w:rPr>
-          <w:lang w:val="zh_TW" w:bidi="zh_TW"/>
-        </w:rPr>
-        <w:t>；</w:t>
-      </w:r>
-      <w:hyperlink r:id="rId79">
-        <w:r>
-          <w:rPr>
-            <w:lang w:val="zh_TW" w:bidi="zh_TW"/>
-          </w:rPr>
-          <w:rPr>
-            <w:color w:val="0000EE"/>
-            <w:u w:val="single"/>
-          </w:rPr>
-          <w:t>路18:37</w:t>
-        </w:r>
-      </w:hyperlink>
-      <w:r>
-        <w:rPr>
-          <w:lang w:val="zh_TW" w:bidi="zh_TW"/>
-        </w:rPr>
-        <w:t>）、一個使女（</w:t>
-      </w:r>
-      <w:hyperlink r:id="rId80">
-        <w:r>
-          <w:rPr>
-            <w:lang w:val="zh_TW" w:bidi="zh_TW"/>
-          </w:rPr>
-          <w:rPr>
-            <w:color w:val="0000EE"/>
-            <w:u w:val="single"/>
-          </w:rPr>
-          <w:t>可14:67</w:t>
-        </w:r>
-      </w:hyperlink>
-      <w:r>
-        <w:rPr>
-          <w:lang w:val="zh_TW" w:bidi="zh_TW"/>
-        </w:rPr>
-        <w:t>）、兵丁（</w:t>
-      </w:r>
-      <w:hyperlink r:id="rId81">
-        <w:r>
-          <w:rPr>
-            <w:lang w:val="zh_TW" w:bidi="zh_TW"/>
-          </w:rPr>
-          <w:rPr>
-            <w:color w:val="0000EE"/>
-            <w:u w:val="single"/>
-          </w:rPr>
-          <w:t>約18:5–7</w:t>
-        </w:r>
-      </w:hyperlink>
-      <w:r>
-        <w:rPr>
-          <w:lang w:val="zh_TW" w:bidi="zh_TW"/>
-        </w:rPr>
-        <w:t>）、彼拉多（</w:t>
-      </w:r>
-      <w:hyperlink r:id="rId82">
-        <w:r>
-          <w:rPr>
-            <w:lang w:val="zh_TW" w:bidi="zh_TW"/>
-          </w:rPr>
-          <w:rPr>
-            <w:color w:val="0000EE"/>
-            <w:u w:val="single"/>
-          </w:rPr>
-          <w:t>約19:19</w:t>
-        </w:r>
-      </w:hyperlink>
-      <w:r>
-        <w:rPr>
-          <w:lang w:val="zh_TW" w:bidi="zh_TW"/>
-        </w:rPr>
-        <w:t>）、在往以馬忤斯路上的兩個門徒（</w:t>
-      </w:r>
-      <w:hyperlink r:id="rId83">
-        <w:r>
-          <w:rPr>
-            <w:lang w:val="zh_TW" w:bidi="zh_TW"/>
-          </w:rPr>
-          <w:rPr>
-            <w:color w:val="0000EE"/>
-            <w:u w:val="single"/>
-          </w:rPr>
-          <w:t>路24:19</w:t>
-        </w:r>
-      </w:hyperlink>
-      <w:r>
-        <w:rPr>
-          <w:lang w:val="zh_TW" w:bidi="zh_TW"/>
-        </w:rPr>
-        <w:t>）和墓旁的天使（</w:t>
-      </w:r>
-      <w:hyperlink r:id="rId84">
-        <w:r>
-          <w:rPr>
-            <w:lang w:val="zh_TW" w:bidi="zh_TW"/>
-          </w:rPr>
-          <w:rPr>
-            <w:color w:val="0000EE"/>
-            <w:u w:val="single"/>
-          </w:rPr>
-          <w:t>可16:6</w:t>
-        </w:r>
-      </w:hyperlink>
-      <w:r>
-        <w:rPr>
-          <w:lang w:val="zh_TW" w:bidi="zh_TW"/>
-        </w:rPr>
-        <w:t>）所使用。</w:t>
-      </w:r>
-    </w:p>
-    <w:p>
-      <w:pPr/>
-      <w:r>
-        <w:rPr>
-          <w:lang w:val="zh_TW" w:bidi="zh_TW"/>
-        </w:rPr>
-      </w:r>
-      <w:r>
-        <w:rPr>
-          <w:lang w:val="zh_TW" w:bidi="zh_TW"/>
-        </w:rPr>
-        <w:t>使徒行傳中的使徒們也用「拿撒勒人」這個稱號來指認耶穌，彼得在五旬節那天的講道中提到拿撒勒人耶穌（</w:t>
-      </w:r>
-      <w:hyperlink r:id="rId68">
-        <w:r>
-          <w:rPr>
-            <w:lang w:val="zh_TW" w:bidi="zh_TW"/>
-          </w:rPr>
-          <w:rPr>
-            <w:color w:val="0000EE"/>
-            <w:u w:val="single"/>
-          </w:rPr>
-          <w:t>徒2:22</w:t>
-        </w:r>
-      </w:hyperlink>
-      <w:r>
-        <w:rPr>
-          <w:lang w:val="zh_TW" w:bidi="zh_TW"/>
-        </w:rPr>
-        <w:t>），並在隨後的聖殿門口的醫治事蹟中再次提及（</w:t>
-      </w:r>
-      <w:hyperlink r:id="rId85">
-        <w:r>
-          <w:rPr>
-            <w:lang w:val="zh_TW" w:bidi="zh_TW"/>
-          </w:rPr>
-          <w:rPr>
-            <w:color w:val="0000EE"/>
-            <w:u w:val="single"/>
-          </w:rPr>
-          <w:t>3:6</w:t>
-        </w:r>
-      </w:hyperlink>
-      <w:r>
-        <w:rPr>
-          <w:lang w:val="zh_TW" w:bidi="zh_TW"/>
-        </w:rPr>
-        <w:t>，</w:t>
-      </w:r>
-      <w:hyperlink r:id="rId86">
-        <w:r>
-          <w:rPr>
-            <w:lang w:val="zh_TW" w:bidi="zh_TW"/>
-          </w:rPr>
-          <w:rPr>
-            <w:color w:val="0000EE"/>
-            <w:u w:val="single"/>
-          </w:rPr>
-          <w:t>4:10</w:t>
-        </w:r>
-      </w:hyperlink>
-      <w:r>
-        <w:rPr>
-          <w:lang w:val="zh_TW" w:bidi="zh_TW"/>
-        </w:rPr>
-        <w:t>）。保羅在</w:t>
-      </w:r>
-      <w:hyperlink r:id="rId87">
-        <w:r>
-          <w:rPr>
-            <w:lang w:val="zh_TW" w:bidi="zh_TW"/>
-          </w:rPr>
-          <w:rPr>
-            <w:color w:val="0000EE"/>
-            <w:u w:val="single"/>
-          </w:rPr>
-          <w:t>使徒行傳二十六章9節</w:t>
-        </w:r>
-      </w:hyperlink>
-      <w:r>
-        <w:rPr>
-          <w:lang w:val="zh_TW" w:bidi="zh_TW"/>
-        </w:rPr>
-        <w:t>中也稱耶穌為「拿撒勒人」。</w:t>
-      </w:r>
-    </w:p>
-    <w:p>
-      <w:pPr/>
-      <w:r>
-        <w:rPr>
-          <w:lang w:val="zh_TW" w:bidi="zh_TW"/>
-        </w:rPr>
-      </w:r>
-      <w:r>
-        <w:rPr>
-          <w:lang w:val="zh_TW" w:bidi="zh_TW"/>
-        </w:rPr>
-        <w:t>有一處敵對性的提及是在</w:t>
-      </w:r>
-      <w:hyperlink r:id="rId88">
-        <w:r>
-          <w:rPr>
-            <w:lang w:val="zh_TW" w:bidi="zh_TW"/>
-          </w:rPr>
-          <w:rPr>
-            <w:color w:val="0000EE"/>
-            <w:u w:val="single"/>
-          </w:rPr>
-          <w:t>使徒行傳六章14節</w:t>
-        </w:r>
-      </w:hyperlink>
-      <w:r>
-        <w:rPr>
-          <w:lang w:val="zh_TW" w:bidi="zh_TW"/>
-        </w:rPr>
-        <w:t>。針對司提反作假見證的人在公會前控告他說：「這拿撒勒人耶穌要毀壞此地（聖殿），也要改變摩西所交給我們的規條。」（見希臘文譯本）。另一個敵對性的提及在</w:t>
-      </w:r>
-      <w:hyperlink r:id="rId72">
-        <w:r>
-          <w:rPr>
-            <w:lang w:val="zh_TW" w:bidi="zh_TW"/>
-          </w:rPr>
-          <w:rPr>
-            <w:color w:val="0000EE"/>
-            <w:u w:val="single"/>
-          </w:rPr>
-          <w:t>使徒行傳二十四章5節</w:t>
-        </w:r>
-      </w:hyperlink>
-      <w:r>
-        <w:rPr>
-          <w:lang w:val="zh_TW" w:bidi="zh_TW"/>
-        </w:rPr>
-        <w:t>，這是唯一一次提到耶穌的跟隨者為拿撒勒教黨。帖土羅控告保羅說：「我們看這個人，如同瘟疫一般，是鼓動普天下眾猶太人生亂的，又是拿撒勒教黨裡的一個頭目。」</w:t>
-      </w:r>
-    </w:p>
-    <w:p>
-      <w:pPr/>
-      <w:r>
-        <w:rPr>
-          <w:lang w:val="zh_TW" w:bidi="zh_TW"/>
-        </w:rPr>
-      </w:r>
-      <w:r>
-        <w:rPr>
-          <w:lang w:val="zh_TW" w:bidi="zh_TW"/>
-        </w:rPr>
-        <w:t>關於「拿撒勒人」這個名稱，在</w:t>
-      </w:r>
-      <w:hyperlink r:id="rId61">
-        <w:r>
-          <w:rPr>
-            <w:lang w:val="zh_TW" w:bidi="zh_TW"/>
-          </w:rPr>
-          <w:rPr>
-            <w:color w:val="0000EE"/>
-            <w:u w:val="single"/>
-          </w:rPr>
-          <w:t>馬太福音二章23節</w:t>
-        </w:r>
-      </w:hyperlink>
-      <w:r>
-        <w:rPr>
-          <w:lang w:val="zh_TW" w:bidi="zh_TW"/>
-        </w:rPr>
-        <w:t>一直是個難題：「到了一座城，名叫拿撒勒，就住在那裡。這是要應驗先知所說，他將稱為拿撒勒人的話了」。舊約中沒有任何先知直接預言彌賽亞將被稱為拿撒勒人。一些學者將馬太福音的引用與</w:t>
-      </w:r>
-      <w:hyperlink r:id="rId89">
-        <w:r>
-          <w:rPr>
-            <w:lang w:val="zh_TW" w:bidi="zh_TW"/>
-          </w:rPr>
-          <w:rPr>
-            <w:color w:val="0000EE"/>
-            <w:u w:val="single"/>
-          </w:rPr>
-          <w:t>以賽亞書十一章1節</w:t>
-        </w:r>
-      </w:hyperlink>
-      <w:r>
-        <w:rPr>
-          <w:lang w:val="zh_TW" w:bidi="zh_TW"/>
-        </w:rPr>
-        <w:t>聯繫起來，該處提到彌賽亞是枝子，這個希伯來文詞語源自與「拿撒勒」相同的詞根。另一些人則認為這段舊約預言指的是彌賽亞將被人輕視和辱罵，因為他們認為彌賽亞應該來自大衛之城伯利恆。然而，儘管耶穌確實在伯利恆出生，但祂卻在拿撒勒長大，後來被稱為拿撒勒人，因而被人嘲笑。因此，當一些同時代的人稱祂為拿撒勒人時，這預言就應驗了，因為拿撒勒被視為一個不受人重視的地方（</w:t>
-      </w:r>
-      <w:hyperlink r:id="rId59">
-        <w:r>
-          <w:rPr>
-            <w:lang w:val="zh_TW" w:bidi="zh_TW"/>
-          </w:rPr>
-          <w:rPr>
-            <w:color w:val="0000EE"/>
-            <w:u w:val="single"/>
-          </w:rPr>
-          <w:t>約1:46</w:t>
-        </w:r>
-      </w:hyperlink>
-      <w:r>
-        <w:rPr>
-          <w:lang w:val="zh_TW" w:bidi="zh_TW"/>
-        </w:rPr>
-        <w:t>；參</w:t>
-      </w:r>
-      <w:hyperlink r:id="rId90">
-        <w:r>
-          <w:rPr>
-            <w:lang w:val="zh_TW" w:bidi="zh_TW"/>
-          </w:rPr>
-          <w:rPr>
-            <w:color w:val="0000EE"/>
-            <w:u w:val="single"/>
-          </w:rPr>
-          <w:t>太13:54</w:t>
-        </w:r>
-      </w:hyperlink>
-      <w:r>
-        <w:rPr>
-          <w:lang w:val="zh_TW" w:bidi="zh_TW"/>
-        </w:rPr>
-        <w:t>；</w:t>
-      </w:r>
-      <w:hyperlink r:id="rId91">
-        <w:r>
-          <w:rPr>
-            <w:lang w:val="zh_TW" w:bidi="zh_TW"/>
-          </w:rPr>
-          <w:rPr>
-            <w:color w:val="0000EE"/>
-            <w:u w:val="single"/>
-          </w:rPr>
-          <w:t>可6:2–3</w:t>
-        </w:r>
-      </w:hyperlink>
-      <w:r>
-        <w:rPr>
-          <w:lang w:val="zh_TW" w:bidi="zh_TW"/>
-        </w:rPr>
-        <w:t>；</w:t>
-      </w:r>
-      <w:hyperlink r:id="rId92">
-        <w:r>
-          <w:rPr>
-            <w:lang w:val="zh_TW" w:bidi="zh_TW"/>
-          </w:rPr>
-          <w:rPr>
-            <w:color w:val="0000EE"/>
-            <w:u w:val="single"/>
-          </w:rPr>
-          <w:t>路4:22</w:t>
-        </w:r>
-      </w:hyperlink>
-      <w:r>
-        <w:rPr>
-          <w:lang w:val="zh_TW" w:bidi="zh_TW"/>
-        </w:rPr>
-        <w:t>）。</w:t>
-      </w:r>
-    </w:p>
-    <w:p>
-      <w:pPr/>
-      <w:r>
-        <w:rPr>
-          <w:lang w:val="zh_TW" w:bidi="zh_TW"/>
-        </w:rPr>
-      </w:r>
-      <w:r>
-        <w:rPr>
-          <w:i/>
-          <w:lang w:val="zh_TW" w:bidi="zh_TW"/>
-        </w:rPr>
-        <w:t>另見</w:t>
-      </w:r>
-      <w:r>
-        <w:rPr>
-          <w:lang w:val="zh_TW" w:bidi="zh_TW"/>
-        </w:rPr>
-        <w:t>拿撒勒</w:t>
-      </w:r>
-      <w:r>
-        <w:rPr>
-          <w:lang w:val="zh_TW" w:bidi="zh_TW"/>
-        </w:rPr>
-        <w:t>。</w:t>
-      </w:r>
-      <w:r>
-        <w:rPr>
-          <w:lang w:val="zh_TW" w:bidi="zh_TW"/>
-        </w:rPr>
-      </w:r>
-      <w:r>
-        <w:rPr>
-          <w:lang w:val="zh_TW" w:bidi="zh_TW"/>
-        </w:rPr>
-      </w:r>
-    </w:p>
-    <w:p>
-      <w:pPr/>
-      <w:r>
-        <w:rPr>
-          <w:lang w:val="zh_TW" w:bidi="zh_TW"/>
-        </w:rPr>
-      </w:r>
-    </w:p>
-    <w:p>
-      <w:pPr>
-        <w:pStyle w:val="Heading2"/>
-      </w:pPr>
-      <w:r>
-        <w:rPr>
-          <w:lang w:val="zh_TW" w:bidi="zh_TW"/>
-        </w:rPr>
-        <w:t>那地的人</w:t>
-      </w:r>
-      <w:r>
-        <w:rPr>
-          <w:lang w:val="zh_TW" w:bidi="zh_TW"/>
-        </w:rPr>
-      </w:r>
-    </w:p>
-    <w:p>
-      <w:pPr/>
-      <w:r>
-        <w:rPr>
-          <w:lang w:val="zh_TW" w:bidi="zh_TW"/>
-        </w:rPr>
-      </w:r>
-      <w:r>
-        <w:rPr>
-          <w:lang w:val="zh_TW" w:bidi="zh_TW"/>
-        </w:rPr>
-        <w:t>「那地的人」這個片語出自希伯來文</w:t>
-      </w:r>
-      <w:r>
-        <w:rPr>
-          <w:i/>
-          <w:lang w:val="zh_TW" w:bidi="zh_TW"/>
-        </w:rPr>
-        <w:t>‘Am-Ha’arets。</w:t>
-      </w:r>
-      <w:r>
-        <w:rPr>
-          <w:lang w:val="zh_TW" w:bidi="zh_TW"/>
-        </w:rPr>
-        <w:t xml:space="preserve"> 一般而言，</w:t>
-      </w:r>
-      <w:r>
-        <w:rPr>
-          <w:i/>
-          <w:lang w:val="zh_TW" w:bidi="zh_TW"/>
-        </w:rPr>
-        <w:t>‘Am-Ha’arets</w:t>
-      </w:r>
-      <w:r>
-        <w:rPr>
-          <w:lang w:val="zh_TW" w:bidi="zh_TW"/>
-        </w:rPr>
-        <w:t>可以指某個政治或民族群體，例如：</w:t>
-      </w:r>
-    </w:p>
-    <w:p>
-      <w:pPr>
-        <w:pStyle w:val="ListBullet"/>
+        <w:t>抹利（Mahli）</w:t>
+      </w:r>
+      <w:r>
+        <w:rPr>
+          <w:lang w:val="zh_TW" w:bidi="zh_TW"/>
+        </w:rPr>
+      </w:r>
+    </w:p>
+    <w:p>
+      <w:pPr>
+        <w:pStyle w:val="ListNumber"/>
+        <w:numPr>
+          <w:ilvl w:val="0"/>
+          <w:numId w:val="17"/>
+        </w:numPr>
         <w:spacing w:line="240" w:lineRule="auto"/>
         <w:ind w:left="720"/>
       </w:pPr>
@@ -2781,30 +7353,192 @@
         <w:rPr>
           <w:lang w:val="zh_TW" w:bidi="zh_TW"/>
         </w:rPr>
-        <w:t>赫的子孫，就是赫人（</w:t>
-      </w:r>
-      <w:hyperlink r:id="rId93">
-        <w:r>
-          <w:rPr>
-            <w:lang w:val="zh_TW" w:bidi="zh_TW"/>
-          </w:rPr>
-          <w:rPr>
-            <w:color w:val="0000EE"/>
-            <w:u w:val="single"/>
-          </w:rPr>
-          <w:t>創23:7</w:t>
-        </w:r>
-      </w:hyperlink>
-      <w:r>
-        <w:rPr>
-          <w:lang w:val="zh_TW" w:bidi="zh_TW"/>
-        </w:rPr>
-        <w:t>）</w:t>
-      </w:r>
-    </w:p>
-    <w:p>
-      <w:pPr>
-        <w:pStyle w:val="ListBullet"/>
+        <w:t>米拉利的兒子、利未的孫子（</w:t>
+      </w:r>
+      <w:hyperlink r:id="rId177">
+        <w:r>
+          <w:rPr>
+            <w:lang w:val="zh_TW" w:bidi="zh_TW"/>
+          </w:rPr>
+          <w:rPr>
+            <w:color w:val="0000EE"/>
+            <w:u w:val="single"/>
+          </w:rPr>
+          <w:t>出6:19</w:t>
+        </w:r>
+      </w:hyperlink>
+      <w:r>
+        <w:rPr>
+          <w:lang w:val="zh_TW" w:bidi="zh_TW"/>
+        </w:rPr>
+        <w:t>；</w:t>
+      </w:r>
+      <w:hyperlink r:id="rId178">
+        <w:r>
+          <w:rPr>
+            <w:lang w:val="zh_TW" w:bidi="zh_TW"/>
+          </w:rPr>
+          <w:rPr>
+            <w:color w:val="0000EE"/>
+            <w:u w:val="single"/>
+          </w:rPr>
+          <w:t>民3:20</w:t>
+        </w:r>
+      </w:hyperlink>
+      <w:r>
+        <w:rPr>
+          <w:lang w:val="zh_TW" w:bidi="zh_TW"/>
+        </w:rPr>
+        <w:t>；</w:t>
+      </w:r>
+      <w:hyperlink r:id="rId179">
+        <w:r>
+          <w:rPr>
+            <w:lang w:val="zh_TW" w:bidi="zh_TW"/>
+          </w:rPr>
+          <w:rPr>
+            <w:color w:val="0000EE"/>
+            <w:u w:val="single"/>
+          </w:rPr>
+          <w:t>代上6:19</w:t>
+        </w:r>
+      </w:hyperlink>
+      <w:r>
+        <w:rPr>
+          <w:lang w:val="zh_TW" w:bidi="zh_TW"/>
+        </w:rPr>
+        <w:t>、</w:t>
+      </w:r>
+      <w:hyperlink r:id="rId179">
+        <w:r>
+          <w:rPr>
+            <w:lang w:val="zh_TW" w:bidi="zh_TW"/>
+          </w:rPr>
+          <w:rPr>
+            <w:color w:val="0000EE"/>
+            <w:u w:val="single"/>
+          </w:rPr>
+          <w:t>29</w:t>
+        </w:r>
+      </w:hyperlink>
+      <w:r>
+        <w:rPr>
+          <w:lang w:val="zh_TW" w:bidi="zh_TW"/>
+        </w:rPr>
+        <w:t>，</w:t>
+      </w:r>
+      <w:hyperlink r:id="rId180">
+        <w:r>
+          <w:rPr>
+            <w:lang w:val="zh_TW" w:bidi="zh_TW"/>
+          </w:rPr>
+          <w:rPr>
+            <w:color w:val="0000EE"/>
+            <w:u w:val="single"/>
+          </w:rPr>
+          <w:t>23:21</w:t>
+        </w:r>
+      </w:hyperlink>
+      <w:r>
+        <w:rPr>
+          <w:lang w:val="zh_TW" w:bidi="zh_TW"/>
+        </w:rPr>
+        <w:t>，</w:t>
+      </w:r>
+      <w:hyperlink r:id="rId181">
+        <w:r>
+          <w:rPr>
+            <w:lang w:val="zh_TW" w:bidi="zh_TW"/>
+          </w:rPr>
+          <w:rPr>
+            <w:color w:val="0000EE"/>
+            <w:u w:val="single"/>
+          </w:rPr>
+          <w:t>24:26–28</w:t>
+        </w:r>
+      </w:hyperlink>
+      <w:r>
+        <w:rPr>
+          <w:lang w:val="zh_TW" w:bidi="zh_TW"/>
+        </w:rPr>
+        <w:t>；</w:t>
+      </w:r>
+      <w:hyperlink r:id="rId182">
+        <w:r>
+          <w:rPr>
+            <w:lang w:val="zh_TW" w:bidi="zh_TW"/>
+          </w:rPr>
+          <w:rPr>
+            <w:color w:val="0000EE"/>
+            <w:u w:val="single"/>
+          </w:rPr>
+          <w:t>拉8:18</w:t>
+        </w:r>
+      </w:hyperlink>
+      <w:r>
+        <w:rPr>
+          <w:lang w:val="zh_TW" w:bidi="zh_TW"/>
+        </w:rPr>
+        <w:t>）。抹利是抹利族的祖先（</w:t>
+      </w:r>
+      <w:hyperlink r:id="rId183">
+        <w:r>
+          <w:rPr>
+            <w:lang w:val="zh_TW" w:bidi="zh_TW"/>
+          </w:rPr>
+          <w:rPr>
+            <w:color w:val="0000EE"/>
+            <w:u w:val="single"/>
+          </w:rPr>
+          <w:t>民3:33</w:t>
+        </w:r>
+      </w:hyperlink>
+      <w:r>
+        <w:rPr>
+          <w:lang w:val="zh_TW" w:bidi="zh_TW"/>
+        </w:rPr>
+        <w:t>，</w:t>
+      </w:r>
+      <w:hyperlink r:id="rId184">
+        <w:r>
+          <w:rPr>
+            <w:lang w:val="zh_TW" w:bidi="zh_TW"/>
+          </w:rPr>
+          <w:rPr>
+            <w:color w:val="0000EE"/>
+            <w:u w:val="single"/>
+          </w:rPr>
+          <w:t>26:58</w:t>
+        </w:r>
+      </w:hyperlink>
+      <w:r>
+        <w:rPr>
+          <w:lang w:val="zh_TW" w:bidi="zh_TW"/>
+        </w:rPr>
+        <w:t>）。抹利族與米拉利的其它宗族一同負責搬運會幕的框架和院子的柱子（</w:t>
+      </w:r>
+      <w:hyperlink r:id="rId185">
+        <w:r>
+          <w:rPr>
+            <w:lang w:val="zh_TW" w:bidi="zh_TW"/>
+          </w:rPr>
+          <w:rPr>
+            <w:color w:val="0000EE"/>
+            <w:u w:val="single"/>
+          </w:rPr>
+          <w:t>民4:29–33</w:t>
+        </w:r>
+      </w:hyperlink>
+      <w:r>
+        <w:rPr>
+          <w:lang w:val="zh_TW" w:bidi="zh_TW"/>
+        </w:rPr>
+        <w:t>）。</w:t>
+      </w:r>
+    </w:p>
+    <w:p>
+      <w:pPr>
+        <w:pStyle w:val="ListNumber"/>
         <w:spacing w:line="240" w:lineRule="auto"/>
         <w:ind w:left="720"/>
       </w:pPr>
@@ -2817,176 +7551,18 @@
         <w:rPr>
           <w:lang w:val="zh_TW" w:bidi="zh_TW"/>
         </w:rPr>
-        <w:t>埃及人（</w:t>
-      </w:r>
-      <w:hyperlink r:id="rId94">
-        <w:r>
-          <w:rPr>
-            <w:lang w:val="zh_TW" w:bidi="zh_TW"/>
-          </w:rPr>
-          <w:rPr>
-            <w:color w:val="0000EE"/>
-            <w:u w:val="single"/>
-          </w:rPr>
-          <w:t>創42:6</w:t>
-        </w:r>
-      </w:hyperlink>
-      <w:r>
-        <w:rPr>
-          <w:lang w:val="zh_TW" w:bidi="zh_TW"/>
-        </w:rPr>
-        <w:t>）</w:t>
-      </w:r>
-    </w:p>
-    <w:p>
-      <w:pPr>
-        <w:pStyle w:val="ListBullet"/>
-        <w:spacing w:line="240" w:lineRule="auto"/>
-        <w:ind w:left="720"/>
-      </w:pPr>
-      <w:r>
-        <w:rPr>
-          <w:lang w:val="zh_TW" w:bidi="zh_TW"/>
-        </w:rPr>
-      </w:r>
-      <w:r>
-        <w:rPr>
-          <w:lang w:val="zh_TW" w:bidi="zh_TW"/>
-        </w:rPr>
-        <w:t>以色列人（</w:t>
-      </w:r>
-      <w:hyperlink r:id="rId95">
-        <w:r>
-          <w:rPr>
-            <w:lang w:val="zh_TW" w:bidi="zh_TW"/>
-          </w:rPr>
-          <w:rPr>
-            <w:color w:val="0000EE"/>
-            <w:u w:val="single"/>
-          </w:rPr>
-          <w:t>出5:5</w:t>
-        </w:r>
-      </w:hyperlink>
-      <w:r>
-        <w:rPr>
-          <w:lang w:val="zh_TW" w:bidi="zh_TW"/>
-        </w:rPr>
-        <w:t>）</w:t>
-      </w:r>
-    </w:p>
-    <w:p>
-      <w:pPr>
-        <w:pStyle w:val="ListBullet"/>
-        <w:spacing w:line="240" w:lineRule="auto"/>
-        <w:ind w:left="720"/>
-      </w:pPr>
-      <w:r>
-        <w:rPr>
-          <w:lang w:val="zh_TW" w:bidi="zh_TW"/>
-        </w:rPr>
-      </w:r>
-      <w:r>
-        <w:rPr>
-          <w:lang w:val="zh_TW" w:bidi="zh_TW"/>
-        </w:rPr>
-        <w:t>迦南諸國的民族（</w:t>
-      </w:r>
-      <w:hyperlink r:id="rId96">
-        <w:r>
-          <w:rPr>
-            <w:lang w:val="zh_TW" w:bidi="zh_TW"/>
-          </w:rPr>
-          <w:rPr>
-            <w:color w:val="0000EE"/>
-            <w:u w:val="single"/>
-          </w:rPr>
-          <w:t>民13:28</w:t>
-        </w:r>
-      </w:hyperlink>
-      <w:r>
-        <w:rPr>
-          <w:lang w:val="zh_TW" w:bidi="zh_TW"/>
-        </w:rPr>
-        <w:t>；</w:t>
-      </w:r>
-      <w:hyperlink r:id="rId97">
-        <w:r>
-          <w:rPr>
-            <w:lang w:val="zh_TW" w:bidi="zh_TW"/>
-          </w:rPr>
-          <w:rPr>
-            <w:color w:val="0000EE"/>
-            <w:u w:val="single"/>
-          </w:rPr>
-          <w:t>尼9:24</w:t>
-        </w:r>
-      </w:hyperlink>
-      <w:r>
-        <w:rPr>
-          <w:lang w:val="zh_TW" w:bidi="zh_TW"/>
-        </w:rPr>
-        <w:t>）</w:t>
-      </w:r>
-    </w:p>
-    <w:p>
-      <w:pPr>
-        <w:pStyle w:val="ListBullet"/>
-        <w:spacing w:line="240" w:lineRule="auto"/>
-        <w:ind w:left="720"/>
-      </w:pPr>
-      <w:r>
-        <w:rPr>
-          <w:lang w:val="zh_TW" w:bidi="zh_TW"/>
-        </w:rPr>
-      </w:r>
-      <w:r>
-        <w:rPr>
-          <w:lang w:val="zh_TW" w:bidi="zh_TW"/>
-        </w:rPr>
-        <w:t>亞捫人（</w:t>
-      </w:r>
-      <w:hyperlink r:id="rId98">
-        <w:r>
-          <w:rPr>
-            <w:lang w:val="zh_TW" w:bidi="zh_TW"/>
-          </w:rPr>
-          <w:rPr>
-            <w:color w:val="0000EE"/>
-            <w:u w:val="single"/>
-          </w:rPr>
-          <w:t>民21:34</w:t>
-        </w:r>
-      </w:hyperlink>
-      <w:r>
-        <w:rPr>
-          <w:lang w:val="zh_TW" w:bidi="zh_TW"/>
-        </w:rPr>
-        <w:t>）</w:t>
-      </w:r>
-    </w:p>
-    <w:p>
-      <w:pPr/>
-      <w:r>
-        <w:rPr>
-          <w:lang w:val="zh_TW" w:bidi="zh_TW"/>
-        </w:rPr>
-      </w:r>
-      <w:r>
-        <w:rPr>
-          <w:lang w:val="zh_TW" w:bidi="zh_TW"/>
-        </w:rPr>
-        <w:t>隨著以色列成為一個民族，這個詞的意思就改變了。它開始指一般百姓，也就是不屬於宗教或政治領袖的人（</w:t>
-      </w:r>
-      <w:hyperlink r:id="rId99">
-        <w:r>
-          <w:rPr>
-            <w:lang w:val="zh_TW" w:bidi="zh_TW"/>
-          </w:rPr>
-          <w:rPr>
-            <w:color w:val="0000EE"/>
-            <w:u w:val="single"/>
-          </w:rPr>
-          <w:t>王下11:14–20</w:t>
+        <w:t>母示的兒子，也是上述第1項的抹利的侄子（</w:t>
+      </w:r>
+      <w:hyperlink r:id="rId186">
+        <w:r>
+          <w:rPr>
+            <w:lang w:val="zh_TW" w:bidi="zh_TW"/>
+          </w:rPr>
+          <w:rPr>
+            <w:color w:val="0000EE"/>
+            <w:u w:val="single"/>
+          </w:rPr>
+          <w:t>代上6:47</w:t>
         </w:r>
       </w:hyperlink>
       <w:r>
@@ -2995,70 +7571,16 @@
         </w:rPr>
         <w:t>，</w:t>
       </w:r>
-      <w:hyperlink r:id="rId100">
-        <w:r>
-          <w:rPr>
-            <w:lang w:val="zh_TW" w:bidi="zh_TW"/>
-          </w:rPr>
-          <w:rPr>
-            <w:color w:val="0000EE"/>
-            <w:u w:val="single"/>
-          </w:rPr>
-          <w:t>25:3</w:t>
-        </w:r>
-      </w:hyperlink>
-      <w:r>
-        <w:rPr>
-          <w:lang w:val="zh_TW" w:bidi="zh_TW"/>
-        </w:rPr>
-        <w:t>；</w:t>
-      </w:r>
-      <w:hyperlink r:id="rId101">
-        <w:r>
-          <w:rPr>
-            <w:lang w:val="zh_TW" w:bidi="zh_TW"/>
-          </w:rPr>
-          <w:rPr>
-            <w:color w:val="0000EE"/>
-            <w:u w:val="single"/>
-          </w:rPr>
-          <w:t>代下33:25</w:t>
-        </w:r>
-      </w:hyperlink>
-      <w:r>
-        <w:rPr>
-          <w:lang w:val="zh_TW" w:bidi="zh_TW"/>
-        </w:rPr>
-        <w:t>；</w:t>
-      </w:r>
-      <w:hyperlink r:id="rId102">
-        <w:r>
-          <w:rPr>
-            <w:lang w:val="zh_TW" w:bidi="zh_TW"/>
-          </w:rPr>
-          <w:rPr>
-            <w:color w:val="0000EE"/>
-            <w:u w:val="single"/>
-          </w:rPr>
-          <w:t>耶52:25</w:t>
-        </w:r>
-      </w:hyperlink>
-      <w:r>
-        <w:rPr>
-          <w:lang w:val="zh_TW" w:bidi="zh_TW"/>
-        </w:rPr>
-        <w:t>）。後來，許多猶大人從巴比倫被擄歸回之後，這個詞又衍生出新的意思，它被用來形容那些與其它民族通婚的猶大人。以斯拉和跟從他的人通常不與這些通婚的家庭來往（</w:t>
-      </w:r>
-      <w:hyperlink r:id="rId103">
-        <w:r>
-          <w:rPr>
-            <w:lang w:val="zh_TW" w:bidi="zh_TW"/>
-          </w:rPr>
-          <w:rPr>
-            <w:color w:val="0000EE"/>
-            <w:u w:val="single"/>
-          </w:rPr>
-          <w:t>拉4:4</w:t>
+      <w:hyperlink r:id="rId187">
+        <w:r>
+          <w:rPr>
+            <w:lang w:val="zh_TW" w:bidi="zh_TW"/>
+          </w:rPr>
+          <w:rPr>
+            <w:color w:val="0000EE"/>
+            <w:u w:val="single"/>
+          </w:rPr>
+          <w:t>23:23</w:t>
         </w:r>
       </w:hyperlink>
       <w:r>
@@ -3067,72 +7589,23 @@
         </w:rPr>
         <w:t>，</w:t>
       </w:r>
-      <w:hyperlink r:id="rId104">
-        <w:r>
-          <w:rPr>
-            <w:lang w:val="zh_TW" w:bidi="zh_TW"/>
-          </w:rPr>
-          <w:rPr>
-            <w:color w:val="0000EE"/>
-            <w:u w:val="single"/>
-          </w:rPr>
-          <w:t>10:2</w:t>
-        </w:r>
-      </w:hyperlink>
-      <w:r>
-        <w:rPr>
-          <w:lang w:val="zh_TW" w:bidi="zh_TW"/>
-        </w:rPr>
-        <w:t>、</w:t>
-      </w:r>
-      <w:hyperlink r:id="rId104">
-        <w:r>
-          <w:rPr>
-            <w:lang w:val="zh_TW" w:bidi="zh_TW"/>
-          </w:rPr>
-          <w:rPr>
-            <w:color w:val="0000EE"/>
-            <w:u w:val="single"/>
-          </w:rPr>
-          <w:t>11</w:t>
-        </w:r>
-      </w:hyperlink>
-      <w:r>
-        <w:rPr>
-          <w:lang w:val="zh_TW" w:bidi="zh_TW"/>
-        </w:rPr>
-        <w:t>；</w:t>
-      </w:r>
-      <w:hyperlink r:id="rId105">
-        <w:r>
-          <w:rPr>
-            <w:lang w:val="zh_TW" w:bidi="zh_TW"/>
-          </w:rPr>
-          <w:rPr>
-            <w:color w:val="0000EE"/>
-            <w:u w:val="single"/>
-          </w:rPr>
-          <w:t>尼10:28–31</w:t>
-        </w:r>
-      </w:hyperlink>
-      <w:r>
-        <w:rPr>
-          <w:lang w:val="zh_TW" w:bidi="zh_TW"/>
-        </w:rPr>
-        <w:t>）。再後來，拉比猶太教將那些不能遵行全部律法的猶太人稱為</w:t>
-      </w:r>
-      <w:r>
-        <w:rPr>
-          <w:i/>
-          <w:lang w:val="zh_TW" w:bidi="zh_TW"/>
-        </w:rPr>
-        <w:t>‘Am-Ha’arets</w:t>
-      </w:r>
-      <w:r>
-        <w:rPr>
-          <w:lang w:val="zh_TW" w:bidi="zh_TW"/>
-        </w:rPr>
-        <w:t>。</w:t>
+      <w:hyperlink r:id="rId188">
+        <w:r>
+          <w:rPr>
+            <w:lang w:val="zh_TW" w:bidi="zh_TW"/>
+          </w:rPr>
+          <w:rPr>
+            <w:color w:val="0000EE"/>
+            <w:u w:val="single"/>
+          </w:rPr>
+          <w:t>24:30</w:t>
+        </w:r>
+      </w:hyperlink>
+      <w:r>
+        <w:rPr>
+          <w:lang w:val="zh_TW" w:bidi="zh_TW"/>
+        </w:rPr>
+        <w:t>；譯註：和合本譯為：末力）。</w:t>
       </w:r>
       <w:r>
         <w:rPr>
@@ -5053,6 +9526,12 @@
       <w:startOverride w:val="1"/>
     </w:lvlOverride>
   </w:num>
+  <w:num w:numId="17">
+    <w:abstractNumId w:val="3"/>
+    <w:lvlOverride w:ilvl="0">
+      <w:startOverride w:val="1"/>
+    </w:lvlOverride>
+  </w:num>
   <w:numIdMacAtCleanup w:val="10"/>
 </w:numbering>
 </file>

--- a/zht/docx/111.content.docx
+++ b/zht/docx/111.content.docx
@@ -233,36 +233,24 @@
         </w:rPr>
         <w:t>亞伯拉罕離開美索不達米亞、進入迦南地後首次停留的地點。他在那裡為神築了一座壇（</w:t>
       </w:r>
-      <w:hyperlink r:id="rId13">
-        <w:r>
-          <w:rPr>
-            <w:lang w:val="zh_TW" w:bidi="zh_TW"/>
-          </w:rPr>
-          <w:rPr>
-            <w:color w:val="0000EE"/>
-            <w:u w:val="single"/>
-          </w:rPr>
-          <w:t>創12:6</w:t>
-        </w:r>
-      </w:hyperlink>
+      <w:r>
+        <w:rPr>
+          <w:lang w:val="zh_TW" w:bidi="zh_TW"/>
+        </w:rPr>
+        <w:t>創12:6</w:t>
+      </w:r>
       <w:r>
         <w:rPr>
           <w:lang w:val="zh_TW" w:bidi="zh_TW"/>
         </w:rPr>
         <w:t>）。後來，摩西提到這個地方作為地理標誌，以確定基利心山和以巴路山的位置（</w:t>
       </w:r>
-      <w:hyperlink r:id="rId14">
-        <w:r>
-          <w:rPr>
-            <w:lang w:val="zh_TW" w:bidi="zh_TW"/>
-          </w:rPr>
-          <w:rPr>
-            <w:color w:val="0000EE"/>
-            <w:u w:val="single"/>
-          </w:rPr>
-          <w:t>申11:30</w:t>
-        </w:r>
-      </w:hyperlink>
+      <w:r>
+        <w:rPr>
+          <w:lang w:val="zh_TW" w:bidi="zh_TW"/>
+        </w:rPr>
+        <w:t>申11:30</w:t>
+      </w:r>
       <w:r>
         <w:rPr>
           <w:lang w:val="zh_TW" w:bidi="zh_TW"/>
@@ -331,18 +319,12 @@
         </w:rPr>
         <w:t>此詞第一次出現在亞伯拉罕的故事裡。神差亞伯拉罕去「摩利亞地」將他的兒子以撒獻為燔祭（</w:t>
       </w:r>
-      <w:hyperlink r:id="rId15">
-        <w:r>
-          <w:rPr>
-            <w:lang w:val="zh_TW" w:bidi="zh_TW"/>
-          </w:rPr>
-          <w:rPr>
-            <w:color w:val="0000EE"/>
-            <w:u w:val="single"/>
-          </w:rPr>
-          <w:t>創22:2</w:t>
-        </w:r>
-      </w:hyperlink>
+      <w:r>
+        <w:rPr>
+          <w:lang w:val="zh_TW" w:bidi="zh_TW"/>
+        </w:rPr>
+        <w:t>創22:2</w:t>
+      </w:r>
       <w:r>
         <w:rPr>
           <w:lang w:val="zh_TW" w:bidi="zh_TW"/>
@@ -376,54 +358,36 @@
         </w:rPr>
         <w:t>此詞第二次是出現在</w:t>
       </w:r>
-      <w:hyperlink r:id="rId16">
-        <w:r>
-          <w:rPr>
-            <w:lang w:val="zh_TW" w:bidi="zh_TW"/>
-          </w:rPr>
-          <w:rPr>
-            <w:color w:val="0000EE"/>
-            <w:u w:val="single"/>
-          </w:rPr>
-          <w:t>歷代志下三章1節</w:t>
-        </w:r>
-      </w:hyperlink>
+      <w:r>
+        <w:rPr>
+          <w:lang w:val="zh_TW" w:bidi="zh_TW"/>
+        </w:rPr>
+        <w:t>歷代志下三章1節</w:t>
+      </w:r>
       <w:r>
         <w:rPr>
           <w:lang w:val="zh_TW" w:bidi="zh_TW"/>
         </w:rPr>
         <w:t>。這節經文說，所羅門在摩利亞山上建造聖殿。經文也說，這是耶和華向大衛顯現的地方。它指出這座山就是耶布斯人阿珥楠的禾場那地方（參</w:t>
       </w:r>
-      <w:hyperlink r:id="rId17">
-        <w:r>
-          <w:rPr>
-            <w:lang w:val="zh_TW" w:bidi="zh_TW"/>
-          </w:rPr>
-          <w:rPr>
-            <w:color w:val="0000EE"/>
-            <w:u w:val="single"/>
-          </w:rPr>
-          <w:t>撒下24章</w:t>
-        </w:r>
-      </w:hyperlink>
+      <w:r>
+        <w:rPr>
+          <w:lang w:val="zh_TW" w:bidi="zh_TW"/>
+        </w:rPr>
+        <w:t>撒下24章</w:t>
+      </w:r>
       <w:r>
         <w:rPr>
           <w:lang w:val="zh_TW" w:bidi="zh_TW"/>
         </w:rPr>
         <w:t>；</w:t>
       </w:r>
-      <w:hyperlink r:id="rId18">
-        <w:r>
-          <w:rPr>
-            <w:lang w:val="zh_TW" w:bidi="zh_TW"/>
-          </w:rPr>
-          <w:rPr>
-            <w:color w:val="0000EE"/>
-            <w:u w:val="single"/>
-          </w:rPr>
-          <w:t>代上21章</w:t>
-        </w:r>
-      </w:hyperlink>
+      <w:r>
+        <w:rPr>
+          <w:lang w:val="zh_TW" w:bidi="zh_TW"/>
+        </w:rPr>
+        <w:t>代上21章</w:t>
+      </w:r>
       <w:r>
         <w:rPr>
           <w:lang w:val="zh_TW" w:bidi="zh_TW"/>
@@ -690,54 +654,36 @@
         </w:rPr>
         <w:t>他名字的意思並不確定。可能是一個希伯來文詞語，意思是「拉出來」（</w:t>
       </w:r>
-      <w:hyperlink r:id="rId19">
-        <w:r>
-          <w:rPr>
-            <w:lang w:val="zh_TW" w:bidi="zh_TW"/>
-          </w:rPr>
-          <w:rPr>
-            <w:color w:val="0000EE"/>
-            <w:u w:val="single"/>
-          </w:rPr>
-          <w:t>出2:10</w:t>
-        </w:r>
-      </w:hyperlink>
+      <w:r>
+        <w:rPr>
+          <w:lang w:val="zh_TW" w:bidi="zh_TW"/>
+        </w:rPr>
+        <w:t>出2:10</w:t>
+      </w:r>
       <w:r>
         <w:rPr>
           <w:lang w:val="zh_TW" w:bidi="zh_TW"/>
         </w:rPr>
         <w:t>；比較</w:t>
       </w:r>
-      <w:hyperlink r:id="rId20">
-        <w:r>
-          <w:rPr>
-            <w:lang w:val="zh_TW" w:bidi="zh_TW"/>
-          </w:rPr>
-          <w:rPr>
-            <w:color w:val="0000EE"/>
-            <w:u w:val="single"/>
-          </w:rPr>
-          <w:t>撒下22:17</w:t>
-        </w:r>
-      </w:hyperlink>
+      <w:r>
+        <w:rPr>
+          <w:lang w:val="zh_TW" w:bidi="zh_TW"/>
+        </w:rPr>
+        <w:t>撒下22:17</w:t>
+      </w:r>
       <w:r>
         <w:rPr>
           <w:lang w:val="zh_TW" w:bidi="zh_TW"/>
         </w:rPr>
         <w:t>；</w:t>
       </w:r>
-      <w:hyperlink r:id="rId21">
-        <w:r>
-          <w:rPr>
-            <w:lang w:val="zh_TW" w:bidi="zh_TW"/>
-          </w:rPr>
-          <w:rPr>
-            <w:color w:val="0000EE"/>
-            <w:u w:val="single"/>
-          </w:rPr>
-          <w:t>詩18:16</w:t>
-        </w:r>
-      </w:hyperlink>
+      <w:r>
+        <w:rPr>
+          <w:lang w:val="zh_TW" w:bidi="zh_TW"/>
+        </w:rPr>
+        <w:t>詩18:16</w:t>
+      </w:r>
       <w:r>
         <w:rPr>
           <w:lang w:val="zh_TW" w:bidi="zh_TW"/>
@@ -782,18 +728,12 @@
         </w:rPr>
         <w:t>摩西是舊約聖經中最偉大的人物，他的名字出現了767次。他的影響力延伸到新約聖經，出現了79次。他生命的最初四十年是在法老家中度過，他從中學到埃及人一切的智慧（</w:t>
       </w:r>
-      <w:hyperlink r:id="rId22">
-        <w:r>
-          <w:rPr>
-            <w:lang w:val="zh_TW" w:bidi="zh_TW"/>
-          </w:rPr>
-          <w:rPr>
-            <w:color w:val="0000EE"/>
-            <w:u w:val="single"/>
-          </w:rPr>
-          <w:t>徒7:23</w:t>
-        </w:r>
-      </w:hyperlink>
+      <w:r>
+        <w:rPr>
+          <w:lang w:val="zh_TW" w:bidi="zh_TW"/>
+        </w:rPr>
+        <w:t>徒7:23</w:t>
+      </w:r>
       <w:r>
         <w:rPr>
           <w:lang w:val="zh_TW" w:bidi="zh_TW"/>
@@ -814,36 +754,24 @@
         </w:rPr>
         <w:t>在接下來的四十年中，他因為殺了一個虐待希伯來人的埃及人，成為逃犯，住在米甸。他最後的四十年致力帶領以色列人出埃及，前往神應許給亞伯拉罕和他後裔的土地（</w:t>
       </w:r>
-      <w:hyperlink r:id="rId23">
-        <w:r>
-          <w:rPr>
-            <w:lang w:val="zh_TW" w:bidi="zh_TW"/>
-          </w:rPr>
-          <w:rPr>
-            <w:color w:val="0000EE"/>
-            <w:u w:val="single"/>
-          </w:rPr>
-          <w:t>創12:1–3</w:t>
-        </w:r>
-      </w:hyperlink>
+      <w:r>
+        <w:rPr>
+          <w:lang w:val="zh_TW" w:bidi="zh_TW"/>
+        </w:rPr>
+        <w:t>創12:1–3</w:t>
+      </w:r>
       <w:r>
         <w:rPr>
           <w:lang w:val="zh_TW" w:bidi="zh_TW"/>
         </w:rPr>
         <w:t>）。他帶領以色列人曠野漂流四十年後，在120歲去世。他把他們帶到約旦河東方應許之地的邊緣（</w:t>
       </w:r>
-      <w:hyperlink r:id="rId24">
-        <w:r>
-          <w:rPr>
-            <w:lang w:val="zh_TW" w:bidi="zh_TW"/>
-          </w:rPr>
-          <w:rPr>
-            <w:color w:val="0000EE"/>
-            <w:u w:val="single"/>
-          </w:rPr>
-          <w:t>申34:7</w:t>
-        </w:r>
-      </w:hyperlink>
+      <w:r>
+        <w:rPr>
+          <w:lang w:val="zh_TW" w:bidi="zh_TW"/>
+        </w:rPr>
+        <w:t>申34:7</w:t>
+      </w:r>
       <w:r>
         <w:rPr>
           <w:lang w:val="zh_TW" w:bidi="zh_TW"/>
@@ -956,36 +884,24 @@
         </w:rPr>
         <w:t>我們只可以透過聖經來認識摩西的生平。考古學家確認了與摩西的事跡，但卻不知道他是否為虛構的角色，或他實際上做了什麼。他的故事始於雅各，就是他兒子們在迦南地饑荒期間抵達埃及。他們一家受約瑟邀請，又受到法老的愛戴，便定居在埃及東北部的歌珊，便在那裡住了430年（</w:t>
       </w:r>
-      <w:hyperlink r:id="rId25">
-        <w:r>
-          <w:rPr>
-            <w:lang w:val="zh_TW" w:bidi="zh_TW"/>
-          </w:rPr>
-          <w:rPr>
-            <w:color w:val="0000EE"/>
-            <w:u w:val="single"/>
-          </w:rPr>
-          <w:t>出12:40</w:t>
-        </w:r>
-      </w:hyperlink>
+      <w:r>
+        <w:rPr>
+          <w:lang w:val="zh_TW" w:bidi="zh_TW"/>
+        </w:rPr>
+        <w:t>出12:40</w:t>
+      </w:r>
       <w:r>
         <w:rPr>
           <w:lang w:val="zh_TW" w:bidi="zh_TW"/>
         </w:rPr>
         <w:t>）。隨著時光流逝，他們落地生根，人口迅速增長，遍佈那地（</w:t>
       </w:r>
-      <w:hyperlink r:id="rId26">
-        <w:r>
-          <w:rPr>
-            <w:lang w:val="zh_TW" w:bidi="zh_TW"/>
-          </w:rPr>
-          <w:rPr>
-            <w:color w:val="0000EE"/>
-            <w:u w:val="single"/>
-          </w:rPr>
-          <w:t>出1:7</w:t>
-        </w:r>
-      </w:hyperlink>
+      <w:r>
+        <w:rPr>
+          <w:lang w:val="zh_TW" w:bidi="zh_TW"/>
+        </w:rPr>
+        <w:t>出1:7</w:t>
+      </w:r>
       <w:r>
         <w:rPr>
           <w:lang w:val="zh_TW" w:bidi="zh_TW"/>
@@ -1102,36 +1018,24 @@
         </w:rPr>
         <w:t>一位來自利未家族的男子，名叫暗蘭，他娶了他父親的妹妹約基別（</w:t>
       </w:r>
-      <w:hyperlink r:id="rId27">
-        <w:r>
-          <w:rPr>
-            <w:lang w:val="zh_TW" w:bidi="zh_TW"/>
-          </w:rPr>
-          <w:rPr>
-            <w:color w:val="0000EE"/>
-            <w:u w:val="single"/>
-          </w:rPr>
-          <w:t>出6:20</w:t>
-        </w:r>
-      </w:hyperlink>
+      <w:r>
+        <w:rPr>
+          <w:lang w:val="zh_TW" w:bidi="zh_TW"/>
+        </w:rPr>
+        <w:t>出6:20</w:t>
+      </w:r>
       <w:r>
         <w:rPr>
           <w:lang w:val="zh_TW" w:bidi="zh_TW"/>
         </w:rPr>
         <w:t>；參</w:t>
       </w:r>
-      <w:hyperlink r:id="rId28">
-        <w:r>
-          <w:rPr>
-            <w:lang w:val="zh_TW" w:bidi="zh_TW"/>
-          </w:rPr>
-          <w:rPr>
-            <w:color w:val="0000EE"/>
-            <w:u w:val="single"/>
-          </w:rPr>
-          <w:t>2:1</w:t>
-        </w:r>
-      </w:hyperlink>
+      <w:r>
+        <w:rPr>
+          <w:lang w:val="zh_TW" w:bidi="zh_TW"/>
+        </w:rPr>
+        <w:t>2:1</w:t>
+      </w:r>
       <w:r>
         <w:rPr>
           <w:lang w:val="zh_TW" w:bidi="zh_TW"/>
@@ -1200,18 +1104,12 @@
         </w:rPr>
         <w:t>，但她實際名字不詳。）她發現這個嬰兒，認出他是希伯來人的孩子，決定將他養育成人，成為自己的孩子。米利暗隨後上前，提出找一位希伯來婦女來哺乳這個孩子。公主同意，米利暗把嬰兒帶回給他的母親哺乳，她可能持續為他哺乳，直到兒子兩三歲（比較</w:t>
       </w:r>
-      <w:hyperlink r:id="rId29">
-        <w:r>
-          <w:rPr>
-            <w:lang w:val="zh_TW" w:bidi="zh_TW"/>
-          </w:rPr>
-          <w:rPr>
-            <w:color w:val="0000EE"/>
-            <w:u w:val="single"/>
-          </w:rPr>
-          <w:t>撒上1:19–24</w:t>
-        </w:r>
-      </w:hyperlink>
+      <w:r>
+        <w:rPr>
+          <w:lang w:val="zh_TW" w:bidi="zh_TW"/>
+        </w:rPr>
+        <w:t>撒上1:19–24</w:t>
+      </w:r>
       <w:r>
         <w:rPr>
           <w:lang w:val="zh_TW" w:bidi="zh_TW"/>
@@ -1244,18 +1142,12 @@
         </w:rPr>
         <w:t>（</w:t>
       </w:r>
-      <w:hyperlink r:id="rId30">
-        <w:r>
-          <w:rPr>
-            <w:lang w:val="zh_TW" w:bidi="zh_TW"/>
-          </w:rPr>
-          <w:rPr>
-            <w:color w:val="0000EE"/>
-            <w:u w:val="single"/>
-          </w:rPr>
-          <w:t>徒7:22</w:t>
-        </w:r>
-      </w:hyperlink>
+      <w:r>
+        <w:rPr>
+          <w:lang w:val="zh_TW" w:bidi="zh_TW"/>
+        </w:rPr>
+        <w:t>徒7:22</w:t>
+      </w:r>
       <w:r>
         <w:rPr>
           <w:lang w:val="zh_TW" w:bidi="zh_TW"/>
@@ -1299,36 +1191,24 @@
         </w:rPr>
         <w:t>」（</w:t>
       </w:r>
-      <w:hyperlink r:id="rId31">
-        <w:r>
-          <w:rPr>
-            <w:lang w:val="zh_TW" w:bidi="zh_TW"/>
-          </w:rPr>
-          <w:rPr>
-            <w:color w:val="0000EE"/>
-            <w:u w:val="single"/>
-          </w:rPr>
-          <w:t>出2:14</w:t>
-        </w:r>
-      </w:hyperlink>
+      <w:r>
+        <w:rPr>
+          <w:lang w:val="zh_TW" w:bidi="zh_TW"/>
+        </w:rPr>
+        <w:t>出2:14</w:t>
+      </w:r>
       <w:r>
         <w:rPr>
           <w:lang w:val="zh_TW" w:bidi="zh_TW"/>
         </w:rPr>
         <w:t>）。</w:t>
       </w:r>
-      <w:hyperlink r:id="rId32">
-        <w:r>
-          <w:rPr>
-            <w:lang w:val="zh_TW" w:bidi="zh_TW"/>
-          </w:rPr>
-          <w:rPr>
-            <w:color w:val="0000EE"/>
-            <w:u w:val="single"/>
-          </w:rPr>
-          <w:t>使徒行傳七章25節</w:t>
-        </w:r>
-      </w:hyperlink>
+      <w:r>
+        <w:rPr>
+          <w:lang w:val="zh_TW" w:bidi="zh_TW"/>
+        </w:rPr>
+        <w:t>使徒行傳七章25節</w:t>
+      </w:r>
       <w:r>
         <w:rPr>
           <w:lang w:val="zh_TW" w:bidi="zh_TW"/>
@@ -1389,72 +1269,48 @@
         </w:rPr>
         <w:t>抵達米甸後，摩西獨自坐在井旁。他在那裡看到，米甸祭司的七個女兒正在為父親的羊群打水。當牧羊人試圖趕走她們時，摩西幫助她們給動物喝水。祭司葉忒羅便邀請摩西與他的家人同住，並將他的女兒西坡拉嫁給摩西為妻（</w:t>
       </w:r>
-      <w:hyperlink r:id="rId33">
-        <w:r>
-          <w:rPr>
-            <w:lang w:val="zh_TW" w:bidi="zh_TW"/>
-          </w:rPr>
-          <w:rPr>
-            <w:color w:val="0000EE"/>
-            <w:u w:val="single"/>
-          </w:rPr>
-          <w:t>出3:1</w:t>
-        </w:r>
-      </w:hyperlink>
+      <w:r>
+        <w:rPr>
+          <w:lang w:val="zh_TW" w:bidi="zh_TW"/>
+        </w:rPr>
+        <w:t>出3:1</w:t>
+      </w:r>
       <w:r>
         <w:rPr>
           <w:lang w:val="zh_TW" w:bidi="zh_TW"/>
         </w:rPr>
         <w:t>；葉忒羅在</w:t>
       </w:r>
-      <w:hyperlink r:id="rId34">
-        <w:r>
-          <w:rPr>
-            <w:lang w:val="zh_TW" w:bidi="zh_TW"/>
-          </w:rPr>
-          <w:rPr>
-            <w:color w:val="0000EE"/>
-            <w:u w:val="single"/>
-          </w:rPr>
-          <w:t>出埃及記二章18節</w:t>
-        </w:r>
-      </w:hyperlink>
+      <w:r>
+        <w:rPr>
+          <w:lang w:val="zh_TW" w:bidi="zh_TW"/>
+        </w:rPr>
+        <w:t>出埃及記二章18節</w:t>
+      </w:r>
       <w:r>
         <w:rPr>
           <w:lang w:val="zh_TW" w:bidi="zh_TW"/>
         </w:rPr>
         <w:t>，被稱為流珥；或在</w:t>
       </w:r>
-      <w:hyperlink r:id="rId35">
-        <w:r>
-          <w:rPr>
-            <w:lang w:val="zh_TW" w:bidi="zh_TW"/>
-          </w:rPr>
-          <w:rPr>
-            <w:color w:val="0000EE"/>
-            <w:u w:val="single"/>
-          </w:rPr>
-          <w:t>民數記十章29節</w:t>
-        </w:r>
-      </w:hyperlink>
+      <w:r>
+        <w:rPr>
+          <w:lang w:val="zh_TW" w:bidi="zh_TW"/>
+        </w:rPr>
+        <w:t>民數記十章29節</w:t>
+      </w:r>
       <w:r>
         <w:rPr>
           <w:lang w:val="zh_TW" w:bidi="zh_TW"/>
         </w:rPr>
         <w:t>被稱為何巴）。學者們對於何巴在</w:t>
       </w:r>
-      <w:hyperlink r:id="rId35">
-        <w:r>
-          <w:rPr>
-            <w:lang w:val="zh_TW" w:bidi="zh_TW"/>
-          </w:rPr>
-          <w:rPr>
-            <w:color w:val="0000EE"/>
-            <w:u w:val="single"/>
-          </w:rPr>
-          <w:t>民數記十章29節</w:t>
-        </w:r>
-      </w:hyperlink>
+      <w:r>
+        <w:rPr>
+          <w:lang w:val="zh_TW" w:bidi="zh_TW"/>
+        </w:rPr>
+        <w:t>民數記十章29節</w:t>
+      </w:r>
       <w:r>
         <w:rPr>
           <w:lang w:val="zh_TW" w:bidi="zh_TW"/>
@@ -1502,30 +1358,18 @@
         </w:rPr>
         <w:t>在米甸，摩西和西坡拉有兩個兒子，革舜和以利以謝（</w:t>
       </w:r>
-      <w:hyperlink r:id="rId36">
-        <w:r>
-          <w:rPr>
-            <w:lang w:val="zh_TW" w:bidi="zh_TW"/>
-          </w:rPr>
-          <w:rPr>
-            <w:color w:val="0000EE"/>
-            <w:u w:val="single"/>
-          </w:rPr>
-          <w:t>出2:22</w:t>
-        </w:r>
-      </w:hyperlink>
-      <w:hyperlink r:id="rId37">
-        <w:r>
-          <w:rPr>
-            <w:lang w:val="zh_TW" w:bidi="zh_TW"/>
-          </w:rPr>
-          <w:rPr>
-            <w:color w:val="0000EE"/>
-            <w:u w:val="single"/>
-          </w:rPr>
-          <w:t>，18:4</w:t>
-        </w:r>
-      </w:hyperlink>
+      <w:r>
+        <w:rPr>
+          <w:lang w:val="zh_TW" w:bidi="zh_TW"/>
+        </w:rPr>
+        <w:t>出2:22</w:t>
+      </w:r>
+      <w:r>
+        <w:rPr>
+          <w:lang w:val="zh_TW" w:bidi="zh_TW"/>
+        </w:rPr>
+        <w:t>，18:4</w:t>
+      </w:r>
       <w:r>
         <w:rPr>
           <w:lang w:val="zh_TW" w:bidi="zh_TW"/>
@@ -1557,18 +1401,12 @@
         </w:rPr>
         <w:t>有一天，當摩西正在照顧他岳父的羊群時，他把羊群帶到了何烈山（也稱為西奈山）。神在一個燃燒但未被燒毀的荊棘中，以火焰的形式向他顯現。摩西走近觀察這個奇異的景象，並聽見神從荊棘中對他說話：「 摩西！ 摩西！」他說：「我在這裏。」神說：「不要近前來。當把你腳上的鞋脫下來，因為你所站之地是聖地」（</w:t>
       </w:r>
-      <w:hyperlink r:id="rId38">
-        <w:r>
-          <w:rPr>
-            <w:lang w:val="zh_TW" w:bidi="zh_TW"/>
-          </w:rPr>
-          <w:rPr>
-            <w:color w:val="0000EE"/>
-            <w:u w:val="single"/>
-          </w:rPr>
-          <w:t>出3:4–5</w:t>
-        </w:r>
-      </w:hyperlink>
+      <w:r>
+        <w:rPr>
+          <w:lang w:val="zh_TW" w:bidi="zh_TW"/>
+        </w:rPr>
+        <w:t>出3:4–5</w:t>
+      </w:r>
       <w:r>
         <w:rPr>
           <w:lang w:val="zh_TW" w:bidi="zh_TW"/>
@@ -1615,18 +1453,12 @@
         </w:rPr>
         <w:t>，便開始找藉口。然而，神向摩西保證，祂會與他同在（</w:t>
       </w:r>
-      <w:hyperlink r:id="rId39">
-        <w:r>
-          <w:rPr>
-            <w:lang w:val="zh_TW" w:bidi="zh_TW"/>
-          </w:rPr>
-          <w:rPr>
-            <w:color w:val="0000EE"/>
-            <w:u w:val="single"/>
-          </w:rPr>
-          <w:t>出3:11–12</w:t>
-        </w:r>
-      </w:hyperlink>
+      <w:r>
+        <w:rPr>
+          <w:lang w:val="zh_TW" w:bidi="zh_TW"/>
+        </w:rPr>
+        <w:t>出3:11–12</w:t>
+      </w:r>
       <w:r>
         <w:rPr>
           <w:lang w:val="zh_TW" w:bidi="zh_TW"/>
@@ -1645,18 +1477,12 @@
         </w:rPr>
         <w:t>（</w:t>
       </w:r>
-      <w:hyperlink r:id="rId40">
-        <w:r>
-          <w:rPr>
-            <w:lang w:val="zh_TW" w:bidi="zh_TW"/>
-          </w:rPr>
-          <w:rPr>
-            <w:color w:val="0000EE"/>
-            <w:u w:val="single"/>
-          </w:rPr>
-          <w:t>出3:13–14</w:t>
-        </w:r>
-      </w:hyperlink>
+      <w:r>
+        <w:rPr>
+          <w:lang w:val="zh_TW" w:bidi="zh_TW"/>
+        </w:rPr>
+        <w:t>出3:13–14</w:t>
+      </w:r>
       <w:r>
         <w:rPr>
           <w:lang w:val="zh_TW" w:bidi="zh_TW"/>
@@ -1735,18 +1561,12 @@
         </w:rPr>
         <w:t>將尼羅河的水變成血（</w:t>
       </w:r>
-      <w:hyperlink r:id="rId41">
-        <w:r>
-          <w:rPr>
-            <w:lang w:val="zh_TW" w:bidi="zh_TW"/>
-          </w:rPr>
-          <w:rPr>
-            <w:color w:val="0000EE"/>
-            <w:u w:val="single"/>
-          </w:rPr>
-          <w:t>出4:1–9</w:t>
-        </w:r>
-      </w:hyperlink>
+      <w:r>
+        <w:rPr>
+          <w:lang w:val="zh_TW" w:bidi="zh_TW"/>
+        </w:rPr>
+        <w:t>出4:1–9</w:t>
+      </w:r>
       <w:r>
         <w:rPr>
           <w:lang w:val="zh_TW" w:bidi="zh_TW"/>
@@ -1779,18 +1599,12 @@
         </w:rPr>
         <w:t>（</w:t>
       </w:r>
-      <w:hyperlink r:id="rId42">
-        <w:r>
-          <w:rPr>
-            <w:lang w:val="zh_TW" w:bidi="zh_TW"/>
-          </w:rPr>
-          <w:rPr>
-            <w:color w:val="0000EE"/>
-            <w:u w:val="single"/>
-          </w:rPr>
-          <w:t>出埃及記4:10</w:t>
-        </w:r>
-      </w:hyperlink>
+      <w:r>
+        <w:rPr>
+          <w:lang w:val="zh_TW" w:bidi="zh_TW"/>
+        </w:rPr>
+        <w:t>出埃及記4:10</w:t>
+      </w:r>
       <w:r>
         <w:rPr>
           <w:lang w:val="zh_TW" w:bidi="zh_TW"/>
@@ -1822,36 +1636,24 @@
         </w:rPr>
         <w:t>摩西帶著他的妻子和兒子出發前往埃及，告訴他的岳父他想去那裡探望他的家人（</w:t>
       </w:r>
-      <w:hyperlink r:id="rId43">
-        <w:r>
-          <w:rPr>
-            <w:lang w:val="zh_TW" w:bidi="zh_TW"/>
-          </w:rPr>
-          <w:rPr>
-            <w:color w:val="0000EE"/>
-            <w:u w:val="single"/>
-          </w:rPr>
-          <w:t>出4:18</w:t>
-        </w:r>
-      </w:hyperlink>
+      <w:r>
+        <w:rPr>
+          <w:lang w:val="zh_TW" w:bidi="zh_TW"/>
+        </w:rPr>
+        <w:t>出4:18</w:t>
+      </w:r>
       <w:r>
         <w:rPr>
           <w:lang w:val="zh_TW" w:bidi="zh_TW"/>
         </w:rPr>
         <w:t>）。根據聖經記載，他將妻子和兒子們放在驢上，啟程出發（</w:t>
       </w:r>
-      <w:hyperlink r:id="rId44">
-        <w:r>
-          <w:rPr>
-            <w:lang w:val="zh_TW" w:bidi="zh_TW"/>
-          </w:rPr>
-          <w:rPr>
-            <w:color w:val="0000EE"/>
-            <w:u w:val="single"/>
-          </w:rPr>
-          <w:t>出4:20</w:t>
-        </w:r>
-      </w:hyperlink>
+      <w:r>
+        <w:rPr>
+          <w:lang w:val="zh_TW" w:bidi="zh_TW"/>
+        </w:rPr>
+        <w:t>出4:20</w:t>
+      </w:r>
       <w:r>
         <w:rPr>
           <w:lang w:val="zh_TW" w:bidi="zh_TW"/>
@@ -1872,54 +1674,36 @@
         </w:rPr>
         <w:t>在旅程中的一個休息停駐點，發生了一件令人詫異的事，就是耶和華遇見摩西並試圖殺死他，因為摩西在離開米甸之前，沒有為他的孩子行割禮（</w:t>
       </w:r>
-      <w:hyperlink r:id="rId45">
-        <w:r>
-          <w:rPr>
-            <w:lang w:val="zh_TW" w:bidi="zh_TW"/>
-          </w:rPr>
-          <w:rPr>
-            <w:color w:val="0000EE"/>
-            <w:u w:val="single"/>
-          </w:rPr>
-          <w:t>出4:24</w:t>
-        </w:r>
-      </w:hyperlink>
+      <w:r>
+        <w:rPr>
+          <w:lang w:val="zh_TW" w:bidi="zh_TW"/>
+        </w:rPr>
+        <w:t>出4:24</w:t>
+      </w:r>
       <w:r>
         <w:rPr>
           <w:lang w:val="zh_TW" w:bidi="zh_TW"/>
         </w:rPr>
         <w:t>）。當西坡拉意識到摩西危在旦夕時，她親自執行割禮。然後她對丈夫說：「你真是我的血郎了」（</w:t>
       </w:r>
-      <w:hyperlink r:id="rId46">
-        <w:r>
-          <w:rPr>
-            <w:lang w:val="zh_TW" w:bidi="zh_TW"/>
-          </w:rPr>
-          <w:rPr>
-            <w:color w:val="0000EE"/>
-            <w:u w:val="single"/>
-          </w:rPr>
-          <w:t>出4:25</w:t>
-        </w:r>
-      </w:hyperlink>
+      <w:r>
+        <w:rPr>
+          <w:lang w:val="zh_TW" w:bidi="zh_TW"/>
+        </w:rPr>
+        <w:t>出4:25</w:t>
+      </w:r>
       <w:r>
         <w:rPr>
           <w:lang w:val="zh_TW" w:bidi="zh_TW"/>
         </w:rPr>
         <w:t>）。這奇怪的事件提醒，盟約的領袖必須遵循盟約（</w:t>
       </w:r>
-      <w:hyperlink r:id="rId47">
-        <w:r>
-          <w:rPr>
-            <w:lang w:val="zh_TW" w:bidi="zh_TW"/>
-          </w:rPr>
-          <w:rPr>
-            <w:color w:val="0000EE"/>
-            <w:u w:val="single"/>
-          </w:rPr>
-          <w:t>創17:10–14</w:t>
-        </w:r>
-      </w:hyperlink>
+      <w:r>
+        <w:rPr>
+          <w:lang w:val="zh_TW" w:bidi="zh_TW"/>
+        </w:rPr>
+        <w:t>創17:10–14</w:t>
+      </w:r>
       <w:r>
         <w:rPr>
           <w:lang w:val="zh_TW" w:bidi="zh_TW"/>
@@ -1952,18 +1736,12 @@
         </w:rPr>
         <w:t>當時亞倫還在埃及，神告訴他要去摩西在燃燒荊棘遇見神的山上，與他的兄弟會合。摩西告知亞倫所發生的一切，他們一起去了埃及，召集希伯來人的長老，告知他們這些事件。當摩西和亞倫在百姓面前展示神蹟時，這些領袖便相信摩西和亞倫是神派來拯救他們的（</w:t>
       </w:r>
-      <w:hyperlink r:id="rId48">
-        <w:r>
-          <w:rPr>
-            <w:lang w:val="zh_TW" w:bidi="zh_TW"/>
-          </w:rPr>
-          <w:rPr>
-            <w:color w:val="0000EE"/>
-            <w:u w:val="single"/>
-          </w:rPr>
-          <w:t>出4:30–31</w:t>
-        </w:r>
-      </w:hyperlink>
+      <w:r>
+        <w:rPr>
+          <w:lang w:val="zh_TW" w:bidi="zh_TW"/>
+        </w:rPr>
+        <w:t>出4:30–31</w:t>
+      </w:r>
       <w:r>
         <w:rPr>
           <w:lang w:val="zh_TW" w:bidi="zh_TW"/>
@@ -2018,18 +1796,12 @@
         </w:rPr>
         <w:t>」（</w:t>
       </w:r>
-      <w:hyperlink r:id="rId49">
-        <w:r>
-          <w:rPr>
-            <w:lang w:val="zh_TW" w:bidi="zh_TW"/>
-          </w:rPr>
-          <w:rPr>
-            <w:color w:val="0000EE"/>
-            <w:u w:val="single"/>
-          </w:rPr>
-          <w:t>出5:1</w:t>
-        </w:r>
-      </w:hyperlink>
+      <w:r>
+        <w:rPr>
+          <w:lang w:val="zh_TW" w:bidi="zh_TW"/>
+        </w:rPr>
+        <w:t>出5:1</w:t>
+      </w:r>
       <w:r>
         <w:rPr>
           <w:lang w:val="zh_TW" w:bidi="zh_TW"/>
@@ -2293,18 +2065,12 @@
         </w:rPr>
         <w:t>」（</w:t>
       </w:r>
-      <w:hyperlink r:id="rId50">
-        <w:r>
-          <w:rPr>
-            <w:lang w:val="zh_TW" w:bidi="zh_TW"/>
-          </w:rPr>
-          <w:rPr>
-            <w:color w:val="0000EE"/>
-            <w:u w:val="single"/>
-          </w:rPr>
-          <w:t>出11:5</w:t>
-        </w:r>
-      </w:hyperlink>
+      <w:r>
+        <w:rPr>
+          <w:lang w:val="zh_TW" w:bidi="zh_TW"/>
+        </w:rPr>
+        <w:t>出11:5</w:t>
+      </w:r>
       <w:r>
         <w:rPr>
           <w:lang w:val="zh_TW" w:bidi="zh_TW"/>
@@ -2323,18 +2089,12 @@
         </w:rPr>
         <w:t>」（</w:t>
       </w:r>
-      <w:hyperlink r:id="rId51">
-        <w:r>
-          <w:rPr>
-            <w:lang w:val="zh_TW" w:bidi="zh_TW"/>
-          </w:rPr>
-          <w:rPr>
-            <w:color w:val="0000EE"/>
-            <w:u w:val="single"/>
-          </w:rPr>
-          <w:t>出11:7</w:t>
-        </w:r>
-      </w:hyperlink>
+      <w:r>
+        <w:rPr>
+          <w:lang w:val="zh_TW" w:bidi="zh_TW"/>
+        </w:rPr>
+        <w:t>出11:7</w:t>
+      </w:r>
       <w:r>
         <w:rPr>
           <w:lang w:val="zh_TW" w:bidi="zh_TW"/>
@@ -2355,18 +2115,12 @@
         </w:rPr>
         <w:t>神透過摩西和亞倫，指示百姓迅速準備離開埃及。他們要向埃及人索取銀飾和金飾（</w:t>
       </w:r>
-      <w:hyperlink r:id="rId52">
-        <w:r>
-          <w:rPr>
-            <w:lang w:val="zh_TW" w:bidi="zh_TW"/>
-          </w:rPr>
-          <w:rPr>
-            <w:color w:val="0000EE"/>
-            <w:u w:val="single"/>
-          </w:rPr>
-          <w:t>出11:2–3</w:t>
-        </w:r>
-      </w:hyperlink>
+      <w:r>
+        <w:rPr>
+          <w:lang w:val="zh_TW" w:bidi="zh_TW"/>
+        </w:rPr>
+        <w:t>出11:2–3</w:t>
+      </w:r>
       <w:r>
         <w:rPr>
           <w:lang w:val="zh_TW" w:bidi="zh_TW"/>
@@ -2387,18 +2141,12 @@
         </w:rPr>
         <w:t>在半夜，耶和華擊殺埃及所有的長子，從法老的長子到階下囚，無一倖免。當法老看到這悲劇時，他命令摩西和以色列人立即離開（</w:t>
       </w:r>
-      <w:hyperlink r:id="rId53">
-        <w:r>
-          <w:rPr>
-            <w:lang w:val="zh_TW" w:bidi="zh_TW"/>
-          </w:rPr>
-          <w:rPr>
-            <w:color w:val="0000EE"/>
-            <w:u w:val="single"/>
-          </w:rPr>
-          <w:t>出12:31–32</w:t>
-        </w:r>
-      </w:hyperlink>
+      <w:r>
+        <w:rPr>
+          <w:lang w:val="zh_TW" w:bidi="zh_TW"/>
+        </w:rPr>
+        <w:t>出12:31–32</w:t>
+      </w:r>
       <w:r>
         <w:rPr>
           <w:lang w:val="zh_TW" w:bidi="zh_TW"/>
@@ -2444,54 +2192,36 @@
         </w:rPr>
         <w:t>神學家提出許多想法，但我們仍然無法確定希伯來人離開埃及的實際路線。他們沒有選擇最接近迦南的路線，這條路線沿著地中海海岸，大約只需短短10天腳程。相反，他們前往西奈山，那是摩西早前在燃燒荊棘中遇見神的地方。神告訴摩西，祂會帶領人到達同一地點，作為摩西被派來拯救他們的記號（</w:t>
       </w:r>
-      <w:hyperlink r:id="rId54">
-        <w:r>
-          <w:rPr>
-            <w:lang w:val="zh_TW" w:bidi="zh_TW"/>
-          </w:rPr>
-          <w:rPr>
-            <w:color w:val="0000EE"/>
-            <w:u w:val="single"/>
-          </w:rPr>
-          <w:t>出3:12</w:t>
-        </w:r>
-      </w:hyperlink>
+      <w:r>
+        <w:rPr>
+          <w:lang w:val="zh_TW" w:bidi="zh_TW"/>
+        </w:rPr>
+        <w:t>出3:12</w:t>
+      </w:r>
       <w:r>
         <w:rPr>
           <w:lang w:val="zh_TW" w:bidi="zh_TW"/>
         </w:rPr>
         <w:t>）。希伯來人也記得約瑟要求他們在返回自己的土地時，要帶著他的骨頭（</w:t>
       </w:r>
-      <w:hyperlink r:id="rId55">
-        <w:r>
-          <w:rPr>
-            <w:lang w:val="zh_TW" w:bidi="zh_TW"/>
-          </w:rPr>
-          <w:rPr>
-            <w:color w:val="0000EE"/>
-            <w:u w:val="single"/>
-          </w:rPr>
-          <w:t>創50:25</w:t>
-        </w:r>
-      </w:hyperlink>
+      <w:r>
+        <w:rPr>
+          <w:lang w:val="zh_TW" w:bidi="zh_TW"/>
+        </w:rPr>
+        <w:t>創50:25</w:t>
+      </w:r>
       <w:r>
         <w:rPr>
           <w:lang w:val="zh_TW" w:bidi="zh_TW"/>
         </w:rPr>
         <w:t>；</w:t>
       </w:r>
-      <w:hyperlink r:id="rId56">
-        <w:r>
-          <w:rPr>
-            <w:lang w:val="zh_TW" w:bidi="zh_TW"/>
-          </w:rPr>
-          <w:rPr>
-            <w:color w:val="0000EE"/>
-            <w:u w:val="single"/>
-          </w:rPr>
-          <w:t>出13:19</w:t>
-        </w:r>
-      </w:hyperlink>
+      <w:r>
+        <w:rPr>
+          <w:lang w:val="zh_TW" w:bidi="zh_TW"/>
+        </w:rPr>
+        <w:t>出13:19</w:t>
+      </w:r>
       <w:r>
         <w:rPr>
           <w:lang w:val="zh_TW" w:bidi="zh_TW"/>
@@ -2526,18 +2256,12 @@
         </w:rPr>
         <w:t>與此同時，身在埃及的法老後悔讓希伯來人離開，決定帶著他的軍隊追趕他們。希伯來人看到埃及軍隊逼近時，感到非常恐懼。海就在他們前面，埃及人在他們後面，前無退路，後有追兵；於是他們責怪摩西把他們帶出埃及。神向他們保證，他們不需要害怕或做任何事情來保衛自己，因祂承諾為他們爭戰，賜給他們勝利（</w:t>
       </w:r>
-      <w:hyperlink r:id="rId57">
-        <w:r>
-          <w:rPr>
-            <w:lang w:val="zh_TW" w:bidi="zh_TW"/>
-          </w:rPr>
-          <w:rPr>
-            <w:color w:val="0000EE"/>
-            <w:u w:val="single"/>
-          </w:rPr>
-          <w:t>出14:14</w:t>
-        </w:r>
-      </w:hyperlink>
+      <w:r>
+        <w:rPr>
+          <w:lang w:val="zh_TW" w:bidi="zh_TW"/>
+        </w:rPr>
+        <w:t>出14:14</w:t>
+      </w:r>
       <w:r>
         <w:rPr>
           <w:lang w:val="zh_TW" w:bidi="zh_TW"/>
@@ -2558,18 +2282,12 @@
         </w:rPr>
         <w:t>耶和華用強烈的東風分開蘆葦海（常被錯誤地稱為紅海）的水，使以色列人走過乾地。埃及人緊隨其後，進入海中，但是，分開的海水卻湧下淹沒了埃及軍隊。以色列人在海的另一邊安全無恙，他們在歌聲中慶祝神的拯救（</w:t>
       </w:r>
-      <w:hyperlink r:id="rId58">
-        <w:r>
-          <w:rPr>
-            <w:lang w:val="zh_TW" w:bidi="zh_TW"/>
-          </w:rPr>
-          <w:rPr>
-            <w:color w:val="0000EE"/>
-            <w:u w:val="single"/>
-          </w:rPr>
-          <w:t>出15章</w:t>
-        </w:r>
-      </w:hyperlink>
+      <w:r>
+        <w:rPr>
+          <w:lang w:val="zh_TW" w:bidi="zh_TW"/>
+        </w:rPr>
+        <w:t>出15章</w:t>
+      </w:r>
       <w:r>
         <w:rPr>
           <w:lang w:val="zh_TW" w:bidi="zh_TW"/>
@@ -2676,72 +2394,48 @@
         </w:rPr>
         <w:t>儘管以色列人見證過神偉大的拯救，其信心卻仍然薄弱。三天後，他們發現水無法飲用，便向摩西埋怨。耶和華指示摩西淨化食水，滿足了他們的需求（</w:t>
       </w:r>
-      <w:hyperlink r:id="rId59">
-        <w:r>
-          <w:rPr>
-            <w:lang w:val="zh_TW" w:bidi="zh_TW"/>
-          </w:rPr>
-          <w:rPr>
-            <w:color w:val="0000EE"/>
-            <w:u w:val="single"/>
-          </w:rPr>
-          <w:t>出15:22–25</w:t>
-        </w:r>
-      </w:hyperlink>
+      <w:r>
+        <w:rPr>
+          <w:lang w:val="zh_TW" w:bidi="zh_TW"/>
+        </w:rPr>
+        <w:t>出15:22–25</w:t>
+      </w:r>
       <w:r>
         <w:rPr>
           <w:lang w:val="zh_TW" w:bidi="zh_TW"/>
         </w:rPr>
         <w:t>）。當他們到達汛的曠野時，由於缺乏食物，於是再次抱怨。神便提供嗎哪，嗎哪是一種類似餅的物質，供養他們直到迦南（</w:t>
       </w:r>
-      <w:hyperlink r:id="rId60">
-        <w:r>
-          <w:rPr>
-            <w:lang w:val="zh_TW" w:bidi="zh_TW"/>
-          </w:rPr>
-          <w:rPr>
-            <w:color w:val="0000EE"/>
-            <w:u w:val="single"/>
-          </w:rPr>
-          <w:t>出16:1–21</w:t>
-        </w:r>
-      </w:hyperlink>
+      <w:r>
+        <w:rPr>
+          <w:lang w:val="zh_TW" w:bidi="zh_TW"/>
+        </w:rPr>
+        <w:t>出16:1–21</w:t>
+      </w:r>
       <w:r>
         <w:rPr>
           <w:lang w:val="zh_TW" w:bidi="zh_TW"/>
         </w:rPr>
         <w:t>）。後來，當他們在利非訂安營時，人們再次抱怨缺水，神便從何烈的磐石供應水（</w:t>
       </w:r>
-      <w:hyperlink r:id="rId61">
-        <w:r>
-          <w:rPr>
-            <w:lang w:val="zh_TW" w:bidi="zh_TW"/>
-          </w:rPr>
-          <w:rPr>
-            <w:color w:val="0000EE"/>
-            <w:u w:val="single"/>
-          </w:rPr>
-          <w:t>出17:1–7</w:t>
-        </w:r>
-      </w:hyperlink>
+      <w:r>
+        <w:rPr>
+          <w:lang w:val="zh_TW" w:bidi="zh_TW"/>
+        </w:rPr>
+        <w:t>出17:1–7</w:t>
+      </w:r>
       <w:r>
         <w:rPr>
           <w:lang w:val="zh_TW" w:bidi="zh_TW"/>
         </w:rPr>
         <w:t>）。亞瑪力人在利非訂攻擊他們時，神又賜給以色列人大大得勝（</w:t>
       </w:r>
-      <w:hyperlink r:id="rId62">
-        <w:r>
-          <w:rPr>
-            <w:lang w:val="zh_TW" w:bidi="zh_TW"/>
-          </w:rPr>
-          <w:rPr>
-            <w:color w:val="0000EE"/>
-            <w:u w:val="single"/>
-          </w:rPr>
-          <w:t>出17:8–13</w:t>
-        </w:r>
-      </w:hyperlink>
+      <w:r>
+        <w:rPr>
+          <w:lang w:val="zh_TW" w:bidi="zh_TW"/>
+        </w:rPr>
+        <w:t>出17:8–13</w:t>
+      </w:r>
       <w:r>
         <w:rPr>
           <w:lang w:val="zh_TW" w:bidi="zh_TW"/>
@@ -2762,18 +2456,12 @@
         </w:rPr>
         <w:t>摩西和百姓到達西奈，在那裡安營。摩西的岳父葉忒羅來訪，帶來摩西的妻子和兒子。顯然西坡拉先前決定留在她的父親那裡，而不是和摩西一起去埃及。所以，這是一個歡樂的重聚，葉忒羅向神獻上燔祭和祭物。當時摩西正感苦惱，他無法獨自解決希伯來人所有的爭端，因此，葉忒羅建議摩西將部分任務，分配給百姓中負責任的人。摩西同意，葉忒羅返回家鄉，沒有留在西奈參與神的盟約（</w:t>
       </w:r>
-      <w:hyperlink r:id="rId63">
-        <w:r>
-          <w:rPr>
-            <w:lang w:val="zh_TW" w:bidi="zh_TW"/>
-          </w:rPr>
-          <w:rPr>
-            <w:color w:val="0000EE"/>
-            <w:u w:val="single"/>
-          </w:rPr>
-          <w:t>出18:13–27</w:t>
-        </w:r>
-      </w:hyperlink>
+      <w:r>
+        <w:rPr>
+          <w:lang w:val="zh_TW" w:bidi="zh_TW"/>
+        </w:rPr>
+        <w:t>出18:13–27</w:t>
+      </w:r>
       <w:r>
         <w:rPr>
           <w:lang w:val="zh_TW" w:bidi="zh_TW"/>
@@ -2850,18 +2538,12 @@
         </w:rPr>
         <w:t>亞倫從他們手裏接過來，鑄了一隻牛犢，用雕刻的器具做成。他們就說：「 以色列啊，這是領你出埃及地的神。」（</w:t>
       </w:r>
-      <w:hyperlink r:id="rId64">
-        <w:r>
-          <w:rPr>
-            <w:lang w:val="zh_TW" w:bidi="zh_TW"/>
-          </w:rPr>
-          <w:rPr>
-            <w:color w:val="0000EE"/>
-            <w:u w:val="single"/>
-          </w:rPr>
-          <w:t>出32:4</w:t>
-        </w:r>
-      </w:hyperlink>
+      <w:r>
+        <w:rPr>
+          <w:lang w:val="zh_TW" w:bidi="zh_TW"/>
+        </w:rPr>
+        <w:t>出32:4</w:t>
+      </w:r>
       <w:r>
         <w:rPr>
           <w:lang w:val="zh_TW" w:bidi="zh_TW"/>
@@ -2894,18 +2576,12 @@
         </w:rPr>
         <w:t>」（</w:t>
       </w:r>
-      <w:hyperlink r:id="rId65">
-        <w:r>
-          <w:rPr>
-            <w:lang w:val="zh_TW" w:bidi="zh_TW"/>
-          </w:rPr>
-          <w:rPr>
-            <w:color w:val="0000EE"/>
-            <w:u w:val="single"/>
-          </w:rPr>
-          <w:t>出32:24</w:t>
-        </w:r>
-      </w:hyperlink>
+      <w:r>
+        <w:rPr>
+          <w:lang w:val="zh_TW" w:bidi="zh_TW"/>
+        </w:rPr>
+        <w:t>出32:24</w:t>
+      </w:r>
       <w:r>
         <w:rPr>
           <w:lang w:val="zh_TW" w:bidi="zh_TW"/>
@@ -2926,36 +2602,24 @@
         </w:rPr>
         <w:t>摩西召集志願者在百姓身上執行神的審判。利未人回應並殺了約三千人，後來得到讚賞和獎勵（</w:t>
       </w:r>
-      <w:hyperlink r:id="rId66">
-        <w:r>
-          <w:rPr>
-            <w:lang w:val="zh_TW" w:bidi="zh_TW"/>
-          </w:rPr>
-          <w:rPr>
-            <w:color w:val="0000EE"/>
-            <w:u w:val="single"/>
-          </w:rPr>
-          <w:t>申33:9–10</w:t>
-        </w:r>
-      </w:hyperlink>
+      <w:r>
+        <w:rPr>
+          <w:lang w:val="zh_TW" w:bidi="zh_TW"/>
+        </w:rPr>
+        <w:t>申33:9–10</w:t>
+      </w:r>
       <w:r>
         <w:rPr>
           <w:lang w:val="zh_TW" w:bidi="zh_TW"/>
         </w:rPr>
         <w:t>）。摩西再次為百姓代求，請求若神不能赦免他們，就毀滅他們。神發憐憫，並應許祂的使者會依舊陪伴他們（</w:t>
       </w:r>
-      <w:hyperlink r:id="rId67">
-        <w:r>
-          <w:rPr>
-            <w:lang w:val="zh_TW" w:bidi="zh_TW"/>
-          </w:rPr>
-          <w:rPr>
-            <w:color w:val="0000EE"/>
-            <w:u w:val="single"/>
-          </w:rPr>
-          <w:t>出32:34</w:t>
-        </w:r>
-      </w:hyperlink>
+      <w:r>
+        <w:rPr>
+          <w:lang w:val="zh_TW" w:bidi="zh_TW"/>
+        </w:rPr>
+        <w:t>出32:34</w:t>
+      </w:r>
       <w:r>
         <w:rPr>
           <w:lang w:val="zh_TW" w:bidi="zh_TW"/>
@@ -2988,18 +2652,12 @@
         </w:rPr>
         <w:t>」（</w:t>
       </w:r>
-      <w:hyperlink r:id="rId68">
-        <w:r>
-          <w:rPr>
-            <w:lang w:val="zh_TW" w:bidi="zh_TW"/>
-          </w:rPr>
-          <w:rPr>
-            <w:color w:val="0000EE"/>
-            <w:u w:val="single"/>
-          </w:rPr>
-          <w:t>出34:6</w:t>
-        </w:r>
-      </w:hyperlink>
+      <w:r>
+        <w:rPr>
+          <w:lang w:val="zh_TW" w:bidi="zh_TW"/>
+        </w:rPr>
+        <w:t>出34:6</w:t>
+      </w:r>
       <w:r>
         <w:rPr>
           <w:lang w:val="zh_TW" w:bidi="zh_TW"/>
@@ -3018,18 +2676,12 @@
         </w:rPr>
         <w:t>他在神面前時會拿掉它。保羅解釋說，這層帕子是為了讓以色列人看不到摩西臉上的天光消退（</w:t>
       </w:r>
-      <w:hyperlink r:id="rId69">
-        <w:r>
-          <w:rPr>
-            <w:lang w:val="zh_TW" w:bidi="zh_TW"/>
-          </w:rPr>
-          <w:rPr>
-            <w:color w:val="0000EE"/>
-            <w:u w:val="single"/>
-          </w:rPr>
-          <w:t>林後3:13</w:t>
-        </w:r>
-      </w:hyperlink>
+      <w:r>
+        <w:rPr>
+          <w:lang w:val="zh_TW" w:bidi="zh_TW"/>
+        </w:rPr>
+        <w:t>林後3:13</w:t>
+      </w:r>
       <w:r>
         <w:rPr>
           <w:lang w:val="zh_TW" w:bidi="zh_TW"/>
@@ -3259,18 +2911,12 @@
         </w:rPr>
         <w:t>寶石（</w:t>
       </w:r>
-      <w:hyperlink r:id="rId70">
-        <w:r>
-          <w:rPr>
-            <w:lang w:val="zh_TW" w:bidi="zh_TW"/>
-          </w:rPr>
-          <w:rPr>
-            <w:color w:val="0000EE"/>
-            <w:u w:val="single"/>
-          </w:rPr>
-          <w:t>出25:3–7</w:t>
-        </w:r>
-      </w:hyperlink>
+      <w:r>
+        <w:rPr>
+          <w:lang w:val="zh_TW" w:bidi="zh_TW"/>
+        </w:rPr>
+        <w:t>出25:3–7</w:t>
+      </w:r>
       <w:r>
         <w:rPr>
           <w:lang w:val="zh_TW" w:bidi="zh_TW"/>
@@ -3291,18 +2937,12 @@
         </w:rPr>
         <w:t>神給他具體的藍圖和獻祭儀式，讓祭司進行獻祭。在比撒列在亞何利亞伯的協助下，摩西被任命負責建造會幕（</w:t>
       </w:r>
-      <w:hyperlink r:id="rId71">
-        <w:r>
-          <w:rPr>
-            <w:lang w:val="zh_TW" w:bidi="zh_TW"/>
-          </w:rPr>
-          <w:rPr>
-            <w:color w:val="0000EE"/>
-            <w:u w:val="single"/>
-          </w:rPr>
-          <w:t>出31:1–6</w:t>
-        </w:r>
-      </w:hyperlink>
+      <w:r>
+        <w:rPr>
+          <w:lang w:val="zh_TW" w:bidi="zh_TW"/>
+        </w:rPr>
+        <w:t>出31:1–6</w:t>
+      </w:r>
       <w:r>
         <w:rPr>
           <w:lang w:val="zh_TW" w:bidi="zh_TW"/>
@@ -3323,18 +2963,12 @@
         </w:rPr>
         <w:t>神也給摩西關於燔祭、素祭、平安祭、罪祭和贖愆祭等的指示（</w:t>
       </w:r>
-      <w:hyperlink r:id="rId72">
-        <w:r>
-          <w:rPr>
-            <w:lang w:val="zh_TW" w:bidi="zh_TW"/>
-          </w:rPr>
-          <w:rPr>
-            <w:color w:val="0000EE"/>
-            <w:u w:val="single"/>
-          </w:rPr>
-          <w:t>利1–7章</w:t>
-        </w:r>
-      </w:hyperlink>
+      <w:r>
+        <w:rPr>
+          <w:lang w:val="zh_TW" w:bidi="zh_TW"/>
+        </w:rPr>
+        <w:t>利1–7章</w:t>
+      </w:r>
       <w:r>
         <w:rPr>
           <w:lang w:val="zh_TW" w:bidi="zh_TW"/>
@@ -3355,18 +2989,12 @@
         </w:rPr>
         <w:t>摩西舉行莊嚴的儀式，任命亞倫和他的兒子為祭司，並開始崇拜儀式（</w:t>
       </w:r>
-      <w:hyperlink r:id="rId73">
-        <w:r>
-          <w:rPr>
-            <w:lang w:val="zh_TW" w:bidi="zh_TW"/>
-          </w:rPr>
-          <w:rPr>
-            <w:color w:val="0000EE"/>
-            <w:u w:val="single"/>
-          </w:rPr>
-          <w:t>利8–9章</w:t>
-        </w:r>
-      </w:hyperlink>
+      <w:r>
+        <w:rPr>
+          <w:lang w:val="zh_TW" w:bidi="zh_TW"/>
+        </w:rPr>
+        <w:t>利8–9章</w:t>
+      </w:r>
       <w:r>
         <w:rPr>
           <w:lang w:val="zh_TW" w:bidi="zh_TW"/>
@@ -3387,18 +3015,12 @@
         </w:rPr>
         <w:t>在第一次儀式之後，亞倫的兒子拿答與亞比戶，在主面前獻上凡火，就是未經授權獻祭的火。因為他們這樣做，就被神的火吞滅。摩西阻止亞倫和他其餘的兒子哀悼，因為他想強調神無可侵犯的聖潔（</w:t>
       </w:r>
-      <w:hyperlink r:id="rId74">
-        <w:r>
-          <w:rPr>
-            <w:lang w:val="zh_TW" w:bidi="zh_TW"/>
-          </w:rPr>
-          <w:rPr>
-            <w:color w:val="0000EE"/>
-            <w:u w:val="single"/>
-          </w:rPr>
-          <w:t>利10:1–7</w:t>
-        </w:r>
-      </w:hyperlink>
+      <w:r>
+        <w:rPr>
+          <w:lang w:val="zh_TW" w:bidi="zh_TW"/>
+        </w:rPr>
+        <w:t>利10:1–7</w:t>
+      </w:r>
       <w:r>
         <w:rPr>
           <w:lang w:val="zh_TW" w:bidi="zh_TW"/>
@@ -3430,18 +3052,12 @@
         </w:rPr>
         <w:t>出埃及後約一年，以色列人進行了一次人口普查（</w:t>
       </w:r>
-      <w:hyperlink r:id="rId75">
-        <w:r>
-          <w:rPr>
-            <w:lang w:val="zh_TW" w:bidi="zh_TW"/>
-          </w:rPr>
-          <w:rPr>
-            <w:color w:val="0000EE"/>
-            <w:u w:val="single"/>
-          </w:rPr>
-          <w:t>民9:1</w:t>
-        </w:r>
-      </w:hyperlink>
+      <w:r>
+        <w:rPr>
+          <w:lang w:val="zh_TW" w:bidi="zh_TW"/>
+        </w:rPr>
+        <w:t>民9:1</w:t>
+      </w:r>
       <w:r>
         <w:rPr>
           <w:lang w:val="zh_TW" w:bidi="zh_TW"/>
@@ -3556,18 +3172,12 @@
         </w:rPr>
         <w:t>大蒜（</w:t>
       </w:r>
-      <w:hyperlink r:id="rId76">
-        <w:r>
-          <w:rPr>
-            <w:lang w:val="zh_TW" w:bidi="zh_TW"/>
-          </w:rPr>
-          <w:rPr>
-            <w:color w:val="0000EE"/>
-            <w:u w:val="single"/>
-          </w:rPr>
-          <w:t>民11:4–6</w:t>
-        </w:r>
-      </w:hyperlink>
+      <w:r>
+        <w:rPr>
+          <w:lang w:val="zh_TW" w:bidi="zh_TW"/>
+        </w:rPr>
+        <w:t>民11:4–6</w:t>
+      </w:r>
       <w:r>
         <w:rPr>
           <w:lang w:val="zh_TW" w:bidi="zh_TW"/>
@@ -3602,18 +3212,12 @@
         </w:rPr>
         <w:t>米利暗和亞倫也埋怨摩西，特別是他的古實妻子（</w:t>
       </w:r>
-      <w:hyperlink r:id="rId77">
-        <w:r>
-          <w:rPr>
-            <w:lang w:val="zh_TW" w:bidi="zh_TW"/>
-          </w:rPr>
-          <w:rPr>
-            <w:color w:val="0000EE"/>
-            <w:u w:val="single"/>
-          </w:rPr>
-          <w:t>民12:1–2</w:t>
-        </w:r>
-      </w:hyperlink>
+      <w:r>
+        <w:rPr>
+          <w:lang w:val="zh_TW" w:bidi="zh_TW"/>
+        </w:rPr>
+        <w:t>民12:1–2</w:t>
+      </w:r>
       <w:r>
         <w:rPr>
           <w:lang w:val="zh_TW" w:bidi="zh_TW"/>
@@ -3634,18 +3238,12 @@
         </w:rPr>
         <w:t>當百姓在加低斯時（在</w:t>
       </w:r>
-      <w:hyperlink r:id="rId78">
-        <w:r>
-          <w:rPr>
-            <w:lang w:val="zh_TW" w:bidi="zh_TW"/>
-          </w:rPr>
-          <w:rPr>
-            <w:color w:val="0000EE"/>
-            <w:u w:val="single"/>
-          </w:rPr>
-          <w:t>民32:8</w:t>
-        </w:r>
-      </w:hyperlink>
+      <w:r>
+        <w:rPr>
+          <w:lang w:val="zh_TW" w:bidi="zh_TW"/>
+        </w:rPr>
+        <w:t>民32:8</w:t>
+      </w:r>
       <w:r>
         <w:rPr>
           <w:lang w:val="zh_TW" w:bidi="zh_TW"/>
@@ -3666,18 +3264,12 @@
         </w:rPr>
         <w:t>儘管以色列人受到鼓勵，卻因恐懼和缺乏信心而拒絕這個計劃。相反，他們密謀折返埃及，任命新領袖帶領他們。他們的叛逆達到頂峰，甚至威脅要用石頭打死摩西和亞倫。這場危機引發神的干預，神因他們持續的不順服而憤怒，準備毀滅那些人。然而，摩西為他們禱告神（</w:t>
       </w:r>
-      <w:hyperlink r:id="rId79">
-        <w:r>
-          <w:rPr>
-            <w:lang w:val="zh_TW" w:bidi="zh_TW"/>
-          </w:rPr>
-          <w:rPr>
-            <w:color w:val="0000EE"/>
-            <w:u w:val="single"/>
-          </w:rPr>
-          <w:t>民13:1–14:19</w:t>
-        </w:r>
-      </w:hyperlink>
+      <w:r>
+        <w:rPr>
+          <w:lang w:val="zh_TW" w:bidi="zh_TW"/>
+        </w:rPr>
+        <w:t>民13:1–14:19</w:t>
+      </w:r>
       <w:r>
         <w:rPr>
           <w:lang w:val="zh_TW" w:bidi="zh_TW"/>
@@ -3698,18 +3290,12 @@
         </w:rPr>
         <w:t>神聽了摩西的話，並下令凡是二十歲及以上發怨言的男人，都不得進入應許之地。這一決定意味著他們必須在曠野中漂流四十年，直到那一代人死去，而他們的下一代將進入迦南地（</w:t>
       </w:r>
-      <w:hyperlink r:id="rId80">
-        <w:r>
-          <w:rPr>
-            <w:lang w:val="zh_TW" w:bidi="zh_TW"/>
-          </w:rPr>
-          <w:rPr>
-            <w:color w:val="0000EE"/>
-            <w:u w:val="single"/>
-          </w:rPr>
-          <w:t>民14:29–33</w:t>
-        </w:r>
-      </w:hyperlink>
+      <w:r>
+        <w:rPr>
+          <w:lang w:val="zh_TW" w:bidi="zh_TW"/>
+        </w:rPr>
+        <w:t>民14:29–33</w:t>
+      </w:r>
       <w:r>
         <w:rPr>
           <w:lang w:val="zh_TW" w:bidi="zh_TW"/>
@@ -3741,18 +3327,12 @@
         </w:rPr>
         <w:t>關於曠野四十年的事件，學者所知甚少。以色列人多次顯示他們缺乏信心和順服，即使他們曾親眼見證神蹟和懲罰。一個名叫可拉的人，再次叛逆摩西和亞倫的權柄。摩西和亞倫懇求神不要因其悖逆而懲罰整個群體（</w:t>
       </w:r>
-      <w:hyperlink r:id="rId81">
-        <w:r>
-          <w:rPr>
-            <w:lang w:val="zh_TW" w:bidi="zh_TW"/>
-          </w:rPr>
-          <w:rPr>
-            <w:color w:val="0000EE"/>
-            <w:u w:val="single"/>
-          </w:rPr>
-          <w:t>民16:22–24</w:t>
-        </w:r>
-      </w:hyperlink>
+      <w:r>
+        <w:rPr>
+          <w:lang w:val="zh_TW" w:bidi="zh_TW"/>
+        </w:rPr>
+        <w:t>民16:22–24</w:t>
+      </w:r>
       <w:r>
         <w:rPr>
           <w:lang w:val="zh_TW" w:bidi="zh_TW"/>
@@ -3787,18 +3367,12 @@
         </w:rPr>
         <w:t>當以色列人流浪曠野的結束前，米利暗死了，並被埋葬在加低斯（</w:t>
       </w:r>
-      <w:hyperlink r:id="rId82">
-        <w:r>
-          <w:rPr>
-            <w:lang w:val="zh_TW" w:bidi="zh_TW"/>
-          </w:rPr>
-          <w:rPr>
-            <w:color w:val="0000EE"/>
-            <w:u w:val="single"/>
-          </w:rPr>
-          <w:t>民20:1</w:t>
-        </w:r>
-      </w:hyperlink>
+      <w:r>
+        <w:rPr>
+          <w:lang w:val="zh_TW" w:bidi="zh_TW"/>
+        </w:rPr>
+        <w:t>民20:1</w:t>
+      </w:r>
       <w:r>
         <w:rPr>
           <w:lang w:val="zh_TW" w:bidi="zh_TW"/>
@@ -3817,18 +3391,12 @@
         </w:rPr>
         <w:t>」（</w:t>
       </w:r>
-      <w:hyperlink r:id="rId83">
-        <w:r>
-          <w:rPr>
-            <w:lang w:val="zh_TW" w:bidi="zh_TW"/>
-          </w:rPr>
-          <w:rPr>
-            <w:color w:val="0000EE"/>
-            <w:u w:val="single"/>
-          </w:rPr>
-          <w:t>民 20:12</w:t>
-        </w:r>
-      </w:hyperlink>
+      <w:r>
+        <w:rPr>
+          <w:lang w:val="zh_TW" w:bidi="zh_TW"/>
+        </w:rPr>
+        <w:t>民 20:12</w:t>
+      </w:r>
       <w:r>
         <w:rPr>
           <w:lang w:val="zh_TW" w:bidi="zh_TW"/>
@@ -3849,18 +3417,12 @@
         </w:rPr>
         <w:t>以色列人離開加低斯後，便前往何珥山。此時，亞倫在何珥山去世，他將祭司袍交給他的兒子以利亞撒（</w:t>
       </w:r>
-      <w:hyperlink r:id="rId84">
-        <w:r>
-          <w:rPr>
-            <w:lang w:val="zh_TW" w:bidi="zh_TW"/>
-          </w:rPr>
-          <w:rPr>
-            <w:color w:val="0000EE"/>
-            <w:u w:val="single"/>
-          </w:rPr>
-          <w:t>民20:28</w:t>
-        </w:r>
-      </w:hyperlink>
+      <w:r>
+        <w:rPr>
+          <w:lang w:val="zh_TW" w:bidi="zh_TW"/>
+        </w:rPr>
+        <w:t>民20:28</w:t>
+      </w:r>
       <w:r>
         <w:rPr>
           <w:lang w:val="zh_TW" w:bidi="zh_TW"/>
@@ -3881,18 +3443,12 @@
         </w:rPr>
         <w:t>當他們繼續旅程時，遇到各種形式的抵抗。他們在何珥瑪戰勝了亞拉得王（</w:t>
       </w:r>
-      <w:hyperlink r:id="rId85">
-        <w:r>
-          <w:rPr>
-            <w:lang w:val="zh_TW" w:bidi="zh_TW"/>
-          </w:rPr>
-          <w:rPr>
-            <w:color w:val="0000EE"/>
-            <w:u w:val="single"/>
-          </w:rPr>
-          <w:t>民21:1–3</w:t>
-        </w:r>
-      </w:hyperlink>
+      <w:r>
+        <w:rPr>
+          <w:lang w:val="zh_TW" w:bidi="zh_TW"/>
+        </w:rPr>
+        <w:t>民21:1–3</w:t>
+      </w:r>
       <w:r>
         <w:rPr>
           <w:lang w:val="zh_TW" w:bidi="zh_TW"/>
@@ -3913,18 +3469,12 @@
         </w:rPr>
         <w:t>當他們接近亞摩利人王西宏的領土時，以色列人向王請求和平通行，但遭遇敵視。在隨後的戰爭中，以色列人擊敗西宏，佔領他的土地和城市，從而繼續邁向應許之地（</w:t>
       </w:r>
-      <w:hyperlink r:id="rId86">
-        <w:r>
-          <w:rPr>
-            <w:lang w:val="zh_TW" w:bidi="zh_TW"/>
-          </w:rPr>
-          <w:rPr>
-            <w:color w:val="0000EE"/>
-            <w:u w:val="single"/>
-          </w:rPr>
-          <w:t>民21:21–25</w:t>
-        </w:r>
-      </w:hyperlink>
+      <w:r>
+        <w:rPr>
+          <w:lang w:val="zh_TW" w:bidi="zh_TW"/>
+        </w:rPr>
+        <w:t>民21:21–25</w:t>
+      </w:r>
       <w:r>
         <w:rPr>
           <w:lang w:val="zh_TW" w:bidi="zh_TW"/>
@@ -3956,18 +3506,12 @@
         </w:rPr>
         <w:t>以色列人打敗西宏後，他們在摩押平原安營，對面就是耶利哥，他們可以從那裡看到應許之地。摩押人因以色列人的勝利而驚惶。為了打敗以色列人，摩押的王巴勒雇用了魔法師巴蘭來詛咒他們。然而，神將巴蘭三次對以色列人的詛咒都化成祝福（</w:t>
       </w:r>
-      <w:hyperlink r:id="rId87">
-        <w:r>
-          <w:rPr>
-            <w:lang w:val="zh_TW" w:bidi="zh_TW"/>
-          </w:rPr>
-          <w:rPr>
-            <w:color w:val="0000EE"/>
-            <w:u w:val="single"/>
-          </w:rPr>
-          <w:t>民22–24章</w:t>
-        </w:r>
-      </w:hyperlink>
+      <w:r>
+        <w:rPr>
+          <w:lang w:val="zh_TW" w:bidi="zh_TW"/>
+        </w:rPr>
+        <w:t>民22–24章</w:t>
+      </w:r>
       <w:r>
         <w:rPr>
           <w:lang w:val="zh_TW" w:bidi="zh_TW"/>
@@ -3988,90 +3532,60 @@
         </w:rPr>
         <w:t>雖然巴蘭無法詛咒以色列，他卻建議摩押人引誘以色列人陷入偶像崇拜和不道德的行為，使他們偏離神的心意（</w:t>
       </w:r>
-      <w:hyperlink r:id="rId88">
-        <w:r>
-          <w:rPr>
-            <w:lang w:val="zh_TW" w:bidi="zh_TW"/>
-          </w:rPr>
-          <w:rPr>
-            <w:color w:val="0000EE"/>
-            <w:u w:val="single"/>
-          </w:rPr>
-          <w:t>民25:1–3</w:t>
-        </w:r>
-      </w:hyperlink>
+      <w:r>
+        <w:rPr>
+          <w:lang w:val="zh_TW" w:bidi="zh_TW"/>
+        </w:rPr>
+        <w:t>民25:1–3</w:t>
+      </w:r>
       <w:r>
         <w:rPr>
           <w:lang w:val="zh_TW" w:bidi="zh_TW"/>
         </w:rPr>
         <w:t>，</w:t>
       </w:r>
-      <w:hyperlink r:id="rId89">
-        <w:r>
-          <w:rPr>
-            <w:lang w:val="zh_TW" w:bidi="zh_TW"/>
-          </w:rPr>
-          <w:rPr>
-            <w:color w:val="0000EE"/>
-            <w:u w:val="single"/>
-          </w:rPr>
-          <w:t>31:16</w:t>
-        </w:r>
-      </w:hyperlink>
+      <w:r>
+        <w:rPr>
+          <w:lang w:val="zh_TW" w:bidi="zh_TW"/>
+        </w:rPr>
+        <w:t>31:16</w:t>
+      </w:r>
       <w:r>
         <w:rPr>
           <w:lang w:val="zh_TW" w:bidi="zh_TW"/>
         </w:rPr>
         <w:t>；</w:t>
       </w:r>
-      <w:hyperlink r:id="rId90">
-        <w:r>
-          <w:rPr>
-            <w:lang w:val="zh_TW" w:bidi="zh_TW"/>
-          </w:rPr>
-          <w:rPr>
-            <w:color w:val="0000EE"/>
-            <w:u w:val="single"/>
-          </w:rPr>
-          <w:t>彼後2:15</w:t>
-        </w:r>
-      </w:hyperlink>
+      <w:r>
+        <w:rPr>
+          <w:lang w:val="zh_TW" w:bidi="zh_TW"/>
+        </w:rPr>
+        <w:t>彼後2:15</w:t>
+      </w:r>
       <w:r>
         <w:rPr>
           <w:lang w:val="zh_TW" w:bidi="zh_TW"/>
         </w:rPr>
         <w:t>；</w:t>
       </w:r>
-      <w:hyperlink r:id="rId91">
-        <w:r>
-          <w:rPr>
-            <w:lang w:val="zh_TW" w:bidi="zh_TW"/>
-          </w:rPr>
-          <w:rPr>
-            <w:color w:val="0000EE"/>
-            <w:u w:val="single"/>
-          </w:rPr>
-          <w:t>啟2:14</w:t>
-        </w:r>
-      </w:hyperlink>
+      <w:r>
+        <w:rPr>
+          <w:lang w:val="zh_TW" w:bidi="zh_TW"/>
+        </w:rPr>
+        <w:t>啟2:14</w:t>
+      </w:r>
       <w:r>
         <w:rPr>
           <w:lang w:val="zh_TW" w:bidi="zh_TW"/>
         </w:rPr>
         <w:t>）。以色列人聽從這個建議，向摩押的神獻祭，又參與異教崇拜，觸怒了神。神便降下一場瘟疫，殺死了24,000名以色列人（</w:t>
       </w:r>
-      <w:hyperlink r:id="rId92">
-        <w:r>
-          <w:rPr>
-            <w:lang w:val="zh_TW" w:bidi="zh_TW"/>
-          </w:rPr>
-          <w:rPr>
-            <w:color w:val="0000EE"/>
-            <w:u w:val="single"/>
-          </w:rPr>
-          <w:t>民25:9</w:t>
-        </w:r>
-      </w:hyperlink>
+      <w:r>
+        <w:rPr>
+          <w:lang w:val="zh_TW" w:bidi="zh_TW"/>
+        </w:rPr>
+        <w:t>民25:9</w:t>
+      </w:r>
       <w:r>
         <w:rPr>
           <w:lang w:val="zh_TW" w:bidi="zh_TW"/>
@@ -4092,18 +3606,12 @@
         </w:rPr>
         <w:t>在瘟疫之後，神指示摩西和以利亞撒進行一次類似四十年前的人口普查。雖然整整一代人在曠野中死去，除了迦勒和約書亞，第一次普查中的所有人都已經死去，但新一代已經成長，新人口普查所得的人口數目幾乎相同。這次普查顯示以色列人有601,730名年齡在20歲或以上適合戰爭的男子（</w:t>
       </w:r>
-      <w:hyperlink r:id="rId93">
-        <w:r>
-          <w:rPr>
-            <w:lang w:val="zh_TW" w:bidi="zh_TW"/>
-          </w:rPr>
-          <w:rPr>
-            <w:color w:val="0000EE"/>
-            <w:u w:val="single"/>
-          </w:rPr>
-          <w:t>民26:51</w:t>
-        </w:r>
-      </w:hyperlink>
+      <w:r>
+        <w:rPr>
+          <w:lang w:val="zh_TW" w:bidi="zh_TW"/>
+        </w:rPr>
+        <w:t>民26:51</w:t>
+      </w:r>
       <w:r>
         <w:rPr>
           <w:lang w:val="zh_TW" w:bidi="zh_TW"/>
@@ -4124,36 +3632,24 @@
         </w:rPr>
         <w:t>神其後命令摩西在以利亞撒、祭司和會眾的見證下，公開任命約書亞為他的繼承者（</w:t>
       </w:r>
-      <w:hyperlink r:id="rId94">
-        <w:r>
-          <w:rPr>
-            <w:lang w:val="zh_TW" w:bidi="zh_TW"/>
-          </w:rPr>
-          <w:rPr>
-            <w:color w:val="0000EE"/>
-            <w:u w:val="single"/>
-          </w:rPr>
-          <w:t>民27:12–23</w:t>
-        </w:r>
-      </w:hyperlink>
+      <w:r>
+        <w:rPr>
+          <w:lang w:val="zh_TW" w:bidi="zh_TW"/>
+        </w:rPr>
+        <w:t>民27:12–23</w:t>
+      </w:r>
       <w:r>
         <w:rPr>
           <w:lang w:val="zh_TW" w:bidi="zh_TW"/>
         </w:rPr>
         <w:t>）。摩西也接到關於節期、獻祭和起誓的指示（</w:t>
       </w:r>
-      <w:hyperlink r:id="rId95">
-        <w:r>
-          <w:rPr>
-            <w:lang w:val="zh_TW" w:bidi="zh_TW"/>
-          </w:rPr>
-          <w:rPr>
-            <w:color w:val="0000EE"/>
-            <w:u w:val="single"/>
-          </w:rPr>
-          <w:t>民28–30章</w:t>
-        </w:r>
-      </w:hyperlink>
+      <w:r>
+        <w:rPr>
+          <w:lang w:val="zh_TW" w:bidi="zh_TW"/>
+        </w:rPr>
+        <w:t>民28–30章</w:t>
+      </w:r>
       <w:r>
         <w:rPr>
           <w:lang w:val="zh_TW" w:bidi="zh_TW"/>
@@ -4174,36 +3670,24 @@
         </w:rPr>
         <w:t>耶和華又賜給摩西詳細的指示，關於應許之地的邊界，並指定將土地分給各支派的領袖（</w:t>
       </w:r>
-      <w:hyperlink r:id="rId96">
-        <w:r>
-          <w:rPr>
-            <w:lang w:val="zh_TW" w:bidi="zh_TW"/>
-          </w:rPr>
-          <w:rPr>
-            <w:color w:val="0000EE"/>
-            <w:u w:val="single"/>
-          </w:rPr>
-          <w:t>民34章</w:t>
-        </w:r>
-      </w:hyperlink>
+      <w:r>
+        <w:rPr>
+          <w:lang w:val="zh_TW" w:bidi="zh_TW"/>
+        </w:rPr>
+        <w:t>民34章</w:t>
+      </w:r>
       <w:r>
         <w:rPr>
           <w:lang w:val="zh_TW" w:bidi="zh_TW"/>
         </w:rPr>
         <w:t>）。神也給了利未人48座城市，包括六座逃城。這些城市是為了保護那些被控誤殺的人，確保他們在人面前得到公平公正的審訊，而不是遭到報復的傷害（</w:t>
       </w:r>
-      <w:hyperlink r:id="rId97">
-        <w:r>
-          <w:rPr>
-            <w:lang w:val="zh_TW" w:bidi="zh_TW"/>
-          </w:rPr>
-          <w:rPr>
-            <w:color w:val="0000EE"/>
-            <w:u w:val="single"/>
-          </w:rPr>
-          <w:t>民35章</w:t>
-        </w:r>
-      </w:hyperlink>
+      <w:r>
+        <w:rPr>
+          <w:lang w:val="zh_TW" w:bidi="zh_TW"/>
+        </w:rPr>
+        <w:t>民35章</w:t>
+      </w:r>
       <w:r>
         <w:rPr>
           <w:lang w:val="zh_TW" w:bidi="zh_TW"/>
@@ -4235,18 +3719,12 @@
         </w:rPr>
         <w:t>申命記是摩西對以色列人的告別之言，講述他在去世前的最後指示和反思。摩西是這本書中的唯一講者，向聚集的會眾說話，回顧他們在西奈山以來的旅程。他回顧他們過去的失敗，包括38年前拒絕進入應許之地（</w:t>
       </w:r>
-      <w:hyperlink r:id="rId98">
-        <w:r>
-          <w:rPr>
-            <w:lang w:val="zh_TW" w:bidi="zh_TW"/>
-          </w:rPr>
-          <w:rPr>
-            <w:color w:val="0000EE"/>
-            <w:u w:val="single"/>
-          </w:rPr>
-          <w:t>申2:14</w:t>
-        </w:r>
-      </w:hyperlink>
+      <w:r>
+        <w:rPr>
+          <w:lang w:val="zh_TW" w:bidi="zh_TW"/>
+        </w:rPr>
+        <w:t>申2:14</w:t>
+      </w:r>
       <w:r>
         <w:rPr>
           <w:lang w:val="zh_TW" w:bidi="zh_TW"/>
@@ -4281,36 +3759,24 @@
         </w:rPr>
         <w:t>當摩西生命的接近終結時，神指示他和約書亞在會幕見面，約書亞在那裡被正式任命，成為以色列的新領袖（</w:t>
       </w:r>
-      <w:hyperlink r:id="rId99">
-        <w:r>
-          <w:rPr>
-            <w:lang w:val="zh_TW" w:bidi="zh_TW"/>
-          </w:rPr>
-          <w:rPr>
-            <w:color w:val="0000EE"/>
-            <w:u w:val="single"/>
-          </w:rPr>
-          <w:t>申31:14–23</w:t>
-        </w:r>
-      </w:hyperlink>
+      <w:r>
+        <w:rPr>
+          <w:lang w:val="zh_TW" w:bidi="zh_TW"/>
+        </w:rPr>
+        <w:t>申31:14–23</w:t>
+      </w:r>
       <w:r>
         <w:rPr>
           <w:lang w:val="zh_TW" w:bidi="zh_TW"/>
         </w:rPr>
         <w:t>）。在摩西去世之前，他祝福以色列人（</w:t>
       </w:r>
-      <w:hyperlink r:id="rId100">
-        <w:r>
-          <w:rPr>
-            <w:lang w:val="zh_TW" w:bidi="zh_TW"/>
-          </w:rPr>
-          <w:rPr>
-            <w:color w:val="0000EE"/>
-            <w:u w:val="single"/>
-          </w:rPr>
-          <w:t>申33</w:t>
-        </w:r>
-      </w:hyperlink>
+      <w:r>
+        <w:rPr>
+          <w:lang w:val="zh_TW" w:bidi="zh_TW"/>
+        </w:rPr>
+        <w:t>申33</w:t>
+      </w:r>
       <w:r>
         <w:rPr>
           <w:lang w:val="zh_TW" w:bidi="zh_TW"/>
@@ -4331,18 +3797,12 @@
         </w:rPr>
         <w:t>然後，摩西登上尼波山，特別是到達毗斯迦的山頂，神向他展示應許之地，雖然神不允許他進入其中。摩西死在那裡，神親自將他埋葬在摩押的一個山谷中，對面就是伯‧毗珥（</w:t>
       </w:r>
-      <w:hyperlink r:id="rId101">
-        <w:r>
-          <w:rPr>
-            <w:lang w:val="zh_TW" w:bidi="zh_TW"/>
-          </w:rPr>
-          <w:rPr>
-            <w:color w:val="0000EE"/>
-            <w:u w:val="single"/>
-          </w:rPr>
-          <w:t>申34:6</w:t>
-        </w:r>
-      </w:hyperlink>
+      <w:r>
+        <w:rPr>
+          <w:lang w:val="zh_TW" w:bidi="zh_TW"/>
+        </w:rPr>
+        <w:t>申34:6</w:t>
+      </w:r>
       <w:r>
         <w:rPr>
           <w:lang w:val="zh_TW" w:bidi="zh_TW"/>
@@ -4375,18 +3835,12 @@
         </w:rPr>
         <w:t>」（</w:t>
       </w:r>
-      <w:hyperlink r:id="rId102">
-        <w:r>
-          <w:rPr>
-            <w:lang w:val="zh_TW" w:bidi="zh_TW"/>
-          </w:rPr>
-          <w:rPr>
-            <w:color w:val="0000EE"/>
-            <w:u w:val="single"/>
-          </w:rPr>
-          <w:t>申34:10</w:t>
-        </w:r>
-      </w:hyperlink>
+      <w:r>
+        <w:rPr>
+          <w:lang w:val="zh_TW" w:bidi="zh_TW"/>
+        </w:rPr>
+        <w:t>申34:10</w:t>
+      </w:r>
       <w:r>
         <w:rPr>
           <w:lang w:val="zh_TW" w:bidi="zh_TW"/>
@@ -4436,18 +3890,12 @@
         </w:rPr>
         <w:t>「摩西律法」（</w:t>
       </w:r>
-      <w:hyperlink r:id="rId103">
-        <w:r>
-          <w:rPr>
-            <w:lang w:val="zh_TW" w:bidi="zh_TW"/>
-          </w:rPr>
-          <w:rPr>
-            <w:color w:val="0000EE"/>
-            <w:u w:val="single"/>
-          </w:rPr>
-          <w:t>路2:22</w:t>
-        </w:r>
-      </w:hyperlink>
+      <w:r>
+        <w:rPr>
+          <w:lang w:val="zh_TW" w:bidi="zh_TW"/>
+        </w:rPr>
+        <w:t>路2:22</w:t>
+      </w:r>
       <w:r>
         <w:rPr>
           <w:lang w:val="zh_TW" w:bidi="zh_TW"/>
@@ -4484,18 +3932,12 @@
         </w:rPr>
         <w:t>」（</w:t>
       </w:r>
-      <w:hyperlink r:id="rId104">
-        <w:r>
-          <w:rPr>
-            <w:lang w:val="zh_TW" w:bidi="zh_TW"/>
-          </w:rPr>
-          <w:rPr>
-            <w:color w:val="0000EE"/>
-            <w:u w:val="single"/>
-          </w:rPr>
-          <w:t>太19:7</w:t>
-        </w:r>
-      </w:hyperlink>
+      <w:r>
+        <w:rPr>
+          <w:lang w:val="zh_TW" w:bidi="zh_TW"/>
+        </w:rPr>
+        <w:t>太19:7</w:t>
+      </w:r>
       <w:r>
         <w:rPr>
           <w:lang w:val="zh_TW" w:bidi="zh_TW"/>
@@ -4520,18 +3962,12 @@
         </w:rPr>
         <w:t>「摩西說」（</w:t>
       </w:r>
-      <w:hyperlink r:id="rId105">
-        <w:r>
-          <w:rPr>
-            <w:lang w:val="zh_TW" w:bidi="zh_TW"/>
-          </w:rPr>
-          <w:rPr>
-            <w:color w:val="0000EE"/>
-            <w:u w:val="single"/>
-          </w:rPr>
-          <w:t>可7:10</w:t>
-        </w:r>
-      </w:hyperlink>
+      <w:r>
+        <w:rPr>
+          <w:lang w:val="zh_TW" w:bidi="zh_TW"/>
+        </w:rPr>
+        <w:t>可7:10</w:t>
+      </w:r>
       <w:r>
         <w:rPr>
           <w:lang w:val="zh_TW" w:bidi="zh_TW"/>
@@ -4568,18 +4004,12 @@
         </w:rPr>
         <w:t>」 （</w:t>
       </w:r>
-      <w:hyperlink r:id="rId106">
-        <w:r>
-          <w:rPr>
-            <w:lang w:val="zh_TW" w:bidi="zh_TW"/>
-          </w:rPr>
-          <w:rPr>
-            <w:color w:val="0000EE"/>
-            <w:u w:val="single"/>
-          </w:rPr>
-          <w:t>可12:19</w:t>
-        </w:r>
-      </w:hyperlink>
+      <w:r>
+        <w:rPr>
+          <w:lang w:val="zh_TW" w:bidi="zh_TW"/>
+        </w:rPr>
+        <w:t>可12:19</w:t>
+      </w:r>
       <w:r>
         <w:rPr>
           <w:lang w:val="zh_TW" w:bidi="zh_TW"/>
@@ -4600,90 +4030,60 @@
         </w:rPr>
         <w:t>他在新約聖經中出現的次數，比其他舊約聖經人物都要多，總共79次。他主要被描述為律法的頒佈者（</w:t>
       </w:r>
-      <w:hyperlink r:id="rId107">
-        <w:r>
-          <w:rPr>
-            <w:lang w:val="zh_TW" w:bidi="zh_TW"/>
-          </w:rPr>
-          <w:rPr>
-            <w:color w:val="0000EE"/>
-            <w:u w:val="single"/>
-          </w:rPr>
-          <w:t>太8:4</w:t>
-        </w:r>
-      </w:hyperlink>
+      <w:r>
+        <w:rPr>
+          <w:lang w:val="zh_TW" w:bidi="zh_TW"/>
+        </w:rPr>
+        <w:t>太8:4</w:t>
+      </w:r>
       <w:r>
         <w:rPr>
           <w:lang w:val="zh_TW" w:bidi="zh_TW"/>
         </w:rPr>
         <w:t>；</w:t>
       </w:r>
-      <w:hyperlink r:id="rId105">
-        <w:r>
-          <w:rPr>
-            <w:lang w:val="zh_TW" w:bidi="zh_TW"/>
-          </w:rPr>
-          <w:rPr>
-            <w:color w:val="0000EE"/>
-            <w:u w:val="single"/>
-          </w:rPr>
-          <w:t>可7:10</w:t>
-        </w:r>
-      </w:hyperlink>
+      <w:r>
+        <w:rPr>
+          <w:lang w:val="zh_TW" w:bidi="zh_TW"/>
+        </w:rPr>
+        <w:t>可7:10</w:t>
+      </w:r>
       <w:r>
         <w:rPr>
           <w:lang w:val="zh_TW" w:bidi="zh_TW"/>
         </w:rPr>
         <w:t>；</w:t>
       </w:r>
-      <w:hyperlink r:id="rId108">
-        <w:r>
-          <w:rPr>
-            <w:lang w:val="zh_TW" w:bidi="zh_TW"/>
-          </w:rPr>
-          <w:rPr>
-            <w:color w:val="0000EE"/>
-            <w:u w:val="single"/>
-          </w:rPr>
-          <w:t>約1:17</w:t>
-        </w:r>
-      </w:hyperlink>
+      <w:r>
+        <w:rPr>
+          <w:lang w:val="zh_TW" w:bidi="zh_TW"/>
+        </w:rPr>
+        <w:t>約1:17</w:t>
+      </w:r>
       <w:r>
         <w:rPr>
           <w:lang w:val="zh_TW" w:bidi="zh_TW"/>
         </w:rPr>
         <w:t>；</w:t>
       </w:r>
-      <w:hyperlink r:id="rId109">
-        <w:r>
-          <w:rPr>
-            <w:lang w:val="zh_TW" w:bidi="zh_TW"/>
-          </w:rPr>
-          <w:rPr>
-            <w:color w:val="0000EE"/>
-            <w:u w:val="single"/>
-          </w:rPr>
-          <w:t>徒15:1</w:t>
-        </w:r>
-      </w:hyperlink>
+      <w:r>
+        <w:rPr>
+          <w:lang w:val="zh_TW" w:bidi="zh_TW"/>
+        </w:rPr>
+        <w:t>徒15:1</w:t>
+      </w:r>
       <w:r>
         <w:rPr>
           <w:lang w:val="zh_TW" w:bidi="zh_TW"/>
         </w:rPr>
         <w:t>）。他在耶穌的登山變象時出現，代表舊約聖經的律法。以利亞也出現了，代表舊約聖經的先知（</w:t>
       </w:r>
-      <w:hyperlink r:id="rId110">
-        <w:r>
-          <w:rPr>
-            <w:lang w:val="zh_TW" w:bidi="zh_TW"/>
-          </w:rPr>
-          <w:rPr>
-            <w:color w:val="0000EE"/>
-            <w:u w:val="single"/>
-          </w:rPr>
-          <w:t>太17:1–3</w:t>
-        </w:r>
-      </w:hyperlink>
+      <w:r>
+        <w:rPr>
+          <w:lang w:val="zh_TW" w:bidi="zh_TW"/>
+        </w:rPr>
+        <w:t>太17:1–3</w:t>
+      </w:r>
       <w:r>
         <w:rPr>
           <w:lang w:val="zh_TW" w:bidi="zh_TW"/>
@@ -4704,36 +4104,24 @@
         </w:rPr>
         <w:t>摩西在新約聖經中也被描繪為一位先知。作為先知，他談到了即將來臨的彌賽亞和祂的受苦（</w:t>
       </w:r>
-      <w:hyperlink r:id="rId111">
-        <w:r>
-          <w:rPr>
-            <w:lang w:val="zh_TW" w:bidi="zh_TW"/>
-          </w:rPr>
-          <w:rPr>
-            <w:color w:val="0000EE"/>
-            <w:u w:val="single"/>
-          </w:rPr>
-          <w:t>路24:25–27</w:t>
-        </w:r>
-      </w:hyperlink>
+      <w:r>
+        <w:rPr>
+          <w:lang w:val="zh_TW" w:bidi="zh_TW"/>
+        </w:rPr>
+        <w:t>路24:25–27</w:t>
+      </w:r>
       <w:r>
         <w:rPr>
           <w:lang w:val="zh_TW" w:bidi="zh_TW"/>
         </w:rPr>
         <w:t>；</w:t>
       </w:r>
-      <w:hyperlink r:id="rId112">
-        <w:r>
-          <w:rPr>
-            <w:lang w:val="zh_TW" w:bidi="zh_TW"/>
-          </w:rPr>
-          <w:rPr>
-            <w:color w:val="0000EE"/>
-            <w:u w:val="single"/>
-          </w:rPr>
-          <w:t>徒3:22</w:t>
-        </w:r>
-      </w:hyperlink>
+      <w:r>
+        <w:rPr>
+          <w:lang w:val="zh_TW" w:bidi="zh_TW"/>
+        </w:rPr>
+        <w:t>徒3:22</w:t>
+      </w:r>
       <w:r>
         <w:rPr>
           <w:lang w:val="zh_TW" w:bidi="zh_TW"/>
@@ -4758,18 +4146,12 @@
         </w:rPr>
         <w:t>耶穌誕生的故事與摩西的故事並列，都是神拯救作為嬰兒的他們，逃脫地上統治者的謀殺陰謀（</w:t>
       </w:r>
-      <w:hyperlink r:id="rId113">
-        <w:r>
-          <w:rPr>
-            <w:lang w:val="zh_TW" w:bidi="zh_TW"/>
-          </w:rPr>
-          <w:rPr>
-            <w:color w:val="0000EE"/>
-            <w:u w:val="single"/>
-          </w:rPr>
-          <w:t>太2:13–18</w:t>
-        </w:r>
-      </w:hyperlink>
+      <w:r>
+        <w:rPr>
+          <w:lang w:val="zh_TW" w:bidi="zh_TW"/>
+        </w:rPr>
+        <w:t>太2:13–18</w:t>
+      </w:r>
       <w:r>
         <w:rPr>
           <w:lang w:val="zh_TW" w:bidi="zh_TW"/>
@@ -4794,18 +4176,12 @@
         </w:rPr>
         <w:t>耶穌的登山寶訓反映在西奈山頒佈律法的情景，將祂呈現為神旨意，帶有權威的詮釋者（</w:t>
       </w:r>
-      <w:hyperlink r:id="rId114">
-        <w:r>
-          <w:rPr>
-            <w:lang w:val="zh_TW" w:bidi="zh_TW"/>
-          </w:rPr>
-          <w:rPr>
-            <w:color w:val="0000EE"/>
-            <w:u w:val="single"/>
-          </w:rPr>
-          <w:t>太5–7章</w:t>
-        </w:r>
-      </w:hyperlink>
+      <w:r>
+        <w:rPr>
+          <w:lang w:val="zh_TW" w:bidi="zh_TW"/>
+        </w:rPr>
+        <w:t>太5–7章</w:t>
+      </w:r>
       <w:r>
         <w:rPr>
           <w:lang w:val="zh_TW" w:bidi="zh_TW"/>
@@ -4830,36 +4206,24 @@
         </w:rPr>
         <w:t>保羅將舊律法，對比加拉太書中與神的新關係。希伯來書的作者，認為摩西頒佈的律法，是為了現在在基督裡使信徒稱義的信心作好準備（</w:t>
       </w:r>
-      <w:hyperlink r:id="rId115">
-        <w:r>
-          <w:rPr>
-            <w:lang w:val="zh_TW" w:bidi="zh_TW"/>
-          </w:rPr>
-          <w:rPr>
-            <w:color w:val="0000EE"/>
-            <w:u w:val="single"/>
-          </w:rPr>
-          <w:t>希3:5–6</w:t>
-        </w:r>
-      </w:hyperlink>
+      <w:r>
+        <w:rPr>
+          <w:lang w:val="zh_TW" w:bidi="zh_TW"/>
+        </w:rPr>
+        <w:t>希3:5–6</w:t>
+      </w:r>
       <w:r>
         <w:rPr>
           <w:lang w:val="zh_TW" w:bidi="zh_TW"/>
         </w:rPr>
         <w:t>；</w:t>
       </w:r>
-      <w:hyperlink r:id="rId116">
-        <w:r>
-          <w:rPr>
-            <w:lang w:val="zh_TW" w:bidi="zh_TW"/>
-          </w:rPr>
-          <w:rPr>
-            <w:color w:val="0000EE"/>
-            <w:u w:val="single"/>
-          </w:rPr>
-          <w:t>9:11–22</w:t>
-        </w:r>
-      </w:hyperlink>
+      <w:r>
+        <w:rPr>
+          <w:lang w:val="zh_TW" w:bidi="zh_TW"/>
+        </w:rPr>
+        <w:t>9:11–22</w:t>
+      </w:r>
       <w:r>
         <w:rPr>
           <w:lang w:val="zh_TW" w:bidi="zh_TW"/>
@@ -4884,18 +4248,12 @@
         </w:rPr>
         <w:t>約翰福音將藉摩西所給的律法，對比通過耶穌基督而來的恩典和真理（</w:t>
       </w:r>
-      <w:hyperlink r:id="rId108">
-        <w:r>
-          <w:rPr>
-            <w:lang w:val="zh_TW" w:bidi="zh_TW"/>
-          </w:rPr>
-          <w:rPr>
-            <w:color w:val="0000EE"/>
-            <w:u w:val="single"/>
-          </w:rPr>
-          <w:t>約1:17</w:t>
-        </w:r>
-      </w:hyperlink>
+      <w:r>
+        <w:rPr>
+          <w:lang w:val="zh_TW" w:bidi="zh_TW"/>
+        </w:rPr>
+        <w:t>約1:17</w:t>
+      </w:r>
       <w:r>
         <w:rPr>
           <w:lang w:val="zh_TW" w:bidi="zh_TW"/>
@@ -4920,18 +4278,12 @@
         </w:rPr>
         <w:t>約翰將曠野中的嗎哪比作耶穌是「生命的糧」（</w:t>
       </w:r>
-      <w:hyperlink r:id="rId117">
-        <w:r>
-          <w:rPr>
-            <w:lang w:val="zh_TW" w:bidi="zh_TW"/>
-          </w:rPr>
-          <w:rPr>
-            <w:color w:val="0000EE"/>
-            <w:u w:val="single"/>
-          </w:rPr>
-          <w:t>約6:30–35</w:t>
-        </w:r>
-      </w:hyperlink>
+      <w:r>
+        <w:rPr>
+          <w:lang w:val="zh_TW" w:bidi="zh_TW"/>
+        </w:rPr>
+        <w:t>約6:30–35</w:t>
+      </w:r>
       <w:r>
         <w:rPr>
           <w:lang w:val="zh_TW" w:bidi="zh_TW"/>
@@ -4970,36 +4322,24 @@
         </w:rPr>
         <w:t>摩西出生（</w:t>
       </w:r>
-      <w:hyperlink r:id="rId118">
-        <w:r>
-          <w:rPr>
-            <w:lang w:val="zh_TW" w:bidi="zh_TW"/>
-          </w:rPr>
-          <w:rPr>
-            <w:color w:val="0000EE"/>
-            <w:u w:val="single"/>
-          </w:rPr>
-          <w:t>徒7:20</w:t>
-        </w:r>
-      </w:hyperlink>
+      <w:r>
+        <w:rPr>
+          <w:lang w:val="zh_TW" w:bidi="zh_TW"/>
+        </w:rPr>
+        <w:t>徒7:20</w:t>
+      </w:r>
       <w:r>
         <w:rPr>
           <w:lang w:val="zh_TW" w:bidi="zh_TW"/>
         </w:rPr>
         <w:t>；</w:t>
       </w:r>
-      <w:hyperlink r:id="rId119">
-        <w:r>
-          <w:rPr>
-            <w:lang w:val="zh_TW" w:bidi="zh_TW"/>
-          </w:rPr>
-          <w:rPr>
-            <w:color w:val="0000EE"/>
-            <w:u w:val="single"/>
-          </w:rPr>
-          <w:t>來11:23</w:t>
-        </w:r>
-      </w:hyperlink>
+      <w:r>
+        <w:rPr>
+          <w:lang w:val="zh_TW" w:bidi="zh_TW"/>
+        </w:rPr>
+        <w:t>來11:23</w:t>
+      </w:r>
       <w:r>
         <w:rPr>
           <w:lang w:val="zh_TW" w:bidi="zh_TW"/>
@@ -5024,18 +4364,12 @@
         </w:rPr>
         <w:t>燃燒的荊棘（</w:t>
       </w:r>
-      <w:hyperlink r:id="rId120">
-        <w:r>
-          <w:rPr>
-            <w:lang w:val="zh_TW" w:bidi="zh_TW"/>
-          </w:rPr>
-          <w:rPr>
-            <w:color w:val="0000EE"/>
-            <w:u w:val="single"/>
-          </w:rPr>
-          <w:t>路20:37</w:t>
-        </w:r>
-      </w:hyperlink>
+      <w:r>
+        <w:rPr>
+          <w:lang w:val="zh_TW" w:bidi="zh_TW"/>
+        </w:rPr>
+        <w:t>路20:37</w:t>
+      </w:r>
       <w:r>
         <w:rPr>
           <w:lang w:val="zh_TW" w:bidi="zh_TW"/>
@@ -5060,18 +4394,12 @@
         </w:rPr>
         <w:t>埃及的術士和假教師（</w:t>
       </w:r>
-      <w:hyperlink r:id="rId121">
-        <w:r>
-          <w:rPr>
-            <w:lang w:val="zh_TW" w:bidi="zh_TW"/>
-          </w:rPr>
-          <w:rPr>
-            <w:color w:val="0000EE"/>
-            <w:u w:val="single"/>
-          </w:rPr>
-          <w:t>提後3:8</w:t>
-        </w:r>
-      </w:hyperlink>
+      <w:r>
+        <w:rPr>
+          <w:lang w:val="zh_TW" w:bidi="zh_TW"/>
+        </w:rPr>
+        <w:t>提後3:8</w:t>
+      </w:r>
       <w:r>
         <w:rPr>
           <w:lang w:val="zh_TW" w:bidi="zh_TW"/>
@@ -5096,18 +4424,12 @@
         </w:rPr>
         <w:t>逾越節（</w:t>
       </w:r>
-      <w:hyperlink r:id="rId122">
-        <w:r>
-          <w:rPr>
-            <w:lang w:val="zh_TW" w:bidi="zh_TW"/>
-          </w:rPr>
-          <w:rPr>
-            <w:color w:val="0000EE"/>
-            <w:u w:val="single"/>
-          </w:rPr>
-          <w:t>來11:28</w:t>
-        </w:r>
-      </w:hyperlink>
+      <w:r>
+        <w:rPr>
+          <w:lang w:val="zh_TW" w:bidi="zh_TW"/>
+        </w:rPr>
+        <w:t>來11:28</w:t>
+      </w:r>
       <w:r>
         <w:rPr>
           <w:lang w:val="zh_TW" w:bidi="zh_TW"/>
@@ -5132,18 +4454,12 @@
         </w:rPr>
         <w:t>出埃及（</w:t>
       </w:r>
-      <w:hyperlink r:id="rId123">
-        <w:r>
-          <w:rPr>
-            <w:lang w:val="zh_TW" w:bidi="zh_TW"/>
-          </w:rPr>
-          <w:rPr>
-            <w:color w:val="0000EE"/>
-            <w:u w:val="single"/>
-          </w:rPr>
-          <w:t>來3:16</w:t>
-        </w:r>
-      </w:hyperlink>
+      <w:r>
+        <w:rPr>
+          <w:lang w:val="zh_TW" w:bidi="zh_TW"/>
+        </w:rPr>
+        <w:t>來3:16</w:t>
+      </w:r>
       <w:r>
         <w:rPr>
           <w:lang w:val="zh_TW" w:bidi="zh_TW"/>
@@ -5168,18 +4484,12 @@
         </w:rPr>
         <w:t>過紅海（</w:t>
       </w:r>
-      <w:hyperlink r:id="rId124">
-        <w:r>
-          <w:rPr>
-            <w:lang w:val="zh_TW" w:bidi="zh_TW"/>
-          </w:rPr>
-          <w:rPr>
-            <w:color w:val="0000EE"/>
-            <w:u w:val="single"/>
-          </w:rPr>
-          <w:t>林前10:2</w:t>
-        </w:r>
-      </w:hyperlink>
+      <w:r>
+        <w:rPr>
+          <w:lang w:val="zh_TW" w:bidi="zh_TW"/>
+        </w:rPr>
+        <w:t>林前10:2</w:t>
+      </w:r>
       <w:r>
         <w:rPr>
           <w:lang w:val="zh_TW" w:bidi="zh_TW"/>
@@ -5204,18 +4514,12 @@
         </w:rPr>
         <w:t>西奈盟約中的贖罪祭和耶穌獻上的寶血（</w:t>
       </w:r>
-      <w:hyperlink r:id="rId125">
-        <w:r>
-          <w:rPr>
-            <w:lang w:val="zh_TW" w:bidi="zh_TW"/>
-          </w:rPr>
-          <w:rPr>
-            <w:color w:val="0000EE"/>
-            <w:u w:val="single"/>
-          </w:rPr>
-          <w:t>太26:28</w:t>
-        </w:r>
-      </w:hyperlink>
+      <w:r>
+        <w:rPr>
+          <w:lang w:val="zh_TW" w:bidi="zh_TW"/>
+        </w:rPr>
+        <w:t>太26:28</w:t>
+      </w:r>
       <w:r>
         <w:rPr>
           <w:lang w:val="zh_TW" w:bidi="zh_TW"/>
@@ -5240,18 +4544,12 @@
         </w:rPr>
         <w:t>嗎哪與靈食（</w:t>
       </w:r>
-      <w:hyperlink r:id="rId126">
-        <w:r>
-          <w:rPr>
-            <w:lang w:val="zh_TW" w:bidi="zh_TW"/>
-          </w:rPr>
-          <w:rPr>
-            <w:color w:val="0000EE"/>
-            <w:u w:val="single"/>
-          </w:rPr>
-          <w:t>林前10:3</w:t>
-        </w:r>
-      </w:hyperlink>
+      <w:r>
+        <w:rPr>
+          <w:lang w:val="zh_TW" w:bidi="zh_TW"/>
+        </w:rPr>
+        <w:t>林前10:3</w:t>
+      </w:r>
       <w:r>
         <w:rPr>
           <w:lang w:val="zh_TW" w:bidi="zh_TW"/>
@@ -5276,18 +4574,12 @@
         </w:rPr>
         <w:t>摩西臉上的榮光（</w:t>
       </w:r>
-      <w:hyperlink r:id="rId127">
-        <w:r>
-          <w:rPr>
-            <w:lang w:val="zh_TW" w:bidi="zh_TW"/>
-          </w:rPr>
-          <w:rPr>
-            <w:color w:val="0000EE"/>
-            <w:u w:val="single"/>
-          </w:rPr>
-          <w:t>林後3:7–18</w:t>
-        </w:r>
-      </w:hyperlink>
+      <w:r>
+        <w:rPr>
+          <w:lang w:val="zh_TW" w:bidi="zh_TW"/>
+        </w:rPr>
+        <w:t>林後3:7–18</w:t>
+      </w:r>
       <w:r>
         <w:rPr>
           <w:lang w:val="zh_TW" w:bidi="zh_TW"/>
@@ -5312,18 +4604,12 @@
         </w:rPr>
         <w:t>從磐石流出的水與靈水（</w:t>
       </w:r>
-      <w:hyperlink r:id="rId128">
-        <w:r>
-          <w:rPr>
-            <w:lang w:val="zh_TW" w:bidi="zh_TW"/>
-          </w:rPr>
-          <w:rPr>
-            <w:color w:val="0000EE"/>
-            <w:u w:val="single"/>
-          </w:rPr>
-          <w:t>林前10:4</w:t>
-        </w:r>
-      </w:hyperlink>
+      <w:r>
+        <w:rPr>
+          <w:lang w:val="zh_TW" w:bidi="zh_TW"/>
+        </w:rPr>
+        <w:t>林前10:4</w:t>
+      </w:r>
       <w:r>
         <w:rPr>
           <w:lang w:val="zh_TW" w:bidi="zh_TW"/>
@@ -5348,18 +4634,12 @@
         </w:rPr>
         <w:t>銅蛇與人子被舉起（</w:t>
       </w:r>
-      <w:hyperlink r:id="rId129">
-        <w:r>
-          <w:rPr>
-            <w:lang w:val="zh_TW" w:bidi="zh_TW"/>
-          </w:rPr>
-          <w:rPr>
-            <w:color w:val="0000EE"/>
-            <w:u w:val="single"/>
-          </w:rPr>
-          <w:t>約3:14</w:t>
-        </w:r>
-      </w:hyperlink>
+      <w:r>
+        <w:rPr>
+          <w:lang w:val="zh_TW" w:bidi="zh_TW"/>
+        </w:rPr>
+        <w:t>約3:14</w:t>
+      </w:r>
       <w:r>
         <w:rPr>
           <w:lang w:val="zh_TW" w:bidi="zh_TW"/>
@@ -5396,18 +4676,12 @@
         </w:rPr>
         <w:t>（</w:t>
       </w:r>
-      <w:hyperlink r:id="rId130">
-        <w:r>
-          <w:rPr>
-            <w:lang w:val="zh_TW" w:bidi="zh_TW"/>
-          </w:rPr>
-          <w:rPr>
-            <w:color w:val="0000EE"/>
-            <w:u w:val="single"/>
-          </w:rPr>
-          <w:t>啟15:3</w:t>
-        </w:r>
-      </w:hyperlink>
+      <w:r>
+        <w:rPr>
+          <w:lang w:val="zh_TW" w:bidi="zh_TW"/>
+        </w:rPr>
+        <w:t>啟15:3</w:t>
+      </w:r>
       <w:r>
         <w:rPr>
           <w:lang w:val="zh_TW" w:bidi="zh_TW"/>
@@ -5658,36 +4932,24 @@
         </w:rPr>
         <w:t>摩押大部分地方是起伏平緩的平原（tableland），其間有許多山谷切割而成的深谷。君王大道（King's Highway）是一條重要的古代道路，穿過摩押的中部。這條路線很可能在這地區的歷史中，對軍隊調動與貿易往來都非常重要（</w:t>
       </w:r>
-      <w:hyperlink r:id="rId131">
-        <w:r>
-          <w:rPr>
-            <w:lang w:val="zh_TW" w:bidi="zh_TW"/>
-          </w:rPr>
-          <w:rPr>
-            <w:color w:val="0000EE"/>
-            <w:u w:val="single"/>
-          </w:rPr>
-          <w:t>民21:21–22</w:t>
-        </w:r>
-      </w:hyperlink>
+      <w:r>
+        <w:rPr>
+          <w:lang w:val="zh_TW" w:bidi="zh_TW"/>
+        </w:rPr>
+        <w:t>民21:21–22</w:t>
+      </w:r>
       <w:r>
         <w:rPr>
           <w:lang w:val="zh_TW" w:bidi="zh_TW"/>
         </w:rPr>
         <w:t>；</w:t>
       </w:r>
-      <w:hyperlink r:id="rId132">
-        <w:r>
-          <w:rPr>
-            <w:lang w:val="zh_TW" w:bidi="zh_TW"/>
-          </w:rPr>
-          <w:rPr>
-            <w:color w:val="0000EE"/>
-            <w:u w:val="single"/>
-          </w:rPr>
-          <w:t>士11:17</w:t>
-        </w:r>
-      </w:hyperlink>
+      <w:r>
+        <w:rPr>
+          <w:lang w:val="zh_TW" w:bidi="zh_TW"/>
+        </w:rPr>
+        <w:t>士11:17</w:t>
+      </w:r>
       <w:r>
         <w:rPr>
           <w:lang w:val="zh_TW" w:bidi="zh_TW"/>
@@ -5708,18 +4970,12 @@
         </w:rPr>
         <w:t>摩押的高地一直以優良的牧場聞名，適合放牧牲畜（</w:t>
       </w:r>
-      <w:hyperlink r:id="rId133">
-        <w:r>
-          <w:rPr>
-            <w:lang w:val="zh_TW" w:bidi="zh_TW"/>
-          </w:rPr>
-          <w:rPr>
-            <w:color w:val="0000EE"/>
-            <w:u w:val="single"/>
-          </w:rPr>
-          <w:t>王下3:4</w:t>
-        </w:r>
-      </w:hyperlink>
+      <w:r>
+        <w:rPr>
+          <w:lang w:val="zh_TW" w:bidi="zh_TW"/>
+        </w:rPr>
+        <w:t>王下3:4</w:t>
+      </w:r>
       <w:r>
         <w:rPr>
           <w:lang w:val="zh_TW" w:bidi="zh_TW"/>
@@ -5751,36 +5007,24 @@
         </w:rPr>
         <w:t>根據</w:t>
       </w:r>
-      <w:hyperlink r:id="rId134">
-        <w:r>
-          <w:rPr>
-            <w:lang w:val="zh_TW" w:bidi="zh_TW"/>
-          </w:rPr>
-          <w:rPr>
-            <w:color w:val="0000EE"/>
-            <w:u w:val="single"/>
-          </w:rPr>
-          <w:t>創世記十九章37節</w:t>
-        </w:r>
-      </w:hyperlink>
+      <w:r>
+        <w:rPr>
+          <w:lang w:val="zh_TW" w:bidi="zh_TW"/>
+        </w:rPr>
+        <w:t>創世記十九章37節</w:t>
+      </w:r>
       <w:r>
         <w:rPr>
           <w:lang w:val="zh_TW" w:bidi="zh_TW"/>
         </w:rPr>
         <w:t>，摩押人是摩押的後裔。摩押則是羅得和他的大女兒所生的兒子。</w:t>
       </w:r>
-      <w:hyperlink r:id="rId135">
-        <w:r>
-          <w:rPr>
-            <w:lang w:val="zh_TW" w:bidi="zh_TW"/>
-          </w:rPr>
-          <w:rPr>
-            <w:color w:val="0000EE"/>
-            <w:u w:val="single"/>
-          </w:rPr>
-          <w:t>申命記二章10至11節</w:t>
-        </w:r>
-      </w:hyperlink>
+      <w:r>
+        <w:rPr>
+          <w:lang w:val="zh_TW" w:bidi="zh_TW"/>
+        </w:rPr>
+        <w:t>申命記二章10至11節</w:t>
+      </w:r>
       <w:r>
         <w:rPr>
           <w:lang w:val="zh_TW" w:bidi="zh_TW"/>
@@ -5826,36 +5070,24 @@
         </w:rPr>
         <w:t>在以色列人穿過約但河以東的土地之前，摩押人已經失去對亞嫩河以北領土的控制。那一帶由亞摩利王西宏統治，他以希實本為都城掌權（</w:t>
       </w:r>
-      <w:hyperlink r:id="rId136">
-        <w:r>
-          <w:rPr>
-            <w:lang w:val="zh_TW" w:bidi="zh_TW"/>
-          </w:rPr>
-          <w:rPr>
-            <w:color w:val="0000EE"/>
-            <w:u w:val="single"/>
-          </w:rPr>
-          <w:t>民21:13</w:t>
-        </w:r>
-      </w:hyperlink>
+      <w:r>
+        <w:rPr>
+          <w:lang w:val="zh_TW" w:bidi="zh_TW"/>
+        </w:rPr>
+        <w:t>民21:13</w:t>
+      </w:r>
       <w:r>
         <w:rPr>
           <w:lang w:val="zh_TW" w:bidi="zh_TW"/>
         </w:rPr>
         <w:t>、</w:t>
       </w:r>
-      <w:hyperlink r:id="rId136">
-        <w:r>
-          <w:rPr>
-            <w:lang w:val="zh_TW" w:bidi="zh_TW"/>
-          </w:rPr>
-          <w:rPr>
-            <w:color w:val="0000EE"/>
-            <w:u w:val="single"/>
-          </w:rPr>
-          <w:t>26</w:t>
-        </w:r>
-      </w:hyperlink>
+      <w:r>
+        <w:rPr>
+          <w:lang w:val="zh_TW" w:bidi="zh_TW"/>
+        </w:rPr>
+        <w:t>26</w:t>
+      </w:r>
       <w:r>
         <w:rPr>
           <w:lang w:val="zh_TW" w:bidi="zh_TW"/>
@@ -5876,54 +5108,36 @@
         </w:rPr>
         <w:t>以色列人曾請求准許沿著君王大道穿過以東和摩押，但遭到拒絕。於是他們與西宏爭戰，並在其中一場最著名的戰役中得勝。摩押王巴勒因懼怕以色列可能會攻取他的地，就與以色列人爭戰（</w:t>
       </w:r>
-      <w:hyperlink r:id="rId137">
-        <w:r>
-          <w:rPr>
-            <w:lang w:val="zh_TW" w:bidi="zh_TW"/>
-          </w:rPr>
-          <w:rPr>
-            <w:color w:val="0000EE"/>
-            <w:u w:val="single"/>
-          </w:rPr>
-          <w:t>民22:6</w:t>
-        </w:r>
-      </w:hyperlink>
+      <w:r>
+        <w:rPr>
+          <w:lang w:val="zh_TW" w:bidi="zh_TW"/>
+        </w:rPr>
+        <w:t>民22:6</w:t>
+      </w:r>
       <w:r>
         <w:rPr>
           <w:lang w:val="zh_TW" w:bidi="zh_TW"/>
         </w:rPr>
         <w:t>；</w:t>
       </w:r>
-      <w:hyperlink r:id="rId138">
-        <w:r>
-          <w:rPr>
-            <w:lang w:val="zh_TW" w:bidi="zh_TW"/>
-          </w:rPr>
-          <w:rPr>
-            <w:color w:val="0000EE"/>
-            <w:u w:val="single"/>
-          </w:rPr>
-          <w:t>書24:9</w:t>
-        </w:r>
-      </w:hyperlink>
+      <w:r>
+        <w:rPr>
+          <w:lang w:val="zh_TW" w:bidi="zh_TW"/>
+        </w:rPr>
+        <w:t>書24:9</w:t>
+      </w:r>
       <w:r>
         <w:rPr>
           <w:lang w:val="zh_TW" w:bidi="zh_TW"/>
         </w:rPr>
         <w:t>）。他又雇用美索不達米亞的占卜者巴蘭，咒詛以色列人（</w:t>
       </w:r>
-      <w:hyperlink r:id="rId87">
-        <w:r>
-          <w:rPr>
-            <w:lang w:val="zh_TW" w:bidi="zh_TW"/>
-          </w:rPr>
-          <w:rPr>
-            <w:color w:val="0000EE"/>
-            <w:u w:val="single"/>
-          </w:rPr>
-          <w:t>民22–24章</w:t>
-        </w:r>
-      </w:hyperlink>
+      <w:r>
+        <w:rPr>
+          <w:lang w:val="zh_TW" w:bidi="zh_TW"/>
+        </w:rPr>
+        <w:t>民22–24章</w:t>
+      </w:r>
       <w:r>
         <w:rPr>
           <w:lang w:val="zh_TW" w:bidi="zh_TW"/>
@@ -5944,36 +5158,24 @@
         </w:rPr>
         <w:t>呂便支派和迦得支派定居在西宏的地界裡。亞嫩河成為以色列和摩押之間的邊界（</w:t>
       </w:r>
-      <w:hyperlink r:id="rId139">
-        <w:r>
-          <w:rPr>
-            <w:lang w:val="zh_TW" w:bidi="zh_TW"/>
-          </w:rPr>
-          <w:rPr>
-            <w:color w:val="0000EE"/>
-            <w:u w:val="single"/>
-          </w:rPr>
-          <w:t>32</w:t>
-        </w:r>
-      </w:hyperlink>
+      <w:r>
+        <w:rPr>
+          <w:lang w:val="zh_TW" w:bidi="zh_TW"/>
+        </w:rPr>
+        <w:t>32</w:t>
+      </w:r>
       <w:r>
         <w:rPr>
           <w:lang w:val="zh_TW" w:bidi="zh_TW"/>
         </w:rPr>
         <w:t>章）。亞嫩河以北的土地從前曾由摩押控制。以色列人從西宏王手中奪取那地之後，這一帶就成為衝突的來源。後來，以色列人在什亭這地方拜偶像（</w:t>
       </w:r>
-      <w:hyperlink r:id="rId140">
-        <w:r>
-          <w:rPr>
-            <w:lang w:val="zh_TW" w:bidi="zh_TW"/>
-          </w:rPr>
-          <w:rPr>
-            <w:color w:val="0000EE"/>
-            <w:u w:val="single"/>
-          </w:rPr>
-          <w:t>25</w:t>
-        </w:r>
-      </w:hyperlink>
+      <w:r>
+        <w:rPr>
+          <w:lang w:val="zh_TW" w:bidi="zh_TW"/>
+        </w:rPr>
+        <w:t>25</w:t>
+      </w:r>
       <w:r>
         <w:rPr>
           <w:lang w:val="zh_TW" w:bidi="zh_TW"/>
@@ -6005,36 +5207,24 @@
         </w:rPr>
         <w:t>有一段時期，摩押王伊磯倫管轄了約旦河兩岸的希伯來各支派，直到以笏將他殺死（</w:t>
       </w:r>
-      <w:hyperlink r:id="rId141">
-        <w:r>
-          <w:rPr>
-            <w:lang w:val="zh_TW" w:bidi="zh_TW"/>
-          </w:rPr>
-          <w:rPr>
-            <w:color w:val="0000EE"/>
-            <w:u w:val="single"/>
-          </w:rPr>
-          <w:t>士3:12–30</w:t>
-        </w:r>
-      </w:hyperlink>
+      <w:r>
+        <w:rPr>
+          <w:lang w:val="zh_TW" w:bidi="zh_TW"/>
+        </w:rPr>
+        <w:t>士3:12–30</w:t>
+      </w:r>
       <w:r>
         <w:rPr>
           <w:lang w:val="zh_TW" w:bidi="zh_TW"/>
         </w:rPr>
         <w:t>）。到了耶弗他作士師的時候，以色列人已經重新控制摩押北部（</w:t>
       </w:r>
-      <w:hyperlink r:id="rId142">
-        <w:r>
-          <w:rPr>
-            <w:lang w:val="zh_TW" w:bidi="zh_TW"/>
-          </w:rPr>
-          <w:rPr>
-            <w:color w:val="0000EE"/>
-            <w:u w:val="single"/>
-          </w:rPr>
-          <w:t>11:26</w:t>
-        </w:r>
-      </w:hyperlink>
+      <w:r>
+        <w:rPr>
+          <w:lang w:val="zh_TW" w:bidi="zh_TW"/>
+        </w:rPr>
+        <w:t>11:26</w:t>
+      </w:r>
       <w:r>
         <w:rPr>
           <w:lang w:val="zh_TW" w:bidi="zh_TW"/>
@@ -6066,72 +5256,48 @@
         </w:rPr>
         <w:t>在掃羅和大衛作王的時候（公元前11世紀末到10世紀中期），摩押與以色列一直交戰。以色列在這些衝突中通常佔上風（</w:t>
       </w:r>
-      <w:hyperlink r:id="rId143">
-        <w:r>
-          <w:rPr>
-            <w:lang w:val="zh_TW" w:bidi="zh_TW"/>
-          </w:rPr>
-          <w:rPr>
-            <w:color w:val="0000EE"/>
-            <w:u w:val="single"/>
-          </w:rPr>
-          <w:t>撒上14:47</w:t>
-        </w:r>
-      </w:hyperlink>
+      <w:r>
+        <w:rPr>
+          <w:lang w:val="zh_TW" w:bidi="zh_TW"/>
+        </w:rPr>
+        <w:t>撒上14:47</w:t>
+      </w:r>
       <w:r>
         <w:rPr>
           <w:lang w:val="zh_TW" w:bidi="zh_TW"/>
         </w:rPr>
         <w:t>；</w:t>
       </w:r>
-      <w:hyperlink r:id="rId144">
-        <w:r>
-          <w:rPr>
-            <w:lang w:val="zh_TW" w:bidi="zh_TW"/>
-          </w:rPr>
-          <w:rPr>
-            <w:color w:val="0000EE"/>
-            <w:u w:val="single"/>
-          </w:rPr>
-          <w:t>撒下8:2</w:t>
-        </w:r>
-      </w:hyperlink>
+      <w:r>
+        <w:rPr>
+          <w:lang w:val="zh_TW" w:bidi="zh_TW"/>
+        </w:rPr>
+        <w:t>撒下8:2</w:t>
+      </w:r>
       <w:r>
         <w:rPr>
           <w:lang w:val="zh_TW" w:bidi="zh_TW"/>
         </w:rPr>
         <w:t>）。羅門王的後宮裡有摩押女子。他也為摩押人的主要的神基抹築了一座丘壇（</w:t>
       </w:r>
-      <w:hyperlink r:id="rId145">
-        <w:r>
-          <w:rPr>
-            <w:lang w:val="zh_TW" w:bidi="zh_TW"/>
-          </w:rPr>
-          <w:rPr>
-            <w:color w:val="0000EE"/>
-            <w:u w:val="single"/>
-          </w:rPr>
-          <w:t>王上11:1</w:t>
-        </w:r>
-      </w:hyperlink>
+      <w:r>
+        <w:rPr>
+          <w:lang w:val="zh_TW" w:bidi="zh_TW"/>
+        </w:rPr>
+        <w:t>王上11:1</w:t>
+      </w:r>
       <w:r>
         <w:rPr>
           <w:lang w:val="zh_TW" w:bidi="zh_TW"/>
         </w:rPr>
         <w:t>、</w:t>
       </w:r>
-      <w:hyperlink r:id="rId145">
-        <w:r>
-          <w:rPr>
-            <w:lang w:val="zh_TW" w:bidi="zh_TW"/>
-          </w:rPr>
-          <w:rPr>
-            <w:color w:val="0000EE"/>
-            <w:u w:val="single"/>
-          </w:rPr>
-          <w:t>7</w:t>
-        </w:r>
-      </w:hyperlink>
+      <w:r>
+        <w:rPr>
+          <w:lang w:val="zh_TW" w:bidi="zh_TW"/>
+        </w:rPr>
+        <w:t>7</w:t>
+      </w:r>
       <w:r>
         <w:rPr>
           <w:lang w:val="zh_TW" w:bidi="zh_TW"/>
@@ -6166,90 +5332,60 @@
         </w:rPr>
         <w:t>摩押繼續與鄰國（以色列、猶大、以東，尤其是亞述）爭戰。這些爭戰一直持續到公元前六世紀初，巴比倫王尼布甲尼撒毀滅了摩押國（</w:t>
       </w:r>
-      <w:hyperlink r:id="rId146">
-        <w:r>
-          <w:rPr>
-            <w:lang w:val="zh_TW" w:bidi="zh_TW"/>
-          </w:rPr>
-          <w:rPr>
-            <w:color w:val="0000EE"/>
-            <w:u w:val="single"/>
-          </w:rPr>
-          <w:t>結25:8–11</w:t>
-        </w:r>
-      </w:hyperlink>
+      <w:r>
+        <w:rPr>
+          <w:lang w:val="zh_TW" w:bidi="zh_TW"/>
+        </w:rPr>
+        <w:t>結25:8–11</w:t>
+      </w:r>
       <w:r>
         <w:rPr>
           <w:lang w:val="zh_TW" w:bidi="zh_TW"/>
         </w:rPr>
         <w:t>）。這些衝突也記在亞述的文獻裡，讓我們知道摩押在公元前八世紀末成為亞述的附庸國。這些衝突也記在舊約聖經裡（</w:t>
       </w:r>
-      <w:hyperlink r:id="rId147">
-        <w:r>
-          <w:rPr>
-            <w:lang w:val="zh_TW" w:bidi="zh_TW"/>
-          </w:rPr>
-          <w:rPr>
-            <w:color w:val="0000EE"/>
-            <w:u w:val="single"/>
-          </w:rPr>
-          <w:t>王下3章</w:t>
-        </w:r>
-      </w:hyperlink>
+      <w:r>
+        <w:rPr>
+          <w:lang w:val="zh_TW" w:bidi="zh_TW"/>
+        </w:rPr>
+        <w:t>王下3章</w:t>
+      </w:r>
       <w:r>
         <w:rPr>
           <w:lang w:val="zh_TW" w:bidi="zh_TW"/>
         </w:rPr>
         <w:t>，</w:t>
       </w:r>
-      <w:hyperlink r:id="rId148">
-        <w:r>
-          <w:rPr>
-            <w:lang w:val="zh_TW" w:bidi="zh_TW"/>
-          </w:rPr>
-          <w:rPr>
-            <w:color w:val="0000EE"/>
-            <w:u w:val="single"/>
-          </w:rPr>
-          <w:t>10:32–33</w:t>
-        </w:r>
-      </w:hyperlink>
+      <w:r>
+        <w:rPr>
+          <w:lang w:val="zh_TW" w:bidi="zh_TW"/>
+        </w:rPr>
+        <w:t>10:32–33</w:t>
+      </w:r>
       <w:r>
         <w:rPr>
           <w:lang w:val="zh_TW" w:bidi="zh_TW"/>
         </w:rPr>
         <w:t>，</w:t>
       </w:r>
-      <w:hyperlink r:id="rId149">
-        <w:r>
-          <w:rPr>
-            <w:lang w:val="zh_TW" w:bidi="zh_TW"/>
-          </w:rPr>
-          <w:rPr>
-            <w:color w:val="0000EE"/>
-            <w:u w:val="single"/>
-          </w:rPr>
-          <w:t>13:20</w:t>
-        </w:r>
-      </w:hyperlink>
+      <w:r>
+        <w:rPr>
+          <w:lang w:val="zh_TW" w:bidi="zh_TW"/>
+        </w:rPr>
+        <w:t>13:20</w:t>
+      </w:r>
       <w:r>
         <w:rPr>
           <w:lang w:val="zh_TW" w:bidi="zh_TW"/>
         </w:rPr>
         <w:t>，</w:t>
       </w:r>
-      <w:hyperlink r:id="rId150">
-        <w:r>
-          <w:rPr>
-            <w:lang w:val="zh_TW" w:bidi="zh_TW"/>
-          </w:rPr>
-          <w:rPr>
-            <w:color w:val="0000EE"/>
-            <w:u w:val="single"/>
-          </w:rPr>
-          <w:t>24:2</w:t>
-        </w:r>
-      </w:hyperlink>
+      <w:r>
+        <w:rPr>
+          <w:lang w:val="zh_TW" w:bidi="zh_TW"/>
+        </w:rPr>
+        <w:t>24:2</w:t>
+      </w:r>
       <w:r>
         <w:rPr>
           <w:lang w:val="zh_TW" w:bidi="zh_TW"/>
@@ -6270,90 +5406,60 @@
         </w:rPr>
         <w:t>摩押、以色列、猶大之間的仇恨，在幾段針對摩押人的預言裡尤其清楚可見（</w:t>
       </w:r>
-      <w:hyperlink r:id="rId151">
-        <w:r>
-          <w:rPr>
-            <w:lang w:val="zh_TW" w:bidi="zh_TW"/>
-          </w:rPr>
-          <w:rPr>
-            <w:color w:val="0000EE"/>
-            <w:u w:val="single"/>
-          </w:rPr>
-          <w:t>賽15–16章</w:t>
-        </w:r>
-      </w:hyperlink>
+      <w:r>
+        <w:rPr>
+          <w:lang w:val="zh_TW" w:bidi="zh_TW"/>
+        </w:rPr>
+        <w:t>賽15–16章</w:t>
+      </w:r>
       <w:r>
         <w:rPr>
           <w:lang w:val="zh_TW" w:bidi="zh_TW"/>
         </w:rPr>
         <w:t>；</w:t>
       </w:r>
-      <w:hyperlink r:id="rId152">
-        <w:r>
-          <w:rPr>
-            <w:lang w:val="zh_TW" w:bidi="zh_TW"/>
-          </w:rPr>
-          <w:rPr>
-            <w:color w:val="0000EE"/>
-            <w:u w:val="single"/>
-          </w:rPr>
-          <w:t>耶9:25–26</w:t>
-        </w:r>
-      </w:hyperlink>
+      <w:r>
+        <w:rPr>
+          <w:lang w:val="zh_TW" w:bidi="zh_TW"/>
+        </w:rPr>
+        <w:t>耶9:25–26</w:t>
+      </w:r>
       <w:r>
         <w:rPr>
           <w:lang w:val="zh_TW" w:bidi="zh_TW"/>
         </w:rPr>
         <w:t>，</w:t>
       </w:r>
-      <w:hyperlink r:id="rId153">
-        <w:r>
-          <w:rPr>
-            <w:lang w:val="zh_TW" w:bidi="zh_TW"/>
-          </w:rPr>
-          <w:rPr>
-            <w:color w:val="0000EE"/>
-            <w:u w:val="single"/>
-          </w:rPr>
-          <w:t>48章</w:t>
-        </w:r>
-      </w:hyperlink>
+      <w:r>
+        <w:rPr>
+          <w:lang w:val="zh_TW" w:bidi="zh_TW"/>
+        </w:rPr>
+        <w:t>48章</w:t>
+      </w:r>
       <w:r>
         <w:rPr>
           <w:lang w:val="zh_TW" w:bidi="zh_TW"/>
         </w:rPr>
         <w:t>；</w:t>
       </w:r>
-      <w:hyperlink r:id="rId154">
-        <w:r>
-          <w:rPr>
-            <w:lang w:val="zh_TW" w:bidi="zh_TW"/>
-          </w:rPr>
-          <w:rPr>
-            <w:color w:val="0000EE"/>
-            <w:u w:val="single"/>
-          </w:rPr>
-          <w:t>摩2:1–3</w:t>
-        </w:r>
-      </w:hyperlink>
+      <w:r>
+        <w:rPr>
+          <w:lang w:val="zh_TW" w:bidi="zh_TW"/>
+        </w:rPr>
+        <w:t>摩2:1–3</w:t>
+      </w:r>
       <w:r>
         <w:rPr>
           <w:lang w:val="zh_TW" w:bidi="zh_TW"/>
         </w:rPr>
         <w:t>；</w:t>
       </w:r>
-      <w:hyperlink r:id="rId155">
-        <w:r>
-          <w:rPr>
-            <w:lang w:val="zh_TW" w:bidi="zh_TW"/>
-          </w:rPr>
-          <w:rPr>
-            <w:color w:val="0000EE"/>
-            <w:u w:val="single"/>
-          </w:rPr>
-          <w:t>番2:8–11</w:t>
-        </w:r>
-      </w:hyperlink>
+      <w:r>
+        <w:rPr>
+          <w:lang w:val="zh_TW" w:bidi="zh_TW"/>
+        </w:rPr>
+        <w:t>番2:8–11</w:t>
+      </w:r>
       <w:r>
         <w:rPr>
           <w:lang w:val="zh_TW" w:bidi="zh_TW"/>
@@ -6385,72 +5491,48 @@
         </w:rPr>
         <w:t>巴比倫征服摩押之後，波斯人控制了摩押地區。許多阿拉伯民族遷入那地，尤其是拿巴提人（Nabateans）。雖然摩押國再沒有建立起來，但在舊約聖經較後期的時候，經文仍提到了摩押人的後裔（</w:t>
       </w:r>
-      <w:hyperlink r:id="rId156">
-        <w:r>
-          <w:rPr>
-            <w:lang w:val="zh_TW" w:bidi="zh_TW"/>
-          </w:rPr>
-          <w:rPr>
-            <w:color w:val="0000EE"/>
-            <w:u w:val="single"/>
-          </w:rPr>
-          <w:t>拉9:1</w:t>
-        </w:r>
-      </w:hyperlink>
+      <w:r>
+        <w:rPr>
+          <w:lang w:val="zh_TW" w:bidi="zh_TW"/>
+        </w:rPr>
+        <w:t>拉9:1</w:t>
+      </w:r>
       <w:r>
         <w:rPr>
           <w:lang w:val="zh_TW" w:bidi="zh_TW"/>
         </w:rPr>
         <w:t>；</w:t>
       </w:r>
-      <w:hyperlink r:id="rId157">
-        <w:r>
-          <w:rPr>
-            <w:lang w:val="zh_TW" w:bidi="zh_TW"/>
-          </w:rPr>
-          <w:rPr>
-            <w:color w:val="0000EE"/>
-            <w:u w:val="single"/>
-          </w:rPr>
-          <w:t>尼13:1</w:t>
-        </w:r>
-      </w:hyperlink>
+      <w:r>
+        <w:rPr>
+          <w:lang w:val="zh_TW" w:bidi="zh_TW"/>
+        </w:rPr>
+        <w:t>尼13:1</w:t>
+      </w:r>
       <w:r>
         <w:rPr>
           <w:lang w:val="zh_TW" w:bidi="zh_TW"/>
         </w:rPr>
         <w:t>、</w:t>
       </w:r>
-      <w:hyperlink r:id="rId157">
-        <w:r>
-          <w:rPr>
-            <w:lang w:val="zh_TW" w:bidi="zh_TW"/>
-          </w:rPr>
-          <w:rPr>
-            <w:color w:val="0000EE"/>
-            <w:u w:val="single"/>
-          </w:rPr>
-          <w:t>23</w:t>
-        </w:r>
-      </w:hyperlink>
+      <w:r>
+        <w:rPr>
+          <w:lang w:val="zh_TW" w:bidi="zh_TW"/>
+        </w:rPr>
+        <w:t>23</w:t>
+      </w:r>
       <w:r>
         <w:rPr>
           <w:lang w:val="zh_TW" w:bidi="zh_TW"/>
         </w:rPr>
         <w:t>）。被擄歸回的猶太群體關注著要遵行</w:t>
       </w:r>
-      <w:hyperlink r:id="rId158">
-        <w:r>
-          <w:rPr>
-            <w:lang w:val="zh_TW" w:bidi="zh_TW"/>
-          </w:rPr>
-          <w:rPr>
-            <w:color w:val="0000EE"/>
-            <w:u w:val="single"/>
-          </w:rPr>
-          <w:t>申命記二十三章3至6節</w:t>
-        </w:r>
-      </w:hyperlink>
+      <w:r>
+        <w:rPr>
+          <w:lang w:val="zh_TW" w:bidi="zh_TW"/>
+        </w:rPr>
+        <w:t>申命記二十三章3至6節</w:t>
+      </w:r>
       <w:r>
         <w:rPr>
           <w:lang w:val="zh_TW" w:bidi="zh_TW"/>
@@ -6510,36 +5592,24 @@
         </w:rPr>
         <w:t>雖然摩押人敬拜其它神，但基抹是他們主要的民族之神。舊約聖經稱摩押人為「基抹的民」（</w:t>
       </w:r>
-      <w:hyperlink r:id="rId159">
-        <w:r>
-          <w:rPr>
-            <w:lang w:val="zh_TW" w:bidi="zh_TW"/>
-          </w:rPr>
-          <w:rPr>
-            <w:color w:val="0000EE"/>
-            <w:u w:val="single"/>
-          </w:rPr>
-          <w:t>民21:29</w:t>
-        </w:r>
-      </w:hyperlink>
+      <w:r>
+        <w:rPr>
+          <w:lang w:val="zh_TW" w:bidi="zh_TW"/>
+        </w:rPr>
+        <w:t>民21:29</w:t>
+      </w:r>
       <w:r>
         <w:rPr>
           <w:lang w:val="zh_TW" w:bidi="zh_TW"/>
         </w:rPr>
         <w:t>；</w:t>
       </w:r>
-      <w:hyperlink r:id="rId160">
-        <w:r>
-          <w:rPr>
-            <w:lang w:val="zh_TW" w:bidi="zh_TW"/>
-          </w:rPr>
-          <w:rPr>
-            <w:color w:val="0000EE"/>
-            <w:u w:val="single"/>
-          </w:rPr>
-          <w:t>耶48:46</w:t>
-        </w:r>
-      </w:hyperlink>
+      <w:r>
+        <w:rPr>
+          <w:lang w:val="zh_TW" w:bidi="zh_TW"/>
+        </w:rPr>
+        <w:t>耶48:46</w:t>
+      </w:r>
       <w:r>
         <w:rPr>
           <w:lang w:val="zh_TW" w:bidi="zh_TW"/>
@@ -6560,108 +5630,72 @@
         </w:rPr>
         <w:t>摩押人尋求眾神的指引與恩待。摩押人尊重占卜者（能預測將來的人）和神諭（眾神的信息；見</w:t>
       </w:r>
-      <w:hyperlink r:id="rId87">
-        <w:r>
-          <w:rPr>
-            <w:lang w:val="zh_TW" w:bidi="zh_TW"/>
-          </w:rPr>
-          <w:rPr>
-            <w:color w:val="0000EE"/>
-            <w:u w:val="single"/>
-          </w:rPr>
-          <w:t>民22–24章</w:t>
-        </w:r>
-      </w:hyperlink>
+      <w:r>
+        <w:rPr>
+          <w:lang w:val="zh_TW" w:bidi="zh_TW"/>
+        </w:rPr>
+        <w:t>民22–24章</w:t>
+      </w:r>
       <w:r>
         <w:rPr>
           <w:lang w:val="zh_TW" w:bidi="zh_TW"/>
         </w:rPr>
         <w:t>）。摩押人的宗教包括祭司制度和獻祭體系（</w:t>
       </w:r>
-      <w:hyperlink r:id="rId161">
-        <w:r>
-          <w:rPr>
-            <w:lang w:val="zh_TW" w:bidi="zh_TW"/>
-          </w:rPr>
-          <w:rPr>
-            <w:color w:val="0000EE"/>
-            <w:u w:val="single"/>
-          </w:rPr>
-          <w:t>耶48:7</w:t>
-        </w:r>
-      </w:hyperlink>
+      <w:r>
+        <w:rPr>
+          <w:lang w:val="zh_TW" w:bidi="zh_TW"/>
+        </w:rPr>
+        <w:t>耶48:7</w:t>
+      </w:r>
       <w:r>
         <w:rPr>
           <w:lang w:val="zh_TW" w:bidi="zh_TW"/>
         </w:rPr>
         <w:t>；</w:t>
       </w:r>
-      <w:hyperlink r:id="rId162">
-        <w:r>
-          <w:rPr>
-            <w:lang w:val="zh_TW" w:bidi="zh_TW"/>
-          </w:rPr>
-          <w:rPr>
-            <w:color w:val="0000EE"/>
-            <w:u w:val="single"/>
-          </w:rPr>
-          <w:t>民22:40–23:30</w:t>
-        </w:r>
-      </w:hyperlink>
+      <w:r>
+        <w:rPr>
+          <w:lang w:val="zh_TW" w:bidi="zh_TW"/>
+        </w:rPr>
+        <w:t>民22:40–23:30</w:t>
+      </w:r>
       <w:r>
         <w:rPr>
           <w:lang w:val="zh_TW" w:bidi="zh_TW"/>
         </w:rPr>
         <w:t>，</w:t>
       </w:r>
-      <w:hyperlink r:id="rId163">
-        <w:r>
-          <w:rPr>
-            <w:lang w:val="zh_TW" w:bidi="zh_TW"/>
-          </w:rPr>
-          <w:rPr>
-            <w:color w:val="0000EE"/>
-            <w:u w:val="single"/>
-          </w:rPr>
-          <w:t>25:1–5</w:t>
-        </w:r>
-      </w:hyperlink>
+      <w:r>
+        <w:rPr>
+          <w:lang w:val="zh_TW" w:bidi="zh_TW"/>
+        </w:rPr>
+        <w:t>25:1–5</w:t>
+      </w:r>
       <w:r>
         <w:rPr>
           <w:lang w:val="zh_TW" w:bidi="zh_TW"/>
         </w:rPr>
         <w:t>；</w:t>
       </w:r>
-      <w:hyperlink r:id="rId164">
-        <w:r>
-          <w:rPr>
-            <w:lang w:val="zh_TW" w:bidi="zh_TW"/>
-          </w:rPr>
-          <w:rPr>
-            <w:color w:val="0000EE"/>
-            <w:u w:val="single"/>
-          </w:rPr>
-          <w:t>王下3:27</w:t>
-        </w:r>
-      </w:hyperlink>
+      <w:r>
+        <w:rPr>
+          <w:lang w:val="zh_TW" w:bidi="zh_TW"/>
+        </w:rPr>
+        <w:t>王下3:27</w:t>
+      </w:r>
       <w:r>
         <w:rPr>
           <w:lang w:val="zh_TW" w:bidi="zh_TW"/>
         </w:rPr>
         <w:t>；</w:t>
       </w:r>
-      <w:hyperlink r:id="rId165">
-        <w:r>
-          <w:rPr>
-            <w:lang w:val="zh_TW" w:bidi="zh_TW"/>
-          </w:rPr>
-          <w:rPr>
-            <w:color w:val="0000EE"/>
-            <w:u w:val="single"/>
-          </w:rPr>
-          <w:t>耶48:35</w:t>
-        </w:r>
-      </w:hyperlink>
+      <w:r>
+        <w:rPr>
+          <w:lang w:val="zh_TW" w:bidi="zh_TW"/>
+        </w:rPr>
+        <w:t>耶48:35</w:t>
+      </w:r>
       <w:r>
         <w:rPr>
           <w:lang w:val="zh_TW" w:bidi="zh_TW"/>
@@ -6682,36 +5716,24 @@
         </w:rPr>
         <w:t>直到今日，考古仍未發現摩押人的神廟。不過，摩押石碑和舊約聖經都提到過它們曾經存在（</w:t>
       </w:r>
-      <w:hyperlink r:id="rId166">
-        <w:r>
-          <w:rPr>
-            <w:lang w:val="zh_TW" w:bidi="zh_TW"/>
-          </w:rPr>
-          <w:rPr>
-            <w:color w:val="0000EE"/>
-            <w:u w:val="single"/>
-          </w:rPr>
-          <w:t>王上11:7</w:t>
-        </w:r>
-      </w:hyperlink>
+      <w:r>
+        <w:rPr>
+          <w:lang w:val="zh_TW" w:bidi="zh_TW"/>
+        </w:rPr>
+        <w:t>王上11:7</w:t>
+      </w:r>
       <w:r>
         <w:rPr>
           <w:lang w:val="zh_TW" w:bidi="zh_TW"/>
         </w:rPr>
         <w:t>；</w:t>
       </w:r>
-      <w:hyperlink r:id="rId167">
-        <w:r>
-          <w:rPr>
-            <w:lang w:val="zh_TW" w:bidi="zh_TW"/>
-          </w:rPr>
-          <w:rPr>
-            <w:color w:val="0000EE"/>
-            <w:u w:val="single"/>
-          </w:rPr>
-          <w:t>王下23:13</w:t>
-        </w:r>
-      </w:hyperlink>
+      <w:r>
+        <w:rPr>
+          <w:lang w:val="zh_TW" w:bidi="zh_TW"/>
+        </w:rPr>
+        <w:t>王下23:13</w:t>
+      </w:r>
       <w:r>
         <w:rPr>
           <w:lang w:val="zh_TW" w:bidi="zh_TW"/>
@@ -6851,72 +5873,48 @@
         </w:rPr>
         <w:t>。它由一塊略呈凹形的粗底石，以及一塊凸形的磨石組成。底石的寬度約為45.7至76.2公分（18至30英吋），一端比另一端厚。在希伯來文中，這塊底石稱為「下面的部分」，或稱「下磨石」（</w:t>
       </w:r>
-      <w:hyperlink r:id="rId168">
-        <w:r>
-          <w:rPr>
-            <w:lang w:val="zh_TW" w:bidi="zh_TW"/>
-          </w:rPr>
-          <w:rPr>
-            <w:color w:val="0000EE"/>
-            <w:u w:val="single"/>
-          </w:rPr>
-          <w:t>伯41:24</w:t>
-        </w:r>
-      </w:hyperlink>
+      <w:r>
+        <w:rPr>
+          <w:lang w:val="zh_TW" w:bidi="zh_TW"/>
+        </w:rPr>
+        <w:t>伯41:24</w:t>
+      </w:r>
       <w:r>
         <w:rPr>
           <w:lang w:val="zh_TW" w:bidi="zh_TW"/>
         </w:rPr>
         <w:t>）。上方的磨石稱為「上面的部分」，或稱「上磨石」（</w:t>
       </w:r>
-      <w:hyperlink r:id="rId169">
-        <w:r>
-          <w:rPr>
-            <w:lang w:val="zh_TW" w:bidi="zh_TW"/>
-          </w:rPr>
-          <w:rPr>
-            <w:color w:val="0000EE"/>
-            <w:u w:val="single"/>
-          </w:rPr>
-          <w:t>士9:53</w:t>
-        </w:r>
-      </w:hyperlink>
+      <w:r>
+        <w:rPr>
+          <w:lang w:val="zh_TW" w:bidi="zh_TW"/>
+        </w:rPr>
+        <w:t>士9:53</w:t>
+      </w:r>
       <w:r>
         <w:rPr>
           <w:lang w:val="zh_TW" w:bidi="zh_TW"/>
         </w:rPr>
         <w:t>；</w:t>
       </w:r>
-      <w:hyperlink r:id="rId170">
-        <w:r>
-          <w:rPr>
-            <w:lang w:val="zh_TW" w:bidi="zh_TW"/>
-          </w:rPr>
-          <w:rPr>
-            <w:color w:val="0000EE"/>
-            <w:u w:val="single"/>
-          </w:rPr>
-          <w:t>撒下11:21</w:t>
-        </w:r>
-      </w:hyperlink>
+      <w:r>
+        <w:rPr>
+          <w:lang w:val="zh_TW" w:bidi="zh_TW"/>
+        </w:rPr>
+        <w:t>撒下11:21</w:t>
+      </w:r>
       <w:r>
         <w:rPr>
           <w:lang w:val="zh_TW" w:bidi="zh_TW"/>
         </w:rPr>
         <w:t>），長度約為15.2至38.1公分（6至15英吋）。它一面平坦，另一面略呈圓弧，方便用手握持。研磨五穀時，人們把上磨石在下磨石上的五穀上來回推動。用這種方式一次只能磨少量的五穀（</w:t>
       </w:r>
-      <w:hyperlink r:id="rId171">
-        <w:r>
-          <w:rPr>
-            <w:lang w:val="zh_TW" w:bidi="zh_TW"/>
-          </w:rPr>
-          <w:rPr>
-            <w:color w:val="0000EE"/>
-            <w:u w:val="single"/>
-          </w:rPr>
-          <w:t>創18:6</w:t>
-        </w:r>
-      </w:hyperlink>
+      <w:r>
+        <w:rPr>
+          <w:lang w:val="zh_TW" w:bidi="zh_TW"/>
+        </w:rPr>
+        <w:t>創18:6</w:t>
+      </w:r>
       <w:r>
         <w:rPr>
           <w:lang w:val="zh_TW" w:bidi="zh_TW"/>
@@ -6941,18 +5939,12 @@
         </w:rPr>
         <w:t>後來出現的一種手磨，使用兩塊圓形石頭。下磨石的上表面有時向內凹，有時向外凸；上磨石的形狀則配合下磨石而成。有些磨在上磨石中央開有漏斗形的孔，用來倒入五穀。上磨石邊緣插著一根木釘，方便人轉動磨石；轉動時，上磨石將五穀壓碎，碎粒便沿著邊緣流出。人們常用黑色玄武岩（Black basalt）來製作磨石，因為它表面粗糙，具有良好的切削效果。這種磨通常由一個人操作，但有時也需要兩個人一起使用（</w:t>
       </w:r>
-      <w:hyperlink r:id="rId172">
-        <w:r>
-          <w:rPr>
-            <w:lang w:val="zh_TW" w:bidi="zh_TW"/>
-          </w:rPr>
-          <w:rPr>
-            <w:color w:val="0000EE"/>
-            <w:u w:val="single"/>
-          </w:rPr>
-          <w:t>太24:41</w:t>
-        </w:r>
-      </w:hyperlink>
+      <w:r>
+        <w:rPr>
+          <w:lang w:val="zh_TW" w:bidi="zh_TW"/>
+        </w:rPr>
+        <w:t>太24:41</w:t>
+      </w:r>
       <w:r>
         <w:rPr>
           <w:lang w:val="zh_TW" w:bidi="zh_TW"/>
@@ -6973,54 +5965,36 @@
         </w:rPr>
         <w:t>手磨對日常生活極為重要，因此律法禁止把人的磨石拿去作為債務的抵押品。這條律法保護家庭，不致失去製作做餅之麵粉的工具（</w:t>
       </w:r>
-      <w:hyperlink r:id="rId173">
-        <w:r>
-          <w:rPr>
-            <w:lang w:val="zh_TW" w:bidi="zh_TW"/>
-          </w:rPr>
-          <w:rPr>
-            <w:color w:val="0000EE"/>
-            <w:u w:val="single"/>
-          </w:rPr>
-          <w:t>申24:6</w:t>
-        </w:r>
-      </w:hyperlink>
+      <w:r>
+        <w:rPr>
+          <w:lang w:val="zh_TW" w:bidi="zh_TW"/>
+        </w:rPr>
+        <w:t>申24:6</w:t>
+      </w:r>
       <w:r>
         <w:rPr>
           <w:lang w:val="zh_TW" w:bidi="zh_TW"/>
         </w:rPr>
         <w:t>）。磨石十分沉重，若從高處砸在人的頭上，足以致命；亞比米勒就是這樣被擊殺的（</w:t>
       </w:r>
-      <w:hyperlink r:id="rId169">
-        <w:r>
-          <w:rPr>
-            <w:lang w:val="zh_TW" w:bidi="zh_TW"/>
-          </w:rPr>
-          <w:rPr>
-            <w:color w:val="0000EE"/>
-            <w:u w:val="single"/>
-          </w:rPr>
-          <w:t>士9:53</w:t>
-        </w:r>
-      </w:hyperlink>
+      <w:r>
+        <w:rPr>
+          <w:lang w:val="zh_TW" w:bidi="zh_TW"/>
+        </w:rPr>
+        <w:t>士9:53</w:t>
+      </w:r>
       <w:r>
         <w:rPr>
           <w:lang w:val="zh_TW" w:bidi="zh_TW"/>
         </w:rPr>
         <w:t>；參</w:t>
       </w:r>
-      <w:hyperlink r:id="rId170">
-        <w:r>
-          <w:rPr>
-            <w:lang w:val="zh_TW" w:bidi="zh_TW"/>
-          </w:rPr>
-          <w:rPr>
-            <w:color w:val="0000EE"/>
-            <w:u w:val="single"/>
-          </w:rPr>
-          <w:t>撒下11:21</w:t>
-        </w:r>
-      </w:hyperlink>
+      <w:r>
+        <w:rPr>
+          <w:lang w:val="zh_TW" w:bidi="zh_TW"/>
+        </w:rPr>
+        <w:t>撒下11:21</w:t>
+      </w:r>
       <w:r>
         <w:rPr>
           <w:lang w:val="zh_TW" w:bidi="zh_TW"/>
@@ -7052,54 +6026,36 @@
         </w:rPr>
         <w:t>磨五穀通常是僕人（</w:t>
       </w:r>
-      <w:hyperlink r:id="rId50">
-        <w:r>
-          <w:rPr>
-            <w:lang w:val="zh_TW" w:bidi="zh_TW"/>
-          </w:rPr>
-          <w:rPr>
-            <w:color w:val="0000EE"/>
-            <w:u w:val="single"/>
-          </w:rPr>
-          <w:t>出11:5</w:t>
-        </w:r>
-      </w:hyperlink>
+      <w:r>
+        <w:rPr>
+          <w:lang w:val="zh_TW" w:bidi="zh_TW"/>
+        </w:rPr>
+        <w:t>出11:5</w:t>
+      </w:r>
       <w:r>
         <w:rPr>
           <w:lang w:val="zh_TW" w:bidi="zh_TW"/>
         </w:rPr>
         <w:t>）或婦女（</w:t>
       </w:r>
-      <w:hyperlink r:id="rId174">
-        <w:r>
-          <w:rPr>
-            <w:lang w:val="zh_TW" w:bidi="zh_TW"/>
-          </w:rPr>
-          <w:rPr>
-            <w:color w:val="0000EE"/>
-            <w:u w:val="single"/>
-          </w:rPr>
-          <w:t>賽47:2</w:t>
-        </w:r>
-      </w:hyperlink>
+      <w:r>
+        <w:rPr>
+          <w:lang w:val="zh_TW" w:bidi="zh_TW"/>
+        </w:rPr>
+        <w:t>賽47:2</w:t>
+      </w:r>
       <w:r>
         <w:rPr>
           <w:lang w:val="zh_TW" w:bidi="zh_TW"/>
         </w:rPr>
         <w:t>）的工作。在巴勒斯坦的每一個村莊裡，幾乎每天都能聽見磨穀的聲音；一旦這聲音停止，就表示那個村莊已經荒廢（</w:t>
       </w:r>
-      <w:hyperlink r:id="rId175">
-        <w:r>
-          <w:rPr>
-            <w:lang w:val="zh_TW" w:bidi="zh_TW"/>
-          </w:rPr>
-          <w:rPr>
-            <w:color w:val="0000EE"/>
-            <w:u w:val="single"/>
-          </w:rPr>
-          <w:t>耶25:10</w:t>
-        </w:r>
-      </w:hyperlink>
+      <w:r>
+        <w:rPr>
+          <w:lang w:val="zh_TW" w:bidi="zh_TW"/>
+        </w:rPr>
+        <w:t>耶25:10</w:t>
+      </w:r>
       <w:r>
         <w:rPr>
           <w:lang w:val="zh_TW" w:bidi="zh_TW"/>
@@ -7131,18 +6087,12 @@
         </w:rPr>
         <w:t>人們也會用牲畜來推動較大型的公用磨。公用磨是一塊又大又重的磨石，直徑可能約為1.2至1.5公尺（四至五英尺），會將其立著沿邊緣滾動；人會將一根木杆穿過磨石中央，木杆繞著一根直立的柱子轉動，運作方式與今日東方一些地區仍在使用的磨坊相似。參孫很可能被迫使用這種磨，替非利士人磨穀（</w:t>
       </w:r>
-      <w:hyperlink r:id="rId176">
-        <w:r>
-          <w:rPr>
-            <w:lang w:val="zh_TW" w:bidi="zh_TW"/>
-          </w:rPr>
-          <w:rPr>
-            <w:color w:val="0000EE"/>
-            <w:u w:val="single"/>
-          </w:rPr>
-          <w:t>士16:21</w:t>
-        </w:r>
-      </w:hyperlink>
+      <w:r>
+        <w:rPr>
+          <w:lang w:val="zh_TW" w:bidi="zh_TW"/>
+        </w:rPr>
+        <w:t>士16:21</w:t>
+      </w:r>
       <w:r>
         <w:rPr>
           <w:lang w:val="zh_TW" w:bidi="zh_TW"/>
@@ -7248,18 +6198,12 @@
         </w:rPr>
         <w:t>有英文譯本在</w:t>
       </w:r>
-      <w:hyperlink r:id="rId177">
-        <w:r>
-          <w:rPr>
-            <w:lang w:val="zh_TW" w:bidi="zh_TW"/>
-          </w:rPr>
-          <w:rPr>
-            <w:color w:val="0000EE"/>
-            <w:u w:val="single"/>
-          </w:rPr>
-          <w:t>出埃及記六章19節</w:t>
-        </w:r>
-      </w:hyperlink>
+      <w:r>
+        <w:rPr>
+          <w:lang w:val="zh_TW" w:bidi="zh_TW"/>
+        </w:rPr>
+        <w:t>出埃及記六章19節</w:t>
+      </w:r>
       <w:r>
         <w:rPr>
           <w:lang w:val="zh_TW" w:bidi="zh_TW"/>
@@ -7355,180 +6299,120 @@
         </w:rPr>
         <w:t>米拉利的兒子、利未的孫子（</w:t>
       </w:r>
-      <w:hyperlink r:id="rId177">
-        <w:r>
-          <w:rPr>
-            <w:lang w:val="zh_TW" w:bidi="zh_TW"/>
-          </w:rPr>
-          <w:rPr>
-            <w:color w:val="0000EE"/>
-            <w:u w:val="single"/>
-          </w:rPr>
-          <w:t>出6:19</w:t>
-        </w:r>
-      </w:hyperlink>
+      <w:r>
+        <w:rPr>
+          <w:lang w:val="zh_TW" w:bidi="zh_TW"/>
+        </w:rPr>
+        <w:t>出6:19</w:t>
+      </w:r>
       <w:r>
         <w:rPr>
           <w:lang w:val="zh_TW" w:bidi="zh_TW"/>
         </w:rPr>
         <w:t>；</w:t>
       </w:r>
-      <w:hyperlink r:id="rId178">
-        <w:r>
-          <w:rPr>
-            <w:lang w:val="zh_TW" w:bidi="zh_TW"/>
-          </w:rPr>
-          <w:rPr>
-            <w:color w:val="0000EE"/>
-            <w:u w:val="single"/>
-          </w:rPr>
-          <w:t>民3:20</w:t>
-        </w:r>
-      </w:hyperlink>
+      <w:r>
+        <w:rPr>
+          <w:lang w:val="zh_TW" w:bidi="zh_TW"/>
+        </w:rPr>
+        <w:t>民3:20</w:t>
+      </w:r>
       <w:r>
         <w:rPr>
           <w:lang w:val="zh_TW" w:bidi="zh_TW"/>
         </w:rPr>
         <w:t>；</w:t>
       </w:r>
-      <w:hyperlink r:id="rId179">
-        <w:r>
-          <w:rPr>
-            <w:lang w:val="zh_TW" w:bidi="zh_TW"/>
-          </w:rPr>
-          <w:rPr>
-            <w:color w:val="0000EE"/>
-            <w:u w:val="single"/>
-          </w:rPr>
-          <w:t>代上6:19</w:t>
-        </w:r>
-      </w:hyperlink>
+      <w:r>
+        <w:rPr>
+          <w:lang w:val="zh_TW" w:bidi="zh_TW"/>
+        </w:rPr>
+        <w:t>代上6:19</w:t>
+      </w:r>
       <w:r>
         <w:rPr>
           <w:lang w:val="zh_TW" w:bidi="zh_TW"/>
         </w:rPr>
         <w:t>、</w:t>
       </w:r>
-      <w:hyperlink r:id="rId179">
-        <w:r>
-          <w:rPr>
-            <w:lang w:val="zh_TW" w:bidi="zh_TW"/>
-          </w:rPr>
-          <w:rPr>
-            <w:color w:val="0000EE"/>
-            <w:u w:val="single"/>
-          </w:rPr>
-          <w:t>29</w:t>
-        </w:r>
-      </w:hyperlink>
+      <w:r>
+        <w:rPr>
+          <w:lang w:val="zh_TW" w:bidi="zh_TW"/>
+        </w:rPr>
+        <w:t>29</w:t>
+      </w:r>
       <w:r>
         <w:rPr>
           <w:lang w:val="zh_TW" w:bidi="zh_TW"/>
         </w:rPr>
         <w:t>，</w:t>
       </w:r>
-      <w:hyperlink r:id="rId180">
-        <w:r>
-          <w:rPr>
-            <w:lang w:val="zh_TW" w:bidi="zh_TW"/>
-          </w:rPr>
-          <w:rPr>
-            <w:color w:val="0000EE"/>
-            <w:u w:val="single"/>
-          </w:rPr>
-          <w:t>23:21</w:t>
-        </w:r>
-      </w:hyperlink>
+      <w:r>
+        <w:rPr>
+          <w:lang w:val="zh_TW" w:bidi="zh_TW"/>
+        </w:rPr>
+        <w:t>23:21</w:t>
+      </w:r>
       <w:r>
         <w:rPr>
           <w:lang w:val="zh_TW" w:bidi="zh_TW"/>
         </w:rPr>
         <w:t>，</w:t>
       </w:r>
-      <w:hyperlink r:id="rId181">
-        <w:r>
-          <w:rPr>
-            <w:lang w:val="zh_TW" w:bidi="zh_TW"/>
-          </w:rPr>
-          <w:rPr>
-            <w:color w:val="0000EE"/>
-            <w:u w:val="single"/>
-          </w:rPr>
-          <w:t>24:26–28</w:t>
-        </w:r>
-      </w:hyperlink>
+      <w:r>
+        <w:rPr>
+          <w:lang w:val="zh_TW" w:bidi="zh_TW"/>
+        </w:rPr>
+        <w:t>24:26–28</w:t>
+      </w:r>
       <w:r>
         <w:rPr>
           <w:lang w:val="zh_TW" w:bidi="zh_TW"/>
         </w:rPr>
         <w:t>；</w:t>
       </w:r>
-      <w:hyperlink r:id="rId182">
-        <w:r>
-          <w:rPr>
-            <w:lang w:val="zh_TW" w:bidi="zh_TW"/>
-          </w:rPr>
-          <w:rPr>
-            <w:color w:val="0000EE"/>
-            <w:u w:val="single"/>
-          </w:rPr>
-          <w:t>拉8:18</w:t>
-        </w:r>
-      </w:hyperlink>
+      <w:r>
+        <w:rPr>
+          <w:lang w:val="zh_TW" w:bidi="zh_TW"/>
+        </w:rPr>
+        <w:t>拉8:18</w:t>
+      </w:r>
       <w:r>
         <w:rPr>
           <w:lang w:val="zh_TW" w:bidi="zh_TW"/>
         </w:rPr>
         <w:t>）。抹利是抹利族的祖先（</w:t>
       </w:r>
-      <w:hyperlink r:id="rId183">
-        <w:r>
-          <w:rPr>
-            <w:lang w:val="zh_TW" w:bidi="zh_TW"/>
-          </w:rPr>
-          <w:rPr>
-            <w:color w:val="0000EE"/>
-            <w:u w:val="single"/>
-          </w:rPr>
-          <w:t>民3:33</w:t>
-        </w:r>
-      </w:hyperlink>
+      <w:r>
+        <w:rPr>
+          <w:lang w:val="zh_TW" w:bidi="zh_TW"/>
+        </w:rPr>
+        <w:t>民3:33</w:t>
+      </w:r>
       <w:r>
         <w:rPr>
           <w:lang w:val="zh_TW" w:bidi="zh_TW"/>
         </w:rPr>
         <w:t>，</w:t>
       </w:r>
-      <w:hyperlink r:id="rId184">
-        <w:r>
-          <w:rPr>
-            <w:lang w:val="zh_TW" w:bidi="zh_TW"/>
-          </w:rPr>
-          <w:rPr>
-            <w:color w:val="0000EE"/>
-            <w:u w:val="single"/>
-          </w:rPr>
-          <w:t>26:58</w:t>
-        </w:r>
-      </w:hyperlink>
+      <w:r>
+        <w:rPr>
+          <w:lang w:val="zh_TW" w:bidi="zh_TW"/>
+        </w:rPr>
+        <w:t>26:58</w:t>
+      </w:r>
       <w:r>
         <w:rPr>
           <w:lang w:val="zh_TW" w:bidi="zh_TW"/>
         </w:rPr>
         <w:t>）。抹利族與米拉利的其它宗族一同負責搬運會幕的框架和院子的柱子（</w:t>
       </w:r>
-      <w:hyperlink r:id="rId185">
-        <w:r>
-          <w:rPr>
-            <w:lang w:val="zh_TW" w:bidi="zh_TW"/>
-          </w:rPr>
-          <w:rPr>
-            <w:color w:val="0000EE"/>
-            <w:u w:val="single"/>
-          </w:rPr>
-          <w:t>民4:29–33</w:t>
-        </w:r>
-      </w:hyperlink>
+      <w:r>
+        <w:rPr>
+          <w:lang w:val="zh_TW" w:bidi="zh_TW"/>
+        </w:rPr>
+        <w:t>民4:29–33</w:t>
+      </w:r>
       <w:r>
         <w:rPr>
           <w:lang w:val="zh_TW" w:bidi="zh_TW"/>
@@ -7553,54 +6437,36 @@
         </w:rPr>
         <w:t>母示的兒子，也是上述第1項的抹利的侄子（</w:t>
       </w:r>
-      <w:hyperlink r:id="rId186">
-        <w:r>
-          <w:rPr>
-            <w:lang w:val="zh_TW" w:bidi="zh_TW"/>
-          </w:rPr>
-          <w:rPr>
-            <w:color w:val="0000EE"/>
-            <w:u w:val="single"/>
-          </w:rPr>
-          <w:t>代上6:47</w:t>
-        </w:r>
-      </w:hyperlink>
+      <w:r>
+        <w:rPr>
+          <w:lang w:val="zh_TW" w:bidi="zh_TW"/>
+        </w:rPr>
+        <w:t>代上6:47</w:t>
+      </w:r>
       <w:r>
         <w:rPr>
           <w:lang w:val="zh_TW" w:bidi="zh_TW"/>
         </w:rPr>
         <w:t>，</w:t>
       </w:r>
-      <w:hyperlink r:id="rId187">
-        <w:r>
-          <w:rPr>
-            <w:lang w:val="zh_TW" w:bidi="zh_TW"/>
-          </w:rPr>
-          <w:rPr>
-            <w:color w:val="0000EE"/>
-            <w:u w:val="single"/>
-          </w:rPr>
-          <w:t>23:23</w:t>
-        </w:r>
-      </w:hyperlink>
+      <w:r>
+        <w:rPr>
+          <w:lang w:val="zh_TW" w:bidi="zh_TW"/>
+        </w:rPr>
+        <w:t>23:23</w:t>
+      </w:r>
       <w:r>
         <w:rPr>
           <w:lang w:val="zh_TW" w:bidi="zh_TW"/>
         </w:rPr>
         <w:t>，</w:t>
       </w:r>
-      <w:hyperlink r:id="rId188">
-        <w:r>
-          <w:rPr>
-            <w:lang w:val="zh_TW" w:bidi="zh_TW"/>
-          </w:rPr>
-          <w:rPr>
-            <w:color w:val="0000EE"/>
-            <w:u w:val="single"/>
-          </w:rPr>
-          <w:t>24:30</w:t>
-        </w:r>
-      </w:hyperlink>
+      <w:r>
+        <w:rPr>
+          <w:lang w:val="zh_TW" w:bidi="zh_TW"/>
+        </w:rPr>
+        <w:t>24:30</w:t>
+      </w:r>
       <w:r>
         <w:rPr>
           <w:lang w:val="zh_TW" w:bidi="zh_TW"/>
